--- a/Отчет_ИКБО-10-24_БикташевИИ.docx
+++ b/Отчет_ИКБО-10-24_БикташевИИ.docx
@@ -6126,6 +6126,132 @@
         </w:rPr>
       </w:pPr>
     </w:p>
+    <w:p>
+      <w:pPr>
+        <w:keepNext/>
+        <w:pageBreakBefore/>
+        <w:spacing w:before="160" w:after="120" w:line="360" w:lineRule="auto"/>
+        <w:jc w:val="center"/>
+        <w:outlineLvl w:val="0"/>
+      </w:pPr>
+      <w:bookmarkStart w:id="6" w:name="_Toc242108174"/>
+      <w:r>
+        <w:rPr>
+          <w:rFonts w:ascii="Times New Roman" w:hAnsi="Times New Roman"/>
+          <w:b/>
+          <w:color w:val="000000"/>
+          <w:sz w:val="28"/>
+        </w:rPr>
+        <w:lastRenderedPageBreak/>
+        <w:t>ВВЕДЕНИЕ</w:t>
+      </w:r>
+      <w:bookmarkEnd w:id="6"/>
+    </w:p>
+    <w:p>
+      <w:pPr>
+        <w:spacing w:after="0" w:line="360" w:lineRule="auto"/>
+        <w:ind w:firstLine="709"/>
+        <w:jc w:val="both"/>
+      </w:pPr>
+      <w:r>
+        <w:rPr>
+          <w:rFonts w:ascii="Times New Roman" w:hAnsi="Times New Roman"/>
+          <w:color w:val="000000"/>
+          <w:sz w:val="28"/>
+        </w:rPr>
+        <w:t>Тема практики — «Оптовая торговля офисной мебелью со склада». Разрабатываемое решение предназначено для обработки оптовых заявок покупателей и резервирования доступной мебели на складе.</w:t>
+      </w:r>
+    </w:p>
+    <w:p>
+      <w:pPr>
+        <w:spacing w:after="0" w:line="360" w:lineRule="auto"/>
+        <w:ind w:firstLine="709"/>
+        <w:jc w:val="both"/>
+      </w:pPr>
+      <w:r>
+        <w:rPr>
+          <w:rFonts w:ascii="Times New Roman" w:hAnsi="Times New Roman"/>
+          <w:color w:val="000000"/>
+          <w:sz w:val="28"/>
+        </w:rPr>
+        <w:t>Объект исследования — деятельность оптового склада офисной мебели по обслуживанию заявок корпоративных покупателей. Предмет исследования — методы и программные средства проверки заявки, расчёта её стоимости и резервирования складских остатков.</w:t>
+      </w:r>
+    </w:p>
+    <w:p>
+      <w:pPr>
+        <w:spacing w:after="0" w:line="360" w:lineRule="auto"/>
+        <w:ind w:firstLine="709"/>
+        <w:jc w:val="both"/>
+      </w:pPr>
+      <w:r>
+        <w:rPr>
+          <w:rFonts w:ascii="Times New Roman" w:hAnsi="Times New Roman"/>
+          <w:color w:val="000000"/>
+          <w:sz w:val="28"/>
+        </w:rPr>
+        <w:t>Цель практики — разработать и сравнить процедурную реализацию на Python и объектно-ориентированную реализацию на Java для обработки оптовой заявки и резервирования мебели с последующим хранением данных в СУБД.</w:t>
+      </w:r>
+    </w:p>
+    <w:p>
+      <w:pPr>
+        <w:spacing w:after="0" w:line="360" w:lineRule="auto"/>
+        <w:ind w:firstLine="709"/>
+        <w:jc w:val="both"/>
+      </w:pPr>
+      <w:r>
+        <w:rPr>
+          <w:rFonts w:ascii="Times New Roman" w:hAnsi="Times New Roman"/>
+          <w:color w:val="000000"/>
+          <w:sz w:val="28"/>
+        </w:rPr>
+        <w:t>Актуальность темы определяется необходимостью согласованно обрабатывать заявки покупателей и учитывать доступность мебели. При раздельном ведении заказов и остатков возникает риск повторного обещания одного товара разным покупателям. Учебная модель позволяет сформулировать единые правила резервирования и затем проверить их в двух программных реализациях.</w:t>
+      </w:r>
+    </w:p>
+    <w:p>
+      <w:pPr>
+        <w:spacing w:after="0" w:line="360" w:lineRule="auto"/>
+        <w:ind w:firstLine="709"/>
+        <w:jc w:val="both"/>
+      </w:pPr>
+      <w:r>
+        <w:rPr>
+          <w:rFonts w:ascii="Times New Roman" w:hAnsi="Times New Roman"/>
+          <w:color w:val="000000"/>
+          <w:sz w:val="28"/>
+        </w:rPr>
+        <w:t>Цель исследовательского этапа — проанализировать предметную область и существующие решения, определить границы автоматизируемого процесса и сформулировать требования к последующей разработке.</w:t>
+      </w:r>
+    </w:p>
+    <w:p>
+      <w:pPr>
+        <w:spacing w:after="0" w:line="360" w:lineRule="auto"/>
+        <w:ind w:firstLine="709"/>
+        <w:jc w:val="both"/>
+      </w:pPr>
+      <w:r>
+        <w:rPr>
+          <w:rFonts w:ascii="Times New Roman" w:hAnsi="Times New Roman"/>
+          <w:color w:val="000000"/>
+          <w:sz w:val="28"/>
+        </w:rPr>
+        <w:t>Для достижения цели необходимо: описать особенности складской торговли офисной мебелью; исследовать обработку заявки и резервирование; сравнить существующие средства учёта; обосновать инструменты разработки; установить функциональные и нефункциональные требования; подготовить перевод профессионального источника.</w:t>
+      </w:r>
+    </w:p>
+    <w:p>
+      <w:pPr>
+        <w:spacing w:after="0" w:line="360" w:lineRule="auto"/>
+        <w:ind w:firstLine="709"/>
+        <w:jc w:val="both"/>
+      </w:pPr>
+      <w:r>
+        <w:rPr>
+          <w:rFonts w:ascii="Times New Roman" w:hAnsi="Times New Roman"/>
+          <w:color w:val="000000"/>
+          <w:sz w:val="28"/>
+        </w:rPr>
+        <w:t>Методы: анализ литературы и документации, сравнение программных продуктов и описание процесса. Рассматривается учебная модель одного склада; обследование организации и испытания программ не проводились.</w:t>
+      </w:r>
+    </w:p>
     <w:sectPr>
       <w:headerReference w:type="default" r:id="rId14"/>
       <w:footerReference w:type="default" r:id="rId15"/>

--- a/Отчет_ИКБО-10-24_БикташевИИ.docx
+++ b/Отчет_ИКБО-10-24_БикташевИИ.docx
@@ -58,7 +58,7 @@
                               </pic:cNvPicPr>
                             </pic:nvPicPr>
                             <pic:blipFill>
-                              <a:blip r:embed="rId7"/>
+                              <a:blip r:embed="rId8"/>
                               <a:stretch/>
                             </pic:blipFill>
                             <pic:spPr bwMode="auto">
@@ -1166,7 +1166,7 @@
                               </pic:cNvPicPr>
                             </pic:nvPicPr>
                             <pic:blipFill>
-                              <a:blip r:embed="rId7"/>
+                              <a:blip r:embed="rId8"/>
                               <a:stretch/>
                             </pic:blipFill>
                             <pic:spPr bwMode="auto">
@@ -4244,7 +4244,7 @@
                               </pic:cNvPicPr>
                             </pic:nvPicPr>
                             <pic:blipFill>
-                              <a:blip r:embed="rId7"/>
+                              <a:blip r:embed="rId8"/>
                               <a:stretch/>
                             </pic:blipFill>
                             <pic:spPr bwMode="auto">
@@ -6128,12 +6128,727 @@
     </w:p>
     <w:p>
       <w:pPr>
+        <w:sectPr>
+          <w:headerReference w:type="default" r:id="rId14"/>
+          <w:footerReference w:type="default" r:id="rId15"/>
+          <w:headerReference w:type="first" r:id="rId16"/>
+          <w:footerReference w:type="first" r:id="rId17"/>
+          <w:pgSz w:w="11906" w:h="16838"/>
+          <w:pgMar w:top="1134" w:right="567" w:bottom="1134" w:left="1418" w:header="709" w:footer="709" w:gutter="0"/>
+          <w:cols w:space="708"/>
+          <w:docGrid w:linePitch="360"/>
+        </w:sectPr>
+      </w:pPr>
+    </w:p>
+    <w:p>
+      <w:pPr>
+        <w:keepNext/>
+        <w:spacing w:before="160" w:after="120" w:line="360" w:lineRule="auto"/>
+        <w:outlineLvl w:val="0"/>
+        <w:rPr>
+          <w:rFonts w:ascii="Times New Roman" w:hAnsi="Times New Roman"/>
+          <w:b/>
+          <w:color w:val="000000"/>
+          <w:sz w:val="28"/>
+          <w:lang w:val="en-US"/>
+        </w:rPr>
+      </w:pPr>
+      <w:bookmarkStart w:id="3" w:name="_Toc242108079"/>
+      <w:bookmarkStart w:id="4" w:name="_Toc242108172"/>
+      <w:r>
+        <w:rPr>
+          <w:rFonts w:ascii="Times New Roman" w:hAnsi="Times New Roman"/>
+          <w:b/>
+          <w:color w:val="000000"/>
+          <w:sz w:val="28"/>
+        </w:rPr>
+        <w:lastRenderedPageBreak/>
+        <w:t>СОДЕРЖАНИЕ</w:t>
+      </w:r>
+      <w:bookmarkEnd w:id="3"/>
+      <w:bookmarkEnd w:id="4"/>
+    </w:p>
+    <w:p>
+      <w:pPr>
+        <w:keepNext w:val="0"/>
+        <w:keepLines/>
+        <w:tabs>
+          <w:tab w:pos="9072" w:val="right" w:leader="dot"/>
+        </w:tabs>
+        <w:spacing w:after="0" w:line="240" w:lineRule="auto" w:before="0"/>
+        <w:ind w:left="0"/>
+        <w:jc w:val="both"/>
+      </w:pPr>
+      <w:r>
+        <w:rPr>
+          <w:rFonts w:ascii="Times New Roman" w:hAnsi="Times New Roman"/>
+          <w:b/>
+          <w:color w:val="000000"/>
+          <w:sz w:val="24"/>
+        </w:rPr>
+        <w:t>ПЕРЕЧЕНЬ ТЕРМИНОВ И СОКРАЩЕНИЙ</w:t>
+        <w:tab/>
+        <w:t>7</w:t>
+      </w:r>
+    </w:p>
+    <w:p>
+      <w:pPr>
+        <w:keepNext w:val="0"/>
+        <w:keepLines/>
+        <w:tabs>
+          <w:tab w:pos="9072" w:val="right" w:leader="dot"/>
+        </w:tabs>
+        <w:spacing w:after="0" w:line="240" w:lineRule="auto" w:before="0"/>
+        <w:ind w:left="0"/>
+        <w:jc w:val="both"/>
+      </w:pPr>
+      <w:r>
+        <w:rPr>
+          <w:rFonts w:ascii="Times New Roman" w:hAnsi="Times New Roman"/>
+          <w:b/>
+          <w:color w:val="000000"/>
+          <w:sz w:val="24"/>
+        </w:rPr>
+        <w:t>ВВЕДЕНИЕ</w:t>
+        <w:tab/>
+        <w:t>8</w:t>
+      </w:r>
+    </w:p>
+    <w:p>
+      <w:pPr>
+        <w:keepNext w:val="0"/>
+        <w:keepLines/>
+        <w:tabs>
+          <w:tab w:pos="9072" w:val="right" w:leader="dot"/>
+        </w:tabs>
+        <w:spacing w:after="0" w:line="240" w:lineRule="auto" w:before="0"/>
+        <w:ind w:left="0"/>
+        <w:jc w:val="both"/>
+      </w:pPr>
+      <w:r>
+        <w:rPr>
+          <w:rFonts w:ascii="Times New Roman" w:hAnsi="Times New Roman"/>
+          <w:b/>
+          <w:color w:val="000000"/>
+          <w:sz w:val="24"/>
+        </w:rPr>
+        <w:t>1 Предметная область</w:t>
+        <w:tab/>
+        <w:t>10</w:t>
+      </w:r>
+    </w:p>
+    <w:p>
+      <w:pPr>
+        <w:keepNext w:val="0"/>
+        <w:keepLines/>
+        <w:tabs>
+          <w:tab w:pos="9072" w:val="right" w:leader="dot"/>
+        </w:tabs>
+        <w:spacing w:after="0" w:line="240" w:lineRule="auto" w:before="0"/>
+        <w:ind w:left="360"/>
+        <w:jc w:val="both"/>
+      </w:pPr>
+      <w:r>
+        <w:rPr>
+          <w:rFonts w:ascii="Times New Roman" w:hAnsi="Times New Roman"/>
+          <w:b/>
+          <w:color w:val="000000"/>
+          <w:sz w:val="24"/>
+        </w:rPr>
+        <w:t>1.1 Содержание и развитие предметной области</w:t>
+        <w:tab/>
+        <w:t>10</w:t>
+      </w:r>
+    </w:p>
+    <w:p>
+      <w:pPr>
+        <w:keepNext w:val="0"/>
+        <w:keepLines/>
+        <w:tabs>
+          <w:tab w:pos="9072" w:val="right" w:leader="dot"/>
+        </w:tabs>
+        <w:spacing w:after="0" w:line="240" w:lineRule="auto" w:before="0"/>
+        <w:ind w:left="360"/>
+        <w:jc w:val="both"/>
+      </w:pPr>
+      <w:r>
+        <w:rPr>
+          <w:rFonts w:ascii="Times New Roman" w:hAnsi="Times New Roman"/>
+          <w:b/>
+          <w:color w:val="000000"/>
+          <w:sz w:val="24"/>
+        </w:rPr>
+        <w:t>1.2 Проблемы учёта и необходимость автоматизации</w:t>
+        <w:tab/>
+        <w:t>11</w:t>
+      </w:r>
+    </w:p>
+    <w:p>
+      <w:pPr>
+        <w:keepNext w:val="0"/>
+        <w:keepLines/>
+        <w:tabs>
+          <w:tab w:pos="9072" w:val="right" w:leader="dot"/>
+        </w:tabs>
+        <w:spacing w:after="0" w:line="240" w:lineRule="auto" w:before="0"/>
+        <w:ind w:left="360"/>
+        <w:jc w:val="both"/>
+      </w:pPr>
+      <w:r>
+        <w:rPr>
+          <w:rFonts w:ascii="Times New Roman" w:hAnsi="Times New Roman"/>
+          <w:b/>
+          <w:color w:val="000000"/>
+          <w:sz w:val="24"/>
+        </w:rPr>
+        <w:t>1.3 Анализ существующих решений</w:t>
+        <w:tab/>
+        <w:t>12</w:t>
+      </w:r>
+    </w:p>
+    <w:p>
+      <w:pPr>
+        <w:keepNext w:val="0"/>
+        <w:keepLines/>
+        <w:tabs>
+          <w:tab w:pos="9072" w:val="right" w:leader="dot"/>
+        </w:tabs>
+        <w:spacing w:after="0" w:line="240" w:lineRule="auto" w:before="0"/>
+        <w:ind w:left="0"/>
+        <w:jc w:val="both"/>
+      </w:pPr>
+      <w:r>
+        <w:rPr>
+          <w:rFonts w:ascii="Times New Roman" w:hAnsi="Times New Roman"/>
+          <w:b/>
+          <w:color w:val="000000"/>
+          <w:sz w:val="24"/>
+        </w:rPr>
+        <w:t>2 Описание основного бизнес-процесса</w:t>
+        <w:tab/>
+        <w:t>14</w:t>
+      </w:r>
+    </w:p>
+    <w:p>
+      <w:pPr>
+        <w:keepNext w:val="0"/>
+        <w:keepLines/>
+        <w:tabs>
+          <w:tab w:pos="9072" w:val="right" w:leader="dot"/>
+        </w:tabs>
+        <w:spacing w:after="0" w:line="240" w:lineRule="auto" w:before="0"/>
+        <w:ind w:left="360"/>
+        <w:jc w:val="both"/>
+      </w:pPr>
+      <w:r>
+        <w:rPr>
+          <w:rFonts w:ascii="Times New Roman" w:hAnsi="Times New Roman"/>
+          <w:b/>
+          <w:color w:val="000000"/>
+          <w:sz w:val="24"/>
+        </w:rPr>
+        <w:t>2.1 Границы процесса и участники</w:t>
+        <w:tab/>
+        <w:t>14</w:t>
+      </w:r>
+    </w:p>
+    <w:p>
+      <w:pPr>
+        <w:keepNext w:val="0"/>
+        <w:keepLines/>
+        <w:tabs>
+          <w:tab w:pos="9072" w:val="right" w:leader="dot"/>
+        </w:tabs>
+        <w:spacing w:after="0" w:line="240" w:lineRule="auto" w:before="0"/>
+        <w:ind w:left="360"/>
+        <w:jc w:val="both"/>
+      </w:pPr>
+      <w:r>
+        <w:rPr>
+          <w:rFonts w:ascii="Times New Roman" w:hAnsi="Times New Roman"/>
+          <w:b/>
+          <w:color w:val="000000"/>
+          <w:sz w:val="24"/>
+        </w:rPr>
+        <w:t>2.2 Входные данные и правила обработки</w:t>
+        <w:tab/>
+        <w:t>14</w:t>
+      </w:r>
+    </w:p>
+    <w:p>
+      <w:pPr>
+        <w:keepNext w:val="0"/>
+        <w:keepLines/>
+        <w:tabs>
+          <w:tab w:pos="9072" w:val="right" w:leader="dot"/>
+        </w:tabs>
+        <w:spacing w:after="0" w:line="240" w:lineRule="auto" w:before="0"/>
+        <w:ind w:left="360"/>
+        <w:jc w:val="both"/>
+      </w:pPr>
+      <w:r>
+        <w:rPr>
+          <w:rFonts w:ascii="Times New Roman" w:hAnsi="Times New Roman"/>
+          <w:b/>
+          <w:color w:val="000000"/>
+          <w:sz w:val="24"/>
+        </w:rPr>
+        <w:t>2.3 Последовательность выполнения</w:t>
+        <w:tab/>
+        <w:t>14</w:t>
+      </w:r>
+    </w:p>
+    <w:p>
+      <w:pPr>
+        <w:keepNext w:val="0"/>
+        <w:keepLines/>
+        <w:tabs>
+          <w:tab w:pos="9072" w:val="right" w:leader="dot"/>
+        </w:tabs>
+        <w:spacing w:after="0" w:line="240" w:lineRule="auto" w:before="0"/>
+        <w:ind w:left="360"/>
+        <w:jc w:val="both"/>
+      </w:pPr>
+      <w:r>
+        <w:rPr>
+          <w:rFonts w:ascii="Times New Roman" w:hAnsi="Times New Roman"/>
+          <w:b/>
+          <w:color w:val="000000"/>
+          <w:sz w:val="24"/>
+        </w:rPr>
+        <w:t>2.4 Выходные данные и узкие места</w:t>
+        <w:tab/>
+        <w:t>15</w:t>
+      </w:r>
+    </w:p>
+    <w:p>
+      <w:pPr>
+        <w:keepNext w:val="0"/>
+        <w:keepLines/>
+        <w:tabs>
+          <w:tab w:pos="9072" w:val="right" w:leader="dot"/>
+        </w:tabs>
+        <w:spacing w:after="0" w:line="240" w:lineRule="auto" w:before="0"/>
+        <w:ind w:left="360"/>
+        <w:jc w:val="both"/>
+      </w:pPr>
+      <w:r>
+        <w:rPr>
+          <w:rFonts w:ascii="Times New Roman" w:hAnsi="Times New Roman"/>
+          <w:b/>
+          <w:color w:val="000000"/>
+          <w:sz w:val="24"/>
+        </w:rPr>
+        <w:t>2.5 Требования к автоматизации</w:t>
+        <w:tab/>
+        <w:t>16</w:t>
+      </w:r>
+    </w:p>
+    <w:p>
+      <w:pPr>
+        <w:keepNext w:val="0"/>
+        <w:keepLines/>
+        <w:tabs>
+          <w:tab w:pos="9072" w:val="right" w:leader="dot"/>
+        </w:tabs>
+        <w:spacing w:after="0" w:line="240" w:lineRule="auto" w:before="0"/>
+        <w:ind w:left="0"/>
+        <w:jc w:val="both"/>
+      </w:pPr>
+      <w:r>
+        <w:rPr>
+          <w:rFonts w:ascii="Times New Roman" w:hAnsi="Times New Roman"/>
+          <w:b/>
+          <w:color w:val="000000"/>
+          <w:sz w:val="24"/>
+        </w:rPr>
+        <w:t>3 Среда разработки, система контроля версий и технологии</w:t>
+        <w:tab/>
+        <w:t>18</w:t>
+      </w:r>
+    </w:p>
+    <w:p>
+      <w:pPr>
+        <w:keepNext w:val="0"/>
+        <w:keepLines/>
+        <w:tabs>
+          <w:tab w:pos="9072" w:val="right" w:leader="dot"/>
+        </w:tabs>
+        <w:spacing w:after="0" w:line="240" w:lineRule="auto" w:before="0"/>
+        <w:ind w:left="360"/>
+        <w:jc w:val="both"/>
+      </w:pPr>
+      <w:r>
+        <w:rPr>
+          <w:rFonts w:ascii="Times New Roman" w:hAnsi="Times New Roman"/>
+          <w:b/>
+          <w:color w:val="000000"/>
+          <w:sz w:val="24"/>
+        </w:rPr>
+        <w:t>3.1 Языки программирования и организация реализаций</w:t>
+        <w:tab/>
+        <w:t>18</w:t>
+      </w:r>
+    </w:p>
+    <w:p>
+      <w:pPr>
+        <w:keepNext w:val="0"/>
+        <w:keepLines/>
+        <w:tabs>
+          <w:tab w:pos="9072" w:val="right" w:leader="dot"/>
+        </w:tabs>
+        <w:spacing w:after="0" w:line="240" w:lineRule="auto" w:before="0"/>
+        <w:ind w:left="360"/>
+        <w:jc w:val="both"/>
+      </w:pPr>
+      <w:r>
+        <w:rPr>
+          <w:rFonts w:ascii="Times New Roman" w:hAnsi="Times New Roman"/>
+          <w:b/>
+          <w:color w:val="000000"/>
+          <w:sz w:val="24"/>
+        </w:rPr>
+        <w:t>3.2 Хранение данных и среда разработки</w:t>
+        <w:tab/>
+        <w:t>18</w:t>
+      </w:r>
+    </w:p>
+    <w:p>
+      <w:pPr>
+        <w:keepNext w:val="0"/>
+        <w:keepLines/>
+        <w:tabs>
+          <w:tab w:pos="9072" w:val="right" w:leader="dot"/>
+        </w:tabs>
+        <w:spacing w:after="0" w:line="240" w:lineRule="auto" w:before="0"/>
+        <w:ind w:left="360"/>
+        <w:jc w:val="both"/>
+      </w:pPr>
+      <w:r>
+        <w:rPr>
+          <w:rFonts w:ascii="Times New Roman" w:hAnsi="Times New Roman"/>
+          <w:b/>
+          <w:color w:val="000000"/>
+          <w:sz w:val="24"/>
+        </w:rPr>
+        <w:t>3.3 Организация контроля версий</w:t>
+        <w:tab/>
+        <w:t>19</w:t>
+      </w:r>
+    </w:p>
+    <w:p>
+      <w:pPr>
+        <w:keepNext w:val="0"/>
+        <w:keepLines/>
+        <w:tabs>
+          <w:tab w:pos="9072" w:val="right" w:leader="dot"/>
+        </w:tabs>
+        <w:spacing w:after="0" w:line="240" w:lineRule="auto" w:before="0"/>
+        <w:ind w:left="360"/>
+        <w:jc w:val="both"/>
+      </w:pPr>
+      <w:r>
+        <w:rPr>
+          <w:rFonts w:ascii="Times New Roman" w:hAnsi="Times New Roman"/>
+          <w:b/>
+          <w:color w:val="000000"/>
+          <w:sz w:val="24"/>
+        </w:rPr>
+        <w:t>3.4 Выводы</w:t>
+        <w:tab/>
+        <w:t>19</w:t>
+      </w:r>
+    </w:p>
+    <w:p>
+      <w:pPr>
+        <w:keepNext w:val="0"/>
+        <w:keepLines/>
+        <w:tabs>
+          <w:tab w:pos="9072" w:val="right" w:leader="dot"/>
+        </w:tabs>
+        <w:spacing w:after="0" w:line="240" w:lineRule="auto" w:before="0"/>
+        <w:ind w:left="0"/>
+        <w:jc w:val="both"/>
+      </w:pPr>
+      <w:r>
+        <w:rPr>
+          <w:rFonts w:ascii="Times New Roman" w:hAnsi="Times New Roman"/>
+          <w:b/>
+          <w:color w:val="000000"/>
+          <w:sz w:val="24"/>
+        </w:rPr>
+        <w:t>4 Перевод фрагмента иностранной статьи</w:t>
+        <w:tab/>
+        <w:t>20</w:t>
+      </w:r>
+    </w:p>
+    <w:p>
+      <w:pPr>
+        <w:keepNext w:val="0"/>
+        <w:keepLines/>
+        <w:tabs>
+          <w:tab w:pos="9072" w:val="right" w:leader="dot"/>
+        </w:tabs>
+        <w:spacing w:after="0" w:line="240" w:lineRule="auto" w:before="0"/>
+        <w:ind w:left="360"/>
+        <w:jc w:val="both"/>
+      </w:pPr>
+      <w:r>
+        <w:rPr>
+          <w:rFonts w:ascii="Times New Roman" w:hAnsi="Times New Roman"/>
+          <w:b/>
+          <w:color w:val="000000"/>
+          <w:sz w:val="24"/>
+        </w:rPr>
+        <w:t>4.1 Выходные данные оригинала</w:t>
+        <w:tab/>
+        <w:t>20</w:t>
+      </w:r>
+    </w:p>
+    <w:p>
+      <w:pPr>
+        <w:keepNext w:val="0"/>
+        <w:keepLines/>
+        <w:tabs>
+          <w:tab w:pos="9072" w:val="right" w:leader="dot"/>
+        </w:tabs>
+        <w:spacing w:after="0" w:line="240" w:lineRule="auto" w:before="0"/>
+        <w:ind w:left="360"/>
+        <w:jc w:val="both"/>
+      </w:pPr>
+      <w:r>
+        <w:rPr>
+          <w:rFonts w:ascii="Times New Roman" w:hAnsi="Times New Roman"/>
+          <w:b/>
+          <w:color w:val="000000"/>
+          <w:sz w:val="24"/>
+        </w:rPr>
+        <w:t>4.2 Перевод фрагмента</w:t>
+        <w:tab/>
+        <w:t>20</w:t>
+      </w:r>
+    </w:p>
+    <w:p>
+      <w:pPr>
+        <w:keepNext w:val="0"/>
+        <w:keepLines/>
+        <w:tabs>
+          <w:tab w:pos="9072" w:val="right" w:leader="dot"/>
+        </w:tabs>
+        <w:spacing w:after="0" w:line="240" w:lineRule="auto" w:before="0"/>
+        <w:ind w:left="0"/>
+        <w:jc w:val="both"/>
+      </w:pPr>
+      <w:r>
+        <w:rPr>
+          <w:rFonts w:ascii="Times New Roman" w:hAnsi="Times New Roman"/>
+          <w:b/>
+          <w:color w:val="000000"/>
+          <w:sz w:val="24"/>
+        </w:rPr>
+        <w:t>СПИСОК ИСПОЛЬЗОВАННЫХ ИСТОЧНИКОВ</w:t>
+        <w:tab/>
+        <w:t>24</w:t>
+      </w:r>
+    </w:p>
+    <w:p>
+      <w:pPr>
         <w:keepNext/>
         <w:pageBreakBefore/>
         <w:spacing w:before="160" w:after="120" w:line="360" w:lineRule="auto"/>
         <w:jc w:val="center"/>
         <w:outlineLvl w:val="0"/>
       </w:pPr>
+      <w:bookmarkStart w:id="5" w:name="_Toc242108173"/>
+      <w:r>
+        <w:rPr>
+          <w:rFonts w:ascii="Times New Roman" w:hAnsi="Times New Roman"/>
+          <w:b/>
+          <w:color w:val="000000"/>
+          <w:sz w:val="28"/>
+        </w:rPr>
+        <w:lastRenderedPageBreak/>
+        <w:t>ПЕРЕЧЕНЬ ТЕРМИНОВ И СОКРАЩЕНИЙ</w:t>
+      </w:r>
+      <w:bookmarkEnd w:id="5"/>
+    </w:p>
+    <w:p>
+      <w:pPr>
+        <w:spacing w:after="0" w:line="360" w:lineRule="auto"/>
+        <w:ind w:firstLine="709"/>
+        <w:jc w:val="both"/>
+      </w:pPr>
+      <w:r>
+        <w:rPr>
+          <w:rFonts w:ascii="Times New Roman" w:hAnsi="Times New Roman"/>
+          <w:color w:val="000000"/>
+          <w:sz w:val="28"/>
+        </w:rPr>
+        <w:t>Артикул — уникальное обозначение товарной позиции с определёнными характеристиками и комплектацией.</w:t>
+      </w:r>
+    </w:p>
+    <w:p>
+      <w:pPr>
+        <w:spacing w:after="0" w:line="360" w:lineRule="auto"/>
+        <w:ind w:firstLine="709"/>
+        <w:jc w:val="both"/>
+      </w:pPr>
+      <w:r>
+        <w:rPr>
+          <w:rFonts w:ascii="Times New Roman" w:hAnsi="Times New Roman"/>
+          <w:color w:val="000000"/>
+          <w:sz w:val="28"/>
+        </w:rPr>
+        <w:t>Заявка — запрос покупателя на приобретение заданного количества товаров.</w:t>
+      </w:r>
+    </w:p>
+    <w:p>
+      <w:pPr>
+        <w:spacing w:after="0" w:line="360" w:lineRule="auto"/>
+        <w:ind w:firstLine="709"/>
+        <w:jc w:val="both"/>
+      </w:pPr>
+      <w:r>
+        <w:rPr>
+          <w:rFonts w:ascii="Times New Roman" w:hAnsi="Times New Roman"/>
+          <w:color w:val="000000"/>
+          <w:sz w:val="28"/>
+        </w:rPr>
+        <w:t>Заказ — зарегистрированная и согласованная заявка покупателя.</w:t>
+      </w:r>
+    </w:p>
+    <w:p>
+      <w:pPr>
+        <w:spacing w:after="0" w:line="360" w:lineRule="auto"/>
+        <w:ind w:firstLine="709"/>
+        <w:jc w:val="both"/>
+      </w:pPr>
+      <w:r>
+        <w:rPr>
+          <w:rFonts w:ascii="Times New Roman" w:hAnsi="Times New Roman"/>
+          <w:color w:val="000000"/>
+          <w:sz w:val="28"/>
+        </w:rPr>
+        <w:t>Физический остаток — фактическое количество товара, находящегося на складе.</w:t>
+      </w:r>
+    </w:p>
+    <w:p>
+      <w:pPr>
+        <w:spacing w:after="0" w:line="360" w:lineRule="auto"/>
+        <w:ind w:firstLine="709"/>
+        <w:jc w:val="both"/>
+      </w:pPr>
+      <w:r>
+        <w:rPr>
+          <w:rFonts w:ascii="Times New Roman" w:hAnsi="Times New Roman"/>
+          <w:color w:val="000000"/>
+          <w:sz w:val="28"/>
+        </w:rPr>
+        <w:t>Резерв — количество товара, закреплённое за подтверждённым заказом.</w:t>
+      </w:r>
+    </w:p>
+    <w:p>
+      <w:pPr>
+        <w:spacing w:after="0" w:line="360" w:lineRule="auto"/>
+        <w:ind w:firstLine="709"/>
+        <w:jc w:val="both"/>
+      </w:pPr>
+      <w:r>
+        <w:rPr>
+          <w:rFonts w:ascii="Times New Roman" w:hAnsi="Times New Roman"/>
+          <w:color w:val="000000"/>
+          <w:sz w:val="28"/>
+        </w:rPr>
+        <w:t>Доступный остаток — физический остаток за вычетом активных резервов.</w:t>
+      </w:r>
+    </w:p>
+    <w:p>
+      <w:pPr>
+        <w:spacing w:after="0" w:line="360" w:lineRule="auto"/>
+        <w:ind w:firstLine="709"/>
+        <w:jc w:val="both"/>
+      </w:pPr>
+      <w:r>
+        <w:rPr>
+          <w:rFonts w:ascii="Times New Roman" w:hAnsi="Times New Roman"/>
+          <w:color w:val="000000"/>
+          <w:sz w:val="28"/>
+        </w:rPr>
+        <w:t>СУБД — система управления базами данных.</w:t>
+      </w:r>
+    </w:p>
+    <w:p>
+      <w:pPr>
+        <w:spacing w:after="0" w:line="360" w:lineRule="auto"/>
+        <w:ind w:firstLine="709"/>
+        <w:jc w:val="both"/>
+      </w:pPr>
+      <w:r>
+        <w:rPr>
+          <w:rFonts w:ascii="Times New Roman" w:hAnsi="Times New Roman"/>
+          <w:color w:val="000000"/>
+          <w:sz w:val="28"/>
+        </w:rPr>
+        <w:t>ООП — объектно-ориентированное программирование.</w:t>
+      </w:r>
+    </w:p>
+    <w:p>
+      <w:pPr>
+        <w:spacing w:after="0" w:line="360" w:lineRule="auto"/>
+        <w:ind w:firstLine="709"/>
+        <w:jc w:val="both"/>
+      </w:pPr>
+      <w:r>
+        <w:rPr>
+          <w:rFonts w:ascii="Times New Roman" w:hAnsi="Times New Roman"/>
+          <w:color w:val="000000"/>
+          <w:sz w:val="28"/>
+        </w:rPr>
+        <w:t>VCS (</w:t>
+      </w:r>
+      <w:proofErr w:type="spellStart"/>
+      <w:r>
+        <w:rPr>
+          <w:rFonts w:ascii="Times New Roman" w:hAnsi="Times New Roman"/>
+          <w:color w:val="000000"/>
+          <w:sz w:val="28"/>
+        </w:rPr>
+        <w:t>Version</w:t>
+      </w:r>
+      <w:proofErr w:type="spellEnd"/>
+      <w:r>
+        <w:rPr>
+          <w:rFonts w:ascii="Times New Roman" w:hAnsi="Times New Roman"/>
+          <w:color w:val="000000"/>
+          <w:sz w:val="28"/>
+        </w:rPr>
+        <w:t xml:space="preserve"> Control System) — система контроля версий.</w:t>
+      </w:r>
+    </w:p>
+    <w:p>
+      <w:pPr>
+        <w:spacing w:after="0" w:line="360" w:lineRule="auto"/>
+        <w:ind w:firstLine="709"/>
+        <w:jc w:val="both"/>
+      </w:pPr>
+      <w:r>
+        <w:rPr>
+          <w:rFonts w:ascii="Times New Roman" w:hAnsi="Times New Roman"/>
+          <w:color w:val="000000"/>
+          <w:sz w:val="28"/>
+        </w:rPr>
+        <w:t>ERP (Enterprise Resource Planning) — система планирования ресурсов предприятия.</w:t>
+      </w:r>
+    </w:p>
+    <w:p>
+      <w:pPr>
+        <w:pStyle w:val="1"/>
+        <w:keepNext/>
+        <w:pageBreakBefore/>
+        <w:spacing w:before="160" w:after="120" w:line="360" w:lineRule="auto"/>
+        <w:jc w:val="center"/>
+        <w:outlineLvl w:val="0"/>
+      </w:pPr>
       <w:bookmarkStart w:id="6" w:name="_Toc242108174"/>
       <w:r>
         <w:rPr>
@@ -6159,7 +6874,7 @@
           <w:color w:val="000000"/>
           <w:sz w:val="28"/>
         </w:rPr>
-        <w:t>Тема практики — «Оптовая торговля офисной мебелью со склада». Разрабатываемое решение предназначено для обработки оптовых заявок покупателей и резервирования доступной мебели на складе.</w:t>
+        <w:t>Оптовая торговля офисной мебелью обеспечивает организации рабочими столами, креслами, шкафами, тумбами и другими изделиями. При работе со склада поставщик должен одновременно учитывать состав оптовой заявки, действующие цены, физические остатки и уже созданные резервы.</w:t>
       </w:r>
     </w:p>
     <w:p>
@@ -6174,7 +6889,7 @@
           <w:color w:val="000000"/>
           <w:sz w:val="28"/>
         </w:rPr>
-        <w:t>Объект исследования — деятельность оптового склада офисной мебели по обслуживанию заявок корпоративных покупателей. Предмет исследования — методы и программные средства проверки заявки, расчёта её стоимости и резервирования складских остатков.</w:t>
+        <w:t>Заявки корпоративных покупателей обычно включают несколько позиций с различными характеристиками и количеством. Ручная сверка таких заявок с отдельными таблицами остатков увеличивает время обработки и создаёт риск повторного резервирования одного товара для разных покупателей.</w:t>
       </w:r>
     </w:p>
     <w:p>
@@ -6189,7 +6904,7 @@
           <w:color w:val="000000"/>
           <w:sz w:val="28"/>
         </w:rPr>
-        <w:t>Цель практики — разработать и сравнить процедурную реализацию на Python и объектно-ориентированную реализацию на Java для обработки оптовой заявки и резервирования мебели с последующим хранением данных в СУБД.</w:t>
+        <w:t>Настоящая работа посвящена разработке системы автоматизации обработки оптовой заявки и резервирования офисной мебели на складе. Система проверяет корректность заявки и наличие товаров, рассчитывает стоимость заказа, создаёт резерв при полном наличии всех позиций либо формирует обоснованный отказ.</w:t>
       </w:r>
     </w:p>
     <w:p>
@@ -6204,7 +6919,7 @@
           <w:color w:val="000000"/>
           <w:sz w:val="28"/>
         </w:rPr>
-        <w:t>Актуальность темы определяется необходимостью согласованно обрабатывать заявки покупателей и учитывать доступность мебели. При раздельном ведении заказов и остатков возникает риск повторного обещания одного товара разным покупателям. Учебная модель позволяет сформулировать единые правила резервирования и затем проверить их в двух программных реализациях.</w:t>
+        <w:t>Бизнес-правила реализуются двумя способами: средствами процедурного программирования на Python и объектно-ориентированного программирования на Java. Для хранения сведений о товарах, покупателях, заказах и резервах используется реляционная база данных PostgreSQL.</w:t>
       </w:r>
     </w:p>
     <w:p>
@@ -6219,7 +6934,7 @@
           <w:color w:val="000000"/>
           <w:sz w:val="28"/>
         </w:rPr>
-        <w:t>Цель исследовательского этапа — проанализировать предметную область и существующие решения, определить границы автоматизируемого процесса и сформулировать требования к последующей разработке.</w:t>
+        <w:t>Автоматизация позволяет сократить число повторных операций, согласовать сведения о заказах и складских остатках и предотвратить создание резервов сверх доступного количества.</w:t>
       </w:r>
     </w:p>
     <w:p>
@@ -6234,7 +6949,7 @@
           <w:color w:val="000000"/>
           <w:sz w:val="28"/>
         </w:rPr>
-        <w:t>Для достижения цели необходимо: описать особенности складской торговли офисной мебелью; исследовать обработку заявки и резервирование; сравнить существующие средства учёта; обосновать инструменты разработки; установить функциональные и нефункциональные требования; подготовить перевод профессионального источника.</w:t>
+        <w:t>Цель работы — спроектировать и реализовать систему обработки оптовых заявок и резервирования офисной мебели, а также сопоставить процедурную и объектно-ориентированную реализации одной и той же бизнес-логики.</w:t>
       </w:r>
     </w:p>
     <w:p>
@@ -6249,16 +6964,4758 @@
           <w:color w:val="000000"/>
           <w:sz w:val="28"/>
         </w:rPr>
-        <w:t>Методы: анализ литературы и документации, сравнение программных продуктов и описание процесса. Рассматривается учебная модель одного склада; обследование организации и испытания программ не проводились.</w:t>
+        <w:t>Для достижения поставленной цели необходимо решить следующие задачи:</w:t>
+      </w:r>
+    </w:p>
+    <w:p>
+      <w:pPr>
+        <w:pStyle w:val="a3"/>
+        <w:numPr>
+          <w:ilvl w:val="0"/>
+          <w:numId w:val="3"/>
+        </w:numPr>
+        <w:spacing w:after="0" w:line="360" w:lineRule="auto"/>
+        <w:ind w:left="0" w:firstLine="709"/>
+        <w:jc w:val="both"/>
+      </w:pPr>
+      <w:r>
+        <w:rPr>
+          <w:rFonts w:ascii="Times New Roman" w:hAnsi="Times New Roman"/>
+          <w:color w:val="000000"/>
+          <w:sz w:val="28"/>
+        </w:rPr>
+        <w:t>изучить содержание, развитие и особенности предметной области;</w:t>
+      </w:r>
+    </w:p>
+    <w:p>
+      <w:pPr>
+        <w:pStyle w:val="a3"/>
+        <w:numPr>
+          <w:ilvl w:val="0"/>
+          <w:numId w:val="3"/>
+        </w:numPr>
+        <w:spacing w:after="0" w:line="360" w:lineRule="auto"/>
+        <w:ind w:left="0" w:firstLine="709"/>
+        <w:jc w:val="both"/>
+      </w:pPr>
+      <w:r>
+        <w:rPr>
+          <w:rFonts w:ascii="Times New Roman" w:hAnsi="Times New Roman"/>
+          <w:color w:val="000000"/>
+          <w:sz w:val="28"/>
+        </w:rPr>
+        <w:t>определить границы основного бизнес-процесса, его участников, входные и выходные данные;</w:t>
+      </w:r>
+    </w:p>
+    <w:p>
+      <w:pPr>
+        <w:pStyle w:val="a3"/>
+        <w:numPr>
+          <w:ilvl w:val="0"/>
+          <w:numId w:val="3"/>
+        </w:numPr>
+        <w:spacing w:after="0" w:line="360" w:lineRule="auto"/>
+        <w:ind w:left="0" w:firstLine="709"/>
+        <w:jc w:val="both"/>
+      </w:pPr>
+      <w:r>
+        <w:rPr>
+          <w:rFonts w:ascii="Times New Roman" w:hAnsi="Times New Roman"/>
+          <w:color w:val="000000"/>
+          <w:sz w:val="28"/>
+        </w:rPr>
+        <w:t>выявить операции, подлежащие автоматизации, и сформулировать правила обработки заявок;</w:t>
+      </w:r>
+    </w:p>
+    <w:p>
+      <w:pPr>
+        <w:pStyle w:val="a3"/>
+        <w:numPr>
+          <w:ilvl w:val="0"/>
+          <w:numId w:val="3"/>
+        </w:numPr>
+        <w:spacing w:after="0" w:line="360" w:lineRule="auto"/>
+        <w:ind w:left="0" w:firstLine="709"/>
+        <w:jc w:val="both"/>
+      </w:pPr>
+      <w:r>
+        <w:rPr>
+          <w:rFonts w:ascii="Times New Roman" w:hAnsi="Times New Roman"/>
+          <w:color w:val="000000"/>
+          <w:sz w:val="28"/>
+        </w:rPr>
+        <w:t>проанализировать существующие программные решения для учёта заказов и складских резервов;</w:t>
+      </w:r>
+    </w:p>
+    <w:p>
+      <w:pPr>
+        <w:pStyle w:val="a3"/>
+        <w:numPr>
+          <w:ilvl w:val="0"/>
+          <w:numId w:val="3"/>
+        </w:numPr>
+        <w:spacing w:after="0" w:line="360" w:lineRule="auto"/>
+        <w:ind w:left="0" w:firstLine="709"/>
+        <w:jc w:val="both"/>
+      </w:pPr>
+      <w:r>
+        <w:rPr>
+          <w:rFonts w:ascii="Times New Roman" w:hAnsi="Times New Roman"/>
+          <w:color w:val="000000"/>
+          <w:sz w:val="28"/>
+        </w:rPr>
+        <w:t>спроектировать логическую и физическую модели данных;</w:t>
+      </w:r>
+    </w:p>
+    <w:p>
+      <w:pPr>
+        <w:pStyle w:val="a3"/>
+        <w:numPr>
+          <w:ilvl w:val="0"/>
+          <w:numId w:val="3"/>
+        </w:numPr>
+        <w:spacing w:after="0" w:line="360" w:lineRule="auto"/>
+        <w:ind w:left="0" w:firstLine="709"/>
+        <w:jc w:val="both"/>
+      </w:pPr>
+      <w:r>
+        <w:rPr>
+          <w:rFonts w:ascii="Times New Roman" w:hAnsi="Times New Roman"/>
+          <w:color w:val="000000"/>
+          <w:sz w:val="28"/>
+        </w:rPr>
+        <w:t>разработать алгоритмы обработки заявки и реализовать их на Python и Java;</w:t>
+      </w:r>
+    </w:p>
+    <w:p>
+      <w:pPr>
+        <w:pStyle w:val="a3"/>
+        <w:numPr>
+          <w:ilvl w:val="0"/>
+          <w:numId w:val="3"/>
+        </w:numPr>
+        <w:spacing w:after="0" w:line="360" w:lineRule="auto"/>
+        <w:ind w:left="0" w:firstLine="709"/>
+        <w:jc w:val="both"/>
+      </w:pPr>
+      <w:r>
+        <w:rPr>
+          <w:rFonts w:ascii="Times New Roman" w:hAnsi="Times New Roman"/>
+          <w:color w:val="000000"/>
+          <w:sz w:val="28"/>
+        </w:rPr>
+        <w:t>провести тестирование и сопоставить результаты двух реализаций;</w:t>
+      </w:r>
+    </w:p>
+    <w:p>
+      <w:pPr>
+        <w:pStyle w:val="a3"/>
+        <w:numPr>
+          <w:ilvl w:val="0"/>
+          <w:numId w:val="3"/>
+        </w:numPr>
+        <w:spacing w:after="0" w:line="360" w:lineRule="auto"/>
+        <w:ind w:left="0" w:firstLine="709"/>
+        <w:jc w:val="both"/>
+      </w:pPr>
+      <w:r>
+        <w:rPr>
+          <w:rFonts w:ascii="Times New Roman" w:hAnsi="Times New Roman"/>
+          <w:color w:val="000000"/>
+          <w:sz w:val="28"/>
+        </w:rPr>
+        <w:t>оценить результат автоматизации и сформулировать выводы по выполненной работе.</w:t>
+      </w:r>
+    </w:p>
+    <w:p>
+      <w:pPr>
+        <w:spacing w:after="0" w:line="360" w:lineRule="auto"/>
+        <w:ind w:firstLine="709"/>
+        <w:jc w:val="both"/>
+      </w:pPr>
+      <w:r>
+        <w:rPr>
+          <w:rFonts w:ascii="Times New Roman" w:hAnsi="Times New Roman"/>
+          <w:color w:val="000000"/>
+          <w:sz w:val="28"/>
+        </w:rPr>
+        <w:t>Объектом исследования является деятельность оптового склада офисной мебели по обслуживанию заявок корпоративных покупателей.</w:t>
+      </w:r>
+    </w:p>
+    <w:p>
+      <w:pPr>
+        <w:spacing w:after="0" w:line="360" w:lineRule="auto"/>
+        <w:ind w:firstLine="709"/>
+        <w:jc w:val="both"/>
+      </w:pPr>
+      <w:r>
+        <w:rPr>
+          <w:rFonts w:ascii="Times New Roman" w:hAnsi="Times New Roman"/>
+          <w:color w:val="000000"/>
+          <w:sz w:val="28"/>
+        </w:rPr>
+        <w:t>Предметом исследования являются методы и программные средства автоматизации проверки заявки, расчёта её стоимости и резервирования складских остатков.</w:t>
+      </w:r>
+    </w:p>
+    <w:p>
+      <w:pPr>
+        <w:pStyle w:val="1"/>
+        <w:keepNext/>
+        <w:pageBreakBefore/>
+        <w:spacing w:before="160" w:after="120" w:line="360" w:lineRule="auto"/>
+        <w:outlineLvl w:val="0"/>
+      </w:pPr>
+      <w:bookmarkStart w:id="7" w:name="_Toc242108175"/>
+      <w:r>
+        <w:rPr>
+          <w:rFonts w:ascii="Times New Roman" w:hAnsi="Times New Roman"/>
+          <w:b/>
+          <w:color w:val="000000"/>
+          <w:sz w:val="28"/>
+        </w:rPr>
+        <w:t>ОСНОВНАЯ ЧАСТЬ</w:t>
+      </w:r>
+      <w:bookmarkEnd w:id="7"/>
+    </w:p>
+    <w:p>
+      <w:pPr>
+        <w:pStyle w:val="2"/>
+        <w:keepNext/>
+        <w:pageBreakBefore w:val="0"/>
+        <w:spacing w:before="160" w:after="120" w:line="360" w:lineRule="auto"/>
+        <w:outlineLvl w:val="0"/>
+      </w:pPr>
+      <w:bookmarkStart w:id="7" w:name="_Toc242108175"/>
+      <w:r>
+        <w:rPr>
+          <w:rFonts w:ascii="Times New Roman" w:hAnsi="Times New Roman"/>
+          <w:b/>
+          <w:color w:val="000000"/>
+          <w:sz w:val="28"/>
+        </w:rPr>
+        <w:t>1 Предметная область</w:t>
+      </w:r>
+      <w:bookmarkEnd w:id="7"/>
+    </w:p>
+    <w:p>
+      <w:pPr>
+        <w:pStyle w:val="3"/>
+        <w:keepNext/>
+        <w:spacing w:before="160" w:after="120" w:line="360" w:lineRule="auto"/>
+        <w:outlineLvl w:val="1"/>
+      </w:pPr>
+      <w:bookmarkStart w:id="8" w:name="_Toc242108176"/>
+      <w:r>
+        <w:rPr>
+          <w:rFonts w:ascii="Times New Roman" w:hAnsi="Times New Roman"/>
+          <w:b/>
+          <w:color w:val="000000"/>
+          <w:sz w:val="28"/>
+        </w:rPr>
+        <w:t>1.1 Содержание и развитие предметной области</w:t>
+      </w:r>
+      <w:bookmarkEnd w:id="8"/>
+    </w:p>
+    <w:p>
+      <w:pPr>
+        <w:spacing w:after="0" w:line="360" w:lineRule="auto"/>
+        <w:ind w:firstLine="709"/>
+        <w:jc w:val="both"/>
+      </w:pPr>
+      <w:r>
+        <w:rPr>
+          <w:rFonts w:ascii="Times New Roman" w:hAnsi="Times New Roman"/>
+          <w:color w:val="000000"/>
+          <w:sz w:val="28"/>
+        </w:rPr>
+        <w:t xml:space="preserve">Первоначально склад рассматривался преимущественно как место хранения товаров между их поступлением и передачей потребителю. В историческом обзоре М. Ю. </w:t>
+      </w:r>
+      <w:proofErr w:type="spellStart"/>
+      <w:r>
+        <w:rPr>
+          <w:rFonts w:ascii="Times New Roman" w:hAnsi="Times New Roman"/>
+          <w:color w:val="000000"/>
+          <w:sz w:val="28"/>
+        </w:rPr>
+        <w:t>Учировой</w:t>
+      </w:r>
+      <w:proofErr w:type="spellEnd"/>
+      <w:r>
+        <w:rPr>
+          <w:rFonts w:ascii="Times New Roman" w:hAnsi="Times New Roman"/>
+          <w:color w:val="000000"/>
+          <w:sz w:val="28"/>
+        </w:rPr>
+        <w:t xml:space="preserve"> и А. Н. Лариной показано, что развитие планирования, координации поставок и технических средств постепенно изменило эту роль: склад стал восприниматься как часть взаимосвязанной логистической системы [1].</w:t>
+      </w:r>
+    </w:p>
+    <w:p>
+      <w:pPr>
+        <w:spacing w:after="0" w:line="360" w:lineRule="auto"/>
+        <w:ind w:firstLine="709"/>
+        <w:jc w:val="both"/>
+      </w:pPr>
+      <w:r>
+        <w:rPr>
+          <w:rFonts w:ascii="Times New Roman" w:hAnsi="Times New Roman"/>
+          <w:color w:val="000000"/>
+          <w:sz w:val="28"/>
+        </w:rPr>
+        <w:t>В современной постановке задачи складское хозяйство связывает движение товаров с информацией о запасах и заказах. А. А. Tubis и J. Rohman в обзоре исследований интеллектуальных складов выделяют цифровизацию и обмен актуальными данными об остатках как значимые направления развития [2]. Это обосновывает использование единого набора данных о товарах, заказах и резервах; внедрение робототехники в объём разрабатываемой системы не входит.</w:t>
+      </w:r>
+      <w:proofErr w:type="spellStart"/>
+      <w:proofErr w:type="spellEnd"/>
+      <w:proofErr w:type="spellStart"/>
+      <w:proofErr w:type="spellEnd"/>
+    </w:p>
+    <w:p>
+      <w:pPr>
+        <w:spacing w:after="0" w:line="360" w:lineRule="auto"/>
+        <w:ind w:firstLine="709"/>
+        <w:jc w:val="both"/>
+      </w:pPr>
+      <w:r>
+        <w:rPr>
+          <w:rFonts w:ascii="Times New Roman" w:hAnsi="Times New Roman"/>
+          <w:color w:val="000000"/>
+          <w:sz w:val="28"/>
+        </w:rPr>
+        <w:t>Предметную область дополняют издания В. В. Дыбской и И. А. Пузановой по логистике складирования [3, 4]. Они используются как теоретическая основа описания организации склада; конкретные результаты расчётов из этих книг в работе не применяются.</w:t>
+      </w:r>
+      <w:proofErr w:type="spellStart"/>
+      <w:proofErr w:type="spellEnd"/>
+      <w:proofErr w:type="spellStart"/>
+      <w:proofErr w:type="spellEnd"/>
+    </w:p>
+    <w:p>
+      <w:pPr>
+        <w:spacing w:after="0" w:line="360" w:lineRule="auto"/>
+        <w:ind w:firstLine="709"/>
+        <w:jc w:val="both"/>
+      </w:pPr>
+      <w:r>
+        <w:rPr>
+          <w:rFonts w:ascii="Times New Roman" w:hAnsi="Times New Roman"/>
+          <w:color w:val="000000"/>
+          <w:sz w:val="28"/>
+        </w:rPr>
+        <w:t>Оптовая торговля офисной мебелью со склада предполагает обработку заказов организаций на партии столов, кресел, шкафов, тумб и других изделий. В рассматриваемой модели товары уже поступили на один склад и доступны для продажи по утверждённому прайс-листу.</w:t>
+      </w:r>
+    </w:p>
+    <w:p>
+      <w:pPr>
+        <w:spacing w:after="0" w:line="360" w:lineRule="auto"/>
+        <w:ind w:firstLine="709"/>
+        <w:jc w:val="both"/>
+      </w:pPr>
+      <w:r>
+        <w:rPr>
+          <w:rFonts w:ascii="Times New Roman" w:hAnsi="Times New Roman"/>
+          <w:color w:val="000000"/>
+          <w:sz w:val="28"/>
+        </w:rPr>
+        <w:t>Карточка товара содержит артикул, наименование, категорию, характеристики и цену. Изделия с разными размерами, цветом или комплектацией учитываются как разные позиции. Количество измеряется целыми единицами; цена фиксируется в рублях с точностью до копеек.</w:t>
+      </w:r>
+    </w:p>
+    <w:p>
+      <w:pPr>
+        <w:spacing w:after="0" w:line="360" w:lineRule="auto"/>
+        <w:ind w:firstLine="709"/>
+        <w:jc w:val="both"/>
+      </w:pPr>
+      <w:r>
+        <w:rPr>
+          <w:rFonts w:ascii="Times New Roman" w:hAnsi="Times New Roman"/>
+          <w:color w:val="000000"/>
+          <w:sz w:val="28"/>
+        </w:rPr>
+        <w:lastRenderedPageBreak/>
+        <w:t xml:space="preserve">При описании мебельной номенклатуры следует учитывать различия размеров, комплектации и других характеристик изделий. Обзор P.-W. </w:t>
+      </w:r>
+      <w:proofErr w:type="spellStart"/>
+      <w:r>
+        <w:rPr>
+          <w:rFonts w:ascii="Times New Roman" w:hAnsi="Times New Roman"/>
+          <w:color w:val="000000"/>
+          <w:sz w:val="28"/>
+        </w:rPr>
+        <w:t>Albert</w:t>
+      </w:r>
+      <w:proofErr w:type="spellEnd"/>
+      <w:r>
+        <w:rPr>
+          <w:rFonts w:ascii="Times New Roman" w:hAnsi="Times New Roman"/>
+          <w:color w:val="000000"/>
+          <w:sz w:val="28"/>
+        </w:rPr>
+        <w:t xml:space="preserve">, M. </w:t>
+      </w:r>
+      <w:proofErr w:type="spellStart"/>
+      <w:r>
+        <w:rPr>
+          <w:rFonts w:ascii="Times New Roman" w:hAnsi="Times New Roman"/>
+          <w:color w:val="000000"/>
+          <w:sz w:val="28"/>
+        </w:rPr>
+        <w:t>Rönnqvist</w:t>
+      </w:r>
+      <w:proofErr w:type="spellEnd"/>
+      <w:r>
+        <w:rPr>
+          <w:rFonts w:ascii="Times New Roman" w:hAnsi="Times New Roman"/>
+          <w:color w:val="000000"/>
+          <w:sz w:val="28"/>
+        </w:rPr>
+        <w:t xml:space="preserve"> и N. </w:t>
+      </w:r>
+      <w:proofErr w:type="spellStart"/>
+      <w:r>
+        <w:rPr>
+          <w:rFonts w:ascii="Times New Roman" w:hAnsi="Times New Roman"/>
+          <w:color w:val="000000"/>
+          <w:sz w:val="28"/>
+        </w:rPr>
+        <w:t>Lehoux</w:t>
+      </w:r>
+      <w:proofErr w:type="spellEnd"/>
+      <w:r>
+        <w:rPr>
+          <w:rFonts w:ascii="Times New Roman" w:hAnsi="Times New Roman"/>
+          <w:color w:val="000000"/>
+          <w:sz w:val="28"/>
+        </w:rPr>
+        <w:t xml:space="preserve"> посвящён сложности размещения неоднородных запасных частей [5]. Применительно к мебели из него можно вывести необходимость сохранять характеристики каждой позиции; это перенос общего подхода, а не результат исследования мебельного склада авторами статьи.</w:t>
+      </w:r>
+    </w:p>
+    <w:p>
+      <w:pPr>
+        <w:spacing w:after="0" w:line="360" w:lineRule="auto"/>
+        <w:ind w:firstLine="709"/>
+        <w:jc w:val="both"/>
+      </w:pPr>
+      <w:r>
+        <w:rPr>
+          <w:rFonts w:ascii="Times New Roman" w:hAnsi="Times New Roman"/>
+          <w:color w:val="000000"/>
+          <w:sz w:val="28"/>
+        </w:rPr>
+        <w:t>Для рассматриваемой модели важно различать физический остаток, резерв и доступное количество. Физический остаток показывает число единиц на складе. Резерв закрепляет часть остатка за подтверждёнными заказами. Доступное количество определяется как физический остаток минус действующие резервы.</w:t>
+      </w:r>
+    </w:p>
+    <w:p>
+      <w:pPr>
+        <w:pStyle w:val="3"/>
+        <w:keepNext/>
+        <w:spacing w:before="160" w:after="120" w:line="360" w:lineRule="auto"/>
+        <w:outlineLvl w:val="2"/>
+      </w:pPr>
+      <w:bookmarkStart w:id="10" w:name="_Toc242108178"/>
+      <w:r>
+        <w:rPr>
+          <w:rFonts w:ascii="Times New Roman" w:hAnsi="Times New Roman"/>
+          <w:b/>
+          <w:color w:val="000000"/>
+          <w:sz w:val="28"/>
+        </w:rPr>
+        <w:t>1.2 Проблемы учёта и необходимость автоматизации</w:t>
+      </w:r>
+      <w:bookmarkEnd w:id="10"/>
+    </w:p>
+    <w:p>
+      <w:pPr>
+        <w:spacing w:after="0" w:line="360" w:lineRule="auto"/>
+        <w:ind w:firstLine="709"/>
+        <w:jc w:val="both"/>
+      </w:pPr>
+      <w:r>
+        <w:rPr>
+          <w:rFonts w:ascii="Times New Roman" w:hAnsi="Times New Roman"/>
+          <w:color w:val="000000"/>
+          <w:sz w:val="28"/>
+        </w:rPr>
+        <w:t>Если менеджер сверяет заявку с отдельной таблицей и передаёт сведения о резерве вручную, данные могут устареть до завершения обработки. Два менеджера могут обещать покупателям одни и те же изделия. Повторный ввод артикулов и количества создаёт риск ошибок и усложняет проверку причин отказа.</w:t>
+      </w:r>
+    </w:p>
+    <w:p>
+      <w:pPr>
+        <w:spacing w:after="0" w:line="360" w:lineRule="auto"/>
+        <w:ind w:firstLine="709"/>
+        <w:jc w:val="both"/>
+      </w:pPr>
+      <w:r>
+        <w:rPr>
+          <w:rFonts w:ascii="Times New Roman" w:hAnsi="Times New Roman"/>
+          <w:color w:val="000000"/>
+          <w:sz w:val="28"/>
+        </w:rPr>
+        <w:t>Связь управления товарными запасами с конкурентоспособностью торговых компаний рассматривают Н. Г. Новикова и С. В. Щепина [6]. А. Волков относит автоматизацию ручных операций и управление запасами к направлениям оптимизации издержек оптовой торговли [7]. Эти работы обосновывают выбор обработки заявки как участка, где целесообразно сокращать повторный ввод данных и ошибки согласования.</w:t>
+      </w:r>
+    </w:p>
+    <w:p>
+      <w:pPr>
+        <w:spacing w:after="0" w:line="360" w:lineRule="auto"/>
+        <w:ind w:firstLine="709"/>
+        <w:jc w:val="both"/>
+      </w:pPr>
+      <w:r>
+        <w:rPr>
+          <w:rFonts w:ascii="Times New Roman" w:hAnsi="Times New Roman"/>
+          <w:color w:val="000000"/>
+          <w:sz w:val="28"/>
+        </w:rPr>
+        <w:t>Т. И. Хитрова и С. Б. Пянзин рассматривают развитие информационной системы для управления многономенклатурными потоками оптово-розничной компании [8]. Для предлагаемой модели это означает, что сведения о товарах и заказах должны быть связаны, а не храниться в независимых списках. В работе Е. А. Ефимова и М. А. Казанцева описан пример модернизации программного управления складскими комплексами [9]. Из него важна возможность развития системы; использованная авторами микросервисная архитектура для рассматриваемой реализации не требуется.</w:t>
+      </w:r>
+      <w:proofErr w:type="spellStart"/>
+      <w:proofErr w:type="spellEnd"/>
+    </w:p>
+    <w:p>
+      <w:pPr>
+        <w:spacing w:after="0" w:line="360" w:lineRule="auto"/>
+        <w:ind w:firstLine="709"/>
+        <w:jc w:val="both"/>
+      </w:pPr>
+      <w:r>
+        <w:rPr>
+          <w:rFonts w:ascii="Times New Roman" w:hAnsi="Times New Roman"/>
+          <w:color w:val="000000"/>
+          <w:sz w:val="28"/>
+        </w:rPr>
+        <w:t xml:space="preserve">Управление запасами шире, чем резервирование конкретного заказа. Обзор J. B. </w:t>
+      </w:r>
+      <w:proofErr w:type="spellStart"/>
+      <w:r>
+        <w:rPr>
+          <w:rFonts w:ascii="Times New Roman" w:hAnsi="Times New Roman"/>
+          <w:color w:val="000000"/>
+          <w:sz w:val="28"/>
+        </w:rPr>
+        <w:t>Munyaka</w:t>
+      </w:r>
+      <w:proofErr w:type="spellEnd"/>
+      <w:r>
+        <w:rPr>
+          <w:rFonts w:ascii="Times New Roman" w:hAnsi="Times New Roman"/>
+          <w:color w:val="000000"/>
+          <w:sz w:val="28"/>
+        </w:rPr>
+        <w:t xml:space="preserve"> и V. S. S. </w:t>
+      </w:r>
+      <w:proofErr w:type="spellStart"/>
+      <w:r>
+        <w:rPr>
+          <w:rFonts w:ascii="Times New Roman" w:hAnsi="Times New Roman"/>
+          <w:color w:val="000000"/>
+          <w:sz w:val="28"/>
+        </w:rPr>
+        <w:t>Yadavalli</w:t>
+      </w:r>
+      <w:proofErr w:type="spellEnd"/>
+      <w:r>
+        <w:rPr>
+          <w:rFonts w:ascii="Times New Roman" w:hAnsi="Times New Roman"/>
+          <w:color w:val="000000"/>
+          <w:sz w:val="28"/>
+        </w:rPr>
+        <w:t xml:space="preserve"> связывает выбор модели управления запасами с характеристиками спроса [10]. С. П. </w:t>
+      </w:r>
+      <w:proofErr w:type="spellStart"/>
+      <w:r>
+        <w:rPr>
+          <w:rFonts w:ascii="Times New Roman" w:hAnsi="Times New Roman"/>
+          <w:color w:val="000000"/>
+          <w:sz w:val="28"/>
+        </w:rPr>
+        <w:t>Сырыгин</w:t>
+      </w:r>
+      <w:proofErr w:type="spellEnd"/>
+      <w:r>
+        <w:rPr>
+          <w:rFonts w:ascii="Times New Roman" w:hAnsi="Times New Roman"/>
+          <w:color w:val="000000"/>
+          <w:sz w:val="28"/>
+        </w:rPr>
+        <w:t xml:space="preserve"> и Н. А. </w:t>
+      </w:r>
+      <w:proofErr w:type="spellStart"/>
+      <w:r>
+        <w:rPr>
+          <w:rFonts w:ascii="Times New Roman" w:hAnsi="Times New Roman"/>
+          <w:color w:val="000000"/>
+          <w:sz w:val="28"/>
+        </w:rPr>
+        <w:t>Бушмакин</w:t>
+      </w:r>
+      <w:proofErr w:type="spellEnd"/>
+      <w:r>
+        <w:rPr>
+          <w:rFonts w:ascii="Times New Roman" w:hAnsi="Times New Roman"/>
+          <w:color w:val="000000"/>
+          <w:sz w:val="28"/>
+        </w:rPr>
+        <w:t xml:space="preserve"> рассматривают страховой запас, точки заказа и классификацию номенклатуры для производства [11]. В данной практике эти задачи служат контекстом предметной области, а автоматизируется проверка уже имеющихся остатков.</w:t>
+      </w:r>
+    </w:p>
+    <w:p>
+      <w:pPr>
+        <w:spacing w:after="0" w:line="360" w:lineRule="auto"/>
+        <w:ind w:firstLine="709"/>
+        <w:jc w:val="both"/>
+      </w:pPr>
+      <w:r>
+        <w:rPr>
+          <w:rFonts w:ascii="Times New Roman" w:hAnsi="Times New Roman"/>
+          <w:color w:val="000000"/>
+          <w:sz w:val="28"/>
+        </w:rPr>
+        <w:t>Автоматизация должна обеспечить единые правила проверки заявок, расчёт стоимости по сохранённым ценам и согласованное изменение резервов. Эффект автоматизации оценивается по времени обработки контрольных заявок, числу ручных операций и количеству ошибочных резервов.</w:t>
+      </w:r>
+    </w:p>
+    <w:p>
+      <w:pPr>
+        <w:pStyle w:val="3"/>
+        <w:keepNext/>
+        <w:spacing w:before="160" w:after="120" w:line="360" w:lineRule="auto"/>
+        <w:outlineLvl w:val="1"/>
+      </w:pPr>
+      <w:bookmarkStart w:id="12" w:name="_Toc242108180"/>
+      <w:r>
+        <w:rPr>
+          <w:rFonts w:ascii="Times New Roman" w:hAnsi="Times New Roman"/>
+          <w:b/>
+          <w:color w:val="000000"/>
+          <w:sz w:val="28"/>
+        </w:rPr>
+        <w:t>1.3 Анализ существующих решений</w:t>
+      </w:r>
+      <w:bookmarkEnd w:id="12"/>
+    </w:p>
+    <w:p>
+      <w:pPr>
+        <w:pStyle w:val="3"/>
+        <w:keepNext/>
+        <w:spacing w:before="160" w:after="120" w:line="360" w:lineRule="auto"/>
+        <w:outlineLvl w:val="2"/>
+      </w:pPr>
+      <w:bookmarkStart w:id="13" w:name="_Toc242108181"/>
+      <w:r>
+        <w:rPr>
+          <w:rFonts w:ascii="Times New Roman" w:hAnsi="Times New Roman"/>
+          <w:b/>
+          <w:color w:val="000000"/>
+          <w:sz w:val="28"/>
+        </w:rPr>
+        <w:t>1.3.1 Критерии сравнения</w:t>
+      </w:r>
+      <w:bookmarkEnd w:id="13"/>
+    </w:p>
+    <w:p>
+      <w:pPr>
+        <w:spacing w:after="0" w:line="360" w:lineRule="auto"/>
+        <w:ind w:firstLine="709"/>
+        <w:jc w:val="both"/>
+      </w:pPr>
+      <w:r>
+        <w:rPr>
+          <w:rFonts w:ascii="Times New Roman" w:hAnsi="Times New Roman"/>
+          <w:color w:val="000000"/>
+          <w:sz w:val="28"/>
+        </w:rPr>
+        <w:t>Для сравнения выбраны «1С:Управление торговлей», «МойСклад» и Odoo. Рассматриваются ведение заказа, резервирование, контроль доступности и применимость к поставленной задаче. Сравнение основано на официальных описаниях функций; установка продуктов, проверка тарифов и экспериментальное измерение скорости не выполнялись.</w:t>
+      </w:r>
+      <w:proofErr w:type="spellStart"/>
+      <w:proofErr w:type="spellEnd"/>
+      <w:proofErr w:type="spellStart"/>
+      <w:proofErr w:type="spellEnd"/>
+    </w:p>
+    <w:p>
+      <w:pPr>
+        <w:pStyle w:val="3"/>
+        <w:keepNext/>
+        <w:spacing w:before="160" w:after="120" w:line="360" w:lineRule="auto"/>
+        <w:outlineLvl w:val="2"/>
+      </w:pPr>
+      <w:bookmarkStart w:id="14" w:name="_Toc242108182"/>
+      <w:r>
+        <w:rPr>
+          <w:rFonts w:ascii="Times New Roman" w:hAnsi="Times New Roman"/>
+          <w:b/>
+          <w:color w:val="000000"/>
+          <w:sz w:val="28"/>
+        </w:rPr>
+        <w:t>1.3.2 Возможности программных продуктов</w:t>
+      </w:r>
+      <w:bookmarkEnd w:id="14"/>
+    </w:p>
+    <w:p>
+      <w:pPr>
+        <w:spacing w:after="0" w:line="360" w:lineRule="auto"/>
+        <w:ind w:firstLine="709"/>
+        <w:jc w:val="both"/>
+      </w:pPr>
+      <w:r>
+        <w:rPr>
+          <w:rFonts w:ascii="Times New Roman" w:hAnsi="Times New Roman"/>
+          <w:color w:val="000000"/>
+          <w:sz w:val="28"/>
+        </w:rPr>
+        <w:t>В «1</w:t>
+      </w:r>
+      <w:proofErr w:type="gramStart"/>
+      <w:r>
+        <w:rPr>
+          <w:rFonts w:ascii="Times New Roman" w:hAnsi="Times New Roman"/>
+          <w:color w:val="000000"/>
+          <w:sz w:val="28"/>
+        </w:rPr>
+        <w:t>С:Управление</w:t>
+      </w:r>
+      <w:proofErr w:type="gramEnd"/>
+      <w:r>
+        <w:rPr>
+          <w:rFonts w:ascii="Times New Roman" w:hAnsi="Times New Roman"/>
+          <w:color w:val="000000"/>
+          <w:sz w:val="28"/>
+        </w:rPr>
+        <w:t xml:space="preserve"> торговлей» заказ клиента позволяет закреплять товар на складе, контролировать его обеспечение и планировать отгрузку. Предусмотрены изменение назначения и снятие обособленного резерва. Поэтому система служит примером связи заказа с обеспечением товаром и состоянием его исполнения [12].</w:t>
+      </w:r>
+    </w:p>
+    <w:p>
+      <w:pPr>
+        <w:spacing w:after="0" w:line="360" w:lineRule="auto"/>
+        <w:ind w:firstLine="709"/>
+        <w:jc w:val="both"/>
+      </w:pPr>
+      <w:r>
+        <w:rPr>
+          <w:rFonts w:ascii="Times New Roman" w:hAnsi="Times New Roman"/>
+          <w:color w:val="000000"/>
+          <w:sz w:val="28"/>
+        </w:rPr>
+        <w:t>«МойСклад» объединяет продажи, складской учёт и работу с клиентами. Официальное описание включает обработку заказов покупателей, их статусы, резервирование товара и учёт резервов в остатках. Для разрабатываемой системы полезен принцип представления заказа и доступности товара в одном процессе [13].</w:t>
+      </w:r>
+      <w:proofErr w:type="spellStart"/>
+      <w:proofErr w:type="spellEnd"/>
+    </w:p>
+    <w:p>
+      <w:pPr>
+        <w:spacing w:after="0" w:line="360" w:lineRule="auto"/>
+        <w:ind w:firstLine="709"/>
+        <w:jc w:val="both"/>
+      </w:pPr>
+      <w:r>
+        <w:rPr>
+          <w:rFonts w:ascii="Times New Roman" w:hAnsi="Times New Roman"/>
+          <w:color w:val="000000"/>
+          <w:sz w:val="28"/>
+        </w:rPr>
+        <w:lastRenderedPageBreak/>
+        <w:t xml:space="preserve">В </w:t>
+      </w:r>
+      <w:proofErr w:type="spellStart"/>
+      <w:r>
+        <w:rPr>
+          <w:rFonts w:ascii="Times New Roman" w:hAnsi="Times New Roman"/>
+          <w:color w:val="000000"/>
+          <w:sz w:val="28"/>
+        </w:rPr>
+        <w:t>Odoo</w:t>
+      </w:r>
+      <w:proofErr w:type="spellEnd"/>
+      <w:r>
+        <w:rPr>
+          <w:rFonts w:ascii="Times New Roman" w:hAnsi="Times New Roman"/>
+          <w:color w:val="000000"/>
+          <w:sz w:val="28"/>
+        </w:rPr>
+        <w:t xml:space="preserve"> </w:t>
+      </w:r>
+      <w:r>
+        <w:rPr>
+          <w:rFonts w:ascii="Times New Roman" w:hAnsi="Times New Roman"/>
+          <w:color w:val="000000"/>
+          <w:sz w:val="28"/>
+        </w:rPr>
+        <w:t>документирован ручной способ резервирования: после подтверждения заказа пользователь отдельно проверяет доступность и резервирует нужное количество. В описанном сценарии наличие товара ещё не означает, что он зарезервирован под заказ. Этот пример показывает необходимость явно различать доступность и закрепление товара [14].</w:t>
+      </w:r>
+    </w:p>
+    <w:p>
+      <w:pPr>
+        <w:keepNext/>
+        <w:spacing w:after="0" w:line="360" w:lineRule="auto"/>
+      </w:pPr>
+      <w:r>
+        <w:rPr>
+          <w:rFonts w:ascii="Times New Roman" w:hAnsi="Times New Roman"/>
+          <w:color w:val="000000"/>
+          <w:sz w:val="28"/>
+        </w:rPr>
+        <w:t>Таблица 1.1 — Сравнение решений по официальным описаниям</w:t>
+      </w:r>
+    </w:p>
+    <w:tbl>
+      <w:tblPr>
+        <w:tblW w:w="9638" w:type="dxa"/>
+        <w:tblBorders>
+          <w:top w:val="single" w:sz="4" w:space="0" w:color="D9D9D9"/>
+          <w:left w:val="single" w:sz="4" w:space="0" w:color="D9D9D9"/>
+          <w:bottom w:val="single" w:sz="4" w:space="0" w:color="D9D9D9"/>
+          <w:right w:val="single" w:sz="4" w:space="0" w:color="D9D9D9"/>
+          <w:insideH w:val="single" w:sz="4" w:space="0" w:color="D9D9D9"/>
+          <w:insideV w:val="single" w:sz="4" w:space="0" w:color="D9D9D9"/>
+        </w:tblBorders>
+        <w:tblLook w:val="04A0" w:firstRow="1" w:lastRow="0" w:firstColumn="1" w:lastColumn="0" w:noHBand="0" w:noVBand="1"/>
+      </w:tblPr>
+      <w:tblGrid>
+        <w:gridCol w:w="1800"/>
+        <w:gridCol w:w="2610"/>
+        <w:gridCol w:w="2610"/>
+        <w:gridCol w:w="2618"/>
+      </w:tblGrid>
+      <w:tr>
+        <w:trPr>
+          <w:cantSplit/>
+          <w:tblHeader/>
+        </w:trPr>
+        <w:tc>
+          <w:tcPr>
+            <w:tcW w:w="1800" w:type="dxa"/>
+            <w:shd w:val="clear" w:color="auto" w:fill="E7E6E6"/>
+            <w:vAlign w:val="center"/>
+          </w:tcPr>
+          <w:p>
+            <w:pPr>
+              <w:spacing w:after="0" w:line="280" w:lineRule="auto"/>
+            </w:pPr>
+            <w:r>
+              <w:rPr>
+                <w:rFonts w:ascii="Times New Roman" w:hAnsi="Times New Roman"/>
+                <w:color w:val="000000"/>
+                <w:sz w:val="24"/>
+              </w:rPr>
+              <w:t>Критерий</w:t>
+            </w:r>
+          </w:p>
+        </w:tc>
+        <w:tc>
+          <w:tcPr>
+            <w:tcW w:w="2610" w:type="dxa"/>
+            <w:shd w:val="clear" w:color="auto" w:fill="E7E6E6"/>
+            <w:vAlign w:val="center"/>
+          </w:tcPr>
+          <w:p>
+            <w:pPr>
+              <w:spacing w:after="0" w:line="280" w:lineRule="auto"/>
+            </w:pPr>
+            <w:r>
+              <w:rPr>
+                <w:rFonts w:ascii="Times New Roman" w:hAnsi="Times New Roman"/>
+                <w:color w:val="000000"/>
+                <w:sz w:val="24"/>
+              </w:rPr>
+              <w:t>1</w:t>
+            </w:r>
+            <w:proofErr w:type="gramStart"/>
+            <w:r>
+              <w:rPr>
+                <w:rFonts w:ascii="Times New Roman" w:hAnsi="Times New Roman"/>
+                <w:color w:val="000000"/>
+                <w:sz w:val="24"/>
+              </w:rPr>
+              <w:t>С:У</w:t>
+            </w:r>
+            <w:r>
+              <w:rPr>
+                <w:rFonts w:ascii="Times New Roman" w:hAnsi="Times New Roman"/>
+                <w:color w:val="000000"/>
+                <w:sz w:val="24"/>
+              </w:rPr>
+              <w:t>правление</w:t>
+            </w:r>
+            <w:proofErr w:type="gramEnd"/>
+            <w:r>
+              <w:rPr>
+                <w:rFonts w:ascii="Times New Roman" w:hAnsi="Times New Roman"/>
+                <w:color w:val="000000"/>
+                <w:sz w:val="24"/>
+                <w:lang w:val="en-US"/>
+              </w:rPr>
+              <w:t xml:space="preserve"> </w:t>
+            </w:r>
+            <w:r>
+              <w:rPr>
+                <w:rFonts w:ascii="Times New Roman" w:hAnsi="Times New Roman"/>
+                <w:color w:val="000000"/>
+                <w:sz w:val="24"/>
+              </w:rPr>
+              <w:t>торговлей</w:t>
+            </w:r>
+          </w:p>
+        </w:tc>
+        <w:tc>
+          <w:tcPr>
+            <w:tcW w:w="2610" w:type="dxa"/>
+            <w:shd w:val="clear" w:color="auto" w:fill="E7E6E6"/>
+            <w:vAlign w:val="center"/>
+          </w:tcPr>
+          <w:p>
+            <w:pPr>
+              <w:spacing w:after="0" w:line="280" w:lineRule="auto"/>
+            </w:pPr>
+            <w:proofErr w:type="spellStart"/>
+            <w:r>
+              <w:rPr>
+                <w:rFonts w:ascii="Times New Roman" w:hAnsi="Times New Roman"/>
+                <w:color w:val="000000"/>
+                <w:sz w:val="24"/>
+              </w:rPr>
+              <w:t>МойСклад</w:t>
+            </w:r>
+            <w:proofErr w:type="spellEnd"/>
+          </w:p>
+        </w:tc>
+        <w:tc>
+          <w:tcPr>
+            <w:tcW w:w="2618" w:type="dxa"/>
+            <w:shd w:val="clear" w:color="auto" w:fill="E7E6E6"/>
+            <w:vAlign w:val="center"/>
+          </w:tcPr>
+          <w:p>
+            <w:pPr>
+              <w:spacing w:after="0" w:line="280" w:lineRule="auto"/>
+            </w:pPr>
+            <w:proofErr w:type="spellStart"/>
+            <w:r>
+              <w:rPr>
+                <w:rFonts w:ascii="Times New Roman" w:hAnsi="Times New Roman"/>
+                <w:color w:val="000000"/>
+                <w:sz w:val="24"/>
+              </w:rPr>
+              <w:t>Odoo</w:t>
+            </w:r>
+            <w:proofErr w:type="spellEnd"/>
+            <w:r>
+              <w:rPr>
+                <w:rFonts w:ascii="Times New Roman" w:hAnsi="Times New Roman"/>
+                <w:color w:val="000000"/>
+                <w:sz w:val="24"/>
+              </w:rPr>
+              <w:t xml:space="preserve"> </w:t>
+            </w:r>
+          </w:p>
+        </w:tc>
+      </w:tr>
+      <w:tr>
+        <w:trPr>
+          <w:cantSplit/>
+        </w:trPr>
+        <w:tc>
+          <w:tcPr>
+            <w:tcW w:w="1800" w:type="dxa"/>
+            <w:vAlign w:val="center"/>
+          </w:tcPr>
+          <w:p>
+            <w:pPr>
+              <w:spacing w:after="0" w:line="280" w:lineRule="auto"/>
+            </w:pPr>
+            <w:r>
+              <w:rPr>
+                <w:rFonts w:ascii="Times New Roman" w:hAnsi="Times New Roman"/>
+                <w:color w:val="000000"/>
+                <w:sz w:val="24"/>
+              </w:rPr>
+              <w:t>Заказ покупателя</w:t>
+            </w:r>
+          </w:p>
+        </w:tc>
+        <w:tc>
+          <w:tcPr>
+            <w:tcW w:w="2610" w:type="dxa"/>
+            <w:vAlign w:val="center"/>
+          </w:tcPr>
+          <w:p>
+            <w:pPr>
+              <w:spacing w:after="0" w:line="280" w:lineRule="auto"/>
+            </w:pPr>
+            <w:r>
+              <w:rPr>
+                <w:rFonts w:ascii="Times New Roman" w:hAnsi="Times New Roman"/>
+                <w:color w:val="000000"/>
+                <w:sz w:val="24"/>
+              </w:rPr>
+              <w:t>Заказ клиента и состояния исполнения</w:t>
+            </w:r>
+          </w:p>
+        </w:tc>
+        <w:tc>
+          <w:tcPr>
+            <w:tcW w:w="2610" w:type="dxa"/>
+            <w:vAlign w:val="center"/>
+          </w:tcPr>
+          <w:p>
+            <w:pPr>
+              <w:spacing w:after="0" w:line="280" w:lineRule="auto"/>
+            </w:pPr>
+            <w:r>
+              <w:rPr>
+                <w:rFonts w:ascii="Times New Roman" w:hAnsi="Times New Roman"/>
+                <w:color w:val="000000"/>
+                <w:sz w:val="24"/>
+              </w:rPr>
+              <w:t>Заказы и статусы</w:t>
+            </w:r>
+          </w:p>
+        </w:tc>
+        <w:tc>
+          <w:tcPr>
+            <w:tcW w:w="2618" w:type="dxa"/>
+            <w:vAlign w:val="center"/>
+          </w:tcPr>
+          <w:p>
+            <w:pPr>
+              <w:spacing w:after="0" w:line="280" w:lineRule="auto"/>
+            </w:pPr>
+            <w:r>
+              <w:rPr>
+                <w:rFonts w:ascii="Times New Roman" w:hAnsi="Times New Roman"/>
+                <w:color w:val="000000"/>
+                <w:sz w:val="24"/>
+              </w:rPr>
+              <w:t>Заказ продажи</w:t>
+            </w:r>
+          </w:p>
+        </w:tc>
+      </w:tr>
+      <w:tr>
+        <w:trPr>
+          <w:cantSplit/>
+        </w:trPr>
+        <w:tc>
+          <w:tcPr>
+            <w:tcW w:w="1800" w:type="dxa"/>
+            <w:vAlign w:val="center"/>
+          </w:tcPr>
+          <w:p>
+            <w:pPr>
+              <w:spacing w:after="0" w:line="280" w:lineRule="auto"/>
+            </w:pPr>
+            <w:r>
+              <w:rPr>
+                <w:rFonts w:ascii="Times New Roman" w:hAnsi="Times New Roman"/>
+                <w:color w:val="000000"/>
+                <w:sz w:val="24"/>
+              </w:rPr>
+              <w:t>Создание резерва</w:t>
+            </w:r>
+          </w:p>
+        </w:tc>
+        <w:tc>
+          <w:tcPr>
+            <w:tcW w:w="2610" w:type="dxa"/>
+            <w:vAlign w:val="center"/>
+          </w:tcPr>
+          <w:p>
+            <w:pPr>
+              <w:spacing w:after="0" w:line="280" w:lineRule="auto"/>
+            </w:pPr>
+            <w:r>
+              <w:rPr>
+                <w:rFonts w:ascii="Times New Roman" w:hAnsi="Times New Roman"/>
+                <w:color w:val="000000"/>
+                <w:sz w:val="24"/>
+              </w:rPr>
+              <w:t>Обособленный резерв и его корректировка</w:t>
+            </w:r>
+          </w:p>
+        </w:tc>
+        <w:tc>
+          <w:tcPr>
+            <w:tcW w:w="2610" w:type="dxa"/>
+            <w:vAlign w:val="center"/>
+          </w:tcPr>
+          <w:p>
+            <w:pPr>
+              <w:spacing w:after="0" w:line="280" w:lineRule="auto"/>
+            </w:pPr>
+            <w:r>
+              <w:rPr>
+                <w:rFonts w:ascii="Times New Roman" w:hAnsi="Times New Roman"/>
+                <w:color w:val="000000"/>
+                <w:sz w:val="24"/>
+              </w:rPr>
+              <w:t>Резерв товара под заказ</w:t>
+            </w:r>
+          </w:p>
+        </w:tc>
+        <w:tc>
+          <w:tcPr>
+            <w:tcW w:w="2618" w:type="dxa"/>
+            <w:vAlign w:val="center"/>
+          </w:tcPr>
+          <w:p>
+            <w:pPr>
+              <w:spacing w:after="0" w:line="280" w:lineRule="auto"/>
+            </w:pPr>
+            <w:r>
+              <w:rPr>
+                <w:rFonts w:ascii="Times New Roman" w:hAnsi="Times New Roman"/>
+                <w:color w:val="000000"/>
+                <w:sz w:val="24"/>
+              </w:rPr>
+              <w:t>Ручное резервирование после подтверждения</w:t>
+            </w:r>
+          </w:p>
+        </w:tc>
+      </w:tr>
+      <w:tr>
+        <w:trPr>
+          <w:cantSplit/>
+        </w:trPr>
+        <w:tc>
+          <w:tcPr>
+            <w:tcW w:w="1800" w:type="dxa"/>
+            <w:vAlign w:val="center"/>
+          </w:tcPr>
+          <w:p>
+            <w:pPr>
+              <w:spacing w:after="0" w:line="280" w:lineRule="auto"/>
+            </w:pPr>
+            <w:r>
+              <w:rPr>
+                <w:rFonts w:ascii="Times New Roman" w:hAnsi="Times New Roman"/>
+                <w:color w:val="000000"/>
+                <w:sz w:val="24"/>
+              </w:rPr>
+              <w:t>Контроль наличия</w:t>
+            </w:r>
+          </w:p>
+        </w:tc>
+        <w:tc>
+          <w:tcPr>
+            <w:tcW w:w="2610" w:type="dxa"/>
+            <w:vAlign w:val="center"/>
+          </w:tcPr>
+          <w:p>
+            <w:pPr>
+              <w:spacing w:after="0" w:line="280" w:lineRule="auto"/>
+            </w:pPr>
+            <w:r>
+              <w:rPr>
+                <w:rFonts w:ascii="Times New Roman" w:hAnsi="Times New Roman"/>
+                <w:color w:val="000000"/>
+                <w:sz w:val="24"/>
+              </w:rPr>
+              <w:t>Контроль обеспечения заказа</w:t>
+            </w:r>
+          </w:p>
+        </w:tc>
+        <w:tc>
+          <w:tcPr>
+            <w:tcW w:w="2610" w:type="dxa"/>
+            <w:vAlign w:val="center"/>
+          </w:tcPr>
+          <w:p>
+            <w:pPr>
+              <w:spacing w:after="0" w:line="280" w:lineRule="auto"/>
+            </w:pPr>
+            <w:r>
+              <w:rPr>
+                <w:rFonts w:ascii="Times New Roman" w:hAnsi="Times New Roman"/>
+                <w:color w:val="000000"/>
+                <w:sz w:val="24"/>
+              </w:rPr>
+              <w:t>Резервы учитываются в остатках</w:t>
+            </w:r>
+          </w:p>
+        </w:tc>
+        <w:tc>
+          <w:tcPr>
+            <w:tcW w:w="2618" w:type="dxa"/>
+            <w:vAlign w:val="center"/>
+          </w:tcPr>
+          <w:p>
+            <w:pPr>
+              <w:spacing w:after="0" w:line="280" w:lineRule="auto"/>
+            </w:pPr>
+            <w:r>
+              <w:rPr>
+                <w:rFonts w:ascii="Times New Roman" w:hAnsi="Times New Roman"/>
+                <w:color w:val="000000"/>
+                <w:sz w:val="24"/>
+              </w:rPr>
+              <w:t>Доступность и резерв показаны отдельно</w:t>
+            </w:r>
+          </w:p>
+        </w:tc>
+      </w:tr>
+      <w:tr>
+        <w:trPr>
+          <w:cantSplit/>
+        </w:trPr>
+        <w:tc>
+          <w:tcPr>
+            <w:tcW w:w="1800" w:type="dxa"/>
+            <w:vAlign w:val="center"/>
+          </w:tcPr>
+          <w:p>
+            <w:pPr>
+              <w:spacing w:after="0" w:line="280" w:lineRule="auto"/>
+            </w:pPr>
+            <w:r>
+              <w:rPr>
+                <w:rFonts w:ascii="Times New Roman" w:hAnsi="Times New Roman"/>
+                <w:color w:val="000000"/>
+                <w:sz w:val="24"/>
+              </w:rPr>
+              <w:t>Ориентир для проекта</w:t>
+            </w:r>
+          </w:p>
+        </w:tc>
+        <w:tc>
+          <w:tcPr>
+            <w:tcW w:w="2610" w:type="dxa"/>
+            <w:vAlign w:val="center"/>
+          </w:tcPr>
+          <w:p>
+            <w:pPr>
+              <w:spacing w:after="0" w:line="280" w:lineRule="auto"/>
+            </w:pPr>
+            <w:r>
+              <w:rPr>
+                <w:rFonts w:ascii="Times New Roman" w:hAnsi="Times New Roman"/>
+                <w:color w:val="000000"/>
+                <w:sz w:val="24"/>
+              </w:rPr>
+              <w:t>Связь резерва с заказом</w:t>
+            </w:r>
+          </w:p>
+        </w:tc>
+        <w:tc>
+          <w:tcPr>
+            <w:tcW w:w="2610" w:type="dxa"/>
+            <w:vAlign w:val="center"/>
+          </w:tcPr>
+          <w:p>
+            <w:pPr>
+              <w:spacing w:after="0" w:line="280" w:lineRule="auto"/>
+            </w:pPr>
+            <w:r>
+              <w:rPr>
+                <w:rFonts w:ascii="Times New Roman" w:hAnsi="Times New Roman"/>
+                <w:color w:val="000000"/>
+                <w:sz w:val="24"/>
+              </w:rPr>
+              <w:t>Совместный учёт заказов и остатков</w:t>
+            </w:r>
+          </w:p>
+        </w:tc>
+        <w:tc>
+          <w:tcPr>
+            <w:tcW w:w="2618" w:type="dxa"/>
+            <w:vAlign w:val="center"/>
+          </w:tcPr>
+          <w:p>
+            <w:pPr>
+              <w:spacing w:after="0" w:line="280" w:lineRule="auto"/>
+            </w:pPr>
+            <w:r>
+              <w:rPr>
+                <w:rFonts w:ascii="Times New Roman" w:hAnsi="Times New Roman"/>
+                <w:color w:val="000000"/>
+                <w:sz w:val="24"/>
+              </w:rPr>
+              <w:t>Явный момент создания резерва</w:t>
+            </w:r>
+          </w:p>
+        </w:tc>
+      </w:tr>
+    </w:tbl>
+    <w:p>
+      <w:pPr>
+        <w:pStyle w:val="3"/>
+        <w:keepNext/>
+        <w:spacing w:before="160" w:after="120" w:line="360" w:lineRule="auto"/>
+        <w:outlineLvl w:val="2"/>
+      </w:pPr>
+      <w:bookmarkStart w:id="15" w:name="_Toc242108183"/>
+      <w:r>
+        <w:rPr>
+          <w:rFonts w:ascii="Times New Roman" w:hAnsi="Times New Roman"/>
+          <w:b/>
+          <w:color w:val="000000"/>
+          <w:sz w:val="28"/>
+        </w:rPr>
+        <w:t>1.3.3 Выводы из сравнения</w:t>
+      </w:r>
+      <w:bookmarkEnd w:id="15"/>
+    </w:p>
+    <w:p>
+      <w:pPr>
+        <w:spacing w:after="0" w:line="360" w:lineRule="auto"/>
+        <w:ind w:firstLine="709"/>
+        <w:jc w:val="both"/>
+      </w:pPr>
+      <w:r>
+        <w:rPr>
+          <w:rFonts w:ascii="Times New Roman" w:hAnsi="Times New Roman"/>
+          <w:color w:val="000000"/>
+          <w:sz w:val="28"/>
+        </w:rPr>
+        <w:t>Рассмотренные продукты подтверждают практическую значимость заказа, резерва и доступного остатка как отдельных сущностей. Из анализа не следует, что эти продукты не подходят для реальной оптовой торговли. Собственная разработка позволяет реализовать один алгоритм средствами процедурного программирования на Python и ООП на Java, сопоставить результаты и показать устройство решения.</w:t>
+      </w:r>
+    </w:p>
+    <w:p>
+      <w:pPr>
+        <w:spacing w:after="0" w:line="360" w:lineRule="auto"/>
+        <w:ind w:firstLine="709"/>
+        <w:jc w:val="both"/>
+      </w:pPr>
+      <w:r>
+        <w:rPr>
+          <w:rFonts w:ascii="Times New Roman" w:hAnsi="Times New Roman"/>
+          <w:color w:val="000000"/>
+          <w:sz w:val="28"/>
+        </w:rPr>
+        <w:t>В разрабатываемой системе действует единое правило: резерв создаётся после подтверждения покупателем только при полном наличии всех позиций. Возможность частичного резервирования в аналогах в рамках данного сравнения не проверялась; её отсутствие является принятым ограничением задачи.</w:t>
+      </w:r>
+    </w:p>
+    <w:p>
+      <w:pPr>
+        <w:pStyle w:val="2"/>
+        <w:keepNext/>
+        <w:spacing w:before="160" w:after="120" w:line="360" w:lineRule="auto"/>
+        <w:outlineLvl w:val="2"/>
+      </w:pPr>
+      <w:bookmarkStart w:id="11" w:name="_Toc242108179"/>
+      <w:r>
+        <w:rPr>
+          <w:rFonts w:ascii="Times New Roman" w:hAnsi="Times New Roman"/>
+          <w:b/>
+          <w:color w:val="000000"/>
+          <w:sz w:val="28"/>
+        </w:rPr>
+        <w:t>2 Описание основного бизнес-процесса</w:t>
+      </w:r>
+      <w:bookmarkEnd w:id="11"/>
+    </w:p>
+    <w:p>
+      <w:pPr>
+        <w:pStyle w:val="3"/>
+        <w:keepNext/>
+        <w:spacing w:before="160" w:after="120" w:line="360" w:lineRule="auto"/>
+        <w:outlineLvl w:val="1"/>
+      </w:pPr>
+      <w:bookmarkStart w:id="8" w:name="_Toc242108176"/>
+      <w:r>
+        <w:rPr>
+          <w:rFonts w:ascii="Times New Roman" w:hAnsi="Times New Roman"/>
+          <w:b/>
+          <w:color w:val="000000"/>
+          <w:sz w:val="28"/>
+        </w:rPr>
+        <w:t>2.1 Границы процесса и участники</w:t>
+      </w:r>
+      <w:bookmarkEnd w:id="8"/>
+    </w:p>
+    <w:p>
+      <w:pPr>
+        <w:spacing w:after="0" w:line="360" w:lineRule="auto"/>
+        <w:ind w:firstLine="709"/>
+        <w:jc w:val="both"/>
+      </w:pPr>
+      <w:r>
+        <w:rPr>
+          <w:rFonts w:ascii="Times New Roman" w:hAnsi="Times New Roman"/>
+          <w:color w:val="000000"/>
+          <w:sz w:val="28"/>
+        </w:rPr>
+        <w:t>Выбранный процесс — обработка оптовой заявки и резервирование офисной мебели на складе. Ответственный исполнитель — менеджер по продажам. Начало процесса — получение заявки покупателя с перечнем артикулов и количеством. Конец — зарегистрированный заказ с резервом либо мотивированный отказ в резервировании.</w:t>
+      </w:r>
+    </w:p>
+    <w:p>
+      <w:pPr>
+        <w:spacing w:after="0" w:line="360" w:lineRule="auto"/>
+        <w:ind w:firstLine="709"/>
+        <w:jc w:val="both"/>
+      </w:pPr>
+      <w:r>
+        <w:rPr>
+          <w:rFonts w:ascii="Times New Roman" w:hAnsi="Times New Roman"/>
+          <w:color w:val="000000"/>
+          <w:sz w:val="28"/>
+        </w:rPr>
+        <w:t>Покупатель передаёт заявку и подтверждает согласованные условия. Менеджер регистрирует заявку, проверяет её и сообщает результат. Кладовщик предоставляет актуальные сведения об остатках и получает подтверждённый заказ для последующей комплектации. Руководитель продаж утверждает прайс-лист и правила работы с заказами вне данного процесса.</w:t>
+      </w:r>
+    </w:p>
+    <w:p>
+      <w:pPr>
+        <w:pStyle w:val="3"/>
+        <w:keepNext/>
+        <w:spacing w:before="160" w:after="120" w:line="360" w:lineRule="auto"/>
+        <w:outlineLvl w:val="1"/>
+      </w:pPr>
+      <w:bookmarkStart w:id="8" w:name="_Toc242108176"/>
+      <w:r>
+        <w:rPr>
+          <w:rFonts w:ascii="Times New Roman" w:hAnsi="Times New Roman"/>
+          <w:b/>
+          <w:color w:val="000000"/>
+          <w:sz w:val="28"/>
+        </w:rPr>
+        <w:t>2.2 Входные данные и правила обработки</w:t>
+      </w:r>
+      <w:bookmarkEnd w:id="8"/>
+    </w:p>
+    <w:p>
+      <w:pPr>
+        <w:spacing w:after="0" w:line="360" w:lineRule="auto"/>
+        <w:ind w:firstLine="709"/>
+        <w:jc w:val="both"/>
+      </w:pPr>
+      <w:r>
+        <w:rPr>
+          <w:rFonts w:ascii="Times New Roman" w:hAnsi="Times New Roman"/>
+          <w:color w:val="000000"/>
+          <w:sz w:val="28"/>
+        </w:rPr>
+        <w:t>Вход: идентификатор покупателя, строки заявки, желаемая дата получения. Дополнительные данные: каталог товаров, действующие цены, физические остатки и активные резервы. Закупка мебели, приёмка поставок, оплата, комплектация, доставка и бухгалтерский учёт находятся за границами выбранного процесса.</w:t>
+      </w:r>
+    </w:p>
+    <w:p>
+      <w:pPr>
+        <w:pStyle w:val="3"/>
+        <w:keepNext/>
+        <w:spacing w:before="160" w:after="120" w:line="360" w:lineRule="auto"/>
+        <w:outlineLvl w:val="1"/>
+      </w:pPr>
+      <w:bookmarkStart w:id="8" w:name="_Toc242108176"/>
+      <w:r>
+        <w:rPr>
+          <w:rFonts w:ascii="Times New Roman" w:hAnsi="Times New Roman"/>
+          <w:b/>
+          <w:color w:val="000000"/>
+          <w:sz w:val="28"/>
+        </w:rPr>
+        <w:t>2.3 Последовательность выполнения</w:t>
+      </w:r>
+      <w:bookmarkEnd w:id="8"/>
+    </w:p>
+    <w:p>
+      <w:pPr>
+        <w:spacing w:after="0" w:line="360" w:lineRule="auto"/>
+        <w:ind w:firstLine="709"/>
+        <w:jc w:val="both"/>
+      </w:pPr>
+      <w:r>
+        <w:rPr>
+          <w:rFonts w:ascii="Times New Roman" w:hAnsi="Times New Roman"/>
+          <w:color w:val="000000"/>
+          <w:sz w:val="28"/>
+        </w:rPr>
+        <w:t>Процесс обработки заявки включает следующие действия:</w:t>
+      </w:r>
+    </w:p>
+    <w:p>
+      <w:pPr>
+        <w:spacing w:after="0" w:line="360" w:lineRule="auto"/>
+        <w:ind w:left="0" w:firstLine="709"/>
+        <w:jc w:val="both"/>
+      </w:pPr>
+      <w:r>
+        <w:rPr>
+          <w:rFonts w:ascii="Times New Roman" w:hAnsi="Times New Roman"/>
+          <w:color w:val="000000"/>
+          <w:sz w:val="28"/>
+        </w:rPr>
+        <w:t>1. Менеджер получает заявку, присваивает ей номер и регистрирует покупателя и дату поступления.</w:t>
+      </w:r>
+    </w:p>
+    <w:p>
+      <w:pPr>
+        <w:spacing w:after="0" w:line="360" w:lineRule="auto"/>
+        <w:ind w:left="0" w:firstLine="709"/>
+        <w:jc w:val="both"/>
+      </w:pPr>
+      <w:r>
+        <w:rPr>
+          <w:rFonts w:ascii="Times New Roman" w:hAnsi="Times New Roman"/>
+          <w:color w:val="000000"/>
+          <w:sz w:val="28"/>
+        </w:rPr>
+        <w:t>2. Проверяет наличие обязательных сведений, существование артикулов и положительное целое количество. Повторяющиеся артикулы объединяет с суммированием количества.</w:t>
+      </w:r>
+    </w:p>
+    <w:p>
+      <w:pPr>
+        <w:spacing w:after="0" w:line="360" w:lineRule="auto"/>
+        <w:ind w:left="0" w:firstLine="709"/>
+        <w:jc w:val="both"/>
+      </w:pPr>
+      <w:r>
+        <w:rPr>
+          <w:rFonts w:ascii="Times New Roman" w:hAnsi="Times New Roman"/>
+          <w:color w:val="000000"/>
+          <w:sz w:val="28"/>
+        </w:rPr>
+        <w:t>3. По каждой позиции определяет доступное количество с учётом действующих резервов. При недостатке хотя бы одной позиции формирует перечень дефицита.</w:t>
+      </w:r>
+    </w:p>
+    <w:p>
+      <w:pPr>
+        <w:spacing w:after="0" w:line="360" w:lineRule="auto"/>
+        <w:ind w:left="0" w:firstLine="709"/>
+        <w:jc w:val="both"/>
+      </w:pPr>
+      <w:r>
+        <w:rPr>
+          <w:rFonts w:ascii="Times New Roman" w:hAnsi="Times New Roman"/>
+          <w:color w:val="000000"/>
+          <w:sz w:val="28"/>
+        </w:rPr>
+        <w:t>4. При полном наличии рассчитывает стоимость строк и итоговую сумму по прайс-листу, направляет условия покупателю и получает подтверждение.</w:t>
+      </w:r>
+    </w:p>
+    <w:p>
+      <w:pPr>
+        <w:spacing w:after="0" w:line="360" w:lineRule="auto"/>
+        <w:ind w:left="0" w:firstLine="709"/>
+        <w:jc w:val="both"/>
+      </w:pPr>
+      <w:r>
+        <w:rPr>
+          <w:rFonts w:ascii="Times New Roman" w:hAnsi="Times New Roman"/>
+          <w:color w:val="000000"/>
+          <w:sz w:val="28"/>
+        </w:rPr>
+        <w:t>5. Перед созданием резерва повторно проверяет наличие и актуальность согласованной стоимости. Изменившиеся условия возвращает на согласование.</w:t>
+      </w:r>
+    </w:p>
+    <w:p>
+      <w:pPr>
+        <w:spacing w:after="0" w:line="360" w:lineRule="auto"/>
+        <w:ind w:left="0" w:firstLine="709"/>
+        <w:jc w:val="both"/>
+      </w:pPr>
+      <w:r>
+        <w:rPr>
+          <w:rFonts w:ascii="Times New Roman" w:hAnsi="Times New Roman"/>
+          <w:color w:val="000000"/>
+          <w:sz w:val="28"/>
+        </w:rPr>
+        <w:t>6. При успешной проверке регистрирует заказ и резервирует все его позиции. Передаёт покупателю подтверждение, а кладовщику — сведения для последующей комплектации.</w:t>
+      </w:r>
+    </w:p>
+    <w:p>
+      <w:pPr>
+        <w:pStyle w:val="3"/>
+        <w:keepNext/>
+        <w:spacing w:before="160" w:after="120" w:line="360" w:lineRule="auto"/>
+        <w:outlineLvl w:val="1"/>
+      </w:pPr>
+      <w:bookmarkStart w:id="8" w:name="_Toc242108176"/>
+      <w:r>
+        <w:rPr>
+          <w:rFonts w:ascii="Times New Roman" w:hAnsi="Times New Roman"/>
+          <w:b/>
+          <w:color w:val="000000"/>
+          <w:sz w:val="28"/>
+        </w:rPr>
+        <w:t>2.4 Выходные данные и узкие места</w:t>
+      </w:r>
+      <w:bookmarkEnd w:id="8"/>
+    </w:p>
+    <w:p>
+      <w:pPr>
+        <w:spacing w:after="0" w:line="360" w:lineRule="auto"/>
+        <w:ind w:firstLine="709"/>
+        <w:jc w:val="both"/>
+      </w:pPr>
+      <w:r>
+        <w:rPr>
+          <w:rFonts w:ascii="Times New Roman" w:hAnsi="Times New Roman"/>
+          <w:color w:val="000000"/>
+          <w:sz w:val="28"/>
+        </w:rPr>
+        <w:t>Успешный результат содержит номер заказа, покупателя, состав, количество, согласованные цены, итоговую сумму и подтверждение резерва. При некорректной заявке менеджер возвращает её покупателю на исправление. При дефиците сообщает недостающие позиции; при отказе покупателя завершает заявку без резерва.</w:t>
+      </w:r>
+    </w:p>
+    <w:p>
+      <w:pPr>
+        <w:spacing w:after="0" w:line="360" w:lineRule="auto"/>
+        <w:ind w:firstLine="709"/>
+        <w:jc w:val="both"/>
+      </w:pPr>
+      <w:r>
+        <w:rPr>
+          <w:rFonts w:ascii="Times New Roman" w:hAnsi="Times New Roman"/>
+          <w:color w:val="000000"/>
+          <w:sz w:val="28"/>
+        </w:rPr>
+        <w:t>В начальном объёме резервирование выполняется только целиком: если любой позиции недостаточно, ни одна строка не резервируется. Частичные поставки, подбор аналогов, скидки и автоматическое пополнение запасов не включаются. Это ограничения разрабатываемой системы.</w:t>
+      </w:r>
+    </w:p>
+    <w:p>
+      <w:pPr>
+        <w:spacing w:after="0" w:line="360" w:lineRule="auto"/>
+        <w:ind w:firstLine="709"/>
+        <w:jc w:val="both"/>
+      </w:pPr>
+      <w:r>
+        <w:rPr>
+          <w:rFonts w:ascii="Times New Roman" w:hAnsi="Times New Roman"/>
+          <w:color w:val="000000"/>
+          <w:sz w:val="28"/>
+        </w:rPr>
+        <w:t xml:space="preserve">После резервирования физический остаток не уменьшается: изменяется только резерв. Списание при отгрузке относится к следующему процессу. </w:t>
+      </w:r>
+      <w:r>
+        <w:rPr>
+          <w:rFonts w:ascii="Times New Roman" w:hAnsi="Times New Roman"/>
+          <w:color w:val="000000"/>
+          <w:sz w:val="28"/>
+        </w:rPr>
+        <w:lastRenderedPageBreak/>
+        <w:t>Снятие резерва при отмене заказа предусматривается как вспомогательная операция с сохранением причины отмены.</w:t>
+      </w:r>
+    </w:p>
+    <w:p>
+      <w:pPr>
+        <w:spacing w:after="0" w:line="360" w:lineRule="auto"/>
+        <w:ind w:firstLine="709"/>
+        <w:jc w:val="both"/>
+      </w:pPr>
+      <w:r>
+        <w:rPr>
+          <w:rFonts w:ascii="Times New Roman" w:hAnsi="Times New Roman"/>
+          <w:color w:val="000000"/>
+          <w:sz w:val="28"/>
+        </w:rPr>
+        <w:t>Ручное сопоставление артикулов замедляет обработку; поиск по каталогу и проверка формата должны сократить эту работу. Отдельные таблицы остатков и заказов допускают противоречия; общая модель данных должна связывать каждый резерв с конкретной строкой заказа.</w:t>
+      </w:r>
+    </w:p>
+    <w:p>
+      <w:pPr>
+        <w:spacing w:after="0" w:line="360" w:lineRule="auto"/>
+        <w:ind w:firstLine="709"/>
+        <w:jc w:val="both"/>
+      </w:pPr>
+      <w:r>
+        <w:rPr>
+          <w:rFonts w:ascii="Times New Roman" w:hAnsi="Times New Roman"/>
+          <w:color w:val="000000"/>
+          <w:sz w:val="28"/>
+        </w:rPr>
+        <w:t>Одновременные заявки на один товар создают риск превышения доступного остатка. Повторная обработка подтверждённой заявки не должна создавать второй резерв. При работе с СУБД проверка наличия и регистрация резерва выполняются атомарно.</w:t>
+      </w:r>
+    </w:p>
+    <w:p>
+      <w:pPr>
+        <w:pStyle w:val="3"/>
+        <w:keepNext/>
+        <w:spacing w:before="160" w:after="120" w:line="360" w:lineRule="auto"/>
+        <w:outlineLvl w:val="1"/>
+      </w:pPr>
+      <w:bookmarkStart w:id="20" w:name="_Toc242108188"/>
+      <w:r>
+        <w:rPr>
+          <w:rFonts w:ascii="Times New Roman" w:hAnsi="Times New Roman"/>
+          <w:b/>
+          <w:color w:val="000000"/>
+          <w:sz w:val="28"/>
+        </w:rPr>
+        <w:t>2.5 Требования к автоматизации</w:t>
+      </w:r>
+      <w:bookmarkEnd w:id="20"/>
+    </w:p>
+    <w:p>
+      <w:pPr>
+        <w:pStyle w:val="3"/>
+        <w:keepNext/>
+        <w:spacing w:before="160" w:after="120" w:line="360" w:lineRule="auto"/>
+        <w:outlineLvl w:val="2"/>
+      </w:pPr>
+      <w:bookmarkStart w:id="21" w:name="_Toc242108189"/>
+      <w:r>
+        <w:rPr>
+          <w:rFonts w:ascii="Times New Roman" w:hAnsi="Times New Roman"/>
+          <w:b/>
+          <w:color w:val="000000"/>
+          <w:sz w:val="28"/>
+        </w:rPr>
+        <w:t>2.5.1 Цель автоматизации и границы решения</w:t>
+      </w:r>
+      <w:bookmarkEnd w:id="21"/>
+    </w:p>
+    <w:p>
+      <w:pPr>
+        <w:spacing w:after="0" w:line="360" w:lineRule="auto"/>
+        <w:ind w:firstLine="709"/>
+        <w:jc w:val="both"/>
+      </w:pPr>
+      <w:r>
+        <w:rPr>
+          <w:rFonts w:ascii="Times New Roman" w:hAnsi="Times New Roman"/>
+          <w:color w:val="000000"/>
+          <w:sz w:val="28"/>
+        </w:rPr>
+        <w:t>Требуется разработать две консольные реализации обработки оптовой заявки и резервирования офисной мебели на одном складе. На вход поступают идентификатор заявки и покупателя, артикулы и целые положительные количества. Каталог, цены, физические остатки и действующие резервы являются исходными данными. На выходе формируется подтверждённый заказ с резервом либо мотивированный отказ. Оплата, закупка, доставка, бухгалтерский учёт, оптимизация размещения мебели и прогнозирование спроса находятся за границами автоматизации.</w:t>
+      </w:r>
+    </w:p>
+    <w:p>
+      <w:pPr>
+        <w:pStyle w:val="3"/>
+        <w:keepNext/>
+        <w:spacing w:before="160" w:after="120" w:line="360" w:lineRule="auto"/>
+        <w:outlineLvl w:val="2"/>
+      </w:pPr>
+      <w:bookmarkStart w:id="22" w:name="_Toc242108190"/>
+      <w:r>
+        <w:rPr>
+          <w:rFonts w:ascii="Times New Roman" w:hAnsi="Times New Roman"/>
+          <w:b/>
+          <w:color w:val="000000"/>
+          <w:sz w:val="28"/>
+        </w:rPr>
+        <w:t>2.5.2 Функциональные требования</w:t>
+      </w:r>
+      <w:bookmarkEnd w:id="22"/>
+    </w:p>
+    <w:p>
+      <w:pPr>
+        <w:spacing w:after="0" w:line="360" w:lineRule="auto"/>
+        <w:ind w:firstLine="709"/>
+        <w:jc w:val="both"/>
+      </w:pPr>
+      <w:r>
+        <w:rPr>
+          <w:rFonts w:ascii="Times New Roman" w:hAnsi="Times New Roman"/>
+          <w:color w:val="000000"/>
+          <w:sz w:val="28"/>
+        </w:rPr>
+        <w:t>ФТ-01. Проверять обязательные поля заявки, существование артикула и допустимость количества; ошибочная заявка не должна изменять резервы.</w:t>
+      </w:r>
+    </w:p>
+    <w:p>
+      <w:pPr>
+        <w:spacing w:after="0" w:line="360" w:lineRule="auto"/>
+        <w:ind w:firstLine="709"/>
+        <w:jc w:val="both"/>
+      </w:pPr>
+      <w:r>
+        <w:rPr>
+          <w:rFonts w:ascii="Times New Roman" w:hAnsi="Times New Roman"/>
+          <w:color w:val="000000"/>
+          <w:sz w:val="28"/>
+        </w:rPr>
+        <w:t>ФТ-02. Объединять повторяющиеся артикулы и проверять суммарное количество каждой позиции.</w:t>
+      </w:r>
+    </w:p>
+    <w:p>
+      <w:pPr>
+        <w:spacing w:after="0" w:line="360" w:lineRule="auto"/>
+        <w:ind w:firstLine="709"/>
+        <w:jc w:val="both"/>
+      </w:pPr>
+      <w:r>
+        <w:rPr>
+          <w:rFonts w:ascii="Times New Roman" w:hAnsi="Times New Roman"/>
+          <w:color w:val="000000"/>
+          <w:sz w:val="28"/>
+        </w:rPr>
+        <w:t>ФТ-03. Рассчитывать доступное количество как физический остаток за вычетом активных резервов; при недостатке формировать перечень дефицита.</w:t>
+      </w:r>
+    </w:p>
+    <w:p>
+      <w:pPr>
+        <w:spacing w:after="0" w:line="360" w:lineRule="auto"/>
+        <w:ind w:firstLine="709"/>
+        <w:jc w:val="both"/>
+      </w:pPr>
+      <w:r>
+        <w:rPr>
+          <w:rFonts w:ascii="Times New Roman" w:hAnsi="Times New Roman"/>
+          <w:color w:val="000000"/>
+          <w:sz w:val="28"/>
+        </w:rPr>
+        <w:t>ФТ-04. Рассчитывать стоимость строк и сумму заказа по согласованным ценам в рублях; при изменении цены возвращать условия на согласование.</w:t>
+      </w:r>
+    </w:p>
+    <w:p>
+      <w:pPr>
+        <w:spacing w:after="0" w:line="360" w:lineRule="auto"/>
+        <w:ind w:firstLine="709"/>
+        <w:jc w:val="both"/>
+      </w:pPr>
+      <w:r>
+        <w:rPr>
+          <w:rFonts w:ascii="Times New Roman" w:hAnsi="Times New Roman"/>
+          <w:color w:val="000000"/>
+          <w:sz w:val="28"/>
+        </w:rPr>
+        <w:lastRenderedPageBreak/>
+        <w:t>ФТ-05. После подтверждения покупателем повторно проверять наличие и резервировать заказ целиком. При дефиците любой позиции все резервы остаются неизменными.</w:t>
+      </w:r>
+    </w:p>
+    <w:p>
+      <w:pPr>
+        <w:spacing w:after="0" w:line="360" w:lineRule="auto"/>
+        <w:ind w:firstLine="709"/>
+        <w:jc w:val="both"/>
+      </w:pPr>
+      <w:r>
+        <w:rPr>
+          <w:rFonts w:ascii="Times New Roman" w:hAnsi="Times New Roman"/>
+          <w:color w:val="000000"/>
+          <w:sz w:val="28"/>
+        </w:rPr>
+        <w:t>ФТ-06. Сохранять связь резерва с заказом; повторная обработка того же подтверждённого заказа не создаёт новый резерв.</w:t>
+      </w:r>
+    </w:p>
+    <w:p>
+      <w:pPr>
+        <w:spacing w:after="0" w:line="360" w:lineRule="auto"/>
+        <w:ind w:firstLine="709"/>
+        <w:jc w:val="both"/>
+      </w:pPr>
+      <w:r>
+        <w:rPr>
+          <w:rFonts w:ascii="Times New Roman" w:hAnsi="Times New Roman"/>
+          <w:color w:val="000000"/>
+          <w:sz w:val="28"/>
+        </w:rPr>
+        <w:t>ФТ-07. Снимать резерв при отмене заказа с сохранением причины. Создание и снятие резерва не меняют физический остаток.</w:t>
+      </w:r>
+    </w:p>
+    <w:p>
+      <w:pPr>
+        <w:spacing w:after="0" w:line="360" w:lineRule="auto"/>
+        <w:ind w:firstLine="709"/>
+        <w:jc w:val="both"/>
+      </w:pPr>
+      <w:r>
+        <w:rPr>
+          <w:rFonts w:ascii="Times New Roman" w:hAnsi="Times New Roman"/>
+          <w:color w:val="000000"/>
+          <w:sz w:val="28"/>
+        </w:rPr>
+        <w:t>ФТ-08. Возвращать номер заказа, результат обработки, суммы и причины отказа в одинаковом составе для обеих реализаций.</w:t>
+      </w:r>
+    </w:p>
+    <w:p>
+      <w:pPr>
+        <w:pStyle w:val="3"/>
+        <w:keepNext/>
+        <w:spacing w:before="160" w:after="120" w:line="360" w:lineRule="auto"/>
+        <w:outlineLvl w:val="2"/>
+      </w:pPr>
+      <w:bookmarkStart w:id="23" w:name="_Toc242108191"/>
+      <w:r>
+        <w:rPr>
+          <w:rFonts w:ascii="Times New Roman" w:hAnsi="Times New Roman"/>
+          <w:b/>
+          <w:color w:val="000000"/>
+          <w:sz w:val="28"/>
+        </w:rPr>
+        <w:t>2.5.3 Нефункциональные требования и критерии проверки</w:t>
+      </w:r>
+      <w:bookmarkEnd w:id="23"/>
+    </w:p>
+    <w:p>
+      <w:pPr>
+        <w:spacing w:after="0" w:line="360" w:lineRule="auto"/>
+        <w:ind w:firstLine="709"/>
+        <w:jc w:val="both"/>
+      </w:pPr>
+      <w:r>
+        <w:rPr>
+          <w:rFonts w:ascii="Times New Roman" w:hAnsi="Times New Roman"/>
+          <w:color w:val="000000"/>
+          <w:sz w:val="28"/>
+        </w:rPr>
+        <w:t>НФТ-01. Эквивалентность: обе реализации на одном наборе исходных данных должны давать одинаковые количества, суммы и причины отказа. Проверка выполняется общими сценариями.</w:t>
+      </w:r>
+    </w:p>
+    <w:p>
+      <w:pPr>
+        <w:spacing w:after="0" w:line="360" w:lineRule="auto"/>
+        <w:ind w:firstLine="709"/>
+        <w:jc w:val="both"/>
+      </w:pPr>
+      <w:r>
+        <w:rPr>
+          <w:rFonts w:ascii="Times New Roman" w:hAnsi="Times New Roman"/>
+          <w:color w:val="000000"/>
+          <w:sz w:val="28"/>
+        </w:rPr>
+        <w:t>НФТ-02. Точность: денежные значения вычисляются десятичной арифметикой с результатом до копеек; количества хранятся целыми числами. Правило округления фиксируется одинаково в обеих версиях.</w:t>
+      </w:r>
+    </w:p>
+    <w:p>
+      <w:pPr>
+        <w:spacing w:after="0" w:line="360" w:lineRule="auto"/>
+        <w:ind w:firstLine="709"/>
+        <w:jc w:val="both"/>
+      </w:pPr>
+      <w:r>
+        <w:rPr>
+          <w:rFonts w:ascii="Times New Roman" w:hAnsi="Times New Roman"/>
+          <w:color w:val="000000"/>
+          <w:sz w:val="28"/>
+        </w:rPr>
+        <w:t>НФТ-03. Целостность: после любой успешной или отклонённой операции резерв не превышает физический остаток, а доступное количество не становится отрицательным. В версии с СУБД критерий проверяется также двумя конкурирующими заявками.</w:t>
+      </w:r>
+    </w:p>
+    <w:p>
+      <w:pPr>
+        <w:spacing w:after="0" w:line="360" w:lineRule="auto"/>
+        <w:ind w:firstLine="709"/>
+        <w:jc w:val="both"/>
+      </w:pPr>
+      <w:r>
+        <w:rPr>
+          <w:rFonts w:ascii="Times New Roman" w:hAnsi="Times New Roman"/>
+          <w:color w:val="000000"/>
+          <w:sz w:val="28"/>
+        </w:rPr>
+        <w:t>НФТ-04. Воспроизводимость: к каждой реализации прилагаются версии средств, порядок запуска и общий набор входных данных. В контрольных наборах используются вымышленные сведения о покупателях.</w:t>
+      </w:r>
+    </w:p>
+    <w:p>
+      <w:pPr>
+        <w:spacing w:after="0" w:line="360" w:lineRule="auto"/>
+        <w:ind w:firstLine="709"/>
+        <w:jc w:val="both"/>
+      </w:pPr>
+      <w:r>
+        <w:rPr>
+          <w:rFonts w:ascii="Times New Roman" w:hAnsi="Times New Roman"/>
+          <w:color w:val="000000"/>
+          <w:sz w:val="28"/>
+        </w:rPr>
+        <w:t xml:space="preserve">НФТ-05. </w:t>
+      </w:r>
+      <w:proofErr w:type="spellStart"/>
+      <w:r>
+        <w:rPr>
+          <w:rFonts w:ascii="Times New Roman" w:hAnsi="Times New Roman"/>
+          <w:color w:val="000000"/>
+          <w:sz w:val="28"/>
+        </w:rPr>
+        <w:t>Сопровождаемость</w:t>
+      </w:r>
+      <w:proofErr w:type="spellEnd"/>
+      <w:r>
+        <w:rPr>
+          <w:rFonts w:ascii="Times New Roman" w:hAnsi="Times New Roman"/>
+          <w:color w:val="000000"/>
+          <w:sz w:val="28"/>
+        </w:rPr>
+        <w:t>: ввод и вывод отделяются от обработки заявки; в Python правила оформляются функциями, в Java — методами классов и сервисом обработки заказа.</w:t>
+      </w:r>
+    </w:p>
+    <w:p>
+      <w:pPr>
+        <w:spacing w:after="0" w:line="360" w:lineRule="auto"/>
+        <w:ind w:firstLine="709"/>
+        <w:jc w:val="both"/>
+      </w:pPr>
+      <w:r>
+        <w:rPr>
+          <w:rFonts w:ascii="Times New Roman" w:hAnsi="Times New Roman"/>
+          <w:color w:val="000000"/>
+          <w:sz w:val="28"/>
+        </w:rPr>
+        <w:t>НФТ-06. Понятность результата: пользователь получает причину ошибки и проблемный артикул. Ограничение времени отклика в миллисекундах не устанавливается, поскольку размеры набора данных и оборудование для измерений не определены.</w:t>
+      </w:r>
+    </w:p>
+    <w:p>
+      <w:pPr>
+        <w:spacing w:after="0" w:line="360" w:lineRule="auto"/>
+        <w:ind w:firstLine="709"/>
+        <w:jc w:val="both"/>
+      </w:pPr>
+      <w:r>
+        <w:rPr>
+          <w:rFonts w:ascii="Times New Roman" w:hAnsi="Times New Roman"/>
+          <w:color w:val="000000"/>
+          <w:sz w:val="28"/>
+        </w:rPr>
+        <w:t>На складе 20 столов, из них 5 зарезервировано: доступно 15. Заявка на 10 столов при выполнении остальных условий создаёт резерв 10; общий резерв становится 15, доступно 5, физический остаток остаётся 20. Заявка на 16 столов отклоняется без изменения данных. Если в заявке указаны две строки одного артикула на 8 и 9 столов, проверяется суммарное количество 17.</w:t>
+      </w:r>
+    </w:p>
+    <w:p>
+      <w:pPr>
+        <w:pStyle w:val="2"/>
+        <w:keepNext/>
+        <w:spacing w:before="160" w:after="120" w:line="360" w:lineRule="auto"/>
+        <w:outlineLvl w:val="1"/>
+      </w:pPr>
+      <w:bookmarkStart w:id="16" w:name="_Toc242108184"/>
+      <w:r>
+        <w:rPr>
+          <w:rFonts w:ascii="Times New Roman" w:hAnsi="Times New Roman"/>
+          <w:b/>
+          <w:color w:val="000000"/>
+          <w:sz w:val="28"/>
+        </w:rPr>
+        <w:t>3 Среда разработки, система контроля версий и технологии</w:t>
+      </w:r>
+      <w:bookmarkEnd w:id="16"/>
+    </w:p>
+    <w:p>
+      <w:pPr>
+        <w:pStyle w:val="3"/>
+        <w:keepNext/>
+        <w:spacing w:before="160" w:after="120" w:line="360" w:lineRule="auto"/>
+        <w:outlineLvl w:val="2"/>
+      </w:pPr>
+      <w:bookmarkStart w:id="17" w:name="_Toc242108185"/>
+      <w:r>
+        <w:rPr>
+          <w:rFonts w:ascii="Times New Roman" w:hAnsi="Times New Roman"/>
+          <w:b/>
+          <w:color w:val="000000"/>
+          <w:sz w:val="28"/>
+        </w:rPr>
+        <w:t>3.1 Языки программирования и организация реализаций</w:t>
+      </w:r>
+      <w:bookmarkEnd w:id="17"/>
+    </w:p>
+    <w:p>
+      <w:pPr>
+        <w:spacing w:after="0" w:line="360" w:lineRule="auto"/>
+        <w:ind w:firstLine="709"/>
+        <w:jc w:val="both"/>
+      </w:pPr>
+      <w:r>
+        <w:rPr>
+          <w:rFonts w:ascii="Times New Roman" w:hAnsi="Times New Roman"/>
+          <w:color w:val="000000"/>
+          <w:sz w:val="28"/>
+        </w:rPr>
+        <w:t>В качестве используемых технологий выбраны</w:t>
+      </w:r>
+      <w:r>
+        <w:rPr>
+          <w:rFonts w:ascii="Times New Roman" w:hAnsi="Times New Roman"/>
+          <w:color w:val="000000"/>
+          <w:sz w:val="28"/>
+        </w:rPr>
+        <w:t xml:space="preserve"> Python 3.13, Java 21 и </w:t>
+      </w:r>
+      <w:proofErr w:type="spellStart"/>
+      <w:r>
+        <w:rPr>
+          <w:rFonts w:ascii="Times New Roman" w:hAnsi="Times New Roman"/>
+          <w:color w:val="000000"/>
+          <w:sz w:val="28"/>
+        </w:rPr>
+        <w:t>PostgreSQL</w:t>
+      </w:r>
+      <w:proofErr w:type="spellEnd"/>
+      <w:r>
+        <w:rPr>
+          <w:rFonts w:ascii="Times New Roman" w:hAnsi="Times New Roman"/>
+          <w:color w:val="000000"/>
+          <w:sz w:val="28"/>
+        </w:rPr>
+        <w:t xml:space="preserve"> 17. </w:t>
+      </w:r>
+    </w:p>
+    <w:p>
+      <w:pPr>
+        <w:spacing w:after="0" w:line="360" w:lineRule="auto"/>
+        <w:ind w:firstLine="709"/>
+        <w:jc w:val="both"/>
+      </w:pPr>
+      <w:r>
+        <w:rPr>
+          <w:rFonts w:ascii="Times New Roman" w:hAnsi="Times New Roman"/>
+          <w:color w:val="000000"/>
+          <w:sz w:val="28"/>
+        </w:rPr>
+        <w:t>Python будет использоваться для процедурного решения: функции проверки заявки, объединения повторяющихся строк, расчёта доступного количества и стоимости, создания и снятия резерва. Данные представляются словарями и списками, описанными в официальной документации [15]. Денежные значения обрабатываются десятичной арифметикой.</w:t>
+      </w:r>
+    </w:p>
+    <w:p>
+      <w:pPr>
+        <w:spacing w:after="0" w:line="360" w:lineRule="auto"/>
+        <w:ind w:firstLine="709"/>
+        <w:jc w:val="both"/>
+      </w:pPr>
+      <w:r>
+        <w:rPr>
+          <w:rFonts w:ascii="Times New Roman" w:hAnsi="Times New Roman"/>
+          <w:color w:val="000000"/>
+          <w:sz w:val="28"/>
+        </w:rPr>
+        <w:t xml:space="preserve">Java будет использоваться для реализации той же логики через классы Product, Customer, </w:t>
+      </w:r>
+      <w:proofErr w:type="spellStart"/>
+      <w:r>
+        <w:rPr>
+          <w:rFonts w:ascii="Times New Roman" w:hAnsi="Times New Roman"/>
+          <w:color w:val="000000"/>
+          <w:sz w:val="28"/>
+        </w:rPr>
+        <w:t>Order</w:t>
+      </w:r>
+      <w:proofErr w:type="spellEnd"/>
+      <w:r>
+        <w:rPr>
+          <w:rFonts w:ascii="Times New Roman" w:hAnsi="Times New Roman"/>
+          <w:color w:val="000000"/>
+          <w:sz w:val="28"/>
+        </w:rPr>
+        <w:t xml:space="preserve">, </w:t>
+      </w:r>
+      <w:proofErr w:type="spellStart"/>
+      <w:r>
+        <w:rPr>
+          <w:rFonts w:ascii="Times New Roman" w:hAnsi="Times New Roman"/>
+          <w:color w:val="000000"/>
+          <w:sz w:val="28"/>
+        </w:rPr>
+        <w:t>OrderLine</w:t>
+      </w:r>
+      <w:proofErr w:type="spellEnd"/>
+      <w:r>
+        <w:rPr>
+          <w:rFonts w:ascii="Times New Roman" w:hAnsi="Times New Roman"/>
+          <w:color w:val="000000"/>
+          <w:sz w:val="28"/>
+        </w:rPr>
+        <w:t xml:space="preserve"> и </w:t>
+      </w:r>
+      <w:proofErr w:type="spellStart"/>
+      <w:r>
+        <w:rPr>
+          <w:rFonts w:ascii="Times New Roman" w:hAnsi="Times New Roman"/>
+          <w:color w:val="000000"/>
+          <w:sz w:val="28"/>
+        </w:rPr>
+        <w:t>Reservation</w:t>
+      </w:r>
+      <w:proofErr w:type="spellEnd"/>
+      <w:r>
+        <w:rPr>
+          <w:rFonts w:ascii="Times New Roman" w:hAnsi="Times New Roman"/>
+          <w:color w:val="000000"/>
+          <w:sz w:val="28"/>
+        </w:rPr>
+        <w:t xml:space="preserve"> и сервис обработки заказов. Интерфейс хранилища отделит бизнес-правила от способа сохранения данных. При проектировании классов, наследования и интерфейсов будет использоваться спецификация Java SE 21 [16].</w:t>
+      </w:r>
+    </w:p>
+    <w:p>
+      <w:pPr>
+        <w:spacing w:after="0" w:line="360" w:lineRule="auto"/>
+        <w:ind w:firstLine="709"/>
+        <w:jc w:val="both"/>
+      </w:pPr>
+      <w:r>
+        <w:rPr>
+          <w:rFonts w:ascii="Times New Roman" w:hAnsi="Times New Roman"/>
+          <w:color w:val="000000"/>
+          <w:sz w:val="28"/>
+        </w:rPr>
+        <w:t>Обе программы должны получать одинаковые входные данные и формировать одинаковые результаты по количеству, стоимости и причинам отказа. Сравнение охватит корректность, структуру кода, изменение бизнес-правил и обработку ошибок. Различия парадигм будут показаны на одном алгоритме резервирования.</w:t>
+      </w:r>
+    </w:p>
+    <w:p>
+      <w:pPr>
+        <w:spacing w:after="0" w:line="360" w:lineRule="auto"/>
+        <w:ind w:firstLine="709"/>
+        <w:jc w:val="both"/>
+      </w:pPr>
+      <w:r>
+        <w:rPr>
+          <w:rFonts w:ascii="Times New Roman" w:hAnsi="Times New Roman"/>
+          <w:color w:val="000000"/>
+          <w:sz w:val="28"/>
+        </w:rPr>
+        <w:t>Python позволяет описать преобразования заявки последовательностью функций и наглядно проверить правила обработки коллекций. Java используется для выделения сущностей и их ответственности в классах.</w:t>
+      </w:r>
+    </w:p>
+    <w:p>
+      <w:pPr>
+        <w:pStyle w:val="3"/>
+        <w:keepNext/>
+        <w:spacing w:before="160" w:after="120" w:line="360" w:lineRule="auto"/>
+        <w:outlineLvl w:val="2"/>
+      </w:pPr>
+      <w:bookmarkStart w:id="18" w:name="_Toc242108186"/>
+      <w:r>
+        <w:rPr>
+          <w:rFonts w:ascii="Times New Roman" w:hAnsi="Times New Roman"/>
+          <w:b/>
+          <w:color w:val="000000"/>
+          <w:sz w:val="28"/>
+        </w:rPr>
+        <w:t>3.2 Хранение данных и среда разработки</w:t>
+      </w:r>
+      <w:bookmarkEnd w:id="18"/>
+    </w:p>
+    <w:p>
+      <w:pPr>
+        <w:spacing w:after="0" w:line="360" w:lineRule="auto"/>
+        <w:ind w:firstLine="709"/>
+        <w:jc w:val="both"/>
+      </w:pPr>
+      <w:r>
+        <w:rPr>
+          <w:rFonts w:ascii="Times New Roman" w:hAnsi="Times New Roman"/>
+          <w:color w:val="000000"/>
+          <w:sz w:val="28"/>
+        </w:rPr>
+        <w:t xml:space="preserve">Для разработки на Python и Java будет использоваться Visual Studio Code (VS Code). </w:t>
+      </w:r>
+      <w:proofErr w:type="spellStart"/>
+      <w:r>
+        <w:rPr>
+          <w:rFonts w:ascii="Times New Roman" w:hAnsi="Times New Roman"/>
+          <w:color w:val="000000"/>
+          <w:sz w:val="28"/>
+        </w:rPr>
+        <w:t>PostgreSQL</w:t>
+      </w:r>
+      <w:proofErr w:type="spellEnd"/>
+      <w:r>
+        <w:rPr>
+          <w:rFonts w:ascii="Times New Roman" w:hAnsi="Times New Roman"/>
+          <w:color w:val="000000"/>
+          <w:sz w:val="28"/>
+        </w:rPr>
+        <w:t xml:space="preserve"> выбран для реляционной модели товаров, покупателей, заказов и </w:t>
+      </w:r>
+      <w:proofErr w:type="gramStart"/>
+      <w:r>
+        <w:rPr>
+          <w:rFonts w:ascii="Times New Roman" w:hAnsi="Times New Roman"/>
+          <w:color w:val="000000"/>
+          <w:sz w:val="28"/>
+        </w:rPr>
+        <w:t>резервов</w:t>
+      </w:r>
+      <w:proofErr w:type="gramEnd"/>
+      <w:r>
+        <w:rPr>
+          <w:rFonts w:ascii="Times New Roman" w:hAnsi="Times New Roman"/>
+          <w:color w:val="000000"/>
+          <w:sz w:val="28"/>
+        </w:rPr>
+        <w:t xml:space="preserve"> и согласованного выполнения связанных изменений: товары, заказы и резервы должны быть связаны ключами, а проверка остатка и изменение резерва — выполняться в одной транзакции. Документация </w:t>
+      </w:r>
+      <w:proofErr w:type="spellStart"/>
+      <w:r>
+        <w:rPr>
+          <w:rFonts w:ascii="Times New Roman" w:hAnsi="Times New Roman"/>
+          <w:color w:val="000000"/>
+          <w:sz w:val="28"/>
+        </w:rPr>
+        <w:t>PostgreSQL</w:t>
+      </w:r>
+      <w:proofErr w:type="spellEnd"/>
+      <w:r>
+        <w:rPr>
+          <w:rFonts w:ascii="Times New Roman" w:hAnsi="Times New Roman"/>
+          <w:color w:val="000000"/>
+          <w:sz w:val="28"/>
+        </w:rPr>
+        <w:t xml:space="preserve"> </w:t>
+      </w:r>
+      <w:r>
+        <w:rPr>
+          <w:rFonts w:ascii="Times New Roman" w:hAnsi="Times New Roman"/>
+          <w:color w:val="000000"/>
+          <w:sz w:val="28"/>
+        </w:rPr>
+        <w:lastRenderedPageBreak/>
+        <w:t>описывает блокировки строк, применимые для защиты от конкурирующих изменений [17].</w:t>
+      </w:r>
+    </w:p>
+    <w:p>
+      <w:pPr>
+        <w:pStyle w:val="3"/>
+        <w:keepNext/>
+        <w:spacing w:before="160" w:after="120" w:line="360" w:lineRule="auto"/>
+        <w:outlineLvl w:val="2"/>
+      </w:pPr>
+      <w:bookmarkStart w:id="19" w:name="_Toc242108187"/>
+      <w:r>
+        <w:rPr>
+          <w:rFonts w:ascii="Times New Roman" w:hAnsi="Times New Roman"/>
+          <w:b/>
+          <w:color w:val="000000"/>
+          <w:sz w:val="28"/>
+        </w:rPr>
+        <w:t>3.3 Организация контроля версий</w:t>
+      </w:r>
+      <w:bookmarkEnd w:id="19"/>
+    </w:p>
+    <w:p>
+      <w:pPr>
+        <w:spacing w:after="0" w:line="360" w:lineRule="auto"/>
+        <w:ind w:firstLine="709"/>
+        <w:jc w:val="both"/>
+      </w:pPr>
+      <w:r>
+        <w:rPr>
+          <w:rFonts w:ascii="Times New Roman" w:hAnsi="Times New Roman"/>
+          <w:color w:val="000000"/>
+          <w:sz w:val="28"/>
+        </w:rPr>
+        <w:t xml:space="preserve">Локальный </w:t>
+      </w:r>
+      <w:proofErr w:type="spellStart"/>
+      <w:r>
+        <w:rPr>
+          <w:rFonts w:ascii="Times New Roman" w:hAnsi="Times New Roman"/>
+          <w:color w:val="000000"/>
+          <w:sz w:val="28"/>
+        </w:rPr>
+        <w:t>Git</w:t>
+      </w:r>
+      <w:proofErr w:type="spellEnd"/>
+      <w:r>
+        <w:rPr>
+          <w:rFonts w:ascii="Times New Roman" w:hAnsi="Times New Roman"/>
+          <w:color w:val="000000"/>
+          <w:sz w:val="28"/>
+        </w:rPr>
+        <w:t xml:space="preserve">-репозиторий расположен в каталоге </w:t>
+      </w:r>
+      <w:proofErr w:type="spellStart"/>
+      <w:r>
+        <w:rPr>
+          <w:rFonts w:ascii="Times New Roman" w:hAnsi="Times New Roman"/>
+          <w:color w:val="000000"/>
+          <w:sz w:val="28"/>
+        </w:rPr>
+        <w:t>vcs</w:t>
+      </w:r>
+      <w:proofErr w:type="spellEnd"/>
+      <w:r>
+        <w:rPr>
+          <w:rFonts w:ascii="Times New Roman" w:hAnsi="Times New Roman"/>
+          <w:color w:val="000000"/>
+          <w:sz w:val="28"/>
+        </w:rPr>
+        <w:t xml:space="preserve">; основная ветка — </w:t>
+      </w:r>
+      <w:proofErr w:type="spellStart"/>
+      <w:r>
+        <w:rPr>
+          <w:rFonts w:ascii="Times New Roman" w:hAnsi="Times New Roman"/>
+          <w:color w:val="000000"/>
+          <w:sz w:val="28"/>
+        </w:rPr>
+        <w:t>main</w:t>
+      </w:r>
+      <w:proofErr w:type="spellEnd"/>
+      <w:r>
+        <w:rPr>
+          <w:rFonts w:ascii="Times New Roman" w:hAnsi="Times New Roman"/>
+          <w:color w:val="000000"/>
+          <w:sz w:val="28"/>
+        </w:rPr>
+        <w:t xml:space="preserve">. Каталоги </w:t>
+      </w:r>
+      <w:proofErr w:type="spellStart"/>
+      <w:r>
+        <w:rPr>
+          <w:rFonts w:ascii="Times New Roman" w:hAnsi="Times New Roman"/>
+          <w:color w:val="000000"/>
+          <w:sz w:val="28"/>
+        </w:rPr>
+        <w:t>python</w:t>
+      </w:r>
+      <w:proofErr w:type="spellEnd"/>
+      <w:r>
+        <w:rPr>
+          <w:rFonts w:ascii="Times New Roman" w:hAnsi="Times New Roman"/>
+          <w:color w:val="000000"/>
+          <w:sz w:val="28"/>
+        </w:rPr>
+        <w:t xml:space="preserve"> и </w:t>
+      </w:r>
+      <w:proofErr w:type="spellStart"/>
+      <w:r>
+        <w:rPr>
+          <w:rFonts w:ascii="Times New Roman" w:hAnsi="Times New Roman"/>
+          <w:color w:val="000000"/>
+          <w:sz w:val="28"/>
+        </w:rPr>
+        <w:t>java</w:t>
+      </w:r>
+      <w:proofErr w:type="spellEnd"/>
+      <w:r>
+        <w:rPr>
+          <w:rFonts w:ascii="Times New Roman" w:hAnsi="Times New Roman"/>
+          <w:color w:val="000000"/>
+          <w:sz w:val="28"/>
+        </w:rPr>
+        <w:t xml:space="preserve"> предназначены для двух реализаций, </w:t>
+      </w:r>
+      <w:proofErr w:type="spellStart"/>
+      <w:r>
+        <w:rPr>
+          <w:rFonts w:ascii="Times New Roman" w:hAnsi="Times New Roman"/>
+          <w:color w:val="000000"/>
+          <w:sz w:val="28"/>
+        </w:rPr>
+        <w:t>data</w:t>
+      </w:r>
+      <w:proofErr w:type="spellEnd"/>
+      <w:r>
+        <w:rPr>
+          <w:rFonts w:ascii="Times New Roman" w:hAnsi="Times New Roman"/>
+          <w:color w:val="000000"/>
+          <w:sz w:val="28"/>
+        </w:rPr>
+        <w:t xml:space="preserve"> — для общих данных, </w:t>
+      </w:r>
+      <w:proofErr w:type="spellStart"/>
+      <w:r>
+        <w:rPr>
+          <w:rFonts w:ascii="Times New Roman" w:hAnsi="Times New Roman"/>
+          <w:color w:val="000000"/>
+          <w:sz w:val="28"/>
+        </w:rPr>
+        <w:t>tests</w:t>
+      </w:r>
+      <w:proofErr w:type="spellEnd"/>
+      <w:r>
+        <w:rPr>
+          <w:rFonts w:ascii="Times New Roman" w:hAnsi="Times New Roman"/>
+          <w:color w:val="000000"/>
+          <w:sz w:val="28"/>
+        </w:rPr>
+        <w:t xml:space="preserve"> — для проверок. README содержит тему, ФИО и группу студента. </w:t>
+      </w:r>
+      <w:proofErr w:type="gramStart"/>
+      <w:r>
+        <w:rPr>
+          <w:rFonts w:ascii="Times New Roman" w:hAnsi="Times New Roman"/>
+          <w:color w:val="000000"/>
+          <w:sz w:val="28"/>
+        </w:rPr>
+        <w:t>Файл .</w:t>
+      </w:r>
+      <w:proofErr w:type="spellStart"/>
+      <w:r>
+        <w:rPr>
+          <w:rFonts w:ascii="Times New Roman" w:hAnsi="Times New Roman"/>
+          <w:color w:val="000000"/>
+          <w:sz w:val="28"/>
+        </w:rPr>
+        <w:t>gitignore</w:t>
+      </w:r>
+      <w:proofErr w:type="spellEnd"/>
+      <w:proofErr w:type="gramEnd"/>
+      <w:r>
+        <w:rPr>
+          <w:rFonts w:ascii="Times New Roman" w:hAnsi="Times New Roman"/>
+          <w:color w:val="000000"/>
+          <w:sz w:val="28"/>
+        </w:rPr>
+        <w:t xml:space="preserve"> исключает служебные файлы, результаты сборки и локальные настройки.</w:t>
+      </w:r>
+    </w:p>
+    <w:p>
+      <w:pPr>
+        <w:pStyle w:val="3"/>
+        <w:keepNext/>
+        <w:spacing w:before="160" w:after="120" w:line="360" w:lineRule="auto"/>
+        <w:outlineLvl w:val="1"/>
+      </w:pPr>
+      <w:bookmarkStart w:id="24" w:name="_Toc242108192"/>
+      <w:r>
+        <w:rPr>
+          <w:rFonts w:ascii="Times New Roman" w:hAnsi="Times New Roman"/>
+          <w:b/>
+          <w:color w:val="000000"/>
+          <w:sz w:val="28"/>
+        </w:rPr>
+        <w:t>3.4 Выводы</w:t>
+      </w:r>
+      <w:bookmarkEnd w:id="24"/>
+    </w:p>
+    <w:p>
+      <w:pPr>
+        <w:spacing w:after="0" w:line="360" w:lineRule="auto"/>
+        <w:ind w:firstLine="709"/>
+        <w:jc w:val="both"/>
+      </w:pPr>
+      <w:r>
+        <w:rPr>
+          <w:rFonts w:ascii="Times New Roman" w:hAnsi="Times New Roman"/>
+          <w:color w:val="000000"/>
+          <w:sz w:val="28"/>
+        </w:rPr>
+        <w:t>Определены предметная область, участники и границы обработки оптовой заявки. Основной риск связан с рассогласованием заказов и складских остатков. Для его устранения сформулированы правила проверки доступности, полного резервирования заказа и защиты от повторного создания резерва.</w:t>
+      </w:r>
+    </w:p>
+    <w:p>
+      <w:pPr>
+        <w:spacing w:after="0" w:line="360" w:lineRule="auto"/>
+        <w:ind w:firstLine="709"/>
+        <w:jc w:val="both"/>
+      </w:pPr>
+      <w:r>
+        <w:rPr>
+          <w:rFonts w:ascii="Times New Roman" w:hAnsi="Times New Roman"/>
+          <w:color w:val="000000"/>
+          <w:sz w:val="28"/>
+        </w:rPr>
+        <w:t>Сопоставление существующих решений позволило выделить общие понятия заказа, наличия и резерва. Выбраны Python и Java для реализации одной задачи в двух парадигмах и PostgreSQL для последующего хранения связанных данных. Сформулированные требования используются при моделировании и разработке системы.</w:t>
+      </w:r>
+      <w:proofErr w:type="spellStart"/>
+      <w:proofErr w:type="spellEnd"/>
+    </w:p>
+    <w:p>
+      <w:pPr>
+        <w:pStyle w:val="2"/>
+        <w:keepNext/>
+        <w:pageBreakBefore/>
+        <w:spacing w:before="160" w:after="120" w:line="360" w:lineRule="auto"/>
+        <w:jc w:val="center"/>
+        <w:outlineLvl w:val="0"/>
+      </w:pPr>
+      <w:bookmarkStart w:id="26" w:name="_Toc242108194"/>
+      <w:r>
+        <w:rPr>
+          <w:rFonts w:ascii="Times New Roman" w:hAnsi="Times New Roman"/>
+          <w:b/>
+          <w:color w:val="000000"/>
+          <w:sz w:val="28"/>
+        </w:rPr>
+        <w:t>4 Перевод фрагмента иностранной статьи</w:t>
+      </w:r>
+      <w:bookmarkEnd w:id="26"/>
+    </w:p>
+    <w:p>
+      <w:pPr>
+        <w:pStyle w:val="3"/>
+        <w:keepNext/>
+        <w:spacing w:before="160" w:after="120" w:line="360" w:lineRule="auto"/>
+        <w:outlineLvl w:val="1"/>
+      </w:pPr>
+      <w:bookmarkStart w:id="8" w:name="_Toc242108176"/>
+      <w:r>
+        <w:rPr>
+          <w:rFonts w:ascii="Times New Roman" w:hAnsi="Times New Roman"/>
+          <w:b/>
+          <w:color w:val="000000"/>
+          <w:sz w:val="28"/>
+        </w:rPr>
+        <w:t>4.1 Выходные данные оригинала</w:t>
+      </w:r>
+      <w:bookmarkEnd w:id="8"/>
+    </w:p>
+    <w:p>
+      <w:pPr>
+        <w:spacing w:after="0" w:line="360" w:lineRule="auto"/>
+        <w:ind w:firstLine="709"/>
+        <w:jc w:val="both"/>
+      </w:pPr>
+      <w:r>
+        <w:rPr>
+          <w:rFonts w:ascii="Times New Roman" w:hAnsi="Times New Roman"/>
+          <w:color w:val="000000"/>
+          <w:sz w:val="28"/>
+        </w:rPr>
+        <w:t xml:space="preserve">Источник: J. B. </w:t>
+      </w:r>
+      <w:proofErr w:type="spellStart"/>
+      <w:r>
+        <w:rPr>
+          <w:rFonts w:ascii="Times New Roman" w:hAnsi="Times New Roman"/>
+          <w:color w:val="000000"/>
+          <w:sz w:val="28"/>
+        </w:rPr>
+        <w:t>Munyaka</w:t>
+      </w:r>
+      <w:proofErr w:type="spellEnd"/>
+      <w:r>
+        <w:rPr>
+          <w:rFonts w:ascii="Times New Roman" w:hAnsi="Times New Roman"/>
+          <w:color w:val="000000"/>
+          <w:sz w:val="28"/>
+        </w:rPr>
+        <w:t xml:space="preserve">, V. S. S. </w:t>
+      </w:r>
+      <w:proofErr w:type="spellStart"/>
+      <w:r>
+        <w:rPr>
+          <w:rFonts w:ascii="Times New Roman" w:hAnsi="Times New Roman"/>
+          <w:color w:val="000000"/>
+          <w:sz w:val="28"/>
+        </w:rPr>
+        <w:t>Yadavalli</w:t>
+      </w:r>
+      <w:proofErr w:type="spellEnd"/>
+      <w:r>
+        <w:rPr>
+          <w:rFonts w:ascii="Times New Roman" w:hAnsi="Times New Roman"/>
+          <w:color w:val="000000"/>
+          <w:sz w:val="28"/>
+        </w:rPr>
+        <w:t xml:space="preserve">. </w:t>
+      </w:r>
+      <w:r>
+        <w:rPr>
+          <w:rFonts w:ascii="Times New Roman" w:hAnsi="Times New Roman"/>
+          <w:color w:val="000000"/>
+          <w:sz w:val="28"/>
+          <w:lang w:val="en-US"/>
+        </w:rPr>
+        <w:t xml:space="preserve">Inventory management concepts and implementations: a systematic review. The South African Journal of Industrial Engineering. 2022. Vol. 33, no. 2. P. 15–36. </w:t>
+      </w:r>
+      <w:r>
+        <w:rPr>
+          <w:rFonts w:ascii="Times New Roman" w:hAnsi="Times New Roman"/>
+          <w:color w:val="000000"/>
+          <w:sz w:val="28"/>
+        </w:rPr>
+        <w:t>DOI: 10.7166/33-2-2527 [10].</w:t>
+      </w:r>
+    </w:p>
+    <w:p>
+      <w:pPr>
+        <w:spacing w:after="0" w:line="360" w:lineRule="auto"/>
+        <w:ind w:firstLine="709"/>
+        <w:jc w:val="both"/>
+      </w:pPr>
+      <w:r>
+        <w:rPr>
+          <w:rFonts w:ascii="Times New Roman" w:hAnsi="Times New Roman"/>
+          <w:color w:val="000000"/>
+          <w:sz w:val="28"/>
+        </w:rPr>
+        <w:t>Перевод</w:t>
+      </w:r>
+      <w:r>
+        <w:rPr>
+          <w:rFonts w:ascii="Times New Roman" w:hAnsi="Times New Roman"/>
+          <w:color w:val="000000"/>
+          <w:sz w:val="28"/>
+          <w:lang w:val="en-US"/>
+        </w:rPr>
+        <w:t xml:space="preserve"> </w:t>
+      </w:r>
+      <w:r>
+        <w:rPr>
+          <w:rFonts w:ascii="Times New Roman" w:hAnsi="Times New Roman"/>
+          <w:color w:val="000000"/>
+          <w:sz w:val="28"/>
+        </w:rPr>
+        <w:t>раздела</w:t>
+      </w:r>
+      <w:r>
+        <w:rPr>
+          <w:rFonts w:ascii="Times New Roman" w:hAnsi="Times New Roman"/>
+          <w:color w:val="000000"/>
+          <w:sz w:val="28"/>
+          <w:lang w:val="en-US"/>
+        </w:rPr>
+        <w:t xml:space="preserve"> 3 «Roles, inventory models, and the demand variable», </w:t>
+      </w:r>
+      <w:r>
+        <w:rPr>
+          <w:rFonts w:ascii="Times New Roman" w:hAnsi="Times New Roman"/>
+          <w:color w:val="000000"/>
+          <w:sz w:val="28"/>
+        </w:rPr>
+        <w:t>с</w:t>
+      </w:r>
+      <w:r>
+        <w:rPr>
+          <w:rFonts w:ascii="Times New Roman" w:hAnsi="Times New Roman"/>
+          <w:color w:val="000000"/>
+          <w:sz w:val="28"/>
+          <w:lang w:val="en-US"/>
+        </w:rPr>
+        <w:t xml:space="preserve">. 19–20 </w:t>
+      </w:r>
+      <w:r>
+        <w:rPr>
+          <w:rFonts w:ascii="Times New Roman" w:hAnsi="Times New Roman"/>
+          <w:color w:val="000000"/>
+          <w:sz w:val="28"/>
+        </w:rPr>
+        <w:t>статьи</w:t>
+      </w:r>
+      <w:r>
+        <w:rPr>
+          <w:rFonts w:ascii="Times New Roman" w:hAnsi="Times New Roman"/>
+          <w:color w:val="000000"/>
+          <w:sz w:val="28"/>
+          <w:lang w:val="en-US"/>
+        </w:rPr>
+        <w:t>.</w:t>
+      </w:r>
+    </w:p>
+    <w:p>
+      <w:pPr>
+        <w:pStyle w:val="3"/>
+        <w:keepNext/>
+        <w:spacing w:after="0" w:line="360" w:lineRule="auto"/>
+      </w:pPr>
+      <w:r>
+        <w:rPr>
+          <w:rFonts w:ascii="Times New Roman" w:hAnsi="Times New Roman"/>
+          <w:b/>
+          <w:color w:val="000000"/>
+          <w:sz w:val="28"/>
+        </w:rPr>
+        <w:t>4.2 Перевод фрагмента</w:t>
+      </w:r>
+    </w:p>
+    <w:p>
+      <w:pPr>
+        <w:pStyle w:val="3"/>
+        <w:keepNext/>
+        <w:spacing w:after="0" w:line="360" w:lineRule="auto"/>
+      </w:pPr>
+      <w:r>
+        <w:rPr>
+          <w:rFonts w:ascii="Times New Roman" w:hAnsi="Times New Roman"/>
+          <w:b/>
+          <w:color w:val="000000"/>
+          <w:sz w:val="28"/>
+        </w:rPr>
+        <w:t>4.2.1 Роль запасов</w:t>
+      </w:r>
+    </w:p>
+    <w:p>
+      <w:pPr>
+        <w:spacing w:after="0" w:line="360" w:lineRule="auto"/>
+        <w:ind w:firstLine="709"/>
+        <w:jc w:val="both"/>
+      </w:pPr>
+      <w:r>
+        <w:rPr>
+          <w:rFonts w:ascii="Times New Roman" w:hAnsi="Times New Roman"/>
+          <w:color w:val="000000"/>
+          <w:sz w:val="28"/>
+        </w:rPr>
+        <w:t xml:space="preserve">Поскольку основная задача управления запасами заключается в поддержании требуемого уровня запасов определённых продуктов или изделий </w:t>
+      </w:r>
+      <w:r>
+        <w:rPr>
+          <w:rFonts w:ascii="Times New Roman" w:hAnsi="Times New Roman"/>
+          <w:color w:val="000000"/>
+          <w:sz w:val="28"/>
+        </w:rPr>
+        <w:t>[</w:t>
+      </w:r>
+      <w:r>
+        <w:rPr>
+          <w:rFonts w:ascii="Times New Roman" w:hAnsi="Times New Roman"/>
+          <w:color w:val="000000"/>
+          <w:sz w:val="28"/>
+        </w:rPr>
+        <w:t>119</w:t>
+      </w:r>
+      <w:r>
+        <w:rPr>
+          <w:rFonts w:ascii="Times New Roman" w:hAnsi="Times New Roman"/>
+          <w:color w:val="000000"/>
+          <w:sz w:val="28"/>
+        </w:rPr>
+        <w:t>]</w:t>
+      </w:r>
+      <w:r>
+        <w:rPr>
+          <w:rFonts w:ascii="Times New Roman" w:hAnsi="Times New Roman"/>
+          <w:color w:val="000000"/>
+          <w:sz w:val="28"/>
+        </w:rPr>
+        <w:t xml:space="preserve">, значение запасов в операционном управлении трудно переоценить. История показывает, что организации, которые пренебрегали управлением запасами или не учитывали его важность, впоследствии сожалели об этом. По мнению </w:t>
+      </w:r>
+      <w:proofErr w:type="spellStart"/>
+      <w:r>
+        <w:rPr>
+          <w:rFonts w:ascii="Times New Roman" w:hAnsi="Times New Roman"/>
+          <w:color w:val="000000"/>
+          <w:sz w:val="28"/>
+        </w:rPr>
+        <w:t>Tanthatemee</w:t>
+      </w:r>
+      <w:proofErr w:type="spellEnd"/>
+      <w:r>
+        <w:rPr>
+          <w:rFonts w:ascii="Times New Roman" w:hAnsi="Times New Roman"/>
+          <w:color w:val="000000"/>
+          <w:sz w:val="28"/>
+        </w:rPr>
+        <w:t xml:space="preserve"> и </w:t>
+      </w:r>
+      <w:proofErr w:type="spellStart"/>
+      <w:r>
+        <w:rPr>
+          <w:rFonts w:ascii="Times New Roman" w:hAnsi="Times New Roman"/>
+          <w:color w:val="000000"/>
+          <w:sz w:val="28"/>
+        </w:rPr>
+        <w:t>Phruksaphanrat</w:t>
+      </w:r>
+      <w:proofErr w:type="spellEnd"/>
+      <w:r>
+        <w:rPr>
+          <w:rFonts w:ascii="Times New Roman" w:hAnsi="Times New Roman"/>
+          <w:color w:val="000000"/>
+          <w:sz w:val="28"/>
+        </w:rPr>
+        <w:t xml:space="preserve"> </w:t>
+      </w:r>
+      <w:r>
+        <w:rPr>
+          <w:rFonts w:ascii="Times New Roman" w:hAnsi="Times New Roman"/>
+          <w:color w:val="000000"/>
+          <w:sz w:val="28"/>
+        </w:rPr>
+        <w:t>[</w:t>
+      </w:r>
+      <w:r>
+        <w:rPr>
+          <w:rFonts w:ascii="Times New Roman" w:hAnsi="Times New Roman"/>
+          <w:color w:val="000000"/>
+          <w:sz w:val="28"/>
+        </w:rPr>
+        <w:t>114</w:t>
+      </w:r>
+      <w:r>
+        <w:rPr>
+          <w:rFonts w:ascii="Times New Roman" w:hAnsi="Times New Roman"/>
+          <w:color w:val="000000"/>
+          <w:sz w:val="28"/>
+        </w:rPr>
+        <w:t>]</w:t>
+      </w:r>
+      <w:r>
+        <w:rPr>
+          <w:rFonts w:ascii="Times New Roman" w:hAnsi="Times New Roman"/>
+          <w:color w:val="000000"/>
+          <w:sz w:val="28"/>
+        </w:rPr>
+        <w:t>, управление запасами помогает улучшить обслуживание покупателей и справляться с неопределённостью спроса. Неопределённость спроса представляет собой потенциальную проблему, приводящую к высокому уровню запасов и большим затратам на их содержание. Это может вызывать рост цен и снижение удовлетворённости покупателей и, следовательно, уменьшать прибыльность бизнеса.</w:t>
+      </w:r>
+    </w:p>
+    <w:p>
+      <w:pPr>
+        <w:pStyle w:val="3"/>
+        <w:keepNext/>
+        <w:spacing w:after="0" w:line="360" w:lineRule="auto"/>
+      </w:pPr>
+      <w:r>
+        <w:rPr>
+          <w:rFonts w:ascii="Times New Roman" w:hAnsi="Times New Roman"/>
+          <w:b/>
+          <w:color w:val="000000"/>
+          <w:sz w:val="28"/>
+        </w:rPr>
+        <w:t>4.2.2 Модели управления запасами и переменная спроса</w:t>
+      </w:r>
+    </w:p>
+    <w:p>
+      <w:pPr>
+        <w:spacing w:after="0" w:line="360" w:lineRule="auto"/>
+        <w:ind w:firstLine="709"/>
+        <w:jc w:val="both"/>
+      </w:pPr>
+      <w:r>
+        <w:rPr>
+          <w:rFonts w:ascii="Times New Roman" w:hAnsi="Times New Roman"/>
+          <w:color w:val="000000"/>
+          <w:sz w:val="28"/>
+        </w:rPr>
+        <w:t xml:space="preserve">Основные решения, связанные со спросом в задаче управления запасами, состоят в следующем: а) когда закупать продукцию, </w:t>
+      </w:r>
+      <w:proofErr w:type="gramStart"/>
+      <w:r>
+        <w:rPr>
+          <w:rFonts w:ascii="Times New Roman" w:hAnsi="Times New Roman"/>
+          <w:color w:val="000000"/>
+          <w:sz w:val="28"/>
+        </w:rPr>
+        <w:t>то есть</w:t>
+      </w:r>
+      <w:proofErr w:type="gramEnd"/>
+      <w:r>
+        <w:rPr>
+          <w:rFonts w:ascii="Times New Roman" w:hAnsi="Times New Roman"/>
+          <w:color w:val="000000"/>
+          <w:sz w:val="28"/>
+        </w:rPr>
+        <w:t xml:space="preserve"> когда формировать заказ на закупку; б) сколько закупать, то есть каков должен быть размер партии </w:t>
+      </w:r>
+      <w:r>
+        <w:rPr>
+          <w:rFonts w:ascii="Times New Roman" w:hAnsi="Times New Roman"/>
+          <w:color w:val="000000"/>
+          <w:sz w:val="28"/>
+        </w:rPr>
+        <w:t>[</w:t>
+      </w:r>
+      <w:r>
+        <w:rPr>
+          <w:rFonts w:ascii="Times New Roman" w:hAnsi="Times New Roman"/>
+          <w:color w:val="000000"/>
+          <w:sz w:val="28"/>
+        </w:rPr>
+        <w:t>82</w:t>
+      </w:r>
+      <w:r>
+        <w:rPr>
+          <w:rFonts w:ascii="Times New Roman" w:hAnsi="Times New Roman"/>
+          <w:color w:val="000000"/>
+          <w:sz w:val="28"/>
+        </w:rPr>
+        <w:t>]</w:t>
+      </w:r>
+      <w:r>
+        <w:rPr>
+          <w:rFonts w:ascii="Times New Roman" w:hAnsi="Times New Roman"/>
+          <w:color w:val="000000"/>
+          <w:sz w:val="28"/>
+        </w:rPr>
+        <w:t xml:space="preserve">. Решение обеих задач в процессе принятия решений требует разработки моделей и методов управления запасами </w:t>
+      </w:r>
+      <w:r>
+        <w:rPr>
+          <w:rFonts w:ascii="Times New Roman" w:hAnsi="Times New Roman"/>
+          <w:color w:val="000000"/>
+          <w:sz w:val="28"/>
+        </w:rPr>
+        <w:t>[</w:t>
+      </w:r>
+      <w:r>
+        <w:rPr>
+          <w:rFonts w:ascii="Times New Roman" w:hAnsi="Times New Roman"/>
+          <w:color w:val="000000"/>
+          <w:sz w:val="28"/>
+        </w:rPr>
+        <w:t>96</w:t>
+      </w:r>
+      <w:r>
+        <w:rPr>
+          <w:rFonts w:ascii="Times New Roman" w:hAnsi="Times New Roman"/>
+          <w:color w:val="000000"/>
+          <w:sz w:val="28"/>
+        </w:rPr>
+        <w:t>]</w:t>
+      </w:r>
+      <w:r>
+        <w:rPr>
+          <w:rFonts w:ascii="Times New Roman" w:hAnsi="Times New Roman"/>
+          <w:color w:val="000000"/>
+          <w:sz w:val="28"/>
+        </w:rPr>
+        <w:t xml:space="preserve">. Эти две задачи связывают целевую функцию модели управления запасами с рядом переменных принятия решений, например размером партии и точкой повторного заказа. Они также связаны с несколькими параметрами затрат на запасы и ситуационными переменными: а) характером и уровнем спроса, включая степень его определённости; б) сроком </w:t>
+      </w:r>
+      <w:r>
+        <w:rPr>
+          <w:rFonts w:ascii="Times New Roman" w:hAnsi="Times New Roman"/>
+          <w:color w:val="000000"/>
+          <w:sz w:val="28"/>
+        </w:rPr>
+        <w:lastRenderedPageBreak/>
+        <w:t>поставки, включая степень его определённости; в) существующими ограничениями, если они имеются; г) скидками за объём или инфляционными тенденциями; д) другими значимыми обстоятельствами.</w:t>
+      </w:r>
+    </w:p>
+    <w:p>
+      <w:pPr>
+        <w:spacing w:after="0" w:line="360" w:lineRule="auto"/>
+        <w:ind w:firstLine="709"/>
+        <w:jc w:val="both"/>
+      </w:pPr>
+      <w:r>
+        <w:rPr>
+          <w:rFonts w:ascii="Times New Roman" w:hAnsi="Times New Roman"/>
+          <w:color w:val="000000"/>
+          <w:sz w:val="28"/>
+        </w:rPr>
+        <w:t>Спрос рассматривается как ключевая переменная управления запасами. Точное прогнозирование рынка или уровня спроса помогает принимать правильные решения о запасах, позволяющие оптимизировать продажи и прибыль. В зависимости от степени определённости спроса обычно разрабатываются модели двух типов: 1) модели с детерминированным спросом; 2) модели со стохастическим, или байесовским, спросом.</w:t>
+      </w:r>
+    </w:p>
+    <w:p>
+      <w:pPr>
+        <w:pStyle w:val="3"/>
+        <w:keepNext/>
+        <w:spacing w:after="0" w:line="360" w:lineRule="auto"/>
+      </w:pPr>
+      <w:r>
+        <w:rPr>
+          <w:rFonts w:ascii="Times New Roman" w:hAnsi="Times New Roman"/>
+          <w:b/>
+          <w:color w:val="000000"/>
+          <w:sz w:val="28"/>
+        </w:rPr>
+        <w:t>4.2.3 Модель с детерминированным спросом</w:t>
+      </w:r>
+    </w:p>
+    <w:p>
+      <w:pPr>
+        <w:spacing w:after="0" w:line="360" w:lineRule="auto"/>
+        <w:ind w:firstLine="709"/>
+        <w:jc w:val="both"/>
+      </w:pPr>
+      <w:r>
+        <w:rPr>
+          <w:rFonts w:ascii="Times New Roman" w:hAnsi="Times New Roman"/>
+          <w:color w:val="000000"/>
+          <w:sz w:val="28"/>
+        </w:rPr>
+        <w:t xml:space="preserve">В детерминированной модели операции с запасами определяются на основе известного, достоверного спроса. Детерминированная модель даёт один и тот же результат благодаря определённости факторов, условий и параметров, которые явно задаются в начале. К этим параметрам относится и спрос. По </w:t>
+      </w:r>
+      <w:proofErr w:type="spellStart"/>
+      <w:r>
+        <w:rPr>
+          <w:rFonts w:ascii="Times New Roman" w:hAnsi="Times New Roman"/>
+          <w:color w:val="000000"/>
+          <w:sz w:val="28"/>
+        </w:rPr>
+        <w:t>Antic</w:t>
+      </w:r>
+      <w:proofErr w:type="spellEnd"/>
+      <w:r>
+        <w:rPr>
+          <w:rFonts w:ascii="Times New Roman" w:hAnsi="Times New Roman"/>
+          <w:color w:val="000000"/>
+          <w:sz w:val="28"/>
+        </w:rPr>
+        <w:t xml:space="preserve"> и соавторам </w:t>
+      </w:r>
+      <w:r>
+        <w:rPr>
+          <w:rFonts w:ascii="Times New Roman" w:hAnsi="Times New Roman"/>
+          <w:color w:val="000000"/>
+          <w:sz w:val="28"/>
+        </w:rPr>
+        <w:t>[</w:t>
+      </w:r>
+      <w:r>
+        <w:rPr>
+          <w:rFonts w:ascii="Times New Roman" w:hAnsi="Times New Roman"/>
+          <w:color w:val="000000"/>
+          <w:sz w:val="28"/>
+        </w:rPr>
+        <w:t>4</w:t>
+      </w:r>
+      <w:r>
+        <w:rPr>
+          <w:rFonts w:ascii="Times New Roman" w:hAnsi="Times New Roman"/>
+          <w:color w:val="000000"/>
+          <w:sz w:val="28"/>
+        </w:rPr>
+        <w:t>]</w:t>
+      </w:r>
+      <w:r>
+        <w:rPr>
+          <w:rFonts w:ascii="Times New Roman" w:hAnsi="Times New Roman"/>
+          <w:color w:val="000000"/>
+          <w:sz w:val="28"/>
+        </w:rPr>
+        <w:t>, детерминированный спрос представляется как ежемесячный прогноз продаж каждого продукта. Модель с детерминированным спросом направлена на минимизацию совокупных затрат, связанных со временем производства, временем переналадки и сверхурочной работой, а также затрат на запасы: оформление заказов, содержание запасов и отсутствие необходимых запасов, включая избыток и дефицит.</w:t>
+      </w:r>
+    </w:p>
+    <w:p>
+      <w:pPr>
+        <w:spacing w:after="0" w:line="360" w:lineRule="auto"/>
+        <w:ind w:firstLine="709"/>
+        <w:jc w:val="both"/>
+      </w:pPr>
+      <w:r>
+        <w:rPr>
+          <w:rFonts w:ascii="Times New Roman" w:hAnsi="Times New Roman"/>
+          <w:color w:val="000000"/>
+          <w:sz w:val="28"/>
+        </w:rPr>
+        <w:t>В модели с детерминированным спросом могут рассматриваться два вида спроса: независимый и зависимый. Понимание различия между ними имеет решающее значение для системы управления запасами и служит отправной точкой при разработке политики управления ими. Независимый спрос — это спрос на готовую продукцию, например автомобили или книги; он также может содержать некоторую неопределённость. Зависимый спрос относится к комплектующим или сборочным единицам, например узлам центральной консоли автомобилей Toyota, и обычно считается определённым, когда известна потребность в конечном изделии, от которого он зависит. Рисунок 5 иллюстрирует характер обоих видов спроса.</w:t>
+      </w:r>
+    </w:p>
+    <w:p>
+      <w:pPr>
+        <w:keepNext/>
+        <w:spacing w:after="0" w:line="360" w:lineRule="auto"/>
+      </w:pPr>
+      <w:r>
+        <w:rPr>
+          <w:rFonts w:ascii="Times New Roman" w:hAnsi="Times New Roman"/>
+          <w:b/>
+          <w:color w:val="000000"/>
+          <w:sz w:val="28"/>
+        </w:rPr>
+        <w:lastRenderedPageBreak/>
+        <w:t>Рисунок 5 — Независимый и зависимый спрос</w:t>
+      </w:r>
+    </w:p>
+    <w:p>
+      <w:pPr>
+        <w:spacing w:after="0" w:line="360" w:lineRule="auto"/>
+        <w:ind w:firstLine="709"/>
+        <w:jc w:val="both"/>
+      </w:pPr>
+      <w:r>
+        <w:rPr>
+          <w:rFonts w:ascii="Times New Roman" w:hAnsi="Times New Roman"/>
+          <w:color w:val="000000"/>
+          <w:sz w:val="28"/>
+        </w:rPr>
+        <w:t>Текстовое представление схемы оригинала: независимый спрос относится к изделию A. Для A требуются B (1 единица) и C (2 единицы). Для каждой B требуются D (2 единицы) и E (1 единица); для каждой C — D (1 единица). Спрос на B, C, D и E является зависимым. Числа в скобках обозначают количество компонентов на одну единицу непосредственно вышестоящего изделия.</w:t>
+      </w:r>
+    </w:p>
+    <w:p>
+      <w:pPr>
+        <w:spacing w:after="0" w:line="360" w:lineRule="auto"/>
+        <w:ind w:firstLine="709"/>
+        <w:jc w:val="both"/>
+      </w:pPr>
+      <w:r>
+        <w:rPr>
+          <w:rFonts w:ascii="Times New Roman" w:hAnsi="Times New Roman"/>
+          <w:color w:val="000000"/>
+          <w:sz w:val="28"/>
+        </w:rPr>
+        <w:t>В условиях независимого спроса потребность в одной позиции не зависит от спроса на другую позицию (см. рисунок 5). Например, готовая продукция не зависит от других позиций, поскольку внимание сосредоточено на продаже изделия, обработке заказа или прогнозе продаж. Независимый спрос на запасы основывается на подтверждённых прогнозах, заказах покупателей, оценках и исторических данных.</w:t>
+      </w:r>
+    </w:p>
+    <w:p>
+      <w:pPr>
+        <w:spacing w:after="0" w:line="360" w:lineRule="auto"/>
+        <w:ind w:firstLine="709"/>
+        <w:jc w:val="both"/>
+      </w:pPr>
+      <w:r>
+        <w:rPr>
+          <w:rFonts w:ascii="Times New Roman" w:hAnsi="Times New Roman"/>
+          <w:color w:val="000000"/>
+          <w:sz w:val="28"/>
+        </w:rPr>
+        <w:t>В отличие от независимого спроса, зависимый спрос на одну позицию определяется спросом на другую. Например, запасы сырья и комплектующих зависят от спроса на готовую продукцию. Сырьё и другие производственные компоненты преобразуются в готовую продукцию с использованием таких систем, как планирование материальных ресурсов (MRP), планирование ресурсов распределения (DRP) или планирование ресурсов предприятия (ERP).</w:t>
+      </w:r>
+    </w:p>
+    <w:p>
+      <w:pPr>
+        <w:pStyle w:val="3"/>
+        <w:keepNext/>
+        <w:spacing w:after="0" w:line="360" w:lineRule="auto"/>
+      </w:pPr>
+      <w:r>
+        <w:rPr>
+          <w:rFonts w:ascii="Times New Roman" w:hAnsi="Times New Roman"/>
+          <w:b/>
+          <w:color w:val="000000"/>
+          <w:sz w:val="28"/>
+        </w:rPr>
+        <w:t>4.2.4 Стохастическая модель</w:t>
+      </w:r>
+    </w:p>
+    <w:p>
+      <w:pPr>
+        <w:spacing w:after="0" w:line="360" w:lineRule="auto"/>
+        <w:ind w:firstLine="709"/>
+        <w:jc w:val="both"/>
+      </w:pPr>
+      <w:r>
+        <w:rPr>
+          <w:rFonts w:ascii="Times New Roman" w:hAnsi="Times New Roman"/>
+          <w:color w:val="000000"/>
+          <w:sz w:val="28"/>
+        </w:rPr>
+        <w:t xml:space="preserve">В стохастической, вероятностной или байесовской модели решения о запасах принимаются в условиях неопределённости спроса и/или срока поставки. По </w:t>
+      </w:r>
+      <w:proofErr w:type="spellStart"/>
+      <w:r>
+        <w:rPr>
+          <w:rFonts w:ascii="Times New Roman" w:hAnsi="Times New Roman"/>
+          <w:color w:val="000000"/>
+          <w:sz w:val="28"/>
+        </w:rPr>
+        <w:t>Antic</w:t>
+      </w:r>
+      <w:proofErr w:type="spellEnd"/>
+      <w:r>
+        <w:rPr>
+          <w:rFonts w:ascii="Times New Roman" w:hAnsi="Times New Roman"/>
+          <w:color w:val="000000"/>
+          <w:sz w:val="28"/>
+        </w:rPr>
+        <w:t xml:space="preserve"> и соавторам </w:t>
+      </w:r>
+      <w:r>
+        <w:rPr>
+          <w:rFonts w:ascii="Times New Roman" w:hAnsi="Times New Roman"/>
+          <w:color w:val="000000"/>
+          <w:sz w:val="28"/>
+        </w:rPr>
+        <w:t>[</w:t>
+      </w:r>
+      <w:r>
+        <w:rPr>
+          <w:rFonts w:ascii="Times New Roman" w:hAnsi="Times New Roman"/>
+          <w:color w:val="000000"/>
+          <w:sz w:val="28"/>
+        </w:rPr>
+        <w:t>4</w:t>
+      </w:r>
+      <w:r>
+        <w:rPr>
+          <w:rFonts w:ascii="Times New Roman" w:hAnsi="Times New Roman"/>
+          <w:color w:val="000000"/>
+          <w:sz w:val="28"/>
+        </w:rPr>
+        <w:t>]</w:t>
+      </w:r>
+      <w:r>
+        <w:rPr>
+          <w:rFonts w:ascii="Times New Roman" w:hAnsi="Times New Roman"/>
+          <w:color w:val="000000"/>
+          <w:sz w:val="28"/>
+        </w:rPr>
+        <w:t xml:space="preserve">, стохастический спрос формируется как случайное отклонение от прогноза продаж в пределах приблизительно 20 процентов. По мнению </w:t>
+      </w:r>
+      <w:proofErr w:type="spellStart"/>
+      <w:r>
+        <w:rPr>
+          <w:rFonts w:ascii="Times New Roman" w:hAnsi="Times New Roman"/>
+          <w:color w:val="000000"/>
+          <w:sz w:val="28"/>
+        </w:rPr>
+        <w:t>Nemtajela</w:t>
+      </w:r>
+      <w:proofErr w:type="spellEnd"/>
+      <w:r>
+        <w:rPr>
+          <w:rFonts w:ascii="Times New Roman" w:hAnsi="Times New Roman"/>
+          <w:color w:val="000000"/>
+          <w:sz w:val="28"/>
+        </w:rPr>
+        <w:t xml:space="preserve"> и </w:t>
+      </w:r>
+      <w:proofErr w:type="spellStart"/>
+      <w:r>
+        <w:rPr>
+          <w:rFonts w:ascii="Times New Roman" w:hAnsi="Times New Roman"/>
+          <w:color w:val="000000"/>
+          <w:sz w:val="28"/>
+        </w:rPr>
+        <w:t>Mbohwa</w:t>
+      </w:r>
+      <w:proofErr w:type="spellEnd"/>
+      <w:r>
+        <w:rPr>
+          <w:rFonts w:ascii="Times New Roman" w:hAnsi="Times New Roman"/>
+          <w:color w:val="000000"/>
+          <w:sz w:val="28"/>
+        </w:rPr>
+        <w:t xml:space="preserve"> </w:t>
+      </w:r>
+      <w:r>
+        <w:rPr>
+          <w:rFonts w:ascii="Times New Roman" w:hAnsi="Times New Roman"/>
+          <w:color w:val="000000"/>
+          <w:sz w:val="28"/>
+        </w:rPr>
+        <w:t>[</w:t>
+      </w:r>
+      <w:r>
+        <w:rPr>
+          <w:rFonts w:ascii="Times New Roman" w:hAnsi="Times New Roman"/>
+          <w:color w:val="000000"/>
+          <w:sz w:val="28"/>
+        </w:rPr>
+        <w:t>85</w:t>
+      </w:r>
+      <w:r>
+        <w:rPr>
+          <w:rFonts w:ascii="Times New Roman" w:hAnsi="Times New Roman"/>
+          <w:color w:val="000000"/>
+          <w:sz w:val="28"/>
+        </w:rPr>
+        <w:t>]</w:t>
+      </w:r>
+      <w:r>
+        <w:rPr>
+          <w:rFonts w:ascii="Times New Roman" w:hAnsi="Times New Roman"/>
+          <w:color w:val="000000"/>
+          <w:sz w:val="28"/>
+        </w:rPr>
+        <w:t xml:space="preserve">, неопределённость спроса возникает вследствие таких факторов, как изменения заказов на закупку и непредсказуемые события. </w:t>
+      </w:r>
+      <w:proofErr w:type="spellStart"/>
+      <w:r>
+        <w:rPr>
+          <w:rFonts w:ascii="Times New Roman" w:hAnsi="Times New Roman"/>
+          <w:color w:val="000000"/>
+          <w:sz w:val="28"/>
+        </w:rPr>
+        <w:t>Tanthatemee</w:t>
+      </w:r>
+      <w:proofErr w:type="spellEnd"/>
+      <w:r>
+        <w:rPr>
+          <w:rFonts w:ascii="Times New Roman" w:hAnsi="Times New Roman"/>
+          <w:color w:val="000000"/>
+          <w:sz w:val="28"/>
+        </w:rPr>
+        <w:t xml:space="preserve"> и </w:t>
+      </w:r>
+      <w:proofErr w:type="spellStart"/>
+      <w:r>
+        <w:rPr>
+          <w:rFonts w:ascii="Times New Roman" w:hAnsi="Times New Roman"/>
+          <w:color w:val="000000"/>
+          <w:sz w:val="28"/>
+        </w:rPr>
+        <w:t>Phruksaphanrat</w:t>
+      </w:r>
+      <w:proofErr w:type="spellEnd"/>
+      <w:r>
+        <w:rPr>
+          <w:rFonts w:ascii="Times New Roman" w:hAnsi="Times New Roman"/>
+          <w:color w:val="000000"/>
+          <w:sz w:val="28"/>
+        </w:rPr>
+        <w:t xml:space="preserve"> </w:t>
+      </w:r>
+      <w:r>
+        <w:rPr>
+          <w:rFonts w:ascii="Times New Roman" w:hAnsi="Times New Roman"/>
+          <w:color w:val="000000"/>
+          <w:sz w:val="28"/>
+        </w:rPr>
+        <w:t>[</w:t>
+      </w:r>
+      <w:r>
+        <w:rPr>
+          <w:rFonts w:ascii="Times New Roman" w:hAnsi="Times New Roman"/>
+          <w:color w:val="000000"/>
+          <w:sz w:val="28"/>
+        </w:rPr>
+        <w:t>114</w:t>
+      </w:r>
+      <w:r>
+        <w:rPr>
+          <w:rFonts w:ascii="Times New Roman" w:hAnsi="Times New Roman"/>
+          <w:color w:val="000000"/>
+          <w:sz w:val="28"/>
+        </w:rPr>
+        <w:t>]</w:t>
+      </w:r>
+      <w:r>
+        <w:rPr>
+          <w:rFonts w:ascii="Times New Roman" w:hAnsi="Times New Roman"/>
+          <w:color w:val="000000"/>
+          <w:sz w:val="28"/>
+        </w:rPr>
+        <w:t xml:space="preserve"> также полагают, что неопределённость спроса на запасы обусловлена изменениями заказов, случайными колебаниями возможностей поставщиков или непредсказуемыми событиями. </w:t>
+      </w:r>
+      <w:proofErr w:type="spellStart"/>
+      <w:r>
+        <w:rPr>
+          <w:rFonts w:ascii="Times New Roman" w:hAnsi="Times New Roman"/>
+          <w:color w:val="000000"/>
+          <w:sz w:val="28"/>
+        </w:rPr>
+        <w:t>Sil</w:t>
+      </w:r>
+      <w:proofErr w:type="spellEnd"/>
+      <w:r>
+        <w:rPr>
+          <w:rFonts w:ascii="Times New Roman" w:hAnsi="Times New Roman"/>
+          <w:color w:val="000000"/>
+          <w:sz w:val="28"/>
+        </w:rPr>
+        <w:t xml:space="preserve"> </w:t>
+      </w:r>
+      <w:r>
+        <w:rPr>
+          <w:rFonts w:ascii="Times New Roman" w:hAnsi="Times New Roman"/>
+          <w:color w:val="000000"/>
+          <w:sz w:val="28"/>
+          <w:lang w:val="en-US"/>
+        </w:rPr>
+        <w:t>[</w:t>
+      </w:r>
+      <w:r>
+        <w:rPr>
+          <w:rFonts w:ascii="Times New Roman" w:hAnsi="Times New Roman"/>
+          <w:color w:val="000000"/>
+          <w:sz w:val="28"/>
+        </w:rPr>
+        <w:t>103</w:t>
+      </w:r>
+      <w:r>
+        <w:rPr>
+          <w:rFonts w:ascii="Times New Roman" w:hAnsi="Times New Roman"/>
+          <w:color w:val="000000"/>
+          <w:sz w:val="28"/>
+          <w:lang w:val="en-US"/>
+        </w:rPr>
+        <w:t>]</w:t>
+      </w:r>
+      <w:r>
+        <w:rPr>
+          <w:rFonts w:ascii="Times New Roman" w:hAnsi="Times New Roman"/>
+          <w:color w:val="000000"/>
+          <w:sz w:val="28"/>
+        </w:rPr>
+        <w:t xml:space="preserve"> выделяет три типа стохастических моделей.</w:t>
+      </w:r>
+    </w:p>
+    <w:p>
+      <w:pPr>
+        <w:spacing w:after="0" w:line="360" w:lineRule="auto"/>
+        <w:ind w:firstLine="709"/>
+        <w:jc w:val="both"/>
+      </w:pPr>
+      <w:r>
+        <w:rPr>
+          <w:rFonts w:ascii="Times New Roman" w:hAnsi="Times New Roman"/>
+          <w:color w:val="000000"/>
+          <w:sz w:val="28"/>
+        </w:rPr>
+        <w:lastRenderedPageBreak/>
+        <w:t>а) Однопериодная модель: преимущественно относится к модным и скоропортящимся товарам, продукции с коротким жизненным циклом, а также сезонным товарам. В рамках одного периода принимается разовое решение о том, какое количество заказать.</w:t>
+      </w:r>
+    </w:p>
+    <w:p>
+      <w:pPr>
+        <w:spacing w:after="0" w:line="360" w:lineRule="auto"/>
+        <w:ind w:firstLine="709"/>
+        <w:jc w:val="both"/>
+      </w:pPr>
+      <w:r>
+        <w:rPr>
+          <w:rFonts w:ascii="Times New Roman" w:hAnsi="Times New Roman"/>
+          <w:color w:val="000000"/>
+          <w:sz w:val="28"/>
+        </w:rPr>
+        <w:t>б) Многопериодная модель: относится к товарам, спрос на которые повторяется, но изменяется от периода к периоду, и к системам управления запасами с периодическим пересмотром. Многопериодная стохастическая модель предполагает периодическое принятие решения о количестве, заказываемом в каждом периоде.</w:t>
+      </w:r>
+    </w:p>
+    <w:p>
+      <w:pPr>
+        <w:spacing w:after="0" w:line="360" w:lineRule="auto"/>
+        <w:ind w:firstLine="709"/>
+        <w:jc w:val="both"/>
+      </w:pPr>
+      <w:r>
+        <w:rPr>
+          <w:rFonts w:ascii="Times New Roman" w:hAnsi="Times New Roman"/>
+          <w:color w:val="000000"/>
+          <w:sz w:val="28"/>
+        </w:rPr>
+        <w:t>в) Модель с непрерывным временем: относится к товарам с повторяющимся спросом, но переменными интервалами между поступлениями заказов покупателей, и к системам управления запасами с непрерывным пересмотром. Такая стохастическая модель предполагает непрерывное принятие решений о количестве заказываемой продукции.</w:t>
+      </w:r>
+    </w:p>
+    <w:p>
+      <w:pPr>
+        <w:pStyle w:val="1"/>
+        <w:keepNext/>
+        <w:pageBreakBefore/>
+        <w:spacing w:before="160" w:after="120" w:line="360" w:lineRule="auto"/>
+        <w:jc w:val="center"/>
+        <w:outlineLvl w:val="0"/>
+      </w:pPr>
+      <w:bookmarkStart w:id="25" w:name="_Toc242108193"/>
+      <w:r>
+        <w:rPr>
+          <w:rFonts w:ascii="Times New Roman" w:hAnsi="Times New Roman"/>
+          <w:b/>
+          <w:color w:val="000000"/>
+          <w:sz w:val="28"/>
+        </w:rPr>
+        <w:lastRenderedPageBreak/>
+        <w:t>СПИСОК ИСПОЛЬЗОВАННЫХ ИСТОЧНИКОВ</w:t>
+      </w:r>
+      <w:bookmarkEnd w:id="25"/>
+    </w:p>
+    <w:p>
+      <w:pPr>
+        <w:pStyle w:val="a3"/>
+        <w:keepLines/>
+        <w:numPr>
+          <w:ilvl w:val="0"/>
+          <w:numId w:val="4"/>
+        </w:numPr>
+        <w:spacing w:after="0" w:line="360" w:lineRule="auto"/>
+        <w:ind w:left="0" w:firstLine="709"/>
+        <w:jc w:val="both"/>
+      </w:pPr>
+      <w:proofErr w:type="spellStart"/>
+      <w:r>
+        <w:rPr>
+          <w:rFonts w:ascii="Times New Roman" w:hAnsi="Times New Roman"/>
+          <w:color w:val="000000"/>
+          <w:sz w:val="28"/>
+        </w:rPr>
+        <w:t>Учирова</w:t>
+      </w:r>
+      <w:proofErr w:type="spellEnd"/>
+      <w:r>
+        <w:rPr>
+          <w:rFonts w:ascii="Times New Roman" w:hAnsi="Times New Roman"/>
+          <w:color w:val="000000"/>
+          <w:sz w:val="28"/>
+        </w:rPr>
+        <w:t xml:space="preserve">, М. Ю. Развитие понятийно-терминологического аппарата логистики складирования в трудах российских и зарубежных авторов / М. Ю. </w:t>
+      </w:r>
+      <w:proofErr w:type="spellStart"/>
+      <w:r>
+        <w:rPr>
+          <w:rFonts w:ascii="Times New Roman" w:hAnsi="Times New Roman"/>
+          <w:color w:val="000000"/>
+          <w:sz w:val="28"/>
+        </w:rPr>
+        <w:t>Учирова</w:t>
+      </w:r>
+      <w:proofErr w:type="spellEnd"/>
+      <w:r>
+        <w:rPr>
+          <w:rFonts w:ascii="Times New Roman" w:hAnsi="Times New Roman"/>
+          <w:color w:val="000000"/>
+          <w:sz w:val="28"/>
+        </w:rPr>
+        <w:t xml:space="preserve">, А. Н. Ларина // Вестник университета. — 2022. — № 5. — С. 115–125. — DOI 10.26425/1816-4277-2022-5-115-125. — </w:t>
+      </w:r>
+      <w:proofErr w:type="gramStart"/>
+      <w:r>
+        <w:rPr>
+          <w:rFonts w:ascii="Times New Roman" w:hAnsi="Times New Roman"/>
+          <w:color w:val="000000"/>
+          <w:sz w:val="28"/>
+        </w:rPr>
+        <w:t>Текст :</w:t>
+      </w:r>
+      <w:proofErr w:type="gramEnd"/>
+      <w:r>
+        <w:rPr>
+          <w:rFonts w:ascii="Times New Roman" w:hAnsi="Times New Roman"/>
+          <w:color w:val="000000"/>
+          <w:sz w:val="28"/>
+        </w:rPr>
+        <w:t xml:space="preserve"> электронный.</w:t>
+      </w:r>
+    </w:p>
+    <w:p>
+      <w:pPr>
+        <w:pStyle w:val="a3"/>
+        <w:keepLines/>
+        <w:numPr>
+          <w:ilvl w:val="0"/>
+          <w:numId w:val="4"/>
+        </w:numPr>
+        <w:spacing w:after="0" w:line="360" w:lineRule="auto"/>
+        <w:ind w:left="0" w:firstLine="709"/>
+        <w:jc w:val="both"/>
+        <w:rPr>
+          <w:lang w:val="en-US"/>
+        </w:rPr>
+      </w:pPr>
+      <w:r>
+        <w:rPr>
+          <w:rFonts w:ascii="Times New Roman" w:hAnsi="Times New Roman"/>
+          <w:color w:val="000000"/>
+          <w:sz w:val="28"/>
+          <w:lang w:val="en-US"/>
+        </w:rPr>
+        <w:t xml:space="preserve">Tubis, A. A. Intelligent Warehouse in Industry 4.0—Systematic Literature Review / A. A. Tubis, J. Rohman // Sensors. — 2023. — Vol. 23, no. 8. — Art. 4105. — DOI 10.3390/s23084105. — </w:t>
+      </w:r>
+      <w:proofErr w:type="gramStart"/>
+      <w:r>
+        <w:rPr>
+          <w:rFonts w:ascii="Times New Roman" w:hAnsi="Times New Roman"/>
+          <w:color w:val="000000"/>
+          <w:sz w:val="28"/>
+          <w:lang w:val="en-US"/>
+        </w:rPr>
+        <w:t>Text :</w:t>
+      </w:r>
+      <w:proofErr w:type="gramEnd"/>
+      <w:r>
+        <w:rPr>
+          <w:rFonts w:ascii="Times New Roman" w:hAnsi="Times New Roman"/>
+          <w:color w:val="000000"/>
+          <w:sz w:val="28"/>
+          <w:lang w:val="en-US"/>
+        </w:rPr>
+        <w:t xml:space="preserve"> electronic.</w:t>
+      </w:r>
+    </w:p>
+    <w:p>
+      <w:pPr>
+        <w:pStyle w:val="a3"/>
+        <w:keepLines/>
+        <w:numPr>
+          <w:ilvl w:val="0"/>
+          <w:numId w:val="4"/>
+        </w:numPr>
+        <w:spacing w:after="0" w:line="360" w:lineRule="auto"/>
+        <w:ind w:left="0" w:firstLine="709"/>
+        <w:jc w:val="both"/>
+      </w:pPr>
+      <w:proofErr w:type="spellStart"/>
+      <w:r>
+        <w:rPr>
+          <w:rFonts w:ascii="Times New Roman" w:hAnsi="Times New Roman"/>
+          <w:color w:val="000000"/>
+          <w:sz w:val="28"/>
+        </w:rPr>
+        <w:t>Дыбская</w:t>
+      </w:r>
+      <w:proofErr w:type="spellEnd"/>
+      <w:r>
+        <w:rPr>
+          <w:rFonts w:ascii="Times New Roman" w:hAnsi="Times New Roman"/>
+          <w:color w:val="000000"/>
+          <w:sz w:val="28"/>
+        </w:rPr>
+        <w:t xml:space="preserve">, В. В. Логистика складирования : учебник / В. В. </w:t>
+      </w:r>
+      <w:proofErr w:type="spellStart"/>
+      <w:r>
+        <w:rPr>
+          <w:rFonts w:ascii="Times New Roman" w:hAnsi="Times New Roman"/>
+          <w:color w:val="000000"/>
+          <w:sz w:val="28"/>
+        </w:rPr>
+        <w:t>Дыбская</w:t>
+      </w:r>
+      <w:proofErr w:type="spellEnd"/>
+      <w:r>
+        <w:rPr>
+          <w:rFonts w:ascii="Times New Roman" w:hAnsi="Times New Roman"/>
+          <w:color w:val="000000"/>
+          <w:sz w:val="28"/>
+        </w:rPr>
+        <w:t xml:space="preserve">. — </w:t>
+      </w:r>
+      <w:proofErr w:type="gramStart"/>
+      <w:r>
+        <w:rPr>
+          <w:rFonts w:ascii="Times New Roman" w:hAnsi="Times New Roman"/>
+          <w:color w:val="000000"/>
+          <w:sz w:val="28"/>
+        </w:rPr>
+        <w:t>Москва :</w:t>
+      </w:r>
+      <w:proofErr w:type="gramEnd"/>
+      <w:r>
+        <w:rPr>
+          <w:rFonts w:ascii="Times New Roman" w:hAnsi="Times New Roman"/>
+          <w:color w:val="000000"/>
+          <w:sz w:val="28"/>
+        </w:rPr>
+        <w:t xml:space="preserve"> ИНФРА-М, 2023. — 559 с. — ISBN 978-5-16-003716-5. — DOI 10.12737/636. — URL: https://znanium.com/catalog/product/1912154 (дата обращения: 04.10.2026). — </w:t>
+      </w:r>
+      <w:proofErr w:type="gramStart"/>
+      <w:r>
+        <w:rPr>
+          <w:rFonts w:ascii="Times New Roman" w:hAnsi="Times New Roman"/>
+          <w:color w:val="000000"/>
+          <w:sz w:val="28"/>
+        </w:rPr>
+        <w:t>Текст :</w:t>
+      </w:r>
+      <w:proofErr w:type="gramEnd"/>
+      <w:r>
+        <w:rPr>
+          <w:rFonts w:ascii="Times New Roman" w:hAnsi="Times New Roman"/>
+          <w:color w:val="000000"/>
+          <w:sz w:val="28"/>
+        </w:rPr>
+        <w:t xml:space="preserve"> электронный.</w:t>
+      </w:r>
+    </w:p>
+    <w:p>
+      <w:pPr>
+        <w:pStyle w:val="a3"/>
+        <w:keepLines/>
+        <w:numPr>
+          <w:ilvl w:val="0"/>
+          <w:numId w:val="4"/>
+        </w:numPr>
+        <w:spacing w:after="0" w:line="360" w:lineRule="auto"/>
+        <w:ind w:left="0" w:firstLine="709"/>
+        <w:jc w:val="both"/>
+      </w:pPr>
+      <w:r>
+        <w:rPr>
+          <w:rFonts w:ascii="Times New Roman" w:hAnsi="Times New Roman"/>
+          <w:color w:val="000000"/>
+          <w:sz w:val="28"/>
+        </w:rPr>
+        <w:t xml:space="preserve">Пузанова, И. А. Логистика складирования : учебное пособие / И. А. Пузанова. — </w:t>
+      </w:r>
+      <w:proofErr w:type="gramStart"/>
+      <w:r>
+        <w:rPr>
+          <w:rFonts w:ascii="Times New Roman" w:hAnsi="Times New Roman"/>
+          <w:color w:val="000000"/>
+          <w:sz w:val="28"/>
+        </w:rPr>
+        <w:t>Москва ;</w:t>
+      </w:r>
+      <w:proofErr w:type="gramEnd"/>
+      <w:r>
+        <w:rPr>
+          <w:rFonts w:ascii="Times New Roman" w:hAnsi="Times New Roman"/>
+          <w:color w:val="000000"/>
+          <w:sz w:val="28"/>
+        </w:rPr>
+        <w:t xml:space="preserve"> </w:t>
+      </w:r>
+      <w:proofErr w:type="gramStart"/>
+      <w:r>
+        <w:rPr>
+          <w:rFonts w:ascii="Times New Roman" w:hAnsi="Times New Roman"/>
+          <w:color w:val="000000"/>
+          <w:sz w:val="28"/>
+        </w:rPr>
+        <w:t>Вологда :</w:t>
+      </w:r>
+      <w:proofErr w:type="gramEnd"/>
+      <w:r>
+        <w:rPr>
+          <w:rFonts w:ascii="Times New Roman" w:hAnsi="Times New Roman"/>
+          <w:color w:val="000000"/>
+          <w:sz w:val="28"/>
+        </w:rPr>
+        <w:t xml:space="preserve"> Инфра-Инженерия, 2024. — 224 с. — ISBN 978-5-9729-1848-5. — URL: https://infra-e.ru/products/978-5-9729-1848-5 (дата обращения: 04.10.2026). — </w:t>
+      </w:r>
+      <w:proofErr w:type="gramStart"/>
+      <w:r>
+        <w:rPr>
+          <w:rFonts w:ascii="Times New Roman" w:hAnsi="Times New Roman"/>
+          <w:color w:val="000000"/>
+          <w:sz w:val="28"/>
+        </w:rPr>
+        <w:t>Текст :</w:t>
+      </w:r>
+      <w:proofErr w:type="gramEnd"/>
+      <w:r>
+        <w:rPr>
+          <w:rFonts w:ascii="Times New Roman" w:hAnsi="Times New Roman"/>
+          <w:color w:val="000000"/>
+          <w:sz w:val="28"/>
+        </w:rPr>
+        <w:t xml:space="preserve"> электронный.</w:t>
+      </w:r>
+    </w:p>
+    <w:p>
+      <w:pPr>
+        <w:pStyle w:val="a3"/>
+        <w:keepLines/>
+        <w:numPr>
+          <w:ilvl w:val="0"/>
+          <w:numId w:val="4"/>
+        </w:numPr>
+        <w:spacing w:after="0" w:line="360" w:lineRule="auto"/>
+        <w:ind w:left="0" w:firstLine="709"/>
+        <w:jc w:val="both"/>
+        <w:rPr>
+          <w:lang w:val="en-US"/>
+        </w:rPr>
+      </w:pPr>
+      <w:r>
+        <w:rPr>
+          <w:rFonts w:ascii="Times New Roman" w:hAnsi="Times New Roman"/>
+          <w:color w:val="000000"/>
+          <w:sz w:val="28"/>
+          <w:lang w:val="en-US"/>
+        </w:rPr>
+        <w:t xml:space="preserve">Albert, P.-W. Trends and new practical applications for warehouse allocation and layout design: a literature review / P.-W. Albert, M. </w:t>
+      </w:r>
+      <w:proofErr w:type="spellStart"/>
+      <w:r>
+        <w:rPr>
+          <w:rFonts w:ascii="Times New Roman" w:hAnsi="Times New Roman"/>
+          <w:color w:val="000000"/>
+          <w:sz w:val="28"/>
+          <w:lang w:val="en-US"/>
+        </w:rPr>
+        <w:t>Rönnqvist</w:t>
+      </w:r>
+      <w:proofErr w:type="spellEnd"/>
+      <w:r>
+        <w:rPr>
+          <w:rFonts w:ascii="Times New Roman" w:hAnsi="Times New Roman"/>
+          <w:color w:val="000000"/>
+          <w:sz w:val="28"/>
+          <w:lang w:val="en-US"/>
+        </w:rPr>
+        <w:t xml:space="preserve">, N. Lehoux // SN Applied Sciences. — 2023. — Vol. 5. — Art. 378. — DOI 10.1007/s42452-023-05608-0. — </w:t>
+      </w:r>
+      <w:proofErr w:type="gramStart"/>
+      <w:r>
+        <w:rPr>
+          <w:rFonts w:ascii="Times New Roman" w:hAnsi="Times New Roman"/>
+          <w:color w:val="000000"/>
+          <w:sz w:val="28"/>
+          <w:lang w:val="en-US"/>
+        </w:rPr>
+        <w:t>Text :</w:t>
+      </w:r>
+      <w:proofErr w:type="gramEnd"/>
+      <w:r>
+        <w:rPr>
+          <w:rFonts w:ascii="Times New Roman" w:hAnsi="Times New Roman"/>
+          <w:color w:val="000000"/>
+          <w:sz w:val="28"/>
+          <w:lang w:val="en-US"/>
+        </w:rPr>
+        <w:t xml:space="preserve"> electronic.</w:t>
+      </w:r>
+    </w:p>
+    <w:p>
+      <w:pPr>
+        <w:pStyle w:val="a3"/>
+        <w:keepLines/>
+        <w:numPr>
+          <w:ilvl w:val="0"/>
+          <w:numId w:val="4"/>
+        </w:numPr>
+        <w:spacing w:after="0" w:line="360" w:lineRule="auto"/>
+        <w:ind w:left="0" w:firstLine="709"/>
+        <w:jc w:val="both"/>
+      </w:pPr>
+      <w:r>
+        <w:rPr>
+          <w:rFonts w:ascii="Times New Roman" w:hAnsi="Times New Roman"/>
+          <w:color w:val="000000"/>
+          <w:sz w:val="28"/>
+        </w:rPr>
+        <w:t>Новикова, Н. Г. Факторы, влияющие на эффективность управления запасами в контексте управления конкурентоспособностью торговой компании / Н. Г. Новикова, С. В. Щепина // Известия Байкальского государственного университета. — 2023. — Т. 33, № 1. — С. 74–83. — DOI 10.17150/2500-2759.2023.33(1).74-83. — Текст : электронный.</w:t>
+      </w:r>
+    </w:p>
+    <w:p>
+      <w:pPr>
+        <w:pStyle w:val="a3"/>
+        <w:keepLines/>
+        <w:numPr>
+          <w:ilvl w:val="0"/>
+          <w:numId w:val="4"/>
+        </w:numPr>
+        <w:spacing w:after="0" w:line="360" w:lineRule="auto"/>
+        <w:ind w:left="0" w:firstLine="709"/>
+        <w:jc w:val="both"/>
+      </w:pPr>
+      <w:r>
+        <w:rPr>
+          <w:rFonts w:ascii="Times New Roman" w:hAnsi="Times New Roman"/>
+          <w:color w:val="000000"/>
+          <w:sz w:val="28"/>
+        </w:rPr>
+        <w:t xml:space="preserve">Волков, А. Подходы к оптимизации издержек оптовых торговых компаний в современных реалиях / А. Волков // Общество и экономика. — 2024. — № 1. — С. 100–108. — DOI 10.31857/S0207367624010081. — </w:t>
+      </w:r>
+      <w:proofErr w:type="gramStart"/>
+      <w:r>
+        <w:rPr>
+          <w:rFonts w:ascii="Times New Roman" w:hAnsi="Times New Roman"/>
+          <w:color w:val="000000"/>
+          <w:sz w:val="28"/>
+        </w:rPr>
+        <w:t>Текст :</w:t>
+      </w:r>
+      <w:proofErr w:type="gramEnd"/>
+      <w:r>
+        <w:rPr>
+          <w:rFonts w:ascii="Times New Roman" w:hAnsi="Times New Roman"/>
+          <w:color w:val="000000"/>
+          <w:sz w:val="28"/>
+        </w:rPr>
+        <w:t xml:space="preserve"> электронный.</w:t>
+      </w:r>
+    </w:p>
+    <w:p>
+      <w:pPr>
+        <w:pStyle w:val="a3"/>
+        <w:keepLines/>
+        <w:numPr>
+          <w:ilvl w:val="0"/>
+          <w:numId w:val="4"/>
+        </w:numPr>
+        <w:spacing w:after="0" w:line="360" w:lineRule="auto"/>
+        <w:ind w:left="0" w:firstLine="709"/>
+        <w:jc w:val="both"/>
+      </w:pPr>
+      <w:r>
+        <w:rPr>
+          <w:rFonts w:ascii="Times New Roman" w:hAnsi="Times New Roman"/>
+          <w:color w:val="000000"/>
+          <w:sz w:val="28"/>
+        </w:rPr>
+        <w:lastRenderedPageBreak/>
+        <w:t xml:space="preserve">Хитрова, Т. И. Развитие информационной системы управления многономенклатурными логистическими потоками / Т. И. Хитрова, С. Б. </w:t>
+      </w:r>
+      <w:proofErr w:type="spellStart"/>
+      <w:r>
+        <w:rPr>
+          <w:rFonts w:ascii="Times New Roman" w:hAnsi="Times New Roman"/>
+          <w:color w:val="000000"/>
+          <w:sz w:val="28"/>
+        </w:rPr>
+        <w:t>Пянзин</w:t>
+      </w:r>
+      <w:proofErr w:type="spellEnd"/>
+      <w:r>
+        <w:rPr>
+          <w:rFonts w:ascii="Times New Roman" w:hAnsi="Times New Roman"/>
+          <w:color w:val="000000"/>
+          <w:sz w:val="28"/>
+        </w:rPr>
+        <w:t xml:space="preserve"> // </w:t>
+      </w:r>
+      <w:proofErr w:type="spellStart"/>
+      <w:r>
+        <w:rPr>
+          <w:rFonts w:ascii="Times New Roman" w:hAnsi="Times New Roman"/>
+          <w:color w:val="000000"/>
+          <w:sz w:val="28"/>
+        </w:rPr>
+        <w:t>Baikal</w:t>
+      </w:r>
+      <w:proofErr w:type="spellEnd"/>
+      <w:r>
+        <w:rPr>
+          <w:rFonts w:ascii="Times New Roman" w:hAnsi="Times New Roman"/>
+          <w:color w:val="000000"/>
+          <w:sz w:val="28"/>
+        </w:rPr>
+        <w:t xml:space="preserve"> Research Journal. — 2022. — Т. 13, № 1. — Ст. 8. — DOI 10.17150/2411-6262.2022.13(1).8. — Текст : электронный.</w:t>
+      </w:r>
+    </w:p>
+    <w:p>
+      <w:pPr>
+        <w:pStyle w:val="a3"/>
+        <w:keepLines/>
+        <w:numPr>
+          <w:ilvl w:val="0"/>
+          <w:numId w:val="4"/>
+        </w:numPr>
+        <w:spacing w:after="0" w:line="360" w:lineRule="auto"/>
+        <w:ind w:left="0" w:firstLine="709"/>
+        <w:jc w:val="both"/>
+      </w:pPr>
+      <w:r>
+        <w:rPr>
+          <w:rFonts w:ascii="Times New Roman" w:hAnsi="Times New Roman"/>
+          <w:color w:val="000000"/>
+          <w:sz w:val="28"/>
+        </w:rPr>
+        <w:t xml:space="preserve">Ефимов, Е. А. Модернизация системы управления автоматизированными складскими комплексами / Е. А. Ефимов, М. А. Казанцев // Успехи современной радиоэлектроники. — 2024. — Т. 78, № 1. — С. 105–109. — DOI 10.18127/j20700784-202401-10. — </w:t>
+      </w:r>
+      <w:proofErr w:type="gramStart"/>
+      <w:r>
+        <w:rPr>
+          <w:rFonts w:ascii="Times New Roman" w:hAnsi="Times New Roman"/>
+          <w:color w:val="000000"/>
+          <w:sz w:val="28"/>
+        </w:rPr>
+        <w:t>Текст :</w:t>
+      </w:r>
+      <w:proofErr w:type="gramEnd"/>
+      <w:r>
+        <w:rPr>
+          <w:rFonts w:ascii="Times New Roman" w:hAnsi="Times New Roman"/>
+          <w:color w:val="000000"/>
+          <w:sz w:val="28"/>
+        </w:rPr>
+        <w:t xml:space="preserve"> электронный.</w:t>
+      </w:r>
+    </w:p>
+    <w:p>
+      <w:pPr>
+        <w:pStyle w:val="a3"/>
+        <w:keepLines/>
+        <w:numPr>
+          <w:ilvl w:val="0"/>
+          <w:numId w:val="4"/>
+        </w:numPr>
+        <w:spacing w:after="0" w:line="360" w:lineRule="auto"/>
+        <w:ind w:left="0" w:firstLine="709"/>
+        <w:jc w:val="both"/>
+        <w:rPr>
+          <w:lang w:val="en-US"/>
+        </w:rPr>
+      </w:pPr>
+      <w:r>
+        <w:rPr>
+          <w:rFonts w:ascii="Times New Roman" w:hAnsi="Times New Roman"/>
+          <w:color w:val="000000"/>
+          <w:sz w:val="28"/>
+          <w:lang w:val="en-US"/>
+        </w:rPr>
+        <w:t xml:space="preserve">Munyaka, J. B. Inventory management concepts and implementations: a systematic review / J. B. Munyaka, V. S. S. Yadavalli // The South African Journal of Industrial Engineering. — 2022. — Vol. 33, no. 2. — P. 15–36. — DOI 10.7166/33-2-2527. — </w:t>
+      </w:r>
+      <w:proofErr w:type="gramStart"/>
+      <w:r>
+        <w:rPr>
+          <w:rFonts w:ascii="Times New Roman" w:hAnsi="Times New Roman"/>
+          <w:color w:val="000000"/>
+          <w:sz w:val="28"/>
+          <w:lang w:val="en-US"/>
+        </w:rPr>
+        <w:t>Text :</w:t>
+      </w:r>
+      <w:proofErr w:type="gramEnd"/>
+      <w:r>
+        <w:rPr>
+          <w:rFonts w:ascii="Times New Roman" w:hAnsi="Times New Roman"/>
+          <w:color w:val="000000"/>
+          <w:sz w:val="28"/>
+          <w:lang w:val="en-US"/>
+        </w:rPr>
+        <w:t xml:space="preserve"> electronic.</w:t>
+      </w:r>
+    </w:p>
+    <w:p>
+      <w:pPr>
+        <w:pStyle w:val="a3"/>
+        <w:keepLines/>
+        <w:numPr>
+          <w:ilvl w:val="0"/>
+          <w:numId w:val="4"/>
+        </w:numPr>
+        <w:spacing w:after="0" w:line="360" w:lineRule="auto"/>
+        <w:ind w:left="0" w:firstLine="709"/>
+        <w:jc w:val="both"/>
+      </w:pPr>
+      <w:proofErr w:type="spellStart"/>
+      <w:r>
+        <w:rPr>
+          <w:rFonts w:ascii="Times New Roman" w:hAnsi="Times New Roman"/>
+          <w:color w:val="000000"/>
+          <w:sz w:val="28"/>
+        </w:rPr>
+        <w:t>Сырыгин</w:t>
+      </w:r>
+      <w:proofErr w:type="spellEnd"/>
+      <w:r>
+        <w:rPr>
+          <w:rFonts w:ascii="Times New Roman" w:hAnsi="Times New Roman"/>
+          <w:color w:val="000000"/>
+          <w:sz w:val="28"/>
+        </w:rPr>
+        <w:t xml:space="preserve">, С. П. Совершенствование управление запасами многономенклатурного производства / С. П. </w:t>
+      </w:r>
+      <w:proofErr w:type="spellStart"/>
+      <w:r>
+        <w:rPr>
+          <w:rFonts w:ascii="Times New Roman" w:hAnsi="Times New Roman"/>
+          <w:color w:val="000000"/>
+          <w:sz w:val="28"/>
+        </w:rPr>
+        <w:t>Сырыгин</w:t>
+      </w:r>
+      <w:proofErr w:type="spellEnd"/>
+      <w:r>
+        <w:rPr>
+          <w:rFonts w:ascii="Times New Roman" w:hAnsi="Times New Roman"/>
+          <w:color w:val="000000"/>
+          <w:sz w:val="28"/>
+        </w:rPr>
+        <w:t xml:space="preserve">, Н. А. </w:t>
+      </w:r>
+      <w:proofErr w:type="spellStart"/>
+      <w:r>
+        <w:rPr>
+          <w:rFonts w:ascii="Times New Roman" w:hAnsi="Times New Roman"/>
+          <w:color w:val="000000"/>
+          <w:sz w:val="28"/>
+        </w:rPr>
+        <w:t>Бушмакин</w:t>
+      </w:r>
+      <w:proofErr w:type="spellEnd"/>
+      <w:r>
+        <w:rPr>
+          <w:rFonts w:ascii="Times New Roman" w:hAnsi="Times New Roman"/>
+          <w:color w:val="000000"/>
+          <w:sz w:val="28"/>
+        </w:rPr>
+        <w:t xml:space="preserve"> // Социально-экономическое управление: теория и практика. — 2026. — Т. 22, № 1. — С. 59–65. — DOI 10.22213/2618-9763-2026-1-59-65. — Текст : электронный.</w:t>
+      </w:r>
+    </w:p>
+    <w:p>
+      <w:pPr>
+        <w:pStyle w:val="a3"/>
+        <w:keepLines/>
+        <w:numPr>
+          <w:ilvl w:val="0"/>
+          <w:numId w:val="4"/>
+        </w:numPr>
+        <w:spacing w:after="0" w:line="360" w:lineRule="auto"/>
+        <w:ind w:left="0" w:firstLine="709"/>
+        <w:jc w:val="both"/>
+      </w:pPr>
+      <w:r>
+        <w:rPr>
+          <w:rFonts w:ascii="Times New Roman" w:hAnsi="Times New Roman"/>
+          <w:color w:val="000000"/>
+          <w:sz w:val="28"/>
+        </w:rPr>
+        <w:t xml:space="preserve">1С. Управление </w:t>
+      </w:r>
+      <w:proofErr w:type="gramStart"/>
+      <w:r>
+        <w:rPr>
+          <w:rFonts w:ascii="Times New Roman" w:hAnsi="Times New Roman"/>
+          <w:color w:val="000000"/>
+          <w:sz w:val="28"/>
+        </w:rPr>
+        <w:t>продажами :</w:t>
+      </w:r>
+      <w:proofErr w:type="gramEnd"/>
+      <w:r>
+        <w:rPr>
+          <w:rFonts w:ascii="Times New Roman" w:hAnsi="Times New Roman"/>
+          <w:color w:val="000000"/>
+          <w:sz w:val="28"/>
+        </w:rPr>
+        <w:t xml:space="preserve"> 1</w:t>
+      </w:r>
+      <w:proofErr w:type="gramStart"/>
+      <w:r>
+        <w:rPr>
+          <w:rFonts w:ascii="Times New Roman" w:hAnsi="Times New Roman"/>
+          <w:color w:val="000000"/>
+          <w:sz w:val="28"/>
+        </w:rPr>
+        <w:t>С:Управление</w:t>
+      </w:r>
+      <w:proofErr w:type="gramEnd"/>
+      <w:r>
+        <w:rPr>
+          <w:rFonts w:ascii="Times New Roman" w:hAnsi="Times New Roman"/>
+          <w:color w:val="000000"/>
+          <w:sz w:val="28"/>
+        </w:rPr>
+        <w:t xml:space="preserve"> торговлей 8. — URL: https://v8.1c.ru/trade/upravlenie-prodazhami/ (дата обращения: 04.10.2026). — </w:t>
+      </w:r>
+      <w:proofErr w:type="gramStart"/>
+      <w:r>
+        <w:rPr>
+          <w:rFonts w:ascii="Times New Roman" w:hAnsi="Times New Roman"/>
+          <w:color w:val="000000"/>
+          <w:sz w:val="28"/>
+        </w:rPr>
+        <w:t>Текст :</w:t>
+      </w:r>
+      <w:proofErr w:type="gramEnd"/>
+      <w:r>
+        <w:rPr>
+          <w:rFonts w:ascii="Times New Roman" w:hAnsi="Times New Roman"/>
+          <w:color w:val="000000"/>
+          <w:sz w:val="28"/>
+        </w:rPr>
+        <w:t xml:space="preserve"> электронный.</w:t>
+      </w:r>
+    </w:p>
+    <w:p>
+      <w:pPr>
+        <w:pStyle w:val="a3"/>
+        <w:keepLines/>
+        <w:numPr>
+          <w:ilvl w:val="0"/>
+          <w:numId w:val="4"/>
+        </w:numPr>
+        <w:spacing w:after="0" w:line="360" w:lineRule="auto"/>
+        <w:ind w:left="0" w:firstLine="709"/>
+        <w:jc w:val="both"/>
+      </w:pPr>
+      <w:proofErr w:type="spellStart"/>
+      <w:r>
+        <w:rPr>
+          <w:rFonts w:ascii="Times New Roman" w:hAnsi="Times New Roman"/>
+          <w:color w:val="000000"/>
+          <w:sz w:val="28"/>
+        </w:rPr>
+        <w:t>МойСклад</w:t>
+      </w:r>
+      <w:proofErr w:type="spellEnd"/>
+      <w:r>
+        <w:rPr>
+          <w:rFonts w:ascii="Times New Roman" w:hAnsi="Times New Roman"/>
+          <w:color w:val="000000"/>
+          <w:sz w:val="28"/>
+        </w:rPr>
+        <w:t xml:space="preserve">. Управление торговлей. — URL: https://www.moysklad.ru/reshenija/upravlenie-torgovley/ (дата обращения: 04.10.2026). — </w:t>
+      </w:r>
+      <w:proofErr w:type="gramStart"/>
+      <w:r>
+        <w:rPr>
+          <w:rFonts w:ascii="Times New Roman" w:hAnsi="Times New Roman"/>
+          <w:color w:val="000000"/>
+          <w:sz w:val="28"/>
+        </w:rPr>
+        <w:t>Текст :</w:t>
+      </w:r>
+      <w:proofErr w:type="gramEnd"/>
+      <w:r>
+        <w:rPr>
+          <w:rFonts w:ascii="Times New Roman" w:hAnsi="Times New Roman"/>
+          <w:color w:val="000000"/>
+          <w:sz w:val="28"/>
+        </w:rPr>
+        <w:t xml:space="preserve"> электронный.</w:t>
+      </w:r>
+    </w:p>
+    <w:p>
+      <w:pPr>
+        <w:pStyle w:val="a3"/>
+        <w:keepLines/>
+        <w:numPr>
+          <w:ilvl w:val="0"/>
+          <w:numId w:val="4"/>
+        </w:numPr>
+        <w:spacing w:after="0" w:line="360" w:lineRule="auto"/>
+        <w:ind w:left="0" w:firstLine="709"/>
+        <w:jc w:val="both"/>
+        <w:rPr>
+          <w:lang w:val="en-US"/>
+        </w:rPr>
+      </w:pPr>
+      <w:r>
+        <w:rPr>
+          <w:rFonts w:ascii="Times New Roman" w:hAnsi="Times New Roman"/>
+          <w:color w:val="000000"/>
+          <w:sz w:val="28"/>
+          <w:lang w:val="en-US"/>
+        </w:rPr>
+        <w:t xml:space="preserve">Odoo. Manual </w:t>
+      </w:r>
+      <w:proofErr w:type="gramStart"/>
+      <w:r>
+        <w:rPr>
+          <w:rFonts w:ascii="Times New Roman" w:hAnsi="Times New Roman"/>
+          <w:color w:val="000000"/>
+          <w:sz w:val="28"/>
+          <w:lang w:val="en-US"/>
+        </w:rPr>
+        <w:t>reservation :</w:t>
+      </w:r>
+      <w:proofErr w:type="gramEnd"/>
+      <w:r>
+        <w:rPr>
+          <w:rFonts w:ascii="Times New Roman" w:hAnsi="Times New Roman"/>
+          <w:color w:val="000000"/>
+          <w:sz w:val="28"/>
+          <w:lang w:val="en-US"/>
+        </w:rPr>
+        <w:t xml:space="preserve"> Odoo 18.0 documentation. — URL: https://www.odoo.com/documentation/18.0/applications/inventory_and_mrp/inventory/shipping_receiving/reservation_methods/manually.html (</w:t>
+      </w:r>
+      <w:r>
+        <w:rPr>
+          <w:rFonts w:ascii="Times New Roman" w:hAnsi="Times New Roman"/>
+          <w:color w:val="000000"/>
+          <w:sz w:val="28"/>
+        </w:rPr>
+        <w:t>дата</w:t>
+      </w:r>
+      <w:r>
+        <w:rPr>
+          <w:rFonts w:ascii="Times New Roman" w:hAnsi="Times New Roman"/>
+          <w:color w:val="000000"/>
+          <w:sz w:val="28"/>
+          <w:lang w:val="en-US"/>
+        </w:rPr>
+        <w:t xml:space="preserve"> </w:t>
+      </w:r>
+      <w:r>
+        <w:rPr>
+          <w:rFonts w:ascii="Times New Roman" w:hAnsi="Times New Roman"/>
+          <w:color w:val="000000"/>
+          <w:sz w:val="28"/>
+        </w:rPr>
+        <w:t>обращения</w:t>
+      </w:r>
+      <w:r>
+        <w:rPr>
+          <w:rFonts w:ascii="Times New Roman" w:hAnsi="Times New Roman"/>
+          <w:color w:val="000000"/>
+          <w:sz w:val="28"/>
+          <w:lang w:val="en-US"/>
+        </w:rPr>
+        <w:t xml:space="preserve">: 04.10.2026). — </w:t>
+      </w:r>
+      <w:proofErr w:type="gramStart"/>
+      <w:r>
+        <w:rPr>
+          <w:rFonts w:ascii="Times New Roman" w:hAnsi="Times New Roman"/>
+          <w:color w:val="000000"/>
+          <w:sz w:val="28"/>
+        </w:rPr>
+        <w:t>Текст</w:t>
+      </w:r>
+      <w:r>
+        <w:rPr>
+          <w:rFonts w:ascii="Times New Roman" w:hAnsi="Times New Roman"/>
+          <w:color w:val="000000"/>
+          <w:sz w:val="28"/>
+          <w:lang w:val="en-US"/>
+        </w:rPr>
+        <w:t xml:space="preserve"> :</w:t>
+      </w:r>
+      <w:proofErr w:type="gramEnd"/>
+      <w:r>
+        <w:rPr>
+          <w:rFonts w:ascii="Times New Roman" w:hAnsi="Times New Roman"/>
+          <w:color w:val="000000"/>
+          <w:sz w:val="28"/>
+          <w:lang w:val="en-US"/>
+        </w:rPr>
+        <w:t xml:space="preserve"> </w:t>
+      </w:r>
+      <w:r>
+        <w:rPr>
+          <w:rFonts w:ascii="Times New Roman" w:hAnsi="Times New Roman"/>
+          <w:color w:val="000000"/>
+          <w:sz w:val="28"/>
+        </w:rPr>
+        <w:t>электронный</w:t>
+      </w:r>
+      <w:r>
+        <w:rPr>
+          <w:rFonts w:ascii="Times New Roman" w:hAnsi="Times New Roman"/>
+          <w:color w:val="000000"/>
+          <w:sz w:val="28"/>
+          <w:lang w:val="en-US"/>
+        </w:rPr>
+        <w:t>.</w:t>
+      </w:r>
+    </w:p>
+    <w:p>
+      <w:pPr>
+        <w:pStyle w:val="a3"/>
+        <w:keepLines/>
+        <w:numPr>
+          <w:ilvl w:val="0"/>
+          <w:numId w:val="4"/>
+        </w:numPr>
+        <w:spacing w:after="0" w:line="360" w:lineRule="auto"/>
+        <w:ind w:left="0" w:firstLine="709"/>
+        <w:jc w:val="both"/>
+      </w:pPr>
+      <w:r>
+        <w:rPr>
+          <w:rFonts w:ascii="Times New Roman" w:hAnsi="Times New Roman"/>
+          <w:color w:val="000000"/>
+          <w:sz w:val="28"/>
+          <w:lang w:val="en-US"/>
+        </w:rPr>
+        <w:t xml:space="preserve">Python Software Foundation. Python 3.13 </w:t>
+      </w:r>
+      <w:proofErr w:type="gramStart"/>
+      <w:r>
+        <w:rPr>
+          <w:rFonts w:ascii="Times New Roman" w:hAnsi="Times New Roman"/>
+          <w:color w:val="000000"/>
+          <w:sz w:val="28"/>
+          <w:lang w:val="en-US"/>
+        </w:rPr>
+        <w:t>documentation :</w:t>
+      </w:r>
+      <w:proofErr w:type="gramEnd"/>
+      <w:r>
+        <w:rPr>
+          <w:rFonts w:ascii="Times New Roman" w:hAnsi="Times New Roman"/>
+          <w:color w:val="000000"/>
+          <w:sz w:val="28"/>
+          <w:lang w:val="en-US"/>
+        </w:rPr>
+        <w:t xml:space="preserve"> The Python Tutorial. </w:t>
+      </w:r>
+      <w:r>
+        <w:rPr>
+          <w:rFonts w:ascii="Times New Roman" w:hAnsi="Times New Roman"/>
+          <w:color w:val="000000"/>
+          <w:sz w:val="28"/>
+        </w:rPr>
+        <w:t xml:space="preserve">Data </w:t>
+      </w:r>
+      <w:proofErr w:type="spellStart"/>
+      <w:r>
+        <w:rPr>
+          <w:rFonts w:ascii="Times New Roman" w:hAnsi="Times New Roman"/>
+          <w:color w:val="000000"/>
+          <w:sz w:val="28"/>
+        </w:rPr>
+        <w:t>Structures</w:t>
+      </w:r>
+      <w:proofErr w:type="spellEnd"/>
+      <w:r>
+        <w:rPr>
+          <w:rFonts w:ascii="Times New Roman" w:hAnsi="Times New Roman"/>
+          <w:color w:val="000000"/>
+          <w:sz w:val="28"/>
+        </w:rPr>
+        <w:t xml:space="preserve">. — Версия 3.13, 2024–2026. — URL: https://docs.python.org/3.13/tutorial/datastructures.html (дата обращения: 04.10.2026). — </w:t>
+      </w:r>
+      <w:proofErr w:type="gramStart"/>
+      <w:r>
+        <w:rPr>
+          <w:rFonts w:ascii="Times New Roman" w:hAnsi="Times New Roman"/>
+          <w:color w:val="000000"/>
+          <w:sz w:val="28"/>
+        </w:rPr>
+        <w:t>Текст :</w:t>
+      </w:r>
+      <w:proofErr w:type="gramEnd"/>
+      <w:r>
+        <w:rPr>
+          <w:rFonts w:ascii="Times New Roman" w:hAnsi="Times New Roman"/>
+          <w:color w:val="000000"/>
+          <w:sz w:val="28"/>
+        </w:rPr>
+        <w:t xml:space="preserve"> электронный.</w:t>
+      </w:r>
+    </w:p>
+    <w:p>
+      <w:pPr>
+        <w:pStyle w:val="a3"/>
+        <w:keepLines/>
+        <w:numPr>
+          <w:ilvl w:val="0"/>
+          <w:numId w:val="4"/>
+        </w:numPr>
+        <w:spacing w:after="0" w:line="360" w:lineRule="auto"/>
+        <w:ind w:left="0" w:firstLine="709"/>
+        <w:jc w:val="both"/>
+        <w:rPr>
+          <w:lang w:val="en-US"/>
+        </w:rPr>
+      </w:pPr>
+      <w:r>
+        <w:rPr>
+          <w:rFonts w:ascii="Times New Roman" w:hAnsi="Times New Roman"/>
+          <w:color w:val="000000"/>
+          <w:sz w:val="28"/>
+          <w:lang w:val="en-US"/>
+        </w:rPr>
+        <w:lastRenderedPageBreak/>
+        <w:t xml:space="preserve">The Java Language </w:t>
+      </w:r>
+      <w:proofErr w:type="gramStart"/>
+      <w:r>
+        <w:rPr>
+          <w:rFonts w:ascii="Times New Roman" w:hAnsi="Times New Roman"/>
+          <w:color w:val="000000"/>
+          <w:sz w:val="28"/>
+          <w:lang w:val="en-US"/>
+        </w:rPr>
+        <w:t>Specification :</w:t>
+      </w:r>
+      <w:proofErr w:type="gramEnd"/>
+      <w:r>
+        <w:rPr>
+          <w:rFonts w:ascii="Times New Roman" w:hAnsi="Times New Roman"/>
+          <w:color w:val="000000"/>
+          <w:sz w:val="28"/>
+          <w:lang w:val="en-US"/>
+        </w:rPr>
+        <w:t xml:space="preserve"> Java SE 21 Edition / J. Gosling, B. Joy, G. Steele [et al.]. — Oracle, 2023. — URL: https://docs.oracle.com/javase/specs/jls/se21/html/index.html (</w:t>
+      </w:r>
+      <w:r>
+        <w:rPr>
+          <w:rFonts w:ascii="Times New Roman" w:hAnsi="Times New Roman"/>
+          <w:color w:val="000000"/>
+          <w:sz w:val="28"/>
+        </w:rPr>
+        <w:t>дата</w:t>
+      </w:r>
+      <w:r>
+        <w:rPr>
+          <w:rFonts w:ascii="Times New Roman" w:hAnsi="Times New Roman"/>
+          <w:color w:val="000000"/>
+          <w:sz w:val="28"/>
+          <w:lang w:val="en-US"/>
+        </w:rPr>
+        <w:t xml:space="preserve"> </w:t>
+      </w:r>
+      <w:r>
+        <w:rPr>
+          <w:rFonts w:ascii="Times New Roman" w:hAnsi="Times New Roman"/>
+          <w:color w:val="000000"/>
+          <w:sz w:val="28"/>
+        </w:rPr>
+        <w:t>обращения</w:t>
+      </w:r>
+      <w:r>
+        <w:rPr>
+          <w:rFonts w:ascii="Times New Roman" w:hAnsi="Times New Roman"/>
+          <w:color w:val="000000"/>
+          <w:sz w:val="28"/>
+          <w:lang w:val="en-US"/>
+        </w:rPr>
+        <w:t xml:space="preserve">: 04.10.2026). — </w:t>
+      </w:r>
+      <w:proofErr w:type="gramStart"/>
+      <w:r>
+        <w:rPr>
+          <w:rFonts w:ascii="Times New Roman" w:hAnsi="Times New Roman"/>
+          <w:color w:val="000000"/>
+          <w:sz w:val="28"/>
+          <w:lang w:val="en-US"/>
+        </w:rPr>
+        <w:t>Text :</w:t>
+      </w:r>
+      <w:proofErr w:type="gramEnd"/>
+      <w:r>
+        <w:rPr>
+          <w:rFonts w:ascii="Times New Roman" w:hAnsi="Times New Roman"/>
+          <w:color w:val="000000"/>
+          <w:sz w:val="28"/>
+          <w:lang w:val="en-US"/>
+        </w:rPr>
+        <w:t xml:space="preserve"> electronic.</w:t>
+      </w:r>
+    </w:p>
+    <w:p>
+      <w:pPr>
+        <w:pStyle w:val="a3"/>
+        <w:keepLines/>
+        <w:numPr>
+          <w:ilvl w:val="0"/>
+          <w:numId w:val="4"/>
+        </w:numPr>
+        <w:spacing w:after="0" w:line="360" w:lineRule="auto"/>
+        <w:ind w:left="0" w:firstLine="709"/>
+        <w:jc w:val="both"/>
+        <w:rPr>
+          <w:lang w:val="en-US"/>
+        </w:rPr>
+      </w:pPr>
+      <w:r>
+        <w:rPr>
+          <w:rFonts w:ascii="Times New Roman" w:hAnsi="Times New Roman"/>
+          <w:color w:val="000000"/>
+          <w:sz w:val="28"/>
+          <w:lang w:val="en-US"/>
+        </w:rPr>
+        <w:t xml:space="preserve">The PostgreSQL Global Development Group. PostgreSQL 17 </w:t>
+      </w:r>
+      <w:proofErr w:type="gramStart"/>
+      <w:r>
+        <w:rPr>
+          <w:rFonts w:ascii="Times New Roman" w:hAnsi="Times New Roman"/>
+          <w:color w:val="000000"/>
+          <w:sz w:val="28"/>
+          <w:lang w:val="en-US"/>
+        </w:rPr>
+        <w:t>Documentation :</w:t>
+      </w:r>
+      <w:proofErr w:type="gramEnd"/>
+      <w:r>
+        <w:rPr>
+          <w:rFonts w:ascii="Times New Roman" w:hAnsi="Times New Roman"/>
+          <w:color w:val="000000"/>
+          <w:sz w:val="28"/>
+          <w:lang w:val="en-US"/>
+        </w:rPr>
+        <w:t xml:space="preserve"> Explicit Locking. — </w:t>
+      </w:r>
+      <w:r>
+        <w:rPr>
+          <w:rFonts w:ascii="Times New Roman" w:hAnsi="Times New Roman"/>
+          <w:color w:val="000000"/>
+          <w:sz w:val="28"/>
+        </w:rPr>
+        <w:t>Версия</w:t>
+      </w:r>
+      <w:r>
+        <w:rPr>
+          <w:rFonts w:ascii="Times New Roman" w:hAnsi="Times New Roman"/>
+          <w:color w:val="000000"/>
+          <w:sz w:val="28"/>
+          <w:lang w:val="en-US"/>
+        </w:rPr>
+        <w:t xml:space="preserve"> 17, 2024–2026. — URL: https://www.postgresql.org/docs/17/explicit-locking.html (</w:t>
+      </w:r>
+      <w:r>
+        <w:rPr>
+          <w:rFonts w:ascii="Times New Roman" w:hAnsi="Times New Roman"/>
+          <w:color w:val="000000"/>
+          <w:sz w:val="28"/>
+        </w:rPr>
+        <w:t>дата</w:t>
+      </w:r>
+      <w:r>
+        <w:rPr>
+          <w:rFonts w:ascii="Times New Roman" w:hAnsi="Times New Roman"/>
+          <w:color w:val="000000"/>
+          <w:sz w:val="28"/>
+          <w:lang w:val="en-US"/>
+        </w:rPr>
+        <w:t xml:space="preserve"> </w:t>
+      </w:r>
+      <w:r>
+        <w:rPr>
+          <w:rFonts w:ascii="Times New Roman" w:hAnsi="Times New Roman"/>
+          <w:color w:val="000000"/>
+          <w:sz w:val="28"/>
+        </w:rPr>
+        <w:t>обращения</w:t>
+      </w:r>
+      <w:r>
+        <w:rPr>
+          <w:rFonts w:ascii="Times New Roman" w:hAnsi="Times New Roman"/>
+          <w:color w:val="000000"/>
+          <w:sz w:val="28"/>
+          <w:lang w:val="en-US"/>
+        </w:rPr>
+        <w:t xml:space="preserve">: 04.10.2026). — </w:t>
+      </w:r>
+      <w:proofErr w:type="gramStart"/>
+      <w:r>
+        <w:rPr>
+          <w:rFonts w:ascii="Times New Roman" w:hAnsi="Times New Roman"/>
+          <w:color w:val="000000"/>
+          <w:sz w:val="28"/>
+        </w:rPr>
+        <w:t>Текст</w:t>
+      </w:r>
+      <w:r>
+        <w:rPr>
+          <w:rFonts w:ascii="Times New Roman" w:hAnsi="Times New Roman"/>
+          <w:color w:val="000000"/>
+          <w:sz w:val="28"/>
+          <w:lang w:val="en-US"/>
+        </w:rPr>
+        <w:t xml:space="preserve"> :</w:t>
+      </w:r>
+      <w:proofErr w:type="gramEnd"/>
+      <w:r>
+        <w:rPr>
+          <w:rFonts w:ascii="Times New Roman" w:hAnsi="Times New Roman"/>
+          <w:color w:val="000000"/>
+          <w:sz w:val="28"/>
+          <w:lang w:val="en-US"/>
+        </w:rPr>
+        <w:t xml:space="preserve"> </w:t>
+      </w:r>
+      <w:r>
+        <w:rPr>
+          <w:rFonts w:ascii="Times New Roman" w:hAnsi="Times New Roman"/>
+          <w:color w:val="000000"/>
+          <w:sz w:val="28"/>
+        </w:rPr>
+        <w:t>электронный</w:t>
+      </w:r>
+      <w:r>
+        <w:rPr>
+          <w:rFonts w:ascii="Times New Roman" w:hAnsi="Times New Roman"/>
+          <w:color w:val="000000"/>
+          <w:sz w:val="28"/>
+          <w:lang w:val="en-US"/>
+        </w:rPr>
+        <w:t>.</w:t>
+      </w:r>
+    </w:p>
+    <w:p>
+      <w:pPr>
+        <w:pStyle w:val="a3"/>
+        <w:keepLines/>
+        <w:numPr>
+          <w:ilvl w:val="0"/>
+          <w:numId w:val="4"/>
+        </w:numPr>
+        <w:spacing w:after="0" w:line="360" w:lineRule="auto"/>
+        <w:ind w:left="0" w:firstLine="709"/>
+        <w:jc w:val="both"/>
+        <w:rPr>
+          <w:lang w:val="en-US"/>
+        </w:rPr>
+      </w:pPr>
+      <w:r>
+        <w:rPr>
+          <w:rFonts w:ascii="Times New Roman" w:hAnsi="Times New Roman"/>
+          <w:color w:val="000000"/>
+          <w:sz w:val="28"/>
+          <w:lang w:val="en-US"/>
+        </w:rPr>
+        <w:t xml:space="preserve">The Git Project. Git Reference </w:t>
+      </w:r>
+      <w:proofErr w:type="gramStart"/>
+      <w:r>
+        <w:rPr>
+          <w:rFonts w:ascii="Times New Roman" w:hAnsi="Times New Roman"/>
+          <w:color w:val="000000"/>
+          <w:sz w:val="28"/>
+          <w:lang w:val="en-US"/>
+        </w:rPr>
+        <w:t>Manual :</w:t>
+      </w:r>
+      <w:proofErr w:type="gramEnd"/>
+      <w:r>
+        <w:rPr>
+          <w:rFonts w:ascii="Times New Roman" w:hAnsi="Times New Roman"/>
+          <w:color w:val="000000"/>
+          <w:sz w:val="28"/>
+          <w:lang w:val="en-US"/>
+        </w:rPr>
+        <w:t xml:space="preserve"> git-log. Version 2.50.0. — 2025. — URL: https://git-scm.com/docs/git-log/2.50.0 (</w:t>
+      </w:r>
+      <w:r>
+        <w:rPr>
+          <w:rFonts w:ascii="Times New Roman" w:hAnsi="Times New Roman"/>
+          <w:color w:val="000000"/>
+          <w:sz w:val="28"/>
+        </w:rPr>
+        <w:t>дата</w:t>
+      </w:r>
+      <w:r>
+        <w:rPr>
+          <w:rFonts w:ascii="Times New Roman" w:hAnsi="Times New Roman"/>
+          <w:color w:val="000000"/>
+          <w:sz w:val="28"/>
+          <w:lang w:val="en-US"/>
+        </w:rPr>
+        <w:t xml:space="preserve"> </w:t>
+      </w:r>
+      <w:r>
+        <w:rPr>
+          <w:rFonts w:ascii="Times New Roman" w:hAnsi="Times New Roman"/>
+          <w:color w:val="000000"/>
+          <w:sz w:val="28"/>
+        </w:rPr>
+        <w:t>обращения</w:t>
+      </w:r>
+      <w:r>
+        <w:rPr>
+          <w:rFonts w:ascii="Times New Roman" w:hAnsi="Times New Roman"/>
+          <w:color w:val="000000"/>
+          <w:sz w:val="28"/>
+          <w:lang w:val="en-US"/>
+        </w:rPr>
+        <w:t xml:space="preserve">: 04.10.2026). — </w:t>
+      </w:r>
+      <w:proofErr w:type="gramStart"/>
+      <w:r>
+        <w:rPr>
+          <w:rFonts w:ascii="Times New Roman" w:hAnsi="Times New Roman"/>
+          <w:color w:val="000000"/>
+          <w:sz w:val="28"/>
+          <w:lang w:val="en-US"/>
+        </w:rPr>
+        <w:t>Text :</w:t>
+      </w:r>
+      <w:proofErr w:type="gramEnd"/>
+      <w:r>
+        <w:rPr>
+          <w:rFonts w:ascii="Times New Roman" w:hAnsi="Times New Roman"/>
+          <w:color w:val="000000"/>
+          <w:sz w:val="28"/>
+          <w:lang w:val="en-US"/>
+        </w:rPr>
+        <w:t xml:space="preserve"> electronic.</w:t>
       </w:r>
     </w:p>
     <w:sectPr>
-      <w:headerReference w:type="default" r:id="rId14"/>
-      <w:footerReference w:type="default" r:id="rId15"/>
-      <w:headerReference w:type="first" r:id="rId16"/>
-      <w:footerReference w:type="first" r:id="rId17"/>
+      <w:footerReference w:type="default" r:id="rId18"/>
       <w:pgSz w:w="11906" w:h="16838"/>
-      <w:pgMar w:top="1134" w:right="567" w:bottom="1134" w:left="1418" w:header="709" w:footer="709" w:gutter="0"/>
+      <w:pgMar w:top="1134" w:right="567" w:bottom="1134" w:left="1701" w:header="709" w:footer="709" w:gutter="0"/>
       <w:cols w:space="708"/>
       <w:docGrid w:linePitch="360"/>
     </w:sectPr>
@@ -6379,6 +11836,97 @@
 <file path=word/numbering.xml><?xml version="1.0" encoding="utf-8"?>
 <w:numbering xmlns:wpc="http://schemas.microsoft.com/office/word/2010/wordprocessingCanvas" xmlns:cx="http://schemas.microsoft.com/office/drawing/2014/chartex" xmlns:cx1="http://schemas.microsoft.com/office/drawing/2015/9/8/chartex" xmlns:cx2="http://schemas.microsoft.com/office/drawing/2015/10/21/chartex" xmlns:cx3="http://schemas.microsoft.com/office/drawing/2016/5/9/chartex" xmlns:cx4="http://schemas.microsoft.com/office/drawing/2016/5/10/chartex" xmlns:cx5="http://schemas.microsoft.com/office/drawing/2016/5/11/chartex" xmlns:cx6="http://schemas.microsoft.com/office/drawing/2016/5/12/chartex" xmlns:cx7="http://schemas.microsoft.com/office/drawing/2016/5/13/chartex" xmlns:cx8="http://schemas.microsoft.com/office/drawing/2016/5/14/chartex" xmlns:mc="http://schemas.openxmlformats.org/markup-compatibility/2006" xmlns:m="http://schemas.openxmlformats.org/officeDocument/2006/math" xmlns:aink="http://schemas.microsoft.com/office/drawing/2016/ink" xmlns:am3d="http://schemas.microsoft.com/office/drawing/2017/model3d" xmlns:oel="http://schemas.microsoft.com/office/2019/extlst" xmlns:r="http://schemas.openxmlformats.org/officeDocument/2006/relationships" xmlns:wp14="http://schemas.microsoft.com/office/word/2010/wordprocessingDrawing" xmlns:wp="http://schemas.openxmlformats.org/drawingml/2006/wordprocessingDrawing" xmlns:wpg="http://schemas.microsoft.com/office/word/2010/wordprocessingGroup" xmlns:wpi="http://schemas.microsoft.com/office/word/2010/wordprocessingInk" xmlns:wps="http://schemas.microsoft.com/office/word/2010/wordprocessingShape" xmlns:o="urn:schemas-microsoft-com:office:office" xmlns:v="urn:schemas-microsoft-com:vml" xmlns:w10="urn:schemas-microsoft-com:office:word" xmlns:w="http://schemas.openxmlformats.org/wordprocessingml/2006/main" xmlns:w14="http://schemas.microsoft.com/office/word/2010/wordml" xmlns:w15="http://schemas.microsoft.com/office/word/2012/wordml" xmlns:w16cex="http://schemas.microsoft.com/office/word/2018/wordml/cex" xmlns:w16cid="http://schemas.microsoft.com/office/word/2016/wordml/cid" xmlns:w16="http://schemas.microsoft.com/office/word/2018/wordml" xmlns:w16sdtdh="http://schemas.microsoft.com/office/word/2020/wordml/sdtdatahash" xmlns:w16sdtfl="http://schemas.microsoft.com/office/word/2024/wordml/sdtformatlock" xmlns:w16se="http://schemas.microsoft.com/office/word/2015/wordml/symex" xmlns:w16du="http://schemas.microsoft.com/office/word/2023/wordml/word16du" xmlns:wne="http://schemas.microsoft.com/office/word/2006/wordml" mc:Ignorable="w14 w15 w16se w16cid w16 w16cex w16sdtdh w16sdtfl w16du wp14">
   <w:abstractNum w:abstractNumId="0" w15:restartNumberingAfterBreak="0">
+    <w:nsid w:val="06644CD3"/>
+    <w:multiLevelType w:val="hybridMultilevel"/>
+    <w:tmpl w:val="7D189668"/>
+    <w:lvl w:ilvl="0" w:tplc="851880E6">
+      <w:start w:val="1"/>
+      <w:numFmt w:val="decimal"/>
+      <w:lvlText w:val="%1."/>
+      <w:lvlJc w:val="left"/>
+      <w:pPr>
+        <w:ind w:left="1069" w:hanging="360"/>
+      </w:pPr>
+      <w:rPr>
+        <w:rFonts w:ascii="Times New Roman" w:hAnsi="Times New Roman" w:hint="default"/>
+        <w:color w:val="000000"/>
+        <w:sz w:val="28"/>
+      </w:rPr>
+    </w:lvl>
+    <w:lvl w:ilvl="1" w:tplc="04190019" w:tentative="1">
+      <w:start w:val="1"/>
+      <w:numFmt w:val="lowerLetter"/>
+      <w:lvlText w:val="%2."/>
+      <w:lvlJc w:val="left"/>
+      <w:pPr>
+        <w:ind w:left="1789" w:hanging="360"/>
+      </w:pPr>
+    </w:lvl>
+    <w:lvl w:ilvl="2" w:tplc="0419001B" w:tentative="1">
+      <w:start w:val="1"/>
+      <w:numFmt w:val="lowerRoman"/>
+      <w:lvlText w:val="%3."/>
+      <w:lvlJc w:val="right"/>
+      <w:pPr>
+        <w:ind w:left="2509" w:hanging="180"/>
+      </w:pPr>
+    </w:lvl>
+    <w:lvl w:ilvl="3" w:tplc="0419000F" w:tentative="1">
+      <w:start w:val="1"/>
+      <w:numFmt w:val="decimal"/>
+      <w:lvlText w:val="%4."/>
+      <w:lvlJc w:val="left"/>
+      <w:pPr>
+        <w:ind w:left="3229" w:hanging="360"/>
+      </w:pPr>
+    </w:lvl>
+    <w:lvl w:ilvl="4" w:tplc="04190019" w:tentative="1">
+      <w:start w:val="1"/>
+      <w:numFmt w:val="lowerLetter"/>
+      <w:lvlText w:val="%5."/>
+      <w:lvlJc w:val="left"/>
+      <w:pPr>
+        <w:ind w:left="3949" w:hanging="360"/>
+      </w:pPr>
+    </w:lvl>
+    <w:lvl w:ilvl="5" w:tplc="0419001B" w:tentative="1">
+      <w:start w:val="1"/>
+      <w:numFmt w:val="lowerRoman"/>
+      <w:lvlText w:val="%6."/>
+      <w:lvlJc w:val="right"/>
+      <w:pPr>
+        <w:ind w:left="4669" w:hanging="180"/>
+      </w:pPr>
+    </w:lvl>
+    <w:lvl w:ilvl="6" w:tplc="0419000F" w:tentative="1">
+      <w:start w:val="1"/>
+      <w:numFmt w:val="decimal"/>
+      <w:lvlText w:val="%7."/>
+      <w:lvlJc w:val="left"/>
+      <w:pPr>
+        <w:ind w:left="5389" w:hanging="360"/>
+      </w:pPr>
+    </w:lvl>
+    <w:lvl w:ilvl="7" w:tplc="04190019" w:tentative="1">
+      <w:start w:val="1"/>
+      <w:numFmt w:val="lowerLetter"/>
+      <w:lvlText w:val="%8."/>
+      <w:lvlJc w:val="left"/>
+      <w:pPr>
+        <w:ind w:left="6109" w:hanging="360"/>
+      </w:pPr>
+    </w:lvl>
+    <w:lvl w:ilvl="8" w:tplc="0419001B" w:tentative="1">
+      <w:start w:val="1"/>
+      <w:numFmt w:val="lowerRoman"/>
+      <w:lvlText w:val="%9."/>
+      <w:lvlJc w:val="right"/>
+      <w:pPr>
+        <w:ind w:left="6829" w:hanging="180"/>
+      </w:pPr>
+    </w:lvl>
+  </w:abstractNum>
+  <w:abstractNum w:abstractNumId="1" w15:restartNumberingAfterBreak="0">
     <w:nsid w:val="34502DCE"/>
     <w:multiLevelType w:val="multilevel"/>
     <w:tmpl w:val="2A92A2A2"/>
@@ -6507,10 +12055,10 @@
       </w:rPr>
     </w:lvl>
   </w:abstractNum>
-  <w:abstractNum w:abstractNumId="1" w15:restartNumberingAfterBreak="0">
+  <w:abstractNum w:abstractNumId="2" w15:restartNumberingAfterBreak="0">
     <w:nsid w:val="412A3C2F"/>
     <w:multiLevelType w:val="hybridMultilevel"/>
-    <w:tmpl w:val="2FCCF428"/>
+    <w:tmpl w:val="19F4FAB0"/>
     <w:lvl w:ilvl="0" w:tplc="AC3C1BD6">
       <w:start w:val="1"/>
       <w:numFmt w:val="decimal"/>
@@ -6598,7 +12146,7 @@
       </w:pPr>
     </w:lvl>
   </w:abstractNum>
-  <w:abstractNum w:abstractNumId="2" w15:restartNumberingAfterBreak="0">
+  <w:abstractNum w:abstractNumId="3" w15:restartNumberingAfterBreak="0">
     <w:nsid w:val="69A70B5F"/>
     <w:multiLevelType w:val="hybridMultilevel"/>
     <w:tmpl w:val="DE946A58"/>
@@ -6685,13 +12233,16 @@
     </w:lvl>
   </w:abstractNum>
   <w:num w:numId="1" w16cid:durableId="456989540">
-    <w:abstractNumId w:val="0"/>
+    <w:abstractNumId w:val="1"/>
   </w:num>
   <w:num w:numId="2" w16cid:durableId="2066877242">
+    <w:abstractNumId w:val="3"/>
+  </w:num>
+  <w:num w:numId="3" w16cid:durableId="2076968725">
     <w:abstractNumId w:val="2"/>
   </w:num>
-  <w:num w:numId="3" w16cid:durableId="2076968725">
-    <w:abstractNumId w:val="1"/>
+  <w:num w:numId="4" w16cid:durableId="526140071">
+    <w:abstractNumId w:val="0"/>
   </w:num>
 </w:numbering>
 </file>
@@ -18702,8 +24253,17 @@
     <w:uiPriority w:val="39"/>
     <w:unhideWhenUsed/>
     <w:pPr>
-      <w:spacing w:after="57"/>
+      <w:spacing w:before="120" w:after="0"/>
     </w:pPr>
+    <w:rPr>
+      <w:rFonts w:cstheme="minorHAnsi"/>
+      <w:b/>
+      <w:bCs/>
+      <w:i/>
+      <w:iCs/>
+      <w:sz w:val="24"/>
+      <w:szCs w:val="24"/>
+    </w:rPr>
   </w:style>
   <w:style w:type="paragraph" w:styleId="24">
     <w:name w:val="toc 2"/>
@@ -18712,9 +24272,14 @@
     <w:uiPriority w:val="39"/>
     <w:unhideWhenUsed/>
     <w:pPr>
-      <w:spacing w:after="57"/>
-      <w:ind w:left="283"/>
+      <w:spacing w:before="120" w:after="0"/>
+      <w:ind w:left="220"/>
     </w:pPr>
+    <w:rPr>
+      <w:rFonts w:cstheme="minorHAnsi"/>
+      <w:b/>
+      <w:bCs/>
+    </w:rPr>
   </w:style>
   <w:style w:type="paragraph" w:styleId="32">
     <w:name w:val="toc 3"/>
@@ -18723,9 +24288,14 @@
     <w:uiPriority w:val="39"/>
     <w:unhideWhenUsed/>
     <w:pPr>
-      <w:spacing w:after="57"/>
-      <w:ind w:left="567"/>
+      <w:spacing w:after="0"/>
+      <w:ind w:left="440"/>
     </w:pPr>
+    <w:rPr>
+      <w:rFonts w:cstheme="minorHAnsi"/>
+      <w:sz w:val="20"/>
+      <w:szCs w:val="20"/>
+    </w:rPr>
   </w:style>
   <w:style w:type="paragraph" w:styleId="42">
     <w:name w:val="toc 4"/>
@@ -18734,9 +24304,14 @@
     <w:uiPriority w:val="39"/>
     <w:unhideWhenUsed/>
     <w:pPr>
-      <w:spacing w:after="57"/>
-      <w:ind w:left="850"/>
+      <w:spacing w:after="0"/>
+      <w:ind w:left="660"/>
     </w:pPr>
+    <w:rPr>
+      <w:rFonts w:cstheme="minorHAnsi"/>
+      <w:sz w:val="20"/>
+      <w:szCs w:val="20"/>
+    </w:rPr>
   </w:style>
   <w:style w:type="paragraph" w:styleId="52">
     <w:name w:val="toc 5"/>
@@ -18745,9 +24320,14 @@
     <w:uiPriority w:val="39"/>
     <w:unhideWhenUsed/>
     <w:pPr>
-      <w:spacing w:after="57"/>
-      <w:ind w:left="1134"/>
+      <w:spacing w:after="0"/>
+      <w:ind w:left="880"/>
     </w:pPr>
+    <w:rPr>
+      <w:rFonts w:cstheme="minorHAnsi"/>
+      <w:sz w:val="20"/>
+      <w:szCs w:val="20"/>
+    </w:rPr>
   </w:style>
   <w:style w:type="paragraph" w:styleId="61">
     <w:name w:val="toc 6"/>
@@ -18756,9 +24336,14 @@
     <w:uiPriority w:val="39"/>
     <w:unhideWhenUsed/>
     <w:pPr>
-      <w:spacing w:after="57"/>
-      <w:ind w:left="1417"/>
+      <w:spacing w:after="0"/>
+      <w:ind w:left="1100"/>
     </w:pPr>
+    <w:rPr>
+      <w:rFonts w:cstheme="minorHAnsi"/>
+      <w:sz w:val="20"/>
+      <w:szCs w:val="20"/>
+    </w:rPr>
   </w:style>
   <w:style w:type="paragraph" w:styleId="71">
     <w:name w:val="toc 7"/>
@@ -18767,9 +24352,14 @@
     <w:uiPriority w:val="39"/>
     <w:unhideWhenUsed/>
     <w:pPr>
-      <w:spacing w:after="57"/>
-      <w:ind w:left="1701"/>
+      <w:spacing w:after="0"/>
+      <w:ind w:left="1320"/>
     </w:pPr>
+    <w:rPr>
+      <w:rFonts w:cstheme="minorHAnsi"/>
+      <w:sz w:val="20"/>
+      <w:szCs w:val="20"/>
+    </w:rPr>
   </w:style>
   <w:style w:type="paragraph" w:styleId="81">
     <w:name w:val="toc 8"/>
@@ -18778,9 +24368,14 @@
     <w:uiPriority w:val="39"/>
     <w:unhideWhenUsed/>
     <w:pPr>
-      <w:spacing w:after="57"/>
-      <w:ind w:left="1984"/>
+      <w:spacing w:after="0"/>
+      <w:ind w:left="1540"/>
     </w:pPr>
+    <w:rPr>
+      <w:rFonts w:cstheme="minorHAnsi"/>
+      <w:sz w:val="20"/>
+      <w:szCs w:val="20"/>
+    </w:rPr>
   </w:style>
   <w:style w:type="paragraph" w:styleId="91">
     <w:name w:val="toc 9"/>
@@ -18789,14 +24384,20 @@
     <w:uiPriority w:val="39"/>
     <w:unhideWhenUsed/>
     <w:pPr>
-      <w:spacing w:after="57"/>
-      <w:ind w:left="2268"/>
+      <w:spacing w:after="0"/>
+      <w:ind w:left="1760"/>
     </w:pPr>
+    <w:rPr>
+      <w:rFonts w:cstheme="minorHAnsi"/>
+      <w:sz w:val="20"/>
+      <w:szCs w:val="20"/>
+    </w:rPr>
   </w:style>
   <w:style w:type="paragraph" w:styleId="af7">
     <w:name w:val="TOC Heading"/>
     <w:uiPriority w:val="39"/>
     <w:unhideWhenUsed/>
+    <w:qFormat/>
   </w:style>
   <w:style w:type="paragraph" w:styleId="af8">
     <w:name w:val="table of figures"/>
@@ -19072,4 +24673,16 @@
   <a:objectDefaults/>
   <a:extraClrSchemeLst/>
 </a:theme>
+</file>
+
+<file path=customXml/item1.xml><?xml version="1.0" encoding="utf-8"?>
+<b:Sources xmlns:b="http://schemas.openxmlformats.org/officeDocument/2006/bibliography" xmlns="http://schemas.openxmlformats.org/officeDocument/2006/bibliography" SelectedStyle="/APASixthEditionOfficeOnline.xsl" StyleName="APA" Version="6"/>
+</file>
+
+<file path=customXml/itemProps1.xml><?xml version="1.0" encoding="utf-8"?>
+<ds:datastoreItem xmlns:ds="http://schemas.openxmlformats.org/officeDocument/2006/customXml" ds:itemID="{72026F76-1DE4-3E4A-94AD-E1EBEB2FB8D8}">
+  <ds:schemaRefs>
+    <ds:schemaRef ds:uri="http://schemas.openxmlformats.org/officeDocument/2006/bibliography"/>
+  </ds:schemaRefs>
+</ds:datastoreItem>
 </file>
--- a/Отчет_ИКБО-10-24_БикташевИИ.docx
+++ b/Отчет_ИКБО-10-24_БикташевИИ.docx
@@ -6485,7 +6485,7 @@
           <w:color w:val="000000"/>
           <w:sz w:val="24"/>
         </w:rPr>
-        <w:t>3.1 Языки программирования и организация реализаций</w:t>
+        <w:t>3.1 Языки программирования</w:t>
         <w:tab/>
         <w:t>18</w:t>
       </w:r>
@@ -6919,7 +6919,7 @@
           <w:color w:val="000000"/>
           <w:sz w:val="28"/>
         </w:rPr>
-        <w:t>Бизнес-правила реализуются двумя способами: средствами процедурного программирования на Python и объектно-ориентированного программирования на Java. Для хранения сведений о товарах, покупателях, заказах и резервах используется реляционная база данных PostgreSQL.</w:t>
+        <w:t>Для разработки программных компонентов системы используются Python и Java. Для хранения сведений о товарах, покупателях, заказах и резервах используется реляционная база данных PostgreSQL.</w:t>
       </w:r>
     </w:p>
     <w:p>
@@ -6949,7 +6949,7 @@
           <w:color w:val="000000"/>
           <w:sz w:val="28"/>
         </w:rPr>
-        <w:t>Цель работы — спроектировать и реализовать систему обработки оптовых заявок и резервирования офисной мебели, а также сопоставить процедурную и объектно-ориентированную реализации одной и той же бизнес-логики.</w:t>
+        <w:t>Цель работы — спроектировать и реализовать с использованием Python и Java систему обработки оптовых заявок и резервирования офисной мебели.</w:t>
       </w:r>
     </w:p>
     <w:p>
@@ -7084,7 +7084,7 @@
           <w:color w:val="000000"/>
           <w:sz w:val="28"/>
         </w:rPr>
-        <w:t>разработать алгоритмы обработки заявки и реализовать их на Python и Java;</w:t>
+        <w:t>разработать алгоритмы обработки заявки с использованием Python и Java;</w:t>
       </w:r>
     </w:p>
     <w:p>
@@ -7104,7 +7104,7 @@
           <w:color w:val="000000"/>
           <w:sz w:val="28"/>
         </w:rPr>
-        <w:t>провести тестирование и сопоставить результаты двух реализаций;</w:t>
+        <w:t>провести тестирование и отладку программных компонентов;</w:t>
       </w:r>
     </w:p>
     <w:p>
@@ -8260,7 +8260,7 @@
           <w:color w:val="000000"/>
           <w:sz w:val="28"/>
         </w:rPr>
-        <w:t>Рассмотренные продукты подтверждают практическую значимость заказа, резерва и доступного остатка как отдельных сущностей. Из анализа не следует, что эти продукты не подходят для реальной оптовой торговли. Собственная разработка позволяет реализовать один алгоритм средствами процедурного программирования на Python и ООП на Java, сопоставить результаты и показать устройство решения.</w:t>
+        <w:t>Рассмотренные продукты подтверждают практическую значимость заказа, резерва и доступного остатка как отдельных сущностей. Из анализа не следует, что эти продукты не подходят для реальной оптовой торговли. Собственная разработка позволяет реализовать правила обработки заказа и резервирования с использованием Python и Java и показать устройство решения.</w:t>
       </w:r>
     </w:p>
     <w:p>
@@ -8657,7 +8657,7 @@
           <w:color w:val="000000"/>
           <w:sz w:val="28"/>
         </w:rPr>
-        <w:t>Требуется разработать две консольные реализации обработки оптовой заявки и резервирования офисной мебели на одном складе. На вход поступают идентификатор заявки и покупателя, артикулы и целые положительные количества. Каталог, цены, физические остатки и действующие резервы являются исходными данными. На выходе формируется подтверждённый заказ с резервом либо мотивированный отказ. Оплата, закупка, доставка, бухгалтерский учёт, оптимизация размещения мебели и прогнозирование спроса находятся за границами автоматизации.</w:t>
+        <w:t>Требуется разработать с использованием Python и Java систему обработки оптовой заявки и резервирования офисной мебели на одном складе. На вход поступают идентификатор заявки и покупателя, артикулы и целые положительные количества. Каталог, цены, физические остатки и действующие резервы являются исходными данными. На выходе формируется подтверждённый заказ с резервом либо мотивированный отказ. Оплата, закупка, доставка, бухгалтерский учёт, оптимизация размещения мебели и прогнозирование спроса находятся за границами автоматизации.</w:t>
       </w:r>
     </w:p>
     <w:p>
@@ -8797,7 +8797,7 @@
           <w:color w:val="000000"/>
           <w:sz w:val="28"/>
         </w:rPr>
-        <w:t>ФТ-08. Возвращать номер заказа, результат обработки, суммы и причины отказа в одинаковом составе для обеих реализаций.</w:t>
+        <w:t>ФТ-08. Возвращать номер заказа, результат обработки, суммы и причины отказа.</w:t>
       </w:r>
     </w:p>
     <w:p>
@@ -8831,7 +8831,7 @@
           <w:color w:val="000000"/>
           <w:sz w:val="28"/>
         </w:rPr>
-        <w:t>НФТ-01. Эквивалентность: обе реализации на одном наборе исходных данных должны давать одинаковые количества, суммы и причины отказа. Проверка выполняется общими сценариями.</w:t>
+        <w:t>НФТ-01. Корректность: система должна рассчитывать количества и суммы и определять причины отказа в соответствии с установленными бизнес-правилами. Проверка выполняется набором общих сценариев.</w:t>
       </w:r>
     </w:p>
     <w:p>
@@ -8846,7 +8846,7 @@
           <w:color w:val="000000"/>
           <w:sz w:val="28"/>
         </w:rPr>
-        <w:t>НФТ-02. Точность: денежные значения вычисляются десятичной арифметикой с результатом до копеек; количества хранятся целыми числами. Правило округления фиксируется одинаково в обеих версиях.</w:t>
+        <w:t>НФТ-02. Точность: денежные значения вычисляются десятичной арифметикой с результатом до копеек; количества хранятся целыми числами. Правило округления фиксируется для всей системы.</w:t>
       </w:r>
     </w:p>
     <w:p>
@@ -8876,7 +8876,7 @@
           <w:color w:val="000000"/>
           <w:sz w:val="28"/>
         </w:rPr>
-        <w:t>НФТ-04. Воспроизводимость: к каждой реализации прилагаются версии средств, порядок запуска и общий набор входных данных. В контрольных наборах используются вымышленные сведения о покупателях.</w:t>
+        <w:t>НФТ-04. Воспроизводимость: для программных компонентов указываются версии средств, порядок запуска и набор входных данных. В контрольных наборах используются вымышленные сведения о покупателях.</w:t>
       </w:r>
     </w:p>
     <w:p>
@@ -8891,7 +8891,7 @@
           <w:color w:val="000000"/>
           <w:sz w:val="28"/>
         </w:rPr>
-        <w:t xml:space="preserve">НФТ-05. </w:t>
+        <w:t>НФТ-05. Сопровождаемость: ввод и вывод отделяются от обработки заявки; программная логика организуется в виде отдельных модулей, функций и классов.</w:t>
       </w:r>
       <w:proofErr w:type="spellStart"/>
       <w:r>
@@ -8900,7 +8900,6 @@
           <w:color w:val="000000"/>
           <w:sz w:val="28"/>
         </w:rPr>
-        <w:t>Сопровождаемость</w:t>
       </w:r>
       <w:proofErr w:type="spellEnd"/>
       <w:r>
@@ -8909,7 +8908,6 @@
           <w:color w:val="000000"/>
           <w:sz w:val="28"/>
         </w:rPr>
-        <w:t>: ввод и вывод отделяются от обработки заявки; в Python правила оформляются функциями, в Java — методами классов и сервисом обработки заказа.</w:t>
       </w:r>
     </w:p>
     <w:p>
@@ -8976,7 +8974,7 @@
           <w:color w:val="000000"/>
           <w:sz w:val="28"/>
         </w:rPr>
-        <w:t>3.1 Языки программирования и организация реализаций</w:t>
+        <w:t>3.1 Языки программирования</w:t>
       </w:r>
       <w:bookmarkEnd w:id="17"/>
     </w:p>
@@ -9033,7 +9031,7 @@
           <w:color w:val="000000"/>
           <w:sz w:val="28"/>
         </w:rPr>
-        <w:t>Python будет использоваться для процедурного решения: функции проверки заявки, объединения повторяющихся строк, расчёта доступного количества и стоимости, создания и снятия резерва. Данные представляются словарями и списками, описанными в официальной документации [15]. Денежные значения обрабатываются десятичной арифметикой.</w:t>
+        <w:t>Python и Java используются при разработке программных компонентов системы обработки оптовых заявок и резервирования. Возможности обоих языков дополняют друг друга при работе с данными и реализации бизнес-логики.</w:t>
       </w:r>
     </w:p>
     <w:p>
@@ -9048,7 +9046,7 @@
           <w:color w:val="000000"/>
           <w:sz w:val="28"/>
         </w:rPr>
-        <w:t xml:space="preserve">Java будет использоваться для реализации той же логики через классы Product, Customer, </w:t>
+        <w:t>Исходный код организуется по функциональному назначению. Для разработки применяются стандартные средства и библиотеки Python и Java, описанные в официальной документации [15, 16].</w:t>
       </w:r>
       <w:proofErr w:type="spellStart"/>
       <w:r>
@@ -9057,7 +9055,6 @@
           <w:color w:val="000000"/>
           <w:sz w:val="28"/>
         </w:rPr>
-        <w:t>Order</w:t>
       </w:r>
       <w:proofErr w:type="spellEnd"/>
       <w:r>
@@ -9066,7 +9063,6 @@
           <w:color w:val="000000"/>
           <w:sz w:val="28"/>
         </w:rPr>
-        <w:t xml:space="preserve">, </w:t>
       </w:r>
       <w:proofErr w:type="spellStart"/>
       <w:r>
@@ -9075,7 +9071,6 @@
           <w:color w:val="000000"/>
           <w:sz w:val="28"/>
         </w:rPr>
-        <w:t>OrderLine</w:t>
       </w:r>
       <w:proofErr w:type="spellEnd"/>
       <w:r>
@@ -9084,7 +9079,6 @@
           <w:color w:val="000000"/>
           <w:sz w:val="28"/>
         </w:rPr>
-        <w:t xml:space="preserve"> и </w:t>
       </w:r>
       <w:proofErr w:type="spellStart"/>
       <w:r>
@@ -9093,7 +9087,6 @@
           <w:color w:val="000000"/>
           <w:sz w:val="28"/>
         </w:rPr>
-        <w:t>Reservation</w:t>
       </w:r>
       <w:proofErr w:type="spellEnd"/>
       <w:r>
@@ -9102,7 +9095,6 @@
           <w:color w:val="000000"/>
           <w:sz w:val="28"/>
         </w:rPr>
-        <w:t xml:space="preserve"> и сервис обработки заказов. Интерфейс хранилища отделит бизнес-правила от способа сохранения данных. При проектировании классов, наследования и интерфейсов будет использоваться спецификация Java SE 21 [16].</w:t>
       </w:r>
     </w:p>
     <w:p>
@@ -9117,7 +9109,7 @@
           <w:color w:val="000000"/>
           <w:sz w:val="28"/>
         </w:rPr>
-        <w:t>Обе программы должны получать одинаковые входные данные и формировать одинаковые результаты по количеству, стоимости и причинам отказа. Сравнение охватит корректность, структуру кода, изменение бизнес-правил и обработку ошибок. Различия парадигм будут показаны на одном алгоритме резервирования.</w:t>
+        <w:t>Программные компоненты работают с согласованными форматами входных и выходных данных. Работа системы проверяется единым набором сценариев, охватывающим расчёт количества и стоимости, резервирование и обработку ошибок.</w:t>
       </w:r>
     </w:p>
     <w:p>
@@ -9132,7 +9124,7 @@
           <w:color w:val="000000"/>
           <w:sz w:val="28"/>
         </w:rPr>
-        <w:t>Python позволяет описать преобразования заявки последовательностью функций и наглядно проверить правила обработки коллекций. Java используется для выделения сущностей и их ответственности в классах.</w:t>
+        <w:t>Использование Python и Java позволяет сочетать доступные библиотеки и средства разработки обоих языков в рамках одной системы.</w:t>
       </w:r>
     </w:p>
     <w:p>
@@ -9263,7 +9255,7 @@
           <w:color w:val="000000"/>
           <w:sz w:val="28"/>
         </w:rPr>
-        <w:t xml:space="preserve">Локальный </w:t>
+        <w:t>Локальный Git-репозиторий расположен в каталоге vcs; основная ветка — main. Каталоги python и java предназначены для исходного кода программных компонентов, data — для общих данных, tests — для проверок. README содержит тему, ФИО и группу студента. Файл .gitignore исключает служебные файлы, результаты сборки и локальные настройки.</w:t>
       </w:r>
       <w:proofErr w:type="spellStart"/>
       <w:r>
@@ -9272,7 +9264,6 @@
           <w:color w:val="000000"/>
           <w:sz w:val="28"/>
         </w:rPr>
-        <w:t>Git</w:t>
       </w:r>
       <w:proofErr w:type="spellEnd"/>
       <w:r>
@@ -9281,7 +9272,6 @@
           <w:color w:val="000000"/>
           <w:sz w:val="28"/>
         </w:rPr>
-        <w:t xml:space="preserve">-репозиторий расположен в каталоге </w:t>
       </w:r>
       <w:proofErr w:type="spellStart"/>
       <w:r>
@@ -9290,7 +9280,6 @@
           <w:color w:val="000000"/>
           <w:sz w:val="28"/>
         </w:rPr>
-        <w:t>vcs</w:t>
       </w:r>
       <w:proofErr w:type="spellEnd"/>
       <w:r>
@@ -9299,7 +9288,6 @@
           <w:color w:val="000000"/>
           <w:sz w:val="28"/>
         </w:rPr>
-        <w:t xml:space="preserve">; основная ветка — </w:t>
       </w:r>
       <w:proofErr w:type="spellStart"/>
       <w:r>
@@ -9308,7 +9296,6 @@
           <w:color w:val="000000"/>
           <w:sz w:val="28"/>
         </w:rPr>
-        <w:t>main</w:t>
       </w:r>
       <w:proofErr w:type="spellEnd"/>
       <w:r>
@@ -9317,7 +9304,6 @@
           <w:color w:val="000000"/>
           <w:sz w:val="28"/>
         </w:rPr>
-        <w:t xml:space="preserve">. Каталоги </w:t>
       </w:r>
       <w:proofErr w:type="spellStart"/>
       <w:r>
@@ -9326,7 +9312,6 @@
           <w:color w:val="000000"/>
           <w:sz w:val="28"/>
         </w:rPr>
-        <w:t>python</w:t>
       </w:r>
       <w:proofErr w:type="spellEnd"/>
       <w:r>
@@ -9335,7 +9320,6 @@
           <w:color w:val="000000"/>
           <w:sz w:val="28"/>
         </w:rPr>
-        <w:t xml:space="preserve"> и </w:t>
       </w:r>
       <w:proofErr w:type="spellStart"/>
       <w:r>
@@ -9344,7 +9328,6 @@
           <w:color w:val="000000"/>
           <w:sz w:val="28"/>
         </w:rPr>
-        <w:t>java</w:t>
       </w:r>
       <w:proofErr w:type="spellEnd"/>
       <w:r>
@@ -9353,7 +9336,6 @@
           <w:color w:val="000000"/>
           <w:sz w:val="28"/>
         </w:rPr>
-        <w:t xml:space="preserve"> предназначены для двух реализаций, </w:t>
       </w:r>
       <w:proofErr w:type="spellStart"/>
       <w:r>
@@ -9362,7 +9344,6 @@
           <w:color w:val="000000"/>
           <w:sz w:val="28"/>
         </w:rPr>
-        <w:t>data</w:t>
       </w:r>
       <w:proofErr w:type="spellEnd"/>
       <w:r>
@@ -9371,7 +9352,6 @@
           <w:color w:val="000000"/>
           <w:sz w:val="28"/>
         </w:rPr>
-        <w:t xml:space="preserve"> — для общих данных, </w:t>
       </w:r>
       <w:proofErr w:type="spellStart"/>
       <w:r>
@@ -9380,7 +9360,6 @@
           <w:color w:val="000000"/>
           <w:sz w:val="28"/>
         </w:rPr>
-        <w:t>tests</w:t>
       </w:r>
       <w:proofErr w:type="spellEnd"/>
       <w:r>
@@ -9389,7 +9368,6 @@
           <w:color w:val="000000"/>
           <w:sz w:val="28"/>
         </w:rPr>
-        <w:t xml:space="preserve"> — для проверок. README содержит тему, ФИО и группу студента. </w:t>
       </w:r>
       <w:proofErr w:type="gramStart"/>
       <w:r>
@@ -9398,7 +9376,6 @@
           <w:color w:val="000000"/>
           <w:sz w:val="28"/>
         </w:rPr>
-        <w:t>Файл .</w:t>
       </w:r>
       <w:proofErr w:type="spellStart"/>
       <w:r>
@@ -9407,7 +9384,6 @@
           <w:color w:val="000000"/>
           <w:sz w:val="28"/>
         </w:rPr>
-        <w:t>gitignore</w:t>
       </w:r>
       <w:proofErr w:type="spellEnd"/>
       <w:proofErr w:type="gramEnd"/>
@@ -9417,7 +9393,6 @@
           <w:color w:val="000000"/>
           <w:sz w:val="28"/>
         </w:rPr>
-        <w:t xml:space="preserve"> исключает служебные файлы, результаты сборки и локальные настройки.</w:t>
       </w:r>
     </w:p>
     <w:p>
@@ -9466,7 +9441,7 @@
           <w:color w:val="000000"/>
           <w:sz w:val="28"/>
         </w:rPr>
-        <w:t>Сопоставление существующих решений позволило выделить общие понятия заказа, наличия и резерва. Выбраны Python и Java для реализации одной задачи в двух парадигмах и PostgreSQL для последующего хранения связанных данных. Сформулированные требования используются при моделировании и разработке системы.</w:t>
+        <w:t>Сопоставление существующих решений позволило выделить общие понятия заказа, наличия и резерва. Для разработки программных компонентов системы выбраны Python и Java, а для последующего хранения связанных данных — PostgreSQL. Сформулированные требования используются при моделировании и разработке системы.</w:t>
       </w:r>
       <w:proofErr w:type="spellStart"/>
       <w:proofErr w:type="spellEnd"/>

--- a/Отчет_ИКБО-10-24_БикташевИИ.docx
+++ b/Отчет_ИКБО-10-24_БикташевИИ.docx
@@ -6150,7 +6150,6 @@
           <w:b/>
           <w:color w:val="000000"/>
           <w:sz w:val="28"/>
-          <w:lang w:val="en-US"/>
         </w:rPr>
       </w:pPr>
       <w:bookmarkStart w:id="3" w:name="_Toc242108079"/>
@@ -6170,13 +6169,11 @@
     </w:p>
     <w:p>
       <w:pPr>
-        <w:keepNext w:val="0"/>
         <w:keepLines/>
         <w:tabs>
-          <w:tab w:pos="9072" w:val="right" w:leader="dot"/>
+          <w:tab w:val="right" w:leader="dot" w:pos="9072"/>
         </w:tabs>
-        <w:spacing w:after="0" w:line="240" w:lineRule="auto" w:before="0"/>
-        <w:ind w:left="0"/>
+        <w:spacing w:after="0" w:line="240" w:lineRule="auto"/>
         <w:jc w:val="both"/>
       </w:pPr>
       <w:r>
@@ -6187,19 +6184,25 @@
           <w:sz w:val="24"/>
         </w:rPr>
         <w:t>ПЕРЕЧЕНЬ ТЕРМИНОВ И СОКРАЩЕНИЙ</w:t>
+      </w:r>
+      <w:r>
+        <w:rPr>
+          <w:rFonts w:ascii="Times New Roman" w:hAnsi="Times New Roman"/>
+          <w:b/>
+          <w:color w:val="000000"/>
+          <w:sz w:val="24"/>
+        </w:rPr>
         <w:tab/>
         <w:t>7</w:t>
       </w:r>
     </w:p>
     <w:p>
       <w:pPr>
-        <w:keepNext w:val="0"/>
         <w:keepLines/>
         <w:tabs>
-          <w:tab w:pos="9072" w:val="right" w:leader="dot"/>
+          <w:tab w:val="right" w:leader="dot" w:pos="9072"/>
         </w:tabs>
-        <w:spacing w:after="0" w:line="240" w:lineRule="auto" w:before="0"/>
-        <w:ind w:left="0"/>
+        <w:spacing w:after="0" w:line="240" w:lineRule="auto"/>
         <w:jc w:val="both"/>
       </w:pPr>
       <w:r>
@@ -6210,19 +6213,25 @@
           <w:sz w:val="24"/>
         </w:rPr>
         <w:t>ВВЕДЕНИЕ</w:t>
+      </w:r>
+      <w:r>
+        <w:rPr>
+          <w:rFonts w:ascii="Times New Roman" w:hAnsi="Times New Roman"/>
+          <w:b/>
+          <w:color w:val="000000"/>
+          <w:sz w:val="24"/>
+        </w:rPr>
         <w:tab/>
         <w:t>8</w:t>
       </w:r>
     </w:p>
     <w:p>
       <w:pPr>
-        <w:keepNext w:val="0"/>
         <w:keepLines/>
         <w:tabs>
-          <w:tab w:pos="9072" w:val="right" w:leader="dot"/>
+          <w:tab w:val="right" w:leader="dot" w:pos="9072"/>
         </w:tabs>
-        <w:spacing w:after="0" w:line="240" w:lineRule="auto" w:before="0"/>
-        <w:ind w:left="0"/>
+        <w:spacing w:after="0" w:line="240" w:lineRule="auto"/>
         <w:jc w:val="both"/>
       </w:pPr>
       <w:r>
@@ -6233,18 +6242,25 @@
           <w:sz w:val="24"/>
         </w:rPr>
         <w:t>1 Предметная область</w:t>
+      </w:r>
+      <w:r>
+        <w:rPr>
+          <w:rFonts w:ascii="Times New Roman" w:hAnsi="Times New Roman"/>
+          <w:b/>
+          <w:color w:val="000000"/>
+          <w:sz w:val="24"/>
+        </w:rPr>
         <w:tab/>
         <w:t>10</w:t>
       </w:r>
     </w:p>
     <w:p>
       <w:pPr>
-        <w:keepNext w:val="0"/>
         <w:keepLines/>
         <w:tabs>
-          <w:tab w:pos="9072" w:val="right" w:leader="dot"/>
+          <w:tab w:val="right" w:leader="dot" w:pos="9072"/>
         </w:tabs>
-        <w:spacing w:after="0" w:line="240" w:lineRule="auto" w:before="0"/>
+        <w:spacing w:after="0" w:line="240" w:lineRule="auto"/>
         <w:ind w:left="360"/>
         <w:jc w:val="both"/>
       </w:pPr>
@@ -6256,18 +6272,25 @@
           <w:sz w:val="24"/>
         </w:rPr>
         <w:t>1.1 Содержание и развитие предметной области</w:t>
+      </w:r>
+      <w:r>
+        <w:rPr>
+          <w:rFonts w:ascii="Times New Roman" w:hAnsi="Times New Roman"/>
+          <w:b/>
+          <w:color w:val="000000"/>
+          <w:sz w:val="24"/>
+        </w:rPr>
         <w:tab/>
         <w:t>10</w:t>
       </w:r>
     </w:p>
     <w:p>
       <w:pPr>
-        <w:keepNext w:val="0"/>
         <w:keepLines/>
         <w:tabs>
-          <w:tab w:pos="9072" w:val="right" w:leader="dot"/>
+          <w:tab w:val="right" w:leader="dot" w:pos="9072"/>
         </w:tabs>
-        <w:spacing w:after="0" w:line="240" w:lineRule="auto" w:before="0"/>
+        <w:spacing w:after="0" w:line="240" w:lineRule="auto"/>
         <w:ind w:left="360"/>
         <w:jc w:val="both"/>
       </w:pPr>
@@ -6279,18 +6302,25 @@
           <w:sz w:val="24"/>
         </w:rPr>
         <w:t>1.2 Проблемы учёта и необходимость автоматизации</w:t>
+      </w:r>
+      <w:r>
+        <w:rPr>
+          <w:rFonts w:ascii="Times New Roman" w:hAnsi="Times New Roman"/>
+          <w:b/>
+          <w:color w:val="000000"/>
+          <w:sz w:val="24"/>
+        </w:rPr>
         <w:tab/>
         <w:t>11</w:t>
       </w:r>
     </w:p>
     <w:p>
       <w:pPr>
-        <w:keepNext w:val="0"/>
         <w:keepLines/>
         <w:tabs>
-          <w:tab w:pos="9072" w:val="right" w:leader="dot"/>
+          <w:tab w:val="right" w:leader="dot" w:pos="9072"/>
         </w:tabs>
-        <w:spacing w:after="0" w:line="240" w:lineRule="auto" w:before="0"/>
+        <w:spacing w:after="0" w:line="240" w:lineRule="auto"/>
         <w:ind w:left="360"/>
         <w:jc w:val="both"/>
       </w:pPr>
@@ -6302,19 +6332,25 @@
           <w:sz w:val="24"/>
         </w:rPr>
         <w:t>1.3 Анализ существующих решений</w:t>
+      </w:r>
+      <w:r>
+        <w:rPr>
+          <w:rFonts w:ascii="Times New Roman" w:hAnsi="Times New Roman"/>
+          <w:b/>
+          <w:color w:val="000000"/>
+          <w:sz w:val="24"/>
+        </w:rPr>
         <w:tab/>
         <w:t>12</w:t>
       </w:r>
     </w:p>
     <w:p>
       <w:pPr>
-        <w:keepNext w:val="0"/>
         <w:keepLines/>
         <w:tabs>
-          <w:tab w:pos="9072" w:val="right" w:leader="dot"/>
+          <w:tab w:val="right" w:leader="dot" w:pos="9072"/>
         </w:tabs>
-        <w:spacing w:after="0" w:line="240" w:lineRule="auto" w:before="0"/>
-        <w:ind w:left="0"/>
+        <w:spacing w:after="0" w:line="240" w:lineRule="auto"/>
         <w:jc w:val="both"/>
       </w:pPr>
       <w:r>
@@ -6325,18 +6361,25 @@
           <w:sz w:val="24"/>
         </w:rPr>
         <w:t>2 Описание основного бизнес-процесса</w:t>
+      </w:r>
+      <w:r>
+        <w:rPr>
+          <w:rFonts w:ascii="Times New Roman" w:hAnsi="Times New Roman"/>
+          <w:b/>
+          <w:color w:val="000000"/>
+          <w:sz w:val="24"/>
+        </w:rPr>
         <w:tab/>
         <w:t>14</w:t>
       </w:r>
     </w:p>
     <w:p>
       <w:pPr>
-        <w:keepNext w:val="0"/>
         <w:keepLines/>
         <w:tabs>
-          <w:tab w:pos="9072" w:val="right" w:leader="dot"/>
+          <w:tab w:val="right" w:leader="dot" w:pos="9072"/>
         </w:tabs>
-        <w:spacing w:after="0" w:line="240" w:lineRule="auto" w:before="0"/>
+        <w:spacing w:after="0" w:line="240" w:lineRule="auto"/>
         <w:ind w:left="360"/>
         <w:jc w:val="both"/>
       </w:pPr>
@@ -6348,18 +6391,25 @@
           <w:sz w:val="24"/>
         </w:rPr>
         <w:t>2.1 Границы процесса и участники</w:t>
+      </w:r>
+      <w:r>
+        <w:rPr>
+          <w:rFonts w:ascii="Times New Roman" w:hAnsi="Times New Roman"/>
+          <w:b/>
+          <w:color w:val="000000"/>
+          <w:sz w:val="24"/>
+        </w:rPr>
         <w:tab/>
         <w:t>14</w:t>
       </w:r>
     </w:p>
     <w:p>
       <w:pPr>
-        <w:keepNext w:val="0"/>
         <w:keepLines/>
         <w:tabs>
-          <w:tab w:pos="9072" w:val="right" w:leader="dot"/>
+          <w:tab w:val="right" w:leader="dot" w:pos="9072"/>
         </w:tabs>
-        <w:spacing w:after="0" w:line="240" w:lineRule="auto" w:before="0"/>
+        <w:spacing w:after="0" w:line="240" w:lineRule="auto"/>
         <w:ind w:left="360"/>
         <w:jc w:val="both"/>
       </w:pPr>
@@ -6371,18 +6421,25 @@
           <w:sz w:val="24"/>
         </w:rPr>
         <w:t>2.2 Входные данные и правила обработки</w:t>
+      </w:r>
+      <w:r>
+        <w:rPr>
+          <w:rFonts w:ascii="Times New Roman" w:hAnsi="Times New Roman"/>
+          <w:b/>
+          <w:color w:val="000000"/>
+          <w:sz w:val="24"/>
+        </w:rPr>
         <w:tab/>
         <w:t>14</w:t>
       </w:r>
     </w:p>
     <w:p>
       <w:pPr>
-        <w:keepNext w:val="0"/>
         <w:keepLines/>
         <w:tabs>
-          <w:tab w:pos="9072" w:val="right" w:leader="dot"/>
+          <w:tab w:val="right" w:leader="dot" w:pos="9072"/>
         </w:tabs>
-        <w:spacing w:after="0" w:line="240" w:lineRule="auto" w:before="0"/>
+        <w:spacing w:after="0" w:line="240" w:lineRule="auto"/>
         <w:ind w:left="360"/>
         <w:jc w:val="both"/>
       </w:pPr>
@@ -6394,18 +6451,25 @@
           <w:sz w:val="24"/>
         </w:rPr>
         <w:t>2.3 Последовательность выполнения</w:t>
+      </w:r>
+      <w:r>
+        <w:rPr>
+          <w:rFonts w:ascii="Times New Roman" w:hAnsi="Times New Roman"/>
+          <w:b/>
+          <w:color w:val="000000"/>
+          <w:sz w:val="24"/>
+        </w:rPr>
         <w:tab/>
         <w:t>14</w:t>
       </w:r>
     </w:p>
     <w:p>
       <w:pPr>
-        <w:keepNext w:val="0"/>
         <w:keepLines/>
         <w:tabs>
-          <w:tab w:pos="9072" w:val="right" w:leader="dot"/>
+          <w:tab w:val="right" w:leader="dot" w:pos="9072"/>
         </w:tabs>
-        <w:spacing w:after="0" w:line="240" w:lineRule="auto" w:before="0"/>
+        <w:spacing w:after="0" w:line="240" w:lineRule="auto"/>
         <w:ind w:left="360"/>
         <w:jc w:val="both"/>
       </w:pPr>
@@ -6417,18 +6481,25 @@
           <w:sz w:val="24"/>
         </w:rPr>
         <w:t>2.4 Выходные данные и узкие места</w:t>
+      </w:r>
+      <w:r>
+        <w:rPr>
+          <w:rFonts w:ascii="Times New Roman" w:hAnsi="Times New Roman"/>
+          <w:b/>
+          <w:color w:val="000000"/>
+          <w:sz w:val="24"/>
+        </w:rPr>
         <w:tab/>
         <w:t>15</w:t>
       </w:r>
     </w:p>
     <w:p>
       <w:pPr>
-        <w:keepNext w:val="0"/>
         <w:keepLines/>
         <w:tabs>
-          <w:tab w:pos="9072" w:val="right" w:leader="dot"/>
+          <w:tab w:val="right" w:leader="dot" w:pos="9072"/>
         </w:tabs>
-        <w:spacing w:after="0" w:line="240" w:lineRule="auto" w:before="0"/>
+        <w:spacing w:after="0" w:line="240" w:lineRule="auto"/>
         <w:ind w:left="360"/>
         <w:jc w:val="both"/>
       </w:pPr>
@@ -6440,19 +6511,25 @@
           <w:sz w:val="24"/>
         </w:rPr>
         <w:t>2.5 Требования к автоматизации</w:t>
+      </w:r>
+      <w:r>
+        <w:rPr>
+          <w:rFonts w:ascii="Times New Roman" w:hAnsi="Times New Roman"/>
+          <w:b/>
+          <w:color w:val="000000"/>
+          <w:sz w:val="24"/>
+        </w:rPr>
         <w:tab/>
         <w:t>16</w:t>
       </w:r>
     </w:p>
     <w:p>
       <w:pPr>
-        <w:keepNext w:val="0"/>
         <w:keepLines/>
         <w:tabs>
-          <w:tab w:pos="9072" w:val="right" w:leader="dot"/>
+          <w:tab w:val="right" w:leader="dot" w:pos="9072"/>
         </w:tabs>
-        <w:spacing w:after="0" w:line="240" w:lineRule="auto" w:before="0"/>
-        <w:ind w:left="0"/>
+        <w:spacing w:after="0" w:line="240" w:lineRule="auto"/>
         <w:jc w:val="both"/>
       </w:pPr>
       <w:r>
@@ -6463,18 +6540,25 @@
           <w:sz w:val="24"/>
         </w:rPr>
         <w:t>3 Среда разработки, система контроля версий и технологии</w:t>
+      </w:r>
+      <w:r>
+        <w:rPr>
+          <w:rFonts w:ascii="Times New Roman" w:hAnsi="Times New Roman"/>
+          <w:b/>
+          <w:color w:val="000000"/>
+          <w:sz w:val="24"/>
+        </w:rPr>
         <w:tab/>
         <w:t>18</w:t>
       </w:r>
     </w:p>
     <w:p>
       <w:pPr>
-        <w:keepNext w:val="0"/>
         <w:keepLines/>
         <w:tabs>
-          <w:tab w:pos="9072" w:val="right" w:leader="dot"/>
+          <w:tab w:val="right" w:leader="dot" w:pos="9072"/>
         </w:tabs>
-        <w:spacing w:after="0" w:line="240" w:lineRule="auto" w:before="0"/>
+        <w:spacing w:after="0" w:line="240" w:lineRule="auto"/>
         <w:ind w:left="360"/>
         <w:jc w:val="both"/>
       </w:pPr>
@@ -6486,18 +6570,25 @@
           <w:sz w:val="24"/>
         </w:rPr>
         <w:t>3.1 Языки программирования</w:t>
+      </w:r>
+      <w:r>
+        <w:rPr>
+          <w:rFonts w:ascii="Times New Roman" w:hAnsi="Times New Roman"/>
+          <w:b/>
+          <w:color w:val="000000"/>
+          <w:sz w:val="24"/>
+        </w:rPr>
         <w:tab/>
         <w:t>18</w:t>
       </w:r>
     </w:p>
     <w:p>
       <w:pPr>
-        <w:keepNext w:val="0"/>
         <w:keepLines/>
         <w:tabs>
-          <w:tab w:pos="9072" w:val="right" w:leader="dot"/>
+          <w:tab w:val="right" w:leader="dot" w:pos="9072"/>
         </w:tabs>
-        <w:spacing w:after="0" w:line="240" w:lineRule="auto" w:before="0"/>
+        <w:spacing w:after="0" w:line="240" w:lineRule="auto"/>
         <w:ind w:left="360"/>
         <w:jc w:val="both"/>
       </w:pPr>
@@ -6509,18 +6600,25 @@
           <w:sz w:val="24"/>
         </w:rPr>
         <w:t>3.2 Хранение данных и среда разработки</w:t>
+      </w:r>
+      <w:r>
+        <w:rPr>
+          <w:rFonts w:ascii="Times New Roman" w:hAnsi="Times New Roman"/>
+          <w:b/>
+          <w:color w:val="000000"/>
+          <w:sz w:val="24"/>
+        </w:rPr>
         <w:tab/>
         <w:t>18</w:t>
       </w:r>
     </w:p>
     <w:p>
       <w:pPr>
-        <w:keepNext w:val="0"/>
         <w:keepLines/>
         <w:tabs>
-          <w:tab w:pos="9072" w:val="right" w:leader="dot"/>
+          <w:tab w:val="right" w:leader="dot" w:pos="9072"/>
         </w:tabs>
-        <w:spacing w:after="0" w:line="240" w:lineRule="auto" w:before="0"/>
+        <w:spacing w:after="0" w:line="240" w:lineRule="auto"/>
         <w:ind w:left="360"/>
         <w:jc w:val="both"/>
       </w:pPr>
@@ -6532,18 +6630,25 @@
           <w:sz w:val="24"/>
         </w:rPr>
         <w:t>3.3 Организация контроля версий</w:t>
+      </w:r>
+      <w:r>
+        <w:rPr>
+          <w:rFonts w:ascii="Times New Roman" w:hAnsi="Times New Roman"/>
+          <w:b/>
+          <w:color w:val="000000"/>
+          <w:sz w:val="24"/>
+        </w:rPr>
         <w:tab/>
         <w:t>19</w:t>
       </w:r>
     </w:p>
     <w:p>
       <w:pPr>
-        <w:keepNext w:val="0"/>
         <w:keepLines/>
         <w:tabs>
-          <w:tab w:pos="9072" w:val="right" w:leader="dot"/>
+          <w:tab w:val="right" w:leader="dot" w:pos="9072"/>
         </w:tabs>
-        <w:spacing w:after="0" w:line="240" w:lineRule="auto" w:before="0"/>
+        <w:spacing w:after="0" w:line="240" w:lineRule="auto"/>
         <w:ind w:left="360"/>
         <w:jc w:val="both"/>
       </w:pPr>
@@ -6555,19 +6660,25 @@
           <w:sz w:val="24"/>
         </w:rPr>
         <w:t>3.4 Выводы</w:t>
+      </w:r>
+      <w:r>
+        <w:rPr>
+          <w:rFonts w:ascii="Times New Roman" w:hAnsi="Times New Roman"/>
+          <w:b/>
+          <w:color w:val="000000"/>
+          <w:sz w:val="24"/>
+        </w:rPr>
         <w:tab/>
         <w:t>19</w:t>
       </w:r>
     </w:p>
     <w:p>
       <w:pPr>
-        <w:keepNext w:val="0"/>
         <w:keepLines/>
         <w:tabs>
-          <w:tab w:pos="9072" w:val="right" w:leader="dot"/>
+          <w:tab w:val="right" w:leader="dot" w:pos="9072"/>
         </w:tabs>
-        <w:spacing w:after="0" w:line="240" w:lineRule="auto" w:before="0"/>
-        <w:ind w:left="0"/>
+        <w:spacing w:after="0" w:line="240" w:lineRule="auto"/>
         <w:jc w:val="both"/>
       </w:pPr>
       <w:r>
@@ -6578,18 +6689,25 @@
           <w:sz w:val="24"/>
         </w:rPr>
         <w:t>4 Перевод фрагмента иностранной статьи</w:t>
+      </w:r>
+      <w:r>
+        <w:rPr>
+          <w:rFonts w:ascii="Times New Roman" w:hAnsi="Times New Roman"/>
+          <w:b/>
+          <w:color w:val="000000"/>
+          <w:sz w:val="24"/>
+        </w:rPr>
         <w:tab/>
         <w:t>20</w:t>
       </w:r>
     </w:p>
     <w:p>
       <w:pPr>
-        <w:keepNext w:val="0"/>
         <w:keepLines/>
         <w:tabs>
-          <w:tab w:pos="9072" w:val="right" w:leader="dot"/>
+          <w:tab w:val="right" w:leader="dot" w:pos="9072"/>
         </w:tabs>
-        <w:spacing w:after="0" w:line="240" w:lineRule="auto" w:before="0"/>
+        <w:spacing w:after="0" w:line="240" w:lineRule="auto"/>
         <w:ind w:left="360"/>
         <w:jc w:val="both"/>
       </w:pPr>
@@ -6601,18 +6719,25 @@
           <w:sz w:val="24"/>
         </w:rPr>
         <w:t>4.1 Выходные данные оригинала</w:t>
+      </w:r>
+      <w:r>
+        <w:rPr>
+          <w:rFonts w:ascii="Times New Roman" w:hAnsi="Times New Roman"/>
+          <w:b/>
+          <w:color w:val="000000"/>
+          <w:sz w:val="24"/>
+        </w:rPr>
         <w:tab/>
         <w:t>20</w:t>
       </w:r>
     </w:p>
     <w:p>
       <w:pPr>
-        <w:keepNext w:val="0"/>
         <w:keepLines/>
         <w:tabs>
-          <w:tab w:pos="9072" w:val="right" w:leader="dot"/>
+          <w:tab w:val="right" w:leader="dot" w:pos="9072"/>
         </w:tabs>
-        <w:spacing w:after="0" w:line="240" w:lineRule="auto" w:before="0"/>
+        <w:spacing w:after="0" w:line="240" w:lineRule="auto"/>
         <w:ind w:left="360"/>
         <w:jc w:val="both"/>
       </w:pPr>
@@ -6624,19 +6749,25 @@
           <w:sz w:val="24"/>
         </w:rPr>
         <w:t>4.2 Перевод фрагмента</w:t>
+      </w:r>
+      <w:r>
+        <w:rPr>
+          <w:rFonts w:ascii="Times New Roman" w:hAnsi="Times New Roman"/>
+          <w:b/>
+          <w:color w:val="000000"/>
+          <w:sz w:val="24"/>
+        </w:rPr>
         <w:tab/>
         <w:t>20</w:t>
       </w:r>
     </w:p>
     <w:p>
       <w:pPr>
-        <w:keepNext w:val="0"/>
         <w:keepLines/>
         <w:tabs>
-          <w:tab w:pos="9072" w:val="right" w:leader="dot"/>
+          <w:tab w:val="right" w:leader="dot" w:pos="9072"/>
         </w:tabs>
-        <w:spacing w:after="0" w:line="240" w:lineRule="auto" w:before="0"/>
-        <w:ind w:left="0"/>
+        <w:spacing w:after="0" w:line="240" w:lineRule="auto"/>
         <w:jc w:val="both"/>
       </w:pPr>
       <w:r>
@@ -6647,6 +6778,14 @@
           <w:sz w:val="24"/>
         </w:rPr>
         <w:t>СПИСОК ИСПОЛЬЗОВАННЫХ ИСТОЧНИКОВ</w:t>
+      </w:r>
+      <w:r>
+        <w:rPr>
+          <w:rFonts w:ascii="Times New Roman" w:hAnsi="Times New Roman"/>
+          <w:b/>
+          <w:color w:val="000000"/>
+          <w:sz w:val="24"/>
+        </w:rPr>
         <w:tab/>
         <w:t>24</w:t>
       </w:r>
@@ -6843,11 +6982,9 @@
     <w:p>
       <w:pPr>
         <w:pStyle w:val="1"/>
-        <w:keepNext/>
         <w:pageBreakBefore/>
         <w:spacing w:before="160" w:after="120" w:line="360" w:lineRule="auto"/>
         <w:jc w:val="center"/>
-        <w:outlineLvl w:val="0"/>
       </w:pPr>
       <w:bookmarkStart w:id="6" w:name="_Toc242108174"/>
       <w:r>
@@ -7044,6 +7181,7 @@
           <w:color w:val="000000"/>
           <w:sz w:val="28"/>
         </w:rPr>
+        <w:lastRenderedPageBreak/>
         <w:t>проанализировать существующие программные решения для учёта заказов и складских резервов;</w:t>
       </w:r>
     </w:p>
@@ -7160,10 +7298,24 @@
     <w:p>
       <w:pPr>
         <w:pStyle w:val="1"/>
-        <w:keepNext/>
         <w:pageBreakBefore/>
         <w:spacing w:before="160" w:after="120" w:line="360" w:lineRule="auto"/>
-        <w:outlineLvl w:val="0"/>
+      </w:pPr>
+      <w:r>
+        <w:rPr>
+          <w:rFonts w:ascii="Times New Roman" w:hAnsi="Times New Roman"/>
+          <w:b/>
+          <w:color w:val="000000"/>
+          <w:sz w:val="28"/>
+        </w:rPr>
+        <w:lastRenderedPageBreak/>
+        <w:t>ОСНОВНАЯ ЧАСТЬ</w:t>
+      </w:r>
+    </w:p>
+    <w:p>
+      <w:pPr>
+        <w:pStyle w:val="2"/>
+        <w:spacing w:before="160" w:after="120" w:line="360" w:lineRule="auto"/>
       </w:pPr>
       <w:bookmarkStart w:id="7" w:name="_Toc242108175"/>
       <w:r>
@@ -7173,19 +7325,15 @@
           <w:color w:val="000000"/>
           <w:sz w:val="28"/>
         </w:rPr>
-        <w:t>ОСНОВНАЯ ЧАСТЬ</w:t>
+        <w:t>1 Предметная область</w:t>
       </w:r>
       <w:bookmarkEnd w:id="7"/>
     </w:p>
     <w:p>
       <w:pPr>
-        <w:pStyle w:val="2"/>
-        <w:keepNext/>
-        <w:pageBreakBefore w:val="0"/>
+        <w:pStyle w:val="3"/>
         <w:spacing w:before="160" w:after="120" w:line="360" w:lineRule="auto"/>
-        <w:outlineLvl w:val="0"/>
-      </w:pPr>
-      <w:bookmarkStart w:id="7" w:name="_Toc242108175"/>
+      </w:pPr>
       <w:r>
         <w:rPr>
           <w:rFonts w:ascii="Times New Roman" w:hAnsi="Times New Roman"/>
@@ -7193,18 +7341,193 @@
           <w:color w:val="000000"/>
           <w:sz w:val="28"/>
         </w:rPr>
-        <w:t>1 Предметная область</w:t>
-      </w:r>
-      <w:bookmarkEnd w:id="7"/>
+        <w:t>1.1 Содержание и развитие предметной области</w:t>
+      </w:r>
     </w:p>
     <w:p>
       <w:pPr>
+        <w:spacing w:after="0" w:line="360" w:lineRule="auto"/>
+        <w:ind w:firstLine="709"/>
+        <w:jc w:val="both"/>
+      </w:pPr>
+      <w:r>
+        <w:rPr>
+          <w:rFonts w:ascii="Times New Roman" w:hAnsi="Times New Roman"/>
+          <w:color w:val="000000"/>
+          <w:sz w:val="28"/>
+        </w:rPr>
+        <w:t xml:space="preserve">Первоначально склад рассматривался преимущественно как место хранения товаров между их поступлением и передачей потребителю. В историческом обзоре М. Ю. </w:t>
+      </w:r>
+      <w:proofErr w:type="spellStart"/>
+      <w:r>
+        <w:rPr>
+          <w:rFonts w:ascii="Times New Roman" w:hAnsi="Times New Roman"/>
+          <w:color w:val="000000"/>
+          <w:sz w:val="28"/>
+        </w:rPr>
+        <w:t>Учировой</w:t>
+      </w:r>
+      <w:proofErr w:type="spellEnd"/>
+      <w:r>
+        <w:rPr>
+          <w:rFonts w:ascii="Times New Roman" w:hAnsi="Times New Roman"/>
+          <w:color w:val="000000"/>
+          <w:sz w:val="28"/>
+        </w:rPr>
+        <w:t xml:space="preserve"> и А. Н. Лариной показано, что развитие планирования, координации поставок и технических средств постепенно изменило эту роль: склад стал восприниматься как часть взаимосвязанной логистической системы [1].</w:t>
+      </w:r>
+    </w:p>
+    <w:p>
+      <w:pPr>
+        <w:spacing w:after="0" w:line="360" w:lineRule="auto"/>
+        <w:ind w:firstLine="709"/>
+        <w:jc w:val="both"/>
+      </w:pPr>
+      <w:r>
+        <w:rPr>
+          <w:rFonts w:ascii="Times New Roman" w:hAnsi="Times New Roman"/>
+          <w:color w:val="000000"/>
+          <w:sz w:val="28"/>
+        </w:rPr>
+        <w:t>В современной постановке задачи складское хозяйство связывает движение товаров с информацией о запасах и заказах. А. А. Tubis и J. Rohman в обзоре исследований интеллектуальных складов выделяют цифровизацию и обмен актуальными данными об остатках как значимые направления развития [2]. Это обосновывает использование единого набора данных о товарах, заказах и резервах; внедрение робототехники в объём разрабатываемой системы не входит.</w:t>
+      </w:r>
+    </w:p>
+    <w:p>
+      <w:pPr>
+        <w:spacing w:after="0" w:line="360" w:lineRule="auto"/>
+        <w:ind w:firstLine="709"/>
+        <w:jc w:val="both"/>
+      </w:pPr>
+      <w:r>
+        <w:rPr>
+          <w:rFonts w:ascii="Times New Roman" w:hAnsi="Times New Roman"/>
+          <w:color w:val="000000"/>
+          <w:sz w:val="28"/>
+        </w:rPr>
+        <w:t>Предметную область дополняют издания В. В. Дыбской и И. А. Пузановой по логистике складирования [3, 4]. Они используются как теоретическая основа описания организации склада; конкретные результаты расчётов из этих книг в работе не применяются.</w:t>
+      </w:r>
+    </w:p>
+    <w:p>
+      <w:pPr>
+        <w:spacing w:after="0" w:line="360" w:lineRule="auto"/>
+        <w:ind w:firstLine="709"/>
+        <w:jc w:val="both"/>
+      </w:pPr>
+      <w:r>
+        <w:rPr>
+          <w:rFonts w:ascii="Times New Roman" w:hAnsi="Times New Roman"/>
+          <w:color w:val="000000"/>
+          <w:sz w:val="28"/>
+        </w:rPr>
+        <w:t>Оптовая торговля офисной мебелью со склада предполагает обработку заказов организаций на партии столов, кресел, шкафов, тумб и других изделий. В рассматриваемой модели товары уже поступили на один склад и доступны для продажи по утверждённому прайс-листу.</w:t>
+      </w:r>
+    </w:p>
+    <w:p>
+      <w:pPr>
+        <w:spacing w:after="0" w:line="360" w:lineRule="auto"/>
+        <w:ind w:firstLine="709"/>
+        <w:jc w:val="both"/>
+      </w:pPr>
+      <w:r>
+        <w:rPr>
+          <w:rFonts w:ascii="Times New Roman" w:hAnsi="Times New Roman"/>
+          <w:color w:val="000000"/>
+          <w:sz w:val="28"/>
+        </w:rPr>
+        <w:t>Карточка товара содержит артикул, наименование, категорию, характеристики и цену. Изделия с разными размерами, цветом или комплектацией учитываются как разные позиции. Количество измеряется целыми единицами; цена фиксируется в рублях с точностью до копеек.</w:t>
+      </w:r>
+    </w:p>
+    <w:p>
+      <w:pPr>
+        <w:spacing w:after="0" w:line="360" w:lineRule="auto"/>
+        <w:ind w:firstLine="709"/>
+        <w:jc w:val="both"/>
+      </w:pPr>
+      <w:r>
+        <w:rPr>
+          <w:rFonts w:ascii="Times New Roman" w:hAnsi="Times New Roman"/>
+          <w:color w:val="000000"/>
+          <w:sz w:val="28"/>
+        </w:rPr>
+        <w:lastRenderedPageBreak/>
+        <w:t xml:space="preserve">При описании мебельной номенклатуры следует учитывать различия размеров, комплектации и других характеристик изделий. Обзор P.-W. </w:t>
+      </w:r>
+      <w:proofErr w:type="spellStart"/>
+      <w:r>
+        <w:rPr>
+          <w:rFonts w:ascii="Times New Roman" w:hAnsi="Times New Roman"/>
+          <w:color w:val="000000"/>
+          <w:sz w:val="28"/>
+        </w:rPr>
+        <w:t>Albert</w:t>
+      </w:r>
+      <w:proofErr w:type="spellEnd"/>
+      <w:r>
+        <w:rPr>
+          <w:rFonts w:ascii="Times New Roman" w:hAnsi="Times New Roman"/>
+          <w:color w:val="000000"/>
+          <w:sz w:val="28"/>
+        </w:rPr>
+        <w:t xml:space="preserve">, M. </w:t>
+      </w:r>
+      <w:proofErr w:type="spellStart"/>
+      <w:r>
+        <w:rPr>
+          <w:rFonts w:ascii="Times New Roman" w:hAnsi="Times New Roman"/>
+          <w:color w:val="000000"/>
+          <w:sz w:val="28"/>
+        </w:rPr>
+        <w:t>Rönnqvist</w:t>
+      </w:r>
+      <w:proofErr w:type="spellEnd"/>
+      <w:r>
+        <w:rPr>
+          <w:rFonts w:ascii="Times New Roman" w:hAnsi="Times New Roman"/>
+          <w:color w:val="000000"/>
+          <w:sz w:val="28"/>
+        </w:rPr>
+        <w:t xml:space="preserve"> и N. </w:t>
+      </w:r>
+      <w:proofErr w:type="spellStart"/>
+      <w:r>
+        <w:rPr>
+          <w:rFonts w:ascii="Times New Roman" w:hAnsi="Times New Roman"/>
+          <w:color w:val="000000"/>
+          <w:sz w:val="28"/>
+        </w:rPr>
+        <w:t>Lehoux</w:t>
+      </w:r>
+      <w:proofErr w:type="spellEnd"/>
+      <w:r>
+        <w:rPr>
+          <w:rFonts w:ascii="Times New Roman" w:hAnsi="Times New Roman"/>
+          <w:color w:val="000000"/>
+          <w:sz w:val="28"/>
+        </w:rPr>
+        <w:t xml:space="preserve"> посвящён сложности размещения неоднородных запасных частей [5]. Применительно к мебели из него можно вывести необходимость сохранять характеристики каждой позиции; это перенос общего подхода, а не результат исследования мебельного склада авторами статьи.</w:t>
+      </w:r>
+    </w:p>
+    <w:p>
+      <w:pPr>
+        <w:spacing w:after="0" w:line="360" w:lineRule="auto"/>
+        <w:ind w:firstLine="709"/>
+        <w:jc w:val="both"/>
+      </w:pPr>
+      <w:r>
+        <w:rPr>
+          <w:rFonts w:ascii="Times New Roman" w:hAnsi="Times New Roman"/>
+          <w:color w:val="000000"/>
+          <w:sz w:val="28"/>
+        </w:rPr>
+        <w:t>Для рассматриваемой модели важно различать физический остаток, резерв и доступное количество. Физический остаток показывает число единиц на складе. Резерв закрепляет часть остатка за подтверждёнными заказами. Доступное количество определяется как физический остаток минус действующие резервы.</w:t>
+      </w:r>
+    </w:p>
+    <w:p>
+      <w:pPr>
         <w:pStyle w:val="3"/>
-        <w:keepNext/>
         <w:spacing w:before="160" w:after="120" w:line="360" w:lineRule="auto"/>
-        <w:outlineLvl w:val="1"/>
-      </w:pPr>
-      <w:bookmarkStart w:id="8" w:name="_Toc242108176"/>
+      </w:pPr>
+      <w:bookmarkStart w:id="8" w:name="_Toc242108178"/>
       <w:r>
         <w:rPr>
           <w:rFonts w:ascii="Times New Roman" w:hAnsi="Times New Roman"/>
@@ -7212,7 +7535,7 @@
           <w:color w:val="000000"/>
           <w:sz w:val="28"/>
         </w:rPr>
-        <w:t>1.1 Содержание и развитие предметной области</w:t>
+        <w:t>1.2 Проблемы учёта и необходимость автоматизации</w:t>
       </w:r>
       <w:bookmarkEnd w:id="8"/>
     </w:p>
@@ -7228,25 +7551,7 @@
           <w:color w:val="000000"/>
           <w:sz w:val="28"/>
         </w:rPr>
-        <w:t xml:space="preserve">Первоначально склад рассматривался преимущественно как место хранения товаров между их поступлением и передачей потребителю. В историческом обзоре М. Ю. </w:t>
-      </w:r>
-      <w:proofErr w:type="spellStart"/>
-      <w:r>
-        <w:rPr>
-          <w:rFonts w:ascii="Times New Roman" w:hAnsi="Times New Roman"/>
-          <w:color w:val="000000"/>
-          <w:sz w:val="28"/>
-        </w:rPr>
-        <w:t>Учировой</w:t>
-      </w:r>
-      <w:proofErr w:type="spellEnd"/>
-      <w:r>
-        <w:rPr>
-          <w:rFonts w:ascii="Times New Roman" w:hAnsi="Times New Roman"/>
-          <w:color w:val="000000"/>
-          <w:sz w:val="28"/>
-        </w:rPr>
-        <w:t xml:space="preserve"> и А. Н. Лариной показано, что развитие планирования, координации поставок и технических средств постепенно изменило эту роль: склад стал восприниматься как часть взаимосвязанной логистической системы [1].</w:t>
+        <w:t>Если менеджер сверяет заявку с отдельной таблицей и передаёт сведения о резерве вручную, данные могут устареть до завершения обработки. Два менеджера могут обещать покупателям одни и те же изделия. Повторный ввод артикулов и количества создаёт риск ошибок и усложняет проверку причин отказа.</w:t>
       </w:r>
     </w:p>
     <w:p>
@@ -7261,12 +7566,8 @@
           <w:color w:val="000000"/>
           <w:sz w:val="28"/>
         </w:rPr>
-        <w:t>В современной постановке задачи складское хозяйство связывает движение товаров с информацией о запасах и заказах. А. А. Tubis и J. Rohman в обзоре исследований интеллектуальных складов выделяют цифровизацию и обмен актуальными данными об остатках как значимые направления развития [2]. Это обосновывает использование единого набора данных о товарах, заказах и резервах; внедрение робототехники в объём разрабатываемой системы не входит.</w:t>
-      </w:r>
-      <w:proofErr w:type="spellStart"/>
-      <w:proofErr w:type="spellEnd"/>
-      <w:proofErr w:type="spellStart"/>
-      <w:proofErr w:type="spellEnd"/>
+        <w:t>Связь управления товарными запасами с конкурентоспособностью торговых компаний рассматривают Н. Г. Новикова и С. В. Щепина [6]. А. Волков относит автоматизацию ручных операций и управление запасами к направлениям оптимизации издержек оптовой торговли [7]. Эти работы обосновывают выбор обработки заявки как участка, где целесообразно сокращать повторный ввод данных и ошибки согласования.</w:t>
+      </w:r>
     </w:p>
     <w:p>
       <w:pPr>
@@ -7280,12 +7581,17 @@
           <w:color w:val="000000"/>
           <w:sz w:val="28"/>
         </w:rPr>
-        <w:t>Предметную область дополняют издания В. В. Дыбской и И. А. Пузановой по логистике складирования [3, 4]. Они используются как теоретическая основа описания организации склада; конкретные результаты расчётов из этих книг в работе не применяются.</w:t>
-      </w:r>
-      <w:proofErr w:type="spellStart"/>
-      <w:proofErr w:type="spellEnd"/>
-      <w:proofErr w:type="spellStart"/>
-      <w:proofErr w:type="spellEnd"/>
+        <w:t xml:space="preserve">Т. И. Хитрова и С. Б. Пянзин рассматривают развитие информационной системы для управления многономенклатурными потоками оптово-розничной компании [8]. Для предлагаемой модели это означает, что сведения о товарах и заказах должны быть связаны, а не храниться в независимых списках. В работе Е. А. Ефимова и М. А. Казанцева описан пример модернизации программного управления складскими комплексами [9]. Из него важна возможность развития </w:t>
+      </w:r>
+      <w:r>
+        <w:rPr>
+          <w:rFonts w:ascii="Times New Roman" w:hAnsi="Times New Roman"/>
+          <w:color w:val="000000"/>
+          <w:sz w:val="28"/>
+        </w:rPr>
+        <w:lastRenderedPageBreak/>
+        <w:t>системы; использованная авторами микросервисная архитектура для рассматриваемой реализации не требуется.</w:t>
+      </w:r>
     </w:p>
     <w:p>
       <w:pPr>
@@ -7299,7 +7605,79 @@
           <w:color w:val="000000"/>
           <w:sz w:val="28"/>
         </w:rPr>
-        <w:t>Оптовая торговля офисной мебелью со склада предполагает обработку заказов организаций на партии столов, кресел, шкафов, тумб и других изделий. В рассматриваемой модели товары уже поступили на один склад и доступны для продажи по утверждённому прайс-листу.</w:t>
+        <w:t xml:space="preserve">Управление запасами шире, чем резервирование конкретного заказа. Обзор J. B. </w:t>
+      </w:r>
+      <w:proofErr w:type="spellStart"/>
+      <w:r>
+        <w:rPr>
+          <w:rFonts w:ascii="Times New Roman" w:hAnsi="Times New Roman"/>
+          <w:color w:val="000000"/>
+          <w:sz w:val="28"/>
+        </w:rPr>
+        <w:t>Munyaka</w:t>
+      </w:r>
+      <w:proofErr w:type="spellEnd"/>
+      <w:r>
+        <w:rPr>
+          <w:rFonts w:ascii="Times New Roman" w:hAnsi="Times New Roman"/>
+          <w:color w:val="000000"/>
+          <w:sz w:val="28"/>
+        </w:rPr>
+        <w:t xml:space="preserve"> и V. S. S. </w:t>
+      </w:r>
+      <w:proofErr w:type="spellStart"/>
+      <w:r>
+        <w:rPr>
+          <w:rFonts w:ascii="Times New Roman" w:hAnsi="Times New Roman"/>
+          <w:color w:val="000000"/>
+          <w:sz w:val="28"/>
+        </w:rPr>
+        <w:t>Yadavalli</w:t>
+      </w:r>
+      <w:proofErr w:type="spellEnd"/>
+      <w:r>
+        <w:rPr>
+          <w:rFonts w:ascii="Times New Roman" w:hAnsi="Times New Roman"/>
+          <w:color w:val="000000"/>
+          <w:sz w:val="28"/>
+        </w:rPr>
+        <w:t xml:space="preserve"> связывает выбор модели управления запасами с характеристиками спроса [10]. С. П. </w:t>
+      </w:r>
+      <w:proofErr w:type="spellStart"/>
+      <w:r>
+        <w:rPr>
+          <w:rFonts w:ascii="Times New Roman" w:hAnsi="Times New Roman"/>
+          <w:color w:val="000000"/>
+          <w:sz w:val="28"/>
+        </w:rPr>
+        <w:t>Сырыгин</w:t>
+      </w:r>
+      <w:proofErr w:type="spellEnd"/>
+      <w:r>
+        <w:rPr>
+          <w:rFonts w:ascii="Times New Roman" w:hAnsi="Times New Roman"/>
+          <w:color w:val="000000"/>
+          <w:sz w:val="28"/>
+        </w:rPr>
+        <w:t xml:space="preserve"> и Н. А. </w:t>
+      </w:r>
+      <w:proofErr w:type="spellStart"/>
+      <w:r>
+        <w:rPr>
+          <w:rFonts w:ascii="Times New Roman" w:hAnsi="Times New Roman"/>
+          <w:color w:val="000000"/>
+          <w:sz w:val="28"/>
+        </w:rPr>
+        <w:t>Бушмакин</w:t>
+      </w:r>
+      <w:proofErr w:type="spellEnd"/>
+      <w:r>
+        <w:rPr>
+          <w:rFonts w:ascii="Times New Roman" w:hAnsi="Times New Roman"/>
+          <w:color w:val="000000"/>
+          <w:sz w:val="28"/>
+        </w:rPr>
+        <w:t xml:space="preserve"> рассматривают страховой запас, точки заказа и классификацию номенклатуры для производства [11]. В данной практике эти задачи служат контекстом предметной области, а автоматизируется проверка уже имеющихся остатков.</w:t>
       </w:r>
     </w:p>
     <w:p>
@@ -7314,8 +7692,42 @@
           <w:color w:val="000000"/>
           <w:sz w:val="28"/>
         </w:rPr>
-        <w:t>Карточка товара содержит артикул, наименование, категорию, характеристики и цену. Изделия с разными размерами, цветом или комплектацией учитываются как разные позиции. Количество измеряется целыми единицами; цена фиксируется в рублях с точностью до копеек.</w:t>
-      </w:r>
+        <w:t>Автоматизация должна обеспечить единые правила проверки заявок, расчёт стоимости по сохранённым ценам и согласованное изменение резервов. Эффект автоматизации оценивается по времени обработки контрольных заявок, числу ручных операций и количеству ошибочных резервов.</w:t>
+      </w:r>
+    </w:p>
+    <w:p>
+      <w:pPr>
+        <w:pStyle w:val="3"/>
+        <w:spacing w:before="160" w:after="120" w:line="360" w:lineRule="auto"/>
+      </w:pPr>
+      <w:bookmarkStart w:id="9" w:name="_Toc242108180"/>
+      <w:r>
+        <w:rPr>
+          <w:rFonts w:ascii="Times New Roman" w:hAnsi="Times New Roman"/>
+          <w:b/>
+          <w:color w:val="000000"/>
+          <w:sz w:val="28"/>
+        </w:rPr>
+        <w:t>1.3 Анализ существующих решений</w:t>
+      </w:r>
+      <w:bookmarkEnd w:id="9"/>
+    </w:p>
+    <w:p>
+      <w:pPr>
+        <w:pStyle w:val="3"/>
+        <w:spacing w:before="160" w:after="120" w:line="360" w:lineRule="auto"/>
+      </w:pPr>
+      <w:bookmarkStart w:id="10" w:name="_Toc242108181"/>
+      <w:r>
+        <w:rPr>
+          <w:rFonts w:ascii="Times New Roman" w:hAnsi="Times New Roman"/>
+          <w:b/>
+          <w:color w:val="000000"/>
+          <w:sz w:val="28"/>
+        </w:rPr>
+        <w:t>1.3.1 Критерии сравнения</w:t>
+      </w:r>
+      <w:bookmarkEnd w:id="10"/>
     </w:p>
     <w:p>
       <w:pPr>
@@ -7329,63 +7741,25 @@
           <w:color w:val="000000"/>
           <w:sz w:val="28"/>
         </w:rPr>
-        <w:lastRenderedPageBreak/>
-        <w:t xml:space="preserve">При описании мебельной номенклатуры следует учитывать различия размеров, комплектации и других характеристик изделий. Обзор P.-W. </w:t>
-      </w:r>
-      <w:proofErr w:type="spellStart"/>
-      <w:r>
-        <w:rPr>
-          <w:rFonts w:ascii="Times New Roman" w:hAnsi="Times New Roman"/>
-          <w:color w:val="000000"/>
-          <w:sz w:val="28"/>
-        </w:rPr>
-        <w:t>Albert</w:t>
-      </w:r>
-      <w:proofErr w:type="spellEnd"/>
-      <w:r>
-        <w:rPr>
-          <w:rFonts w:ascii="Times New Roman" w:hAnsi="Times New Roman"/>
-          <w:color w:val="000000"/>
-          <w:sz w:val="28"/>
-        </w:rPr>
-        <w:t xml:space="preserve">, M. </w:t>
-      </w:r>
-      <w:proofErr w:type="spellStart"/>
-      <w:r>
-        <w:rPr>
-          <w:rFonts w:ascii="Times New Roman" w:hAnsi="Times New Roman"/>
-          <w:color w:val="000000"/>
-          <w:sz w:val="28"/>
-        </w:rPr>
-        <w:t>Rönnqvist</w:t>
-      </w:r>
-      <w:proofErr w:type="spellEnd"/>
-      <w:r>
-        <w:rPr>
-          <w:rFonts w:ascii="Times New Roman" w:hAnsi="Times New Roman"/>
-          <w:color w:val="000000"/>
-          <w:sz w:val="28"/>
-        </w:rPr>
-        <w:t xml:space="preserve"> и N. </w:t>
-      </w:r>
-      <w:proofErr w:type="spellStart"/>
-      <w:r>
-        <w:rPr>
-          <w:rFonts w:ascii="Times New Roman" w:hAnsi="Times New Roman"/>
-          <w:color w:val="000000"/>
-          <w:sz w:val="28"/>
-        </w:rPr>
-        <w:t>Lehoux</w:t>
-      </w:r>
-      <w:proofErr w:type="spellEnd"/>
-      <w:r>
-        <w:rPr>
-          <w:rFonts w:ascii="Times New Roman" w:hAnsi="Times New Roman"/>
-          <w:color w:val="000000"/>
-          <w:sz w:val="28"/>
-        </w:rPr>
-        <w:t xml:space="preserve"> посвящён сложности размещения неоднородных запасных частей [5]. Применительно к мебели из него можно вывести необходимость сохранять характеристики каждой позиции; это перенос общего подхода, а не результат исследования мебельного склада авторами статьи.</w:t>
-      </w:r>
+        <w:t>Для сравнения выбраны «1С:Управление торговлей», «МойСклад» и Odoo. Рассматриваются ведение заказа, резервирование, контроль доступности и применимость к поставленной задаче. Сравнение основано на официальных описаниях функций; установка продуктов, проверка тарифов и экспериментальное измерение скорости не выполнялись.</w:t>
+      </w:r>
+    </w:p>
+    <w:p>
+      <w:pPr>
+        <w:pStyle w:val="3"/>
+        <w:spacing w:before="160" w:after="120" w:line="360" w:lineRule="auto"/>
+      </w:pPr>
+      <w:bookmarkStart w:id="11" w:name="_Toc242108182"/>
+      <w:r>
+        <w:rPr>
+          <w:rFonts w:ascii="Times New Roman" w:hAnsi="Times New Roman"/>
+          <w:b/>
+          <w:color w:val="000000"/>
+          <w:sz w:val="28"/>
+        </w:rPr>
+        <w:t>1.3.2 Возможности программных продуктов</w:t>
+      </w:r>
+      <w:bookmarkEnd w:id="11"/>
     </w:p>
     <w:p>
       <w:pPr>
@@ -7399,27 +7773,26 @@
           <w:color w:val="000000"/>
           <w:sz w:val="28"/>
         </w:rPr>
-        <w:t>Для рассматриваемой модели важно различать физический остаток, резерв и доступное количество. Физический остаток показывает число единиц на складе. Резерв закрепляет часть остатка за подтверждёнными заказами. Доступное количество определяется как физический остаток минус действующие резервы.</w:t>
-      </w:r>
-    </w:p>
-    <w:p>
-      <w:pPr>
-        <w:pStyle w:val="3"/>
-        <w:keepNext/>
-        <w:spacing w:before="160" w:after="120" w:line="360" w:lineRule="auto"/>
-        <w:outlineLvl w:val="2"/>
-      </w:pPr>
-      <w:bookmarkStart w:id="10" w:name="_Toc242108178"/>
-      <w:r>
-        <w:rPr>
-          <w:rFonts w:ascii="Times New Roman" w:hAnsi="Times New Roman"/>
-          <w:b/>
-          <w:color w:val="000000"/>
-          <w:sz w:val="28"/>
-        </w:rPr>
-        <w:t>1.2 Проблемы учёта и необходимость автоматизации</w:t>
-      </w:r>
-      <w:bookmarkEnd w:id="10"/>
+        <w:t>В «1</w:t>
+      </w:r>
+      <w:proofErr w:type="gramStart"/>
+      <w:r>
+        <w:rPr>
+          <w:rFonts w:ascii="Times New Roman" w:hAnsi="Times New Roman"/>
+          <w:color w:val="000000"/>
+          <w:sz w:val="28"/>
+        </w:rPr>
+        <w:t>С:Управление</w:t>
+      </w:r>
+      <w:proofErr w:type="gramEnd"/>
+      <w:r>
+        <w:rPr>
+          <w:rFonts w:ascii="Times New Roman" w:hAnsi="Times New Roman"/>
+          <w:color w:val="000000"/>
+          <w:sz w:val="28"/>
+        </w:rPr>
+        <w:t xml:space="preserve"> торговлей» заказ клиента позволяет закреплять товар на складе, контролировать его обеспечение и планировать отгрузку. Предусмотрены изменение назначения и снятие обособленного резерва. Поэтому система служит примером связи заказа с обеспечением товаром и состоянием его исполнения [12].</w:t>
+      </w:r>
     </w:p>
     <w:p>
       <w:pPr>
@@ -7433,7 +7806,16 @@
           <w:color w:val="000000"/>
           <w:sz w:val="28"/>
         </w:rPr>
-        <w:t>Если менеджер сверяет заявку с отдельной таблицей и передаёт сведения о резерве вручную, данные могут устареть до завершения обработки. Два менеджера могут обещать покупателям одни и те же изделия. Повторный ввод артикулов и количества создаёт риск ошибок и усложняет проверку причин отказа.</w:t>
+        <w:t xml:space="preserve">«МойСклад» объединяет продажи, складской учёт и работу с клиентами. Официальное описание включает обработку заказов покупателей, их статусы, резервирование товара и учёт резервов в остатках. Для разрабатываемой системы </w:t>
+      </w:r>
+      <w:r>
+        <w:rPr>
+          <w:rFonts w:ascii="Times New Roman" w:hAnsi="Times New Roman"/>
+          <w:color w:val="000000"/>
+          <w:sz w:val="28"/>
+        </w:rPr>
+        <w:lastRenderedPageBreak/>
+        <w:t>полезен принцип представления заказа и доступности товара в одном процессе [13].</w:t>
       </w:r>
     </w:p>
     <w:p>
@@ -7448,267 +7830,6 @@
           <w:color w:val="000000"/>
           <w:sz w:val="28"/>
         </w:rPr>
-        <w:t>Связь управления товарными запасами с конкурентоспособностью торговых компаний рассматривают Н. Г. Новикова и С. В. Щепина [6]. А. Волков относит автоматизацию ручных операций и управление запасами к направлениям оптимизации издержек оптовой торговли [7]. Эти работы обосновывают выбор обработки заявки как участка, где целесообразно сокращать повторный ввод данных и ошибки согласования.</w:t>
-      </w:r>
-    </w:p>
-    <w:p>
-      <w:pPr>
-        <w:spacing w:after="0" w:line="360" w:lineRule="auto"/>
-        <w:ind w:firstLine="709"/>
-        <w:jc w:val="both"/>
-      </w:pPr>
-      <w:r>
-        <w:rPr>
-          <w:rFonts w:ascii="Times New Roman" w:hAnsi="Times New Roman"/>
-          <w:color w:val="000000"/>
-          <w:sz w:val="28"/>
-        </w:rPr>
-        <w:t>Т. И. Хитрова и С. Б. Пянзин рассматривают развитие информационной системы для управления многономенклатурными потоками оптово-розничной компании [8]. Для предлагаемой модели это означает, что сведения о товарах и заказах должны быть связаны, а не храниться в независимых списках. В работе Е. А. Ефимова и М. А. Казанцева описан пример модернизации программного управления складскими комплексами [9]. Из него важна возможность развития системы; использованная авторами микросервисная архитектура для рассматриваемой реализации не требуется.</w:t>
-      </w:r>
-      <w:proofErr w:type="spellStart"/>
-      <w:proofErr w:type="spellEnd"/>
-    </w:p>
-    <w:p>
-      <w:pPr>
-        <w:spacing w:after="0" w:line="360" w:lineRule="auto"/>
-        <w:ind w:firstLine="709"/>
-        <w:jc w:val="both"/>
-      </w:pPr>
-      <w:r>
-        <w:rPr>
-          <w:rFonts w:ascii="Times New Roman" w:hAnsi="Times New Roman"/>
-          <w:color w:val="000000"/>
-          <w:sz w:val="28"/>
-        </w:rPr>
-        <w:t xml:space="preserve">Управление запасами шире, чем резервирование конкретного заказа. Обзор J. B. </w:t>
-      </w:r>
-      <w:proofErr w:type="spellStart"/>
-      <w:r>
-        <w:rPr>
-          <w:rFonts w:ascii="Times New Roman" w:hAnsi="Times New Roman"/>
-          <w:color w:val="000000"/>
-          <w:sz w:val="28"/>
-        </w:rPr>
-        <w:t>Munyaka</w:t>
-      </w:r>
-      <w:proofErr w:type="spellEnd"/>
-      <w:r>
-        <w:rPr>
-          <w:rFonts w:ascii="Times New Roman" w:hAnsi="Times New Roman"/>
-          <w:color w:val="000000"/>
-          <w:sz w:val="28"/>
-        </w:rPr>
-        <w:t xml:space="preserve"> и V. S. S. </w:t>
-      </w:r>
-      <w:proofErr w:type="spellStart"/>
-      <w:r>
-        <w:rPr>
-          <w:rFonts w:ascii="Times New Roman" w:hAnsi="Times New Roman"/>
-          <w:color w:val="000000"/>
-          <w:sz w:val="28"/>
-        </w:rPr>
-        <w:t>Yadavalli</w:t>
-      </w:r>
-      <w:proofErr w:type="spellEnd"/>
-      <w:r>
-        <w:rPr>
-          <w:rFonts w:ascii="Times New Roman" w:hAnsi="Times New Roman"/>
-          <w:color w:val="000000"/>
-          <w:sz w:val="28"/>
-        </w:rPr>
-        <w:t xml:space="preserve"> связывает выбор модели управления запасами с характеристиками спроса [10]. С. П. </w:t>
-      </w:r>
-      <w:proofErr w:type="spellStart"/>
-      <w:r>
-        <w:rPr>
-          <w:rFonts w:ascii="Times New Roman" w:hAnsi="Times New Roman"/>
-          <w:color w:val="000000"/>
-          <w:sz w:val="28"/>
-        </w:rPr>
-        <w:t>Сырыгин</w:t>
-      </w:r>
-      <w:proofErr w:type="spellEnd"/>
-      <w:r>
-        <w:rPr>
-          <w:rFonts w:ascii="Times New Roman" w:hAnsi="Times New Roman"/>
-          <w:color w:val="000000"/>
-          <w:sz w:val="28"/>
-        </w:rPr>
-        <w:t xml:space="preserve"> и Н. А. </w:t>
-      </w:r>
-      <w:proofErr w:type="spellStart"/>
-      <w:r>
-        <w:rPr>
-          <w:rFonts w:ascii="Times New Roman" w:hAnsi="Times New Roman"/>
-          <w:color w:val="000000"/>
-          <w:sz w:val="28"/>
-        </w:rPr>
-        <w:t>Бушмакин</w:t>
-      </w:r>
-      <w:proofErr w:type="spellEnd"/>
-      <w:r>
-        <w:rPr>
-          <w:rFonts w:ascii="Times New Roman" w:hAnsi="Times New Roman"/>
-          <w:color w:val="000000"/>
-          <w:sz w:val="28"/>
-        </w:rPr>
-        <w:t xml:space="preserve"> рассматривают страховой запас, точки заказа и классификацию номенклатуры для производства [11]. В данной практике эти задачи служат контекстом предметной области, а автоматизируется проверка уже имеющихся остатков.</w:t>
-      </w:r>
-    </w:p>
-    <w:p>
-      <w:pPr>
-        <w:spacing w:after="0" w:line="360" w:lineRule="auto"/>
-        <w:ind w:firstLine="709"/>
-        <w:jc w:val="both"/>
-      </w:pPr>
-      <w:r>
-        <w:rPr>
-          <w:rFonts w:ascii="Times New Roman" w:hAnsi="Times New Roman"/>
-          <w:color w:val="000000"/>
-          <w:sz w:val="28"/>
-        </w:rPr>
-        <w:t>Автоматизация должна обеспечить единые правила проверки заявок, расчёт стоимости по сохранённым ценам и согласованное изменение резервов. Эффект автоматизации оценивается по времени обработки контрольных заявок, числу ручных операций и количеству ошибочных резервов.</w:t>
-      </w:r>
-    </w:p>
-    <w:p>
-      <w:pPr>
-        <w:pStyle w:val="3"/>
-        <w:keepNext/>
-        <w:spacing w:before="160" w:after="120" w:line="360" w:lineRule="auto"/>
-        <w:outlineLvl w:val="1"/>
-      </w:pPr>
-      <w:bookmarkStart w:id="12" w:name="_Toc242108180"/>
-      <w:r>
-        <w:rPr>
-          <w:rFonts w:ascii="Times New Roman" w:hAnsi="Times New Roman"/>
-          <w:b/>
-          <w:color w:val="000000"/>
-          <w:sz w:val="28"/>
-        </w:rPr>
-        <w:t>1.3 Анализ существующих решений</w:t>
-      </w:r>
-      <w:bookmarkEnd w:id="12"/>
-    </w:p>
-    <w:p>
-      <w:pPr>
-        <w:pStyle w:val="3"/>
-        <w:keepNext/>
-        <w:spacing w:before="160" w:after="120" w:line="360" w:lineRule="auto"/>
-        <w:outlineLvl w:val="2"/>
-      </w:pPr>
-      <w:bookmarkStart w:id="13" w:name="_Toc242108181"/>
-      <w:r>
-        <w:rPr>
-          <w:rFonts w:ascii="Times New Roman" w:hAnsi="Times New Roman"/>
-          <w:b/>
-          <w:color w:val="000000"/>
-          <w:sz w:val="28"/>
-        </w:rPr>
-        <w:t>1.3.1 Критерии сравнения</w:t>
-      </w:r>
-      <w:bookmarkEnd w:id="13"/>
-    </w:p>
-    <w:p>
-      <w:pPr>
-        <w:spacing w:after="0" w:line="360" w:lineRule="auto"/>
-        <w:ind w:firstLine="709"/>
-        <w:jc w:val="both"/>
-      </w:pPr>
-      <w:r>
-        <w:rPr>
-          <w:rFonts w:ascii="Times New Roman" w:hAnsi="Times New Roman"/>
-          <w:color w:val="000000"/>
-          <w:sz w:val="28"/>
-        </w:rPr>
-        <w:t>Для сравнения выбраны «1С:Управление торговлей», «МойСклад» и Odoo. Рассматриваются ведение заказа, резервирование, контроль доступности и применимость к поставленной задаче. Сравнение основано на официальных описаниях функций; установка продуктов, проверка тарифов и экспериментальное измерение скорости не выполнялись.</w:t>
-      </w:r>
-      <w:proofErr w:type="spellStart"/>
-      <w:proofErr w:type="spellEnd"/>
-      <w:proofErr w:type="spellStart"/>
-      <w:proofErr w:type="spellEnd"/>
-    </w:p>
-    <w:p>
-      <w:pPr>
-        <w:pStyle w:val="3"/>
-        <w:keepNext/>
-        <w:spacing w:before="160" w:after="120" w:line="360" w:lineRule="auto"/>
-        <w:outlineLvl w:val="2"/>
-      </w:pPr>
-      <w:bookmarkStart w:id="14" w:name="_Toc242108182"/>
-      <w:r>
-        <w:rPr>
-          <w:rFonts w:ascii="Times New Roman" w:hAnsi="Times New Roman"/>
-          <w:b/>
-          <w:color w:val="000000"/>
-          <w:sz w:val="28"/>
-        </w:rPr>
-        <w:t>1.3.2 Возможности программных продуктов</w:t>
-      </w:r>
-      <w:bookmarkEnd w:id="14"/>
-    </w:p>
-    <w:p>
-      <w:pPr>
-        <w:spacing w:after="0" w:line="360" w:lineRule="auto"/>
-        <w:ind w:firstLine="709"/>
-        <w:jc w:val="both"/>
-      </w:pPr>
-      <w:r>
-        <w:rPr>
-          <w:rFonts w:ascii="Times New Roman" w:hAnsi="Times New Roman"/>
-          <w:color w:val="000000"/>
-          <w:sz w:val="28"/>
-        </w:rPr>
-        <w:t>В «1</w:t>
-      </w:r>
-      <w:proofErr w:type="gramStart"/>
-      <w:r>
-        <w:rPr>
-          <w:rFonts w:ascii="Times New Roman" w:hAnsi="Times New Roman"/>
-          <w:color w:val="000000"/>
-          <w:sz w:val="28"/>
-        </w:rPr>
-        <w:t>С:Управление</w:t>
-      </w:r>
-      <w:proofErr w:type="gramEnd"/>
-      <w:r>
-        <w:rPr>
-          <w:rFonts w:ascii="Times New Roman" w:hAnsi="Times New Roman"/>
-          <w:color w:val="000000"/>
-          <w:sz w:val="28"/>
-        </w:rPr>
-        <w:t xml:space="preserve"> торговлей» заказ клиента позволяет закреплять товар на складе, контролировать его обеспечение и планировать отгрузку. Предусмотрены изменение назначения и снятие обособленного резерва. Поэтому система служит примером связи заказа с обеспечением товаром и состоянием его исполнения [12].</w:t>
-      </w:r>
-    </w:p>
-    <w:p>
-      <w:pPr>
-        <w:spacing w:after="0" w:line="360" w:lineRule="auto"/>
-        <w:ind w:firstLine="709"/>
-        <w:jc w:val="both"/>
-      </w:pPr>
-      <w:r>
-        <w:rPr>
-          <w:rFonts w:ascii="Times New Roman" w:hAnsi="Times New Roman"/>
-          <w:color w:val="000000"/>
-          <w:sz w:val="28"/>
-        </w:rPr>
-        <w:t>«МойСклад» объединяет продажи, складской учёт и работу с клиентами. Официальное описание включает обработку заказов покупателей, их статусы, резервирование товара и учёт резервов в остатках. Для разрабатываемой системы полезен принцип представления заказа и доступности товара в одном процессе [13].</w:t>
-      </w:r>
-      <w:proofErr w:type="spellStart"/>
-      <w:proofErr w:type="spellEnd"/>
-    </w:p>
-    <w:p>
-      <w:pPr>
-        <w:spacing w:after="0" w:line="360" w:lineRule="auto"/>
-        <w:ind w:firstLine="709"/>
-        <w:jc w:val="both"/>
-      </w:pPr>
-      <w:r>
-        <w:rPr>
-          <w:rFonts w:ascii="Times New Roman" w:hAnsi="Times New Roman"/>
-          <w:color w:val="000000"/>
-          <w:sz w:val="28"/>
-        </w:rPr>
-        <w:lastRenderedPageBreak/>
         <w:t xml:space="preserve">В </w:t>
       </w:r>
       <w:proofErr w:type="spellStart"/>
@@ -8232,11 +8353,9 @@
     <w:p>
       <w:pPr>
         <w:pStyle w:val="3"/>
-        <w:keepNext/>
         <w:spacing w:before="160" w:after="120" w:line="360" w:lineRule="auto"/>
-        <w:outlineLvl w:val="2"/>
-      </w:pPr>
-      <w:bookmarkStart w:id="15" w:name="_Toc242108183"/>
+      </w:pPr>
+      <w:bookmarkStart w:id="12" w:name="_Toc242108183"/>
       <w:r>
         <w:rPr>
           <w:rFonts w:ascii="Times New Roman" w:hAnsi="Times New Roman"/>
@@ -8245,6 +8364,413 @@
           <w:sz w:val="28"/>
         </w:rPr>
         <w:t>1.3.3 Выводы из сравнения</w:t>
+      </w:r>
+      <w:bookmarkEnd w:id="12"/>
+    </w:p>
+    <w:p>
+      <w:pPr>
+        <w:spacing w:after="0" w:line="360" w:lineRule="auto"/>
+        <w:ind w:firstLine="709"/>
+        <w:jc w:val="both"/>
+      </w:pPr>
+      <w:r>
+        <w:rPr>
+          <w:rFonts w:ascii="Times New Roman" w:hAnsi="Times New Roman"/>
+          <w:color w:val="000000"/>
+          <w:sz w:val="28"/>
+        </w:rPr>
+        <w:t>Рассмотренные продукты подтверждают практическую значимость заказа, резерва и доступного остатка как отдельных сущностей. Из анализа не следует, что эти продукты не подходят для реальной оптовой торговли. Собственная разработка позволяет реализовать правила обработки заказа и резервирования с использованием Python и Java и показать устройство решения.</w:t>
+      </w:r>
+    </w:p>
+    <w:p>
+      <w:pPr>
+        <w:spacing w:after="0" w:line="360" w:lineRule="auto"/>
+        <w:ind w:firstLine="709"/>
+        <w:jc w:val="both"/>
+      </w:pPr>
+      <w:r>
+        <w:rPr>
+          <w:rFonts w:ascii="Times New Roman" w:hAnsi="Times New Roman"/>
+          <w:color w:val="000000"/>
+          <w:sz w:val="28"/>
+        </w:rPr>
+        <w:t>В разрабатываемой системе действует единое правило: резерв создаётся после подтверждения покупателем только при полном наличии всех позиций. Возможность частичного резервирования в аналогах в рамках данного сравнения не проверялась; её отсутствие является принятым ограничением задачи.</w:t>
+      </w:r>
+    </w:p>
+    <w:p>
+      <w:pPr>
+        <w:pStyle w:val="2"/>
+        <w:spacing w:before="160" w:after="120" w:line="360" w:lineRule="auto"/>
+      </w:pPr>
+      <w:bookmarkStart w:id="13" w:name="_Toc242108179"/>
+      <w:r>
+        <w:rPr>
+          <w:rFonts w:ascii="Times New Roman" w:hAnsi="Times New Roman"/>
+          <w:b/>
+          <w:color w:val="000000"/>
+          <w:sz w:val="28"/>
+        </w:rPr>
+        <w:lastRenderedPageBreak/>
+        <w:t>2 Описание основного бизнес-процесса</w:t>
+      </w:r>
+      <w:bookmarkEnd w:id="13"/>
+    </w:p>
+    <w:p>
+      <w:pPr>
+        <w:pStyle w:val="3"/>
+        <w:spacing w:before="160" w:after="120" w:line="360" w:lineRule="auto"/>
+      </w:pPr>
+      <w:r>
+        <w:rPr>
+          <w:rFonts w:ascii="Times New Roman" w:hAnsi="Times New Roman"/>
+          <w:b/>
+          <w:color w:val="000000"/>
+          <w:sz w:val="28"/>
+        </w:rPr>
+        <w:t>2.1 Границы процесса и участники</w:t>
+      </w:r>
+    </w:p>
+    <w:p>
+      <w:pPr>
+        <w:spacing w:after="0" w:line="360" w:lineRule="auto"/>
+        <w:ind w:firstLine="709"/>
+        <w:jc w:val="both"/>
+      </w:pPr>
+      <w:r>
+        <w:rPr>
+          <w:rFonts w:ascii="Times New Roman" w:hAnsi="Times New Roman"/>
+          <w:color w:val="000000"/>
+          <w:sz w:val="28"/>
+        </w:rPr>
+        <w:t>Выбранный процесс — обработка оптовой заявки и резервирование офисной мебели на складе. Ответственный исполнитель — менеджер по продажам. Начало процесса — получение заявки покупателя с перечнем артикулов и количеством. Конец — зарегистрированный заказ с резервом либо мотивированный отказ в резервировании.</w:t>
+      </w:r>
+    </w:p>
+    <w:p>
+      <w:pPr>
+        <w:spacing w:after="0" w:line="360" w:lineRule="auto"/>
+        <w:ind w:firstLine="709"/>
+        <w:jc w:val="both"/>
+      </w:pPr>
+      <w:r>
+        <w:rPr>
+          <w:rFonts w:ascii="Times New Roman" w:hAnsi="Times New Roman"/>
+          <w:color w:val="000000"/>
+          <w:sz w:val="28"/>
+        </w:rPr>
+        <w:t>Покупатель передаёт заявку и подтверждает согласованные условия. Менеджер регистрирует заявку, проверяет её и сообщает результат. Кладовщик предоставляет актуальные сведения об остатках и получает подтверждённый заказ для последующей комплектации. Руководитель продаж утверждает прайс-лист и правила работы с заказами вне данного процесса.</w:t>
+      </w:r>
+    </w:p>
+    <w:p>
+      <w:pPr>
+        <w:pStyle w:val="3"/>
+        <w:spacing w:before="160" w:after="120" w:line="360" w:lineRule="auto"/>
+      </w:pPr>
+      <w:r>
+        <w:rPr>
+          <w:rFonts w:ascii="Times New Roman" w:hAnsi="Times New Roman"/>
+          <w:b/>
+          <w:color w:val="000000"/>
+          <w:sz w:val="28"/>
+        </w:rPr>
+        <w:t>2.2 Входные данные и правила обработки</w:t>
+      </w:r>
+    </w:p>
+    <w:p>
+      <w:pPr>
+        <w:spacing w:after="0" w:line="360" w:lineRule="auto"/>
+        <w:ind w:firstLine="709"/>
+        <w:jc w:val="both"/>
+      </w:pPr>
+      <w:r>
+        <w:rPr>
+          <w:rFonts w:ascii="Times New Roman" w:hAnsi="Times New Roman"/>
+          <w:color w:val="000000"/>
+          <w:sz w:val="28"/>
+        </w:rPr>
+        <w:t>Вход: идентификатор покупателя, строки заявки, желаемая дата получения. Дополнительные данные: каталог товаров, действующие цены, физические остатки и активные резервы. Закупка мебели, приёмка поставок, оплата, комплектация, доставка и бухгалтерский учёт находятся за границами выбранного процесса.</w:t>
+      </w:r>
+    </w:p>
+    <w:p>
+      <w:pPr>
+        <w:pStyle w:val="3"/>
+        <w:spacing w:before="160" w:after="120" w:line="360" w:lineRule="auto"/>
+      </w:pPr>
+      <w:r>
+        <w:rPr>
+          <w:rFonts w:ascii="Times New Roman" w:hAnsi="Times New Roman"/>
+          <w:b/>
+          <w:color w:val="000000"/>
+          <w:sz w:val="28"/>
+        </w:rPr>
+        <w:t>2.3 Последовательность выполнения</w:t>
+      </w:r>
+    </w:p>
+    <w:p>
+      <w:pPr>
+        <w:spacing w:after="0" w:line="360" w:lineRule="auto"/>
+        <w:ind w:firstLine="709"/>
+        <w:jc w:val="both"/>
+      </w:pPr>
+      <w:r>
+        <w:rPr>
+          <w:rFonts w:ascii="Times New Roman" w:hAnsi="Times New Roman"/>
+          <w:color w:val="000000"/>
+          <w:sz w:val="28"/>
+        </w:rPr>
+        <w:t>Процесс обработки заявки включает следующие действия:</w:t>
+      </w:r>
+    </w:p>
+    <w:p>
+      <w:pPr>
+        <w:pStyle w:val="a3"/>
+        <w:numPr>
+          <w:ilvl w:val="0"/>
+          <w:numId w:val="6"/>
+        </w:numPr>
+        <w:spacing w:after="0" w:line="360" w:lineRule="auto"/>
+        <w:ind w:left="0" w:firstLine="709"/>
+        <w:jc w:val="both"/>
+      </w:pPr>
+      <w:r>
+        <w:rPr>
+          <w:rFonts w:ascii="Times New Roman" w:hAnsi="Times New Roman"/>
+          <w:color w:val="000000"/>
+          <w:sz w:val="28"/>
+        </w:rPr>
+        <w:t>Менеджер получает заявку, присваивает ей номер и регистрирует покупателя и дату поступления.</w:t>
+      </w:r>
+    </w:p>
+    <w:p>
+      <w:pPr>
+        <w:pStyle w:val="a3"/>
+        <w:numPr>
+          <w:ilvl w:val="0"/>
+          <w:numId w:val="6"/>
+        </w:numPr>
+        <w:spacing w:after="0" w:line="360" w:lineRule="auto"/>
+        <w:ind w:left="0" w:firstLine="709"/>
+        <w:jc w:val="both"/>
+      </w:pPr>
+      <w:r>
+        <w:rPr>
+          <w:rFonts w:ascii="Times New Roman" w:hAnsi="Times New Roman"/>
+          <w:color w:val="000000"/>
+          <w:sz w:val="28"/>
+        </w:rPr>
+        <w:t>Проверяет наличие обязательных сведений, существование артикулов и положительное целое количество. Повторяющиеся артикулы объединяет с суммированием количества.</w:t>
+      </w:r>
+    </w:p>
+    <w:p>
+      <w:pPr>
+        <w:pStyle w:val="a3"/>
+        <w:numPr>
+          <w:ilvl w:val="0"/>
+          <w:numId w:val="6"/>
+        </w:numPr>
+        <w:spacing w:after="0" w:line="360" w:lineRule="auto"/>
+        <w:ind w:left="0" w:firstLine="709"/>
+        <w:jc w:val="both"/>
+      </w:pPr>
+      <w:r>
+        <w:rPr>
+          <w:rFonts w:ascii="Times New Roman" w:hAnsi="Times New Roman"/>
+          <w:color w:val="000000"/>
+          <w:sz w:val="28"/>
+        </w:rPr>
+        <w:t>По каждой позиции определяет доступное количество с учётом действующих резервов. При недостатке хотя бы одной позиции формирует перечень дефицита.</w:t>
+      </w:r>
+    </w:p>
+    <w:p>
+      <w:pPr>
+        <w:pStyle w:val="a3"/>
+        <w:numPr>
+          <w:ilvl w:val="0"/>
+          <w:numId w:val="6"/>
+        </w:numPr>
+        <w:spacing w:after="0" w:line="360" w:lineRule="auto"/>
+        <w:ind w:left="0" w:firstLine="709"/>
+        <w:jc w:val="both"/>
+      </w:pPr>
+      <w:r>
+        <w:rPr>
+          <w:rFonts w:ascii="Times New Roman" w:hAnsi="Times New Roman"/>
+          <w:color w:val="000000"/>
+          <w:sz w:val="28"/>
+        </w:rPr>
+        <w:lastRenderedPageBreak/>
+        <w:t>При полном наличии рассчитывает стоимость строк и итоговую сумму по прайс-листу, направляет условия покупателю и получает подтверждение.</w:t>
+      </w:r>
+    </w:p>
+    <w:p>
+      <w:pPr>
+        <w:pStyle w:val="a3"/>
+        <w:numPr>
+          <w:ilvl w:val="0"/>
+          <w:numId w:val="6"/>
+        </w:numPr>
+        <w:spacing w:after="0" w:line="360" w:lineRule="auto"/>
+        <w:ind w:left="0" w:firstLine="709"/>
+        <w:jc w:val="both"/>
+      </w:pPr>
+      <w:r>
+        <w:rPr>
+          <w:rFonts w:ascii="Times New Roman" w:hAnsi="Times New Roman"/>
+          <w:color w:val="000000"/>
+          <w:sz w:val="28"/>
+        </w:rPr>
+        <w:t>Перед созданием резерва повторно проверяет наличие и актуальность согласованной стоимости. Изменившиеся условия возвращает на согласование.</w:t>
+      </w:r>
+    </w:p>
+    <w:p>
+      <w:pPr>
+        <w:pStyle w:val="a3"/>
+        <w:numPr>
+          <w:ilvl w:val="0"/>
+          <w:numId w:val="6"/>
+        </w:numPr>
+        <w:spacing w:after="0" w:line="360" w:lineRule="auto"/>
+        <w:ind w:left="0" w:firstLine="709"/>
+        <w:jc w:val="both"/>
+      </w:pPr>
+      <w:r>
+        <w:rPr>
+          <w:rFonts w:ascii="Times New Roman" w:hAnsi="Times New Roman"/>
+          <w:color w:val="000000"/>
+          <w:sz w:val="28"/>
+        </w:rPr>
+        <w:t>При успешной проверке регистрирует заказ и резервирует все его позиции. Передаёт покупателю подтверждение, а кладовщику — сведения для последующей комплектации.</w:t>
+      </w:r>
+    </w:p>
+    <w:p>
+      <w:pPr>
+        <w:pStyle w:val="3"/>
+        <w:spacing w:before="160" w:after="120" w:line="360" w:lineRule="auto"/>
+      </w:pPr>
+      <w:r>
+        <w:rPr>
+          <w:rFonts w:ascii="Times New Roman" w:hAnsi="Times New Roman"/>
+          <w:b/>
+          <w:color w:val="000000"/>
+          <w:sz w:val="28"/>
+        </w:rPr>
+        <w:t>2.4 Выходные данные и узкие места</w:t>
+      </w:r>
+    </w:p>
+    <w:p>
+      <w:pPr>
+        <w:spacing w:after="0" w:line="360" w:lineRule="auto"/>
+        <w:ind w:firstLine="709"/>
+        <w:jc w:val="both"/>
+      </w:pPr>
+      <w:r>
+        <w:rPr>
+          <w:rFonts w:ascii="Times New Roman" w:hAnsi="Times New Roman"/>
+          <w:color w:val="000000"/>
+          <w:sz w:val="28"/>
+        </w:rPr>
+        <w:t>Успешный результат содержит номер заказа, покупателя, состав, количество, согласованные цены, итоговую сумму и подтверждение резерва. При некорректной заявке менеджер возвращает её покупателю на исправление. При дефиците сообщает недостающие позиции; при отказе покупателя завершает заявку без резерва.</w:t>
+      </w:r>
+    </w:p>
+    <w:p>
+      <w:pPr>
+        <w:spacing w:after="0" w:line="360" w:lineRule="auto"/>
+        <w:ind w:firstLine="709"/>
+        <w:jc w:val="both"/>
+      </w:pPr>
+      <w:r>
+        <w:rPr>
+          <w:rFonts w:ascii="Times New Roman" w:hAnsi="Times New Roman"/>
+          <w:color w:val="000000"/>
+          <w:sz w:val="28"/>
+        </w:rPr>
+        <w:t>В начальном объёме резервирование выполняется только целиком: если любой позиции недостаточно, ни одна строка не резервируется. Частичные поставки, подбор аналогов, скидки и автоматическое пополнение запасов не включаются. Это ограничения разрабатываемой системы.</w:t>
+      </w:r>
+    </w:p>
+    <w:p>
+      <w:pPr>
+        <w:spacing w:after="0" w:line="360" w:lineRule="auto"/>
+        <w:ind w:firstLine="709"/>
+        <w:jc w:val="both"/>
+      </w:pPr>
+      <w:r>
+        <w:rPr>
+          <w:rFonts w:ascii="Times New Roman" w:hAnsi="Times New Roman"/>
+          <w:color w:val="000000"/>
+          <w:sz w:val="28"/>
+        </w:rPr>
+        <w:t>После резервирования физический остаток не уменьшается: изменяется только резерв. Списание при отгрузке относится к следующему процессу. Снятие резерва при отмене заказа предусматривается как вспомогательная операция с сохранением причины отмены.</w:t>
+      </w:r>
+    </w:p>
+    <w:p>
+      <w:pPr>
+        <w:spacing w:after="0" w:line="360" w:lineRule="auto"/>
+        <w:ind w:firstLine="709"/>
+        <w:jc w:val="both"/>
+      </w:pPr>
+      <w:r>
+        <w:rPr>
+          <w:rFonts w:ascii="Times New Roman" w:hAnsi="Times New Roman"/>
+          <w:color w:val="000000"/>
+          <w:sz w:val="28"/>
+        </w:rPr>
+        <w:t>Ручное сопоставление артикулов замедляет обработку; поиск по каталогу и проверка формата должны сократить эту работу. Отдельные таблицы остатков и заказов допускают противоречия; общая модель данных должна связывать каждый резерв с конкретной строкой заказа.</w:t>
+      </w:r>
+    </w:p>
+    <w:p>
+      <w:pPr>
+        <w:spacing w:after="0" w:line="360" w:lineRule="auto"/>
+        <w:ind w:firstLine="709"/>
+        <w:jc w:val="both"/>
+      </w:pPr>
+      <w:r>
+        <w:rPr>
+          <w:rFonts w:ascii="Times New Roman" w:hAnsi="Times New Roman"/>
+          <w:color w:val="000000"/>
+          <w:sz w:val="28"/>
+        </w:rPr>
+        <w:t xml:space="preserve">Одновременные заявки на один товар создают риск превышения доступного остатка. Повторная обработка подтверждённой заявки не должна </w:t>
+      </w:r>
+      <w:r>
+        <w:rPr>
+          <w:rFonts w:ascii="Times New Roman" w:hAnsi="Times New Roman"/>
+          <w:color w:val="000000"/>
+          <w:sz w:val="28"/>
+        </w:rPr>
+        <w:lastRenderedPageBreak/>
+        <w:t>создавать второй резерв. При работе с СУБД проверка наличия и регистрация резерва выполняются атомарно.</w:t>
+      </w:r>
+    </w:p>
+    <w:p>
+      <w:pPr>
+        <w:pStyle w:val="3"/>
+        <w:spacing w:before="160" w:after="120" w:line="360" w:lineRule="auto"/>
+      </w:pPr>
+      <w:bookmarkStart w:id="14" w:name="_Toc242108188"/>
+      <w:r>
+        <w:rPr>
+          <w:rFonts w:ascii="Times New Roman" w:hAnsi="Times New Roman"/>
+          <w:b/>
+          <w:color w:val="000000"/>
+          <w:sz w:val="28"/>
+        </w:rPr>
+        <w:t>2.5 Требования к автоматизации</w:t>
+      </w:r>
+      <w:bookmarkEnd w:id="14"/>
+    </w:p>
+    <w:p>
+      <w:pPr>
+        <w:pStyle w:val="3"/>
+        <w:spacing w:before="160" w:after="120" w:line="360" w:lineRule="auto"/>
+      </w:pPr>
+      <w:bookmarkStart w:id="15" w:name="_Toc242108189"/>
+      <w:r>
+        <w:rPr>
+          <w:rFonts w:ascii="Times New Roman" w:hAnsi="Times New Roman"/>
+          <w:b/>
+          <w:color w:val="000000"/>
+          <w:sz w:val="28"/>
+        </w:rPr>
+        <w:t>2.5.1 Цель автоматизации и границы решения</w:t>
       </w:r>
       <w:bookmarkEnd w:id="15"/>
     </w:p>
@@ -8260,8 +8786,25 @@
           <w:color w:val="000000"/>
           <w:sz w:val="28"/>
         </w:rPr>
-        <w:t>Рассмотренные продукты подтверждают практическую значимость заказа, резерва и доступного остатка как отдельных сущностей. Из анализа не следует, что эти продукты не подходят для реальной оптовой торговли. Собственная разработка позволяет реализовать правила обработки заказа и резервирования с использованием Python и Java и показать устройство решения.</w:t>
-      </w:r>
+        <w:t>Требуется разработать с использованием Python и Java систему обработки оптовой заявки и резервирования офисной мебели на одном складе. На вход поступают идентификатор заявки и покупателя, артикулы и целые положительные количества. Каталог, цены, физические остатки и действующие резервы являются исходными данными. На выходе формируется подтверждённый заказ с резервом либо мотивированный отказ. Оплата, закупка, доставка, бухгалтерский учёт, оптимизация размещения мебели и прогнозирование спроса находятся за границами автоматизации.</w:t>
+      </w:r>
+    </w:p>
+    <w:p>
+      <w:pPr>
+        <w:pStyle w:val="3"/>
+        <w:spacing w:before="160" w:after="120" w:line="360" w:lineRule="auto"/>
+      </w:pPr>
+      <w:bookmarkStart w:id="16" w:name="_Toc242108190"/>
+      <w:r>
+        <w:rPr>
+          <w:rFonts w:ascii="Times New Roman" w:hAnsi="Times New Roman"/>
+          <w:b/>
+          <w:color w:val="000000"/>
+          <w:sz w:val="28"/>
+        </w:rPr>
+        <w:t>2.5.2 Функциональные требования</w:t>
+      </w:r>
+      <w:bookmarkEnd w:id="16"/>
     </w:p>
     <w:p>
       <w:pPr>
@@ -8275,46 +8818,8 @@
           <w:color w:val="000000"/>
           <w:sz w:val="28"/>
         </w:rPr>
-        <w:t>В разрабатываемой системе действует единое правило: резерв создаётся после подтверждения покупателем только при полном наличии всех позиций. Возможность частичного резервирования в аналогах в рамках данного сравнения не проверялась; её отсутствие является принятым ограничением задачи.</w:t>
-      </w:r>
-    </w:p>
-    <w:p>
-      <w:pPr>
-        <w:pStyle w:val="2"/>
-        <w:keepNext/>
-        <w:spacing w:before="160" w:after="120" w:line="360" w:lineRule="auto"/>
-        <w:outlineLvl w:val="2"/>
-      </w:pPr>
-      <w:bookmarkStart w:id="11" w:name="_Toc242108179"/>
-      <w:r>
-        <w:rPr>
-          <w:rFonts w:ascii="Times New Roman" w:hAnsi="Times New Roman"/>
-          <w:b/>
-          <w:color w:val="000000"/>
-          <w:sz w:val="28"/>
-        </w:rPr>
-        <w:t>2 Описание основного бизнес-процесса</w:t>
-      </w:r>
-      <w:bookmarkEnd w:id="11"/>
-    </w:p>
-    <w:p>
-      <w:pPr>
-        <w:pStyle w:val="3"/>
-        <w:keepNext/>
-        <w:spacing w:before="160" w:after="120" w:line="360" w:lineRule="auto"/>
-        <w:outlineLvl w:val="1"/>
-      </w:pPr>
-      <w:bookmarkStart w:id="8" w:name="_Toc242108176"/>
-      <w:r>
-        <w:rPr>
-          <w:rFonts w:ascii="Times New Roman" w:hAnsi="Times New Roman"/>
-          <w:b/>
-          <w:color w:val="000000"/>
-          <w:sz w:val="28"/>
-        </w:rPr>
-        <w:t>2.1 Границы процесса и участники</w:t>
-      </w:r>
-      <w:bookmarkEnd w:id="8"/>
+        <w:t>ФТ-01. Проверять обязательные поля заявки, существование артикула и допустимость количества; ошибочная заявка не должна изменять резервы.</w:t>
+      </w:r>
     </w:p>
     <w:p>
       <w:pPr>
@@ -8328,7 +8833,7 @@
           <w:color w:val="000000"/>
           <w:sz w:val="28"/>
         </w:rPr>
-        <w:t>Выбранный процесс — обработка оптовой заявки и резервирование офисной мебели на складе. Ответственный исполнитель — менеджер по продажам. Начало процесса — получение заявки покупателя с перечнем артикулов и количеством. Конец — зарегистрированный заказ с резервом либо мотивированный отказ в резервировании.</w:t>
+        <w:t>ФТ-02. Объединять повторяющиеся артикулы и проверять суммарное количество каждой позиции.</w:t>
       </w:r>
     </w:p>
     <w:p>
@@ -8343,27 +8848,8 @@
           <w:color w:val="000000"/>
           <w:sz w:val="28"/>
         </w:rPr>
-        <w:t>Покупатель передаёт заявку и подтверждает согласованные условия. Менеджер регистрирует заявку, проверяет её и сообщает результат. Кладовщик предоставляет актуальные сведения об остатках и получает подтверждённый заказ для последующей комплектации. Руководитель продаж утверждает прайс-лист и правила работы с заказами вне данного процесса.</w:t>
-      </w:r>
-    </w:p>
-    <w:p>
-      <w:pPr>
-        <w:pStyle w:val="3"/>
-        <w:keepNext/>
-        <w:spacing w:before="160" w:after="120" w:line="360" w:lineRule="auto"/>
-        <w:outlineLvl w:val="1"/>
-      </w:pPr>
-      <w:bookmarkStart w:id="8" w:name="_Toc242108176"/>
-      <w:r>
-        <w:rPr>
-          <w:rFonts w:ascii="Times New Roman" w:hAnsi="Times New Roman"/>
-          <w:b/>
-          <w:color w:val="000000"/>
-          <w:sz w:val="28"/>
-        </w:rPr>
-        <w:t>2.2 Входные данные и правила обработки</w:t>
-      </w:r>
-      <w:bookmarkEnd w:id="8"/>
+        <w:t>ФТ-03. Рассчитывать доступное количество как физический остаток за вычетом активных резервов; при недостатке формировать перечень дефицита.</w:t>
+      </w:r>
     </w:p>
     <w:p>
       <w:pPr>
@@ -8377,27 +8863,8 @@
           <w:color w:val="000000"/>
           <w:sz w:val="28"/>
         </w:rPr>
-        <w:t>Вход: идентификатор покупателя, строки заявки, желаемая дата получения. Дополнительные данные: каталог товаров, действующие цены, физические остатки и активные резервы. Закупка мебели, приёмка поставок, оплата, комплектация, доставка и бухгалтерский учёт находятся за границами выбранного процесса.</w:t>
-      </w:r>
-    </w:p>
-    <w:p>
-      <w:pPr>
-        <w:pStyle w:val="3"/>
-        <w:keepNext/>
-        <w:spacing w:before="160" w:after="120" w:line="360" w:lineRule="auto"/>
-        <w:outlineLvl w:val="1"/>
-      </w:pPr>
-      <w:bookmarkStart w:id="8" w:name="_Toc242108176"/>
-      <w:r>
-        <w:rPr>
-          <w:rFonts w:ascii="Times New Roman" w:hAnsi="Times New Roman"/>
-          <w:b/>
-          <w:color w:val="000000"/>
-          <w:sz w:val="28"/>
-        </w:rPr>
-        <w:t>2.3 Последовательность выполнения</w:t>
-      </w:r>
-      <w:bookmarkEnd w:id="8"/>
+        <w:t>ФТ-04. Рассчитывать стоимость строк и сумму заказа по согласованным ценам в рублях; при изменении цены возвращать условия на согласование.</w:t>
+      </w:r>
     </w:p>
     <w:p>
       <w:pPr>
@@ -8411,117 +8878,8 @@
           <w:color w:val="000000"/>
           <w:sz w:val="28"/>
         </w:rPr>
-        <w:t>Процесс обработки заявки включает следующие действия:</w:t>
-      </w:r>
-    </w:p>
-    <w:p>
-      <w:pPr>
-        <w:spacing w:after="0" w:line="360" w:lineRule="auto"/>
-        <w:ind w:left="0" w:firstLine="709"/>
-        <w:jc w:val="both"/>
-      </w:pPr>
-      <w:r>
-        <w:rPr>
-          <w:rFonts w:ascii="Times New Roman" w:hAnsi="Times New Roman"/>
-          <w:color w:val="000000"/>
-          <w:sz w:val="28"/>
-        </w:rPr>
-        <w:t>1. Менеджер получает заявку, присваивает ей номер и регистрирует покупателя и дату поступления.</w:t>
-      </w:r>
-    </w:p>
-    <w:p>
-      <w:pPr>
-        <w:spacing w:after="0" w:line="360" w:lineRule="auto"/>
-        <w:ind w:left="0" w:firstLine="709"/>
-        <w:jc w:val="both"/>
-      </w:pPr>
-      <w:r>
-        <w:rPr>
-          <w:rFonts w:ascii="Times New Roman" w:hAnsi="Times New Roman"/>
-          <w:color w:val="000000"/>
-          <w:sz w:val="28"/>
-        </w:rPr>
-        <w:t>2. Проверяет наличие обязательных сведений, существование артикулов и положительное целое количество. Повторяющиеся артикулы объединяет с суммированием количества.</w:t>
-      </w:r>
-    </w:p>
-    <w:p>
-      <w:pPr>
-        <w:spacing w:after="0" w:line="360" w:lineRule="auto"/>
-        <w:ind w:left="0" w:firstLine="709"/>
-        <w:jc w:val="both"/>
-      </w:pPr>
-      <w:r>
-        <w:rPr>
-          <w:rFonts w:ascii="Times New Roman" w:hAnsi="Times New Roman"/>
-          <w:color w:val="000000"/>
-          <w:sz w:val="28"/>
-        </w:rPr>
-        <w:t>3. По каждой позиции определяет доступное количество с учётом действующих резервов. При недостатке хотя бы одной позиции формирует перечень дефицита.</w:t>
-      </w:r>
-    </w:p>
-    <w:p>
-      <w:pPr>
-        <w:spacing w:after="0" w:line="360" w:lineRule="auto"/>
-        <w:ind w:left="0" w:firstLine="709"/>
-        <w:jc w:val="both"/>
-      </w:pPr>
-      <w:r>
-        <w:rPr>
-          <w:rFonts w:ascii="Times New Roman" w:hAnsi="Times New Roman"/>
-          <w:color w:val="000000"/>
-          <w:sz w:val="28"/>
-        </w:rPr>
-        <w:t>4. При полном наличии рассчитывает стоимость строк и итоговую сумму по прайс-листу, направляет условия покупателю и получает подтверждение.</w:t>
-      </w:r>
-    </w:p>
-    <w:p>
-      <w:pPr>
-        <w:spacing w:after="0" w:line="360" w:lineRule="auto"/>
-        <w:ind w:left="0" w:firstLine="709"/>
-        <w:jc w:val="both"/>
-      </w:pPr>
-      <w:r>
-        <w:rPr>
-          <w:rFonts w:ascii="Times New Roman" w:hAnsi="Times New Roman"/>
-          <w:color w:val="000000"/>
-          <w:sz w:val="28"/>
-        </w:rPr>
-        <w:t>5. Перед созданием резерва повторно проверяет наличие и актуальность согласованной стоимости. Изменившиеся условия возвращает на согласование.</w:t>
-      </w:r>
-    </w:p>
-    <w:p>
-      <w:pPr>
-        <w:spacing w:after="0" w:line="360" w:lineRule="auto"/>
-        <w:ind w:left="0" w:firstLine="709"/>
-        <w:jc w:val="both"/>
-      </w:pPr>
-      <w:r>
-        <w:rPr>
-          <w:rFonts w:ascii="Times New Roman" w:hAnsi="Times New Roman"/>
-          <w:color w:val="000000"/>
-          <w:sz w:val="28"/>
-        </w:rPr>
-        <w:t>6. При успешной проверке регистрирует заказ и резервирует все его позиции. Передаёт покупателю подтверждение, а кладовщику — сведения для последующей комплектации.</w:t>
-      </w:r>
-    </w:p>
-    <w:p>
-      <w:pPr>
-        <w:pStyle w:val="3"/>
-        <w:keepNext/>
-        <w:spacing w:before="160" w:after="120" w:line="360" w:lineRule="auto"/>
-        <w:outlineLvl w:val="1"/>
-      </w:pPr>
-      <w:bookmarkStart w:id="8" w:name="_Toc242108176"/>
-      <w:r>
-        <w:rPr>
-          <w:rFonts w:ascii="Times New Roman" w:hAnsi="Times New Roman"/>
-          <w:b/>
-          <w:color w:val="000000"/>
-          <w:sz w:val="28"/>
-        </w:rPr>
-        <w:t>2.4 Выходные данные и узкие места</w:t>
-      </w:r>
-      <w:bookmarkEnd w:id="8"/>
+        <w:t>ФТ-05. После подтверждения покупателем повторно проверять наличие и резервировать заказ целиком. При дефиците любой позиции все резервы остаются неизменными.</w:t>
+      </w:r>
     </w:p>
     <w:p>
       <w:pPr>
@@ -8535,7 +8893,7 @@
           <w:color w:val="000000"/>
           <w:sz w:val="28"/>
         </w:rPr>
-        <w:t>Успешный результат содержит номер заказа, покупателя, состав, количество, согласованные цены, итоговую сумму и подтверждение резерва. При некорректной заявке менеджер возвращает её покупателю на исправление. При дефиците сообщает недостающие позиции; при отказе покупателя завершает заявку без резерва.</w:t>
+        <w:t>ФТ-06. Сохранять связь резерва с заказом; повторная обработка того же подтверждённого заказа не создаёт новый резерв.</w:t>
       </w:r>
     </w:p>
     <w:p>
@@ -8550,7 +8908,7 @@
           <w:color w:val="000000"/>
           <w:sz w:val="28"/>
         </w:rPr>
-        <w:t>В начальном объёме резервирование выполняется только целиком: если любой позиции недостаточно, ни одна строка не резервируется. Частичные поставки, подбор аналогов, скидки и автоматическое пополнение запасов не включаются. Это ограничения разрабатываемой системы.</w:t>
+        <w:t>ФТ-07. Снимать резерв при отмене заказа с сохранением причины. Создание и снятие резерва не меняют физический остаток.</w:t>
       </w:r>
     </w:p>
     <w:p>
@@ -8565,17 +8923,26 @@
           <w:color w:val="000000"/>
           <w:sz w:val="28"/>
         </w:rPr>
-        <w:t xml:space="preserve">После резервирования физический остаток не уменьшается: изменяется только резерв. Списание при отгрузке относится к следующему процессу. </w:t>
-      </w:r>
-      <w:r>
-        <w:rPr>
-          <w:rFonts w:ascii="Times New Roman" w:hAnsi="Times New Roman"/>
-          <w:color w:val="000000"/>
-          <w:sz w:val="28"/>
-        </w:rPr>
         <w:lastRenderedPageBreak/>
-        <w:t>Снятие резерва при отмене заказа предусматривается как вспомогательная операция с сохранением причины отмены.</w:t>
-      </w:r>
+        <w:t>ФТ-08. Возвращать номер заказа, результат обработки, суммы и причины отказа.</w:t>
+      </w:r>
+    </w:p>
+    <w:p>
+      <w:pPr>
+        <w:pStyle w:val="3"/>
+        <w:spacing w:before="160" w:after="120" w:line="360" w:lineRule="auto"/>
+      </w:pPr>
+      <w:bookmarkStart w:id="17" w:name="_Toc242108191"/>
+      <w:r>
+        <w:rPr>
+          <w:rFonts w:ascii="Times New Roman" w:hAnsi="Times New Roman"/>
+          <w:b/>
+          <w:color w:val="000000"/>
+          <w:sz w:val="28"/>
+        </w:rPr>
+        <w:t>2.5.3 Нефункциональные требования и критерии проверки</w:t>
+      </w:r>
+      <w:bookmarkEnd w:id="17"/>
     </w:p>
     <w:p>
       <w:pPr>
@@ -8589,7 +8956,7 @@
           <w:color w:val="000000"/>
           <w:sz w:val="28"/>
         </w:rPr>
-        <w:t>Ручное сопоставление артикулов замедляет обработку; поиск по каталогу и проверка формата должны сократить эту работу. Отдельные таблицы остатков и заказов допускают противоречия; общая модель данных должна связывать каждый резерв с конкретной строкой заказа.</w:t>
+        <w:t>НФТ-01. Корректность: система должна рассчитывать количества и суммы и определять причины отказа в соответствии с установленными бизнес-правилами. Проверка выполняется набором общих сценариев.</w:t>
       </w:r>
     </w:p>
     <w:p>
@@ -8604,17 +8971,108 @@
           <w:color w:val="000000"/>
           <w:sz w:val="28"/>
         </w:rPr>
-        <w:t>Одновременные заявки на один товар создают риск превышения доступного остатка. Повторная обработка подтверждённой заявки не должна создавать второй резерв. При работе с СУБД проверка наличия и регистрация резерва выполняются атомарно.</w:t>
+        <w:t>НФТ-02. Точность: денежные значения вычисляются десятичной арифметикой с результатом до копеек; количества хранятся целыми числами. Правило округления фиксируется для всей системы.</w:t>
       </w:r>
     </w:p>
     <w:p>
       <w:pPr>
+        <w:spacing w:after="0" w:line="360" w:lineRule="auto"/>
+        <w:ind w:firstLine="709"/>
+        <w:jc w:val="both"/>
+      </w:pPr>
+      <w:r>
+        <w:rPr>
+          <w:rFonts w:ascii="Times New Roman" w:hAnsi="Times New Roman"/>
+          <w:color w:val="000000"/>
+          <w:sz w:val="28"/>
+        </w:rPr>
+        <w:t>НФТ-03. Целостность: после любой успешной или отклонённой операции резерв не превышает физический остаток, а доступное количество не становится отрицательным. В версии с СУБД критерий проверяется также двумя конкурирующими заявками.</w:t>
+      </w:r>
+    </w:p>
+    <w:p>
+      <w:pPr>
+        <w:spacing w:after="0" w:line="360" w:lineRule="auto"/>
+        <w:ind w:firstLine="709"/>
+        <w:jc w:val="both"/>
+      </w:pPr>
+      <w:r>
+        <w:rPr>
+          <w:rFonts w:ascii="Times New Roman" w:hAnsi="Times New Roman"/>
+          <w:color w:val="000000"/>
+          <w:sz w:val="28"/>
+        </w:rPr>
+        <w:t>НФТ-04. Воспроизводимость: для программных компонентов указываются версии средств, порядок запуска и набор входных данных. В контрольных наборах используются вымышленные сведения о покупателях.</w:t>
+      </w:r>
+    </w:p>
+    <w:p>
+      <w:pPr>
+        <w:spacing w:after="0" w:line="360" w:lineRule="auto"/>
+        <w:ind w:firstLine="709"/>
+        <w:jc w:val="both"/>
+      </w:pPr>
+      <w:r>
+        <w:rPr>
+          <w:rFonts w:ascii="Times New Roman" w:hAnsi="Times New Roman"/>
+          <w:color w:val="000000"/>
+          <w:sz w:val="28"/>
+        </w:rPr>
+        <w:t>НФТ-05. Сопровождаемость: ввод и вывод отделяются от обработки заявки; программная логика организуется в виде отдельных модулей, функций и классов.</w:t>
+      </w:r>
+    </w:p>
+    <w:p>
+      <w:pPr>
+        <w:spacing w:after="0" w:line="360" w:lineRule="auto"/>
+        <w:ind w:firstLine="709"/>
+        <w:jc w:val="both"/>
+      </w:pPr>
+      <w:r>
+        <w:rPr>
+          <w:rFonts w:ascii="Times New Roman" w:hAnsi="Times New Roman"/>
+          <w:color w:val="000000"/>
+          <w:sz w:val="28"/>
+        </w:rPr>
+        <w:t>НФТ-06. Понятность результата: пользователь получает причину ошибки и проблемный артикул. Ограничение времени отклика в миллисекундах не устанавливается, поскольку размеры набора данных и оборудование для измерений не определены.</w:t>
+      </w:r>
+    </w:p>
+    <w:p>
+      <w:pPr>
+        <w:spacing w:after="0" w:line="360" w:lineRule="auto"/>
+        <w:ind w:firstLine="709"/>
+        <w:jc w:val="both"/>
+      </w:pPr>
+      <w:r>
+        <w:rPr>
+          <w:rFonts w:ascii="Times New Roman" w:hAnsi="Times New Roman"/>
+          <w:color w:val="000000"/>
+          <w:sz w:val="28"/>
+        </w:rPr>
+        <w:t>На складе 20 столов, из них 5 зарезервировано: доступно 15. Заявка на 10 столов при выполнении остальных условий создаёт резерв 10; общий резерв становится 15, доступно 5, физический остаток остаётся 20. Заявка на 16 столов отклоняется без изменения данных. Если в заявке указаны две строки одного артикула на 8 и 9 столов, проверяется суммарное количество 17.</w:t>
+      </w:r>
+    </w:p>
+    <w:p>
+      <w:pPr>
+        <w:pStyle w:val="2"/>
+        <w:spacing w:before="160" w:after="120" w:line="360" w:lineRule="auto"/>
+      </w:pPr>
+      <w:bookmarkStart w:id="18" w:name="_Toc242108184"/>
+      <w:r>
+        <w:rPr>
+          <w:rFonts w:ascii="Times New Roman" w:hAnsi="Times New Roman"/>
+          <w:b/>
+          <w:color w:val="000000"/>
+          <w:sz w:val="28"/>
+        </w:rPr>
+        <w:lastRenderedPageBreak/>
+        <w:t>3 Среда разработки, система контроля версий и технологии</w:t>
+      </w:r>
+      <w:bookmarkEnd w:id="18"/>
+    </w:p>
+    <w:p>
+      <w:pPr>
         <w:pStyle w:val="3"/>
-        <w:keepNext/>
         <w:spacing w:before="160" w:after="120" w:line="360" w:lineRule="auto"/>
-        <w:outlineLvl w:val="1"/>
-      </w:pPr>
-      <w:bookmarkStart w:id="20" w:name="_Toc242108188"/>
+      </w:pPr>
+      <w:bookmarkStart w:id="19" w:name="_Toc242108185"/>
       <w:r>
         <w:rPr>
           <w:rFonts w:ascii="Times New Roman" w:hAnsi="Times New Roman"/>
@@ -8622,18 +9080,195 @@
           <w:color w:val="000000"/>
           <w:sz w:val="28"/>
         </w:rPr>
-        <w:t>2.5 Требования к автоматизации</w:t>
+        <w:t>3.1 Языки программирования</w:t>
+      </w:r>
+      <w:bookmarkEnd w:id="19"/>
+    </w:p>
+    <w:p>
+      <w:pPr>
+        <w:spacing w:after="0" w:line="360" w:lineRule="auto"/>
+        <w:ind w:firstLine="709"/>
+        <w:jc w:val="both"/>
+      </w:pPr>
+      <w:r>
+        <w:rPr>
+          <w:rFonts w:ascii="Times New Roman" w:hAnsi="Times New Roman"/>
+          <w:color w:val="000000"/>
+          <w:sz w:val="28"/>
+        </w:rPr>
+        <w:t xml:space="preserve">В качестве используемых технологий выбраны Python 3.13, Java 21 и </w:t>
+      </w:r>
+      <w:proofErr w:type="spellStart"/>
+      <w:r>
+        <w:rPr>
+          <w:rFonts w:ascii="Times New Roman" w:hAnsi="Times New Roman"/>
+          <w:color w:val="000000"/>
+          <w:sz w:val="28"/>
+        </w:rPr>
+        <w:t>PostgreSQL</w:t>
+      </w:r>
+      <w:proofErr w:type="spellEnd"/>
+      <w:r>
+        <w:rPr>
+          <w:rFonts w:ascii="Times New Roman" w:hAnsi="Times New Roman"/>
+          <w:color w:val="000000"/>
+          <w:sz w:val="28"/>
+        </w:rPr>
+        <w:t xml:space="preserve"> 17. </w:t>
+      </w:r>
+    </w:p>
+    <w:p>
+      <w:pPr>
+        <w:spacing w:after="0" w:line="360" w:lineRule="auto"/>
+        <w:ind w:firstLine="709"/>
+        <w:jc w:val="both"/>
+      </w:pPr>
+      <w:r>
+        <w:rPr>
+          <w:rFonts w:ascii="Times New Roman" w:hAnsi="Times New Roman"/>
+          <w:color w:val="000000"/>
+          <w:sz w:val="28"/>
+        </w:rPr>
+        <w:t>Python и Java используются при разработке программных компонентов системы обработки оптовых заявок и резервирования. Возможности обоих языков дополняют друг друга при работе с данными и реализации бизнес-логики.</w:t>
+      </w:r>
+    </w:p>
+    <w:p>
+      <w:pPr>
+        <w:spacing w:after="0" w:line="360" w:lineRule="auto"/>
+        <w:ind w:firstLine="709"/>
+        <w:jc w:val="both"/>
+      </w:pPr>
+      <w:r>
+        <w:rPr>
+          <w:rFonts w:ascii="Times New Roman" w:hAnsi="Times New Roman"/>
+          <w:color w:val="000000"/>
+          <w:sz w:val="28"/>
+        </w:rPr>
+        <w:t>Исходный код организуется по функциональному назначению. Для разработки применяются стандартные средства и библиотеки Python и Java, описанные в официальной документации [15, 16].</w:t>
+      </w:r>
+    </w:p>
+    <w:p>
+      <w:pPr>
+        <w:spacing w:after="0" w:line="360" w:lineRule="auto"/>
+        <w:ind w:firstLine="709"/>
+        <w:jc w:val="both"/>
+      </w:pPr>
+      <w:r>
+        <w:rPr>
+          <w:rFonts w:ascii="Times New Roman" w:hAnsi="Times New Roman"/>
+          <w:color w:val="000000"/>
+          <w:sz w:val="28"/>
+        </w:rPr>
+        <w:t>Программные компоненты работают с согласованными форматами входных и выходных данных. Работа системы проверяется единым набором сценариев, охватывающим расчёт количества и стоимости, резервирование и обработку ошибок.</w:t>
+      </w:r>
+    </w:p>
+    <w:p>
+      <w:pPr>
+        <w:spacing w:after="0" w:line="360" w:lineRule="auto"/>
+        <w:ind w:firstLine="709"/>
+        <w:jc w:val="both"/>
+      </w:pPr>
+      <w:r>
+        <w:rPr>
+          <w:rFonts w:ascii="Times New Roman" w:hAnsi="Times New Roman"/>
+          <w:color w:val="000000"/>
+          <w:sz w:val="28"/>
+        </w:rPr>
+        <w:t>Использование Python и Java позволяет сочетать доступные библиотеки и средства разработки обоих языков в рамках одной системы.</w:t>
+      </w:r>
+    </w:p>
+    <w:p>
+      <w:pPr>
+        <w:pStyle w:val="3"/>
+        <w:spacing w:before="160" w:after="120" w:line="360" w:lineRule="auto"/>
+      </w:pPr>
+      <w:bookmarkStart w:id="20" w:name="_Toc242108186"/>
+      <w:r>
+        <w:rPr>
+          <w:rFonts w:ascii="Times New Roman" w:hAnsi="Times New Roman"/>
+          <w:b/>
+          <w:color w:val="000000"/>
+          <w:sz w:val="28"/>
+        </w:rPr>
+        <w:t>3.2 Хранение данных и среда разработки</w:t>
       </w:r>
       <w:bookmarkEnd w:id="20"/>
     </w:p>
     <w:p>
       <w:pPr>
+        <w:spacing w:after="0" w:line="360" w:lineRule="auto"/>
+        <w:ind w:firstLine="709"/>
+        <w:jc w:val="both"/>
+      </w:pPr>
+      <w:r>
+        <w:rPr>
+          <w:rFonts w:ascii="Times New Roman" w:hAnsi="Times New Roman"/>
+          <w:color w:val="000000"/>
+          <w:sz w:val="28"/>
+        </w:rPr>
+        <w:t xml:space="preserve">Для разработки на Python и Java будет использоваться Visual Studio Code (VS Code). </w:t>
+      </w:r>
+      <w:proofErr w:type="spellStart"/>
+      <w:r>
+        <w:rPr>
+          <w:rFonts w:ascii="Times New Roman" w:hAnsi="Times New Roman"/>
+          <w:color w:val="000000"/>
+          <w:sz w:val="28"/>
+        </w:rPr>
+        <w:t>PostgreSQL</w:t>
+      </w:r>
+      <w:proofErr w:type="spellEnd"/>
+      <w:r>
+        <w:rPr>
+          <w:rFonts w:ascii="Times New Roman" w:hAnsi="Times New Roman"/>
+          <w:color w:val="000000"/>
+          <w:sz w:val="28"/>
+        </w:rPr>
+        <w:t xml:space="preserve"> выбран для реляционной модели товаров, покупателей, заказов и </w:t>
+      </w:r>
+      <w:proofErr w:type="gramStart"/>
+      <w:r>
+        <w:rPr>
+          <w:rFonts w:ascii="Times New Roman" w:hAnsi="Times New Roman"/>
+          <w:color w:val="000000"/>
+          <w:sz w:val="28"/>
+        </w:rPr>
+        <w:t>резервов</w:t>
+      </w:r>
+      <w:proofErr w:type="gramEnd"/>
+      <w:r>
+        <w:rPr>
+          <w:rFonts w:ascii="Times New Roman" w:hAnsi="Times New Roman"/>
+          <w:color w:val="000000"/>
+          <w:sz w:val="28"/>
+        </w:rPr>
+        <w:t xml:space="preserve"> и согласованного выполнения связанных изменений: товары, заказы и резервы должны быть связаны ключами, а проверка остатка и изменение резерва — выполняться в одной транзакции. Документация </w:t>
+      </w:r>
+      <w:proofErr w:type="spellStart"/>
+      <w:r>
+        <w:rPr>
+          <w:rFonts w:ascii="Times New Roman" w:hAnsi="Times New Roman"/>
+          <w:color w:val="000000"/>
+          <w:sz w:val="28"/>
+        </w:rPr>
+        <w:t>PostgreSQL</w:t>
+      </w:r>
+      <w:proofErr w:type="spellEnd"/>
+      <w:r>
+        <w:rPr>
+          <w:rFonts w:ascii="Times New Roman" w:hAnsi="Times New Roman"/>
+          <w:color w:val="000000"/>
+          <w:sz w:val="28"/>
+        </w:rPr>
+        <w:t xml:space="preserve"> описывает блокировки строк, применимые для защиты от конкурирующих изменений [17].</w:t>
+      </w:r>
+    </w:p>
+    <w:p>
+      <w:pPr>
         <w:pStyle w:val="3"/>
-        <w:keepNext/>
         <w:spacing w:before="160" w:after="120" w:line="360" w:lineRule="auto"/>
-        <w:outlineLvl w:val="2"/>
-      </w:pPr>
-      <w:bookmarkStart w:id="21" w:name="_Toc242108189"/>
+      </w:pPr>
+      <w:bookmarkStart w:id="21" w:name="_Toc242108187"/>
       <w:r>
         <w:rPr>
           <w:rFonts w:ascii="Times New Roman" w:hAnsi="Times New Roman"/>
@@ -8641,7 +9276,7 @@
           <w:color w:val="000000"/>
           <w:sz w:val="28"/>
         </w:rPr>
-        <w:t>2.5.1 Цель автоматизации и границы решения</w:t>
+        <w:t>3.3 Организация контроля версий</w:t>
       </w:r>
       <w:bookmarkEnd w:id="21"/>
     </w:p>
@@ -8657,17 +9292,42 @@
           <w:color w:val="000000"/>
           <w:sz w:val="28"/>
         </w:rPr>
-        <w:t>Требуется разработать с использованием Python и Java систему обработки оптовой заявки и резервирования офисной мебели на одном складе. На вход поступают идентификатор заявки и покупателя, артикулы и целые положительные количества. Каталог, цены, физические остатки и действующие резервы являются исходными данными. На выходе формируется подтверждённый заказ с резервом либо мотивированный отказ. Оплата, закупка, доставка, бухгалтерский учёт, оптимизация размещения мебели и прогнозирование спроса находятся за границами автоматизации.</w:t>
+        <w:t xml:space="preserve">Локальный Git-репозиторий расположен в каталоге vcs; основная ветка — main. Каталоги python и java предназначены для исходного кода программных компонентов, data — для общих данных, tests — для проверок. README </w:t>
+      </w:r>
+      <w:r>
+        <w:rPr>
+          <w:rFonts w:ascii="Times New Roman" w:hAnsi="Times New Roman"/>
+          <w:color w:val="000000"/>
+          <w:sz w:val="28"/>
+        </w:rPr>
+        <w:lastRenderedPageBreak/>
+        <w:t xml:space="preserve">содержит тему, ФИО и группу студента. </w:t>
+      </w:r>
+      <w:proofErr w:type="gramStart"/>
+      <w:r>
+        <w:rPr>
+          <w:rFonts w:ascii="Times New Roman" w:hAnsi="Times New Roman"/>
+          <w:color w:val="000000"/>
+          <w:sz w:val="28"/>
+        </w:rPr>
+        <w:t>Файл .gitignore</w:t>
+      </w:r>
+      <w:proofErr w:type="gramEnd"/>
+      <w:r>
+        <w:rPr>
+          <w:rFonts w:ascii="Times New Roman" w:hAnsi="Times New Roman"/>
+          <w:color w:val="000000"/>
+          <w:sz w:val="28"/>
+        </w:rPr>
+        <w:t xml:space="preserve"> исключает служебные файлы, результаты сборки и локальные настройки.</w:t>
       </w:r>
     </w:p>
     <w:p>
       <w:pPr>
         <w:pStyle w:val="3"/>
-        <w:keepNext/>
         <w:spacing w:before="160" w:after="120" w:line="360" w:lineRule="auto"/>
-        <w:outlineLvl w:val="2"/>
-      </w:pPr>
-      <w:bookmarkStart w:id="22" w:name="_Toc242108190"/>
+      </w:pPr>
+      <w:bookmarkStart w:id="22" w:name="_Toc242108192"/>
       <w:r>
         <w:rPr>
           <w:rFonts w:ascii="Times New Roman" w:hAnsi="Times New Roman"/>
@@ -8675,7 +9335,7 @@
           <w:color w:val="000000"/>
           <w:sz w:val="28"/>
         </w:rPr>
-        <w:t>2.5.2 Функциональные требования</w:t>
+        <w:t>3.4 Выводы</w:t>
       </w:r>
       <w:bookmarkEnd w:id="22"/>
     </w:p>
@@ -8691,7 +9351,7 @@
           <w:color w:val="000000"/>
           <w:sz w:val="28"/>
         </w:rPr>
-        <w:t>ФТ-01. Проверять обязательные поля заявки, существование артикула и допустимость количества; ошибочная заявка не должна изменять резервы.</w:t>
+        <w:t>Определены предметная область, участники и границы обработки оптовой заявки. Основной риск связан с рассогласованием заказов и складских остатков. Для его устранения сформулированы правила проверки доступности, полного резервирования заказа и защиты от повторного создания резерва.</w:t>
       </w:r>
     </w:p>
     <w:p>
@@ -8706,22 +9366,116 @@
           <w:color w:val="000000"/>
           <w:sz w:val="28"/>
         </w:rPr>
-        <w:t>ФТ-02. Объединять повторяющиеся артикулы и проверять суммарное количество каждой позиции.</w:t>
-      </w:r>
+        <w:t>Сопоставление существующих решений позволило выделить общие понятия заказа, наличия и резерва. Для разработки программных компонентов системы выбраны Python и Java, а для последующего хранения связанных данных — PostgreSQL. Сформулированные требования используются при моделировании и разработке системы.</w:t>
+      </w:r>
+    </w:p>
+    <w:p>
+      <w:pPr>
+        <w:pStyle w:val="2"/>
+        <w:pageBreakBefore/>
+        <w:spacing w:before="160" w:after="120" w:line="360" w:lineRule="auto"/>
+        <w:jc w:val="center"/>
+      </w:pPr>
+      <w:bookmarkStart w:id="23" w:name="_Toc242108194"/>
+      <w:r>
+        <w:rPr>
+          <w:rFonts w:ascii="Times New Roman" w:hAnsi="Times New Roman"/>
+          <w:b/>
+          <w:color w:val="000000"/>
+          <w:sz w:val="28"/>
+        </w:rPr>
+        <w:lastRenderedPageBreak/>
+        <w:t>4 Перевод фрагмента иностранной статьи</w:t>
+      </w:r>
+      <w:bookmarkEnd w:id="23"/>
+    </w:p>
+    <w:p>
+      <w:pPr>
+        <w:pStyle w:val="3"/>
+        <w:spacing w:before="160" w:after="120" w:line="360" w:lineRule="auto"/>
+      </w:pPr>
+      <w:bookmarkStart w:id="24" w:name="_Toc242108176"/>
+      <w:r>
+        <w:rPr>
+          <w:rFonts w:ascii="Times New Roman" w:hAnsi="Times New Roman"/>
+          <w:b/>
+          <w:color w:val="000000"/>
+          <w:sz w:val="28"/>
+        </w:rPr>
+        <w:t>4.1 Выходные данные оригинала</w:t>
+      </w:r>
+      <w:bookmarkEnd w:id="24"/>
     </w:p>
     <w:p>
       <w:pPr>
         <w:spacing w:after="0" w:line="360" w:lineRule="auto"/>
         <w:ind w:firstLine="709"/>
         <w:jc w:val="both"/>
-      </w:pPr>
-      <w:r>
-        <w:rPr>
-          <w:rFonts w:ascii="Times New Roman" w:hAnsi="Times New Roman"/>
-          <w:color w:val="000000"/>
-          <w:sz w:val="28"/>
-        </w:rPr>
-        <w:t>ФТ-03. Рассчитывать доступное количество как физический остаток за вычетом активных резервов; при недостатке формировать перечень дефицита.</w:t>
+        <w:rPr>
+          <w:lang w:val="en-US"/>
+        </w:rPr>
+      </w:pPr>
+      <w:r>
+        <w:rPr>
+          <w:rFonts w:ascii="Times New Roman" w:hAnsi="Times New Roman"/>
+          <w:color w:val="000000"/>
+          <w:sz w:val="28"/>
+        </w:rPr>
+        <w:t xml:space="preserve">Источник: J. B. </w:t>
+      </w:r>
+      <w:proofErr w:type="spellStart"/>
+      <w:r>
+        <w:rPr>
+          <w:rFonts w:ascii="Times New Roman" w:hAnsi="Times New Roman"/>
+          <w:color w:val="000000"/>
+          <w:sz w:val="28"/>
+        </w:rPr>
+        <w:t>Munyaka</w:t>
+      </w:r>
+      <w:proofErr w:type="spellEnd"/>
+      <w:r>
+        <w:rPr>
+          <w:rFonts w:ascii="Times New Roman" w:hAnsi="Times New Roman"/>
+          <w:color w:val="000000"/>
+          <w:sz w:val="28"/>
+        </w:rPr>
+        <w:t xml:space="preserve">, V. S. S. </w:t>
+      </w:r>
+      <w:proofErr w:type="spellStart"/>
+      <w:r>
+        <w:rPr>
+          <w:rFonts w:ascii="Times New Roman" w:hAnsi="Times New Roman"/>
+          <w:color w:val="000000"/>
+          <w:sz w:val="28"/>
+        </w:rPr>
+        <w:t>Yadavalli</w:t>
+      </w:r>
+      <w:proofErr w:type="spellEnd"/>
+      <w:r>
+        <w:rPr>
+          <w:rFonts w:ascii="Times New Roman" w:hAnsi="Times New Roman"/>
+          <w:color w:val="000000"/>
+          <w:sz w:val="28"/>
+        </w:rPr>
+        <w:t xml:space="preserve">. </w:t>
+      </w:r>
+      <w:r>
+        <w:rPr>
+          <w:rFonts w:ascii="Times New Roman" w:hAnsi="Times New Roman"/>
+          <w:color w:val="000000"/>
+          <w:sz w:val="28"/>
+          <w:lang w:val="en-US"/>
+        </w:rPr>
+        <w:t xml:space="preserve">Inventory management concepts and implementations: a systematic review. The South African Journal of Industrial Engineering. 2022. Vol. 33, no. 2. P. 15–36. </w:t>
+      </w:r>
+      <w:r>
+        <w:rPr>
+          <w:rFonts w:ascii="Times New Roman" w:hAnsi="Times New Roman"/>
+          <w:color w:val="000000"/>
+          <w:sz w:val="28"/>
+          <w:lang w:val="en-US"/>
+        </w:rPr>
+        <w:t>DOI: 10.7166/33-2-2527 [10].</w:t>
       </w:r>
     </w:p>
     <w:p>
@@ -8729,14 +9483,107 @@
         <w:spacing w:after="0" w:line="360" w:lineRule="auto"/>
         <w:ind w:firstLine="709"/>
         <w:jc w:val="both"/>
-      </w:pPr>
-      <w:r>
-        <w:rPr>
-          <w:rFonts w:ascii="Times New Roman" w:hAnsi="Times New Roman"/>
-          <w:color w:val="000000"/>
-          <w:sz w:val="28"/>
-        </w:rPr>
-        <w:t>ФТ-04. Рассчитывать стоимость строк и сумму заказа по согласованным ценам в рублях; при изменении цены возвращать условия на согласование.</w:t>
+        <w:rPr>
+          <w:lang w:val="en-US"/>
+        </w:rPr>
+      </w:pPr>
+      <w:r>
+        <w:rPr>
+          <w:rFonts w:ascii="Times New Roman" w:hAnsi="Times New Roman"/>
+          <w:color w:val="000000"/>
+          <w:sz w:val="28"/>
+        </w:rPr>
+        <w:t>Перевод</w:t>
+      </w:r>
+      <w:r>
+        <w:rPr>
+          <w:rFonts w:ascii="Times New Roman" w:hAnsi="Times New Roman"/>
+          <w:color w:val="000000"/>
+          <w:sz w:val="28"/>
+          <w:lang w:val="en-US"/>
+        </w:rPr>
+        <w:t xml:space="preserve"> </w:t>
+      </w:r>
+      <w:r>
+        <w:rPr>
+          <w:rFonts w:ascii="Times New Roman" w:hAnsi="Times New Roman"/>
+          <w:color w:val="000000"/>
+          <w:sz w:val="28"/>
+        </w:rPr>
+        <w:t>раздела</w:t>
+      </w:r>
+      <w:r>
+        <w:rPr>
+          <w:rFonts w:ascii="Times New Roman" w:hAnsi="Times New Roman"/>
+          <w:color w:val="000000"/>
+          <w:sz w:val="28"/>
+          <w:lang w:val="en-US"/>
+        </w:rPr>
+        <w:t xml:space="preserve"> 3 «Roles, inventory models, and the demand variable», </w:t>
+      </w:r>
+      <w:r>
+        <w:rPr>
+          <w:rFonts w:ascii="Times New Roman" w:hAnsi="Times New Roman"/>
+          <w:color w:val="000000"/>
+          <w:sz w:val="28"/>
+        </w:rPr>
+        <w:t>с</w:t>
+      </w:r>
+      <w:r>
+        <w:rPr>
+          <w:rFonts w:ascii="Times New Roman" w:hAnsi="Times New Roman"/>
+          <w:color w:val="000000"/>
+          <w:sz w:val="28"/>
+          <w:lang w:val="en-US"/>
+        </w:rPr>
+        <w:t xml:space="preserve">. 19–20 </w:t>
+      </w:r>
+      <w:r>
+        <w:rPr>
+          <w:rFonts w:ascii="Times New Roman" w:hAnsi="Times New Roman"/>
+          <w:color w:val="000000"/>
+          <w:sz w:val="28"/>
+        </w:rPr>
+        <w:t>статьи</w:t>
+      </w:r>
+      <w:r>
+        <w:rPr>
+          <w:rFonts w:ascii="Times New Roman" w:hAnsi="Times New Roman"/>
+          <w:color w:val="000000"/>
+          <w:sz w:val="28"/>
+          <w:lang w:val="en-US"/>
+        </w:rPr>
+        <w:t>.</w:t>
+      </w:r>
+    </w:p>
+    <w:p>
+      <w:pPr>
+        <w:pStyle w:val="3"/>
+        <w:spacing w:after="0" w:line="360" w:lineRule="auto"/>
+      </w:pPr>
+      <w:r>
+        <w:rPr>
+          <w:rFonts w:ascii="Times New Roman" w:hAnsi="Times New Roman"/>
+          <w:b/>
+          <w:color w:val="000000"/>
+          <w:sz w:val="28"/>
+        </w:rPr>
+        <w:t>4.2 Перевод фрагмента</w:t>
+      </w:r>
+    </w:p>
+    <w:p>
+      <w:pPr>
+        <w:pStyle w:val="3"/>
+        <w:spacing w:after="0" w:line="360" w:lineRule="auto"/>
+      </w:pPr>
+      <w:r>
+        <w:rPr>
+          <w:rFonts w:ascii="Times New Roman" w:hAnsi="Times New Roman"/>
+          <w:b/>
+          <w:color w:val="000000"/>
+          <w:sz w:val="28"/>
+        </w:rPr>
+        <w:t>4.2.1 Роль запасов</w:t>
       </w:r>
     </w:p>
     <w:p>
@@ -8751,8 +9598,122 @@
           <w:color w:val="000000"/>
           <w:sz w:val="28"/>
         </w:rPr>
-        <w:lastRenderedPageBreak/>
-        <w:t>ФТ-05. После подтверждения покупателем повторно проверять наличие и резервировать заказ целиком. При дефиците любой позиции все резервы остаются неизменными.</w:t>
+        <w:t xml:space="preserve">Поскольку основная задача управления запасами заключается в поддержании требуемого уровня запасов определённых продуктов или изделий </w:t>
+      </w:r>
+      <w:r>
+        <w:rPr>
+          <w:rFonts w:ascii="Times New Roman" w:hAnsi="Times New Roman"/>
+          <w:color w:val="000000"/>
+          <w:sz w:val="28"/>
+        </w:rPr>
+        <w:t>[</w:t>
+      </w:r>
+      <w:r>
+        <w:rPr>
+          <w:rFonts w:ascii="Times New Roman" w:hAnsi="Times New Roman"/>
+          <w:color w:val="000000"/>
+          <w:sz w:val="28"/>
+        </w:rPr>
+        <w:t>119</w:t>
+      </w:r>
+      <w:r>
+        <w:rPr>
+          <w:rFonts w:ascii="Times New Roman" w:hAnsi="Times New Roman"/>
+          <w:color w:val="000000"/>
+          <w:sz w:val="28"/>
+        </w:rPr>
+        <w:t>]</w:t>
+      </w:r>
+      <w:r>
+        <w:rPr>
+          <w:rFonts w:ascii="Times New Roman" w:hAnsi="Times New Roman"/>
+          <w:color w:val="000000"/>
+          <w:sz w:val="28"/>
+        </w:rPr>
+        <w:t xml:space="preserve">, значение запасов в операционном управлении трудно переоценить. История показывает, что организации, которые пренебрегали управлением запасами или не учитывали его важность, впоследствии сожалели об этом. По мнению </w:t>
+      </w:r>
+      <w:proofErr w:type="spellStart"/>
+      <w:r>
+        <w:rPr>
+          <w:rFonts w:ascii="Times New Roman" w:hAnsi="Times New Roman"/>
+          <w:color w:val="000000"/>
+          <w:sz w:val="28"/>
+        </w:rPr>
+        <w:t>Tanthatemee</w:t>
+      </w:r>
+      <w:proofErr w:type="spellEnd"/>
+      <w:r>
+        <w:rPr>
+          <w:rFonts w:ascii="Times New Roman" w:hAnsi="Times New Roman"/>
+          <w:color w:val="000000"/>
+          <w:sz w:val="28"/>
+        </w:rPr>
+        <w:t xml:space="preserve"> и </w:t>
+      </w:r>
+      <w:proofErr w:type="spellStart"/>
+      <w:r>
+        <w:rPr>
+          <w:rFonts w:ascii="Times New Roman" w:hAnsi="Times New Roman"/>
+          <w:color w:val="000000"/>
+          <w:sz w:val="28"/>
+        </w:rPr>
+        <w:t>Phruksaphanrat</w:t>
+      </w:r>
+      <w:proofErr w:type="spellEnd"/>
+      <w:r>
+        <w:rPr>
+          <w:rFonts w:ascii="Times New Roman" w:hAnsi="Times New Roman"/>
+          <w:color w:val="000000"/>
+          <w:sz w:val="28"/>
+        </w:rPr>
+        <w:t xml:space="preserve"> </w:t>
+      </w:r>
+      <w:r>
+        <w:rPr>
+          <w:rFonts w:ascii="Times New Roman" w:hAnsi="Times New Roman"/>
+          <w:color w:val="000000"/>
+          <w:sz w:val="28"/>
+        </w:rPr>
+        <w:t>[</w:t>
+      </w:r>
+      <w:r>
+        <w:rPr>
+          <w:rFonts w:ascii="Times New Roman" w:hAnsi="Times New Roman"/>
+          <w:color w:val="000000"/>
+          <w:sz w:val="28"/>
+        </w:rPr>
+        <w:t>114</w:t>
+      </w:r>
+      <w:r>
+        <w:rPr>
+          <w:rFonts w:ascii="Times New Roman" w:hAnsi="Times New Roman"/>
+          <w:color w:val="000000"/>
+          <w:sz w:val="28"/>
+        </w:rPr>
+        <w:t>]</w:t>
+      </w:r>
+      <w:r>
+        <w:rPr>
+          <w:rFonts w:ascii="Times New Roman" w:hAnsi="Times New Roman"/>
+          <w:color w:val="000000"/>
+          <w:sz w:val="28"/>
+        </w:rPr>
+        <w:t>, управление запасами помогает улучшить обслуживание покупателей и справляться с неопределённостью спроса. Неопределённость спроса представляет собой потенциальную проблему, приводящую к высокому уровню запасов и большим затратам на их содержание. Это может вызывать рост цен и снижение удовлетворённости покупателей и, следовательно, уменьшать прибыльность бизнеса.</w:t>
+      </w:r>
+    </w:p>
+    <w:p>
+      <w:pPr>
+        <w:pStyle w:val="3"/>
+        <w:spacing w:after="0" w:line="360" w:lineRule="auto"/>
+      </w:pPr>
+      <w:r>
+        <w:rPr>
+          <w:rFonts w:ascii="Times New Roman" w:hAnsi="Times New Roman"/>
+          <w:b/>
+          <w:color w:val="000000"/>
+          <w:sz w:val="28"/>
+        </w:rPr>
+        <w:t>4.2.2 Модели управления запасами и переменная спроса</w:t>
       </w:r>
     </w:p>
     <w:p>
@@ -8767,7 +9728,98 @@
           <w:color w:val="000000"/>
           <w:sz w:val="28"/>
         </w:rPr>
-        <w:t>ФТ-06. Сохранять связь резерва с заказом; повторная обработка того же подтверждённого заказа не создаёт новый резерв.</w:t>
+        <w:t xml:space="preserve">Основные решения, связанные со спросом в задаче управления запасами, состоят в следующем: а) когда закупать продукцию, </w:t>
+      </w:r>
+      <w:proofErr w:type="gramStart"/>
+      <w:r>
+        <w:rPr>
+          <w:rFonts w:ascii="Times New Roman" w:hAnsi="Times New Roman"/>
+          <w:color w:val="000000"/>
+          <w:sz w:val="28"/>
+        </w:rPr>
+        <w:t>то есть</w:t>
+      </w:r>
+      <w:proofErr w:type="gramEnd"/>
+      <w:r>
+        <w:rPr>
+          <w:rFonts w:ascii="Times New Roman" w:hAnsi="Times New Roman"/>
+          <w:color w:val="000000"/>
+          <w:sz w:val="28"/>
+        </w:rPr>
+        <w:t xml:space="preserve"> когда формировать заказ на закупку; б) сколько закупать, то есть каков должен быть размер партии </w:t>
+      </w:r>
+      <w:r>
+        <w:rPr>
+          <w:rFonts w:ascii="Times New Roman" w:hAnsi="Times New Roman"/>
+          <w:color w:val="000000"/>
+          <w:sz w:val="28"/>
+        </w:rPr>
+        <w:t>[</w:t>
+      </w:r>
+      <w:r>
+        <w:rPr>
+          <w:rFonts w:ascii="Times New Roman" w:hAnsi="Times New Roman"/>
+          <w:color w:val="000000"/>
+          <w:sz w:val="28"/>
+        </w:rPr>
+        <w:t>82</w:t>
+      </w:r>
+      <w:r>
+        <w:rPr>
+          <w:rFonts w:ascii="Times New Roman" w:hAnsi="Times New Roman"/>
+          <w:color w:val="000000"/>
+          <w:sz w:val="28"/>
+        </w:rPr>
+        <w:t>]</w:t>
+      </w:r>
+      <w:r>
+        <w:rPr>
+          <w:rFonts w:ascii="Times New Roman" w:hAnsi="Times New Roman"/>
+          <w:color w:val="000000"/>
+          <w:sz w:val="28"/>
+        </w:rPr>
+        <w:t xml:space="preserve">. Решение обеих задач в процессе принятия решений требует разработки моделей и методов управления запасами </w:t>
+      </w:r>
+      <w:r>
+        <w:rPr>
+          <w:rFonts w:ascii="Times New Roman" w:hAnsi="Times New Roman"/>
+          <w:color w:val="000000"/>
+          <w:sz w:val="28"/>
+        </w:rPr>
+        <w:t>[</w:t>
+      </w:r>
+      <w:r>
+        <w:rPr>
+          <w:rFonts w:ascii="Times New Roman" w:hAnsi="Times New Roman"/>
+          <w:color w:val="000000"/>
+          <w:sz w:val="28"/>
+        </w:rPr>
+        <w:t>96</w:t>
+      </w:r>
+      <w:r>
+        <w:rPr>
+          <w:rFonts w:ascii="Times New Roman" w:hAnsi="Times New Roman"/>
+          <w:color w:val="000000"/>
+          <w:sz w:val="28"/>
+        </w:rPr>
+        <w:t>]</w:t>
+      </w:r>
+      <w:r>
+        <w:rPr>
+          <w:rFonts w:ascii="Times New Roman" w:hAnsi="Times New Roman"/>
+          <w:color w:val="000000"/>
+          <w:sz w:val="28"/>
+        </w:rPr>
+        <w:t xml:space="preserve">. Эти две задачи связывают целевую функцию модели управления запасами с рядом переменных принятия решений, </w:t>
+      </w:r>
+      <w:r>
+        <w:rPr>
+          <w:rFonts w:ascii="Times New Roman" w:hAnsi="Times New Roman"/>
+          <w:color w:val="000000"/>
+          <w:sz w:val="28"/>
+        </w:rPr>
+        <w:lastRenderedPageBreak/>
+        <w:t>например размером партии и точкой повторного заказа. Они также связаны с несколькими параметрами затрат на запасы и ситуационными переменными: а) характером и уровнем спроса, включая степень его определённости; б) сроком поставки, включая степень его определённости; в) существующими ограничениями, если они имеются; г) скидками за объём или инфляционными тенденциями; д) другими значимыми обстоятельствами.</w:t>
       </w:r>
     </w:p>
     <w:p>
@@ -8782,7 +9834,22 @@
           <w:color w:val="000000"/>
           <w:sz w:val="28"/>
         </w:rPr>
-        <w:t>ФТ-07. Снимать резерв при отмене заказа с сохранением причины. Создание и снятие резерва не меняют физический остаток.</w:t>
+        <w:t>Спрос рассматривается как ключевая переменная управления запасами. Точное прогнозирование рынка или уровня спроса помогает принимать правильные решения о запасах, позволяющие оптимизировать продажи и прибыль. В зависимости от степени определённости спроса обычно разрабатываются модели двух типов: 1) модели с детерминированным спросом; 2) модели со стохастическим, или байесовским, спросом.</w:t>
+      </w:r>
+    </w:p>
+    <w:p>
+      <w:pPr>
+        <w:pStyle w:val="3"/>
+        <w:spacing w:after="0" w:line="360" w:lineRule="auto"/>
+      </w:pPr>
+      <w:r>
+        <w:rPr>
+          <w:rFonts w:ascii="Times New Roman" w:hAnsi="Times New Roman"/>
+          <w:b/>
+          <w:color w:val="000000"/>
+          <w:sz w:val="28"/>
+        </w:rPr>
+        <w:t>4.2.3 Модель с детерминированным спросом</w:t>
       </w:r>
     </w:p>
     <w:p>
@@ -8797,27 +9864,58 @@
           <w:color w:val="000000"/>
           <w:sz w:val="28"/>
         </w:rPr>
-        <w:t>ФТ-08. Возвращать номер заказа, результат обработки, суммы и причины отказа.</w:t>
-      </w:r>
-    </w:p>
-    <w:p>
-      <w:pPr>
-        <w:pStyle w:val="3"/>
-        <w:keepNext/>
-        <w:spacing w:before="160" w:after="120" w:line="360" w:lineRule="auto"/>
-        <w:outlineLvl w:val="2"/>
-      </w:pPr>
-      <w:bookmarkStart w:id="23" w:name="_Toc242108191"/>
-      <w:r>
-        <w:rPr>
-          <w:rFonts w:ascii="Times New Roman" w:hAnsi="Times New Roman"/>
-          <w:b/>
-          <w:color w:val="000000"/>
-          <w:sz w:val="28"/>
-        </w:rPr>
-        <w:t>2.5.3 Нефункциональные требования и критерии проверки</w:t>
-      </w:r>
-      <w:bookmarkEnd w:id="23"/>
+        <w:t xml:space="preserve">В детерминированной модели операции с запасами определяются на основе известного, достоверного спроса. Детерминированная модель даёт один и тот же результат благодаря определённости факторов, условий и параметров, которые явно задаются в начале. К этим параметрам относится и спрос. По </w:t>
+      </w:r>
+      <w:proofErr w:type="spellStart"/>
+      <w:r>
+        <w:rPr>
+          <w:rFonts w:ascii="Times New Roman" w:hAnsi="Times New Roman"/>
+          <w:color w:val="000000"/>
+          <w:sz w:val="28"/>
+        </w:rPr>
+        <w:t>Antic</w:t>
+      </w:r>
+      <w:proofErr w:type="spellEnd"/>
+      <w:r>
+        <w:rPr>
+          <w:rFonts w:ascii="Times New Roman" w:hAnsi="Times New Roman"/>
+          <w:color w:val="000000"/>
+          <w:sz w:val="28"/>
+        </w:rPr>
+        <w:t xml:space="preserve"> и соавторам </w:t>
+      </w:r>
+      <w:r>
+        <w:rPr>
+          <w:rFonts w:ascii="Times New Roman" w:hAnsi="Times New Roman"/>
+          <w:color w:val="000000"/>
+          <w:sz w:val="28"/>
+        </w:rPr>
+        <w:t>[</w:t>
+      </w:r>
+      <w:r>
+        <w:rPr>
+          <w:rFonts w:ascii="Times New Roman" w:hAnsi="Times New Roman"/>
+          <w:color w:val="000000"/>
+          <w:sz w:val="28"/>
+        </w:rPr>
+        <w:t>4</w:t>
+      </w:r>
+      <w:r>
+        <w:rPr>
+          <w:rFonts w:ascii="Times New Roman" w:hAnsi="Times New Roman"/>
+          <w:color w:val="000000"/>
+          <w:sz w:val="28"/>
+        </w:rPr>
+        <w:t>]</w:t>
+      </w:r>
+      <w:r>
+        <w:rPr>
+          <w:rFonts w:ascii="Times New Roman" w:hAnsi="Times New Roman"/>
+          <w:color w:val="000000"/>
+          <w:sz w:val="28"/>
+        </w:rPr>
+        <w:t>, детерминированный спрос представляется как ежемесячный прогноз продаж каждого продукта. Модель с детерминированным спросом направлена на минимизацию совокупных затрат, связанных со временем производства, временем переналадки и сверхурочной работой, а также затрат на запасы: оформление заказов, содержание запасов и отсутствие необходимых запасов, включая избыток и дефицит.</w:t>
+      </w:r>
     </w:p>
     <w:p>
       <w:pPr>
@@ -8831,7 +9929,31 @@
           <w:color w:val="000000"/>
           <w:sz w:val="28"/>
         </w:rPr>
-        <w:t>НФТ-01. Корректность: система должна рассчитывать количества и суммы и определять причины отказа в соответствии с установленными бизнес-правилами. Проверка выполняется набором общих сценариев.</w:t>
+        <w:t xml:space="preserve">В модели с детерминированным спросом могут рассматриваться два вида спроса: независимый и зависимый. Понимание различия между ними имеет решающее значение для системы управления запасами и служит отправной точкой при разработке политики управления ими. Независимый спрос — это спрос на готовую продукцию, например автомобили или книги; он также может содержать некоторую неопределённость. Зависимый спрос относится к </w:t>
+      </w:r>
+      <w:r>
+        <w:rPr>
+          <w:rFonts w:ascii="Times New Roman" w:hAnsi="Times New Roman"/>
+          <w:color w:val="000000"/>
+          <w:sz w:val="28"/>
+        </w:rPr>
+        <w:lastRenderedPageBreak/>
+        <w:t>комплектующим или сборочным единицам, например узлам центральной консоли автомобилей Toyota, и обычно считается определённым, когда известна потребность в конечном изделии, от которого он зависит. Рисунок 5 иллюстрирует характер обоих видов спроса.</w:t>
+      </w:r>
+    </w:p>
+    <w:p>
+      <w:pPr>
+        <w:keepNext/>
+        <w:spacing w:after="0" w:line="360" w:lineRule="auto"/>
+      </w:pPr>
+      <w:r>
+        <w:rPr>
+          <w:rFonts w:ascii="Times New Roman" w:hAnsi="Times New Roman"/>
+          <w:b/>
+          <w:color w:val="000000"/>
+          <w:sz w:val="28"/>
+        </w:rPr>
+        <w:t>Рисунок 5 — Независимый и зависимый спрос</w:t>
       </w:r>
     </w:p>
     <w:p>
@@ -8846,7 +9968,7 @@
           <w:color w:val="000000"/>
           <w:sz w:val="28"/>
         </w:rPr>
-        <w:t>НФТ-02. Точность: денежные значения вычисляются десятичной арифметикой с результатом до копеек; количества хранятся целыми числами. Правило округления фиксируется для всей системы.</w:t>
+        <w:t>Текстовое представление схемы оригинала: независимый спрос относится к изделию A. Для A требуются B (1 единица) и C (2 единицы). Для каждой B требуются D (2 единицы) и E (1 единица); для каждой C — D (1 единица). Спрос на B, C, D и E является зависимым. Числа в скобках обозначают количество компонентов на одну единицу непосредственно вышестоящего изделия.</w:t>
       </w:r>
     </w:p>
     <w:p>
@@ -8861,7 +9983,7 @@
           <w:color w:val="000000"/>
           <w:sz w:val="28"/>
         </w:rPr>
-        <w:t>НФТ-03. Целостность: после любой успешной или отклонённой операции резерв не превышает физический остаток, а доступное количество не становится отрицательным. В версии с СУБД критерий проверяется также двумя конкурирующими заявками.</w:t>
+        <w:t>В условиях независимого спроса потребность в одной позиции не зависит от спроса на другую позицию (см. рисунок 5). Например, готовая продукция не зависит от других позиций, поскольку внимание сосредоточено на продаже изделия, обработке заказа или прогнозе продаж. Независимый спрос на запасы основывается на подтверждённых прогнозах, заказах покупателей, оценках и исторических данных.</w:t>
       </w:r>
     </w:p>
     <w:p>
@@ -8876,7 +9998,22 @@
           <w:color w:val="000000"/>
           <w:sz w:val="28"/>
         </w:rPr>
-        <w:t>НФТ-04. Воспроизводимость: для программных компонентов указываются версии средств, порядок запуска и набор входных данных. В контрольных наборах используются вымышленные сведения о покупателях.</w:t>
+        <w:t>В отличие от независимого спроса, зависимый спрос на одну позицию определяется спросом на другую. Например, запасы сырья и комплектующих зависят от спроса на готовую продукцию. Сырьё и другие производственные компоненты преобразуются в готовую продукцию с использованием таких систем, как планирование материальных ресурсов (MRP), планирование ресурсов распределения (DRP) или планирование ресурсов предприятия (ERP).</w:t>
+      </w:r>
+    </w:p>
+    <w:p>
+      <w:pPr>
+        <w:pStyle w:val="3"/>
+        <w:spacing w:after="0" w:line="360" w:lineRule="auto"/>
+      </w:pPr>
+      <w:r>
+        <w:rPr>
+          <w:rFonts w:ascii="Times New Roman" w:hAnsi="Times New Roman"/>
+          <w:b/>
+          <w:color w:val="000000"/>
+          <w:sz w:val="28"/>
+        </w:rPr>
+        <w:t>4.2.4 Стохастическая модель</w:t>
       </w:r>
     </w:p>
     <w:p>
@@ -8891,7 +10028,7 @@
           <w:color w:val="000000"/>
           <w:sz w:val="28"/>
         </w:rPr>
-        <w:t>НФТ-05. Сопровождаемость: ввод и вывод отделяются от обработки заявки; программная логика организуется в виде отдельных модулей, функций и классов.</w:t>
+        <w:t xml:space="preserve">В стохастической, вероятностной или байесовской модели решения о запасах принимаются в условиях неопределённости спроса и/или срока поставки. По </w:t>
       </w:r>
       <w:proofErr w:type="spellStart"/>
       <w:r>
@@ -8900,6 +10037,7 @@
           <w:color w:val="000000"/>
           <w:sz w:val="28"/>
         </w:rPr>
+        <w:t>Antic</w:t>
       </w:r>
       <w:proofErr w:type="spellEnd"/>
       <w:r>
@@ -8908,6 +10046,234 @@
           <w:color w:val="000000"/>
           <w:sz w:val="28"/>
         </w:rPr>
+        <w:t xml:space="preserve"> и соавторам </w:t>
+      </w:r>
+      <w:r>
+        <w:rPr>
+          <w:rFonts w:ascii="Times New Roman" w:hAnsi="Times New Roman"/>
+          <w:color w:val="000000"/>
+          <w:sz w:val="28"/>
+        </w:rPr>
+        <w:t>[</w:t>
+      </w:r>
+      <w:r>
+        <w:rPr>
+          <w:rFonts w:ascii="Times New Roman" w:hAnsi="Times New Roman"/>
+          <w:color w:val="000000"/>
+          <w:sz w:val="28"/>
+        </w:rPr>
+        <w:t>4</w:t>
+      </w:r>
+      <w:r>
+        <w:rPr>
+          <w:rFonts w:ascii="Times New Roman" w:hAnsi="Times New Roman"/>
+          <w:color w:val="000000"/>
+          <w:sz w:val="28"/>
+        </w:rPr>
+        <w:t>]</w:t>
+      </w:r>
+      <w:r>
+        <w:rPr>
+          <w:rFonts w:ascii="Times New Roman" w:hAnsi="Times New Roman"/>
+          <w:color w:val="000000"/>
+          <w:sz w:val="28"/>
+        </w:rPr>
+        <w:t xml:space="preserve">, стохастический спрос формируется как случайное отклонение от прогноза продаж в пределах приблизительно 20 процентов. По мнению </w:t>
+      </w:r>
+      <w:proofErr w:type="spellStart"/>
+      <w:r>
+        <w:rPr>
+          <w:rFonts w:ascii="Times New Roman" w:hAnsi="Times New Roman"/>
+          <w:color w:val="000000"/>
+          <w:sz w:val="28"/>
+        </w:rPr>
+        <w:t>Nemtajela</w:t>
+      </w:r>
+      <w:proofErr w:type="spellEnd"/>
+      <w:r>
+        <w:rPr>
+          <w:rFonts w:ascii="Times New Roman" w:hAnsi="Times New Roman"/>
+          <w:color w:val="000000"/>
+          <w:sz w:val="28"/>
+        </w:rPr>
+        <w:t xml:space="preserve"> и </w:t>
+      </w:r>
+      <w:proofErr w:type="spellStart"/>
+      <w:r>
+        <w:rPr>
+          <w:rFonts w:ascii="Times New Roman" w:hAnsi="Times New Roman"/>
+          <w:color w:val="000000"/>
+          <w:sz w:val="28"/>
+        </w:rPr>
+        <w:t>Mbohwa</w:t>
+      </w:r>
+      <w:proofErr w:type="spellEnd"/>
+      <w:r>
+        <w:rPr>
+          <w:rFonts w:ascii="Times New Roman" w:hAnsi="Times New Roman"/>
+          <w:color w:val="000000"/>
+          <w:sz w:val="28"/>
+        </w:rPr>
+        <w:t xml:space="preserve"> </w:t>
+      </w:r>
+      <w:r>
+        <w:rPr>
+          <w:rFonts w:ascii="Times New Roman" w:hAnsi="Times New Roman"/>
+          <w:color w:val="000000"/>
+          <w:sz w:val="28"/>
+        </w:rPr>
+        <w:t>[</w:t>
+      </w:r>
+      <w:r>
+        <w:rPr>
+          <w:rFonts w:ascii="Times New Roman" w:hAnsi="Times New Roman"/>
+          <w:color w:val="000000"/>
+          <w:sz w:val="28"/>
+        </w:rPr>
+        <w:t>85</w:t>
+      </w:r>
+      <w:r>
+        <w:rPr>
+          <w:rFonts w:ascii="Times New Roman" w:hAnsi="Times New Roman"/>
+          <w:color w:val="000000"/>
+          <w:sz w:val="28"/>
+        </w:rPr>
+        <w:t>]</w:t>
+      </w:r>
+      <w:r>
+        <w:rPr>
+          <w:rFonts w:ascii="Times New Roman" w:hAnsi="Times New Roman"/>
+          <w:color w:val="000000"/>
+          <w:sz w:val="28"/>
+        </w:rPr>
+        <w:t xml:space="preserve">, неопределённость спроса возникает вследствие таких факторов, как изменения заказов на закупку и </w:t>
+      </w:r>
+      <w:r>
+        <w:rPr>
+          <w:rFonts w:ascii="Times New Roman" w:hAnsi="Times New Roman"/>
+          <w:color w:val="000000"/>
+          <w:sz w:val="28"/>
+        </w:rPr>
+        <w:lastRenderedPageBreak/>
+        <w:t xml:space="preserve">непредсказуемые события. </w:t>
+      </w:r>
+      <w:proofErr w:type="spellStart"/>
+      <w:r>
+        <w:rPr>
+          <w:rFonts w:ascii="Times New Roman" w:hAnsi="Times New Roman"/>
+          <w:color w:val="000000"/>
+          <w:sz w:val="28"/>
+        </w:rPr>
+        <w:t>Tanthatemee</w:t>
+      </w:r>
+      <w:proofErr w:type="spellEnd"/>
+      <w:r>
+        <w:rPr>
+          <w:rFonts w:ascii="Times New Roman" w:hAnsi="Times New Roman"/>
+          <w:color w:val="000000"/>
+          <w:sz w:val="28"/>
+        </w:rPr>
+        <w:t xml:space="preserve"> и </w:t>
+      </w:r>
+      <w:proofErr w:type="spellStart"/>
+      <w:r>
+        <w:rPr>
+          <w:rFonts w:ascii="Times New Roman" w:hAnsi="Times New Roman"/>
+          <w:color w:val="000000"/>
+          <w:sz w:val="28"/>
+        </w:rPr>
+        <w:t>Phruksaphanrat</w:t>
+      </w:r>
+      <w:proofErr w:type="spellEnd"/>
+      <w:r>
+        <w:rPr>
+          <w:rFonts w:ascii="Times New Roman" w:hAnsi="Times New Roman"/>
+          <w:color w:val="000000"/>
+          <w:sz w:val="28"/>
+        </w:rPr>
+        <w:t xml:space="preserve"> </w:t>
+      </w:r>
+      <w:r>
+        <w:rPr>
+          <w:rFonts w:ascii="Times New Roman" w:hAnsi="Times New Roman"/>
+          <w:color w:val="000000"/>
+          <w:sz w:val="28"/>
+        </w:rPr>
+        <w:t>[</w:t>
+      </w:r>
+      <w:r>
+        <w:rPr>
+          <w:rFonts w:ascii="Times New Roman" w:hAnsi="Times New Roman"/>
+          <w:color w:val="000000"/>
+          <w:sz w:val="28"/>
+        </w:rPr>
+        <w:t>114</w:t>
+      </w:r>
+      <w:r>
+        <w:rPr>
+          <w:rFonts w:ascii="Times New Roman" w:hAnsi="Times New Roman"/>
+          <w:color w:val="000000"/>
+          <w:sz w:val="28"/>
+        </w:rPr>
+        <w:t>]</w:t>
+      </w:r>
+      <w:r>
+        <w:rPr>
+          <w:rFonts w:ascii="Times New Roman" w:hAnsi="Times New Roman"/>
+          <w:color w:val="000000"/>
+          <w:sz w:val="28"/>
+        </w:rPr>
+        <w:t xml:space="preserve"> также полагают, что неопределённость спроса на запасы обусловлена изменениями заказов, случайными колебаниями возможностей поставщиков или непредсказуемыми событиями. </w:t>
+      </w:r>
+      <w:proofErr w:type="spellStart"/>
+      <w:r>
+        <w:rPr>
+          <w:rFonts w:ascii="Times New Roman" w:hAnsi="Times New Roman"/>
+          <w:color w:val="000000"/>
+          <w:sz w:val="28"/>
+        </w:rPr>
+        <w:t>Sil</w:t>
+      </w:r>
+      <w:proofErr w:type="spellEnd"/>
+      <w:r>
+        <w:rPr>
+          <w:rFonts w:ascii="Times New Roman" w:hAnsi="Times New Roman"/>
+          <w:color w:val="000000"/>
+          <w:sz w:val="28"/>
+        </w:rPr>
+        <w:t xml:space="preserve"> </w:t>
+      </w:r>
+      <w:r>
+        <w:rPr>
+          <w:rFonts w:ascii="Times New Roman" w:hAnsi="Times New Roman"/>
+          <w:color w:val="000000"/>
+          <w:sz w:val="28"/>
+        </w:rPr>
+        <w:t>[</w:t>
+      </w:r>
+      <w:r>
+        <w:rPr>
+          <w:rFonts w:ascii="Times New Roman" w:hAnsi="Times New Roman"/>
+          <w:color w:val="000000"/>
+          <w:sz w:val="28"/>
+        </w:rPr>
+        <w:t>103</w:t>
+      </w:r>
+      <w:r>
+        <w:rPr>
+          <w:rFonts w:ascii="Times New Roman" w:hAnsi="Times New Roman"/>
+          <w:color w:val="000000"/>
+          <w:sz w:val="28"/>
+        </w:rPr>
+        <w:t>]</w:t>
+      </w:r>
+      <w:r>
+        <w:rPr>
+          <w:rFonts w:ascii="Times New Roman" w:hAnsi="Times New Roman"/>
+          <w:color w:val="000000"/>
+          <w:sz w:val="28"/>
+        </w:rPr>
+        <w:t xml:space="preserve"> выделяет три типа стохастических моделей.</w:t>
       </w:r>
     </w:p>
     <w:p>
@@ -8922,7 +10288,7 @@
           <w:color w:val="000000"/>
           <w:sz w:val="28"/>
         </w:rPr>
-        <w:t>НФТ-06. Понятность результата: пользователь получает причину ошибки и проблемный артикул. Ограничение времени отклика в миллисекундах не устанавливается, поскольку размеры набора данных и оборудование для измерений не определены.</w:t>
+        <w:t>а) Однопериодная модель: преимущественно относится к модным и скоропортящимся товарам, продукции с коротким жизненным циклом, а также сезонным товарам. В рамках одного периода принимается разовое решение о том, какое количество заказать.</w:t>
       </w:r>
     </w:p>
     <w:p>
@@ -8937,46 +10303,8 @@
           <w:color w:val="000000"/>
           <w:sz w:val="28"/>
         </w:rPr>
-        <w:t>На складе 20 столов, из них 5 зарезервировано: доступно 15. Заявка на 10 столов при выполнении остальных условий создаёт резерв 10; общий резерв становится 15, доступно 5, физический остаток остаётся 20. Заявка на 16 столов отклоняется без изменения данных. Если в заявке указаны две строки одного артикула на 8 и 9 столов, проверяется суммарное количество 17.</w:t>
-      </w:r>
-    </w:p>
-    <w:p>
-      <w:pPr>
-        <w:pStyle w:val="2"/>
-        <w:keepNext/>
-        <w:spacing w:before="160" w:after="120" w:line="360" w:lineRule="auto"/>
-        <w:outlineLvl w:val="1"/>
-      </w:pPr>
-      <w:bookmarkStart w:id="16" w:name="_Toc242108184"/>
-      <w:r>
-        <w:rPr>
-          <w:rFonts w:ascii="Times New Roman" w:hAnsi="Times New Roman"/>
-          <w:b/>
-          <w:color w:val="000000"/>
-          <w:sz w:val="28"/>
-        </w:rPr>
-        <w:t>3 Среда разработки, система контроля версий и технологии</w:t>
-      </w:r>
-      <w:bookmarkEnd w:id="16"/>
-    </w:p>
-    <w:p>
-      <w:pPr>
-        <w:pStyle w:val="3"/>
-        <w:keepNext/>
-        <w:spacing w:before="160" w:after="120" w:line="360" w:lineRule="auto"/>
-        <w:outlineLvl w:val="2"/>
-      </w:pPr>
-      <w:bookmarkStart w:id="17" w:name="_Toc242108185"/>
-      <w:r>
-        <w:rPr>
-          <w:rFonts w:ascii="Times New Roman" w:hAnsi="Times New Roman"/>
-          <w:b/>
-          <w:color w:val="000000"/>
-          <w:sz w:val="28"/>
-        </w:rPr>
-        <w:t>3.1 Языки программирования</w:t>
-      </w:r>
-      <w:bookmarkEnd w:id="17"/>
+        <w:t>б) Многопериодная модель: относится к товарам, спрос на которые повторяется, но изменяется от периода к периоду, и к системам управления запасами с периодическим пересмотром. Многопериодная стохастическая модель предполагает периодическое принятие решения о количестве, заказываемом в каждом периоде.</w:t>
+      </w:r>
     </w:p>
     <w:p>
       <w:pPr>
@@ -8990,1409 +10318,15 @@
           <w:color w:val="000000"/>
           <w:sz w:val="28"/>
         </w:rPr>
-        <w:t>В качестве используемых технологий выбраны</w:t>
-      </w:r>
-      <w:r>
-        <w:rPr>
-          <w:rFonts w:ascii="Times New Roman" w:hAnsi="Times New Roman"/>
-          <w:color w:val="000000"/>
-          <w:sz w:val="28"/>
-        </w:rPr>
-        <w:t xml:space="preserve"> Python 3.13, Java 21 и </w:t>
-      </w:r>
-      <w:proofErr w:type="spellStart"/>
-      <w:r>
-        <w:rPr>
-          <w:rFonts w:ascii="Times New Roman" w:hAnsi="Times New Roman"/>
-          <w:color w:val="000000"/>
-          <w:sz w:val="28"/>
-        </w:rPr>
-        <w:t>PostgreSQL</w:t>
-      </w:r>
-      <w:proofErr w:type="spellEnd"/>
-      <w:r>
-        <w:rPr>
-          <w:rFonts w:ascii="Times New Roman" w:hAnsi="Times New Roman"/>
-          <w:color w:val="000000"/>
-          <w:sz w:val="28"/>
-        </w:rPr>
-        <w:t xml:space="preserve"> 17. </w:t>
+        <w:t>в) Модель с непрерывным временем: относится к товарам с повторяющимся спросом, но переменными интервалами между поступлениями заказов покупателей, и к системам управления запасами с непрерывным пересмотром. Такая стохастическая модель предполагает непрерывное принятие решений о количестве заказываемой продукции.</w:t>
       </w:r>
     </w:p>
     <w:p>
       <w:pPr>
-        <w:spacing w:after="0" w:line="360" w:lineRule="auto"/>
-        <w:ind w:firstLine="709"/>
-        <w:jc w:val="both"/>
-      </w:pPr>
-      <w:r>
-        <w:rPr>
-          <w:rFonts w:ascii="Times New Roman" w:hAnsi="Times New Roman"/>
-          <w:color w:val="000000"/>
-          <w:sz w:val="28"/>
-        </w:rPr>
-        <w:t>Python и Java используются при разработке программных компонентов системы обработки оптовых заявок и резервирования. Возможности обоих языков дополняют друг друга при работе с данными и реализации бизнес-логики.</w:t>
-      </w:r>
-    </w:p>
-    <w:p>
-      <w:pPr>
-        <w:spacing w:after="0" w:line="360" w:lineRule="auto"/>
-        <w:ind w:firstLine="709"/>
-        <w:jc w:val="both"/>
-      </w:pPr>
-      <w:r>
-        <w:rPr>
-          <w:rFonts w:ascii="Times New Roman" w:hAnsi="Times New Roman"/>
-          <w:color w:val="000000"/>
-          <w:sz w:val="28"/>
-        </w:rPr>
-        <w:t>Исходный код организуется по функциональному назначению. Для разработки применяются стандартные средства и библиотеки Python и Java, описанные в официальной документации [15, 16].</w:t>
-      </w:r>
-      <w:proofErr w:type="spellStart"/>
-      <w:r>
-        <w:rPr>
-          <w:rFonts w:ascii="Times New Roman" w:hAnsi="Times New Roman"/>
-          <w:color w:val="000000"/>
-          <w:sz w:val="28"/>
-        </w:rPr>
-      </w:r>
-      <w:proofErr w:type="spellEnd"/>
-      <w:r>
-        <w:rPr>
-          <w:rFonts w:ascii="Times New Roman" w:hAnsi="Times New Roman"/>
-          <w:color w:val="000000"/>
-          <w:sz w:val="28"/>
-        </w:rPr>
-      </w:r>
-      <w:proofErr w:type="spellStart"/>
-      <w:r>
-        <w:rPr>
-          <w:rFonts w:ascii="Times New Roman" w:hAnsi="Times New Roman"/>
-          <w:color w:val="000000"/>
-          <w:sz w:val="28"/>
-        </w:rPr>
-      </w:r>
-      <w:proofErr w:type="spellEnd"/>
-      <w:r>
-        <w:rPr>
-          <w:rFonts w:ascii="Times New Roman" w:hAnsi="Times New Roman"/>
-          <w:color w:val="000000"/>
-          <w:sz w:val="28"/>
-        </w:rPr>
-      </w:r>
-      <w:proofErr w:type="spellStart"/>
-      <w:r>
-        <w:rPr>
-          <w:rFonts w:ascii="Times New Roman" w:hAnsi="Times New Roman"/>
-          <w:color w:val="000000"/>
-          <w:sz w:val="28"/>
-        </w:rPr>
-      </w:r>
-      <w:proofErr w:type="spellEnd"/>
-      <w:r>
-        <w:rPr>
-          <w:rFonts w:ascii="Times New Roman" w:hAnsi="Times New Roman"/>
-          <w:color w:val="000000"/>
-          <w:sz w:val="28"/>
-        </w:rPr>
-      </w:r>
-    </w:p>
-    <w:p>
-      <w:pPr>
-        <w:spacing w:after="0" w:line="360" w:lineRule="auto"/>
-        <w:ind w:firstLine="709"/>
-        <w:jc w:val="both"/>
-      </w:pPr>
-      <w:r>
-        <w:rPr>
-          <w:rFonts w:ascii="Times New Roman" w:hAnsi="Times New Roman"/>
-          <w:color w:val="000000"/>
-          <w:sz w:val="28"/>
-        </w:rPr>
-        <w:t>Программные компоненты работают с согласованными форматами входных и выходных данных. Работа системы проверяется единым набором сценариев, охватывающим расчёт количества и стоимости, резервирование и обработку ошибок.</w:t>
-      </w:r>
-    </w:p>
-    <w:p>
-      <w:pPr>
-        <w:spacing w:after="0" w:line="360" w:lineRule="auto"/>
-        <w:ind w:firstLine="709"/>
-        <w:jc w:val="both"/>
-      </w:pPr>
-      <w:r>
-        <w:rPr>
-          <w:rFonts w:ascii="Times New Roman" w:hAnsi="Times New Roman"/>
-          <w:color w:val="000000"/>
-          <w:sz w:val="28"/>
-        </w:rPr>
-        <w:t>Использование Python и Java позволяет сочетать доступные библиотеки и средства разработки обоих языков в рамках одной системы.</w:t>
-      </w:r>
-    </w:p>
-    <w:p>
-      <w:pPr>
-        <w:pStyle w:val="3"/>
-        <w:keepNext/>
-        <w:spacing w:before="160" w:after="120" w:line="360" w:lineRule="auto"/>
-        <w:outlineLvl w:val="2"/>
-      </w:pPr>
-      <w:bookmarkStart w:id="18" w:name="_Toc242108186"/>
-      <w:r>
-        <w:rPr>
-          <w:rFonts w:ascii="Times New Roman" w:hAnsi="Times New Roman"/>
-          <w:b/>
-          <w:color w:val="000000"/>
-          <w:sz w:val="28"/>
-        </w:rPr>
-        <w:t>3.2 Хранение данных и среда разработки</w:t>
-      </w:r>
-      <w:bookmarkEnd w:id="18"/>
-    </w:p>
-    <w:p>
-      <w:pPr>
-        <w:spacing w:after="0" w:line="360" w:lineRule="auto"/>
-        <w:ind w:firstLine="709"/>
-        <w:jc w:val="both"/>
-      </w:pPr>
-      <w:r>
-        <w:rPr>
-          <w:rFonts w:ascii="Times New Roman" w:hAnsi="Times New Roman"/>
-          <w:color w:val="000000"/>
-          <w:sz w:val="28"/>
-        </w:rPr>
-        <w:t xml:space="preserve">Для разработки на Python и Java будет использоваться Visual Studio Code (VS Code). </w:t>
-      </w:r>
-      <w:proofErr w:type="spellStart"/>
-      <w:r>
-        <w:rPr>
-          <w:rFonts w:ascii="Times New Roman" w:hAnsi="Times New Roman"/>
-          <w:color w:val="000000"/>
-          <w:sz w:val="28"/>
-        </w:rPr>
-        <w:t>PostgreSQL</w:t>
-      </w:r>
-      <w:proofErr w:type="spellEnd"/>
-      <w:r>
-        <w:rPr>
-          <w:rFonts w:ascii="Times New Roman" w:hAnsi="Times New Roman"/>
-          <w:color w:val="000000"/>
-          <w:sz w:val="28"/>
-        </w:rPr>
-        <w:t xml:space="preserve"> выбран для реляционной модели товаров, покупателей, заказов и </w:t>
-      </w:r>
-      <w:proofErr w:type="gramStart"/>
-      <w:r>
-        <w:rPr>
-          <w:rFonts w:ascii="Times New Roman" w:hAnsi="Times New Roman"/>
-          <w:color w:val="000000"/>
-          <w:sz w:val="28"/>
-        </w:rPr>
-        <w:t>резервов</w:t>
-      </w:r>
-      <w:proofErr w:type="gramEnd"/>
-      <w:r>
-        <w:rPr>
-          <w:rFonts w:ascii="Times New Roman" w:hAnsi="Times New Roman"/>
-          <w:color w:val="000000"/>
-          <w:sz w:val="28"/>
-        </w:rPr>
-        <w:t xml:space="preserve"> и согласованного выполнения связанных изменений: товары, заказы и резервы должны быть связаны ключами, а проверка остатка и изменение резерва — выполняться в одной транзакции. Документация </w:t>
-      </w:r>
-      <w:proofErr w:type="spellStart"/>
-      <w:r>
-        <w:rPr>
-          <w:rFonts w:ascii="Times New Roman" w:hAnsi="Times New Roman"/>
-          <w:color w:val="000000"/>
-          <w:sz w:val="28"/>
-        </w:rPr>
-        <w:t>PostgreSQL</w:t>
-      </w:r>
-      <w:proofErr w:type="spellEnd"/>
-      <w:r>
-        <w:rPr>
-          <w:rFonts w:ascii="Times New Roman" w:hAnsi="Times New Roman"/>
-          <w:color w:val="000000"/>
-          <w:sz w:val="28"/>
-        </w:rPr>
-        <w:t xml:space="preserve"> </w:t>
-      </w:r>
-      <w:r>
-        <w:rPr>
-          <w:rFonts w:ascii="Times New Roman" w:hAnsi="Times New Roman"/>
-          <w:color w:val="000000"/>
-          <w:sz w:val="28"/>
-        </w:rPr>
-        <w:lastRenderedPageBreak/>
-        <w:t>описывает блокировки строк, применимые для защиты от конкурирующих изменений [17].</w:t>
-      </w:r>
-    </w:p>
-    <w:p>
-      <w:pPr>
-        <w:pStyle w:val="3"/>
-        <w:keepNext/>
-        <w:spacing w:before="160" w:after="120" w:line="360" w:lineRule="auto"/>
-        <w:outlineLvl w:val="2"/>
-      </w:pPr>
-      <w:bookmarkStart w:id="19" w:name="_Toc242108187"/>
-      <w:r>
-        <w:rPr>
-          <w:rFonts w:ascii="Times New Roman" w:hAnsi="Times New Roman"/>
-          <w:b/>
-          <w:color w:val="000000"/>
-          <w:sz w:val="28"/>
-        </w:rPr>
-        <w:t>3.3 Организация контроля версий</w:t>
-      </w:r>
-      <w:bookmarkEnd w:id="19"/>
-    </w:p>
-    <w:p>
-      <w:pPr>
-        <w:spacing w:after="0" w:line="360" w:lineRule="auto"/>
-        <w:ind w:firstLine="709"/>
-        <w:jc w:val="both"/>
-      </w:pPr>
-      <w:r>
-        <w:rPr>
-          <w:rFonts w:ascii="Times New Roman" w:hAnsi="Times New Roman"/>
-          <w:color w:val="000000"/>
-          <w:sz w:val="28"/>
-        </w:rPr>
-        <w:t>Локальный Git-репозиторий расположен в каталоге vcs; основная ветка — main. Каталоги python и java предназначены для исходного кода программных компонентов, data — для общих данных, tests — для проверок. README содержит тему, ФИО и группу студента. Файл .gitignore исключает служебные файлы, результаты сборки и локальные настройки.</w:t>
-      </w:r>
-      <w:proofErr w:type="spellStart"/>
-      <w:r>
-        <w:rPr>
-          <w:rFonts w:ascii="Times New Roman" w:hAnsi="Times New Roman"/>
-          <w:color w:val="000000"/>
-          <w:sz w:val="28"/>
-        </w:rPr>
-      </w:r>
-      <w:proofErr w:type="spellEnd"/>
-      <w:r>
-        <w:rPr>
-          <w:rFonts w:ascii="Times New Roman" w:hAnsi="Times New Roman"/>
-          <w:color w:val="000000"/>
-          <w:sz w:val="28"/>
-        </w:rPr>
-      </w:r>
-      <w:proofErr w:type="spellStart"/>
-      <w:r>
-        <w:rPr>
-          <w:rFonts w:ascii="Times New Roman" w:hAnsi="Times New Roman"/>
-          <w:color w:val="000000"/>
-          <w:sz w:val="28"/>
-        </w:rPr>
-      </w:r>
-      <w:proofErr w:type="spellEnd"/>
-      <w:r>
-        <w:rPr>
-          <w:rFonts w:ascii="Times New Roman" w:hAnsi="Times New Roman"/>
-          <w:color w:val="000000"/>
-          <w:sz w:val="28"/>
-        </w:rPr>
-      </w:r>
-      <w:proofErr w:type="spellStart"/>
-      <w:r>
-        <w:rPr>
-          <w:rFonts w:ascii="Times New Roman" w:hAnsi="Times New Roman"/>
-          <w:color w:val="000000"/>
-          <w:sz w:val="28"/>
-        </w:rPr>
-      </w:r>
-      <w:proofErr w:type="spellEnd"/>
-      <w:r>
-        <w:rPr>
-          <w:rFonts w:ascii="Times New Roman" w:hAnsi="Times New Roman"/>
-          <w:color w:val="000000"/>
-          <w:sz w:val="28"/>
-        </w:rPr>
-      </w:r>
-      <w:proofErr w:type="spellStart"/>
-      <w:r>
-        <w:rPr>
-          <w:rFonts w:ascii="Times New Roman" w:hAnsi="Times New Roman"/>
-          <w:color w:val="000000"/>
-          <w:sz w:val="28"/>
-        </w:rPr>
-      </w:r>
-      <w:proofErr w:type="spellEnd"/>
-      <w:r>
-        <w:rPr>
-          <w:rFonts w:ascii="Times New Roman" w:hAnsi="Times New Roman"/>
-          <w:color w:val="000000"/>
-          <w:sz w:val="28"/>
-        </w:rPr>
-      </w:r>
-      <w:proofErr w:type="spellStart"/>
-      <w:r>
-        <w:rPr>
-          <w:rFonts w:ascii="Times New Roman" w:hAnsi="Times New Roman"/>
-          <w:color w:val="000000"/>
-          <w:sz w:val="28"/>
-        </w:rPr>
-      </w:r>
-      <w:proofErr w:type="spellEnd"/>
-      <w:r>
-        <w:rPr>
-          <w:rFonts w:ascii="Times New Roman" w:hAnsi="Times New Roman"/>
-          <w:color w:val="000000"/>
-          <w:sz w:val="28"/>
-        </w:rPr>
-      </w:r>
-      <w:proofErr w:type="spellStart"/>
-      <w:r>
-        <w:rPr>
-          <w:rFonts w:ascii="Times New Roman" w:hAnsi="Times New Roman"/>
-          <w:color w:val="000000"/>
-          <w:sz w:val="28"/>
-        </w:rPr>
-      </w:r>
-      <w:proofErr w:type="spellEnd"/>
-      <w:r>
-        <w:rPr>
-          <w:rFonts w:ascii="Times New Roman" w:hAnsi="Times New Roman"/>
-          <w:color w:val="000000"/>
-          <w:sz w:val="28"/>
-        </w:rPr>
-      </w:r>
-      <w:proofErr w:type="spellStart"/>
-      <w:r>
-        <w:rPr>
-          <w:rFonts w:ascii="Times New Roman" w:hAnsi="Times New Roman"/>
-          <w:color w:val="000000"/>
-          <w:sz w:val="28"/>
-        </w:rPr>
-      </w:r>
-      <w:proofErr w:type="spellEnd"/>
-      <w:r>
-        <w:rPr>
-          <w:rFonts w:ascii="Times New Roman" w:hAnsi="Times New Roman"/>
-          <w:color w:val="000000"/>
-          <w:sz w:val="28"/>
-        </w:rPr>
-      </w:r>
-      <w:proofErr w:type="gramStart"/>
-      <w:r>
-        <w:rPr>
-          <w:rFonts w:ascii="Times New Roman" w:hAnsi="Times New Roman"/>
-          <w:color w:val="000000"/>
-          <w:sz w:val="28"/>
-        </w:rPr>
-      </w:r>
-      <w:proofErr w:type="spellStart"/>
-      <w:r>
-        <w:rPr>
-          <w:rFonts w:ascii="Times New Roman" w:hAnsi="Times New Roman"/>
-          <w:color w:val="000000"/>
-          <w:sz w:val="28"/>
-        </w:rPr>
-      </w:r>
-      <w:proofErr w:type="spellEnd"/>
-      <w:proofErr w:type="gramEnd"/>
-      <w:r>
-        <w:rPr>
-          <w:rFonts w:ascii="Times New Roman" w:hAnsi="Times New Roman"/>
-          <w:color w:val="000000"/>
-          <w:sz w:val="28"/>
-        </w:rPr>
-      </w:r>
-    </w:p>
-    <w:p>
-      <w:pPr>
-        <w:pStyle w:val="3"/>
-        <w:keepNext/>
-        <w:spacing w:before="160" w:after="120" w:line="360" w:lineRule="auto"/>
-        <w:outlineLvl w:val="1"/>
-      </w:pPr>
-      <w:bookmarkStart w:id="24" w:name="_Toc242108192"/>
-      <w:r>
-        <w:rPr>
-          <w:rFonts w:ascii="Times New Roman" w:hAnsi="Times New Roman"/>
-          <w:b/>
-          <w:color w:val="000000"/>
-          <w:sz w:val="28"/>
-        </w:rPr>
-        <w:t>3.4 Выводы</w:t>
-      </w:r>
-      <w:bookmarkEnd w:id="24"/>
-    </w:p>
-    <w:p>
-      <w:pPr>
-        <w:spacing w:after="0" w:line="360" w:lineRule="auto"/>
-        <w:ind w:firstLine="709"/>
-        <w:jc w:val="both"/>
-      </w:pPr>
-      <w:r>
-        <w:rPr>
-          <w:rFonts w:ascii="Times New Roman" w:hAnsi="Times New Roman"/>
-          <w:color w:val="000000"/>
-          <w:sz w:val="28"/>
-        </w:rPr>
-        <w:t>Определены предметная область, участники и границы обработки оптовой заявки. Основной риск связан с рассогласованием заказов и складских остатков. Для его устранения сформулированы правила проверки доступности, полного резервирования заказа и защиты от повторного создания резерва.</w:t>
-      </w:r>
-    </w:p>
-    <w:p>
-      <w:pPr>
-        <w:spacing w:after="0" w:line="360" w:lineRule="auto"/>
-        <w:ind w:firstLine="709"/>
-        <w:jc w:val="both"/>
-      </w:pPr>
-      <w:r>
-        <w:rPr>
-          <w:rFonts w:ascii="Times New Roman" w:hAnsi="Times New Roman"/>
-          <w:color w:val="000000"/>
-          <w:sz w:val="28"/>
-        </w:rPr>
-        <w:t>Сопоставление существующих решений позволило выделить общие понятия заказа, наличия и резерва. Для разработки программных компонентов системы выбраны Python и Java, а для последующего хранения связанных данных — PostgreSQL. Сформулированные требования используются при моделировании и разработке системы.</w:t>
-      </w:r>
-      <w:proofErr w:type="spellStart"/>
-      <w:proofErr w:type="spellEnd"/>
-    </w:p>
-    <w:p>
-      <w:pPr>
-        <w:pStyle w:val="2"/>
-        <w:keepNext/>
+        <w:pStyle w:val="1"/>
         <w:pageBreakBefore/>
         <w:spacing w:before="160" w:after="120" w:line="360" w:lineRule="auto"/>
         <w:jc w:val="center"/>
-        <w:outlineLvl w:val="0"/>
-      </w:pPr>
-      <w:bookmarkStart w:id="26" w:name="_Toc242108194"/>
-      <w:r>
-        <w:rPr>
-          <w:rFonts w:ascii="Times New Roman" w:hAnsi="Times New Roman"/>
-          <w:b/>
-          <w:color w:val="000000"/>
-          <w:sz w:val="28"/>
-        </w:rPr>
-        <w:t>4 Перевод фрагмента иностранной статьи</w:t>
-      </w:r>
-      <w:bookmarkEnd w:id="26"/>
-    </w:p>
-    <w:p>
-      <w:pPr>
-        <w:pStyle w:val="3"/>
-        <w:keepNext/>
-        <w:spacing w:before="160" w:after="120" w:line="360" w:lineRule="auto"/>
-        <w:outlineLvl w:val="1"/>
-      </w:pPr>
-      <w:bookmarkStart w:id="8" w:name="_Toc242108176"/>
-      <w:r>
-        <w:rPr>
-          <w:rFonts w:ascii="Times New Roman" w:hAnsi="Times New Roman"/>
-          <w:b/>
-          <w:color w:val="000000"/>
-          <w:sz w:val="28"/>
-        </w:rPr>
-        <w:t>4.1 Выходные данные оригинала</w:t>
-      </w:r>
-      <w:bookmarkEnd w:id="8"/>
-    </w:p>
-    <w:p>
-      <w:pPr>
-        <w:spacing w:after="0" w:line="360" w:lineRule="auto"/>
-        <w:ind w:firstLine="709"/>
-        <w:jc w:val="both"/>
-      </w:pPr>
-      <w:r>
-        <w:rPr>
-          <w:rFonts w:ascii="Times New Roman" w:hAnsi="Times New Roman"/>
-          <w:color w:val="000000"/>
-          <w:sz w:val="28"/>
-        </w:rPr>
-        <w:t xml:space="preserve">Источник: J. B. </w:t>
-      </w:r>
-      <w:proofErr w:type="spellStart"/>
-      <w:r>
-        <w:rPr>
-          <w:rFonts w:ascii="Times New Roman" w:hAnsi="Times New Roman"/>
-          <w:color w:val="000000"/>
-          <w:sz w:val="28"/>
-        </w:rPr>
-        <w:t>Munyaka</w:t>
-      </w:r>
-      <w:proofErr w:type="spellEnd"/>
-      <w:r>
-        <w:rPr>
-          <w:rFonts w:ascii="Times New Roman" w:hAnsi="Times New Roman"/>
-          <w:color w:val="000000"/>
-          <w:sz w:val="28"/>
-        </w:rPr>
-        <w:t xml:space="preserve">, V. S. S. </w:t>
-      </w:r>
-      <w:proofErr w:type="spellStart"/>
-      <w:r>
-        <w:rPr>
-          <w:rFonts w:ascii="Times New Roman" w:hAnsi="Times New Roman"/>
-          <w:color w:val="000000"/>
-          <w:sz w:val="28"/>
-        </w:rPr>
-        <w:t>Yadavalli</w:t>
-      </w:r>
-      <w:proofErr w:type="spellEnd"/>
-      <w:r>
-        <w:rPr>
-          <w:rFonts w:ascii="Times New Roman" w:hAnsi="Times New Roman"/>
-          <w:color w:val="000000"/>
-          <w:sz w:val="28"/>
-        </w:rPr>
-        <w:t xml:space="preserve">. </w:t>
-      </w:r>
-      <w:r>
-        <w:rPr>
-          <w:rFonts w:ascii="Times New Roman" w:hAnsi="Times New Roman"/>
-          <w:color w:val="000000"/>
-          <w:sz w:val="28"/>
-          <w:lang w:val="en-US"/>
-        </w:rPr>
-        <w:t xml:space="preserve">Inventory management concepts and implementations: a systematic review. The South African Journal of Industrial Engineering. 2022. Vol. 33, no. 2. P. 15–36. </w:t>
-      </w:r>
-      <w:r>
-        <w:rPr>
-          <w:rFonts w:ascii="Times New Roman" w:hAnsi="Times New Roman"/>
-          <w:color w:val="000000"/>
-          <w:sz w:val="28"/>
-        </w:rPr>
-        <w:t>DOI: 10.7166/33-2-2527 [10].</w:t>
-      </w:r>
-    </w:p>
-    <w:p>
-      <w:pPr>
-        <w:spacing w:after="0" w:line="360" w:lineRule="auto"/>
-        <w:ind w:firstLine="709"/>
-        <w:jc w:val="both"/>
-      </w:pPr>
-      <w:r>
-        <w:rPr>
-          <w:rFonts w:ascii="Times New Roman" w:hAnsi="Times New Roman"/>
-          <w:color w:val="000000"/>
-          <w:sz w:val="28"/>
-        </w:rPr>
-        <w:t>Перевод</w:t>
-      </w:r>
-      <w:r>
-        <w:rPr>
-          <w:rFonts w:ascii="Times New Roman" w:hAnsi="Times New Roman"/>
-          <w:color w:val="000000"/>
-          <w:sz w:val="28"/>
-          <w:lang w:val="en-US"/>
-        </w:rPr>
-        <w:t xml:space="preserve"> </w:t>
-      </w:r>
-      <w:r>
-        <w:rPr>
-          <w:rFonts w:ascii="Times New Roman" w:hAnsi="Times New Roman"/>
-          <w:color w:val="000000"/>
-          <w:sz w:val="28"/>
-        </w:rPr>
-        <w:t>раздела</w:t>
-      </w:r>
-      <w:r>
-        <w:rPr>
-          <w:rFonts w:ascii="Times New Roman" w:hAnsi="Times New Roman"/>
-          <w:color w:val="000000"/>
-          <w:sz w:val="28"/>
-          <w:lang w:val="en-US"/>
-        </w:rPr>
-        <w:t xml:space="preserve"> 3 «Roles, inventory models, and the demand variable», </w:t>
-      </w:r>
-      <w:r>
-        <w:rPr>
-          <w:rFonts w:ascii="Times New Roman" w:hAnsi="Times New Roman"/>
-          <w:color w:val="000000"/>
-          <w:sz w:val="28"/>
-        </w:rPr>
-        <w:t>с</w:t>
-      </w:r>
-      <w:r>
-        <w:rPr>
-          <w:rFonts w:ascii="Times New Roman" w:hAnsi="Times New Roman"/>
-          <w:color w:val="000000"/>
-          <w:sz w:val="28"/>
-          <w:lang w:val="en-US"/>
-        </w:rPr>
-        <w:t xml:space="preserve">. 19–20 </w:t>
-      </w:r>
-      <w:r>
-        <w:rPr>
-          <w:rFonts w:ascii="Times New Roman" w:hAnsi="Times New Roman"/>
-          <w:color w:val="000000"/>
-          <w:sz w:val="28"/>
-        </w:rPr>
-        <w:t>статьи</w:t>
-      </w:r>
-      <w:r>
-        <w:rPr>
-          <w:rFonts w:ascii="Times New Roman" w:hAnsi="Times New Roman"/>
-          <w:color w:val="000000"/>
-          <w:sz w:val="28"/>
-          <w:lang w:val="en-US"/>
-        </w:rPr>
-        <w:t>.</w:t>
-      </w:r>
-    </w:p>
-    <w:p>
-      <w:pPr>
-        <w:pStyle w:val="3"/>
-        <w:keepNext/>
-        <w:spacing w:after="0" w:line="360" w:lineRule="auto"/>
-      </w:pPr>
-      <w:r>
-        <w:rPr>
-          <w:rFonts w:ascii="Times New Roman" w:hAnsi="Times New Roman"/>
-          <w:b/>
-          <w:color w:val="000000"/>
-          <w:sz w:val="28"/>
-        </w:rPr>
-        <w:t>4.2 Перевод фрагмента</w:t>
-      </w:r>
-    </w:p>
-    <w:p>
-      <w:pPr>
-        <w:pStyle w:val="3"/>
-        <w:keepNext/>
-        <w:spacing w:after="0" w:line="360" w:lineRule="auto"/>
-      </w:pPr>
-      <w:r>
-        <w:rPr>
-          <w:rFonts w:ascii="Times New Roman" w:hAnsi="Times New Roman"/>
-          <w:b/>
-          <w:color w:val="000000"/>
-          <w:sz w:val="28"/>
-        </w:rPr>
-        <w:t>4.2.1 Роль запасов</w:t>
-      </w:r>
-    </w:p>
-    <w:p>
-      <w:pPr>
-        <w:spacing w:after="0" w:line="360" w:lineRule="auto"/>
-        <w:ind w:firstLine="709"/>
-        <w:jc w:val="both"/>
-      </w:pPr>
-      <w:r>
-        <w:rPr>
-          <w:rFonts w:ascii="Times New Roman" w:hAnsi="Times New Roman"/>
-          <w:color w:val="000000"/>
-          <w:sz w:val="28"/>
-        </w:rPr>
-        <w:t xml:space="preserve">Поскольку основная задача управления запасами заключается в поддержании требуемого уровня запасов определённых продуктов или изделий </w:t>
-      </w:r>
-      <w:r>
-        <w:rPr>
-          <w:rFonts w:ascii="Times New Roman" w:hAnsi="Times New Roman"/>
-          <w:color w:val="000000"/>
-          <w:sz w:val="28"/>
-        </w:rPr>
-        <w:t>[</w:t>
-      </w:r>
-      <w:r>
-        <w:rPr>
-          <w:rFonts w:ascii="Times New Roman" w:hAnsi="Times New Roman"/>
-          <w:color w:val="000000"/>
-          <w:sz w:val="28"/>
-        </w:rPr>
-        <w:t>119</w:t>
-      </w:r>
-      <w:r>
-        <w:rPr>
-          <w:rFonts w:ascii="Times New Roman" w:hAnsi="Times New Roman"/>
-          <w:color w:val="000000"/>
-          <w:sz w:val="28"/>
-        </w:rPr>
-        <w:t>]</w:t>
-      </w:r>
-      <w:r>
-        <w:rPr>
-          <w:rFonts w:ascii="Times New Roman" w:hAnsi="Times New Roman"/>
-          <w:color w:val="000000"/>
-          <w:sz w:val="28"/>
-        </w:rPr>
-        <w:t xml:space="preserve">, значение запасов в операционном управлении трудно переоценить. История показывает, что организации, которые пренебрегали управлением запасами или не учитывали его важность, впоследствии сожалели об этом. По мнению </w:t>
-      </w:r>
-      <w:proofErr w:type="spellStart"/>
-      <w:r>
-        <w:rPr>
-          <w:rFonts w:ascii="Times New Roman" w:hAnsi="Times New Roman"/>
-          <w:color w:val="000000"/>
-          <w:sz w:val="28"/>
-        </w:rPr>
-        <w:t>Tanthatemee</w:t>
-      </w:r>
-      <w:proofErr w:type="spellEnd"/>
-      <w:r>
-        <w:rPr>
-          <w:rFonts w:ascii="Times New Roman" w:hAnsi="Times New Roman"/>
-          <w:color w:val="000000"/>
-          <w:sz w:val="28"/>
-        </w:rPr>
-        <w:t xml:space="preserve"> и </w:t>
-      </w:r>
-      <w:proofErr w:type="spellStart"/>
-      <w:r>
-        <w:rPr>
-          <w:rFonts w:ascii="Times New Roman" w:hAnsi="Times New Roman"/>
-          <w:color w:val="000000"/>
-          <w:sz w:val="28"/>
-        </w:rPr>
-        <w:t>Phruksaphanrat</w:t>
-      </w:r>
-      <w:proofErr w:type="spellEnd"/>
-      <w:r>
-        <w:rPr>
-          <w:rFonts w:ascii="Times New Roman" w:hAnsi="Times New Roman"/>
-          <w:color w:val="000000"/>
-          <w:sz w:val="28"/>
-        </w:rPr>
-        <w:t xml:space="preserve"> </w:t>
-      </w:r>
-      <w:r>
-        <w:rPr>
-          <w:rFonts w:ascii="Times New Roman" w:hAnsi="Times New Roman"/>
-          <w:color w:val="000000"/>
-          <w:sz w:val="28"/>
-        </w:rPr>
-        <w:t>[</w:t>
-      </w:r>
-      <w:r>
-        <w:rPr>
-          <w:rFonts w:ascii="Times New Roman" w:hAnsi="Times New Roman"/>
-          <w:color w:val="000000"/>
-          <w:sz w:val="28"/>
-        </w:rPr>
-        <w:t>114</w:t>
-      </w:r>
-      <w:r>
-        <w:rPr>
-          <w:rFonts w:ascii="Times New Roman" w:hAnsi="Times New Roman"/>
-          <w:color w:val="000000"/>
-          <w:sz w:val="28"/>
-        </w:rPr>
-        <w:t>]</w:t>
-      </w:r>
-      <w:r>
-        <w:rPr>
-          <w:rFonts w:ascii="Times New Roman" w:hAnsi="Times New Roman"/>
-          <w:color w:val="000000"/>
-          <w:sz w:val="28"/>
-        </w:rPr>
-        <w:t>, управление запасами помогает улучшить обслуживание покупателей и справляться с неопределённостью спроса. Неопределённость спроса представляет собой потенциальную проблему, приводящую к высокому уровню запасов и большим затратам на их содержание. Это может вызывать рост цен и снижение удовлетворённости покупателей и, следовательно, уменьшать прибыльность бизнеса.</w:t>
-      </w:r>
-    </w:p>
-    <w:p>
-      <w:pPr>
-        <w:pStyle w:val="3"/>
-        <w:keepNext/>
-        <w:spacing w:after="0" w:line="360" w:lineRule="auto"/>
-      </w:pPr>
-      <w:r>
-        <w:rPr>
-          <w:rFonts w:ascii="Times New Roman" w:hAnsi="Times New Roman"/>
-          <w:b/>
-          <w:color w:val="000000"/>
-          <w:sz w:val="28"/>
-        </w:rPr>
-        <w:t>4.2.2 Модели управления запасами и переменная спроса</w:t>
-      </w:r>
-    </w:p>
-    <w:p>
-      <w:pPr>
-        <w:spacing w:after="0" w:line="360" w:lineRule="auto"/>
-        <w:ind w:firstLine="709"/>
-        <w:jc w:val="both"/>
-      </w:pPr>
-      <w:r>
-        <w:rPr>
-          <w:rFonts w:ascii="Times New Roman" w:hAnsi="Times New Roman"/>
-          <w:color w:val="000000"/>
-          <w:sz w:val="28"/>
-        </w:rPr>
-        <w:t xml:space="preserve">Основные решения, связанные со спросом в задаче управления запасами, состоят в следующем: а) когда закупать продукцию, </w:t>
-      </w:r>
-      <w:proofErr w:type="gramStart"/>
-      <w:r>
-        <w:rPr>
-          <w:rFonts w:ascii="Times New Roman" w:hAnsi="Times New Roman"/>
-          <w:color w:val="000000"/>
-          <w:sz w:val="28"/>
-        </w:rPr>
-        <w:t>то есть</w:t>
-      </w:r>
-      <w:proofErr w:type="gramEnd"/>
-      <w:r>
-        <w:rPr>
-          <w:rFonts w:ascii="Times New Roman" w:hAnsi="Times New Roman"/>
-          <w:color w:val="000000"/>
-          <w:sz w:val="28"/>
-        </w:rPr>
-        <w:t xml:space="preserve"> когда формировать заказ на закупку; б) сколько закупать, то есть каков должен быть размер партии </w:t>
-      </w:r>
-      <w:r>
-        <w:rPr>
-          <w:rFonts w:ascii="Times New Roman" w:hAnsi="Times New Roman"/>
-          <w:color w:val="000000"/>
-          <w:sz w:val="28"/>
-        </w:rPr>
-        <w:t>[</w:t>
-      </w:r>
-      <w:r>
-        <w:rPr>
-          <w:rFonts w:ascii="Times New Roman" w:hAnsi="Times New Roman"/>
-          <w:color w:val="000000"/>
-          <w:sz w:val="28"/>
-        </w:rPr>
-        <w:t>82</w:t>
-      </w:r>
-      <w:r>
-        <w:rPr>
-          <w:rFonts w:ascii="Times New Roman" w:hAnsi="Times New Roman"/>
-          <w:color w:val="000000"/>
-          <w:sz w:val="28"/>
-        </w:rPr>
-        <w:t>]</w:t>
-      </w:r>
-      <w:r>
-        <w:rPr>
-          <w:rFonts w:ascii="Times New Roman" w:hAnsi="Times New Roman"/>
-          <w:color w:val="000000"/>
-          <w:sz w:val="28"/>
-        </w:rPr>
-        <w:t xml:space="preserve">. Решение обеих задач в процессе принятия решений требует разработки моделей и методов управления запасами </w:t>
-      </w:r>
-      <w:r>
-        <w:rPr>
-          <w:rFonts w:ascii="Times New Roman" w:hAnsi="Times New Roman"/>
-          <w:color w:val="000000"/>
-          <w:sz w:val="28"/>
-        </w:rPr>
-        <w:t>[</w:t>
-      </w:r>
-      <w:r>
-        <w:rPr>
-          <w:rFonts w:ascii="Times New Roman" w:hAnsi="Times New Roman"/>
-          <w:color w:val="000000"/>
-          <w:sz w:val="28"/>
-        </w:rPr>
-        <w:t>96</w:t>
-      </w:r>
-      <w:r>
-        <w:rPr>
-          <w:rFonts w:ascii="Times New Roman" w:hAnsi="Times New Roman"/>
-          <w:color w:val="000000"/>
-          <w:sz w:val="28"/>
-        </w:rPr>
-        <w:t>]</w:t>
-      </w:r>
-      <w:r>
-        <w:rPr>
-          <w:rFonts w:ascii="Times New Roman" w:hAnsi="Times New Roman"/>
-          <w:color w:val="000000"/>
-          <w:sz w:val="28"/>
-        </w:rPr>
-        <w:t xml:space="preserve">. Эти две задачи связывают целевую функцию модели управления запасами с рядом переменных принятия решений, например размером партии и точкой повторного заказа. Они также связаны с несколькими параметрами затрат на запасы и ситуационными переменными: а) характером и уровнем спроса, включая степень его определённости; б) сроком </w:t>
-      </w:r>
-      <w:r>
-        <w:rPr>
-          <w:rFonts w:ascii="Times New Roman" w:hAnsi="Times New Roman"/>
-          <w:color w:val="000000"/>
-          <w:sz w:val="28"/>
-        </w:rPr>
-        <w:lastRenderedPageBreak/>
-        <w:t>поставки, включая степень его определённости; в) существующими ограничениями, если они имеются; г) скидками за объём или инфляционными тенденциями; д) другими значимыми обстоятельствами.</w:t>
-      </w:r>
-    </w:p>
-    <w:p>
-      <w:pPr>
-        <w:spacing w:after="0" w:line="360" w:lineRule="auto"/>
-        <w:ind w:firstLine="709"/>
-        <w:jc w:val="both"/>
-      </w:pPr>
-      <w:r>
-        <w:rPr>
-          <w:rFonts w:ascii="Times New Roman" w:hAnsi="Times New Roman"/>
-          <w:color w:val="000000"/>
-          <w:sz w:val="28"/>
-        </w:rPr>
-        <w:t>Спрос рассматривается как ключевая переменная управления запасами. Точное прогнозирование рынка или уровня спроса помогает принимать правильные решения о запасах, позволяющие оптимизировать продажи и прибыль. В зависимости от степени определённости спроса обычно разрабатываются модели двух типов: 1) модели с детерминированным спросом; 2) модели со стохастическим, или байесовским, спросом.</w:t>
-      </w:r>
-    </w:p>
-    <w:p>
-      <w:pPr>
-        <w:pStyle w:val="3"/>
-        <w:keepNext/>
-        <w:spacing w:after="0" w:line="360" w:lineRule="auto"/>
-      </w:pPr>
-      <w:r>
-        <w:rPr>
-          <w:rFonts w:ascii="Times New Roman" w:hAnsi="Times New Roman"/>
-          <w:b/>
-          <w:color w:val="000000"/>
-          <w:sz w:val="28"/>
-        </w:rPr>
-        <w:t>4.2.3 Модель с детерминированным спросом</w:t>
-      </w:r>
-    </w:p>
-    <w:p>
-      <w:pPr>
-        <w:spacing w:after="0" w:line="360" w:lineRule="auto"/>
-        <w:ind w:firstLine="709"/>
-        <w:jc w:val="both"/>
-      </w:pPr>
-      <w:r>
-        <w:rPr>
-          <w:rFonts w:ascii="Times New Roman" w:hAnsi="Times New Roman"/>
-          <w:color w:val="000000"/>
-          <w:sz w:val="28"/>
-        </w:rPr>
-        <w:t xml:space="preserve">В детерминированной модели операции с запасами определяются на основе известного, достоверного спроса. Детерминированная модель даёт один и тот же результат благодаря определённости факторов, условий и параметров, которые явно задаются в начале. К этим параметрам относится и спрос. По </w:t>
-      </w:r>
-      <w:proofErr w:type="spellStart"/>
-      <w:r>
-        <w:rPr>
-          <w:rFonts w:ascii="Times New Roman" w:hAnsi="Times New Roman"/>
-          <w:color w:val="000000"/>
-          <w:sz w:val="28"/>
-        </w:rPr>
-        <w:t>Antic</w:t>
-      </w:r>
-      <w:proofErr w:type="spellEnd"/>
-      <w:r>
-        <w:rPr>
-          <w:rFonts w:ascii="Times New Roman" w:hAnsi="Times New Roman"/>
-          <w:color w:val="000000"/>
-          <w:sz w:val="28"/>
-        </w:rPr>
-        <w:t xml:space="preserve"> и соавторам </w:t>
-      </w:r>
-      <w:r>
-        <w:rPr>
-          <w:rFonts w:ascii="Times New Roman" w:hAnsi="Times New Roman"/>
-          <w:color w:val="000000"/>
-          <w:sz w:val="28"/>
-        </w:rPr>
-        <w:t>[</w:t>
-      </w:r>
-      <w:r>
-        <w:rPr>
-          <w:rFonts w:ascii="Times New Roman" w:hAnsi="Times New Roman"/>
-          <w:color w:val="000000"/>
-          <w:sz w:val="28"/>
-        </w:rPr>
-        <w:t>4</w:t>
-      </w:r>
-      <w:r>
-        <w:rPr>
-          <w:rFonts w:ascii="Times New Roman" w:hAnsi="Times New Roman"/>
-          <w:color w:val="000000"/>
-          <w:sz w:val="28"/>
-        </w:rPr>
-        <w:t>]</w:t>
-      </w:r>
-      <w:r>
-        <w:rPr>
-          <w:rFonts w:ascii="Times New Roman" w:hAnsi="Times New Roman"/>
-          <w:color w:val="000000"/>
-          <w:sz w:val="28"/>
-        </w:rPr>
-        <w:t>, детерминированный спрос представляется как ежемесячный прогноз продаж каждого продукта. Модель с детерминированным спросом направлена на минимизацию совокупных затрат, связанных со временем производства, временем переналадки и сверхурочной работой, а также затрат на запасы: оформление заказов, содержание запасов и отсутствие необходимых запасов, включая избыток и дефицит.</w:t>
-      </w:r>
-    </w:p>
-    <w:p>
-      <w:pPr>
-        <w:spacing w:after="0" w:line="360" w:lineRule="auto"/>
-        <w:ind w:firstLine="709"/>
-        <w:jc w:val="both"/>
-      </w:pPr>
-      <w:r>
-        <w:rPr>
-          <w:rFonts w:ascii="Times New Roman" w:hAnsi="Times New Roman"/>
-          <w:color w:val="000000"/>
-          <w:sz w:val="28"/>
-        </w:rPr>
-        <w:t>В модели с детерминированным спросом могут рассматриваться два вида спроса: независимый и зависимый. Понимание различия между ними имеет решающее значение для системы управления запасами и служит отправной точкой при разработке политики управления ими. Независимый спрос — это спрос на готовую продукцию, например автомобили или книги; он также может содержать некоторую неопределённость. Зависимый спрос относится к комплектующим или сборочным единицам, например узлам центральной консоли автомобилей Toyota, и обычно считается определённым, когда известна потребность в конечном изделии, от которого он зависит. Рисунок 5 иллюстрирует характер обоих видов спроса.</w:t>
-      </w:r>
-    </w:p>
-    <w:p>
-      <w:pPr>
-        <w:keepNext/>
-        <w:spacing w:after="0" w:line="360" w:lineRule="auto"/>
-      </w:pPr>
-      <w:r>
-        <w:rPr>
-          <w:rFonts w:ascii="Times New Roman" w:hAnsi="Times New Roman"/>
-          <w:b/>
-          <w:color w:val="000000"/>
-          <w:sz w:val="28"/>
-        </w:rPr>
-        <w:lastRenderedPageBreak/>
-        <w:t>Рисунок 5 — Независимый и зависимый спрос</w:t>
-      </w:r>
-    </w:p>
-    <w:p>
-      <w:pPr>
-        <w:spacing w:after="0" w:line="360" w:lineRule="auto"/>
-        <w:ind w:firstLine="709"/>
-        <w:jc w:val="both"/>
-      </w:pPr>
-      <w:r>
-        <w:rPr>
-          <w:rFonts w:ascii="Times New Roman" w:hAnsi="Times New Roman"/>
-          <w:color w:val="000000"/>
-          <w:sz w:val="28"/>
-        </w:rPr>
-        <w:t>Текстовое представление схемы оригинала: независимый спрос относится к изделию A. Для A требуются B (1 единица) и C (2 единицы). Для каждой B требуются D (2 единицы) и E (1 единица); для каждой C — D (1 единица). Спрос на B, C, D и E является зависимым. Числа в скобках обозначают количество компонентов на одну единицу непосредственно вышестоящего изделия.</w:t>
-      </w:r>
-    </w:p>
-    <w:p>
-      <w:pPr>
-        <w:spacing w:after="0" w:line="360" w:lineRule="auto"/>
-        <w:ind w:firstLine="709"/>
-        <w:jc w:val="both"/>
-      </w:pPr>
-      <w:r>
-        <w:rPr>
-          <w:rFonts w:ascii="Times New Roman" w:hAnsi="Times New Roman"/>
-          <w:color w:val="000000"/>
-          <w:sz w:val="28"/>
-        </w:rPr>
-        <w:t>В условиях независимого спроса потребность в одной позиции не зависит от спроса на другую позицию (см. рисунок 5). Например, готовая продукция не зависит от других позиций, поскольку внимание сосредоточено на продаже изделия, обработке заказа или прогнозе продаж. Независимый спрос на запасы основывается на подтверждённых прогнозах, заказах покупателей, оценках и исторических данных.</w:t>
-      </w:r>
-    </w:p>
-    <w:p>
-      <w:pPr>
-        <w:spacing w:after="0" w:line="360" w:lineRule="auto"/>
-        <w:ind w:firstLine="709"/>
-        <w:jc w:val="both"/>
-      </w:pPr>
-      <w:r>
-        <w:rPr>
-          <w:rFonts w:ascii="Times New Roman" w:hAnsi="Times New Roman"/>
-          <w:color w:val="000000"/>
-          <w:sz w:val="28"/>
-        </w:rPr>
-        <w:t>В отличие от независимого спроса, зависимый спрос на одну позицию определяется спросом на другую. Например, запасы сырья и комплектующих зависят от спроса на готовую продукцию. Сырьё и другие производственные компоненты преобразуются в готовую продукцию с использованием таких систем, как планирование материальных ресурсов (MRP), планирование ресурсов распределения (DRP) или планирование ресурсов предприятия (ERP).</w:t>
-      </w:r>
-    </w:p>
-    <w:p>
-      <w:pPr>
-        <w:pStyle w:val="3"/>
-        <w:keepNext/>
-        <w:spacing w:after="0" w:line="360" w:lineRule="auto"/>
-      </w:pPr>
-      <w:r>
-        <w:rPr>
-          <w:rFonts w:ascii="Times New Roman" w:hAnsi="Times New Roman"/>
-          <w:b/>
-          <w:color w:val="000000"/>
-          <w:sz w:val="28"/>
-        </w:rPr>
-        <w:t>4.2.4 Стохастическая модель</w:t>
-      </w:r>
-    </w:p>
-    <w:p>
-      <w:pPr>
-        <w:spacing w:after="0" w:line="360" w:lineRule="auto"/>
-        <w:ind w:firstLine="709"/>
-        <w:jc w:val="both"/>
-      </w:pPr>
-      <w:r>
-        <w:rPr>
-          <w:rFonts w:ascii="Times New Roman" w:hAnsi="Times New Roman"/>
-          <w:color w:val="000000"/>
-          <w:sz w:val="28"/>
-        </w:rPr>
-        <w:t xml:space="preserve">В стохастической, вероятностной или байесовской модели решения о запасах принимаются в условиях неопределённости спроса и/или срока поставки. По </w:t>
-      </w:r>
-      <w:proofErr w:type="spellStart"/>
-      <w:r>
-        <w:rPr>
-          <w:rFonts w:ascii="Times New Roman" w:hAnsi="Times New Roman"/>
-          <w:color w:val="000000"/>
-          <w:sz w:val="28"/>
-        </w:rPr>
-        <w:t>Antic</w:t>
-      </w:r>
-      <w:proofErr w:type="spellEnd"/>
-      <w:r>
-        <w:rPr>
-          <w:rFonts w:ascii="Times New Roman" w:hAnsi="Times New Roman"/>
-          <w:color w:val="000000"/>
-          <w:sz w:val="28"/>
-        </w:rPr>
-        <w:t xml:space="preserve"> и соавторам </w:t>
-      </w:r>
-      <w:r>
-        <w:rPr>
-          <w:rFonts w:ascii="Times New Roman" w:hAnsi="Times New Roman"/>
-          <w:color w:val="000000"/>
-          <w:sz w:val="28"/>
-        </w:rPr>
-        <w:t>[</w:t>
-      </w:r>
-      <w:r>
-        <w:rPr>
-          <w:rFonts w:ascii="Times New Roman" w:hAnsi="Times New Roman"/>
-          <w:color w:val="000000"/>
-          <w:sz w:val="28"/>
-        </w:rPr>
-        <w:t>4</w:t>
-      </w:r>
-      <w:r>
-        <w:rPr>
-          <w:rFonts w:ascii="Times New Roman" w:hAnsi="Times New Roman"/>
-          <w:color w:val="000000"/>
-          <w:sz w:val="28"/>
-        </w:rPr>
-        <w:t>]</w:t>
-      </w:r>
-      <w:r>
-        <w:rPr>
-          <w:rFonts w:ascii="Times New Roman" w:hAnsi="Times New Roman"/>
-          <w:color w:val="000000"/>
-          <w:sz w:val="28"/>
-        </w:rPr>
-        <w:t xml:space="preserve">, стохастический спрос формируется как случайное отклонение от прогноза продаж в пределах приблизительно 20 процентов. По мнению </w:t>
-      </w:r>
-      <w:proofErr w:type="spellStart"/>
-      <w:r>
-        <w:rPr>
-          <w:rFonts w:ascii="Times New Roman" w:hAnsi="Times New Roman"/>
-          <w:color w:val="000000"/>
-          <w:sz w:val="28"/>
-        </w:rPr>
-        <w:t>Nemtajela</w:t>
-      </w:r>
-      <w:proofErr w:type="spellEnd"/>
-      <w:r>
-        <w:rPr>
-          <w:rFonts w:ascii="Times New Roman" w:hAnsi="Times New Roman"/>
-          <w:color w:val="000000"/>
-          <w:sz w:val="28"/>
-        </w:rPr>
-        <w:t xml:space="preserve"> и </w:t>
-      </w:r>
-      <w:proofErr w:type="spellStart"/>
-      <w:r>
-        <w:rPr>
-          <w:rFonts w:ascii="Times New Roman" w:hAnsi="Times New Roman"/>
-          <w:color w:val="000000"/>
-          <w:sz w:val="28"/>
-        </w:rPr>
-        <w:t>Mbohwa</w:t>
-      </w:r>
-      <w:proofErr w:type="spellEnd"/>
-      <w:r>
-        <w:rPr>
-          <w:rFonts w:ascii="Times New Roman" w:hAnsi="Times New Roman"/>
-          <w:color w:val="000000"/>
-          <w:sz w:val="28"/>
-        </w:rPr>
-        <w:t xml:space="preserve"> </w:t>
-      </w:r>
-      <w:r>
-        <w:rPr>
-          <w:rFonts w:ascii="Times New Roman" w:hAnsi="Times New Roman"/>
-          <w:color w:val="000000"/>
-          <w:sz w:val="28"/>
-        </w:rPr>
-        <w:t>[</w:t>
-      </w:r>
-      <w:r>
-        <w:rPr>
-          <w:rFonts w:ascii="Times New Roman" w:hAnsi="Times New Roman"/>
-          <w:color w:val="000000"/>
-          <w:sz w:val="28"/>
-        </w:rPr>
-        <w:t>85</w:t>
-      </w:r>
-      <w:r>
-        <w:rPr>
-          <w:rFonts w:ascii="Times New Roman" w:hAnsi="Times New Roman"/>
-          <w:color w:val="000000"/>
-          <w:sz w:val="28"/>
-        </w:rPr>
-        <w:t>]</w:t>
-      </w:r>
-      <w:r>
-        <w:rPr>
-          <w:rFonts w:ascii="Times New Roman" w:hAnsi="Times New Roman"/>
-          <w:color w:val="000000"/>
-          <w:sz w:val="28"/>
-        </w:rPr>
-        <w:t xml:space="preserve">, неопределённость спроса возникает вследствие таких факторов, как изменения заказов на закупку и непредсказуемые события. </w:t>
-      </w:r>
-      <w:proofErr w:type="spellStart"/>
-      <w:r>
-        <w:rPr>
-          <w:rFonts w:ascii="Times New Roman" w:hAnsi="Times New Roman"/>
-          <w:color w:val="000000"/>
-          <w:sz w:val="28"/>
-        </w:rPr>
-        <w:t>Tanthatemee</w:t>
-      </w:r>
-      <w:proofErr w:type="spellEnd"/>
-      <w:r>
-        <w:rPr>
-          <w:rFonts w:ascii="Times New Roman" w:hAnsi="Times New Roman"/>
-          <w:color w:val="000000"/>
-          <w:sz w:val="28"/>
-        </w:rPr>
-        <w:t xml:space="preserve"> и </w:t>
-      </w:r>
-      <w:proofErr w:type="spellStart"/>
-      <w:r>
-        <w:rPr>
-          <w:rFonts w:ascii="Times New Roman" w:hAnsi="Times New Roman"/>
-          <w:color w:val="000000"/>
-          <w:sz w:val="28"/>
-        </w:rPr>
-        <w:t>Phruksaphanrat</w:t>
-      </w:r>
-      <w:proofErr w:type="spellEnd"/>
-      <w:r>
-        <w:rPr>
-          <w:rFonts w:ascii="Times New Roman" w:hAnsi="Times New Roman"/>
-          <w:color w:val="000000"/>
-          <w:sz w:val="28"/>
-        </w:rPr>
-        <w:t xml:space="preserve"> </w:t>
-      </w:r>
-      <w:r>
-        <w:rPr>
-          <w:rFonts w:ascii="Times New Roman" w:hAnsi="Times New Roman"/>
-          <w:color w:val="000000"/>
-          <w:sz w:val="28"/>
-        </w:rPr>
-        <w:t>[</w:t>
-      </w:r>
-      <w:r>
-        <w:rPr>
-          <w:rFonts w:ascii="Times New Roman" w:hAnsi="Times New Roman"/>
-          <w:color w:val="000000"/>
-          <w:sz w:val="28"/>
-        </w:rPr>
-        <w:t>114</w:t>
-      </w:r>
-      <w:r>
-        <w:rPr>
-          <w:rFonts w:ascii="Times New Roman" w:hAnsi="Times New Roman"/>
-          <w:color w:val="000000"/>
-          <w:sz w:val="28"/>
-        </w:rPr>
-        <w:t>]</w:t>
-      </w:r>
-      <w:r>
-        <w:rPr>
-          <w:rFonts w:ascii="Times New Roman" w:hAnsi="Times New Roman"/>
-          <w:color w:val="000000"/>
-          <w:sz w:val="28"/>
-        </w:rPr>
-        <w:t xml:space="preserve"> также полагают, что неопределённость спроса на запасы обусловлена изменениями заказов, случайными колебаниями возможностей поставщиков или непредсказуемыми событиями. </w:t>
-      </w:r>
-      <w:proofErr w:type="spellStart"/>
-      <w:r>
-        <w:rPr>
-          <w:rFonts w:ascii="Times New Roman" w:hAnsi="Times New Roman"/>
-          <w:color w:val="000000"/>
-          <w:sz w:val="28"/>
-        </w:rPr>
-        <w:t>Sil</w:t>
-      </w:r>
-      <w:proofErr w:type="spellEnd"/>
-      <w:r>
-        <w:rPr>
-          <w:rFonts w:ascii="Times New Roman" w:hAnsi="Times New Roman"/>
-          <w:color w:val="000000"/>
-          <w:sz w:val="28"/>
-        </w:rPr>
-        <w:t xml:space="preserve"> </w:t>
-      </w:r>
-      <w:r>
-        <w:rPr>
-          <w:rFonts w:ascii="Times New Roman" w:hAnsi="Times New Roman"/>
-          <w:color w:val="000000"/>
-          <w:sz w:val="28"/>
-          <w:lang w:val="en-US"/>
-        </w:rPr>
-        <w:t>[</w:t>
-      </w:r>
-      <w:r>
-        <w:rPr>
-          <w:rFonts w:ascii="Times New Roman" w:hAnsi="Times New Roman"/>
-          <w:color w:val="000000"/>
-          <w:sz w:val="28"/>
-        </w:rPr>
-        <w:t>103</w:t>
-      </w:r>
-      <w:r>
-        <w:rPr>
-          <w:rFonts w:ascii="Times New Roman" w:hAnsi="Times New Roman"/>
-          <w:color w:val="000000"/>
-          <w:sz w:val="28"/>
-          <w:lang w:val="en-US"/>
-        </w:rPr>
-        <w:t>]</w:t>
-      </w:r>
-      <w:r>
-        <w:rPr>
-          <w:rFonts w:ascii="Times New Roman" w:hAnsi="Times New Roman"/>
-          <w:color w:val="000000"/>
-          <w:sz w:val="28"/>
-        </w:rPr>
-        <w:t xml:space="preserve"> выделяет три типа стохастических моделей.</w:t>
-      </w:r>
-    </w:p>
-    <w:p>
-      <w:pPr>
-        <w:spacing w:after="0" w:line="360" w:lineRule="auto"/>
-        <w:ind w:firstLine="709"/>
-        <w:jc w:val="both"/>
-      </w:pPr>
-      <w:r>
-        <w:rPr>
-          <w:rFonts w:ascii="Times New Roman" w:hAnsi="Times New Roman"/>
-          <w:color w:val="000000"/>
-          <w:sz w:val="28"/>
-        </w:rPr>
-        <w:lastRenderedPageBreak/>
-        <w:t>а) Однопериодная модель: преимущественно относится к модным и скоропортящимся товарам, продукции с коротким жизненным циклом, а также сезонным товарам. В рамках одного периода принимается разовое решение о том, какое количество заказать.</w:t>
-      </w:r>
-    </w:p>
-    <w:p>
-      <w:pPr>
-        <w:spacing w:after="0" w:line="360" w:lineRule="auto"/>
-        <w:ind w:firstLine="709"/>
-        <w:jc w:val="both"/>
-      </w:pPr>
-      <w:r>
-        <w:rPr>
-          <w:rFonts w:ascii="Times New Roman" w:hAnsi="Times New Roman"/>
-          <w:color w:val="000000"/>
-          <w:sz w:val="28"/>
-        </w:rPr>
-        <w:t>б) Многопериодная модель: относится к товарам, спрос на которые повторяется, но изменяется от периода к периоду, и к системам управления запасами с периодическим пересмотром. Многопериодная стохастическая модель предполагает периодическое принятие решения о количестве, заказываемом в каждом периоде.</w:t>
-      </w:r>
-    </w:p>
-    <w:p>
-      <w:pPr>
-        <w:spacing w:after="0" w:line="360" w:lineRule="auto"/>
-        <w:ind w:firstLine="709"/>
-        <w:jc w:val="both"/>
-      </w:pPr>
-      <w:r>
-        <w:rPr>
-          <w:rFonts w:ascii="Times New Roman" w:hAnsi="Times New Roman"/>
-          <w:color w:val="000000"/>
-          <w:sz w:val="28"/>
-        </w:rPr>
-        <w:t>в) Модель с непрерывным временем: относится к товарам с повторяющимся спросом, но переменными интервалами между поступлениями заказов покупателей, и к системам управления запасами с непрерывным пересмотром. Такая стохастическая модель предполагает непрерывное принятие решений о количестве заказываемой продукции.</w:t>
-      </w:r>
-    </w:p>
-    <w:p>
-      <w:pPr>
-        <w:pStyle w:val="1"/>
-        <w:keepNext/>
-        <w:pageBreakBefore/>
-        <w:spacing w:before="160" w:after="120" w:line="360" w:lineRule="auto"/>
-        <w:jc w:val="center"/>
-        <w:outlineLvl w:val="0"/>
       </w:pPr>
       <w:bookmarkStart w:id="25" w:name="_Toc242108193"/>
       <w:r>
@@ -12031,6 +11965,92 @@
     </w:lvl>
   </w:abstractNum>
   <w:abstractNum w:abstractNumId="2" w15:restartNumberingAfterBreak="0">
+    <w:nsid w:val="39D86159"/>
+    <w:multiLevelType w:val="hybridMultilevel"/>
+    <w:tmpl w:val="E2FA48C4"/>
+    <w:lvl w:ilvl="0" w:tplc="0419000F">
+      <w:start w:val="1"/>
+      <w:numFmt w:val="decimal"/>
+      <w:lvlText w:val="%1."/>
+      <w:lvlJc w:val="left"/>
+      <w:pPr>
+        <w:ind w:left="1429" w:hanging="360"/>
+      </w:pPr>
+    </w:lvl>
+    <w:lvl w:ilvl="1" w:tplc="04190019" w:tentative="1">
+      <w:start w:val="1"/>
+      <w:numFmt w:val="lowerLetter"/>
+      <w:lvlText w:val="%2."/>
+      <w:lvlJc w:val="left"/>
+      <w:pPr>
+        <w:ind w:left="2149" w:hanging="360"/>
+      </w:pPr>
+    </w:lvl>
+    <w:lvl w:ilvl="2" w:tplc="0419001B" w:tentative="1">
+      <w:start w:val="1"/>
+      <w:numFmt w:val="lowerRoman"/>
+      <w:lvlText w:val="%3."/>
+      <w:lvlJc w:val="right"/>
+      <w:pPr>
+        <w:ind w:left="2869" w:hanging="180"/>
+      </w:pPr>
+    </w:lvl>
+    <w:lvl w:ilvl="3" w:tplc="0419000F" w:tentative="1">
+      <w:start w:val="1"/>
+      <w:numFmt w:val="decimal"/>
+      <w:lvlText w:val="%4."/>
+      <w:lvlJc w:val="left"/>
+      <w:pPr>
+        <w:ind w:left="3589" w:hanging="360"/>
+      </w:pPr>
+    </w:lvl>
+    <w:lvl w:ilvl="4" w:tplc="04190019" w:tentative="1">
+      <w:start w:val="1"/>
+      <w:numFmt w:val="lowerLetter"/>
+      <w:lvlText w:val="%5."/>
+      <w:lvlJc w:val="left"/>
+      <w:pPr>
+        <w:ind w:left="4309" w:hanging="360"/>
+      </w:pPr>
+    </w:lvl>
+    <w:lvl w:ilvl="5" w:tplc="0419001B" w:tentative="1">
+      <w:start w:val="1"/>
+      <w:numFmt w:val="lowerRoman"/>
+      <w:lvlText w:val="%6."/>
+      <w:lvlJc w:val="right"/>
+      <w:pPr>
+        <w:ind w:left="5029" w:hanging="180"/>
+      </w:pPr>
+    </w:lvl>
+    <w:lvl w:ilvl="6" w:tplc="0419000F" w:tentative="1">
+      <w:start w:val="1"/>
+      <w:numFmt w:val="decimal"/>
+      <w:lvlText w:val="%7."/>
+      <w:lvlJc w:val="left"/>
+      <w:pPr>
+        <w:ind w:left="5749" w:hanging="360"/>
+      </w:pPr>
+    </w:lvl>
+    <w:lvl w:ilvl="7" w:tplc="04190019" w:tentative="1">
+      <w:start w:val="1"/>
+      <w:numFmt w:val="lowerLetter"/>
+      <w:lvlText w:val="%8."/>
+      <w:lvlJc w:val="left"/>
+      <w:pPr>
+        <w:ind w:left="6469" w:hanging="360"/>
+      </w:pPr>
+    </w:lvl>
+    <w:lvl w:ilvl="8" w:tplc="0419001B" w:tentative="1">
+      <w:start w:val="1"/>
+      <w:numFmt w:val="lowerRoman"/>
+      <w:lvlText w:val="%9."/>
+      <w:lvlJc w:val="right"/>
+      <w:pPr>
+        <w:ind w:left="7189" w:hanging="180"/>
+      </w:pPr>
+    </w:lvl>
+  </w:abstractNum>
+  <w:abstractNum w:abstractNumId="3" w15:restartNumberingAfterBreak="0">
     <w:nsid w:val="412A3C2F"/>
     <w:multiLevelType w:val="hybridMultilevel"/>
     <w:tmpl w:val="19F4FAB0"/>
@@ -12121,7 +12141,7 @@
       </w:pPr>
     </w:lvl>
   </w:abstractNum>
-  <w:abstractNum w:abstractNumId="3" w15:restartNumberingAfterBreak="0">
+  <w:abstractNum w:abstractNumId="4" w15:restartNumberingAfterBreak="0">
     <w:nsid w:val="69A70B5F"/>
     <w:multiLevelType w:val="hybridMultilevel"/>
     <w:tmpl w:val="DE946A58"/>
@@ -12207,17 +12227,114 @@
       </w:pPr>
     </w:lvl>
   </w:abstractNum>
+  <w:abstractNum w:abstractNumId="5" w15:restartNumberingAfterBreak="0">
+    <w:nsid w:val="6C9C65EA"/>
+    <w:multiLevelType w:val="hybridMultilevel"/>
+    <w:tmpl w:val="188CF8CA"/>
+    <w:lvl w:ilvl="0" w:tplc="AC3C1BD6">
+      <w:start w:val="1"/>
+      <w:numFmt w:val="decimal"/>
+      <w:lvlText w:val="%1."/>
+      <w:lvlJc w:val="left"/>
+      <w:pPr>
+        <w:ind w:left="1089" w:hanging="380"/>
+      </w:pPr>
+      <w:rPr>
+        <w:rFonts w:ascii="Times New Roman" w:hAnsi="Times New Roman" w:hint="default"/>
+        <w:color w:val="000000"/>
+        <w:sz w:val="28"/>
+      </w:rPr>
+    </w:lvl>
+    <w:lvl w:ilvl="1" w:tplc="04190019" w:tentative="1">
+      <w:start w:val="1"/>
+      <w:numFmt w:val="lowerLetter"/>
+      <w:lvlText w:val="%2."/>
+      <w:lvlJc w:val="left"/>
+      <w:pPr>
+        <w:ind w:left="1789" w:hanging="360"/>
+      </w:pPr>
+    </w:lvl>
+    <w:lvl w:ilvl="2" w:tplc="0419001B" w:tentative="1">
+      <w:start w:val="1"/>
+      <w:numFmt w:val="lowerRoman"/>
+      <w:lvlText w:val="%3."/>
+      <w:lvlJc w:val="right"/>
+      <w:pPr>
+        <w:ind w:left="2509" w:hanging="180"/>
+      </w:pPr>
+    </w:lvl>
+    <w:lvl w:ilvl="3" w:tplc="0419000F" w:tentative="1">
+      <w:start w:val="1"/>
+      <w:numFmt w:val="decimal"/>
+      <w:lvlText w:val="%4."/>
+      <w:lvlJc w:val="left"/>
+      <w:pPr>
+        <w:ind w:left="3229" w:hanging="360"/>
+      </w:pPr>
+    </w:lvl>
+    <w:lvl w:ilvl="4" w:tplc="04190019" w:tentative="1">
+      <w:start w:val="1"/>
+      <w:numFmt w:val="lowerLetter"/>
+      <w:lvlText w:val="%5."/>
+      <w:lvlJc w:val="left"/>
+      <w:pPr>
+        <w:ind w:left="3949" w:hanging="360"/>
+      </w:pPr>
+    </w:lvl>
+    <w:lvl w:ilvl="5" w:tplc="0419001B" w:tentative="1">
+      <w:start w:val="1"/>
+      <w:numFmt w:val="lowerRoman"/>
+      <w:lvlText w:val="%6."/>
+      <w:lvlJc w:val="right"/>
+      <w:pPr>
+        <w:ind w:left="4669" w:hanging="180"/>
+      </w:pPr>
+    </w:lvl>
+    <w:lvl w:ilvl="6" w:tplc="0419000F" w:tentative="1">
+      <w:start w:val="1"/>
+      <w:numFmt w:val="decimal"/>
+      <w:lvlText w:val="%7."/>
+      <w:lvlJc w:val="left"/>
+      <w:pPr>
+        <w:ind w:left="5389" w:hanging="360"/>
+      </w:pPr>
+    </w:lvl>
+    <w:lvl w:ilvl="7" w:tplc="04190019" w:tentative="1">
+      <w:start w:val="1"/>
+      <w:numFmt w:val="lowerLetter"/>
+      <w:lvlText w:val="%8."/>
+      <w:lvlJc w:val="left"/>
+      <w:pPr>
+        <w:ind w:left="6109" w:hanging="360"/>
+      </w:pPr>
+    </w:lvl>
+    <w:lvl w:ilvl="8" w:tplc="0419001B" w:tentative="1">
+      <w:start w:val="1"/>
+      <w:numFmt w:val="lowerRoman"/>
+      <w:lvlText w:val="%9."/>
+      <w:lvlJc w:val="right"/>
+      <w:pPr>
+        <w:ind w:left="6829" w:hanging="180"/>
+      </w:pPr>
+    </w:lvl>
+  </w:abstractNum>
   <w:num w:numId="1" w16cid:durableId="456989540">
     <w:abstractNumId w:val="1"/>
   </w:num>
   <w:num w:numId="2" w16cid:durableId="2066877242">
-    <w:abstractNumId w:val="3"/>
+    <w:abstractNumId w:val="4"/>
   </w:num>
   <w:num w:numId="3" w16cid:durableId="2076968725">
-    <w:abstractNumId w:val="2"/>
+    <w:abstractNumId w:val="3"/>
   </w:num>
   <w:num w:numId="4" w16cid:durableId="526140071">
     <w:abstractNumId w:val="0"/>
+  </w:num>
+  <w:num w:numId="5" w16cid:durableId="1155222737">
+    <w:abstractNumId w:val="2"/>
+  </w:num>
+  <w:num w:numId="6" w16cid:durableId="502673117">
+    <w:abstractNumId w:val="5"/>
   </w:num>
 </w:numbering>
 </file>

--- a/Отчет_ИКБО-10-24_БикташевИИ.docx
+++ b/Отчет_ИКБО-10-24_БикташевИИ.docx
@@ -6140,676 +6140,3521 @@
         </w:sectPr>
       </w:pPr>
     </w:p>
+    <w:sdt>
+      <w:sdtPr>
+        <w:rPr>
+          <w:rFonts w:ascii="Times New Roman" w:hAnsi="Times New Roman" w:cs="Times New Roman"/>
+          <w:sz w:val="28"/>
+          <w:szCs w:val="28"/>
+        </w:rPr>
+        <w:id w:val="-1982926870"/>
+        <w:docPartObj>
+          <w:docPartGallery w:val="Table of Contents"/>
+          <w:docPartUnique/>
+        </w:docPartObj>
+      </w:sdtPr>
+      <w:sdtEndPr>
+        <w:rPr>
+          <w:b/>
+          <w:bCs/>
+          <w:noProof/>
+        </w:rPr>
+      </w:sdtEndPr>
+      <w:sdtContent>
+        <w:bookmarkStart w:id="3" w:name="_Toc242201573" w:displacedByCustomXml="prev"/>
+        <w:bookmarkStart w:id="4" w:name="_Toc242108172" w:displacedByCustomXml="prev"/>
+        <w:bookmarkStart w:id="5" w:name="_Toc242108079" w:displacedByCustomXml="prev"/>
+        <w:p>
+          <w:pPr>
+            <w:pStyle w:val="af7"/>
+            <w:spacing w:line="240" w:lineRule="auto"/>
+            <w:jc w:val="center"/>
+            <w:rPr>
+              <w:rFonts w:ascii="Times New Roman" w:hAnsi="Times New Roman" w:cs="Times New Roman"/>
+              <w:sz w:val="28"/>
+              <w:szCs w:val="28"/>
+            </w:rPr>
+          </w:pPr>
+          <w:r>
+            <w:rPr>
+              <w:rFonts w:ascii="Times New Roman" w:hAnsi="Times New Roman"/>
+              <w:b/>
+              <w:color w:val="000000"/>
+              <w:sz w:val="28"/>
+            </w:rPr>
+            <w:t>СОДЕРЖАНИЕ</w:t>
+          </w:r>
+          <w:bookmarkEnd w:id="5"/>
+          <w:bookmarkEnd w:id="4"/>
+          <w:bookmarkEnd w:id="3"/>
+        </w:p>
+        <w:p>
+          <w:pPr>
+            <w:pStyle w:val="12"/>
+            <w:tabs>
+              <w:tab w:val="right" w:leader="dot" w:pos="9628"/>
+            </w:tabs>
+            <w:spacing w:line="240" w:lineRule="auto"/>
+            <w:jc w:val="both"/>
+            <w:rPr>
+              <w:rFonts w:ascii="Times New Roman" w:hAnsi="Times New Roman" w:cs="Times New Roman"/>
+              <w:b w:val="0"/>
+              <w:bCs w:val="0"/>
+              <w:i w:val="0"/>
+              <w:iCs w:val="0"/>
+              <w:noProof/>
+              <w:kern w:val="2"/>
+              <w:sz w:val="28"/>
+              <w:szCs w:val="28"/>
+              <w14:ligatures w14:val="standardContextual"/>
+            </w:rPr>
+          </w:pPr>
+          <w:r>
+            <w:rPr>
+              <w:rFonts w:ascii="Times New Roman" w:hAnsi="Times New Roman" w:cs="Times New Roman"/>
+              <w:b w:val="0"/>
+              <w:bCs w:val="0"/>
+              <w:i w:val="0"/>
+              <w:iCs w:val="0"/>
+              <w:sz w:val="28"/>
+              <w:szCs w:val="28"/>
+            </w:rPr>
+            <w:fldChar w:fldCharType="begin"/>
+          </w:r>
+          <w:r>
+            <w:rPr>
+              <w:rFonts w:ascii="Times New Roman" w:hAnsi="Times New Roman" w:cs="Times New Roman"/>
+              <w:b w:val="0"/>
+              <w:bCs w:val="0"/>
+              <w:i w:val="0"/>
+              <w:iCs w:val="0"/>
+              <w:sz w:val="28"/>
+              <w:szCs w:val="28"/>
+            </w:rPr>
+            <w:instrText>TOC \o "1-3" \h \z \u</w:instrText>
+          </w:r>
+          <w:r>
+            <w:rPr>
+              <w:rFonts w:ascii="Times New Roman" w:hAnsi="Times New Roman" w:cs="Times New Roman"/>
+              <w:b w:val="0"/>
+              <w:bCs w:val="0"/>
+              <w:i w:val="0"/>
+              <w:iCs w:val="0"/>
+              <w:sz w:val="28"/>
+              <w:szCs w:val="28"/>
+            </w:rPr>
+            <w:fldChar w:fldCharType="separate"/>
+          </w:r>
+          <w:hyperlink w:anchor="_Toc242201574" w:history="1">
+            <w:r>
+              <w:rPr>
+                <w:rStyle w:val="af0"/>
+                <w:rFonts w:ascii="Times New Roman" w:hAnsi="Times New Roman" w:cs="Times New Roman"/>
+                <w:b w:val="0"/>
+                <w:bCs w:val="0"/>
+                <w:i w:val="0"/>
+                <w:iCs w:val="0"/>
+                <w:noProof/>
+                <w:sz w:val="28"/>
+                <w:szCs w:val="28"/>
+              </w:rPr>
+              <w:t>ПЕРЕЧЕНЬ ТЕРМИНОВ И СОКРАЩЕНИЙ</w:t>
+            </w:r>
+            <w:r>
+              <w:rPr>
+                <w:rFonts w:ascii="Times New Roman" w:hAnsi="Times New Roman" w:cs="Times New Roman"/>
+                <w:b w:val="0"/>
+                <w:bCs w:val="0"/>
+                <w:i w:val="0"/>
+                <w:iCs w:val="0"/>
+                <w:noProof/>
+                <w:webHidden/>
+                <w:sz w:val="28"/>
+                <w:szCs w:val="28"/>
+              </w:rPr>
+              <w:tab/>
+            </w:r>
+            <w:r>
+              <w:rPr>
+                <w:rFonts w:ascii="Times New Roman" w:hAnsi="Times New Roman" w:cs="Times New Roman"/>
+                <w:b w:val="0"/>
+                <w:bCs w:val="0"/>
+                <w:i w:val="0"/>
+                <w:iCs w:val="0"/>
+                <w:noProof/>
+                <w:webHidden/>
+                <w:sz w:val="28"/>
+                <w:szCs w:val="28"/>
+              </w:rPr>
+              <w:fldChar w:fldCharType="begin"/>
+            </w:r>
+            <w:r>
+              <w:rPr>
+                <w:rFonts w:ascii="Times New Roman" w:hAnsi="Times New Roman" w:cs="Times New Roman"/>
+                <w:b w:val="0"/>
+                <w:bCs w:val="0"/>
+                <w:i w:val="0"/>
+                <w:iCs w:val="0"/>
+                <w:noProof/>
+                <w:webHidden/>
+                <w:sz w:val="28"/>
+                <w:szCs w:val="28"/>
+              </w:rPr>
+              <w:instrText xml:space="preserve"> PAGEREF _Toc242201574 \h </w:instrText>
+            </w:r>
+            <w:r>
+              <w:rPr>
+                <w:rFonts w:ascii="Times New Roman" w:hAnsi="Times New Roman" w:cs="Times New Roman"/>
+                <w:b w:val="0"/>
+                <w:bCs w:val="0"/>
+                <w:i w:val="0"/>
+                <w:iCs w:val="0"/>
+                <w:noProof/>
+                <w:webHidden/>
+                <w:sz w:val="28"/>
+                <w:szCs w:val="28"/>
+              </w:rPr>
+            </w:r>
+            <w:r>
+              <w:rPr>
+                <w:rFonts w:ascii="Times New Roman" w:hAnsi="Times New Roman" w:cs="Times New Roman"/>
+                <w:b w:val="0"/>
+                <w:bCs w:val="0"/>
+                <w:i w:val="0"/>
+                <w:iCs w:val="0"/>
+                <w:noProof/>
+                <w:webHidden/>
+                <w:sz w:val="28"/>
+                <w:szCs w:val="28"/>
+              </w:rPr>
+              <w:fldChar w:fldCharType="separate"/>
+            </w:r>
+            <w:r>
+              <w:rPr>
+                <w:rFonts w:ascii="Times New Roman" w:hAnsi="Times New Roman" w:cs="Times New Roman"/>
+                <w:b w:val="0"/>
+                <w:bCs w:val="0"/>
+                <w:i w:val="0"/>
+                <w:iCs w:val="0"/>
+                <w:noProof/>
+                <w:webHidden/>
+                <w:sz w:val="28"/>
+                <w:szCs w:val="28"/>
+              </w:rPr>
+              <w:t>7</w:t>
+            </w:r>
+            <w:r>
+              <w:rPr>
+                <w:rFonts w:ascii="Times New Roman" w:hAnsi="Times New Roman" w:cs="Times New Roman"/>
+                <w:b w:val="0"/>
+                <w:bCs w:val="0"/>
+                <w:i w:val="0"/>
+                <w:iCs w:val="0"/>
+                <w:noProof/>
+                <w:webHidden/>
+                <w:sz w:val="28"/>
+                <w:szCs w:val="28"/>
+              </w:rPr>
+              <w:fldChar w:fldCharType="end"/>
+            </w:r>
+          </w:hyperlink>
+        </w:p>
+        <w:p>
+          <w:pPr>
+            <w:pStyle w:val="12"/>
+            <w:tabs>
+              <w:tab w:val="right" w:leader="dot" w:pos="9628"/>
+            </w:tabs>
+            <w:spacing w:line="240" w:lineRule="auto"/>
+            <w:jc w:val="both"/>
+            <w:rPr>
+              <w:rFonts w:ascii="Times New Roman" w:hAnsi="Times New Roman" w:cs="Times New Roman"/>
+              <w:b w:val="0"/>
+              <w:bCs w:val="0"/>
+              <w:i w:val="0"/>
+              <w:iCs w:val="0"/>
+              <w:noProof/>
+              <w:kern w:val="2"/>
+              <w:sz w:val="28"/>
+              <w:szCs w:val="28"/>
+              <w14:ligatures w14:val="standardContextual"/>
+            </w:rPr>
+          </w:pPr>
+          <w:hyperlink w:anchor="_Toc242201575" w:history="1">
+            <w:r>
+              <w:rPr>
+                <w:rStyle w:val="af0"/>
+                <w:rFonts w:ascii="Times New Roman" w:hAnsi="Times New Roman" w:cs="Times New Roman"/>
+                <w:b w:val="0"/>
+                <w:bCs w:val="0"/>
+                <w:i w:val="0"/>
+                <w:iCs w:val="0"/>
+                <w:noProof/>
+                <w:sz w:val="28"/>
+                <w:szCs w:val="28"/>
+              </w:rPr>
+              <w:t>ВВЕДЕНИЕ</w:t>
+            </w:r>
+            <w:r>
+              <w:rPr>
+                <w:rFonts w:ascii="Times New Roman" w:hAnsi="Times New Roman" w:cs="Times New Roman"/>
+                <w:b w:val="0"/>
+                <w:bCs w:val="0"/>
+                <w:i w:val="0"/>
+                <w:iCs w:val="0"/>
+                <w:noProof/>
+                <w:webHidden/>
+                <w:sz w:val="28"/>
+                <w:szCs w:val="28"/>
+              </w:rPr>
+              <w:tab/>
+            </w:r>
+            <w:r>
+              <w:rPr>
+                <w:rFonts w:ascii="Times New Roman" w:hAnsi="Times New Roman" w:cs="Times New Roman"/>
+                <w:b w:val="0"/>
+                <w:bCs w:val="0"/>
+                <w:i w:val="0"/>
+                <w:iCs w:val="0"/>
+                <w:noProof/>
+                <w:webHidden/>
+                <w:sz w:val="28"/>
+                <w:szCs w:val="28"/>
+              </w:rPr>
+              <w:fldChar w:fldCharType="begin"/>
+            </w:r>
+            <w:r>
+              <w:rPr>
+                <w:rFonts w:ascii="Times New Roman" w:hAnsi="Times New Roman" w:cs="Times New Roman"/>
+                <w:b w:val="0"/>
+                <w:bCs w:val="0"/>
+                <w:i w:val="0"/>
+                <w:iCs w:val="0"/>
+                <w:noProof/>
+                <w:webHidden/>
+                <w:sz w:val="28"/>
+                <w:szCs w:val="28"/>
+              </w:rPr>
+              <w:instrText xml:space="preserve"> PAGEREF _Toc242201575 \h </w:instrText>
+            </w:r>
+            <w:r>
+              <w:rPr>
+                <w:rFonts w:ascii="Times New Roman" w:hAnsi="Times New Roman" w:cs="Times New Roman"/>
+                <w:b w:val="0"/>
+                <w:bCs w:val="0"/>
+                <w:i w:val="0"/>
+                <w:iCs w:val="0"/>
+                <w:noProof/>
+                <w:webHidden/>
+                <w:sz w:val="28"/>
+                <w:szCs w:val="28"/>
+              </w:rPr>
+            </w:r>
+            <w:r>
+              <w:rPr>
+                <w:rFonts w:ascii="Times New Roman" w:hAnsi="Times New Roman" w:cs="Times New Roman"/>
+                <w:b w:val="0"/>
+                <w:bCs w:val="0"/>
+                <w:i w:val="0"/>
+                <w:iCs w:val="0"/>
+                <w:noProof/>
+                <w:webHidden/>
+                <w:sz w:val="28"/>
+                <w:szCs w:val="28"/>
+              </w:rPr>
+              <w:fldChar w:fldCharType="separate"/>
+            </w:r>
+            <w:r>
+              <w:rPr>
+                <w:rFonts w:ascii="Times New Roman" w:hAnsi="Times New Roman" w:cs="Times New Roman"/>
+                <w:b w:val="0"/>
+                <w:bCs w:val="0"/>
+                <w:i w:val="0"/>
+                <w:iCs w:val="0"/>
+                <w:noProof/>
+                <w:webHidden/>
+                <w:sz w:val="28"/>
+                <w:szCs w:val="28"/>
+              </w:rPr>
+              <w:t>8</w:t>
+            </w:r>
+            <w:r>
+              <w:rPr>
+                <w:rFonts w:ascii="Times New Roman" w:hAnsi="Times New Roman" w:cs="Times New Roman"/>
+                <w:b w:val="0"/>
+                <w:bCs w:val="0"/>
+                <w:i w:val="0"/>
+                <w:iCs w:val="0"/>
+                <w:noProof/>
+                <w:webHidden/>
+                <w:sz w:val="28"/>
+                <w:szCs w:val="28"/>
+              </w:rPr>
+              <w:fldChar w:fldCharType="end"/>
+            </w:r>
+          </w:hyperlink>
+        </w:p>
+        <w:p>
+          <w:pPr>
+            <w:pStyle w:val="12"/>
+            <w:tabs>
+              <w:tab w:val="right" w:leader="dot" w:pos="9628"/>
+            </w:tabs>
+            <w:spacing w:line="240" w:lineRule="auto"/>
+            <w:jc w:val="both"/>
+            <w:rPr>
+              <w:rFonts w:ascii="Times New Roman" w:hAnsi="Times New Roman" w:cs="Times New Roman"/>
+              <w:b w:val="0"/>
+              <w:bCs w:val="0"/>
+              <w:i w:val="0"/>
+              <w:iCs w:val="0"/>
+              <w:noProof/>
+              <w:kern w:val="2"/>
+              <w:sz w:val="28"/>
+              <w:szCs w:val="28"/>
+              <w14:ligatures w14:val="standardContextual"/>
+            </w:rPr>
+          </w:pPr>
+          <w:hyperlink w:anchor="_Toc242201576" w:history="1">
+            <w:r>
+              <w:rPr>
+                <w:rStyle w:val="af0"/>
+                <w:rFonts w:ascii="Times New Roman" w:hAnsi="Times New Roman" w:cs="Times New Roman"/>
+                <w:b w:val="0"/>
+                <w:bCs w:val="0"/>
+                <w:i w:val="0"/>
+                <w:iCs w:val="0"/>
+                <w:noProof/>
+                <w:sz w:val="28"/>
+                <w:szCs w:val="28"/>
+              </w:rPr>
+              <w:t>ОСНОВНАЯ ЧАСТЬ</w:t>
+            </w:r>
+            <w:r>
+              <w:rPr>
+                <w:rFonts w:ascii="Times New Roman" w:hAnsi="Times New Roman" w:cs="Times New Roman"/>
+                <w:b w:val="0"/>
+                <w:bCs w:val="0"/>
+                <w:i w:val="0"/>
+                <w:iCs w:val="0"/>
+                <w:noProof/>
+                <w:webHidden/>
+                <w:sz w:val="28"/>
+                <w:szCs w:val="28"/>
+              </w:rPr>
+              <w:tab/>
+            </w:r>
+            <w:r>
+              <w:rPr>
+                <w:rFonts w:ascii="Times New Roman" w:hAnsi="Times New Roman" w:cs="Times New Roman"/>
+                <w:b w:val="0"/>
+                <w:bCs w:val="0"/>
+                <w:i w:val="0"/>
+                <w:iCs w:val="0"/>
+                <w:noProof/>
+                <w:webHidden/>
+                <w:sz w:val="28"/>
+                <w:szCs w:val="28"/>
+              </w:rPr>
+              <w:fldChar w:fldCharType="begin"/>
+            </w:r>
+            <w:r>
+              <w:rPr>
+                <w:rFonts w:ascii="Times New Roman" w:hAnsi="Times New Roman" w:cs="Times New Roman"/>
+                <w:b w:val="0"/>
+                <w:bCs w:val="0"/>
+                <w:i w:val="0"/>
+                <w:iCs w:val="0"/>
+                <w:noProof/>
+                <w:webHidden/>
+                <w:sz w:val="28"/>
+                <w:szCs w:val="28"/>
+              </w:rPr>
+              <w:instrText xml:space="preserve"> PAGEREF _Toc242201576 \h </w:instrText>
+            </w:r>
+            <w:r>
+              <w:rPr>
+                <w:rFonts w:ascii="Times New Roman" w:hAnsi="Times New Roman" w:cs="Times New Roman"/>
+                <w:b w:val="0"/>
+                <w:bCs w:val="0"/>
+                <w:i w:val="0"/>
+                <w:iCs w:val="0"/>
+                <w:noProof/>
+                <w:webHidden/>
+                <w:sz w:val="28"/>
+                <w:szCs w:val="28"/>
+              </w:rPr>
+            </w:r>
+            <w:r>
+              <w:rPr>
+                <w:rFonts w:ascii="Times New Roman" w:hAnsi="Times New Roman" w:cs="Times New Roman"/>
+                <w:b w:val="0"/>
+                <w:bCs w:val="0"/>
+                <w:i w:val="0"/>
+                <w:iCs w:val="0"/>
+                <w:noProof/>
+                <w:webHidden/>
+                <w:sz w:val="28"/>
+                <w:szCs w:val="28"/>
+              </w:rPr>
+              <w:fldChar w:fldCharType="separate"/>
+            </w:r>
+            <w:r>
+              <w:rPr>
+                <w:rFonts w:ascii="Times New Roman" w:hAnsi="Times New Roman" w:cs="Times New Roman"/>
+                <w:b w:val="0"/>
+                <w:bCs w:val="0"/>
+                <w:i w:val="0"/>
+                <w:iCs w:val="0"/>
+                <w:noProof/>
+                <w:webHidden/>
+                <w:sz w:val="28"/>
+                <w:szCs w:val="28"/>
+              </w:rPr>
+              <w:t>10</w:t>
+            </w:r>
+            <w:r>
+              <w:rPr>
+                <w:rFonts w:ascii="Times New Roman" w:hAnsi="Times New Roman" w:cs="Times New Roman"/>
+                <w:b w:val="0"/>
+                <w:bCs w:val="0"/>
+                <w:i w:val="0"/>
+                <w:iCs w:val="0"/>
+                <w:noProof/>
+                <w:webHidden/>
+                <w:sz w:val="28"/>
+                <w:szCs w:val="28"/>
+              </w:rPr>
+              <w:fldChar w:fldCharType="end"/>
+            </w:r>
+          </w:hyperlink>
+        </w:p>
+        <w:p>
+          <w:pPr>
+            <w:pStyle w:val="24"/>
+            <w:tabs>
+              <w:tab w:val="right" w:leader="dot" w:pos="9628"/>
+            </w:tabs>
+            <w:spacing w:line="240" w:lineRule="auto"/>
+            <w:jc w:val="both"/>
+            <w:rPr>
+              <w:rFonts w:ascii="Times New Roman" w:hAnsi="Times New Roman" w:cs="Times New Roman"/>
+              <w:b w:val="0"/>
+              <w:bCs w:val="0"/>
+              <w:noProof/>
+              <w:kern w:val="2"/>
+              <w:sz w:val="28"/>
+              <w:szCs w:val="28"/>
+              <w14:ligatures w14:val="standardContextual"/>
+            </w:rPr>
+          </w:pPr>
+          <w:hyperlink w:anchor="_Toc242201577" w:history="1">
+            <w:r>
+              <w:rPr>
+                <w:rStyle w:val="af0"/>
+                <w:rFonts w:ascii="Times New Roman" w:hAnsi="Times New Roman" w:cs="Times New Roman"/>
+                <w:b w:val="0"/>
+                <w:bCs w:val="0"/>
+                <w:noProof/>
+                <w:sz w:val="28"/>
+                <w:szCs w:val="28"/>
+              </w:rPr>
+              <w:t>1 Предметная область</w:t>
+            </w:r>
+            <w:r>
+              <w:rPr>
+                <w:rFonts w:ascii="Times New Roman" w:hAnsi="Times New Roman" w:cs="Times New Roman"/>
+                <w:b w:val="0"/>
+                <w:bCs w:val="0"/>
+                <w:noProof/>
+                <w:webHidden/>
+                <w:sz w:val="28"/>
+                <w:szCs w:val="28"/>
+              </w:rPr>
+              <w:tab/>
+            </w:r>
+            <w:r>
+              <w:rPr>
+                <w:rFonts w:ascii="Times New Roman" w:hAnsi="Times New Roman" w:cs="Times New Roman"/>
+                <w:b w:val="0"/>
+                <w:bCs w:val="0"/>
+                <w:noProof/>
+                <w:webHidden/>
+                <w:sz w:val="28"/>
+                <w:szCs w:val="28"/>
+              </w:rPr>
+              <w:fldChar w:fldCharType="begin"/>
+            </w:r>
+            <w:r>
+              <w:rPr>
+                <w:rFonts w:ascii="Times New Roman" w:hAnsi="Times New Roman" w:cs="Times New Roman"/>
+                <w:b w:val="0"/>
+                <w:bCs w:val="0"/>
+                <w:noProof/>
+                <w:webHidden/>
+                <w:sz w:val="28"/>
+                <w:szCs w:val="28"/>
+              </w:rPr>
+              <w:instrText xml:space="preserve"> PAGEREF _Toc242201577 \h </w:instrText>
+            </w:r>
+            <w:r>
+              <w:rPr>
+                <w:rFonts w:ascii="Times New Roman" w:hAnsi="Times New Roman" w:cs="Times New Roman"/>
+                <w:b w:val="0"/>
+                <w:bCs w:val="0"/>
+                <w:noProof/>
+                <w:webHidden/>
+                <w:sz w:val="28"/>
+                <w:szCs w:val="28"/>
+              </w:rPr>
+            </w:r>
+            <w:r>
+              <w:rPr>
+                <w:rFonts w:ascii="Times New Roman" w:hAnsi="Times New Roman" w:cs="Times New Roman"/>
+                <w:b w:val="0"/>
+                <w:bCs w:val="0"/>
+                <w:noProof/>
+                <w:webHidden/>
+                <w:sz w:val="28"/>
+                <w:szCs w:val="28"/>
+              </w:rPr>
+              <w:fldChar w:fldCharType="separate"/>
+            </w:r>
+            <w:r>
+              <w:rPr>
+                <w:rFonts w:ascii="Times New Roman" w:hAnsi="Times New Roman" w:cs="Times New Roman"/>
+                <w:b w:val="0"/>
+                <w:bCs w:val="0"/>
+                <w:noProof/>
+                <w:webHidden/>
+                <w:sz w:val="28"/>
+                <w:szCs w:val="28"/>
+              </w:rPr>
+              <w:t>10</w:t>
+            </w:r>
+            <w:r>
+              <w:rPr>
+                <w:rFonts w:ascii="Times New Roman" w:hAnsi="Times New Roman" w:cs="Times New Roman"/>
+                <w:b w:val="0"/>
+                <w:bCs w:val="0"/>
+                <w:noProof/>
+                <w:webHidden/>
+                <w:sz w:val="28"/>
+                <w:szCs w:val="28"/>
+              </w:rPr>
+              <w:fldChar w:fldCharType="end"/>
+            </w:r>
+          </w:hyperlink>
+        </w:p>
+        <w:p>
+          <w:pPr>
+            <w:pStyle w:val="32"/>
+            <w:tabs>
+              <w:tab w:val="right" w:leader="dot" w:pos="9628"/>
+            </w:tabs>
+            <w:spacing w:line="240" w:lineRule="auto"/>
+            <w:jc w:val="both"/>
+            <w:rPr>
+              <w:rFonts w:ascii="Times New Roman" w:hAnsi="Times New Roman" w:cs="Times New Roman"/>
+              <w:noProof/>
+              <w:kern w:val="2"/>
+              <w:sz w:val="28"/>
+              <w:szCs w:val="28"/>
+              <w14:ligatures w14:val="standardContextual"/>
+            </w:rPr>
+          </w:pPr>
+          <w:hyperlink w:anchor="_Toc242201578" w:history="1">
+            <w:r>
+              <w:rPr>
+                <w:rStyle w:val="af0"/>
+                <w:rFonts w:ascii="Times New Roman" w:hAnsi="Times New Roman" w:cs="Times New Roman"/>
+                <w:noProof/>
+                <w:sz w:val="28"/>
+                <w:szCs w:val="28"/>
+              </w:rPr>
+              <w:t>1.1 Содержание и развитие предметной области</w:t>
+            </w:r>
+            <w:r>
+              <w:rPr>
+                <w:rFonts w:ascii="Times New Roman" w:hAnsi="Times New Roman" w:cs="Times New Roman"/>
+                <w:noProof/>
+                <w:webHidden/>
+                <w:sz w:val="28"/>
+                <w:szCs w:val="28"/>
+              </w:rPr>
+              <w:tab/>
+            </w:r>
+            <w:r>
+              <w:rPr>
+                <w:rFonts w:ascii="Times New Roman" w:hAnsi="Times New Roman" w:cs="Times New Roman"/>
+                <w:noProof/>
+                <w:webHidden/>
+                <w:sz w:val="28"/>
+                <w:szCs w:val="28"/>
+              </w:rPr>
+              <w:fldChar w:fldCharType="begin"/>
+            </w:r>
+            <w:r>
+              <w:rPr>
+                <w:rFonts w:ascii="Times New Roman" w:hAnsi="Times New Roman" w:cs="Times New Roman"/>
+                <w:noProof/>
+                <w:webHidden/>
+                <w:sz w:val="28"/>
+                <w:szCs w:val="28"/>
+              </w:rPr>
+              <w:instrText xml:space="preserve"> PAGEREF _Toc242201578 \h </w:instrText>
+            </w:r>
+            <w:r>
+              <w:rPr>
+                <w:rFonts w:ascii="Times New Roman" w:hAnsi="Times New Roman" w:cs="Times New Roman"/>
+                <w:noProof/>
+                <w:webHidden/>
+                <w:sz w:val="28"/>
+                <w:szCs w:val="28"/>
+              </w:rPr>
+            </w:r>
+            <w:r>
+              <w:rPr>
+                <w:rFonts w:ascii="Times New Roman" w:hAnsi="Times New Roman" w:cs="Times New Roman"/>
+                <w:noProof/>
+                <w:webHidden/>
+                <w:sz w:val="28"/>
+                <w:szCs w:val="28"/>
+              </w:rPr>
+              <w:fldChar w:fldCharType="separate"/>
+            </w:r>
+            <w:r>
+              <w:rPr>
+                <w:rFonts w:ascii="Times New Roman" w:hAnsi="Times New Roman" w:cs="Times New Roman"/>
+                <w:noProof/>
+                <w:webHidden/>
+                <w:sz w:val="28"/>
+                <w:szCs w:val="28"/>
+              </w:rPr>
+              <w:t>10</w:t>
+            </w:r>
+            <w:r>
+              <w:rPr>
+                <w:rFonts w:ascii="Times New Roman" w:hAnsi="Times New Roman" w:cs="Times New Roman"/>
+                <w:noProof/>
+                <w:webHidden/>
+                <w:sz w:val="28"/>
+                <w:szCs w:val="28"/>
+              </w:rPr>
+              <w:fldChar w:fldCharType="end"/>
+            </w:r>
+          </w:hyperlink>
+        </w:p>
+        <w:p>
+          <w:pPr>
+            <w:pStyle w:val="32"/>
+            <w:tabs>
+              <w:tab w:val="right" w:leader="dot" w:pos="9628"/>
+            </w:tabs>
+            <w:spacing w:line="240" w:lineRule="auto"/>
+            <w:jc w:val="both"/>
+            <w:rPr>
+              <w:rFonts w:ascii="Times New Roman" w:hAnsi="Times New Roman" w:cs="Times New Roman"/>
+              <w:noProof/>
+              <w:kern w:val="2"/>
+              <w:sz w:val="28"/>
+              <w:szCs w:val="28"/>
+              <w14:ligatures w14:val="standardContextual"/>
+            </w:rPr>
+          </w:pPr>
+          <w:hyperlink w:anchor="_Toc242201579" w:history="1">
+            <w:r>
+              <w:rPr>
+                <w:rStyle w:val="af0"/>
+                <w:rFonts w:ascii="Times New Roman" w:hAnsi="Times New Roman" w:cs="Times New Roman"/>
+                <w:noProof/>
+                <w:sz w:val="28"/>
+                <w:szCs w:val="28"/>
+              </w:rPr>
+              <w:t>1.2 Проблемы учёта и необходимость автоматизации</w:t>
+            </w:r>
+            <w:r>
+              <w:rPr>
+                <w:rFonts w:ascii="Times New Roman" w:hAnsi="Times New Roman" w:cs="Times New Roman"/>
+                <w:noProof/>
+                <w:webHidden/>
+                <w:sz w:val="28"/>
+                <w:szCs w:val="28"/>
+              </w:rPr>
+              <w:tab/>
+            </w:r>
+            <w:r>
+              <w:rPr>
+                <w:rFonts w:ascii="Times New Roman" w:hAnsi="Times New Roman" w:cs="Times New Roman"/>
+                <w:noProof/>
+                <w:webHidden/>
+                <w:sz w:val="28"/>
+                <w:szCs w:val="28"/>
+              </w:rPr>
+              <w:fldChar w:fldCharType="begin"/>
+            </w:r>
+            <w:r>
+              <w:rPr>
+                <w:rFonts w:ascii="Times New Roman" w:hAnsi="Times New Roman" w:cs="Times New Roman"/>
+                <w:noProof/>
+                <w:webHidden/>
+                <w:sz w:val="28"/>
+                <w:szCs w:val="28"/>
+              </w:rPr>
+              <w:instrText xml:space="preserve"> PAGEREF _Toc242201579 \h </w:instrText>
+            </w:r>
+            <w:r>
+              <w:rPr>
+                <w:rFonts w:ascii="Times New Roman" w:hAnsi="Times New Roman" w:cs="Times New Roman"/>
+                <w:noProof/>
+                <w:webHidden/>
+                <w:sz w:val="28"/>
+                <w:szCs w:val="28"/>
+              </w:rPr>
+            </w:r>
+            <w:r>
+              <w:rPr>
+                <w:rFonts w:ascii="Times New Roman" w:hAnsi="Times New Roman" w:cs="Times New Roman"/>
+                <w:noProof/>
+                <w:webHidden/>
+                <w:sz w:val="28"/>
+                <w:szCs w:val="28"/>
+              </w:rPr>
+              <w:fldChar w:fldCharType="separate"/>
+            </w:r>
+            <w:r>
+              <w:rPr>
+                <w:rFonts w:ascii="Times New Roman" w:hAnsi="Times New Roman" w:cs="Times New Roman"/>
+                <w:noProof/>
+                <w:webHidden/>
+                <w:sz w:val="28"/>
+                <w:szCs w:val="28"/>
+              </w:rPr>
+              <w:t>11</w:t>
+            </w:r>
+            <w:r>
+              <w:rPr>
+                <w:rFonts w:ascii="Times New Roman" w:hAnsi="Times New Roman" w:cs="Times New Roman"/>
+                <w:noProof/>
+                <w:webHidden/>
+                <w:sz w:val="28"/>
+                <w:szCs w:val="28"/>
+              </w:rPr>
+              <w:fldChar w:fldCharType="end"/>
+            </w:r>
+          </w:hyperlink>
+        </w:p>
+        <w:p>
+          <w:pPr>
+            <w:pStyle w:val="32"/>
+            <w:tabs>
+              <w:tab w:val="right" w:leader="dot" w:pos="9628"/>
+            </w:tabs>
+            <w:spacing w:line="240" w:lineRule="auto"/>
+            <w:jc w:val="both"/>
+            <w:rPr>
+              <w:rFonts w:ascii="Times New Roman" w:hAnsi="Times New Roman" w:cs="Times New Roman"/>
+              <w:noProof/>
+              <w:kern w:val="2"/>
+              <w:sz w:val="28"/>
+              <w:szCs w:val="28"/>
+              <w14:ligatures w14:val="standardContextual"/>
+            </w:rPr>
+          </w:pPr>
+          <w:hyperlink w:anchor="_Toc242201580" w:history="1">
+            <w:r>
+              <w:rPr>
+                <w:rStyle w:val="af0"/>
+                <w:rFonts w:ascii="Times New Roman" w:hAnsi="Times New Roman" w:cs="Times New Roman"/>
+                <w:noProof/>
+                <w:sz w:val="28"/>
+                <w:szCs w:val="28"/>
+              </w:rPr>
+              <w:t>1.3 Анализ существующих решений</w:t>
+            </w:r>
+            <w:r>
+              <w:rPr>
+                <w:rFonts w:ascii="Times New Roman" w:hAnsi="Times New Roman" w:cs="Times New Roman"/>
+                <w:noProof/>
+                <w:webHidden/>
+                <w:sz w:val="28"/>
+                <w:szCs w:val="28"/>
+              </w:rPr>
+              <w:tab/>
+            </w:r>
+            <w:r>
+              <w:rPr>
+                <w:rFonts w:ascii="Times New Roman" w:hAnsi="Times New Roman" w:cs="Times New Roman"/>
+                <w:noProof/>
+                <w:webHidden/>
+                <w:sz w:val="28"/>
+                <w:szCs w:val="28"/>
+              </w:rPr>
+              <w:fldChar w:fldCharType="begin"/>
+            </w:r>
+            <w:r>
+              <w:rPr>
+                <w:rFonts w:ascii="Times New Roman" w:hAnsi="Times New Roman" w:cs="Times New Roman"/>
+                <w:noProof/>
+                <w:webHidden/>
+                <w:sz w:val="28"/>
+                <w:szCs w:val="28"/>
+              </w:rPr>
+              <w:instrText xml:space="preserve"> PAGEREF _Toc242201580 \h </w:instrText>
+            </w:r>
+            <w:r>
+              <w:rPr>
+                <w:rFonts w:ascii="Times New Roman" w:hAnsi="Times New Roman" w:cs="Times New Roman"/>
+                <w:noProof/>
+                <w:webHidden/>
+                <w:sz w:val="28"/>
+                <w:szCs w:val="28"/>
+              </w:rPr>
+            </w:r>
+            <w:r>
+              <w:rPr>
+                <w:rFonts w:ascii="Times New Roman" w:hAnsi="Times New Roman" w:cs="Times New Roman"/>
+                <w:noProof/>
+                <w:webHidden/>
+                <w:sz w:val="28"/>
+                <w:szCs w:val="28"/>
+              </w:rPr>
+              <w:fldChar w:fldCharType="separate"/>
+            </w:r>
+            <w:r>
+              <w:rPr>
+                <w:rFonts w:ascii="Times New Roman" w:hAnsi="Times New Roman" w:cs="Times New Roman"/>
+                <w:noProof/>
+                <w:webHidden/>
+                <w:sz w:val="28"/>
+                <w:szCs w:val="28"/>
+              </w:rPr>
+              <w:t>12</w:t>
+            </w:r>
+            <w:r>
+              <w:rPr>
+                <w:rFonts w:ascii="Times New Roman" w:hAnsi="Times New Roman" w:cs="Times New Roman"/>
+                <w:noProof/>
+                <w:webHidden/>
+                <w:sz w:val="28"/>
+                <w:szCs w:val="28"/>
+              </w:rPr>
+              <w:fldChar w:fldCharType="end"/>
+            </w:r>
+          </w:hyperlink>
+        </w:p>
+        <w:p>
+          <w:pPr>
+            <w:pStyle w:val="32"/>
+            <w:tabs>
+              <w:tab w:val="right" w:leader="dot" w:pos="9628"/>
+            </w:tabs>
+            <w:spacing w:line="240" w:lineRule="auto"/>
+            <w:jc w:val="both"/>
+            <w:rPr>
+              <w:rFonts w:ascii="Times New Roman" w:hAnsi="Times New Roman" w:cs="Times New Roman"/>
+              <w:noProof/>
+              <w:kern w:val="2"/>
+              <w:sz w:val="28"/>
+              <w:szCs w:val="28"/>
+              <w14:ligatures w14:val="standardContextual"/>
+            </w:rPr>
+          </w:pPr>
+          <w:hyperlink w:anchor="_Toc242201581" w:history="1">
+            <w:r>
+              <w:rPr>
+                <w:rStyle w:val="af0"/>
+                <w:rFonts w:ascii="Times New Roman" w:hAnsi="Times New Roman" w:cs="Times New Roman"/>
+                <w:noProof/>
+                <w:sz w:val="28"/>
+                <w:szCs w:val="28"/>
+              </w:rPr>
+              <w:t>1.3.1 Критерии сравнения</w:t>
+            </w:r>
+            <w:r>
+              <w:rPr>
+                <w:rFonts w:ascii="Times New Roman" w:hAnsi="Times New Roman" w:cs="Times New Roman"/>
+                <w:noProof/>
+                <w:webHidden/>
+                <w:sz w:val="28"/>
+                <w:szCs w:val="28"/>
+              </w:rPr>
+              <w:tab/>
+            </w:r>
+            <w:r>
+              <w:rPr>
+                <w:rFonts w:ascii="Times New Roman" w:hAnsi="Times New Roman" w:cs="Times New Roman"/>
+                <w:noProof/>
+                <w:webHidden/>
+                <w:sz w:val="28"/>
+                <w:szCs w:val="28"/>
+              </w:rPr>
+              <w:fldChar w:fldCharType="begin"/>
+            </w:r>
+            <w:r>
+              <w:rPr>
+                <w:rFonts w:ascii="Times New Roman" w:hAnsi="Times New Roman" w:cs="Times New Roman"/>
+                <w:noProof/>
+                <w:webHidden/>
+                <w:sz w:val="28"/>
+                <w:szCs w:val="28"/>
+              </w:rPr>
+              <w:instrText xml:space="preserve"> PAGEREF _Toc242201581 \h </w:instrText>
+            </w:r>
+            <w:r>
+              <w:rPr>
+                <w:rFonts w:ascii="Times New Roman" w:hAnsi="Times New Roman" w:cs="Times New Roman"/>
+                <w:noProof/>
+                <w:webHidden/>
+                <w:sz w:val="28"/>
+                <w:szCs w:val="28"/>
+              </w:rPr>
+            </w:r>
+            <w:r>
+              <w:rPr>
+                <w:rFonts w:ascii="Times New Roman" w:hAnsi="Times New Roman" w:cs="Times New Roman"/>
+                <w:noProof/>
+                <w:webHidden/>
+                <w:sz w:val="28"/>
+                <w:szCs w:val="28"/>
+              </w:rPr>
+              <w:fldChar w:fldCharType="separate"/>
+            </w:r>
+            <w:r>
+              <w:rPr>
+                <w:rFonts w:ascii="Times New Roman" w:hAnsi="Times New Roman" w:cs="Times New Roman"/>
+                <w:noProof/>
+                <w:webHidden/>
+                <w:sz w:val="28"/>
+                <w:szCs w:val="28"/>
+              </w:rPr>
+              <w:t>12</w:t>
+            </w:r>
+            <w:r>
+              <w:rPr>
+                <w:rFonts w:ascii="Times New Roman" w:hAnsi="Times New Roman" w:cs="Times New Roman"/>
+                <w:noProof/>
+                <w:webHidden/>
+                <w:sz w:val="28"/>
+                <w:szCs w:val="28"/>
+              </w:rPr>
+              <w:fldChar w:fldCharType="end"/>
+            </w:r>
+          </w:hyperlink>
+        </w:p>
+        <w:p>
+          <w:pPr>
+            <w:pStyle w:val="32"/>
+            <w:tabs>
+              <w:tab w:val="right" w:leader="dot" w:pos="9628"/>
+            </w:tabs>
+            <w:spacing w:line="240" w:lineRule="auto"/>
+            <w:jc w:val="both"/>
+            <w:rPr>
+              <w:rFonts w:ascii="Times New Roman" w:hAnsi="Times New Roman" w:cs="Times New Roman"/>
+              <w:noProof/>
+              <w:kern w:val="2"/>
+              <w:sz w:val="28"/>
+              <w:szCs w:val="28"/>
+              <w14:ligatures w14:val="standardContextual"/>
+            </w:rPr>
+          </w:pPr>
+          <w:hyperlink w:anchor="_Toc242201582" w:history="1">
+            <w:r>
+              <w:rPr>
+                <w:rStyle w:val="af0"/>
+                <w:rFonts w:ascii="Times New Roman" w:hAnsi="Times New Roman" w:cs="Times New Roman"/>
+                <w:noProof/>
+                <w:sz w:val="28"/>
+                <w:szCs w:val="28"/>
+              </w:rPr>
+              <w:t>1.3.2 Возможности программных продуктов</w:t>
+            </w:r>
+            <w:r>
+              <w:rPr>
+                <w:rFonts w:ascii="Times New Roman" w:hAnsi="Times New Roman" w:cs="Times New Roman"/>
+                <w:noProof/>
+                <w:webHidden/>
+                <w:sz w:val="28"/>
+                <w:szCs w:val="28"/>
+              </w:rPr>
+              <w:tab/>
+            </w:r>
+            <w:r>
+              <w:rPr>
+                <w:rFonts w:ascii="Times New Roman" w:hAnsi="Times New Roman" w:cs="Times New Roman"/>
+                <w:noProof/>
+                <w:webHidden/>
+                <w:sz w:val="28"/>
+                <w:szCs w:val="28"/>
+              </w:rPr>
+              <w:fldChar w:fldCharType="begin"/>
+            </w:r>
+            <w:r>
+              <w:rPr>
+                <w:rFonts w:ascii="Times New Roman" w:hAnsi="Times New Roman" w:cs="Times New Roman"/>
+                <w:noProof/>
+                <w:webHidden/>
+                <w:sz w:val="28"/>
+                <w:szCs w:val="28"/>
+              </w:rPr>
+              <w:instrText xml:space="preserve"> PAGEREF _Toc242201582 \h </w:instrText>
+            </w:r>
+            <w:r>
+              <w:rPr>
+                <w:rFonts w:ascii="Times New Roman" w:hAnsi="Times New Roman" w:cs="Times New Roman"/>
+                <w:noProof/>
+                <w:webHidden/>
+                <w:sz w:val="28"/>
+                <w:szCs w:val="28"/>
+              </w:rPr>
+            </w:r>
+            <w:r>
+              <w:rPr>
+                <w:rFonts w:ascii="Times New Roman" w:hAnsi="Times New Roman" w:cs="Times New Roman"/>
+                <w:noProof/>
+                <w:webHidden/>
+                <w:sz w:val="28"/>
+                <w:szCs w:val="28"/>
+              </w:rPr>
+              <w:fldChar w:fldCharType="separate"/>
+            </w:r>
+            <w:r>
+              <w:rPr>
+                <w:rFonts w:ascii="Times New Roman" w:hAnsi="Times New Roman" w:cs="Times New Roman"/>
+                <w:noProof/>
+                <w:webHidden/>
+                <w:sz w:val="28"/>
+                <w:szCs w:val="28"/>
+              </w:rPr>
+              <w:t>12</w:t>
+            </w:r>
+            <w:r>
+              <w:rPr>
+                <w:rFonts w:ascii="Times New Roman" w:hAnsi="Times New Roman" w:cs="Times New Roman"/>
+                <w:noProof/>
+                <w:webHidden/>
+                <w:sz w:val="28"/>
+                <w:szCs w:val="28"/>
+              </w:rPr>
+              <w:fldChar w:fldCharType="end"/>
+            </w:r>
+          </w:hyperlink>
+        </w:p>
+        <w:p>
+          <w:pPr>
+            <w:pStyle w:val="32"/>
+            <w:tabs>
+              <w:tab w:val="right" w:leader="dot" w:pos="9628"/>
+            </w:tabs>
+            <w:spacing w:line="240" w:lineRule="auto"/>
+            <w:jc w:val="both"/>
+            <w:rPr>
+              <w:rFonts w:ascii="Times New Roman" w:hAnsi="Times New Roman" w:cs="Times New Roman"/>
+              <w:noProof/>
+              <w:kern w:val="2"/>
+              <w:sz w:val="28"/>
+              <w:szCs w:val="28"/>
+              <w14:ligatures w14:val="standardContextual"/>
+            </w:rPr>
+          </w:pPr>
+          <w:hyperlink w:anchor="_Toc242201583" w:history="1">
+            <w:r>
+              <w:rPr>
+                <w:rStyle w:val="af0"/>
+                <w:rFonts w:ascii="Times New Roman" w:hAnsi="Times New Roman" w:cs="Times New Roman"/>
+                <w:noProof/>
+                <w:sz w:val="28"/>
+                <w:szCs w:val="28"/>
+              </w:rPr>
+              <w:t>1.3.3 Выводы из сравнения</w:t>
+            </w:r>
+            <w:r>
+              <w:rPr>
+                <w:rFonts w:ascii="Times New Roman" w:hAnsi="Times New Roman" w:cs="Times New Roman"/>
+                <w:noProof/>
+                <w:webHidden/>
+                <w:sz w:val="28"/>
+                <w:szCs w:val="28"/>
+              </w:rPr>
+              <w:tab/>
+            </w:r>
+            <w:r>
+              <w:rPr>
+                <w:rFonts w:ascii="Times New Roman" w:hAnsi="Times New Roman" w:cs="Times New Roman"/>
+                <w:noProof/>
+                <w:webHidden/>
+                <w:sz w:val="28"/>
+                <w:szCs w:val="28"/>
+              </w:rPr>
+              <w:fldChar w:fldCharType="begin"/>
+            </w:r>
+            <w:r>
+              <w:rPr>
+                <w:rFonts w:ascii="Times New Roman" w:hAnsi="Times New Roman" w:cs="Times New Roman"/>
+                <w:noProof/>
+                <w:webHidden/>
+                <w:sz w:val="28"/>
+                <w:szCs w:val="28"/>
+              </w:rPr>
+              <w:instrText xml:space="preserve"> PAGEREF _Toc242201583 \h </w:instrText>
+            </w:r>
+            <w:r>
+              <w:rPr>
+                <w:rFonts w:ascii="Times New Roman" w:hAnsi="Times New Roman" w:cs="Times New Roman"/>
+                <w:noProof/>
+                <w:webHidden/>
+                <w:sz w:val="28"/>
+                <w:szCs w:val="28"/>
+              </w:rPr>
+            </w:r>
+            <w:r>
+              <w:rPr>
+                <w:rFonts w:ascii="Times New Roman" w:hAnsi="Times New Roman" w:cs="Times New Roman"/>
+                <w:noProof/>
+                <w:webHidden/>
+                <w:sz w:val="28"/>
+                <w:szCs w:val="28"/>
+              </w:rPr>
+              <w:fldChar w:fldCharType="separate"/>
+            </w:r>
+            <w:r>
+              <w:rPr>
+                <w:rFonts w:ascii="Times New Roman" w:hAnsi="Times New Roman" w:cs="Times New Roman"/>
+                <w:noProof/>
+                <w:webHidden/>
+                <w:sz w:val="28"/>
+                <w:szCs w:val="28"/>
+              </w:rPr>
+              <w:t>13</w:t>
+            </w:r>
+            <w:r>
+              <w:rPr>
+                <w:rFonts w:ascii="Times New Roman" w:hAnsi="Times New Roman" w:cs="Times New Roman"/>
+                <w:noProof/>
+                <w:webHidden/>
+                <w:sz w:val="28"/>
+                <w:szCs w:val="28"/>
+              </w:rPr>
+              <w:fldChar w:fldCharType="end"/>
+            </w:r>
+          </w:hyperlink>
+        </w:p>
+        <w:p>
+          <w:pPr>
+            <w:pStyle w:val="24"/>
+            <w:tabs>
+              <w:tab w:val="right" w:leader="dot" w:pos="9628"/>
+            </w:tabs>
+            <w:spacing w:line="240" w:lineRule="auto"/>
+            <w:jc w:val="both"/>
+            <w:rPr>
+              <w:rFonts w:ascii="Times New Roman" w:hAnsi="Times New Roman" w:cs="Times New Roman"/>
+              <w:b w:val="0"/>
+              <w:bCs w:val="0"/>
+              <w:noProof/>
+              <w:kern w:val="2"/>
+              <w:sz w:val="28"/>
+              <w:szCs w:val="28"/>
+              <w14:ligatures w14:val="standardContextual"/>
+            </w:rPr>
+          </w:pPr>
+          <w:hyperlink w:anchor="_Toc242201584" w:history="1">
+            <w:r>
+              <w:rPr>
+                <w:rStyle w:val="af0"/>
+                <w:rFonts w:ascii="Times New Roman" w:hAnsi="Times New Roman" w:cs="Times New Roman"/>
+                <w:b w:val="0"/>
+                <w:bCs w:val="0"/>
+                <w:noProof/>
+                <w:sz w:val="28"/>
+                <w:szCs w:val="28"/>
+              </w:rPr>
+              <w:t>2 Описание основного бизнес-процесса</w:t>
+            </w:r>
+            <w:r>
+              <w:rPr>
+                <w:rFonts w:ascii="Times New Roman" w:hAnsi="Times New Roman" w:cs="Times New Roman"/>
+                <w:b w:val="0"/>
+                <w:bCs w:val="0"/>
+                <w:noProof/>
+                <w:webHidden/>
+                <w:sz w:val="28"/>
+                <w:szCs w:val="28"/>
+              </w:rPr>
+              <w:tab/>
+            </w:r>
+            <w:r>
+              <w:rPr>
+                <w:rFonts w:ascii="Times New Roman" w:hAnsi="Times New Roman" w:cs="Times New Roman"/>
+                <w:b w:val="0"/>
+                <w:bCs w:val="0"/>
+                <w:noProof/>
+                <w:webHidden/>
+                <w:sz w:val="28"/>
+                <w:szCs w:val="28"/>
+              </w:rPr>
+              <w:fldChar w:fldCharType="begin"/>
+            </w:r>
+            <w:r>
+              <w:rPr>
+                <w:rFonts w:ascii="Times New Roman" w:hAnsi="Times New Roman" w:cs="Times New Roman"/>
+                <w:b w:val="0"/>
+                <w:bCs w:val="0"/>
+                <w:noProof/>
+                <w:webHidden/>
+                <w:sz w:val="28"/>
+                <w:szCs w:val="28"/>
+              </w:rPr>
+              <w:instrText xml:space="preserve"> PAGEREF _Toc242201584 \h </w:instrText>
+            </w:r>
+            <w:r>
+              <w:rPr>
+                <w:rFonts w:ascii="Times New Roman" w:hAnsi="Times New Roman" w:cs="Times New Roman"/>
+                <w:b w:val="0"/>
+                <w:bCs w:val="0"/>
+                <w:noProof/>
+                <w:webHidden/>
+                <w:sz w:val="28"/>
+                <w:szCs w:val="28"/>
+              </w:rPr>
+            </w:r>
+            <w:r>
+              <w:rPr>
+                <w:rFonts w:ascii="Times New Roman" w:hAnsi="Times New Roman" w:cs="Times New Roman"/>
+                <w:b w:val="0"/>
+                <w:bCs w:val="0"/>
+                <w:noProof/>
+                <w:webHidden/>
+                <w:sz w:val="28"/>
+                <w:szCs w:val="28"/>
+              </w:rPr>
+              <w:fldChar w:fldCharType="separate"/>
+            </w:r>
+            <w:r>
+              <w:rPr>
+                <w:rFonts w:ascii="Times New Roman" w:hAnsi="Times New Roman" w:cs="Times New Roman"/>
+                <w:b w:val="0"/>
+                <w:bCs w:val="0"/>
+                <w:noProof/>
+                <w:webHidden/>
+                <w:sz w:val="28"/>
+                <w:szCs w:val="28"/>
+              </w:rPr>
+              <w:t>14</w:t>
+            </w:r>
+            <w:r>
+              <w:rPr>
+                <w:rFonts w:ascii="Times New Roman" w:hAnsi="Times New Roman" w:cs="Times New Roman"/>
+                <w:b w:val="0"/>
+                <w:bCs w:val="0"/>
+                <w:noProof/>
+                <w:webHidden/>
+                <w:sz w:val="28"/>
+                <w:szCs w:val="28"/>
+              </w:rPr>
+              <w:fldChar w:fldCharType="end"/>
+            </w:r>
+          </w:hyperlink>
+        </w:p>
+        <w:p>
+          <w:pPr>
+            <w:pStyle w:val="32"/>
+            <w:tabs>
+              <w:tab w:val="right" w:leader="dot" w:pos="9628"/>
+            </w:tabs>
+            <w:spacing w:line="240" w:lineRule="auto"/>
+            <w:jc w:val="both"/>
+            <w:rPr>
+              <w:rFonts w:ascii="Times New Roman" w:hAnsi="Times New Roman" w:cs="Times New Roman"/>
+              <w:noProof/>
+              <w:kern w:val="2"/>
+              <w:sz w:val="28"/>
+              <w:szCs w:val="28"/>
+              <w14:ligatures w14:val="standardContextual"/>
+            </w:rPr>
+          </w:pPr>
+          <w:hyperlink w:anchor="_Toc242201585" w:history="1">
+            <w:r>
+              <w:rPr>
+                <w:rStyle w:val="af0"/>
+                <w:rFonts w:ascii="Times New Roman" w:hAnsi="Times New Roman" w:cs="Times New Roman"/>
+                <w:noProof/>
+                <w:sz w:val="28"/>
+                <w:szCs w:val="28"/>
+              </w:rPr>
+              <w:t>2.1 Границы процесса и участники</w:t>
+            </w:r>
+            <w:r>
+              <w:rPr>
+                <w:rFonts w:ascii="Times New Roman" w:hAnsi="Times New Roman" w:cs="Times New Roman"/>
+                <w:noProof/>
+                <w:webHidden/>
+                <w:sz w:val="28"/>
+                <w:szCs w:val="28"/>
+              </w:rPr>
+              <w:tab/>
+            </w:r>
+            <w:r>
+              <w:rPr>
+                <w:rFonts w:ascii="Times New Roman" w:hAnsi="Times New Roman" w:cs="Times New Roman"/>
+                <w:noProof/>
+                <w:webHidden/>
+                <w:sz w:val="28"/>
+                <w:szCs w:val="28"/>
+              </w:rPr>
+              <w:fldChar w:fldCharType="begin"/>
+            </w:r>
+            <w:r>
+              <w:rPr>
+                <w:rFonts w:ascii="Times New Roman" w:hAnsi="Times New Roman" w:cs="Times New Roman"/>
+                <w:noProof/>
+                <w:webHidden/>
+                <w:sz w:val="28"/>
+                <w:szCs w:val="28"/>
+              </w:rPr>
+              <w:instrText xml:space="preserve"> PAGEREF _Toc242201585 \h </w:instrText>
+            </w:r>
+            <w:r>
+              <w:rPr>
+                <w:rFonts w:ascii="Times New Roman" w:hAnsi="Times New Roman" w:cs="Times New Roman"/>
+                <w:noProof/>
+                <w:webHidden/>
+                <w:sz w:val="28"/>
+                <w:szCs w:val="28"/>
+              </w:rPr>
+            </w:r>
+            <w:r>
+              <w:rPr>
+                <w:rFonts w:ascii="Times New Roman" w:hAnsi="Times New Roman" w:cs="Times New Roman"/>
+                <w:noProof/>
+                <w:webHidden/>
+                <w:sz w:val="28"/>
+                <w:szCs w:val="28"/>
+              </w:rPr>
+              <w:fldChar w:fldCharType="separate"/>
+            </w:r>
+            <w:r>
+              <w:rPr>
+                <w:rFonts w:ascii="Times New Roman" w:hAnsi="Times New Roman" w:cs="Times New Roman"/>
+                <w:noProof/>
+                <w:webHidden/>
+                <w:sz w:val="28"/>
+                <w:szCs w:val="28"/>
+              </w:rPr>
+              <w:t>14</w:t>
+            </w:r>
+            <w:r>
+              <w:rPr>
+                <w:rFonts w:ascii="Times New Roman" w:hAnsi="Times New Roman" w:cs="Times New Roman"/>
+                <w:noProof/>
+                <w:webHidden/>
+                <w:sz w:val="28"/>
+                <w:szCs w:val="28"/>
+              </w:rPr>
+              <w:fldChar w:fldCharType="end"/>
+            </w:r>
+          </w:hyperlink>
+        </w:p>
+        <w:p>
+          <w:pPr>
+            <w:pStyle w:val="32"/>
+            <w:tabs>
+              <w:tab w:val="right" w:leader="dot" w:pos="9628"/>
+            </w:tabs>
+            <w:spacing w:line="240" w:lineRule="auto"/>
+            <w:jc w:val="both"/>
+            <w:rPr>
+              <w:rFonts w:ascii="Times New Roman" w:hAnsi="Times New Roman" w:cs="Times New Roman"/>
+              <w:noProof/>
+              <w:kern w:val="2"/>
+              <w:sz w:val="28"/>
+              <w:szCs w:val="28"/>
+              <w14:ligatures w14:val="standardContextual"/>
+            </w:rPr>
+          </w:pPr>
+          <w:hyperlink w:anchor="_Toc242201586" w:history="1">
+            <w:r>
+              <w:rPr>
+                <w:rStyle w:val="af0"/>
+                <w:rFonts w:ascii="Times New Roman" w:hAnsi="Times New Roman" w:cs="Times New Roman"/>
+                <w:noProof/>
+                <w:sz w:val="28"/>
+                <w:szCs w:val="28"/>
+              </w:rPr>
+              <w:t>2.2 Входные данные и правила обработки</w:t>
+            </w:r>
+            <w:r>
+              <w:rPr>
+                <w:rFonts w:ascii="Times New Roman" w:hAnsi="Times New Roman" w:cs="Times New Roman"/>
+                <w:noProof/>
+                <w:webHidden/>
+                <w:sz w:val="28"/>
+                <w:szCs w:val="28"/>
+              </w:rPr>
+              <w:tab/>
+            </w:r>
+            <w:r>
+              <w:rPr>
+                <w:rFonts w:ascii="Times New Roman" w:hAnsi="Times New Roman" w:cs="Times New Roman"/>
+                <w:noProof/>
+                <w:webHidden/>
+                <w:sz w:val="28"/>
+                <w:szCs w:val="28"/>
+              </w:rPr>
+              <w:fldChar w:fldCharType="begin"/>
+            </w:r>
+            <w:r>
+              <w:rPr>
+                <w:rFonts w:ascii="Times New Roman" w:hAnsi="Times New Roman" w:cs="Times New Roman"/>
+                <w:noProof/>
+                <w:webHidden/>
+                <w:sz w:val="28"/>
+                <w:szCs w:val="28"/>
+              </w:rPr>
+              <w:instrText xml:space="preserve"> PAGEREF _Toc242201586 \h </w:instrText>
+            </w:r>
+            <w:r>
+              <w:rPr>
+                <w:rFonts w:ascii="Times New Roman" w:hAnsi="Times New Roman" w:cs="Times New Roman"/>
+                <w:noProof/>
+                <w:webHidden/>
+                <w:sz w:val="28"/>
+                <w:szCs w:val="28"/>
+              </w:rPr>
+            </w:r>
+            <w:r>
+              <w:rPr>
+                <w:rFonts w:ascii="Times New Roman" w:hAnsi="Times New Roman" w:cs="Times New Roman"/>
+                <w:noProof/>
+                <w:webHidden/>
+                <w:sz w:val="28"/>
+                <w:szCs w:val="28"/>
+              </w:rPr>
+              <w:fldChar w:fldCharType="separate"/>
+            </w:r>
+            <w:r>
+              <w:rPr>
+                <w:rFonts w:ascii="Times New Roman" w:hAnsi="Times New Roman" w:cs="Times New Roman"/>
+                <w:noProof/>
+                <w:webHidden/>
+                <w:sz w:val="28"/>
+                <w:szCs w:val="28"/>
+              </w:rPr>
+              <w:t>14</w:t>
+            </w:r>
+            <w:r>
+              <w:rPr>
+                <w:rFonts w:ascii="Times New Roman" w:hAnsi="Times New Roman" w:cs="Times New Roman"/>
+                <w:noProof/>
+                <w:webHidden/>
+                <w:sz w:val="28"/>
+                <w:szCs w:val="28"/>
+              </w:rPr>
+              <w:fldChar w:fldCharType="end"/>
+            </w:r>
+          </w:hyperlink>
+        </w:p>
+        <w:p>
+          <w:pPr>
+            <w:pStyle w:val="32"/>
+            <w:tabs>
+              <w:tab w:val="right" w:leader="dot" w:pos="9628"/>
+            </w:tabs>
+            <w:spacing w:line="240" w:lineRule="auto"/>
+            <w:jc w:val="both"/>
+            <w:rPr>
+              <w:rFonts w:ascii="Times New Roman" w:hAnsi="Times New Roman" w:cs="Times New Roman"/>
+              <w:noProof/>
+              <w:kern w:val="2"/>
+              <w:sz w:val="28"/>
+              <w:szCs w:val="28"/>
+              <w14:ligatures w14:val="standardContextual"/>
+            </w:rPr>
+          </w:pPr>
+          <w:hyperlink w:anchor="_Toc242201587" w:history="1">
+            <w:r>
+              <w:rPr>
+                <w:rStyle w:val="af0"/>
+                <w:rFonts w:ascii="Times New Roman" w:hAnsi="Times New Roman" w:cs="Times New Roman"/>
+                <w:noProof/>
+                <w:sz w:val="28"/>
+                <w:szCs w:val="28"/>
+              </w:rPr>
+              <w:t>2.3 Последовательность выполнения</w:t>
+            </w:r>
+            <w:r>
+              <w:rPr>
+                <w:rFonts w:ascii="Times New Roman" w:hAnsi="Times New Roman" w:cs="Times New Roman"/>
+                <w:noProof/>
+                <w:webHidden/>
+                <w:sz w:val="28"/>
+                <w:szCs w:val="28"/>
+              </w:rPr>
+              <w:tab/>
+            </w:r>
+            <w:r>
+              <w:rPr>
+                <w:rFonts w:ascii="Times New Roman" w:hAnsi="Times New Roman" w:cs="Times New Roman"/>
+                <w:noProof/>
+                <w:webHidden/>
+                <w:sz w:val="28"/>
+                <w:szCs w:val="28"/>
+              </w:rPr>
+              <w:fldChar w:fldCharType="begin"/>
+            </w:r>
+            <w:r>
+              <w:rPr>
+                <w:rFonts w:ascii="Times New Roman" w:hAnsi="Times New Roman" w:cs="Times New Roman"/>
+                <w:noProof/>
+                <w:webHidden/>
+                <w:sz w:val="28"/>
+                <w:szCs w:val="28"/>
+              </w:rPr>
+              <w:instrText xml:space="preserve"> PAGEREF _Toc242201587 \h </w:instrText>
+            </w:r>
+            <w:r>
+              <w:rPr>
+                <w:rFonts w:ascii="Times New Roman" w:hAnsi="Times New Roman" w:cs="Times New Roman"/>
+                <w:noProof/>
+                <w:webHidden/>
+                <w:sz w:val="28"/>
+                <w:szCs w:val="28"/>
+              </w:rPr>
+            </w:r>
+            <w:r>
+              <w:rPr>
+                <w:rFonts w:ascii="Times New Roman" w:hAnsi="Times New Roman" w:cs="Times New Roman"/>
+                <w:noProof/>
+                <w:webHidden/>
+                <w:sz w:val="28"/>
+                <w:szCs w:val="28"/>
+              </w:rPr>
+              <w:fldChar w:fldCharType="separate"/>
+            </w:r>
+            <w:r>
+              <w:rPr>
+                <w:rFonts w:ascii="Times New Roman" w:hAnsi="Times New Roman" w:cs="Times New Roman"/>
+                <w:noProof/>
+                <w:webHidden/>
+                <w:sz w:val="28"/>
+                <w:szCs w:val="28"/>
+              </w:rPr>
+              <w:t>14</w:t>
+            </w:r>
+            <w:r>
+              <w:rPr>
+                <w:rFonts w:ascii="Times New Roman" w:hAnsi="Times New Roman" w:cs="Times New Roman"/>
+                <w:noProof/>
+                <w:webHidden/>
+                <w:sz w:val="28"/>
+                <w:szCs w:val="28"/>
+              </w:rPr>
+              <w:fldChar w:fldCharType="end"/>
+            </w:r>
+          </w:hyperlink>
+        </w:p>
+        <w:p>
+          <w:pPr>
+            <w:pStyle w:val="32"/>
+            <w:tabs>
+              <w:tab w:val="right" w:leader="dot" w:pos="9628"/>
+            </w:tabs>
+            <w:spacing w:line="240" w:lineRule="auto"/>
+            <w:jc w:val="both"/>
+            <w:rPr>
+              <w:rFonts w:ascii="Times New Roman" w:hAnsi="Times New Roman" w:cs="Times New Roman"/>
+              <w:noProof/>
+              <w:kern w:val="2"/>
+              <w:sz w:val="28"/>
+              <w:szCs w:val="28"/>
+              <w14:ligatures w14:val="standardContextual"/>
+            </w:rPr>
+          </w:pPr>
+          <w:hyperlink w:anchor="_Toc242201588" w:history="1">
+            <w:r>
+              <w:rPr>
+                <w:rStyle w:val="af0"/>
+                <w:rFonts w:ascii="Times New Roman" w:hAnsi="Times New Roman" w:cs="Times New Roman"/>
+                <w:noProof/>
+                <w:sz w:val="28"/>
+                <w:szCs w:val="28"/>
+              </w:rPr>
+              <w:t>2.4 Выходные данные и узкие места</w:t>
+            </w:r>
+            <w:r>
+              <w:rPr>
+                <w:rFonts w:ascii="Times New Roman" w:hAnsi="Times New Roman" w:cs="Times New Roman"/>
+                <w:noProof/>
+                <w:webHidden/>
+                <w:sz w:val="28"/>
+                <w:szCs w:val="28"/>
+              </w:rPr>
+              <w:tab/>
+            </w:r>
+            <w:r>
+              <w:rPr>
+                <w:rFonts w:ascii="Times New Roman" w:hAnsi="Times New Roman" w:cs="Times New Roman"/>
+                <w:noProof/>
+                <w:webHidden/>
+                <w:sz w:val="28"/>
+                <w:szCs w:val="28"/>
+              </w:rPr>
+              <w:fldChar w:fldCharType="begin"/>
+            </w:r>
+            <w:r>
+              <w:rPr>
+                <w:rFonts w:ascii="Times New Roman" w:hAnsi="Times New Roman" w:cs="Times New Roman"/>
+                <w:noProof/>
+                <w:webHidden/>
+                <w:sz w:val="28"/>
+                <w:szCs w:val="28"/>
+              </w:rPr>
+              <w:instrText xml:space="preserve"> PAGEREF _Toc242201588 \h </w:instrText>
+            </w:r>
+            <w:r>
+              <w:rPr>
+                <w:rFonts w:ascii="Times New Roman" w:hAnsi="Times New Roman" w:cs="Times New Roman"/>
+                <w:noProof/>
+                <w:webHidden/>
+                <w:sz w:val="28"/>
+                <w:szCs w:val="28"/>
+              </w:rPr>
+            </w:r>
+            <w:r>
+              <w:rPr>
+                <w:rFonts w:ascii="Times New Roman" w:hAnsi="Times New Roman" w:cs="Times New Roman"/>
+                <w:noProof/>
+                <w:webHidden/>
+                <w:sz w:val="28"/>
+                <w:szCs w:val="28"/>
+              </w:rPr>
+              <w:fldChar w:fldCharType="separate"/>
+            </w:r>
+            <w:r>
+              <w:rPr>
+                <w:rFonts w:ascii="Times New Roman" w:hAnsi="Times New Roman" w:cs="Times New Roman"/>
+                <w:noProof/>
+                <w:webHidden/>
+                <w:sz w:val="28"/>
+                <w:szCs w:val="28"/>
+              </w:rPr>
+              <w:t>15</w:t>
+            </w:r>
+            <w:r>
+              <w:rPr>
+                <w:rFonts w:ascii="Times New Roman" w:hAnsi="Times New Roman" w:cs="Times New Roman"/>
+                <w:noProof/>
+                <w:webHidden/>
+                <w:sz w:val="28"/>
+                <w:szCs w:val="28"/>
+              </w:rPr>
+              <w:fldChar w:fldCharType="end"/>
+            </w:r>
+          </w:hyperlink>
+        </w:p>
+        <w:p>
+          <w:pPr>
+            <w:pStyle w:val="32"/>
+            <w:tabs>
+              <w:tab w:val="right" w:leader="dot" w:pos="9628"/>
+            </w:tabs>
+            <w:spacing w:line="240" w:lineRule="auto"/>
+            <w:jc w:val="both"/>
+            <w:rPr>
+              <w:rFonts w:ascii="Times New Roman" w:hAnsi="Times New Roman" w:cs="Times New Roman"/>
+              <w:noProof/>
+              <w:kern w:val="2"/>
+              <w:sz w:val="28"/>
+              <w:szCs w:val="28"/>
+              <w14:ligatures w14:val="standardContextual"/>
+            </w:rPr>
+          </w:pPr>
+          <w:hyperlink w:anchor="_Toc242201589" w:history="1">
+            <w:r>
+              <w:rPr>
+                <w:rStyle w:val="af0"/>
+                <w:rFonts w:ascii="Times New Roman" w:hAnsi="Times New Roman" w:cs="Times New Roman"/>
+                <w:noProof/>
+                <w:sz w:val="28"/>
+                <w:szCs w:val="28"/>
+              </w:rPr>
+              <w:t>2.5 Требования к автоматизации</w:t>
+            </w:r>
+            <w:r>
+              <w:rPr>
+                <w:rFonts w:ascii="Times New Roman" w:hAnsi="Times New Roman" w:cs="Times New Roman"/>
+                <w:noProof/>
+                <w:webHidden/>
+                <w:sz w:val="28"/>
+                <w:szCs w:val="28"/>
+              </w:rPr>
+              <w:tab/>
+            </w:r>
+            <w:r>
+              <w:rPr>
+                <w:rFonts w:ascii="Times New Roman" w:hAnsi="Times New Roman" w:cs="Times New Roman"/>
+                <w:noProof/>
+                <w:webHidden/>
+                <w:sz w:val="28"/>
+                <w:szCs w:val="28"/>
+              </w:rPr>
+              <w:fldChar w:fldCharType="begin"/>
+            </w:r>
+            <w:r>
+              <w:rPr>
+                <w:rFonts w:ascii="Times New Roman" w:hAnsi="Times New Roman" w:cs="Times New Roman"/>
+                <w:noProof/>
+                <w:webHidden/>
+                <w:sz w:val="28"/>
+                <w:szCs w:val="28"/>
+              </w:rPr>
+              <w:instrText xml:space="preserve"> PAGEREF _Toc242201589 \h </w:instrText>
+            </w:r>
+            <w:r>
+              <w:rPr>
+                <w:rFonts w:ascii="Times New Roman" w:hAnsi="Times New Roman" w:cs="Times New Roman"/>
+                <w:noProof/>
+                <w:webHidden/>
+                <w:sz w:val="28"/>
+                <w:szCs w:val="28"/>
+              </w:rPr>
+            </w:r>
+            <w:r>
+              <w:rPr>
+                <w:rFonts w:ascii="Times New Roman" w:hAnsi="Times New Roman" w:cs="Times New Roman"/>
+                <w:noProof/>
+                <w:webHidden/>
+                <w:sz w:val="28"/>
+                <w:szCs w:val="28"/>
+              </w:rPr>
+              <w:fldChar w:fldCharType="separate"/>
+            </w:r>
+            <w:r>
+              <w:rPr>
+                <w:rFonts w:ascii="Times New Roman" w:hAnsi="Times New Roman" w:cs="Times New Roman"/>
+                <w:noProof/>
+                <w:webHidden/>
+                <w:sz w:val="28"/>
+                <w:szCs w:val="28"/>
+              </w:rPr>
+              <w:t>16</w:t>
+            </w:r>
+            <w:r>
+              <w:rPr>
+                <w:rFonts w:ascii="Times New Roman" w:hAnsi="Times New Roman" w:cs="Times New Roman"/>
+                <w:noProof/>
+                <w:webHidden/>
+                <w:sz w:val="28"/>
+                <w:szCs w:val="28"/>
+              </w:rPr>
+              <w:fldChar w:fldCharType="end"/>
+            </w:r>
+          </w:hyperlink>
+        </w:p>
+        <w:p>
+          <w:pPr>
+            <w:pStyle w:val="32"/>
+            <w:tabs>
+              <w:tab w:val="right" w:leader="dot" w:pos="9628"/>
+            </w:tabs>
+            <w:spacing w:line="240" w:lineRule="auto"/>
+            <w:jc w:val="both"/>
+            <w:rPr>
+              <w:rFonts w:ascii="Times New Roman" w:hAnsi="Times New Roman" w:cs="Times New Roman"/>
+              <w:noProof/>
+              <w:kern w:val="2"/>
+              <w:sz w:val="28"/>
+              <w:szCs w:val="28"/>
+              <w14:ligatures w14:val="standardContextual"/>
+            </w:rPr>
+          </w:pPr>
+          <w:hyperlink w:anchor="_Toc242201590" w:history="1">
+            <w:r>
+              <w:rPr>
+                <w:rStyle w:val="af0"/>
+                <w:rFonts w:ascii="Times New Roman" w:hAnsi="Times New Roman" w:cs="Times New Roman"/>
+                <w:noProof/>
+                <w:sz w:val="28"/>
+                <w:szCs w:val="28"/>
+              </w:rPr>
+              <w:t>2.5.1 Цель автоматизации и границы решения</w:t>
+            </w:r>
+            <w:r>
+              <w:rPr>
+                <w:rFonts w:ascii="Times New Roman" w:hAnsi="Times New Roman" w:cs="Times New Roman"/>
+                <w:noProof/>
+                <w:webHidden/>
+                <w:sz w:val="28"/>
+                <w:szCs w:val="28"/>
+              </w:rPr>
+              <w:tab/>
+            </w:r>
+            <w:r>
+              <w:rPr>
+                <w:rFonts w:ascii="Times New Roman" w:hAnsi="Times New Roman" w:cs="Times New Roman"/>
+                <w:noProof/>
+                <w:webHidden/>
+                <w:sz w:val="28"/>
+                <w:szCs w:val="28"/>
+              </w:rPr>
+              <w:fldChar w:fldCharType="begin"/>
+            </w:r>
+            <w:r>
+              <w:rPr>
+                <w:rFonts w:ascii="Times New Roman" w:hAnsi="Times New Roman" w:cs="Times New Roman"/>
+                <w:noProof/>
+                <w:webHidden/>
+                <w:sz w:val="28"/>
+                <w:szCs w:val="28"/>
+              </w:rPr>
+              <w:instrText xml:space="preserve"> PAGEREF _Toc242201590 \h </w:instrText>
+            </w:r>
+            <w:r>
+              <w:rPr>
+                <w:rFonts w:ascii="Times New Roman" w:hAnsi="Times New Roman" w:cs="Times New Roman"/>
+                <w:noProof/>
+                <w:webHidden/>
+                <w:sz w:val="28"/>
+                <w:szCs w:val="28"/>
+              </w:rPr>
+            </w:r>
+            <w:r>
+              <w:rPr>
+                <w:rFonts w:ascii="Times New Roman" w:hAnsi="Times New Roman" w:cs="Times New Roman"/>
+                <w:noProof/>
+                <w:webHidden/>
+                <w:sz w:val="28"/>
+                <w:szCs w:val="28"/>
+              </w:rPr>
+              <w:fldChar w:fldCharType="separate"/>
+            </w:r>
+            <w:r>
+              <w:rPr>
+                <w:rFonts w:ascii="Times New Roman" w:hAnsi="Times New Roman" w:cs="Times New Roman"/>
+                <w:noProof/>
+                <w:webHidden/>
+                <w:sz w:val="28"/>
+                <w:szCs w:val="28"/>
+              </w:rPr>
+              <w:t>16</w:t>
+            </w:r>
+            <w:r>
+              <w:rPr>
+                <w:rFonts w:ascii="Times New Roman" w:hAnsi="Times New Roman" w:cs="Times New Roman"/>
+                <w:noProof/>
+                <w:webHidden/>
+                <w:sz w:val="28"/>
+                <w:szCs w:val="28"/>
+              </w:rPr>
+              <w:fldChar w:fldCharType="end"/>
+            </w:r>
+          </w:hyperlink>
+        </w:p>
+        <w:p>
+          <w:pPr>
+            <w:pStyle w:val="32"/>
+            <w:tabs>
+              <w:tab w:val="right" w:leader="dot" w:pos="9628"/>
+            </w:tabs>
+            <w:spacing w:line="240" w:lineRule="auto"/>
+            <w:jc w:val="both"/>
+            <w:rPr>
+              <w:rFonts w:ascii="Times New Roman" w:hAnsi="Times New Roman" w:cs="Times New Roman"/>
+              <w:noProof/>
+              <w:kern w:val="2"/>
+              <w:sz w:val="28"/>
+              <w:szCs w:val="28"/>
+              <w14:ligatures w14:val="standardContextual"/>
+            </w:rPr>
+          </w:pPr>
+          <w:hyperlink w:anchor="_Toc242201591" w:history="1">
+            <w:r>
+              <w:rPr>
+                <w:rStyle w:val="af0"/>
+                <w:rFonts w:ascii="Times New Roman" w:hAnsi="Times New Roman" w:cs="Times New Roman"/>
+                <w:noProof/>
+                <w:sz w:val="28"/>
+                <w:szCs w:val="28"/>
+              </w:rPr>
+              <w:t>2.5.2 Функциональные требования</w:t>
+            </w:r>
+            <w:r>
+              <w:rPr>
+                <w:rFonts w:ascii="Times New Roman" w:hAnsi="Times New Roman" w:cs="Times New Roman"/>
+                <w:noProof/>
+                <w:webHidden/>
+                <w:sz w:val="28"/>
+                <w:szCs w:val="28"/>
+              </w:rPr>
+              <w:tab/>
+            </w:r>
+            <w:r>
+              <w:rPr>
+                <w:rFonts w:ascii="Times New Roman" w:hAnsi="Times New Roman" w:cs="Times New Roman"/>
+                <w:noProof/>
+                <w:webHidden/>
+                <w:sz w:val="28"/>
+                <w:szCs w:val="28"/>
+              </w:rPr>
+              <w:fldChar w:fldCharType="begin"/>
+            </w:r>
+            <w:r>
+              <w:rPr>
+                <w:rFonts w:ascii="Times New Roman" w:hAnsi="Times New Roman" w:cs="Times New Roman"/>
+                <w:noProof/>
+                <w:webHidden/>
+                <w:sz w:val="28"/>
+                <w:szCs w:val="28"/>
+              </w:rPr>
+              <w:instrText xml:space="preserve"> PAGEREF _Toc242201591 \h </w:instrText>
+            </w:r>
+            <w:r>
+              <w:rPr>
+                <w:rFonts w:ascii="Times New Roman" w:hAnsi="Times New Roman" w:cs="Times New Roman"/>
+                <w:noProof/>
+                <w:webHidden/>
+                <w:sz w:val="28"/>
+                <w:szCs w:val="28"/>
+              </w:rPr>
+            </w:r>
+            <w:r>
+              <w:rPr>
+                <w:rFonts w:ascii="Times New Roman" w:hAnsi="Times New Roman" w:cs="Times New Roman"/>
+                <w:noProof/>
+                <w:webHidden/>
+                <w:sz w:val="28"/>
+                <w:szCs w:val="28"/>
+              </w:rPr>
+              <w:fldChar w:fldCharType="separate"/>
+            </w:r>
+            <w:r>
+              <w:rPr>
+                <w:rFonts w:ascii="Times New Roman" w:hAnsi="Times New Roman" w:cs="Times New Roman"/>
+                <w:noProof/>
+                <w:webHidden/>
+                <w:sz w:val="28"/>
+                <w:szCs w:val="28"/>
+              </w:rPr>
+              <w:t>16</w:t>
+            </w:r>
+            <w:r>
+              <w:rPr>
+                <w:rFonts w:ascii="Times New Roman" w:hAnsi="Times New Roman" w:cs="Times New Roman"/>
+                <w:noProof/>
+                <w:webHidden/>
+                <w:sz w:val="28"/>
+                <w:szCs w:val="28"/>
+              </w:rPr>
+              <w:fldChar w:fldCharType="end"/>
+            </w:r>
+          </w:hyperlink>
+        </w:p>
+        <w:p>
+          <w:pPr>
+            <w:pStyle w:val="32"/>
+            <w:tabs>
+              <w:tab w:val="right" w:leader="dot" w:pos="9628"/>
+            </w:tabs>
+            <w:spacing w:line="240" w:lineRule="auto"/>
+            <w:jc w:val="both"/>
+            <w:rPr>
+              <w:rFonts w:ascii="Times New Roman" w:hAnsi="Times New Roman" w:cs="Times New Roman"/>
+              <w:noProof/>
+              <w:kern w:val="2"/>
+              <w:sz w:val="28"/>
+              <w:szCs w:val="28"/>
+              <w14:ligatures w14:val="standardContextual"/>
+            </w:rPr>
+          </w:pPr>
+          <w:hyperlink w:anchor="_Toc242201592" w:history="1">
+            <w:r>
+              <w:rPr>
+                <w:rStyle w:val="af0"/>
+                <w:rFonts w:ascii="Times New Roman" w:hAnsi="Times New Roman" w:cs="Times New Roman"/>
+                <w:noProof/>
+                <w:sz w:val="28"/>
+                <w:szCs w:val="28"/>
+              </w:rPr>
+              <w:t>2.5.3 Нефункциональные требования и критерии проверки</w:t>
+            </w:r>
+            <w:r>
+              <w:rPr>
+                <w:rFonts w:ascii="Times New Roman" w:hAnsi="Times New Roman" w:cs="Times New Roman"/>
+                <w:noProof/>
+                <w:webHidden/>
+                <w:sz w:val="28"/>
+                <w:szCs w:val="28"/>
+              </w:rPr>
+              <w:tab/>
+            </w:r>
+            <w:r>
+              <w:rPr>
+                <w:rFonts w:ascii="Times New Roman" w:hAnsi="Times New Roman" w:cs="Times New Roman"/>
+                <w:noProof/>
+                <w:webHidden/>
+                <w:sz w:val="28"/>
+                <w:szCs w:val="28"/>
+              </w:rPr>
+              <w:fldChar w:fldCharType="begin"/>
+            </w:r>
+            <w:r>
+              <w:rPr>
+                <w:rFonts w:ascii="Times New Roman" w:hAnsi="Times New Roman" w:cs="Times New Roman"/>
+                <w:noProof/>
+                <w:webHidden/>
+                <w:sz w:val="28"/>
+                <w:szCs w:val="28"/>
+              </w:rPr>
+              <w:instrText xml:space="preserve"> PAGEREF _Toc242201592 \h </w:instrText>
+            </w:r>
+            <w:r>
+              <w:rPr>
+                <w:rFonts w:ascii="Times New Roman" w:hAnsi="Times New Roman" w:cs="Times New Roman"/>
+                <w:noProof/>
+                <w:webHidden/>
+                <w:sz w:val="28"/>
+                <w:szCs w:val="28"/>
+              </w:rPr>
+            </w:r>
+            <w:r>
+              <w:rPr>
+                <w:rFonts w:ascii="Times New Roman" w:hAnsi="Times New Roman" w:cs="Times New Roman"/>
+                <w:noProof/>
+                <w:webHidden/>
+                <w:sz w:val="28"/>
+                <w:szCs w:val="28"/>
+              </w:rPr>
+              <w:fldChar w:fldCharType="separate"/>
+            </w:r>
+            <w:r>
+              <w:rPr>
+                <w:rFonts w:ascii="Times New Roman" w:hAnsi="Times New Roman" w:cs="Times New Roman"/>
+                <w:noProof/>
+                <w:webHidden/>
+                <w:sz w:val="28"/>
+                <w:szCs w:val="28"/>
+              </w:rPr>
+              <w:t>17</w:t>
+            </w:r>
+            <w:r>
+              <w:rPr>
+                <w:rFonts w:ascii="Times New Roman" w:hAnsi="Times New Roman" w:cs="Times New Roman"/>
+                <w:noProof/>
+                <w:webHidden/>
+                <w:sz w:val="28"/>
+                <w:szCs w:val="28"/>
+              </w:rPr>
+              <w:fldChar w:fldCharType="end"/>
+            </w:r>
+          </w:hyperlink>
+        </w:p>
+        <w:p>
+          <w:pPr>
+            <w:pStyle w:val="24"/>
+            <w:tabs>
+              <w:tab w:val="right" w:leader="dot" w:pos="9628"/>
+            </w:tabs>
+            <w:spacing w:line="240" w:lineRule="auto"/>
+            <w:jc w:val="both"/>
+            <w:rPr>
+              <w:rFonts w:ascii="Times New Roman" w:hAnsi="Times New Roman" w:cs="Times New Roman"/>
+              <w:b w:val="0"/>
+              <w:bCs w:val="0"/>
+              <w:noProof/>
+              <w:kern w:val="2"/>
+              <w:sz w:val="28"/>
+              <w:szCs w:val="28"/>
+              <w14:ligatures w14:val="standardContextual"/>
+            </w:rPr>
+          </w:pPr>
+          <w:hyperlink w:anchor="_Toc242201593" w:history="1">
+            <w:r>
+              <w:rPr>
+                <w:rStyle w:val="af0"/>
+                <w:rFonts w:ascii="Times New Roman" w:hAnsi="Times New Roman" w:cs="Times New Roman"/>
+                <w:b w:val="0"/>
+                <w:bCs w:val="0"/>
+                <w:noProof/>
+                <w:sz w:val="28"/>
+                <w:szCs w:val="28"/>
+              </w:rPr>
+              <w:t>3 Среда разработки, система контроля версий и технологии</w:t>
+            </w:r>
+            <w:r>
+              <w:rPr>
+                <w:rFonts w:ascii="Times New Roman" w:hAnsi="Times New Roman" w:cs="Times New Roman"/>
+                <w:b w:val="0"/>
+                <w:bCs w:val="0"/>
+                <w:noProof/>
+                <w:webHidden/>
+                <w:sz w:val="28"/>
+                <w:szCs w:val="28"/>
+              </w:rPr>
+              <w:tab/>
+            </w:r>
+            <w:r>
+              <w:rPr>
+                <w:rFonts w:ascii="Times New Roman" w:hAnsi="Times New Roman" w:cs="Times New Roman"/>
+                <w:b w:val="0"/>
+                <w:bCs w:val="0"/>
+                <w:noProof/>
+                <w:webHidden/>
+                <w:sz w:val="28"/>
+                <w:szCs w:val="28"/>
+              </w:rPr>
+              <w:fldChar w:fldCharType="begin"/>
+            </w:r>
+            <w:r>
+              <w:rPr>
+                <w:rFonts w:ascii="Times New Roman" w:hAnsi="Times New Roman" w:cs="Times New Roman"/>
+                <w:b w:val="0"/>
+                <w:bCs w:val="0"/>
+                <w:noProof/>
+                <w:webHidden/>
+                <w:sz w:val="28"/>
+                <w:szCs w:val="28"/>
+              </w:rPr>
+              <w:instrText xml:space="preserve"> PAGEREF _Toc242201593 \h </w:instrText>
+            </w:r>
+            <w:r>
+              <w:rPr>
+                <w:rFonts w:ascii="Times New Roman" w:hAnsi="Times New Roman" w:cs="Times New Roman"/>
+                <w:b w:val="0"/>
+                <w:bCs w:val="0"/>
+                <w:noProof/>
+                <w:webHidden/>
+                <w:sz w:val="28"/>
+                <w:szCs w:val="28"/>
+              </w:rPr>
+            </w:r>
+            <w:r>
+              <w:rPr>
+                <w:rFonts w:ascii="Times New Roman" w:hAnsi="Times New Roman" w:cs="Times New Roman"/>
+                <w:b w:val="0"/>
+                <w:bCs w:val="0"/>
+                <w:noProof/>
+                <w:webHidden/>
+                <w:sz w:val="28"/>
+                <w:szCs w:val="28"/>
+              </w:rPr>
+              <w:fldChar w:fldCharType="separate"/>
+            </w:r>
+            <w:r>
+              <w:rPr>
+                <w:rFonts w:ascii="Times New Roman" w:hAnsi="Times New Roman" w:cs="Times New Roman"/>
+                <w:b w:val="0"/>
+                <w:bCs w:val="0"/>
+                <w:noProof/>
+                <w:webHidden/>
+                <w:sz w:val="28"/>
+                <w:szCs w:val="28"/>
+              </w:rPr>
+              <w:t>18</w:t>
+            </w:r>
+            <w:r>
+              <w:rPr>
+                <w:rFonts w:ascii="Times New Roman" w:hAnsi="Times New Roman" w:cs="Times New Roman"/>
+                <w:b w:val="0"/>
+                <w:bCs w:val="0"/>
+                <w:noProof/>
+                <w:webHidden/>
+                <w:sz w:val="28"/>
+                <w:szCs w:val="28"/>
+              </w:rPr>
+              <w:fldChar w:fldCharType="end"/>
+            </w:r>
+          </w:hyperlink>
+        </w:p>
+        <w:p>
+          <w:pPr>
+            <w:pStyle w:val="32"/>
+            <w:tabs>
+              <w:tab w:val="right" w:leader="dot" w:pos="9628"/>
+            </w:tabs>
+            <w:spacing w:line="240" w:lineRule="auto"/>
+            <w:jc w:val="both"/>
+            <w:rPr>
+              <w:rFonts w:ascii="Times New Roman" w:hAnsi="Times New Roman" w:cs="Times New Roman"/>
+              <w:noProof/>
+              <w:kern w:val="2"/>
+              <w:sz w:val="28"/>
+              <w:szCs w:val="28"/>
+              <w14:ligatures w14:val="standardContextual"/>
+            </w:rPr>
+          </w:pPr>
+          <w:hyperlink w:anchor="_Toc242201594" w:history="1">
+            <w:r>
+              <w:rPr>
+                <w:rStyle w:val="af0"/>
+                <w:rFonts w:ascii="Times New Roman" w:hAnsi="Times New Roman" w:cs="Times New Roman"/>
+                <w:noProof/>
+                <w:sz w:val="28"/>
+                <w:szCs w:val="28"/>
+              </w:rPr>
+              <w:t>3.1 Языки программирования</w:t>
+            </w:r>
+            <w:r>
+              <w:rPr>
+                <w:rFonts w:ascii="Times New Roman" w:hAnsi="Times New Roman" w:cs="Times New Roman"/>
+                <w:noProof/>
+                <w:webHidden/>
+                <w:sz w:val="28"/>
+                <w:szCs w:val="28"/>
+              </w:rPr>
+              <w:tab/>
+            </w:r>
+            <w:r>
+              <w:rPr>
+                <w:rFonts w:ascii="Times New Roman" w:hAnsi="Times New Roman" w:cs="Times New Roman"/>
+                <w:noProof/>
+                <w:webHidden/>
+                <w:sz w:val="28"/>
+                <w:szCs w:val="28"/>
+              </w:rPr>
+              <w:fldChar w:fldCharType="begin"/>
+            </w:r>
+            <w:r>
+              <w:rPr>
+                <w:rFonts w:ascii="Times New Roman" w:hAnsi="Times New Roman" w:cs="Times New Roman"/>
+                <w:noProof/>
+                <w:webHidden/>
+                <w:sz w:val="28"/>
+                <w:szCs w:val="28"/>
+              </w:rPr>
+              <w:instrText xml:space="preserve"> PAGEREF _Toc242201594 \h </w:instrText>
+            </w:r>
+            <w:r>
+              <w:rPr>
+                <w:rFonts w:ascii="Times New Roman" w:hAnsi="Times New Roman" w:cs="Times New Roman"/>
+                <w:noProof/>
+                <w:webHidden/>
+                <w:sz w:val="28"/>
+                <w:szCs w:val="28"/>
+              </w:rPr>
+            </w:r>
+            <w:r>
+              <w:rPr>
+                <w:rFonts w:ascii="Times New Roman" w:hAnsi="Times New Roman" w:cs="Times New Roman"/>
+                <w:noProof/>
+                <w:webHidden/>
+                <w:sz w:val="28"/>
+                <w:szCs w:val="28"/>
+              </w:rPr>
+              <w:fldChar w:fldCharType="separate"/>
+            </w:r>
+            <w:r>
+              <w:rPr>
+                <w:rFonts w:ascii="Times New Roman" w:hAnsi="Times New Roman" w:cs="Times New Roman"/>
+                <w:noProof/>
+                <w:webHidden/>
+                <w:sz w:val="28"/>
+                <w:szCs w:val="28"/>
+              </w:rPr>
+              <w:t>18</w:t>
+            </w:r>
+            <w:r>
+              <w:rPr>
+                <w:rFonts w:ascii="Times New Roman" w:hAnsi="Times New Roman" w:cs="Times New Roman"/>
+                <w:noProof/>
+                <w:webHidden/>
+                <w:sz w:val="28"/>
+                <w:szCs w:val="28"/>
+              </w:rPr>
+              <w:fldChar w:fldCharType="end"/>
+            </w:r>
+          </w:hyperlink>
+        </w:p>
+        <w:p>
+          <w:pPr>
+            <w:pStyle w:val="32"/>
+            <w:tabs>
+              <w:tab w:val="right" w:leader="dot" w:pos="9628"/>
+            </w:tabs>
+            <w:spacing w:line="240" w:lineRule="auto"/>
+            <w:jc w:val="both"/>
+            <w:rPr>
+              <w:rFonts w:ascii="Times New Roman" w:hAnsi="Times New Roman" w:cs="Times New Roman"/>
+              <w:noProof/>
+              <w:kern w:val="2"/>
+              <w:sz w:val="28"/>
+              <w:szCs w:val="28"/>
+              <w14:ligatures w14:val="standardContextual"/>
+            </w:rPr>
+          </w:pPr>
+          <w:hyperlink w:anchor="_Toc242201595" w:history="1">
+            <w:r>
+              <w:rPr>
+                <w:rStyle w:val="af0"/>
+                <w:rFonts w:ascii="Times New Roman" w:hAnsi="Times New Roman" w:cs="Times New Roman"/>
+                <w:noProof/>
+                <w:sz w:val="28"/>
+                <w:szCs w:val="28"/>
+              </w:rPr>
+              <w:t>3.2 Хранение данных и среда разработки</w:t>
+            </w:r>
+            <w:r>
+              <w:rPr>
+                <w:rFonts w:ascii="Times New Roman" w:hAnsi="Times New Roman" w:cs="Times New Roman"/>
+                <w:noProof/>
+                <w:webHidden/>
+                <w:sz w:val="28"/>
+                <w:szCs w:val="28"/>
+              </w:rPr>
+              <w:tab/>
+            </w:r>
+            <w:r>
+              <w:rPr>
+                <w:rFonts w:ascii="Times New Roman" w:hAnsi="Times New Roman" w:cs="Times New Roman"/>
+                <w:noProof/>
+                <w:webHidden/>
+                <w:sz w:val="28"/>
+                <w:szCs w:val="28"/>
+              </w:rPr>
+              <w:fldChar w:fldCharType="begin"/>
+            </w:r>
+            <w:r>
+              <w:rPr>
+                <w:rFonts w:ascii="Times New Roman" w:hAnsi="Times New Roman" w:cs="Times New Roman"/>
+                <w:noProof/>
+                <w:webHidden/>
+                <w:sz w:val="28"/>
+                <w:szCs w:val="28"/>
+              </w:rPr>
+              <w:instrText xml:space="preserve"> PAGEREF _Toc242201595 \h </w:instrText>
+            </w:r>
+            <w:r>
+              <w:rPr>
+                <w:rFonts w:ascii="Times New Roman" w:hAnsi="Times New Roman" w:cs="Times New Roman"/>
+                <w:noProof/>
+                <w:webHidden/>
+                <w:sz w:val="28"/>
+                <w:szCs w:val="28"/>
+              </w:rPr>
+            </w:r>
+            <w:r>
+              <w:rPr>
+                <w:rFonts w:ascii="Times New Roman" w:hAnsi="Times New Roman" w:cs="Times New Roman"/>
+                <w:noProof/>
+                <w:webHidden/>
+                <w:sz w:val="28"/>
+                <w:szCs w:val="28"/>
+              </w:rPr>
+              <w:fldChar w:fldCharType="separate"/>
+            </w:r>
+            <w:r>
+              <w:rPr>
+                <w:rFonts w:ascii="Times New Roman" w:hAnsi="Times New Roman" w:cs="Times New Roman"/>
+                <w:noProof/>
+                <w:webHidden/>
+                <w:sz w:val="28"/>
+                <w:szCs w:val="28"/>
+              </w:rPr>
+              <w:t>18</w:t>
+            </w:r>
+            <w:r>
+              <w:rPr>
+                <w:rFonts w:ascii="Times New Roman" w:hAnsi="Times New Roman" w:cs="Times New Roman"/>
+                <w:noProof/>
+                <w:webHidden/>
+                <w:sz w:val="28"/>
+                <w:szCs w:val="28"/>
+              </w:rPr>
+              <w:fldChar w:fldCharType="end"/>
+            </w:r>
+          </w:hyperlink>
+        </w:p>
+        <w:p>
+          <w:pPr>
+            <w:pStyle w:val="32"/>
+            <w:tabs>
+              <w:tab w:val="right" w:leader="dot" w:pos="9628"/>
+            </w:tabs>
+            <w:spacing w:line="240" w:lineRule="auto"/>
+            <w:jc w:val="both"/>
+            <w:rPr>
+              <w:rFonts w:ascii="Times New Roman" w:hAnsi="Times New Roman" w:cs="Times New Roman"/>
+              <w:noProof/>
+              <w:kern w:val="2"/>
+              <w:sz w:val="28"/>
+              <w:szCs w:val="28"/>
+              <w14:ligatures w14:val="standardContextual"/>
+            </w:rPr>
+          </w:pPr>
+          <w:hyperlink w:anchor="_Toc242201596" w:history="1">
+            <w:r>
+              <w:rPr>
+                <w:rStyle w:val="af0"/>
+                <w:rFonts w:ascii="Times New Roman" w:hAnsi="Times New Roman" w:cs="Times New Roman"/>
+                <w:noProof/>
+                <w:sz w:val="28"/>
+                <w:szCs w:val="28"/>
+              </w:rPr>
+              <w:t>3.3 Организация контроля версий</w:t>
+            </w:r>
+            <w:r>
+              <w:rPr>
+                <w:rFonts w:ascii="Times New Roman" w:hAnsi="Times New Roman" w:cs="Times New Roman"/>
+                <w:noProof/>
+                <w:webHidden/>
+                <w:sz w:val="28"/>
+                <w:szCs w:val="28"/>
+              </w:rPr>
+              <w:tab/>
+            </w:r>
+            <w:r>
+              <w:rPr>
+                <w:rFonts w:ascii="Times New Roman" w:hAnsi="Times New Roman" w:cs="Times New Roman"/>
+                <w:noProof/>
+                <w:webHidden/>
+                <w:sz w:val="28"/>
+                <w:szCs w:val="28"/>
+              </w:rPr>
+              <w:fldChar w:fldCharType="begin"/>
+            </w:r>
+            <w:r>
+              <w:rPr>
+                <w:rFonts w:ascii="Times New Roman" w:hAnsi="Times New Roman" w:cs="Times New Roman"/>
+                <w:noProof/>
+                <w:webHidden/>
+                <w:sz w:val="28"/>
+                <w:szCs w:val="28"/>
+              </w:rPr>
+              <w:instrText xml:space="preserve"> PAGEREF _Toc242201596 \h </w:instrText>
+            </w:r>
+            <w:r>
+              <w:rPr>
+                <w:rFonts w:ascii="Times New Roman" w:hAnsi="Times New Roman" w:cs="Times New Roman"/>
+                <w:noProof/>
+                <w:webHidden/>
+                <w:sz w:val="28"/>
+                <w:szCs w:val="28"/>
+              </w:rPr>
+            </w:r>
+            <w:r>
+              <w:rPr>
+                <w:rFonts w:ascii="Times New Roman" w:hAnsi="Times New Roman" w:cs="Times New Roman"/>
+                <w:noProof/>
+                <w:webHidden/>
+                <w:sz w:val="28"/>
+                <w:szCs w:val="28"/>
+              </w:rPr>
+              <w:fldChar w:fldCharType="separate"/>
+            </w:r>
+            <w:r>
+              <w:rPr>
+                <w:rFonts w:ascii="Times New Roman" w:hAnsi="Times New Roman" w:cs="Times New Roman"/>
+                <w:noProof/>
+                <w:webHidden/>
+                <w:sz w:val="28"/>
+                <w:szCs w:val="28"/>
+              </w:rPr>
+              <w:t>18</w:t>
+            </w:r>
+            <w:r>
+              <w:rPr>
+                <w:rFonts w:ascii="Times New Roman" w:hAnsi="Times New Roman" w:cs="Times New Roman"/>
+                <w:noProof/>
+                <w:webHidden/>
+                <w:sz w:val="28"/>
+                <w:szCs w:val="28"/>
+              </w:rPr>
+              <w:fldChar w:fldCharType="end"/>
+            </w:r>
+          </w:hyperlink>
+        </w:p>
+        <w:p>
+          <w:pPr>
+            <w:pStyle w:val="32"/>
+            <w:tabs>
+              <w:tab w:val="right" w:leader="dot" w:pos="9628"/>
+            </w:tabs>
+            <w:spacing w:line="240" w:lineRule="auto"/>
+            <w:jc w:val="both"/>
+            <w:rPr>
+              <w:rFonts w:ascii="Times New Roman" w:hAnsi="Times New Roman" w:cs="Times New Roman"/>
+              <w:noProof/>
+              <w:kern w:val="2"/>
+              <w:sz w:val="28"/>
+              <w:szCs w:val="28"/>
+              <w14:ligatures w14:val="standardContextual"/>
+            </w:rPr>
+          </w:pPr>
+          <w:hyperlink w:anchor="_Toc242201597" w:history="1">
+            <w:r>
+              <w:rPr>
+                <w:rStyle w:val="af0"/>
+                <w:rFonts w:ascii="Times New Roman" w:hAnsi="Times New Roman" w:cs="Times New Roman"/>
+                <w:noProof/>
+                <w:sz w:val="28"/>
+                <w:szCs w:val="28"/>
+              </w:rPr>
+              <w:t>3.4 Выводы</w:t>
+            </w:r>
+            <w:r>
+              <w:rPr>
+                <w:rFonts w:ascii="Times New Roman" w:hAnsi="Times New Roman" w:cs="Times New Roman"/>
+                <w:noProof/>
+                <w:webHidden/>
+                <w:sz w:val="28"/>
+                <w:szCs w:val="28"/>
+              </w:rPr>
+              <w:tab/>
+            </w:r>
+            <w:r>
+              <w:rPr>
+                <w:rFonts w:ascii="Times New Roman" w:hAnsi="Times New Roman" w:cs="Times New Roman"/>
+                <w:noProof/>
+                <w:webHidden/>
+                <w:sz w:val="28"/>
+                <w:szCs w:val="28"/>
+              </w:rPr>
+              <w:fldChar w:fldCharType="begin"/>
+            </w:r>
+            <w:r>
+              <w:rPr>
+                <w:rFonts w:ascii="Times New Roman" w:hAnsi="Times New Roman" w:cs="Times New Roman"/>
+                <w:noProof/>
+                <w:webHidden/>
+                <w:sz w:val="28"/>
+                <w:szCs w:val="28"/>
+              </w:rPr>
+              <w:instrText xml:space="preserve"> PAGEREF _Toc242201597 \h </w:instrText>
+            </w:r>
+            <w:r>
+              <w:rPr>
+                <w:rFonts w:ascii="Times New Roman" w:hAnsi="Times New Roman" w:cs="Times New Roman"/>
+                <w:noProof/>
+                <w:webHidden/>
+                <w:sz w:val="28"/>
+                <w:szCs w:val="28"/>
+              </w:rPr>
+            </w:r>
+            <w:r>
+              <w:rPr>
+                <w:rFonts w:ascii="Times New Roman" w:hAnsi="Times New Roman" w:cs="Times New Roman"/>
+                <w:noProof/>
+                <w:webHidden/>
+                <w:sz w:val="28"/>
+                <w:szCs w:val="28"/>
+              </w:rPr>
+              <w:fldChar w:fldCharType="separate"/>
+            </w:r>
+            <w:r>
+              <w:rPr>
+                <w:rFonts w:ascii="Times New Roman" w:hAnsi="Times New Roman" w:cs="Times New Roman"/>
+                <w:noProof/>
+                <w:webHidden/>
+                <w:sz w:val="28"/>
+                <w:szCs w:val="28"/>
+              </w:rPr>
+              <w:t>19</w:t>
+            </w:r>
+            <w:r>
+              <w:rPr>
+                <w:rFonts w:ascii="Times New Roman" w:hAnsi="Times New Roman" w:cs="Times New Roman"/>
+                <w:noProof/>
+                <w:webHidden/>
+                <w:sz w:val="28"/>
+                <w:szCs w:val="28"/>
+              </w:rPr>
+              <w:fldChar w:fldCharType="end"/>
+            </w:r>
+          </w:hyperlink>
+        </w:p>
+        <w:p>
+          <w:pPr>
+            <w:pStyle w:val="24"/>
+            <w:tabs>
+              <w:tab w:val="right" w:leader="dot" w:pos="9628"/>
+            </w:tabs>
+            <w:spacing w:line="240" w:lineRule="auto"/>
+            <w:jc w:val="both"/>
+            <w:rPr>
+              <w:rFonts w:ascii="Times New Roman" w:hAnsi="Times New Roman" w:cs="Times New Roman"/>
+              <w:b w:val="0"/>
+              <w:bCs w:val="0"/>
+              <w:noProof/>
+              <w:kern w:val="2"/>
+              <w:sz w:val="28"/>
+              <w:szCs w:val="28"/>
+              <w14:ligatures w14:val="standardContextual"/>
+            </w:rPr>
+          </w:pPr>
+          <w:hyperlink w:anchor="_Toc242201598" w:history="1">
+            <w:r>
+              <w:rPr>
+                <w:rStyle w:val="af0"/>
+                <w:rFonts w:ascii="Times New Roman" w:hAnsi="Times New Roman" w:cs="Times New Roman"/>
+                <w:b w:val="0"/>
+                <w:bCs w:val="0"/>
+                <w:noProof/>
+                <w:sz w:val="28"/>
+                <w:szCs w:val="28"/>
+              </w:rPr>
+              <w:t>4 Перевод фрагмента иностранной статьи</w:t>
+            </w:r>
+            <w:r>
+              <w:rPr>
+                <w:rFonts w:ascii="Times New Roman" w:hAnsi="Times New Roman" w:cs="Times New Roman"/>
+                <w:b w:val="0"/>
+                <w:bCs w:val="0"/>
+                <w:noProof/>
+                <w:webHidden/>
+                <w:sz w:val="28"/>
+                <w:szCs w:val="28"/>
+              </w:rPr>
+              <w:tab/>
+            </w:r>
+            <w:r>
+              <w:rPr>
+                <w:rFonts w:ascii="Times New Roman" w:hAnsi="Times New Roman" w:cs="Times New Roman"/>
+                <w:b w:val="0"/>
+                <w:bCs w:val="0"/>
+                <w:noProof/>
+                <w:webHidden/>
+                <w:sz w:val="28"/>
+                <w:szCs w:val="28"/>
+              </w:rPr>
+              <w:fldChar w:fldCharType="begin"/>
+            </w:r>
+            <w:r>
+              <w:rPr>
+                <w:rFonts w:ascii="Times New Roman" w:hAnsi="Times New Roman" w:cs="Times New Roman"/>
+                <w:b w:val="0"/>
+                <w:bCs w:val="0"/>
+                <w:noProof/>
+                <w:webHidden/>
+                <w:sz w:val="28"/>
+                <w:szCs w:val="28"/>
+              </w:rPr>
+              <w:instrText xml:space="preserve"> PAGEREF _Toc242201598 \h </w:instrText>
+            </w:r>
+            <w:r>
+              <w:rPr>
+                <w:rFonts w:ascii="Times New Roman" w:hAnsi="Times New Roman" w:cs="Times New Roman"/>
+                <w:b w:val="0"/>
+                <w:bCs w:val="0"/>
+                <w:noProof/>
+                <w:webHidden/>
+                <w:sz w:val="28"/>
+                <w:szCs w:val="28"/>
+              </w:rPr>
+            </w:r>
+            <w:r>
+              <w:rPr>
+                <w:rFonts w:ascii="Times New Roman" w:hAnsi="Times New Roman" w:cs="Times New Roman"/>
+                <w:b w:val="0"/>
+                <w:bCs w:val="0"/>
+                <w:noProof/>
+                <w:webHidden/>
+                <w:sz w:val="28"/>
+                <w:szCs w:val="28"/>
+              </w:rPr>
+              <w:fldChar w:fldCharType="separate"/>
+            </w:r>
+            <w:r>
+              <w:rPr>
+                <w:rFonts w:ascii="Times New Roman" w:hAnsi="Times New Roman" w:cs="Times New Roman"/>
+                <w:b w:val="0"/>
+                <w:bCs w:val="0"/>
+                <w:noProof/>
+                <w:webHidden/>
+                <w:sz w:val="28"/>
+                <w:szCs w:val="28"/>
+              </w:rPr>
+              <w:t>20</w:t>
+            </w:r>
+            <w:r>
+              <w:rPr>
+                <w:rFonts w:ascii="Times New Roman" w:hAnsi="Times New Roman" w:cs="Times New Roman"/>
+                <w:b w:val="0"/>
+                <w:bCs w:val="0"/>
+                <w:noProof/>
+                <w:webHidden/>
+                <w:sz w:val="28"/>
+                <w:szCs w:val="28"/>
+              </w:rPr>
+              <w:fldChar w:fldCharType="end"/>
+            </w:r>
+          </w:hyperlink>
+        </w:p>
+        <w:p>
+          <w:pPr>
+            <w:pStyle w:val="32"/>
+            <w:tabs>
+              <w:tab w:val="right" w:leader="dot" w:pos="9628"/>
+            </w:tabs>
+            <w:spacing w:line="240" w:lineRule="auto"/>
+            <w:jc w:val="both"/>
+            <w:rPr>
+              <w:rFonts w:ascii="Times New Roman" w:hAnsi="Times New Roman" w:cs="Times New Roman"/>
+              <w:noProof/>
+              <w:kern w:val="2"/>
+              <w:sz w:val="28"/>
+              <w:szCs w:val="28"/>
+              <w14:ligatures w14:val="standardContextual"/>
+            </w:rPr>
+          </w:pPr>
+          <w:hyperlink w:anchor="_Toc242201599" w:history="1">
+            <w:r>
+              <w:rPr>
+                <w:rStyle w:val="af0"/>
+                <w:rFonts w:ascii="Times New Roman" w:hAnsi="Times New Roman" w:cs="Times New Roman"/>
+                <w:noProof/>
+                <w:sz w:val="28"/>
+                <w:szCs w:val="28"/>
+              </w:rPr>
+              <w:t>4.1 Выходные данные оригинала</w:t>
+            </w:r>
+            <w:r>
+              <w:rPr>
+                <w:rFonts w:ascii="Times New Roman" w:hAnsi="Times New Roman" w:cs="Times New Roman"/>
+                <w:noProof/>
+                <w:webHidden/>
+                <w:sz w:val="28"/>
+                <w:szCs w:val="28"/>
+              </w:rPr>
+              <w:tab/>
+            </w:r>
+            <w:r>
+              <w:rPr>
+                <w:rFonts w:ascii="Times New Roman" w:hAnsi="Times New Roman" w:cs="Times New Roman"/>
+                <w:noProof/>
+                <w:webHidden/>
+                <w:sz w:val="28"/>
+                <w:szCs w:val="28"/>
+              </w:rPr>
+              <w:fldChar w:fldCharType="begin"/>
+            </w:r>
+            <w:r>
+              <w:rPr>
+                <w:rFonts w:ascii="Times New Roman" w:hAnsi="Times New Roman" w:cs="Times New Roman"/>
+                <w:noProof/>
+                <w:webHidden/>
+                <w:sz w:val="28"/>
+                <w:szCs w:val="28"/>
+              </w:rPr>
+              <w:instrText xml:space="preserve"> PAGEREF _Toc242201599 \h </w:instrText>
+            </w:r>
+            <w:r>
+              <w:rPr>
+                <w:rFonts w:ascii="Times New Roman" w:hAnsi="Times New Roman" w:cs="Times New Roman"/>
+                <w:noProof/>
+                <w:webHidden/>
+                <w:sz w:val="28"/>
+                <w:szCs w:val="28"/>
+              </w:rPr>
+            </w:r>
+            <w:r>
+              <w:rPr>
+                <w:rFonts w:ascii="Times New Roman" w:hAnsi="Times New Roman" w:cs="Times New Roman"/>
+                <w:noProof/>
+                <w:webHidden/>
+                <w:sz w:val="28"/>
+                <w:szCs w:val="28"/>
+              </w:rPr>
+              <w:fldChar w:fldCharType="separate"/>
+            </w:r>
+            <w:r>
+              <w:rPr>
+                <w:rFonts w:ascii="Times New Roman" w:hAnsi="Times New Roman" w:cs="Times New Roman"/>
+                <w:noProof/>
+                <w:webHidden/>
+                <w:sz w:val="28"/>
+                <w:szCs w:val="28"/>
+              </w:rPr>
+              <w:t>20</w:t>
+            </w:r>
+            <w:r>
+              <w:rPr>
+                <w:rFonts w:ascii="Times New Roman" w:hAnsi="Times New Roman" w:cs="Times New Roman"/>
+                <w:noProof/>
+                <w:webHidden/>
+                <w:sz w:val="28"/>
+                <w:szCs w:val="28"/>
+              </w:rPr>
+              <w:fldChar w:fldCharType="end"/>
+            </w:r>
+          </w:hyperlink>
+        </w:p>
+        <w:p>
+          <w:pPr>
+            <w:pStyle w:val="32"/>
+            <w:tabs>
+              <w:tab w:val="right" w:leader="dot" w:pos="9628"/>
+            </w:tabs>
+            <w:spacing w:line="240" w:lineRule="auto"/>
+            <w:jc w:val="both"/>
+            <w:rPr>
+              <w:rFonts w:ascii="Times New Roman" w:hAnsi="Times New Roman" w:cs="Times New Roman"/>
+              <w:noProof/>
+              <w:kern w:val="2"/>
+              <w:sz w:val="28"/>
+              <w:szCs w:val="28"/>
+              <w14:ligatures w14:val="standardContextual"/>
+            </w:rPr>
+          </w:pPr>
+          <w:hyperlink w:anchor="_Toc242201600" w:history="1">
+            <w:r>
+              <w:rPr>
+                <w:rStyle w:val="af0"/>
+                <w:rFonts w:ascii="Times New Roman" w:hAnsi="Times New Roman" w:cs="Times New Roman"/>
+                <w:noProof/>
+                <w:sz w:val="28"/>
+                <w:szCs w:val="28"/>
+              </w:rPr>
+              <w:t>4.2 Перевод фрагмента</w:t>
+            </w:r>
+            <w:r>
+              <w:rPr>
+                <w:rFonts w:ascii="Times New Roman" w:hAnsi="Times New Roman" w:cs="Times New Roman"/>
+                <w:noProof/>
+                <w:webHidden/>
+                <w:sz w:val="28"/>
+                <w:szCs w:val="28"/>
+              </w:rPr>
+              <w:tab/>
+            </w:r>
+            <w:r>
+              <w:rPr>
+                <w:rFonts w:ascii="Times New Roman" w:hAnsi="Times New Roman" w:cs="Times New Roman"/>
+                <w:noProof/>
+                <w:webHidden/>
+                <w:sz w:val="28"/>
+                <w:szCs w:val="28"/>
+              </w:rPr>
+              <w:fldChar w:fldCharType="begin"/>
+            </w:r>
+            <w:r>
+              <w:rPr>
+                <w:rFonts w:ascii="Times New Roman" w:hAnsi="Times New Roman" w:cs="Times New Roman"/>
+                <w:noProof/>
+                <w:webHidden/>
+                <w:sz w:val="28"/>
+                <w:szCs w:val="28"/>
+              </w:rPr>
+              <w:instrText xml:space="preserve"> PAGEREF _Toc242201600 \h </w:instrText>
+            </w:r>
+            <w:r>
+              <w:rPr>
+                <w:rFonts w:ascii="Times New Roman" w:hAnsi="Times New Roman" w:cs="Times New Roman"/>
+                <w:noProof/>
+                <w:webHidden/>
+                <w:sz w:val="28"/>
+                <w:szCs w:val="28"/>
+              </w:rPr>
+            </w:r>
+            <w:r>
+              <w:rPr>
+                <w:rFonts w:ascii="Times New Roman" w:hAnsi="Times New Roman" w:cs="Times New Roman"/>
+                <w:noProof/>
+                <w:webHidden/>
+                <w:sz w:val="28"/>
+                <w:szCs w:val="28"/>
+              </w:rPr>
+              <w:fldChar w:fldCharType="separate"/>
+            </w:r>
+            <w:r>
+              <w:rPr>
+                <w:rFonts w:ascii="Times New Roman" w:hAnsi="Times New Roman" w:cs="Times New Roman"/>
+                <w:noProof/>
+                <w:webHidden/>
+                <w:sz w:val="28"/>
+                <w:szCs w:val="28"/>
+              </w:rPr>
+              <w:t>20</w:t>
+            </w:r>
+            <w:r>
+              <w:rPr>
+                <w:rFonts w:ascii="Times New Roman" w:hAnsi="Times New Roman" w:cs="Times New Roman"/>
+                <w:noProof/>
+                <w:webHidden/>
+                <w:sz w:val="28"/>
+                <w:szCs w:val="28"/>
+              </w:rPr>
+              <w:fldChar w:fldCharType="end"/>
+            </w:r>
+          </w:hyperlink>
+        </w:p>
+        <w:p>
+          <w:pPr>
+            <w:pStyle w:val="32"/>
+            <w:tabs>
+              <w:tab w:val="right" w:leader="dot" w:pos="9628"/>
+            </w:tabs>
+            <w:spacing w:line="240" w:lineRule="auto"/>
+            <w:jc w:val="both"/>
+            <w:rPr>
+              <w:rFonts w:ascii="Times New Roman" w:hAnsi="Times New Roman" w:cs="Times New Roman"/>
+              <w:noProof/>
+              <w:kern w:val="2"/>
+              <w:sz w:val="28"/>
+              <w:szCs w:val="28"/>
+              <w14:ligatures w14:val="standardContextual"/>
+            </w:rPr>
+          </w:pPr>
+          <w:hyperlink w:anchor="_Toc242201601" w:history="1">
+            <w:r>
+              <w:rPr>
+                <w:rStyle w:val="af0"/>
+                <w:rFonts w:ascii="Times New Roman" w:hAnsi="Times New Roman" w:cs="Times New Roman"/>
+                <w:noProof/>
+                <w:sz w:val="28"/>
+                <w:szCs w:val="28"/>
+              </w:rPr>
+              <w:t>4.2.1 Роль запасов</w:t>
+            </w:r>
+            <w:r>
+              <w:rPr>
+                <w:rFonts w:ascii="Times New Roman" w:hAnsi="Times New Roman" w:cs="Times New Roman"/>
+                <w:noProof/>
+                <w:webHidden/>
+                <w:sz w:val="28"/>
+                <w:szCs w:val="28"/>
+              </w:rPr>
+              <w:tab/>
+            </w:r>
+            <w:r>
+              <w:rPr>
+                <w:rFonts w:ascii="Times New Roman" w:hAnsi="Times New Roman" w:cs="Times New Roman"/>
+                <w:noProof/>
+                <w:webHidden/>
+                <w:sz w:val="28"/>
+                <w:szCs w:val="28"/>
+              </w:rPr>
+              <w:fldChar w:fldCharType="begin"/>
+            </w:r>
+            <w:r>
+              <w:rPr>
+                <w:rFonts w:ascii="Times New Roman" w:hAnsi="Times New Roman" w:cs="Times New Roman"/>
+                <w:noProof/>
+                <w:webHidden/>
+                <w:sz w:val="28"/>
+                <w:szCs w:val="28"/>
+              </w:rPr>
+              <w:instrText xml:space="preserve"> PAGEREF _Toc242201601 \h </w:instrText>
+            </w:r>
+            <w:r>
+              <w:rPr>
+                <w:rFonts w:ascii="Times New Roman" w:hAnsi="Times New Roman" w:cs="Times New Roman"/>
+                <w:noProof/>
+                <w:webHidden/>
+                <w:sz w:val="28"/>
+                <w:szCs w:val="28"/>
+              </w:rPr>
+            </w:r>
+            <w:r>
+              <w:rPr>
+                <w:rFonts w:ascii="Times New Roman" w:hAnsi="Times New Roman" w:cs="Times New Roman"/>
+                <w:noProof/>
+                <w:webHidden/>
+                <w:sz w:val="28"/>
+                <w:szCs w:val="28"/>
+              </w:rPr>
+              <w:fldChar w:fldCharType="separate"/>
+            </w:r>
+            <w:r>
+              <w:rPr>
+                <w:rFonts w:ascii="Times New Roman" w:hAnsi="Times New Roman" w:cs="Times New Roman"/>
+                <w:noProof/>
+                <w:webHidden/>
+                <w:sz w:val="28"/>
+                <w:szCs w:val="28"/>
+              </w:rPr>
+              <w:t>20</w:t>
+            </w:r>
+            <w:r>
+              <w:rPr>
+                <w:rFonts w:ascii="Times New Roman" w:hAnsi="Times New Roman" w:cs="Times New Roman"/>
+                <w:noProof/>
+                <w:webHidden/>
+                <w:sz w:val="28"/>
+                <w:szCs w:val="28"/>
+              </w:rPr>
+              <w:fldChar w:fldCharType="end"/>
+            </w:r>
+          </w:hyperlink>
+        </w:p>
+        <w:p>
+          <w:pPr>
+            <w:pStyle w:val="32"/>
+            <w:tabs>
+              <w:tab w:val="right" w:leader="dot" w:pos="9628"/>
+            </w:tabs>
+            <w:spacing w:line="240" w:lineRule="auto"/>
+            <w:jc w:val="both"/>
+            <w:rPr>
+              <w:rFonts w:ascii="Times New Roman" w:hAnsi="Times New Roman" w:cs="Times New Roman"/>
+              <w:noProof/>
+              <w:kern w:val="2"/>
+              <w:sz w:val="28"/>
+              <w:szCs w:val="28"/>
+              <w14:ligatures w14:val="standardContextual"/>
+            </w:rPr>
+          </w:pPr>
+          <w:hyperlink w:anchor="_Toc242201602" w:history="1">
+            <w:r>
+              <w:rPr>
+                <w:rStyle w:val="af0"/>
+                <w:rFonts w:ascii="Times New Roman" w:hAnsi="Times New Roman" w:cs="Times New Roman"/>
+                <w:noProof/>
+                <w:sz w:val="28"/>
+                <w:szCs w:val="28"/>
+              </w:rPr>
+              <w:t>4.2.2 Модели управления запасами и переменная спроса</w:t>
+            </w:r>
+            <w:r>
+              <w:rPr>
+                <w:rFonts w:ascii="Times New Roman" w:hAnsi="Times New Roman" w:cs="Times New Roman"/>
+                <w:noProof/>
+                <w:webHidden/>
+                <w:sz w:val="28"/>
+                <w:szCs w:val="28"/>
+              </w:rPr>
+              <w:tab/>
+            </w:r>
+            <w:r>
+              <w:rPr>
+                <w:rFonts w:ascii="Times New Roman" w:hAnsi="Times New Roman" w:cs="Times New Roman"/>
+                <w:noProof/>
+                <w:webHidden/>
+                <w:sz w:val="28"/>
+                <w:szCs w:val="28"/>
+              </w:rPr>
+              <w:fldChar w:fldCharType="begin"/>
+            </w:r>
+            <w:r>
+              <w:rPr>
+                <w:rFonts w:ascii="Times New Roman" w:hAnsi="Times New Roman" w:cs="Times New Roman"/>
+                <w:noProof/>
+                <w:webHidden/>
+                <w:sz w:val="28"/>
+                <w:szCs w:val="28"/>
+              </w:rPr>
+              <w:instrText xml:space="preserve"> PAGEREF _Toc242201602 \h </w:instrText>
+            </w:r>
+            <w:r>
+              <w:rPr>
+                <w:rFonts w:ascii="Times New Roman" w:hAnsi="Times New Roman" w:cs="Times New Roman"/>
+                <w:noProof/>
+                <w:webHidden/>
+                <w:sz w:val="28"/>
+                <w:szCs w:val="28"/>
+              </w:rPr>
+            </w:r>
+            <w:r>
+              <w:rPr>
+                <w:rFonts w:ascii="Times New Roman" w:hAnsi="Times New Roman" w:cs="Times New Roman"/>
+                <w:noProof/>
+                <w:webHidden/>
+                <w:sz w:val="28"/>
+                <w:szCs w:val="28"/>
+              </w:rPr>
+              <w:fldChar w:fldCharType="separate"/>
+            </w:r>
+            <w:r>
+              <w:rPr>
+                <w:rFonts w:ascii="Times New Roman" w:hAnsi="Times New Roman" w:cs="Times New Roman"/>
+                <w:noProof/>
+                <w:webHidden/>
+                <w:sz w:val="28"/>
+                <w:szCs w:val="28"/>
+              </w:rPr>
+              <w:t>20</w:t>
+            </w:r>
+            <w:r>
+              <w:rPr>
+                <w:rFonts w:ascii="Times New Roman" w:hAnsi="Times New Roman" w:cs="Times New Roman"/>
+                <w:noProof/>
+                <w:webHidden/>
+                <w:sz w:val="28"/>
+                <w:szCs w:val="28"/>
+              </w:rPr>
+              <w:fldChar w:fldCharType="end"/>
+            </w:r>
+          </w:hyperlink>
+        </w:p>
+        <w:p>
+          <w:pPr>
+            <w:pStyle w:val="32"/>
+            <w:tabs>
+              <w:tab w:val="right" w:leader="dot" w:pos="9628"/>
+            </w:tabs>
+            <w:spacing w:line="240" w:lineRule="auto"/>
+            <w:jc w:val="both"/>
+            <w:rPr>
+              <w:rFonts w:ascii="Times New Roman" w:hAnsi="Times New Roman" w:cs="Times New Roman"/>
+              <w:noProof/>
+              <w:kern w:val="2"/>
+              <w:sz w:val="28"/>
+              <w:szCs w:val="28"/>
+              <w14:ligatures w14:val="standardContextual"/>
+            </w:rPr>
+          </w:pPr>
+          <w:hyperlink w:anchor="_Toc242201603" w:history="1">
+            <w:r>
+              <w:rPr>
+                <w:rStyle w:val="af0"/>
+                <w:rFonts w:ascii="Times New Roman" w:hAnsi="Times New Roman" w:cs="Times New Roman"/>
+                <w:noProof/>
+                <w:sz w:val="28"/>
+                <w:szCs w:val="28"/>
+              </w:rPr>
+              <w:t>4.2.3 Модель с детерминированным спросом</w:t>
+            </w:r>
+            <w:r>
+              <w:rPr>
+                <w:rFonts w:ascii="Times New Roman" w:hAnsi="Times New Roman" w:cs="Times New Roman"/>
+                <w:noProof/>
+                <w:webHidden/>
+                <w:sz w:val="28"/>
+                <w:szCs w:val="28"/>
+              </w:rPr>
+              <w:tab/>
+            </w:r>
+            <w:r>
+              <w:rPr>
+                <w:rFonts w:ascii="Times New Roman" w:hAnsi="Times New Roman" w:cs="Times New Roman"/>
+                <w:noProof/>
+                <w:webHidden/>
+                <w:sz w:val="28"/>
+                <w:szCs w:val="28"/>
+              </w:rPr>
+              <w:fldChar w:fldCharType="begin"/>
+            </w:r>
+            <w:r>
+              <w:rPr>
+                <w:rFonts w:ascii="Times New Roman" w:hAnsi="Times New Roman" w:cs="Times New Roman"/>
+                <w:noProof/>
+                <w:webHidden/>
+                <w:sz w:val="28"/>
+                <w:szCs w:val="28"/>
+              </w:rPr>
+              <w:instrText xml:space="preserve"> PAGEREF _Toc242201603 \h </w:instrText>
+            </w:r>
+            <w:r>
+              <w:rPr>
+                <w:rFonts w:ascii="Times New Roman" w:hAnsi="Times New Roman" w:cs="Times New Roman"/>
+                <w:noProof/>
+                <w:webHidden/>
+                <w:sz w:val="28"/>
+                <w:szCs w:val="28"/>
+              </w:rPr>
+            </w:r>
+            <w:r>
+              <w:rPr>
+                <w:rFonts w:ascii="Times New Roman" w:hAnsi="Times New Roman" w:cs="Times New Roman"/>
+                <w:noProof/>
+                <w:webHidden/>
+                <w:sz w:val="28"/>
+                <w:szCs w:val="28"/>
+              </w:rPr>
+              <w:fldChar w:fldCharType="separate"/>
+            </w:r>
+            <w:r>
+              <w:rPr>
+                <w:rFonts w:ascii="Times New Roman" w:hAnsi="Times New Roman" w:cs="Times New Roman"/>
+                <w:noProof/>
+                <w:webHidden/>
+                <w:sz w:val="28"/>
+                <w:szCs w:val="28"/>
+              </w:rPr>
+              <w:t>21</w:t>
+            </w:r>
+            <w:r>
+              <w:rPr>
+                <w:rFonts w:ascii="Times New Roman" w:hAnsi="Times New Roman" w:cs="Times New Roman"/>
+                <w:noProof/>
+                <w:webHidden/>
+                <w:sz w:val="28"/>
+                <w:szCs w:val="28"/>
+              </w:rPr>
+              <w:fldChar w:fldCharType="end"/>
+            </w:r>
+          </w:hyperlink>
+        </w:p>
+        <w:p>
+          <w:pPr>
+            <w:pStyle w:val="32"/>
+            <w:tabs>
+              <w:tab w:val="right" w:leader="dot" w:pos="9628"/>
+            </w:tabs>
+            <w:spacing w:line="240" w:lineRule="auto"/>
+            <w:jc w:val="both"/>
+            <w:rPr>
+              <w:rFonts w:ascii="Times New Roman" w:hAnsi="Times New Roman" w:cs="Times New Roman"/>
+              <w:noProof/>
+              <w:kern w:val="2"/>
+              <w:sz w:val="28"/>
+              <w:szCs w:val="28"/>
+              <w14:ligatures w14:val="standardContextual"/>
+            </w:rPr>
+          </w:pPr>
+          <w:hyperlink w:anchor="_Toc242201604" w:history="1">
+            <w:r>
+              <w:rPr>
+                <w:rStyle w:val="af0"/>
+                <w:rFonts w:ascii="Times New Roman" w:hAnsi="Times New Roman" w:cs="Times New Roman"/>
+                <w:noProof/>
+                <w:sz w:val="28"/>
+                <w:szCs w:val="28"/>
+              </w:rPr>
+              <w:t>4.2.4 Стохастическая модель</w:t>
+            </w:r>
+            <w:r>
+              <w:rPr>
+                <w:rFonts w:ascii="Times New Roman" w:hAnsi="Times New Roman" w:cs="Times New Roman"/>
+                <w:noProof/>
+                <w:webHidden/>
+                <w:sz w:val="28"/>
+                <w:szCs w:val="28"/>
+              </w:rPr>
+              <w:tab/>
+            </w:r>
+            <w:r>
+              <w:rPr>
+                <w:rFonts w:ascii="Times New Roman" w:hAnsi="Times New Roman" w:cs="Times New Roman"/>
+                <w:noProof/>
+                <w:webHidden/>
+                <w:sz w:val="28"/>
+                <w:szCs w:val="28"/>
+              </w:rPr>
+              <w:fldChar w:fldCharType="begin"/>
+            </w:r>
+            <w:r>
+              <w:rPr>
+                <w:rFonts w:ascii="Times New Roman" w:hAnsi="Times New Roman" w:cs="Times New Roman"/>
+                <w:noProof/>
+                <w:webHidden/>
+                <w:sz w:val="28"/>
+                <w:szCs w:val="28"/>
+              </w:rPr>
+              <w:instrText xml:space="preserve"> PAGEREF _Toc242201604 \h </w:instrText>
+            </w:r>
+            <w:r>
+              <w:rPr>
+                <w:rFonts w:ascii="Times New Roman" w:hAnsi="Times New Roman" w:cs="Times New Roman"/>
+                <w:noProof/>
+                <w:webHidden/>
+                <w:sz w:val="28"/>
+                <w:szCs w:val="28"/>
+              </w:rPr>
+            </w:r>
+            <w:r>
+              <w:rPr>
+                <w:rFonts w:ascii="Times New Roman" w:hAnsi="Times New Roman" w:cs="Times New Roman"/>
+                <w:noProof/>
+                <w:webHidden/>
+                <w:sz w:val="28"/>
+                <w:szCs w:val="28"/>
+              </w:rPr>
+              <w:fldChar w:fldCharType="separate"/>
+            </w:r>
+            <w:r>
+              <w:rPr>
+                <w:rFonts w:ascii="Times New Roman" w:hAnsi="Times New Roman" w:cs="Times New Roman"/>
+                <w:noProof/>
+                <w:webHidden/>
+                <w:sz w:val="28"/>
+                <w:szCs w:val="28"/>
+              </w:rPr>
+              <w:t>22</w:t>
+            </w:r>
+            <w:r>
+              <w:rPr>
+                <w:rFonts w:ascii="Times New Roman" w:hAnsi="Times New Roman" w:cs="Times New Roman"/>
+                <w:noProof/>
+                <w:webHidden/>
+                <w:sz w:val="28"/>
+                <w:szCs w:val="28"/>
+              </w:rPr>
+              <w:fldChar w:fldCharType="end"/>
+            </w:r>
+          </w:hyperlink>
+        </w:p>
+        <w:p>
+          <w:pPr>
+            <w:pStyle w:val="12"/>
+            <w:tabs>
+              <w:tab w:val="right" w:leader="dot" w:pos="9628"/>
+            </w:tabs>
+            <w:spacing w:line="240" w:lineRule="auto"/>
+            <w:jc w:val="both"/>
+            <w:rPr>
+              <w:rFonts w:ascii="Times New Roman" w:hAnsi="Times New Roman" w:cs="Times New Roman"/>
+              <w:b w:val="0"/>
+              <w:bCs w:val="0"/>
+              <w:i w:val="0"/>
+              <w:iCs w:val="0"/>
+              <w:noProof/>
+              <w:kern w:val="2"/>
+              <w:sz w:val="28"/>
+              <w:szCs w:val="28"/>
+              <w14:ligatures w14:val="standardContextual"/>
+            </w:rPr>
+          </w:pPr>
+          <w:hyperlink w:anchor="_Toc242201605" w:history="1">
+            <w:r>
+              <w:rPr>
+                <w:rStyle w:val="af0"/>
+                <w:rFonts w:ascii="Times New Roman" w:hAnsi="Times New Roman" w:cs="Times New Roman"/>
+                <w:b w:val="0"/>
+                <w:bCs w:val="0"/>
+                <w:i w:val="0"/>
+                <w:iCs w:val="0"/>
+                <w:noProof/>
+                <w:sz w:val="28"/>
+                <w:szCs w:val="28"/>
+              </w:rPr>
+              <w:t>СПИСОК ИСПОЛЬЗОВАННЫХ ИСТОЧНИКОВ</w:t>
+            </w:r>
+            <w:r>
+              <w:rPr>
+                <w:rFonts w:ascii="Times New Roman" w:hAnsi="Times New Roman" w:cs="Times New Roman"/>
+                <w:b w:val="0"/>
+                <w:bCs w:val="0"/>
+                <w:i w:val="0"/>
+                <w:iCs w:val="0"/>
+                <w:noProof/>
+                <w:webHidden/>
+                <w:sz w:val="28"/>
+                <w:szCs w:val="28"/>
+              </w:rPr>
+              <w:tab/>
+            </w:r>
+            <w:r>
+              <w:rPr>
+                <w:rFonts w:ascii="Times New Roman" w:hAnsi="Times New Roman" w:cs="Times New Roman"/>
+                <w:b w:val="0"/>
+                <w:bCs w:val="0"/>
+                <w:i w:val="0"/>
+                <w:iCs w:val="0"/>
+                <w:noProof/>
+                <w:webHidden/>
+                <w:sz w:val="28"/>
+                <w:szCs w:val="28"/>
+              </w:rPr>
+              <w:fldChar w:fldCharType="begin"/>
+            </w:r>
+            <w:r>
+              <w:rPr>
+                <w:rFonts w:ascii="Times New Roman" w:hAnsi="Times New Roman" w:cs="Times New Roman"/>
+                <w:b w:val="0"/>
+                <w:bCs w:val="0"/>
+                <w:i w:val="0"/>
+                <w:iCs w:val="0"/>
+                <w:noProof/>
+                <w:webHidden/>
+                <w:sz w:val="28"/>
+                <w:szCs w:val="28"/>
+              </w:rPr>
+              <w:instrText xml:space="preserve"> PAGEREF _Toc242201605 \h </w:instrText>
+            </w:r>
+            <w:r>
+              <w:rPr>
+                <w:rFonts w:ascii="Times New Roman" w:hAnsi="Times New Roman" w:cs="Times New Roman"/>
+                <w:b w:val="0"/>
+                <w:bCs w:val="0"/>
+                <w:i w:val="0"/>
+                <w:iCs w:val="0"/>
+                <w:noProof/>
+                <w:webHidden/>
+                <w:sz w:val="28"/>
+                <w:szCs w:val="28"/>
+              </w:rPr>
+            </w:r>
+            <w:r>
+              <w:rPr>
+                <w:rFonts w:ascii="Times New Roman" w:hAnsi="Times New Roman" w:cs="Times New Roman"/>
+                <w:b w:val="0"/>
+                <w:bCs w:val="0"/>
+                <w:i w:val="0"/>
+                <w:iCs w:val="0"/>
+                <w:noProof/>
+                <w:webHidden/>
+                <w:sz w:val="28"/>
+                <w:szCs w:val="28"/>
+              </w:rPr>
+              <w:fldChar w:fldCharType="separate"/>
+            </w:r>
+            <w:r>
+              <w:rPr>
+                <w:rFonts w:ascii="Times New Roman" w:hAnsi="Times New Roman" w:cs="Times New Roman"/>
+                <w:b w:val="0"/>
+                <w:bCs w:val="0"/>
+                <w:i w:val="0"/>
+                <w:iCs w:val="0"/>
+                <w:noProof/>
+                <w:webHidden/>
+                <w:sz w:val="28"/>
+                <w:szCs w:val="28"/>
+              </w:rPr>
+              <w:t>24</w:t>
+            </w:r>
+            <w:r>
+              <w:rPr>
+                <w:rFonts w:ascii="Times New Roman" w:hAnsi="Times New Roman" w:cs="Times New Roman"/>
+                <w:b w:val="0"/>
+                <w:bCs w:val="0"/>
+                <w:i w:val="0"/>
+                <w:iCs w:val="0"/>
+                <w:noProof/>
+                <w:webHidden/>
+                <w:sz w:val="28"/>
+                <w:szCs w:val="28"/>
+              </w:rPr>
+              <w:fldChar w:fldCharType="end"/>
+            </w:r>
+          </w:hyperlink>
+        </w:p>
+        <w:p>
+          <w:pPr>
+            <w:spacing w:line="240" w:lineRule="auto"/>
+            <w:jc w:val="both"/>
+            <w:rPr>
+              <w:rFonts w:ascii="Times New Roman" w:hAnsi="Times New Roman" w:cs="Times New Roman"/>
+              <w:sz w:val="28"/>
+              <w:szCs w:val="28"/>
+            </w:rPr>
+          </w:pPr>
+          <w:r>
+            <w:rPr>
+              <w:rFonts w:ascii="Times New Roman" w:hAnsi="Times New Roman" w:cs="Times New Roman"/>
+              <w:noProof/>
+              <w:sz w:val="28"/>
+              <w:szCs w:val="28"/>
+            </w:rPr>
+            <w:fldChar w:fldCharType="end"/>
+          </w:r>
+        </w:p>
+      </w:sdtContent>
+    </w:sdt>
     <w:p>
       <w:pPr>
-        <w:keepNext/>
-        <w:spacing w:before="160" w:after="120" w:line="360" w:lineRule="auto"/>
-        <w:outlineLvl w:val="0"/>
-        <w:rPr>
-          <w:rFonts w:ascii="Times New Roman" w:hAnsi="Times New Roman"/>
+        <w:rPr>
+          <w:rFonts w:ascii="Times New Roman" w:eastAsia="Arial" w:hAnsi="Times New Roman" w:cs="Arial"/>
           <w:b/>
-          <w:color w:val="000000"/>
-          <w:sz w:val="28"/>
-        </w:rPr>
-      </w:pPr>
-      <w:bookmarkStart w:id="3" w:name="_Toc242108079"/>
-      <w:bookmarkStart w:id="4" w:name="_Toc242108172"/>
-      <w:r>
-        <w:rPr>
-          <w:rFonts w:ascii="Times New Roman" w:hAnsi="Times New Roman"/>
-          <w:b/>
-          <w:color w:val="000000"/>
-          <w:sz w:val="28"/>
-        </w:rPr>
-        <w:lastRenderedPageBreak/>
-        <w:t>СОДЕРЖАНИЕ</w:t>
-      </w:r>
-      <w:bookmarkEnd w:id="3"/>
-      <w:bookmarkEnd w:id="4"/>
+          <w:sz w:val="28"/>
+          <w:szCs w:val="40"/>
+        </w:rPr>
+      </w:pPr>
+      <w:bookmarkStart w:id="6" w:name="_Toc242108173"/>
+      <w:bookmarkStart w:id="7" w:name="_Toc242201574"/>
+      <w:r>
+        <w:br w:type="page"/>
+      </w:r>
     </w:p>
     <w:p>
       <w:pPr>
-        <w:keepLines/>
-        <w:tabs>
-          <w:tab w:val="right" w:leader="dot" w:pos="9072"/>
-        </w:tabs>
-        <w:spacing w:after="0" w:line="240" w:lineRule="auto"/>
-        <w:jc w:val="both"/>
-      </w:pPr>
-      <w:r>
-        <w:rPr>
-          <w:rFonts w:ascii="Times New Roman" w:hAnsi="Times New Roman"/>
-          <w:b/>
-          <w:color w:val="000000"/>
-          <w:sz w:val="24"/>
-        </w:rPr>
-        <w:t>ПЕРЕЧЕНЬ ТЕРМИНОВ И СОКРАЩЕНИЙ</w:t>
-      </w:r>
-      <w:r>
-        <w:rPr>
-          <w:rFonts w:ascii="Times New Roman" w:hAnsi="Times New Roman"/>
-          <w:b/>
-          <w:color w:val="000000"/>
-          <w:sz w:val="24"/>
-        </w:rPr>
-        <w:tab/>
-        <w:t>7</w:t>
-      </w:r>
-    </w:p>
-    <w:p>
-      <w:pPr>
-        <w:keepLines/>
-        <w:tabs>
-          <w:tab w:val="right" w:leader="dot" w:pos="9072"/>
-        </w:tabs>
-        <w:spacing w:after="0" w:line="240" w:lineRule="auto"/>
-        <w:jc w:val="both"/>
-      </w:pPr>
-      <w:r>
-        <w:rPr>
-          <w:rFonts w:ascii="Times New Roman" w:hAnsi="Times New Roman"/>
-          <w:b/>
-          <w:color w:val="000000"/>
-          <w:sz w:val="24"/>
-        </w:rPr>
-        <w:t>ВВЕДЕНИЕ</w:t>
-      </w:r>
-      <w:r>
-        <w:rPr>
-          <w:rFonts w:ascii="Times New Roman" w:hAnsi="Times New Roman"/>
-          <w:b/>
-          <w:color w:val="000000"/>
-          <w:sz w:val="24"/>
-        </w:rPr>
-        <w:tab/>
-        <w:t>8</w:t>
-      </w:r>
-    </w:p>
-    <w:p>
-      <w:pPr>
-        <w:keepLines/>
-        <w:tabs>
-          <w:tab w:val="right" w:leader="dot" w:pos="9072"/>
-        </w:tabs>
-        <w:spacing w:after="0" w:line="240" w:lineRule="auto"/>
-        <w:jc w:val="both"/>
-      </w:pPr>
-      <w:r>
-        <w:rPr>
-          <w:rFonts w:ascii="Times New Roman" w:hAnsi="Times New Roman"/>
-          <w:b/>
-          <w:color w:val="000000"/>
-          <w:sz w:val="24"/>
-        </w:rPr>
-        <w:t>1 Предметная область</w:t>
-      </w:r>
-      <w:r>
-        <w:rPr>
-          <w:rFonts w:ascii="Times New Roman" w:hAnsi="Times New Roman"/>
-          <w:b/>
-          <w:color w:val="000000"/>
-          <w:sz w:val="24"/>
-        </w:rPr>
-        <w:tab/>
-        <w:t>10</w:t>
-      </w:r>
-    </w:p>
-    <w:p>
-      <w:pPr>
-        <w:keepLines/>
-        <w:tabs>
-          <w:tab w:val="right" w:leader="dot" w:pos="9072"/>
-        </w:tabs>
-        <w:spacing w:after="0" w:line="240" w:lineRule="auto"/>
-        <w:ind w:left="360"/>
-        <w:jc w:val="both"/>
-      </w:pPr>
-      <w:r>
-        <w:rPr>
-          <w:rFonts w:ascii="Times New Roman" w:hAnsi="Times New Roman"/>
-          <w:b/>
-          <w:color w:val="000000"/>
-          <w:sz w:val="24"/>
-        </w:rPr>
-        <w:t>1.1 Содержание и развитие предметной области</w:t>
-      </w:r>
-      <w:r>
-        <w:rPr>
-          <w:rFonts w:ascii="Times New Roman" w:hAnsi="Times New Roman"/>
-          <w:b/>
-          <w:color w:val="000000"/>
-          <w:sz w:val="24"/>
-        </w:rPr>
-        <w:tab/>
-        <w:t>10</w:t>
-      </w:r>
-    </w:p>
-    <w:p>
-      <w:pPr>
-        <w:keepLines/>
-        <w:tabs>
-          <w:tab w:val="right" w:leader="dot" w:pos="9072"/>
-        </w:tabs>
-        <w:spacing w:after="0" w:line="240" w:lineRule="auto"/>
-        <w:ind w:left="360"/>
-        <w:jc w:val="both"/>
-      </w:pPr>
-      <w:r>
-        <w:rPr>
-          <w:rFonts w:ascii="Times New Roman" w:hAnsi="Times New Roman"/>
-          <w:b/>
-          <w:color w:val="000000"/>
-          <w:sz w:val="24"/>
-        </w:rPr>
-        <w:t>1.2 Проблемы учёта и необходимость автоматизации</w:t>
-      </w:r>
-      <w:r>
-        <w:rPr>
-          <w:rFonts w:ascii="Times New Roman" w:hAnsi="Times New Roman"/>
-          <w:b/>
-          <w:color w:val="000000"/>
-          <w:sz w:val="24"/>
-        </w:rPr>
-        <w:tab/>
-        <w:t>11</w:t>
-      </w:r>
-    </w:p>
-    <w:p>
-      <w:pPr>
-        <w:keepLines/>
-        <w:tabs>
-          <w:tab w:val="right" w:leader="dot" w:pos="9072"/>
-        </w:tabs>
-        <w:spacing w:after="0" w:line="240" w:lineRule="auto"/>
-        <w:ind w:left="360"/>
-        <w:jc w:val="both"/>
-      </w:pPr>
-      <w:r>
-        <w:rPr>
-          <w:rFonts w:ascii="Times New Roman" w:hAnsi="Times New Roman"/>
-          <w:b/>
-          <w:color w:val="000000"/>
-          <w:sz w:val="24"/>
-        </w:rPr>
-        <w:t>1.3 Анализ существующих решений</w:t>
-      </w:r>
-      <w:r>
-        <w:rPr>
-          <w:rFonts w:ascii="Times New Roman" w:hAnsi="Times New Roman"/>
-          <w:b/>
-          <w:color w:val="000000"/>
-          <w:sz w:val="24"/>
-        </w:rPr>
-        <w:tab/>
-        <w:t>12</w:t>
-      </w:r>
-    </w:p>
-    <w:p>
-      <w:pPr>
-        <w:keepLines/>
-        <w:tabs>
-          <w:tab w:val="right" w:leader="dot" w:pos="9072"/>
-        </w:tabs>
-        <w:spacing w:after="0" w:line="240" w:lineRule="auto"/>
-        <w:jc w:val="both"/>
-      </w:pPr>
-      <w:r>
-        <w:rPr>
-          <w:rFonts w:ascii="Times New Roman" w:hAnsi="Times New Roman"/>
-          <w:b/>
-          <w:color w:val="000000"/>
-          <w:sz w:val="24"/>
-        </w:rPr>
-        <w:t>2 Описание основного бизнес-процесса</w:t>
-      </w:r>
-      <w:r>
-        <w:rPr>
-          <w:rFonts w:ascii="Times New Roman" w:hAnsi="Times New Roman"/>
-          <w:b/>
-          <w:color w:val="000000"/>
-          <w:sz w:val="24"/>
-        </w:rPr>
-        <w:tab/>
-        <w:t>14</w:t>
-      </w:r>
-    </w:p>
-    <w:p>
-      <w:pPr>
-        <w:keepLines/>
-        <w:tabs>
-          <w:tab w:val="right" w:leader="dot" w:pos="9072"/>
-        </w:tabs>
-        <w:spacing w:after="0" w:line="240" w:lineRule="auto"/>
-        <w:ind w:left="360"/>
-        <w:jc w:val="both"/>
-      </w:pPr>
-      <w:r>
-        <w:rPr>
-          <w:rFonts w:ascii="Times New Roman" w:hAnsi="Times New Roman"/>
-          <w:b/>
-          <w:color w:val="000000"/>
-          <w:sz w:val="24"/>
-        </w:rPr>
-        <w:t>2.1 Границы процесса и участники</w:t>
-      </w:r>
-      <w:r>
-        <w:rPr>
-          <w:rFonts w:ascii="Times New Roman" w:hAnsi="Times New Roman"/>
-          <w:b/>
-          <w:color w:val="000000"/>
-          <w:sz w:val="24"/>
-        </w:rPr>
-        <w:tab/>
-        <w:t>14</w:t>
-      </w:r>
-    </w:p>
-    <w:p>
-      <w:pPr>
-        <w:keepLines/>
-        <w:tabs>
-          <w:tab w:val="right" w:leader="dot" w:pos="9072"/>
-        </w:tabs>
-        <w:spacing w:after="0" w:line="240" w:lineRule="auto"/>
-        <w:ind w:left="360"/>
-        <w:jc w:val="both"/>
-      </w:pPr>
-      <w:r>
-        <w:rPr>
-          <w:rFonts w:ascii="Times New Roman" w:hAnsi="Times New Roman"/>
-          <w:b/>
-          <w:color w:val="000000"/>
-          <w:sz w:val="24"/>
-        </w:rPr>
-        <w:t>2.2 Входные данные и правила обработки</w:t>
-      </w:r>
-      <w:r>
-        <w:rPr>
-          <w:rFonts w:ascii="Times New Roman" w:hAnsi="Times New Roman"/>
-          <w:b/>
-          <w:color w:val="000000"/>
-          <w:sz w:val="24"/>
-        </w:rPr>
-        <w:tab/>
-        <w:t>14</w:t>
-      </w:r>
-    </w:p>
-    <w:p>
-      <w:pPr>
-        <w:keepLines/>
-        <w:tabs>
-          <w:tab w:val="right" w:leader="dot" w:pos="9072"/>
-        </w:tabs>
-        <w:spacing w:after="0" w:line="240" w:lineRule="auto"/>
-        <w:ind w:left="360"/>
-        <w:jc w:val="both"/>
-      </w:pPr>
-      <w:r>
-        <w:rPr>
-          <w:rFonts w:ascii="Times New Roman" w:hAnsi="Times New Roman"/>
-          <w:b/>
-          <w:color w:val="000000"/>
-          <w:sz w:val="24"/>
-        </w:rPr>
-        <w:t>2.3 Последовательность выполнения</w:t>
-      </w:r>
-      <w:r>
-        <w:rPr>
-          <w:rFonts w:ascii="Times New Roman" w:hAnsi="Times New Roman"/>
-          <w:b/>
-          <w:color w:val="000000"/>
-          <w:sz w:val="24"/>
-        </w:rPr>
-        <w:tab/>
-        <w:t>14</w:t>
-      </w:r>
-    </w:p>
-    <w:p>
-      <w:pPr>
-        <w:keepLines/>
-        <w:tabs>
-          <w:tab w:val="right" w:leader="dot" w:pos="9072"/>
-        </w:tabs>
-        <w:spacing w:after="0" w:line="240" w:lineRule="auto"/>
-        <w:ind w:left="360"/>
-        <w:jc w:val="both"/>
-      </w:pPr>
-      <w:r>
-        <w:rPr>
-          <w:rFonts w:ascii="Times New Roman" w:hAnsi="Times New Roman"/>
-          <w:b/>
-          <w:color w:val="000000"/>
-          <w:sz w:val="24"/>
-        </w:rPr>
-        <w:t>2.4 Выходные данные и узкие места</w:t>
-      </w:r>
-      <w:r>
-        <w:rPr>
-          <w:rFonts w:ascii="Times New Roman" w:hAnsi="Times New Roman"/>
-          <w:b/>
-          <w:color w:val="000000"/>
-          <w:sz w:val="24"/>
-        </w:rPr>
-        <w:tab/>
-        <w:t>15</w:t>
-      </w:r>
-    </w:p>
-    <w:p>
-      <w:pPr>
-        <w:keepLines/>
-        <w:tabs>
-          <w:tab w:val="right" w:leader="dot" w:pos="9072"/>
-        </w:tabs>
-        <w:spacing w:after="0" w:line="240" w:lineRule="auto"/>
-        <w:ind w:left="360"/>
-        <w:jc w:val="both"/>
-      </w:pPr>
-      <w:r>
-        <w:rPr>
-          <w:rFonts w:ascii="Times New Roman" w:hAnsi="Times New Roman"/>
-          <w:b/>
-          <w:color w:val="000000"/>
-          <w:sz w:val="24"/>
-        </w:rPr>
-        <w:t>2.5 Требования к автоматизации</w:t>
-      </w:r>
-      <w:r>
-        <w:rPr>
-          <w:rFonts w:ascii="Times New Roman" w:hAnsi="Times New Roman"/>
-          <w:b/>
-          <w:color w:val="000000"/>
-          <w:sz w:val="24"/>
-        </w:rPr>
-        <w:tab/>
-        <w:t>16</w:t>
-      </w:r>
-    </w:p>
-    <w:p>
-      <w:pPr>
-        <w:keepLines/>
-        <w:tabs>
-          <w:tab w:val="right" w:leader="dot" w:pos="9072"/>
-        </w:tabs>
-        <w:spacing w:after="0" w:line="240" w:lineRule="auto"/>
-        <w:jc w:val="both"/>
-      </w:pPr>
-      <w:r>
-        <w:rPr>
-          <w:rFonts w:ascii="Times New Roman" w:hAnsi="Times New Roman"/>
-          <w:b/>
-          <w:color w:val="000000"/>
-          <w:sz w:val="24"/>
-        </w:rPr>
-        <w:t>3 Среда разработки, система контроля версий и технологии</w:t>
-      </w:r>
-      <w:r>
-        <w:rPr>
-          <w:rFonts w:ascii="Times New Roman" w:hAnsi="Times New Roman"/>
-          <w:b/>
-          <w:color w:val="000000"/>
-          <w:sz w:val="24"/>
-        </w:rPr>
-        <w:tab/>
-        <w:t>18</w:t>
-      </w:r>
-    </w:p>
-    <w:p>
-      <w:pPr>
-        <w:keepLines/>
-        <w:tabs>
-          <w:tab w:val="right" w:leader="dot" w:pos="9072"/>
-        </w:tabs>
-        <w:spacing w:after="0" w:line="240" w:lineRule="auto"/>
-        <w:ind w:left="360"/>
-        <w:jc w:val="both"/>
-      </w:pPr>
-      <w:r>
-        <w:rPr>
-          <w:rFonts w:ascii="Times New Roman" w:hAnsi="Times New Roman"/>
-          <w:b/>
-          <w:color w:val="000000"/>
-          <w:sz w:val="24"/>
-        </w:rPr>
-        <w:t>3.1 Языки программирования</w:t>
-      </w:r>
-      <w:r>
-        <w:rPr>
-          <w:rFonts w:ascii="Times New Roman" w:hAnsi="Times New Roman"/>
-          <w:b/>
-          <w:color w:val="000000"/>
-          <w:sz w:val="24"/>
-        </w:rPr>
-        <w:tab/>
-        <w:t>18</w:t>
-      </w:r>
-    </w:p>
-    <w:p>
-      <w:pPr>
-        <w:keepLines/>
-        <w:tabs>
-          <w:tab w:val="right" w:leader="dot" w:pos="9072"/>
-        </w:tabs>
-        <w:spacing w:after="0" w:line="240" w:lineRule="auto"/>
-        <w:ind w:left="360"/>
-        <w:jc w:val="both"/>
-      </w:pPr>
-      <w:r>
-        <w:rPr>
-          <w:rFonts w:ascii="Times New Roman" w:hAnsi="Times New Roman"/>
-          <w:b/>
-          <w:color w:val="000000"/>
-          <w:sz w:val="24"/>
-        </w:rPr>
-        <w:t>3.2 Хранение данных и среда разработки</w:t>
-      </w:r>
-      <w:r>
-        <w:rPr>
-          <w:rFonts w:ascii="Times New Roman" w:hAnsi="Times New Roman"/>
-          <w:b/>
-          <w:color w:val="000000"/>
-          <w:sz w:val="24"/>
-        </w:rPr>
-        <w:tab/>
-        <w:t>18</w:t>
-      </w:r>
-    </w:p>
-    <w:p>
-      <w:pPr>
-        <w:keepLines/>
-        <w:tabs>
-          <w:tab w:val="right" w:leader="dot" w:pos="9072"/>
-        </w:tabs>
-        <w:spacing w:after="0" w:line="240" w:lineRule="auto"/>
-        <w:ind w:left="360"/>
-        <w:jc w:val="both"/>
-      </w:pPr>
-      <w:r>
-        <w:rPr>
-          <w:rFonts w:ascii="Times New Roman" w:hAnsi="Times New Roman"/>
-          <w:b/>
-          <w:color w:val="000000"/>
-          <w:sz w:val="24"/>
-        </w:rPr>
-        <w:t>3.3 Организация контроля версий</w:t>
-      </w:r>
-      <w:r>
-        <w:rPr>
-          <w:rFonts w:ascii="Times New Roman" w:hAnsi="Times New Roman"/>
-          <w:b/>
-          <w:color w:val="000000"/>
-          <w:sz w:val="24"/>
-        </w:rPr>
-        <w:tab/>
-        <w:t>19</w:t>
-      </w:r>
-    </w:p>
-    <w:p>
-      <w:pPr>
-        <w:keepLines/>
-        <w:tabs>
-          <w:tab w:val="right" w:leader="dot" w:pos="9072"/>
-        </w:tabs>
-        <w:spacing w:after="0" w:line="240" w:lineRule="auto"/>
-        <w:ind w:left="360"/>
-        <w:jc w:val="both"/>
-      </w:pPr>
-      <w:r>
-        <w:rPr>
-          <w:rFonts w:ascii="Times New Roman" w:hAnsi="Times New Roman"/>
-          <w:b/>
-          <w:color w:val="000000"/>
-          <w:sz w:val="24"/>
-        </w:rPr>
-        <w:t>3.4 Выводы</w:t>
-      </w:r>
-      <w:r>
-        <w:rPr>
-          <w:rFonts w:ascii="Times New Roman" w:hAnsi="Times New Roman"/>
-          <w:b/>
-          <w:color w:val="000000"/>
-          <w:sz w:val="24"/>
-        </w:rPr>
-        <w:tab/>
-        <w:t>19</w:t>
-      </w:r>
-    </w:p>
-    <w:p>
-      <w:pPr>
-        <w:keepLines/>
-        <w:tabs>
-          <w:tab w:val="right" w:leader="dot" w:pos="9072"/>
-        </w:tabs>
-        <w:spacing w:after="0" w:line="240" w:lineRule="auto"/>
-        <w:jc w:val="both"/>
-      </w:pPr>
-      <w:r>
-        <w:rPr>
-          <w:rFonts w:ascii="Times New Roman" w:hAnsi="Times New Roman"/>
-          <w:b/>
-          <w:color w:val="000000"/>
-          <w:sz w:val="24"/>
-        </w:rPr>
-        <w:t>4 Перевод фрагмента иностранной статьи</w:t>
-      </w:r>
-      <w:r>
-        <w:rPr>
-          <w:rFonts w:ascii="Times New Roman" w:hAnsi="Times New Roman"/>
-          <w:b/>
-          <w:color w:val="000000"/>
-          <w:sz w:val="24"/>
-        </w:rPr>
-        <w:tab/>
-        <w:t>20</w:t>
-      </w:r>
-    </w:p>
-    <w:p>
-      <w:pPr>
-        <w:keepLines/>
-        <w:tabs>
-          <w:tab w:val="right" w:leader="dot" w:pos="9072"/>
-        </w:tabs>
-        <w:spacing w:after="0" w:line="240" w:lineRule="auto"/>
-        <w:ind w:left="360"/>
-        <w:jc w:val="both"/>
-      </w:pPr>
-      <w:r>
-        <w:rPr>
-          <w:rFonts w:ascii="Times New Roman" w:hAnsi="Times New Roman"/>
-          <w:b/>
-          <w:color w:val="000000"/>
-          <w:sz w:val="24"/>
-        </w:rPr>
-        <w:t>4.1 Выходные данные оригинала</w:t>
-      </w:r>
-      <w:r>
-        <w:rPr>
-          <w:rFonts w:ascii="Times New Roman" w:hAnsi="Times New Roman"/>
-          <w:b/>
-          <w:color w:val="000000"/>
-          <w:sz w:val="24"/>
-        </w:rPr>
-        <w:tab/>
-        <w:t>20</w:t>
-      </w:r>
-    </w:p>
-    <w:p>
-      <w:pPr>
-        <w:keepLines/>
-        <w:tabs>
-          <w:tab w:val="right" w:leader="dot" w:pos="9072"/>
-        </w:tabs>
-        <w:spacing w:after="0" w:line="240" w:lineRule="auto"/>
-        <w:ind w:left="360"/>
-        <w:jc w:val="both"/>
-      </w:pPr>
-      <w:r>
-        <w:rPr>
-          <w:rFonts w:ascii="Times New Roman" w:hAnsi="Times New Roman"/>
-          <w:b/>
-          <w:color w:val="000000"/>
-          <w:sz w:val="24"/>
-        </w:rPr>
-        <w:t>4.2 Перевод фрагмента</w:t>
-      </w:r>
-      <w:r>
-        <w:rPr>
-          <w:rFonts w:ascii="Times New Roman" w:hAnsi="Times New Roman"/>
-          <w:b/>
-          <w:color w:val="000000"/>
-          <w:sz w:val="24"/>
-        </w:rPr>
-        <w:tab/>
-        <w:t>20</w:t>
-      </w:r>
-    </w:p>
-    <w:p>
-      <w:pPr>
-        <w:keepLines/>
-        <w:tabs>
-          <w:tab w:val="right" w:leader="dot" w:pos="9072"/>
-        </w:tabs>
-        <w:spacing w:after="0" w:line="240" w:lineRule="auto"/>
-        <w:jc w:val="both"/>
-      </w:pPr>
-      <w:r>
-        <w:rPr>
-          <w:rFonts w:ascii="Times New Roman" w:hAnsi="Times New Roman"/>
-          <w:b/>
-          <w:color w:val="000000"/>
-          <w:sz w:val="24"/>
-        </w:rPr>
-        <w:t>СПИСОК ИСПОЛЬЗОВАННЫХ ИСТОЧНИКОВ</w:t>
-      </w:r>
-      <w:r>
-        <w:rPr>
-          <w:rFonts w:ascii="Times New Roman" w:hAnsi="Times New Roman"/>
-          <w:b/>
-          <w:color w:val="000000"/>
-          <w:sz w:val="24"/>
-        </w:rPr>
-        <w:tab/>
-        <w:t>24</w:t>
-      </w:r>
-    </w:p>
-    <w:p>
-      <w:pPr>
-        <w:keepNext/>
-        <w:pageBreakBefore/>
-        <w:spacing w:before="160" w:after="120" w:line="360" w:lineRule="auto"/>
-        <w:jc w:val="center"/>
-        <w:outlineLvl w:val="0"/>
-      </w:pPr>
-      <w:bookmarkStart w:id="5" w:name="_Toc242108173"/>
-      <w:r>
-        <w:rPr>
-          <w:rFonts w:ascii="Times New Roman" w:hAnsi="Times New Roman"/>
-          <w:b/>
-          <w:color w:val="000000"/>
-          <w:sz w:val="28"/>
-        </w:rPr>
+        <w:pStyle w:val="1"/>
+      </w:pPr>
+      <w:r>
         <w:lastRenderedPageBreak/>
         <w:t>ПЕРЕЧЕНЬ ТЕРМИНОВ И СОКРАЩЕНИЙ</w:t>
       </w:r>
-      <w:bookmarkEnd w:id="5"/>
+      <w:bookmarkEnd w:id="6"/>
+      <w:bookmarkEnd w:id="7"/>
     </w:p>
     <w:p>
       <w:pPr>
@@ -6969,6 +9814,11 @@
         <w:spacing w:after="0" w:line="360" w:lineRule="auto"/>
         <w:ind w:firstLine="709"/>
         <w:jc w:val="both"/>
+        <w:rPr>
+          <w:rFonts w:ascii="Times New Roman" w:hAnsi="Times New Roman"/>
+          <w:color w:val="000000"/>
+          <w:sz w:val="28"/>
+        </w:rPr>
       </w:pPr>
       <w:r>
         <w:rPr>
@@ -6978,26 +9828,36 @@
         </w:rPr>
         <w:t>ERP (Enterprise Resource Planning) — система планирования ресурсов предприятия.</w:t>
       </w:r>
+      <w:bookmarkStart w:id="8" w:name="_Toc242108174"/>
+      <w:bookmarkStart w:id="9" w:name="_Toc242201575"/>
     </w:p>
     <w:p>
       <w:pPr>
+        <w:rPr>
+          <w:rFonts w:ascii="Times New Roman" w:hAnsi="Times New Roman"/>
+          <w:color w:val="000000"/>
+          <w:sz w:val="28"/>
+        </w:rPr>
+      </w:pPr>
+      <w:r>
+        <w:rPr>
+          <w:rFonts w:ascii="Times New Roman" w:hAnsi="Times New Roman"/>
+          <w:color w:val="000000"/>
+          <w:sz w:val="28"/>
+        </w:rPr>
+        <w:br w:type="page"/>
+      </w:r>
+    </w:p>
+    <w:p>
+      <w:pPr>
         <w:pStyle w:val="1"/>
-        <w:pageBreakBefore/>
-        <w:spacing w:before="160" w:after="120" w:line="360" w:lineRule="auto"/>
-        <w:jc w:val="center"/>
-      </w:pPr>
-      <w:bookmarkStart w:id="6" w:name="_Toc242108174"/>
-      <w:r>
-        <w:rPr>
-          <w:rFonts w:ascii="Times New Roman" w:hAnsi="Times New Roman"/>
-          <w:b/>
-          <w:color w:val="000000"/>
-          <w:sz w:val="28"/>
-        </w:rPr>
+      </w:pPr>
+      <w:r>
         <w:lastRenderedPageBreak/>
         <w:t>ВВЕДЕНИЕ</w:t>
       </w:r>
-      <w:bookmarkEnd w:id="6"/>
+      <w:bookmarkEnd w:id="8"/>
+      <w:bookmarkEnd w:id="9"/>
     </w:p>
     <w:p>
       <w:pPr>
@@ -7285,6 +10145,11 @@
         <w:spacing w:after="0" w:line="360" w:lineRule="auto"/>
         <w:ind w:firstLine="709"/>
         <w:jc w:val="both"/>
+        <w:rPr>
+          <w:rFonts w:ascii="Times New Roman" w:hAnsi="Times New Roman"/>
+          <w:color w:val="000000"/>
+          <w:sz w:val="28"/>
+        </w:rPr>
       </w:pPr>
       <w:r>
         <w:rPr>
@@ -7297,52 +10162,53 @@
     </w:p>
     <w:p>
       <w:pPr>
+        <w:rPr>
+          <w:rFonts w:ascii="Times New Roman" w:hAnsi="Times New Roman"/>
+          <w:color w:val="000000"/>
+          <w:sz w:val="28"/>
+        </w:rPr>
+      </w:pPr>
+      <w:r>
+        <w:rPr>
+          <w:rFonts w:ascii="Times New Roman" w:hAnsi="Times New Roman"/>
+          <w:color w:val="000000"/>
+          <w:sz w:val="28"/>
+        </w:rPr>
+        <w:br w:type="page"/>
+      </w:r>
+    </w:p>
+    <w:p>
+      <w:pPr>
         <w:pStyle w:val="1"/>
-        <w:pageBreakBefore/>
-        <w:spacing w:before="160" w:after="120" w:line="360" w:lineRule="auto"/>
-      </w:pPr>
-      <w:r>
-        <w:rPr>
-          <w:rFonts w:ascii="Times New Roman" w:hAnsi="Times New Roman"/>
-          <w:b/>
-          <w:color w:val="000000"/>
-          <w:sz w:val="28"/>
-        </w:rPr>
+      </w:pPr>
+      <w:bookmarkStart w:id="10" w:name="_Toc242201576"/>
+      <w:r>
         <w:lastRenderedPageBreak/>
         <w:t>ОСНОВНАЯ ЧАСТЬ</w:t>
       </w:r>
+      <w:bookmarkEnd w:id="10"/>
     </w:p>
     <w:p>
       <w:pPr>
         <w:pStyle w:val="2"/>
-        <w:spacing w:before="160" w:after="120" w:line="360" w:lineRule="auto"/>
-      </w:pPr>
-      <w:bookmarkStart w:id="7" w:name="_Toc242108175"/>
-      <w:r>
-        <w:rPr>
-          <w:rFonts w:ascii="Times New Roman" w:hAnsi="Times New Roman"/>
-          <w:b/>
-          <w:color w:val="000000"/>
-          <w:sz w:val="28"/>
-        </w:rPr>
+      </w:pPr>
+      <w:bookmarkStart w:id="11" w:name="_Toc242108175"/>
+      <w:bookmarkStart w:id="12" w:name="_Toc242201577"/>
+      <w:r>
         <w:t>1 Предметная область</w:t>
       </w:r>
-      <w:bookmarkEnd w:id="7"/>
+      <w:bookmarkEnd w:id="11"/>
+      <w:bookmarkEnd w:id="12"/>
     </w:p>
     <w:p>
       <w:pPr>
         <w:pStyle w:val="3"/>
-        <w:spacing w:before="160" w:after="120" w:line="360" w:lineRule="auto"/>
-      </w:pPr>
-      <w:r>
-        <w:rPr>
-          <w:rFonts w:ascii="Times New Roman" w:hAnsi="Times New Roman"/>
-          <w:b/>
-          <w:color w:val="000000"/>
-          <w:sz w:val="28"/>
-        </w:rPr>
+      </w:pPr>
+      <w:bookmarkStart w:id="13" w:name="_Toc242201578"/>
+      <w:r>
         <w:t>1.1 Содержание и развитие предметной области</w:t>
       </w:r>
+      <w:bookmarkEnd w:id="13"/>
     </w:p>
     <w:p>
       <w:pPr>
@@ -7525,19 +10391,14 @@
     <w:p>
       <w:pPr>
         <w:pStyle w:val="3"/>
-        <w:spacing w:before="160" w:after="120" w:line="360" w:lineRule="auto"/>
-      </w:pPr>
-      <w:bookmarkStart w:id="8" w:name="_Toc242108178"/>
-      <w:r>
-        <w:rPr>
-          <w:rFonts w:ascii="Times New Roman" w:hAnsi="Times New Roman"/>
-          <w:b/>
-          <w:color w:val="000000"/>
-          <w:sz w:val="28"/>
-        </w:rPr>
+      </w:pPr>
+      <w:bookmarkStart w:id="14" w:name="_Toc242108178"/>
+      <w:bookmarkStart w:id="15" w:name="_Toc242201579"/>
+      <w:r>
         <w:t>1.2 Проблемы учёта и необходимость автоматизации</w:t>
       </w:r>
-      <w:bookmarkEnd w:id="8"/>
+      <w:bookmarkEnd w:id="14"/>
+      <w:bookmarkEnd w:id="15"/>
     </w:p>
     <w:p>
       <w:pPr>
@@ -7698,36 +10559,26 @@
     <w:p>
       <w:pPr>
         <w:pStyle w:val="3"/>
-        <w:spacing w:before="160" w:after="120" w:line="360" w:lineRule="auto"/>
-      </w:pPr>
-      <w:bookmarkStart w:id="9" w:name="_Toc242108180"/>
-      <w:r>
-        <w:rPr>
-          <w:rFonts w:ascii="Times New Roman" w:hAnsi="Times New Roman"/>
-          <w:b/>
-          <w:color w:val="000000"/>
-          <w:sz w:val="28"/>
-        </w:rPr>
+      </w:pPr>
+      <w:bookmarkStart w:id="16" w:name="_Toc242108180"/>
+      <w:bookmarkStart w:id="17" w:name="_Toc242201580"/>
+      <w:r>
         <w:t>1.3 Анализ существующих решений</w:t>
       </w:r>
-      <w:bookmarkEnd w:id="9"/>
+      <w:bookmarkEnd w:id="16"/>
+      <w:bookmarkEnd w:id="17"/>
     </w:p>
     <w:p>
       <w:pPr>
-        <w:pStyle w:val="3"/>
-        <w:spacing w:before="160" w:after="120" w:line="360" w:lineRule="auto"/>
-      </w:pPr>
-      <w:bookmarkStart w:id="10" w:name="_Toc242108181"/>
-      <w:r>
-        <w:rPr>
-          <w:rFonts w:ascii="Times New Roman" w:hAnsi="Times New Roman"/>
-          <w:b/>
-          <w:color w:val="000000"/>
-          <w:sz w:val="28"/>
-        </w:rPr>
+        <w:pStyle w:val="4"/>
+      </w:pPr>
+      <w:bookmarkStart w:id="18" w:name="_Toc242108181"/>
+      <w:bookmarkStart w:id="19" w:name="_Toc242201581"/>
+      <w:r>
         <w:t>1.3.1 Критерии сравнения</w:t>
       </w:r>
-      <w:bookmarkEnd w:id="10"/>
+      <w:bookmarkEnd w:id="18"/>
+      <w:bookmarkEnd w:id="19"/>
     </w:p>
     <w:p>
       <w:pPr>
@@ -7746,20 +10597,15 @@
     </w:p>
     <w:p>
       <w:pPr>
-        <w:pStyle w:val="3"/>
-        <w:spacing w:before="160" w:after="120" w:line="360" w:lineRule="auto"/>
-      </w:pPr>
-      <w:bookmarkStart w:id="11" w:name="_Toc242108182"/>
-      <w:r>
-        <w:rPr>
-          <w:rFonts w:ascii="Times New Roman" w:hAnsi="Times New Roman"/>
-          <w:b/>
-          <w:color w:val="000000"/>
-          <w:sz w:val="28"/>
-        </w:rPr>
+        <w:pStyle w:val="4"/>
+      </w:pPr>
+      <w:bookmarkStart w:id="20" w:name="_Toc242108182"/>
+      <w:bookmarkStart w:id="21" w:name="_Toc242201582"/>
+      <w:r>
         <w:t>1.3.2 Возможности программных продуктов</w:t>
       </w:r>
-      <w:bookmarkEnd w:id="11"/>
+      <w:bookmarkEnd w:id="20"/>
+      <w:bookmarkEnd w:id="21"/>
     </w:p>
     <w:p>
       <w:pPr>
@@ -8352,20 +11198,15 @@
     </w:tbl>
     <w:p>
       <w:pPr>
-        <w:pStyle w:val="3"/>
-        <w:spacing w:before="160" w:after="120" w:line="360" w:lineRule="auto"/>
-      </w:pPr>
-      <w:bookmarkStart w:id="12" w:name="_Toc242108183"/>
-      <w:r>
-        <w:rPr>
-          <w:rFonts w:ascii="Times New Roman" w:hAnsi="Times New Roman"/>
-          <w:b/>
-          <w:color w:val="000000"/>
-          <w:sz w:val="28"/>
-        </w:rPr>
+        <w:pStyle w:val="4"/>
+      </w:pPr>
+      <w:bookmarkStart w:id="22" w:name="_Toc242108183"/>
+      <w:bookmarkStart w:id="23" w:name="_Toc242201583"/>
+      <w:r>
         <w:t>1.3.3 Выводы из сравнения</w:t>
       </w:r>
-      <w:bookmarkEnd w:id="12"/>
+      <w:bookmarkEnd w:id="22"/>
+      <w:bookmarkEnd w:id="23"/>
     </w:p>
     <w:p>
       <w:pPr>
@@ -8400,35 +11241,25 @@
     <w:p>
       <w:pPr>
         <w:pStyle w:val="2"/>
-        <w:spacing w:before="160" w:after="120" w:line="360" w:lineRule="auto"/>
-      </w:pPr>
-      <w:bookmarkStart w:id="13" w:name="_Toc242108179"/>
-      <w:r>
-        <w:rPr>
-          <w:rFonts w:ascii="Times New Roman" w:hAnsi="Times New Roman"/>
-          <w:b/>
-          <w:color w:val="000000"/>
-          <w:sz w:val="28"/>
-        </w:rPr>
+      </w:pPr>
+      <w:bookmarkStart w:id="24" w:name="_Toc242108179"/>
+      <w:bookmarkStart w:id="25" w:name="_Toc242201584"/>
+      <w:r>
         <w:lastRenderedPageBreak/>
         <w:t>2 Описание основного бизнес-процесса</w:t>
       </w:r>
-      <w:bookmarkEnd w:id="13"/>
+      <w:bookmarkEnd w:id="24"/>
+      <w:bookmarkEnd w:id="25"/>
     </w:p>
     <w:p>
       <w:pPr>
         <w:pStyle w:val="3"/>
-        <w:spacing w:before="160" w:after="120" w:line="360" w:lineRule="auto"/>
-      </w:pPr>
-      <w:r>
-        <w:rPr>
-          <w:rFonts w:ascii="Times New Roman" w:hAnsi="Times New Roman"/>
-          <w:b/>
-          <w:color w:val="000000"/>
-          <w:sz w:val="28"/>
-        </w:rPr>
+      </w:pPr>
+      <w:bookmarkStart w:id="26" w:name="_Toc242201585"/>
+      <w:r>
         <w:t>2.1 Границы процесса и участники</w:t>
       </w:r>
+      <w:bookmarkEnd w:id="26"/>
     </w:p>
     <w:p>
       <w:pPr>
@@ -8463,17 +11294,12 @@
     <w:p>
       <w:pPr>
         <w:pStyle w:val="3"/>
-        <w:spacing w:before="160" w:after="120" w:line="360" w:lineRule="auto"/>
-      </w:pPr>
-      <w:r>
-        <w:rPr>
-          <w:rFonts w:ascii="Times New Roman" w:hAnsi="Times New Roman"/>
-          <w:b/>
-          <w:color w:val="000000"/>
-          <w:sz w:val="28"/>
-        </w:rPr>
+      </w:pPr>
+      <w:bookmarkStart w:id="27" w:name="_Toc242201586"/>
+      <w:r>
         <w:t>2.2 Входные данные и правила обработки</w:t>
       </w:r>
+      <w:bookmarkEnd w:id="27"/>
     </w:p>
     <w:p>
       <w:pPr>
@@ -8493,17 +11319,12 @@
     <w:p>
       <w:pPr>
         <w:pStyle w:val="3"/>
-        <w:spacing w:before="160" w:after="120" w:line="360" w:lineRule="auto"/>
-      </w:pPr>
-      <w:r>
-        <w:rPr>
-          <w:rFonts w:ascii="Times New Roman" w:hAnsi="Times New Roman"/>
-          <w:b/>
-          <w:color w:val="000000"/>
-          <w:sz w:val="28"/>
-        </w:rPr>
+      </w:pPr>
+      <w:bookmarkStart w:id="28" w:name="_Toc242201587"/>
+      <w:r>
         <w:t>2.3 Последовательность выполнения</w:t>
       </w:r>
+      <w:bookmarkEnd w:id="28"/>
     </w:p>
     <w:p>
       <w:pPr>
@@ -8644,16 +11465,14 @@
     <w:p>
       <w:pPr>
         <w:pStyle w:val="3"/>
-        <w:spacing w:before="160" w:after="120" w:line="360" w:lineRule="auto"/>
-      </w:pPr>
-      <w:r>
-        <w:rPr>
-          <w:rFonts w:ascii="Times New Roman" w:hAnsi="Times New Roman"/>
-          <w:b/>
-          <w:color w:val="000000"/>
-          <w:sz w:val="28"/>
-        </w:rPr>
-        <w:t>2.4 Выходные данные и узкие места</w:t>
+      </w:pPr>
+      <w:bookmarkStart w:id="29" w:name="_Toc242201588"/>
+      <w:r>
+        <w:t xml:space="preserve">2.4 Выходные данные </w:t>
+      </w:r>
+      <w:bookmarkEnd w:id="29"/>
+      <w:r>
+        <w:t>и риски</w:t>
       </w:r>
     </w:p>
     <w:p>
@@ -8743,36 +11562,26 @@
     <w:p>
       <w:pPr>
         <w:pStyle w:val="3"/>
-        <w:spacing w:before="160" w:after="120" w:line="360" w:lineRule="auto"/>
-      </w:pPr>
-      <w:bookmarkStart w:id="14" w:name="_Toc242108188"/>
-      <w:r>
-        <w:rPr>
-          <w:rFonts w:ascii="Times New Roman" w:hAnsi="Times New Roman"/>
-          <w:b/>
-          <w:color w:val="000000"/>
-          <w:sz w:val="28"/>
-        </w:rPr>
+      </w:pPr>
+      <w:bookmarkStart w:id="30" w:name="_Toc242108188"/>
+      <w:bookmarkStart w:id="31" w:name="_Toc242201589"/>
+      <w:r>
         <w:t>2.5 Требования к автоматизации</w:t>
       </w:r>
-      <w:bookmarkEnd w:id="14"/>
+      <w:bookmarkEnd w:id="30"/>
+      <w:bookmarkEnd w:id="31"/>
     </w:p>
     <w:p>
       <w:pPr>
         <w:pStyle w:val="3"/>
-        <w:spacing w:before="160" w:after="120" w:line="360" w:lineRule="auto"/>
-      </w:pPr>
-      <w:bookmarkStart w:id="15" w:name="_Toc242108189"/>
-      <w:r>
-        <w:rPr>
-          <w:rFonts w:ascii="Times New Roman" w:hAnsi="Times New Roman"/>
-          <w:b/>
-          <w:color w:val="000000"/>
-          <w:sz w:val="28"/>
-        </w:rPr>
+      </w:pPr>
+      <w:bookmarkStart w:id="32" w:name="_Toc242108189"/>
+      <w:bookmarkStart w:id="33" w:name="_Toc242201590"/>
+      <w:r>
         <w:t>2.5.1 Цель автоматизации и границы решения</w:t>
       </w:r>
-      <w:bookmarkEnd w:id="15"/>
+      <w:bookmarkEnd w:id="32"/>
+      <w:bookmarkEnd w:id="33"/>
     </w:p>
     <w:p>
       <w:pPr>
@@ -8792,19 +11601,14 @@
     <w:p>
       <w:pPr>
         <w:pStyle w:val="3"/>
-        <w:spacing w:before="160" w:after="120" w:line="360" w:lineRule="auto"/>
-      </w:pPr>
-      <w:bookmarkStart w:id="16" w:name="_Toc242108190"/>
-      <w:r>
-        <w:rPr>
-          <w:rFonts w:ascii="Times New Roman" w:hAnsi="Times New Roman"/>
-          <w:b/>
-          <w:color w:val="000000"/>
-          <w:sz w:val="28"/>
-        </w:rPr>
+      </w:pPr>
+      <w:bookmarkStart w:id="34" w:name="_Toc242108190"/>
+      <w:bookmarkStart w:id="35" w:name="_Toc242201591"/>
+      <w:r>
         <w:t>2.5.2 Функциональные требования</w:t>
       </w:r>
-      <w:bookmarkEnd w:id="16"/>
+      <w:bookmarkEnd w:id="34"/>
+      <w:bookmarkEnd w:id="35"/>
     </w:p>
     <w:p>
       <w:pPr>
@@ -8930,19 +11734,14 @@
     <w:p>
       <w:pPr>
         <w:pStyle w:val="3"/>
-        <w:spacing w:before="160" w:after="120" w:line="360" w:lineRule="auto"/>
-      </w:pPr>
-      <w:bookmarkStart w:id="17" w:name="_Toc242108191"/>
-      <w:r>
-        <w:rPr>
-          <w:rFonts w:ascii="Times New Roman" w:hAnsi="Times New Roman"/>
-          <w:b/>
-          <w:color w:val="000000"/>
-          <w:sz w:val="28"/>
-        </w:rPr>
+      </w:pPr>
+      <w:bookmarkStart w:id="36" w:name="_Toc242108191"/>
+      <w:bookmarkStart w:id="37" w:name="_Toc242201592"/>
+      <w:r>
         <w:t>2.5.3 Нефункциональные требования и критерии проверки</w:t>
       </w:r>
-      <w:bookmarkEnd w:id="17"/>
+      <w:bookmarkEnd w:id="36"/>
+      <w:bookmarkEnd w:id="37"/>
     </w:p>
     <w:p>
       <w:pPr>
@@ -9052,37 +11851,27 @@
     <w:p>
       <w:pPr>
         <w:pStyle w:val="2"/>
-        <w:spacing w:before="160" w:after="120" w:line="360" w:lineRule="auto"/>
-      </w:pPr>
-      <w:bookmarkStart w:id="18" w:name="_Toc242108184"/>
-      <w:r>
-        <w:rPr>
-          <w:rFonts w:ascii="Times New Roman" w:hAnsi="Times New Roman"/>
-          <w:b/>
-          <w:color w:val="000000"/>
-          <w:sz w:val="28"/>
-        </w:rPr>
+      </w:pPr>
+      <w:bookmarkStart w:id="38" w:name="_Toc242108184"/>
+      <w:bookmarkStart w:id="39" w:name="_Toc242201593"/>
+      <w:r>
         <w:lastRenderedPageBreak/>
         <w:t>3 Среда разработки, система контроля версий и технологии</w:t>
       </w:r>
-      <w:bookmarkEnd w:id="18"/>
+      <w:bookmarkEnd w:id="38"/>
+      <w:bookmarkEnd w:id="39"/>
     </w:p>
     <w:p>
       <w:pPr>
         <w:pStyle w:val="3"/>
-        <w:spacing w:before="160" w:after="120" w:line="360" w:lineRule="auto"/>
-      </w:pPr>
-      <w:bookmarkStart w:id="19" w:name="_Toc242108185"/>
-      <w:r>
-        <w:rPr>
-          <w:rFonts w:ascii="Times New Roman" w:hAnsi="Times New Roman"/>
-          <w:b/>
-          <w:color w:val="000000"/>
-          <w:sz w:val="28"/>
-        </w:rPr>
+      </w:pPr>
+      <w:bookmarkStart w:id="40" w:name="_Toc242108185"/>
+      <w:bookmarkStart w:id="41" w:name="_Toc242201594"/>
+      <w:r>
         <w:t>3.1 Языки программирования</w:t>
       </w:r>
-      <w:bookmarkEnd w:id="19"/>
+      <w:bookmarkEnd w:id="40"/>
+      <w:bookmarkEnd w:id="41"/>
     </w:p>
     <w:p>
       <w:pPr>
@@ -9180,19 +11969,14 @@
     <w:p>
       <w:pPr>
         <w:pStyle w:val="3"/>
-        <w:spacing w:before="160" w:after="120" w:line="360" w:lineRule="auto"/>
-      </w:pPr>
-      <w:bookmarkStart w:id="20" w:name="_Toc242108186"/>
-      <w:r>
-        <w:rPr>
-          <w:rFonts w:ascii="Times New Roman" w:hAnsi="Times New Roman"/>
-          <w:b/>
-          <w:color w:val="000000"/>
-          <w:sz w:val="28"/>
-        </w:rPr>
+      </w:pPr>
+      <w:bookmarkStart w:id="42" w:name="_Toc242108186"/>
+      <w:bookmarkStart w:id="43" w:name="_Toc242201595"/>
+      <w:r>
         <w:t>3.2 Хранение данных и среда разработки</w:t>
       </w:r>
-      <w:bookmarkEnd w:id="20"/>
+      <w:bookmarkEnd w:id="42"/>
+      <w:bookmarkEnd w:id="43"/>
     </w:p>
     <w:p>
       <w:pPr>
@@ -9266,19 +12050,14 @@
     <w:p>
       <w:pPr>
         <w:pStyle w:val="3"/>
-        <w:spacing w:before="160" w:after="120" w:line="360" w:lineRule="auto"/>
-      </w:pPr>
-      <w:bookmarkStart w:id="21" w:name="_Toc242108187"/>
-      <w:r>
-        <w:rPr>
-          <w:rFonts w:ascii="Times New Roman" w:hAnsi="Times New Roman"/>
-          <w:b/>
-          <w:color w:val="000000"/>
-          <w:sz w:val="28"/>
-        </w:rPr>
+      </w:pPr>
+      <w:bookmarkStart w:id="44" w:name="_Toc242108187"/>
+      <w:bookmarkStart w:id="45" w:name="_Toc242201596"/>
+      <w:r>
         <w:t>3.3 Организация контроля версий</w:t>
       </w:r>
-      <w:bookmarkEnd w:id="21"/>
+      <w:bookmarkEnd w:id="44"/>
+      <w:bookmarkEnd w:id="45"/>
     </w:p>
     <w:p>
       <w:pPr>
@@ -9325,19 +12104,14 @@
     <w:p>
       <w:pPr>
         <w:pStyle w:val="3"/>
-        <w:spacing w:before="160" w:after="120" w:line="360" w:lineRule="auto"/>
-      </w:pPr>
-      <w:bookmarkStart w:id="22" w:name="_Toc242108192"/>
-      <w:r>
-        <w:rPr>
-          <w:rFonts w:ascii="Times New Roman" w:hAnsi="Times New Roman"/>
-          <w:b/>
-          <w:color w:val="000000"/>
-          <w:sz w:val="28"/>
-        </w:rPr>
+      </w:pPr>
+      <w:bookmarkStart w:id="46" w:name="_Toc242108192"/>
+      <w:bookmarkStart w:id="47" w:name="_Toc242201597"/>
+      <w:r>
         <w:t>3.4 Выводы</w:t>
       </w:r>
-      <w:bookmarkEnd w:id="22"/>
+      <w:bookmarkEnd w:id="46"/>
+      <w:bookmarkEnd w:id="47"/>
     </w:p>
     <w:p>
       <w:pPr>
@@ -9372,39 +12146,26 @@
     <w:p>
       <w:pPr>
         <w:pStyle w:val="2"/>
-        <w:pageBreakBefore/>
-        <w:spacing w:before="160" w:after="120" w:line="360" w:lineRule="auto"/>
-        <w:jc w:val="center"/>
-      </w:pPr>
-      <w:bookmarkStart w:id="23" w:name="_Toc242108194"/>
-      <w:r>
-        <w:rPr>
-          <w:rFonts w:ascii="Times New Roman" w:hAnsi="Times New Roman"/>
-          <w:b/>
-          <w:color w:val="000000"/>
-          <w:sz w:val="28"/>
-        </w:rPr>
-        <w:lastRenderedPageBreak/>
+      </w:pPr>
+      <w:bookmarkStart w:id="48" w:name="_Toc242108194"/>
+      <w:bookmarkStart w:id="49" w:name="_Toc242201598"/>
+      <w:r>
         <w:t>4 Перевод фрагмента иностранной статьи</w:t>
       </w:r>
-      <w:bookmarkEnd w:id="23"/>
+      <w:bookmarkEnd w:id="48"/>
+      <w:bookmarkEnd w:id="49"/>
     </w:p>
     <w:p>
       <w:pPr>
         <w:pStyle w:val="3"/>
-        <w:spacing w:before="160" w:after="120" w:line="360" w:lineRule="auto"/>
-      </w:pPr>
-      <w:bookmarkStart w:id="24" w:name="_Toc242108176"/>
-      <w:r>
-        <w:rPr>
-          <w:rFonts w:ascii="Times New Roman" w:hAnsi="Times New Roman"/>
-          <w:b/>
-          <w:color w:val="000000"/>
-          <w:sz w:val="28"/>
-        </w:rPr>
+      </w:pPr>
+      <w:bookmarkStart w:id="50" w:name="_Toc242108176"/>
+      <w:bookmarkStart w:id="51" w:name="_Toc242201599"/>
+      <w:r>
         <w:t>4.1 Выходные данные оригинала</w:t>
       </w:r>
-      <w:bookmarkEnd w:id="24"/>
+      <w:bookmarkEnd w:id="50"/>
+      <w:bookmarkEnd w:id="51"/>
     </w:p>
     <w:p>
       <w:pPr>
@@ -9559,32 +12320,22 @@
     <w:p>
       <w:pPr>
         <w:pStyle w:val="3"/>
-        <w:spacing w:after="0" w:line="360" w:lineRule="auto"/>
-      </w:pPr>
-      <w:r>
-        <w:rPr>
-          <w:rFonts w:ascii="Times New Roman" w:hAnsi="Times New Roman"/>
-          <w:b/>
-          <w:color w:val="000000"/>
-          <w:sz w:val="28"/>
-        </w:rPr>
+      </w:pPr>
+      <w:bookmarkStart w:id="52" w:name="_Toc242201600"/>
+      <w:r>
         <w:t>4.2 Перевод фрагмента</w:t>
       </w:r>
+      <w:bookmarkEnd w:id="52"/>
     </w:p>
     <w:p>
       <w:pPr>
         <w:pStyle w:val="3"/>
-        <w:spacing w:after="0" w:line="360" w:lineRule="auto"/>
-      </w:pPr>
-      <w:r>
-        <w:rPr>
-          <w:rFonts w:ascii="Times New Roman" w:hAnsi="Times New Roman"/>
-          <w:b/>
-          <w:color w:val="000000"/>
-          <w:sz w:val="28"/>
-        </w:rPr>
+      </w:pPr>
+      <w:bookmarkStart w:id="53" w:name="_Toc242201601"/>
+      <w:r>
         <w:t>4.2.1 Роль запасов</w:t>
       </w:r>
+      <w:bookmarkEnd w:id="53"/>
     </w:p>
     <w:p>
       <w:pPr>
@@ -9698,23 +12449,27 @@
           <w:color w:val="000000"/>
           <w:sz w:val="28"/>
         </w:rPr>
-        <w:t>, управление запасами помогает улучшить обслуживание покупателей и справляться с неопределённостью спроса. Неопределённость спроса представляет собой потенциальную проблему, приводящую к высокому уровню запасов и большим затратам на их содержание. Это может вызывать рост цен и снижение удовлетворённости покупателей и, следовательно, уменьшать прибыльность бизнеса.</w:t>
+        <w:t xml:space="preserve">, управление запасами помогает </w:t>
+      </w:r>
+      <w:r>
+        <w:rPr>
+          <w:rFonts w:ascii="Times New Roman" w:hAnsi="Times New Roman"/>
+          <w:color w:val="000000"/>
+          <w:sz w:val="28"/>
+        </w:rPr>
+        <w:lastRenderedPageBreak/>
+        <w:t>улучшить обслуживание покупателей и справляться с неопределённостью спроса. Неопределённость спроса представляет собой потенциальную проблему, приводящую к высокому уровню запасов и большим затратам на их содержание. Это может вызывать рост цен и снижение удовлетворённости покупателей и, следовательно, уменьшать прибыльность бизнеса.</w:t>
       </w:r>
     </w:p>
     <w:p>
       <w:pPr>
         <w:pStyle w:val="3"/>
-        <w:spacing w:after="0" w:line="360" w:lineRule="auto"/>
-      </w:pPr>
-      <w:r>
-        <w:rPr>
-          <w:rFonts w:ascii="Times New Roman" w:hAnsi="Times New Roman"/>
-          <w:b/>
-          <w:color w:val="000000"/>
-          <w:sz w:val="28"/>
-        </w:rPr>
+      </w:pPr>
+      <w:bookmarkStart w:id="54" w:name="_Toc242201602"/>
+      <w:r>
         <w:t>4.2.2 Модели управления запасами и переменная спроса</w:t>
       </w:r>
+      <w:bookmarkEnd w:id="54"/>
     </w:p>
     <w:p>
       <w:pPr>
@@ -9810,16 +12565,7 @@
           <w:color w:val="000000"/>
           <w:sz w:val="28"/>
         </w:rPr>
-        <w:t xml:space="preserve">. Эти две задачи связывают целевую функцию модели управления запасами с рядом переменных принятия решений, </w:t>
-      </w:r>
-      <w:r>
-        <w:rPr>
-          <w:rFonts w:ascii="Times New Roman" w:hAnsi="Times New Roman"/>
-          <w:color w:val="000000"/>
-          <w:sz w:val="28"/>
-        </w:rPr>
-        <w:lastRenderedPageBreak/>
-        <w:t>например размером партии и точкой повторного заказа. Они также связаны с несколькими параметрами затрат на запасы и ситуационными переменными: а) характером и уровнем спроса, включая степень его определённости; б) сроком поставки, включая степень его определённости; в) существующими ограничениями, если они имеются; г) скидками за объём или инфляционными тенденциями; д) другими значимыми обстоятельствами.</w:t>
+        <w:t>. Эти две задачи связывают целевую функцию модели управления запасами с рядом переменных принятия решений, например размером партии и точкой повторного заказа. Они также связаны с несколькими параметрами затрат на запасы и ситуационными переменными: а) характером и уровнем спроса, включая степень его определённости; б) сроком поставки, включая степень его определённости; в) существующими ограничениями, если они имеются; г) скидками за объём или инфляционными тенденциями; д) другими значимыми обстоятельствами.</w:t>
       </w:r>
     </w:p>
     <w:p>
@@ -9840,17 +12586,12 @@
     <w:p>
       <w:pPr>
         <w:pStyle w:val="3"/>
-        <w:spacing w:after="0" w:line="360" w:lineRule="auto"/>
-      </w:pPr>
-      <w:r>
-        <w:rPr>
-          <w:rFonts w:ascii="Times New Roman" w:hAnsi="Times New Roman"/>
-          <w:b/>
-          <w:color w:val="000000"/>
-          <w:sz w:val="28"/>
-        </w:rPr>
+      </w:pPr>
+      <w:bookmarkStart w:id="55" w:name="_Toc242201603"/>
+      <w:r>
         <w:t>4.2.3 Модель с детерминированным спросом</w:t>
       </w:r>
+      <w:bookmarkEnd w:id="55"/>
     </w:p>
     <w:p>
       <w:pPr>
@@ -9864,7 +12605,16 @@
           <w:color w:val="000000"/>
           <w:sz w:val="28"/>
         </w:rPr>
-        <w:t xml:space="preserve">В детерминированной модели операции с запасами определяются на основе известного, достоверного спроса. Детерминированная модель даёт один и тот же результат благодаря определённости факторов, условий и параметров, которые явно задаются в начале. К этим параметрам относится и спрос. По </w:t>
+        <w:t xml:space="preserve">В детерминированной модели операции с запасами определяются на основе известного, достоверного спроса. Детерминированная модель даёт один и тот же результат благодаря определённости факторов, условий и параметров, </w:t>
+      </w:r>
+      <w:r>
+        <w:rPr>
+          <w:rFonts w:ascii="Times New Roman" w:hAnsi="Times New Roman"/>
+          <w:color w:val="000000"/>
+          <w:sz w:val="28"/>
+        </w:rPr>
+        <w:lastRenderedPageBreak/>
+        <w:t xml:space="preserve">которые явно задаются в начале. К этим параметрам относится и спрос. По </w:t>
       </w:r>
       <w:proofErr w:type="spellStart"/>
       <w:r>
@@ -9929,16 +12679,7 @@
           <w:color w:val="000000"/>
           <w:sz w:val="28"/>
         </w:rPr>
-        <w:t xml:space="preserve">В модели с детерминированным спросом могут рассматриваться два вида спроса: независимый и зависимый. Понимание различия между ними имеет решающее значение для системы управления запасами и служит отправной точкой при разработке политики управления ими. Независимый спрос — это спрос на готовую продукцию, например автомобили или книги; он также может содержать некоторую неопределённость. Зависимый спрос относится к </w:t>
-      </w:r>
-      <w:r>
-        <w:rPr>
-          <w:rFonts w:ascii="Times New Roman" w:hAnsi="Times New Roman"/>
-          <w:color w:val="000000"/>
-          <w:sz w:val="28"/>
-        </w:rPr>
-        <w:lastRenderedPageBreak/>
-        <w:t>комплектующим или сборочным единицам, например узлам центральной консоли автомобилей Toyota, и обычно считается определённым, когда известна потребность в конечном изделии, от которого он зависит. Рисунок 5 иллюстрирует характер обоих видов спроса.</w:t>
+        <w:t>В модели с детерминированным спросом могут рассматриваться два вида спроса: независимый и зависимый. Понимание различия между ними имеет решающее значение для системы управления запасами и служит отправной точкой при разработке политики управления ими. Независимый спрос — это спрос на готовую продукцию, например автомобили или книги; он также может содержать некоторую неопределённость. Зависимый спрос относится к комплектующим или сборочным единицам, например узлам центральной консоли автомобилей Toyota, и обычно считается определённым, когда известна потребность в конечном изделии, от которого он зависит. Рисунок 5 иллюстрирует характер обоих видов спроса.</w:t>
       </w:r>
     </w:p>
     <w:p>
@@ -9998,23 +12739,19 @@
           <w:color w:val="000000"/>
           <w:sz w:val="28"/>
         </w:rPr>
+        <w:lastRenderedPageBreak/>
         <w:t>В отличие от независимого спроса, зависимый спрос на одну позицию определяется спросом на другую. Например, запасы сырья и комплектующих зависят от спроса на готовую продукцию. Сырьё и другие производственные компоненты преобразуются в готовую продукцию с использованием таких систем, как планирование материальных ресурсов (MRP), планирование ресурсов распределения (DRP) или планирование ресурсов предприятия (ERP).</w:t>
       </w:r>
     </w:p>
     <w:p>
       <w:pPr>
         <w:pStyle w:val="3"/>
-        <w:spacing w:after="0" w:line="360" w:lineRule="auto"/>
-      </w:pPr>
-      <w:r>
-        <w:rPr>
-          <w:rFonts w:ascii="Times New Roman" w:hAnsi="Times New Roman"/>
-          <w:b/>
-          <w:color w:val="000000"/>
-          <w:sz w:val="28"/>
-        </w:rPr>
+      </w:pPr>
+      <w:bookmarkStart w:id="56" w:name="_Toc242201604"/>
+      <w:r>
         <w:t>4.2.4 Стохастическая модель</w:t>
       </w:r>
+      <w:bookmarkEnd w:id="56"/>
     </w:p>
     <w:p>
       <w:pPr>
@@ -10146,16 +12883,7 @@
           <w:color w:val="000000"/>
           <w:sz w:val="28"/>
         </w:rPr>
-        <w:t xml:space="preserve">, неопределённость спроса возникает вследствие таких факторов, как изменения заказов на закупку и </w:t>
-      </w:r>
-      <w:r>
-        <w:rPr>
-          <w:rFonts w:ascii="Times New Roman" w:hAnsi="Times New Roman"/>
-          <w:color w:val="000000"/>
-          <w:sz w:val="28"/>
-        </w:rPr>
-        <w:lastRenderedPageBreak/>
-        <w:t xml:space="preserve">непредсказуемые события. </w:t>
+        <w:t xml:space="preserve">, неопределённость спроса возникает вследствие таких факторов, как изменения заказов на закупку и непредсказуемые события. </w:t>
       </w:r>
       <w:proofErr w:type="spellStart"/>
       <w:r>
@@ -10311,35 +13039,59 @@
         <w:spacing w:after="0" w:line="360" w:lineRule="auto"/>
         <w:ind w:firstLine="709"/>
         <w:jc w:val="both"/>
-      </w:pPr>
-      <w:r>
-        <w:rPr>
-          <w:rFonts w:ascii="Times New Roman" w:hAnsi="Times New Roman"/>
-          <w:color w:val="000000"/>
-          <w:sz w:val="28"/>
-        </w:rPr>
-        <w:t>в) Модель с непрерывным временем: относится к товарам с повторяющимся спросом, но переменными интервалами между поступлениями заказов покупателей, и к системам управления запасами с непрерывным пересмотром. Такая стохастическая модель предполагает непрерывное принятие решений о количестве заказываемой продукции.</w:t>
-      </w:r>
+        <w:rPr>
+          <w:rFonts w:ascii="Times New Roman" w:hAnsi="Times New Roman"/>
+          <w:color w:val="000000"/>
+          <w:sz w:val="28"/>
+        </w:rPr>
+      </w:pPr>
+      <w:r>
+        <w:rPr>
+          <w:rFonts w:ascii="Times New Roman" w:hAnsi="Times New Roman"/>
+          <w:color w:val="000000"/>
+          <w:sz w:val="28"/>
+        </w:rPr>
+        <w:t xml:space="preserve">в) Модель с непрерывным временем: относится к товарам с повторяющимся спросом, но переменными интервалами между поступлениями заказов покупателей, и к системам управления запасами с непрерывным </w:t>
+      </w:r>
+      <w:r>
+        <w:rPr>
+          <w:rFonts w:ascii="Times New Roman" w:hAnsi="Times New Roman"/>
+          <w:color w:val="000000"/>
+          <w:sz w:val="28"/>
+        </w:rPr>
+        <w:lastRenderedPageBreak/>
+        <w:t>пересмотром. Такая стохастическая модель предполагает непрерывное принятие решений о количестве заказываемой продукции.</w:t>
+      </w:r>
+      <w:bookmarkStart w:id="57" w:name="_Toc242108193"/>
+      <w:bookmarkStart w:id="58" w:name="_Toc242201605"/>
     </w:p>
     <w:p>
       <w:pPr>
+        <w:rPr>
+          <w:rFonts w:ascii="Times New Roman" w:hAnsi="Times New Roman"/>
+          <w:color w:val="000000"/>
+          <w:sz w:val="28"/>
+        </w:rPr>
+      </w:pPr>
+      <w:r>
+        <w:rPr>
+          <w:rFonts w:ascii="Times New Roman" w:hAnsi="Times New Roman"/>
+          <w:color w:val="000000"/>
+          <w:sz w:val="28"/>
+        </w:rPr>
+        <w:br w:type="page"/>
+      </w:r>
+    </w:p>
+    <w:p>
+      <w:pPr>
         <w:pStyle w:val="1"/>
-        <w:pageBreakBefore/>
-        <w:spacing w:before="160" w:after="120" w:line="360" w:lineRule="auto"/>
-        <w:jc w:val="center"/>
-      </w:pPr>
-      <w:bookmarkStart w:id="25" w:name="_Toc242108193"/>
-      <w:r>
-        <w:rPr>
-          <w:rFonts w:ascii="Times New Roman" w:hAnsi="Times New Roman"/>
-          <w:b/>
-          <w:color w:val="000000"/>
-          <w:sz w:val="28"/>
-        </w:rPr>
+      </w:pPr>
+      <w:r>
         <w:lastRenderedPageBreak/>
         <w:t>СПИСОК ИСПОЛЬЗОВАННЫХ ИСТОЧНИКОВ</w:t>
       </w:r>
-      <w:bookmarkEnd w:id="25"/>
+      <w:bookmarkEnd w:id="57"/>
+      <w:bookmarkEnd w:id="58"/>
     </w:p>
     <w:p>
       <w:pPr>
@@ -12745,15 +15497,18 @@
     <w:link w:val="10"/>
     <w:uiPriority w:val="9"/>
     <w:qFormat/>
+    <w:rsid w:val="00DE7B03"/>
     <w:pPr>
       <w:keepNext/>
       <w:keepLines/>
-      <w:spacing w:before="480"/>
+      <w:spacing w:before="360" w:after="120"/>
+      <w:jc w:val="center"/>
       <w:outlineLvl w:val="0"/>
     </w:pPr>
     <w:rPr>
-      <w:rFonts w:ascii="Arial" w:eastAsia="Arial" w:hAnsi="Arial" w:cs="Arial"/>
-      <w:sz w:val="40"/>
+      <w:rFonts w:ascii="Times New Roman" w:eastAsia="Arial" w:hAnsi="Times New Roman" w:cs="Arial"/>
+      <w:b/>
+      <w:sz w:val="28"/>
       <w:szCs w:val="40"/>
     </w:rPr>
   </w:style>
@@ -12765,15 +15520,18 @@
     <w:uiPriority w:val="9"/>
     <w:unhideWhenUsed/>
     <w:qFormat/>
+    <w:rsid w:val="00DE7B03"/>
     <w:pPr>
       <w:keepNext/>
       <w:keepLines/>
-      <w:spacing w:before="360"/>
+      <w:spacing w:before="160" w:after="120" w:line="360" w:lineRule="auto"/>
       <w:outlineLvl w:val="1"/>
     </w:pPr>
     <w:rPr>
-      <w:rFonts w:ascii="Arial" w:eastAsia="Arial" w:hAnsi="Arial" w:cs="Arial"/>
-      <w:sz w:val="34"/>
+      <w:rFonts w:ascii="Times New Roman" w:eastAsia="Arial" w:hAnsi="Times New Roman" w:cs="Arial"/>
+      <w:b/>
+      <w:color w:val="000000"/>
+      <w:sz w:val="28"/>
     </w:rPr>
   </w:style>
   <w:style w:type="paragraph" w:styleId="3">
@@ -12784,39 +15542,33 @@
     <w:uiPriority w:val="9"/>
     <w:unhideWhenUsed/>
     <w:qFormat/>
+    <w:rsid w:val="00DE7B03"/>
     <w:pPr>
       <w:keepNext/>
       <w:keepLines/>
-      <w:spacing w:before="320"/>
+      <w:spacing w:before="160" w:after="120" w:line="360" w:lineRule="auto"/>
       <w:outlineLvl w:val="2"/>
     </w:pPr>
     <w:rPr>
-      <w:rFonts w:ascii="Arial" w:eastAsia="Arial" w:hAnsi="Arial" w:cs="Arial"/>
-      <w:sz w:val="30"/>
+      <w:rFonts w:ascii="Times New Roman" w:eastAsia="Arial" w:hAnsi="Times New Roman" w:cs="Arial"/>
+      <w:b/>
+      <w:color w:val="000000"/>
+      <w:sz w:val="28"/>
       <w:szCs w:val="30"/>
     </w:rPr>
   </w:style>
   <w:style w:type="paragraph" w:styleId="4">
     <w:name w:val="heading 4"/>
-    <w:basedOn w:val="a"/>
+    <w:basedOn w:val="3"/>
     <w:next w:val="a"/>
     <w:link w:val="40"/>
     <w:uiPriority w:val="9"/>
     <w:unhideWhenUsed/>
     <w:qFormat/>
+    <w:rsid w:val="00DE7B03"/>
     <w:pPr>
-      <w:keepNext/>
-      <w:keepLines/>
-      <w:spacing w:before="320"/>
       <w:outlineLvl w:val="3"/>
     </w:pPr>
-    <w:rPr>
-      <w:rFonts w:ascii="Arial" w:eastAsia="Arial" w:hAnsi="Arial" w:cs="Arial"/>
-      <w:b/>
-      <w:bCs/>
-      <w:sz w:val="26"/>
-      <w:szCs w:val="26"/>
-    </w:rPr>
   </w:style>
   <w:style w:type="paragraph" w:styleId="5">
     <w:name w:val="heading 5"/>
@@ -13114,9 +15866,11 @@
     <w:basedOn w:val="a0"/>
     <w:link w:val="1"/>
     <w:uiPriority w:val="9"/>
+    <w:rsid w:val="00DE7B03"/>
     <w:rPr>
-      <w:rFonts w:ascii="Arial" w:eastAsia="Arial" w:hAnsi="Arial" w:cs="Arial"/>
-      <w:sz w:val="40"/>
+      <w:rFonts w:ascii="Times New Roman" w:eastAsia="Arial" w:hAnsi="Times New Roman" w:cs="Arial"/>
+      <w:b/>
+      <w:sz w:val="28"/>
       <w:szCs w:val="40"/>
     </w:rPr>
   </w:style>
@@ -13125,9 +15879,12 @@
     <w:basedOn w:val="a0"/>
     <w:link w:val="2"/>
     <w:uiPriority w:val="9"/>
+    <w:rsid w:val="00DE7B03"/>
     <w:rPr>
-      <w:rFonts w:ascii="Arial" w:eastAsia="Arial" w:hAnsi="Arial" w:cs="Arial"/>
-      <w:sz w:val="34"/>
+      <w:rFonts w:ascii="Times New Roman" w:eastAsia="Arial" w:hAnsi="Times New Roman" w:cs="Arial"/>
+      <w:b/>
+      <w:color w:val="000000"/>
+      <w:sz w:val="28"/>
     </w:rPr>
   </w:style>
   <w:style w:type="character" w:customStyle="1" w:styleId="30">
@@ -13135,9 +15892,12 @@
     <w:basedOn w:val="a0"/>
     <w:link w:val="3"/>
     <w:uiPriority w:val="9"/>
+    <w:rsid w:val="00DE7B03"/>
     <w:rPr>
-      <w:rFonts w:ascii="Arial" w:eastAsia="Arial" w:hAnsi="Arial" w:cs="Arial"/>
-      <w:sz w:val="30"/>
+      <w:rFonts w:ascii="Times New Roman" w:eastAsia="Arial" w:hAnsi="Times New Roman" w:cs="Arial"/>
+      <w:b/>
+      <w:color w:val="000000"/>
+      <w:sz w:val="28"/>
       <w:szCs w:val="30"/>
     </w:rPr>
   </w:style>
@@ -13146,12 +15906,13 @@
     <w:basedOn w:val="a0"/>
     <w:link w:val="4"/>
     <w:uiPriority w:val="9"/>
+    <w:rsid w:val="00DE7B03"/>
     <w:rPr>
-      <w:rFonts w:ascii="Arial" w:eastAsia="Arial" w:hAnsi="Arial" w:cs="Arial"/>
+      <w:rFonts w:ascii="Times New Roman" w:eastAsia="Arial" w:hAnsi="Times New Roman" w:cs="Arial"/>
       <w:b/>
-      <w:bCs/>
-      <w:sz w:val="26"/>
-      <w:szCs w:val="26"/>
+      <w:color w:val="000000"/>
+      <w:sz w:val="28"/>
+      <w:szCs w:val="30"/>
     </w:rPr>
   </w:style>
   <w:style w:type="character" w:customStyle="1" w:styleId="50">

--- a/Отчет_ИКБО-10-24_БикташевИИ.docx
+++ b/Отчет_ИКБО-10-24_БикташевИИ.docx
@@ -6194,8 +6194,6 @@
             <w:tabs>
               <w:tab w:val="right" w:leader="dot" w:pos="9628"/>
             </w:tabs>
-            <w:spacing w:line="240" w:lineRule="auto"/>
-            <w:jc w:val="both"/>
             <w:rPr>
               <w:rFonts w:ascii="Times New Roman" w:hAnsi="Times New Roman" w:cs="Times New Roman"/>
               <w:b w:val="0"/>
@@ -6245,13 +6243,11 @@
             </w:rPr>
             <w:fldChar w:fldCharType="separate"/>
           </w:r>
-          <w:hyperlink w:anchor="_Toc242201574" w:history="1">
+          <w:hyperlink w:anchor="_Toc242202195" w:history="1">
             <w:r>
               <w:rPr>
                 <w:rStyle w:val="af0"/>
                 <w:rFonts w:ascii="Times New Roman" w:hAnsi="Times New Roman" w:cs="Times New Roman"/>
-                <w:b w:val="0"/>
-                <w:bCs w:val="0"/>
                 <w:i w:val="0"/>
                 <w:iCs w:val="0"/>
                 <w:noProof/>
@@ -6263,8 +6259,6 @@
             <w:r>
               <w:rPr>
                 <w:rFonts w:ascii="Times New Roman" w:hAnsi="Times New Roman" w:cs="Times New Roman"/>
-                <w:b w:val="0"/>
-                <w:bCs w:val="0"/>
                 <w:i w:val="0"/>
                 <w:iCs w:val="0"/>
                 <w:noProof/>
@@ -6277,8 +6271,6 @@
             <w:r>
               <w:rPr>
                 <w:rFonts w:ascii="Times New Roman" w:hAnsi="Times New Roman" w:cs="Times New Roman"/>
-                <w:b w:val="0"/>
-                <w:bCs w:val="0"/>
                 <w:i w:val="0"/>
                 <w:iCs w:val="0"/>
                 <w:noProof/>
@@ -6291,8 +6283,6 @@
             <w:r>
               <w:rPr>
                 <w:rFonts w:ascii="Times New Roman" w:hAnsi="Times New Roman" w:cs="Times New Roman"/>
-                <w:b w:val="0"/>
-                <w:bCs w:val="0"/>
                 <w:i w:val="0"/>
                 <w:iCs w:val="0"/>
                 <w:noProof/>
@@ -6300,13 +6290,11 @@
                 <w:sz w:val="28"/>
                 <w:szCs w:val="28"/>
               </w:rPr>
-              <w:instrText xml:space="preserve"> PAGEREF _Toc242201574 \h </w:instrText>
+              <w:instrText xml:space="preserve"> PAGEREF _Toc242202195 \h </w:instrText>
             </w:r>
             <w:r>
               <w:rPr>
                 <w:rFonts w:ascii="Times New Roman" w:hAnsi="Times New Roman" w:cs="Times New Roman"/>
-                <w:b w:val="0"/>
-                <w:bCs w:val="0"/>
                 <w:i w:val="0"/>
                 <w:iCs w:val="0"/>
                 <w:noProof/>
@@ -6318,8 +6306,6 @@
             <w:r>
               <w:rPr>
                 <w:rFonts w:ascii="Times New Roman" w:hAnsi="Times New Roman" w:cs="Times New Roman"/>
-                <w:b w:val="0"/>
-                <w:bCs w:val="0"/>
                 <w:i w:val="0"/>
                 <w:iCs w:val="0"/>
                 <w:noProof/>
@@ -6332,8 +6318,6 @@
             <w:r>
               <w:rPr>
                 <w:rFonts w:ascii="Times New Roman" w:hAnsi="Times New Roman" w:cs="Times New Roman"/>
-                <w:b w:val="0"/>
-                <w:bCs w:val="0"/>
                 <w:i w:val="0"/>
                 <w:iCs w:val="0"/>
                 <w:noProof/>
@@ -6346,8 +6330,6 @@
             <w:r>
               <w:rPr>
                 <w:rFonts w:ascii="Times New Roman" w:hAnsi="Times New Roman" w:cs="Times New Roman"/>
-                <w:b w:val="0"/>
-                <w:bCs w:val="0"/>
                 <w:i w:val="0"/>
                 <w:iCs w:val="0"/>
                 <w:noProof/>
@@ -6365,8 +6347,6 @@
             <w:tabs>
               <w:tab w:val="right" w:leader="dot" w:pos="9628"/>
             </w:tabs>
-            <w:spacing w:line="240" w:lineRule="auto"/>
-            <w:jc w:val="both"/>
             <w:rPr>
               <w:rFonts w:ascii="Times New Roman" w:hAnsi="Times New Roman" w:cs="Times New Roman"/>
               <w:b w:val="0"/>
@@ -6380,13 +6360,11 @@
               <w14:ligatures w14:val="standardContextual"/>
             </w:rPr>
           </w:pPr>
-          <w:hyperlink w:anchor="_Toc242201575" w:history="1">
+          <w:hyperlink w:anchor="_Toc242202196" w:history="1">
             <w:r>
               <w:rPr>
                 <w:rStyle w:val="af0"/>
                 <w:rFonts w:ascii="Times New Roman" w:hAnsi="Times New Roman" w:cs="Times New Roman"/>
-                <w:b w:val="0"/>
-                <w:bCs w:val="0"/>
                 <w:i w:val="0"/>
                 <w:iCs w:val="0"/>
                 <w:noProof/>
@@ -6398,8 +6376,6 @@
             <w:r>
               <w:rPr>
                 <w:rFonts w:ascii="Times New Roman" w:hAnsi="Times New Roman" w:cs="Times New Roman"/>
-                <w:b w:val="0"/>
-                <w:bCs w:val="0"/>
                 <w:i w:val="0"/>
                 <w:iCs w:val="0"/>
                 <w:noProof/>
@@ -6412,8 +6388,6 @@
             <w:r>
               <w:rPr>
                 <w:rFonts w:ascii="Times New Roman" w:hAnsi="Times New Roman" w:cs="Times New Roman"/>
-                <w:b w:val="0"/>
-                <w:bCs w:val="0"/>
                 <w:i w:val="0"/>
                 <w:iCs w:val="0"/>
                 <w:noProof/>
@@ -6426,8 +6400,6 @@
             <w:r>
               <w:rPr>
                 <w:rFonts w:ascii="Times New Roman" w:hAnsi="Times New Roman" w:cs="Times New Roman"/>
-                <w:b w:val="0"/>
-                <w:bCs w:val="0"/>
                 <w:i w:val="0"/>
                 <w:iCs w:val="0"/>
                 <w:noProof/>
@@ -6435,13 +6407,11 @@
                 <w:sz w:val="28"/>
                 <w:szCs w:val="28"/>
               </w:rPr>
-              <w:instrText xml:space="preserve"> PAGEREF _Toc242201575 \h </w:instrText>
+              <w:instrText xml:space="preserve"> PAGEREF _Toc242202196 \h </w:instrText>
             </w:r>
             <w:r>
               <w:rPr>
                 <w:rFonts w:ascii="Times New Roman" w:hAnsi="Times New Roman" w:cs="Times New Roman"/>
-                <w:b w:val="0"/>
-                <w:bCs w:val="0"/>
                 <w:i w:val="0"/>
                 <w:iCs w:val="0"/>
                 <w:noProof/>
@@ -6453,8 +6423,6 @@
             <w:r>
               <w:rPr>
                 <w:rFonts w:ascii="Times New Roman" w:hAnsi="Times New Roman" w:cs="Times New Roman"/>
-                <w:b w:val="0"/>
-                <w:bCs w:val="0"/>
                 <w:i w:val="0"/>
                 <w:iCs w:val="0"/>
                 <w:noProof/>
@@ -6467,8 +6435,6 @@
             <w:r>
               <w:rPr>
                 <w:rFonts w:ascii="Times New Roman" w:hAnsi="Times New Roman" w:cs="Times New Roman"/>
-                <w:b w:val="0"/>
-                <w:bCs w:val="0"/>
                 <w:i w:val="0"/>
                 <w:iCs w:val="0"/>
                 <w:noProof/>
@@ -6481,8 +6447,6 @@
             <w:r>
               <w:rPr>
                 <w:rFonts w:ascii="Times New Roman" w:hAnsi="Times New Roman" w:cs="Times New Roman"/>
-                <w:b w:val="0"/>
-                <w:bCs w:val="0"/>
                 <w:i w:val="0"/>
                 <w:iCs w:val="0"/>
                 <w:noProof/>
@@ -6500,8 +6464,6 @@
             <w:tabs>
               <w:tab w:val="right" w:leader="dot" w:pos="9628"/>
             </w:tabs>
-            <w:spacing w:line="240" w:lineRule="auto"/>
-            <w:jc w:val="both"/>
             <w:rPr>
               <w:rFonts w:ascii="Times New Roman" w:hAnsi="Times New Roman" w:cs="Times New Roman"/>
               <w:b w:val="0"/>
@@ -6515,13 +6477,11 @@
               <w14:ligatures w14:val="standardContextual"/>
             </w:rPr>
           </w:pPr>
-          <w:hyperlink w:anchor="_Toc242201576" w:history="1">
+          <w:hyperlink w:anchor="_Toc242202197" w:history="1">
             <w:r>
               <w:rPr>
                 <w:rStyle w:val="af0"/>
                 <w:rFonts w:ascii="Times New Roman" w:hAnsi="Times New Roman" w:cs="Times New Roman"/>
-                <w:b w:val="0"/>
-                <w:bCs w:val="0"/>
                 <w:i w:val="0"/>
                 <w:iCs w:val="0"/>
                 <w:noProof/>
@@ -6533,8 +6493,6 @@
             <w:r>
               <w:rPr>
                 <w:rFonts w:ascii="Times New Roman" w:hAnsi="Times New Roman" w:cs="Times New Roman"/>
-                <w:b w:val="0"/>
-                <w:bCs w:val="0"/>
                 <w:i w:val="0"/>
                 <w:iCs w:val="0"/>
                 <w:noProof/>
@@ -6547,8 +6505,6 @@
             <w:r>
               <w:rPr>
                 <w:rFonts w:ascii="Times New Roman" w:hAnsi="Times New Roman" w:cs="Times New Roman"/>
-                <w:b w:val="0"/>
-                <w:bCs w:val="0"/>
                 <w:i w:val="0"/>
                 <w:iCs w:val="0"/>
                 <w:noProof/>
@@ -6561,8 +6517,6 @@
             <w:r>
               <w:rPr>
                 <w:rFonts w:ascii="Times New Roman" w:hAnsi="Times New Roman" w:cs="Times New Roman"/>
-                <w:b w:val="0"/>
-                <w:bCs w:val="0"/>
                 <w:i w:val="0"/>
                 <w:iCs w:val="0"/>
                 <w:noProof/>
@@ -6570,13 +6524,11 @@
                 <w:sz w:val="28"/>
                 <w:szCs w:val="28"/>
               </w:rPr>
-              <w:instrText xml:space="preserve"> PAGEREF _Toc242201576 \h </w:instrText>
+              <w:instrText xml:space="preserve"> PAGEREF _Toc242202197 \h </w:instrText>
             </w:r>
             <w:r>
               <w:rPr>
                 <w:rFonts w:ascii="Times New Roman" w:hAnsi="Times New Roman" w:cs="Times New Roman"/>
-                <w:b w:val="0"/>
-                <w:bCs w:val="0"/>
                 <w:i w:val="0"/>
                 <w:iCs w:val="0"/>
                 <w:noProof/>
@@ -6588,8 +6540,6 @@
             <w:r>
               <w:rPr>
                 <w:rFonts w:ascii="Times New Roman" w:hAnsi="Times New Roman" w:cs="Times New Roman"/>
-                <w:b w:val="0"/>
-                <w:bCs w:val="0"/>
                 <w:i w:val="0"/>
                 <w:iCs w:val="0"/>
                 <w:noProof/>
@@ -6602,8 +6552,6 @@
             <w:r>
               <w:rPr>
                 <w:rFonts w:ascii="Times New Roman" w:hAnsi="Times New Roman" w:cs="Times New Roman"/>
-                <w:b w:val="0"/>
-                <w:bCs w:val="0"/>
                 <w:i w:val="0"/>
                 <w:iCs w:val="0"/>
                 <w:noProof/>
@@ -6616,8 +6564,6 @@
             <w:r>
               <w:rPr>
                 <w:rFonts w:ascii="Times New Roman" w:hAnsi="Times New Roman" w:cs="Times New Roman"/>
-                <w:b w:val="0"/>
-                <w:bCs w:val="0"/>
                 <w:i w:val="0"/>
                 <w:iCs w:val="0"/>
                 <w:noProof/>
@@ -6635,8 +6581,6 @@
             <w:tabs>
               <w:tab w:val="right" w:leader="dot" w:pos="9628"/>
             </w:tabs>
-            <w:spacing w:line="240" w:lineRule="auto"/>
-            <w:jc w:val="both"/>
             <w:rPr>
               <w:rFonts w:ascii="Times New Roman" w:hAnsi="Times New Roman" w:cs="Times New Roman"/>
               <w:b w:val="0"/>
@@ -6648,13 +6592,11 @@
               <w14:ligatures w14:val="standardContextual"/>
             </w:rPr>
           </w:pPr>
-          <w:hyperlink w:anchor="_Toc242201577" w:history="1">
+          <w:hyperlink w:anchor="_Toc242202198" w:history="1">
             <w:r>
               <w:rPr>
                 <w:rStyle w:val="af0"/>
                 <w:rFonts w:ascii="Times New Roman" w:hAnsi="Times New Roman" w:cs="Times New Roman"/>
-                <w:b w:val="0"/>
-                <w:bCs w:val="0"/>
                 <w:noProof/>
                 <w:sz w:val="28"/>
                 <w:szCs w:val="28"/>
@@ -6664,8 +6606,6 @@
             <w:r>
               <w:rPr>
                 <w:rFonts w:ascii="Times New Roman" w:hAnsi="Times New Roman" w:cs="Times New Roman"/>
-                <w:b w:val="0"/>
-                <w:bCs w:val="0"/>
                 <w:noProof/>
                 <w:webHidden/>
                 <w:sz w:val="28"/>
@@ -6676,8 +6616,6 @@
             <w:r>
               <w:rPr>
                 <w:rFonts w:ascii="Times New Roman" w:hAnsi="Times New Roman" w:cs="Times New Roman"/>
-                <w:b w:val="0"/>
-                <w:bCs w:val="0"/>
                 <w:noProof/>
                 <w:webHidden/>
                 <w:sz w:val="28"/>
@@ -6688,20 +6626,16 @@
             <w:r>
               <w:rPr>
                 <w:rFonts w:ascii="Times New Roman" w:hAnsi="Times New Roman" w:cs="Times New Roman"/>
-                <w:b w:val="0"/>
-                <w:bCs w:val="0"/>
                 <w:noProof/>
                 <w:webHidden/>
                 <w:sz w:val="28"/>
                 <w:szCs w:val="28"/>
               </w:rPr>
-              <w:instrText xml:space="preserve"> PAGEREF _Toc242201577 \h </w:instrText>
+              <w:instrText xml:space="preserve"> PAGEREF _Toc242202198 \h </w:instrText>
             </w:r>
             <w:r>
               <w:rPr>
                 <w:rFonts w:ascii="Times New Roman" w:hAnsi="Times New Roman" w:cs="Times New Roman"/>
-                <w:b w:val="0"/>
-                <w:bCs w:val="0"/>
                 <w:noProof/>
                 <w:webHidden/>
                 <w:sz w:val="28"/>
@@ -6711,8 +6645,6 @@
             <w:r>
               <w:rPr>
                 <w:rFonts w:ascii="Times New Roman" w:hAnsi="Times New Roman" w:cs="Times New Roman"/>
-                <w:b w:val="0"/>
-                <w:bCs w:val="0"/>
                 <w:noProof/>
                 <w:webHidden/>
                 <w:sz w:val="28"/>
@@ -6723,8 +6655,6 @@
             <w:r>
               <w:rPr>
                 <w:rFonts w:ascii="Times New Roman" w:hAnsi="Times New Roman" w:cs="Times New Roman"/>
-                <w:b w:val="0"/>
-                <w:bCs w:val="0"/>
                 <w:noProof/>
                 <w:webHidden/>
                 <w:sz w:val="28"/>
@@ -6735,8 +6665,6 @@
             <w:r>
               <w:rPr>
                 <w:rFonts w:ascii="Times New Roman" w:hAnsi="Times New Roman" w:cs="Times New Roman"/>
-                <w:b w:val="0"/>
-                <w:bCs w:val="0"/>
                 <w:noProof/>
                 <w:webHidden/>
                 <w:sz w:val="28"/>
@@ -6752,8 +6680,6 @@
             <w:tabs>
               <w:tab w:val="right" w:leader="dot" w:pos="9628"/>
             </w:tabs>
-            <w:spacing w:line="240" w:lineRule="auto"/>
-            <w:jc w:val="both"/>
             <w:rPr>
               <w:rFonts w:ascii="Times New Roman" w:hAnsi="Times New Roman" w:cs="Times New Roman"/>
               <w:noProof/>
@@ -6763,7 +6689,7 @@
               <w14:ligatures w14:val="standardContextual"/>
             </w:rPr>
           </w:pPr>
-          <w:hyperlink w:anchor="_Toc242201578" w:history="1">
+          <w:hyperlink w:anchor="_Toc242202199" w:history="1">
             <w:r>
               <w:rPr>
                 <w:rStyle w:val="af0"/>
@@ -6802,7 +6728,7 @@
                 <w:sz w:val="28"/>
                 <w:szCs w:val="28"/>
               </w:rPr>
-              <w:instrText xml:space="preserve"> PAGEREF _Toc242201578 \h </w:instrText>
+              <w:instrText xml:space="preserve"> PAGEREF _Toc242202199 \h </w:instrText>
             </w:r>
             <w:r>
               <w:rPr>
@@ -6851,8 +6777,6 @@
             <w:tabs>
               <w:tab w:val="right" w:leader="dot" w:pos="9628"/>
             </w:tabs>
-            <w:spacing w:line="240" w:lineRule="auto"/>
-            <w:jc w:val="both"/>
             <w:rPr>
               <w:rFonts w:ascii="Times New Roman" w:hAnsi="Times New Roman" w:cs="Times New Roman"/>
               <w:noProof/>
@@ -6862,7 +6786,7 @@
               <w14:ligatures w14:val="standardContextual"/>
             </w:rPr>
           </w:pPr>
-          <w:hyperlink w:anchor="_Toc242201579" w:history="1">
+          <w:hyperlink w:anchor="_Toc242202200" w:history="1">
             <w:r>
               <w:rPr>
                 <w:rStyle w:val="af0"/>
@@ -6901,7 +6825,7 @@
                 <w:sz w:val="28"/>
                 <w:szCs w:val="28"/>
               </w:rPr>
-              <w:instrText xml:space="preserve"> PAGEREF _Toc242201579 \h </w:instrText>
+              <w:instrText xml:space="preserve"> PAGEREF _Toc242202200 \h </w:instrText>
             </w:r>
             <w:r>
               <w:rPr>
@@ -6950,8 +6874,6 @@
             <w:tabs>
               <w:tab w:val="right" w:leader="dot" w:pos="9628"/>
             </w:tabs>
-            <w:spacing w:line="240" w:lineRule="auto"/>
-            <w:jc w:val="both"/>
             <w:rPr>
               <w:rFonts w:ascii="Times New Roman" w:hAnsi="Times New Roman" w:cs="Times New Roman"/>
               <w:noProof/>
@@ -6961,7 +6883,7 @@
               <w14:ligatures w14:val="standardContextual"/>
             </w:rPr>
           </w:pPr>
-          <w:hyperlink w:anchor="_Toc242201580" w:history="1">
+          <w:hyperlink w:anchor="_Toc242202201" w:history="1">
             <w:r>
               <w:rPr>
                 <w:rStyle w:val="af0"/>
@@ -7000,7 +6922,7 @@
                 <w:sz w:val="28"/>
                 <w:szCs w:val="28"/>
               </w:rPr>
-              <w:instrText xml:space="preserve"> PAGEREF _Toc242201580 \h </w:instrText>
+              <w:instrText xml:space="preserve"> PAGEREF _Toc242202201 \h </w:instrText>
             </w:r>
             <w:r>
               <w:rPr>
@@ -7030,303 +6952,6 @@
                 <w:szCs w:val="28"/>
               </w:rPr>
               <w:t>12</w:t>
-            </w:r>
-            <w:r>
-              <w:rPr>
-                <w:rFonts w:ascii="Times New Roman" w:hAnsi="Times New Roman" w:cs="Times New Roman"/>
-                <w:noProof/>
-                <w:webHidden/>
-                <w:sz w:val="28"/>
-                <w:szCs w:val="28"/>
-              </w:rPr>
-              <w:fldChar w:fldCharType="end"/>
-            </w:r>
-          </w:hyperlink>
-        </w:p>
-        <w:p>
-          <w:pPr>
-            <w:pStyle w:val="32"/>
-            <w:tabs>
-              <w:tab w:val="right" w:leader="dot" w:pos="9628"/>
-            </w:tabs>
-            <w:spacing w:line="240" w:lineRule="auto"/>
-            <w:jc w:val="both"/>
-            <w:rPr>
-              <w:rFonts w:ascii="Times New Roman" w:hAnsi="Times New Roman" w:cs="Times New Roman"/>
-              <w:noProof/>
-              <w:kern w:val="2"/>
-              <w:sz w:val="28"/>
-              <w:szCs w:val="28"/>
-              <w14:ligatures w14:val="standardContextual"/>
-            </w:rPr>
-          </w:pPr>
-          <w:hyperlink w:anchor="_Toc242201581" w:history="1">
-            <w:r>
-              <w:rPr>
-                <w:rStyle w:val="af0"/>
-                <w:rFonts w:ascii="Times New Roman" w:hAnsi="Times New Roman" w:cs="Times New Roman"/>
-                <w:noProof/>
-                <w:sz w:val="28"/>
-                <w:szCs w:val="28"/>
-              </w:rPr>
-              <w:t>1.3.1 Критерии сравнения</w:t>
-            </w:r>
-            <w:r>
-              <w:rPr>
-                <w:rFonts w:ascii="Times New Roman" w:hAnsi="Times New Roman" w:cs="Times New Roman"/>
-                <w:noProof/>
-                <w:webHidden/>
-                <w:sz w:val="28"/>
-                <w:szCs w:val="28"/>
-              </w:rPr>
-              <w:tab/>
-            </w:r>
-            <w:r>
-              <w:rPr>
-                <w:rFonts w:ascii="Times New Roman" w:hAnsi="Times New Roman" w:cs="Times New Roman"/>
-                <w:noProof/>
-                <w:webHidden/>
-                <w:sz w:val="28"/>
-                <w:szCs w:val="28"/>
-              </w:rPr>
-              <w:fldChar w:fldCharType="begin"/>
-            </w:r>
-            <w:r>
-              <w:rPr>
-                <w:rFonts w:ascii="Times New Roman" w:hAnsi="Times New Roman" w:cs="Times New Roman"/>
-                <w:noProof/>
-                <w:webHidden/>
-                <w:sz w:val="28"/>
-                <w:szCs w:val="28"/>
-              </w:rPr>
-              <w:instrText xml:space="preserve"> PAGEREF _Toc242201581 \h </w:instrText>
-            </w:r>
-            <w:r>
-              <w:rPr>
-                <w:rFonts w:ascii="Times New Roman" w:hAnsi="Times New Roman" w:cs="Times New Roman"/>
-                <w:noProof/>
-                <w:webHidden/>
-                <w:sz w:val="28"/>
-                <w:szCs w:val="28"/>
-              </w:rPr>
-            </w:r>
-            <w:r>
-              <w:rPr>
-                <w:rFonts w:ascii="Times New Roman" w:hAnsi="Times New Roman" w:cs="Times New Roman"/>
-                <w:noProof/>
-                <w:webHidden/>
-                <w:sz w:val="28"/>
-                <w:szCs w:val="28"/>
-              </w:rPr>
-              <w:fldChar w:fldCharType="separate"/>
-            </w:r>
-            <w:r>
-              <w:rPr>
-                <w:rFonts w:ascii="Times New Roman" w:hAnsi="Times New Roman" w:cs="Times New Roman"/>
-                <w:noProof/>
-                <w:webHidden/>
-                <w:sz w:val="28"/>
-                <w:szCs w:val="28"/>
-              </w:rPr>
-              <w:t>12</w:t>
-            </w:r>
-            <w:r>
-              <w:rPr>
-                <w:rFonts w:ascii="Times New Roman" w:hAnsi="Times New Roman" w:cs="Times New Roman"/>
-                <w:noProof/>
-                <w:webHidden/>
-                <w:sz w:val="28"/>
-                <w:szCs w:val="28"/>
-              </w:rPr>
-              <w:fldChar w:fldCharType="end"/>
-            </w:r>
-          </w:hyperlink>
-        </w:p>
-        <w:p>
-          <w:pPr>
-            <w:pStyle w:val="32"/>
-            <w:tabs>
-              <w:tab w:val="right" w:leader="dot" w:pos="9628"/>
-            </w:tabs>
-            <w:spacing w:line="240" w:lineRule="auto"/>
-            <w:jc w:val="both"/>
-            <w:rPr>
-              <w:rFonts w:ascii="Times New Roman" w:hAnsi="Times New Roman" w:cs="Times New Roman"/>
-              <w:noProof/>
-              <w:kern w:val="2"/>
-              <w:sz w:val="28"/>
-              <w:szCs w:val="28"/>
-              <w14:ligatures w14:val="standardContextual"/>
-            </w:rPr>
-          </w:pPr>
-          <w:hyperlink w:anchor="_Toc242201582" w:history="1">
-            <w:r>
-              <w:rPr>
-                <w:rStyle w:val="af0"/>
-                <w:rFonts w:ascii="Times New Roman" w:hAnsi="Times New Roman" w:cs="Times New Roman"/>
-                <w:noProof/>
-                <w:sz w:val="28"/>
-                <w:szCs w:val="28"/>
-              </w:rPr>
-              <w:t>1.3.2 Возможности программных продуктов</w:t>
-            </w:r>
-            <w:r>
-              <w:rPr>
-                <w:rFonts w:ascii="Times New Roman" w:hAnsi="Times New Roman" w:cs="Times New Roman"/>
-                <w:noProof/>
-                <w:webHidden/>
-                <w:sz w:val="28"/>
-                <w:szCs w:val="28"/>
-              </w:rPr>
-              <w:tab/>
-            </w:r>
-            <w:r>
-              <w:rPr>
-                <w:rFonts w:ascii="Times New Roman" w:hAnsi="Times New Roman" w:cs="Times New Roman"/>
-                <w:noProof/>
-                <w:webHidden/>
-                <w:sz w:val="28"/>
-                <w:szCs w:val="28"/>
-              </w:rPr>
-              <w:fldChar w:fldCharType="begin"/>
-            </w:r>
-            <w:r>
-              <w:rPr>
-                <w:rFonts w:ascii="Times New Roman" w:hAnsi="Times New Roman" w:cs="Times New Roman"/>
-                <w:noProof/>
-                <w:webHidden/>
-                <w:sz w:val="28"/>
-                <w:szCs w:val="28"/>
-              </w:rPr>
-              <w:instrText xml:space="preserve"> PAGEREF _Toc242201582 \h </w:instrText>
-            </w:r>
-            <w:r>
-              <w:rPr>
-                <w:rFonts w:ascii="Times New Roman" w:hAnsi="Times New Roman" w:cs="Times New Roman"/>
-                <w:noProof/>
-                <w:webHidden/>
-                <w:sz w:val="28"/>
-                <w:szCs w:val="28"/>
-              </w:rPr>
-            </w:r>
-            <w:r>
-              <w:rPr>
-                <w:rFonts w:ascii="Times New Roman" w:hAnsi="Times New Roman" w:cs="Times New Roman"/>
-                <w:noProof/>
-                <w:webHidden/>
-                <w:sz w:val="28"/>
-                <w:szCs w:val="28"/>
-              </w:rPr>
-              <w:fldChar w:fldCharType="separate"/>
-            </w:r>
-            <w:r>
-              <w:rPr>
-                <w:rFonts w:ascii="Times New Roman" w:hAnsi="Times New Roman" w:cs="Times New Roman"/>
-                <w:noProof/>
-                <w:webHidden/>
-                <w:sz w:val="28"/>
-                <w:szCs w:val="28"/>
-              </w:rPr>
-              <w:t>12</w:t>
-            </w:r>
-            <w:r>
-              <w:rPr>
-                <w:rFonts w:ascii="Times New Roman" w:hAnsi="Times New Roman" w:cs="Times New Roman"/>
-                <w:noProof/>
-                <w:webHidden/>
-                <w:sz w:val="28"/>
-                <w:szCs w:val="28"/>
-              </w:rPr>
-              <w:fldChar w:fldCharType="end"/>
-            </w:r>
-          </w:hyperlink>
-        </w:p>
-        <w:p>
-          <w:pPr>
-            <w:pStyle w:val="32"/>
-            <w:tabs>
-              <w:tab w:val="right" w:leader="dot" w:pos="9628"/>
-            </w:tabs>
-            <w:spacing w:line="240" w:lineRule="auto"/>
-            <w:jc w:val="both"/>
-            <w:rPr>
-              <w:rFonts w:ascii="Times New Roman" w:hAnsi="Times New Roman" w:cs="Times New Roman"/>
-              <w:noProof/>
-              <w:kern w:val="2"/>
-              <w:sz w:val="28"/>
-              <w:szCs w:val="28"/>
-              <w14:ligatures w14:val="standardContextual"/>
-            </w:rPr>
-          </w:pPr>
-          <w:hyperlink w:anchor="_Toc242201583" w:history="1">
-            <w:r>
-              <w:rPr>
-                <w:rStyle w:val="af0"/>
-                <w:rFonts w:ascii="Times New Roman" w:hAnsi="Times New Roman" w:cs="Times New Roman"/>
-                <w:noProof/>
-                <w:sz w:val="28"/>
-                <w:szCs w:val="28"/>
-              </w:rPr>
-              <w:t>1.3.3 Выводы из сравнения</w:t>
-            </w:r>
-            <w:r>
-              <w:rPr>
-                <w:rFonts w:ascii="Times New Roman" w:hAnsi="Times New Roman" w:cs="Times New Roman"/>
-                <w:noProof/>
-                <w:webHidden/>
-                <w:sz w:val="28"/>
-                <w:szCs w:val="28"/>
-              </w:rPr>
-              <w:tab/>
-            </w:r>
-            <w:r>
-              <w:rPr>
-                <w:rFonts w:ascii="Times New Roman" w:hAnsi="Times New Roman" w:cs="Times New Roman"/>
-                <w:noProof/>
-                <w:webHidden/>
-                <w:sz w:val="28"/>
-                <w:szCs w:val="28"/>
-              </w:rPr>
-              <w:fldChar w:fldCharType="begin"/>
-            </w:r>
-            <w:r>
-              <w:rPr>
-                <w:rFonts w:ascii="Times New Roman" w:hAnsi="Times New Roman" w:cs="Times New Roman"/>
-                <w:noProof/>
-                <w:webHidden/>
-                <w:sz w:val="28"/>
-                <w:szCs w:val="28"/>
-              </w:rPr>
-              <w:instrText xml:space="preserve"> PAGEREF _Toc242201583 \h </w:instrText>
-            </w:r>
-            <w:r>
-              <w:rPr>
-                <w:rFonts w:ascii="Times New Roman" w:hAnsi="Times New Roman" w:cs="Times New Roman"/>
-                <w:noProof/>
-                <w:webHidden/>
-                <w:sz w:val="28"/>
-                <w:szCs w:val="28"/>
-              </w:rPr>
-            </w:r>
-            <w:r>
-              <w:rPr>
-                <w:rFonts w:ascii="Times New Roman" w:hAnsi="Times New Roman" w:cs="Times New Roman"/>
-                <w:noProof/>
-                <w:webHidden/>
-                <w:sz w:val="28"/>
-                <w:szCs w:val="28"/>
-              </w:rPr>
-              <w:fldChar w:fldCharType="separate"/>
-            </w:r>
-            <w:r>
-              <w:rPr>
-                <w:rFonts w:ascii="Times New Roman" w:hAnsi="Times New Roman" w:cs="Times New Roman"/>
-                <w:noProof/>
-                <w:webHidden/>
-                <w:sz w:val="28"/>
-                <w:szCs w:val="28"/>
-              </w:rPr>
-              <w:t>13</w:t>
             </w:r>
             <w:r>
               <w:rPr>
@@ -7346,8 +6971,6 @@
             <w:tabs>
               <w:tab w:val="right" w:leader="dot" w:pos="9628"/>
             </w:tabs>
-            <w:spacing w:line="240" w:lineRule="auto"/>
-            <w:jc w:val="both"/>
             <w:rPr>
               <w:rFonts w:ascii="Times New Roman" w:hAnsi="Times New Roman" w:cs="Times New Roman"/>
               <w:b w:val="0"/>
@@ -7359,13 +6982,11 @@
               <w14:ligatures w14:val="standardContextual"/>
             </w:rPr>
           </w:pPr>
-          <w:hyperlink w:anchor="_Toc242201584" w:history="1">
+          <w:hyperlink w:anchor="_Toc242202202" w:history="1">
             <w:r>
               <w:rPr>
                 <w:rStyle w:val="af0"/>
                 <w:rFonts w:ascii="Times New Roman" w:hAnsi="Times New Roman" w:cs="Times New Roman"/>
-                <w:b w:val="0"/>
-                <w:bCs w:val="0"/>
                 <w:noProof/>
                 <w:sz w:val="28"/>
                 <w:szCs w:val="28"/>
@@ -7375,8 +6996,6 @@
             <w:r>
               <w:rPr>
                 <w:rFonts w:ascii="Times New Roman" w:hAnsi="Times New Roman" w:cs="Times New Roman"/>
-                <w:b w:val="0"/>
-                <w:bCs w:val="0"/>
                 <w:noProof/>
                 <w:webHidden/>
                 <w:sz w:val="28"/>
@@ -7387,8 +7006,6 @@
             <w:r>
               <w:rPr>
                 <w:rFonts w:ascii="Times New Roman" w:hAnsi="Times New Roman" w:cs="Times New Roman"/>
-                <w:b w:val="0"/>
-                <w:bCs w:val="0"/>
                 <w:noProof/>
                 <w:webHidden/>
                 <w:sz w:val="28"/>
@@ -7399,20 +7016,16 @@
             <w:r>
               <w:rPr>
                 <w:rFonts w:ascii="Times New Roman" w:hAnsi="Times New Roman" w:cs="Times New Roman"/>
-                <w:b w:val="0"/>
-                <w:bCs w:val="0"/>
                 <w:noProof/>
                 <w:webHidden/>
                 <w:sz w:val="28"/>
                 <w:szCs w:val="28"/>
               </w:rPr>
-              <w:instrText xml:space="preserve"> PAGEREF _Toc242201584 \h </w:instrText>
+              <w:instrText xml:space="preserve"> PAGEREF _Toc242202202 \h </w:instrText>
             </w:r>
             <w:r>
               <w:rPr>
                 <w:rFonts w:ascii="Times New Roman" w:hAnsi="Times New Roman" w:cs="Times New Roman"/>
-                <w:b w:val="0"/>
-                <w:bCs w:val="0"/>
                 <w:noProof/>
                 <w:webHidden/>
                 <w:sz w:val="28"/>
@@ -7422,8 +7035,6 @@
             <w:r>
               <w:rPr>
                 <w:rFonts w:ascii="Times New Roman" w:hAnsi="Times New Roman" w:cs="Times New Roman"/>
-                <w:b w:val="0"/>
-                <w:bCs w:val="0"/>
                 <w:noProof/>
                 <w:webHidden/>
                 <w:sz w:val="28"/>
@@ -7434,8 +7045,6 @@
             <w:r>
               <w:rPr>
                 <w:rFonts w:ascii="Times New Roman" w:hAnsi="Times New Roman" w:cs="Times New Roman"/>
-                <w:b w:val="0"/>
-                <w:bCs w:val="0"/>
                 <w:noProof/>
                 <w:webHidden/>
                 <w:sz w:val="28"/>
@@ -7446,8 +7055,6 @@
             <w:r>
               <w:rPr>
                 <w:rFonts w:ascii="Times New Roman" w:hAnsi="Times New Roman" w:cs="Times New Roman"/>
-                <w:b w:val="0"/>
-                <w:bCs w:val="0"/>
                 <w:noProof/>
                 <w:webHidden/>
                 <w:sz w:val="28"/>
@@ -7463,8 +7070,6 @@
             <w:tabs>
               <w:tab w:val="right" w:leader="dot" w:pos="9628"/>
             </w:tabs>
-            <w:spacing w:line="240" w:lineRule="auto"/>
-            <w:jc w:val="both"/>
             <w:rPr>
               <w:rFonts w:ascii="Times New Roman" w:hAnsi="Times New Roman" w:cs="Times New Roman"/>
               <w:noProof/>
@@ -7474,7 +7079,7 @@
               <w14:ligatures w14:val="standardContextual"/>
             </w:rPr>
           </w:pPr>
-          <w:hyperlink w:anchor="_Toc242201585" w:history="1">
+          <w:hyperlink w:anchor="_Toc242202203" w:history="1">
             <w:r>
               <w:rPr>
                 <w:rStyle w:val="af0"/>
@@ -7513,7 +7118,7 @@
                 <w:sz w:val="28"/>
                 <w:szCs w:val="28"/>
               </w:rPr>
-              <w:instrText xml:space="preserve"> PAGEREF _Toc242201585 \h </w:instrText>
+              <w:instrText xml:space="preserve"> PAGEREF _Toc242202203 \h </w:instrText>
             </w:r>
             <w:r>
               <w:rPr>
@@ -7562,8 +7167,6 @@
             <w:tabs>
               <w:tab w:val="right" w:leader="dot" w:pos="9628"/>
             </w:tabs>
-            <w:spacing w:line="240" w:lineRule="auto"/>
-            <w:jc w:val="both"/>
             <w:rPr>
               <w:rFonts w:ascii="Times New Roman" w:hAnsi="Times New Roman" w:cs="Times New Roman"/>
               <w:noProof/>
@@ -7573,7 +7176,7 @@
               <w14:ligatures w14:val="standardContextual"/>
             </w:rPr>
           </w:pPr>
-          <w:hyperlink w:anchor="_Toc242201586" w:history="1">
+          <w:hyperlink w:anchor="_Toc242202204" w:history="1">
             <w:r>
               <w:rPr>
                 <w:rStyle w:val="af0"/>
@@ -7612,7 +7215,7 @@
                 <w:sz w:val="28"/>
                 <w:szCs w:val="28"/>
               </w:rPr>
-              <w:instrText xml:space="preserve"> PAGEREF _Toc242201586 \h </w:instrText>
+              <w:instrText xml:space="preserve"> PAGEREF _Toc242202204 \h </w:instrText>
             </w:r>
             <w:r>
               <w:rPr>
@@ -7661,8 +7264,6 @@
             <w:tabs>
               <w:tab w:val="right" w:leader="dot" w:pos="9628"/>
             </w:tabs>
-            <w:spacing w:line="240" w:lineRule="auto"/>
-            <w:jc w:val="both"/>
             <w:rPr>
               <w:rFonts w:ascii="Times New Roman" w:hAnsi="Times New Roman" w:cs="Times New Roman"/>
               <w:noProof/>
@@ -7672,7 +7273,7 @@
               <w14:ligatures w14:val="standardContextual"/>
             </w:rPr>
           </w:pPr>
-          <w:hyperlink w:anchor="_Toc242201587" w:history="1">
+          <w:hyperlink w:anchor="_Toc242202205" w:history="1">
             <w:r>
               <w:rPr>
                 <w:rStyle w:val="af0"/>
@@ -7711,7 +7312,7 @@
                 <w:sz w:val="28"/>
                 <w:szCs w:val="28"/>
               </w:rPr>
-              <w:instrText xml:space="preserve"> PAGEREF _Toc242201587 \h </w:instrText>
+              <w:instrText xml:space="preserve"> PAGEREF _Toc242202205 \h </w:instrText>
             </w:r>
             <w:r>
               <w:rPr>
@@ -7760,8 +7361,6 @@
             <w:tabs>
               <w:tab w:val="right" w:leader="dot" w:pos="9628"/>
             </w:tabs>
-            <w:spacing w:line="240" w:lineRule="auto"/>
-            <w:jc w:val="both"/>
             <w:rPr>
               <w:rFonts w:ascii="Times New Roman" w:hAnsi="Times New Roman" w:cs="Times New Roman"/>
               <w:noProof/>
@@ -7771,7 +7370,7 @@
               <w14:ligatures w14:val="standardContextual"/>
             </w:rPr>
           </w:pPr>
-          <w:hyperlink w:anchor="_Toc242201588" w:history="1">
+          <w:hyperlink w:anchor="_Toc242202206" w:history="1">
             <w:r>
               <w:rPr>
                 <w:rStyle w:val="af0"/>
@@ -7780,7 +7379,7 @@
                 <w:sz w:val="28"/>
                 <w:szCs w:val="28"/>
               </w:rPr>
-              <w:t>2.4 Выходные данные и узкие места</w:t>
+              <w:t>2.4 Выходные данные и риски</w:t>
             </w:r>
             <w:r>
               <w:rPr>
@@ -7810,7 +7409,7 @@
                 <w:sz w:val="28"/>
                 <w:szCs w:val="28"/>
               </w:rPr>
-              <w:instrText xml:space="preserve"> PAGEREF _Toc242201588 \h </w:instrText>
+              <w:instrText xml:space="preserve"> PAGEREF _Toc242202206 \h </w:instrText>
             </w:r>
             <w:r>
               <w:rPr>
@@ -7859,8 +7458,6 @@
             <w:tabs>
               <w:tab w:val="right" w:leader="dot" w:pos="9628"/>
             </w:tabs>
-            <w:spacing w:line="240" w:lineRule="auto"/>
-            <w:jc w:val="both"/>
             <w:rPr>
               <w:rFonts w:ascii="Times New Roman" w:hAnsi="Times New Roman" w:cs="Times New Roman"/>
               <w:noProof/>
@@ -7870,7 +7467,7 @@
               <w14:ligatures w14:val="standardContextual"/>
             </w:rPr>
           </w:pPr>
-          <w:hyperlink w:anchor="_Toc242201589" w:history="1">
+          <w:hyperlink w:anchor="_Toc242202207" w:history="1">
             <w:r>
               <w:rPr>
                 <w:rStyle w:val="af0"/>
@@ -7909,7 +7506,7 @@
                 <w:sz w:val="28"/>
                 <w:szCs w:val="28"/>
               </w:rPr>
-              <w:instrText xml:space="preserve"> PAGEREF _Toc242201589 \h </w:instrText>
+              <w:instrText xml:space="preserve"> PAGEREF _Toc242202207 \h </w:instrText>
             </w:r>
             <w:r>
               <w:rPr>
@@ -7939,303 +7536,6 @@
                 <w:szCs w:val="28"/>
               </w:rPr>
               <w:t>16</w:t>
-            </w:r>
-            <w:r>
-              <w:rPr>
-                <w:rFonts w:ascii="Times New Roman" w:hAnsi="Times New Roman" w:cs="Times New Roman"/>
-                <w:noProof/>
-                <w:webHidden/>
-                <w:sz w:val="28"/>
-                <w:szCs w:val="28"/>
-              </w:rPr>
-              <w:fldChar w:fldCharType="end"/>
-            </w:r>
-          </w:hyperlink>
-        </w:p>
-        <w:p>
-          <w:pPr>
-            <w:pStyle w:val="32"/>
-            <w:tabs>
-              <w:tab w:val="right" w:leader="dot" w:pos="9628"/>
-            </w:tabs>
-            <w:spacing w:line="240" w:lineRule="auto"/>
-            <w:jc w:val="both"/>
-            <w:rPr>
-              <w:rFonts w:ascii="Times New Roman" w:hAnsi="Times New Roman" w:cs="Times New Roman"/>
-              <w:noProof/>
-              <w:kern w:val="2"/>
-              <w:sz w:val="28"/>
-              <w:szCs w:val="28"/>
-              <w14:ligatures w14:val="standardContextual"/>
-            </w:rPr>
-          </w:pPr>
-          <w:hyperlink w:anchor="_Toc242201590" w:history="1">
-            <w:r>
-              <w:rPr>
-                <w:rStyle w:val="af0"/>
-                <w:rFonts w:ascii="Times New Roman" w:hAnsi="Times New Roman" w:cs="Times New Roman"/>
-                <w:noProof/>
-                <w:sz w:val="28"/>
-                <w:szCs w:val="28"/>
-              </w:rPr>
-              <w:t>2.5.1 Цель автоматизации и границы решения</w:t>
-            </w:r>
-            <w:r>
-              <w:rPr>
-                <w:rFonts w:ascii="Times New Roman" w:hAnsi="Times New Roman" w:cs="Times New Roman"/>
-                <w:noProof/>
-                <w:webHidden/>
-                <w:sz w:val="28"/>
-                <w:szCs w:val="28"/>
-              </w:rPr>
-              <w:tab/>
-            </w:r>
-            <w:r>
-              <w:rPr>
-                <w:rFonts w:ascii="Times New Roman" w:hAnsi="Times New Roman" w:cs="Times New Roman"/>
-                <w:noProof/>
-                <w:webHidden/>
-                <w:sz w:val="28"/>
-                <w:szCs w:val="28"/>
-              </w:rPr>
-              <w:fldChar w:fldCharType="begin"/>
-            </w:r>
-            <w:r>
-              <w:rPr>
-                <w:rFonts w:ascii="Times New Roman" w:hAnsi="Times New Roman" w:cs="Times New Roman"/>
-                <w:noProof/>
-                <w:webHidden/>
-                <w:sz w:val="28"/>
-                <w:szCs w:val="28"/>
-              </w:rPr>
-              <w:instrText xml:space="preserve"> PAGEREF _Toc242201590 \h </w:instrText>
-            </w:r>
-            <w:r>
-              <w:rPr>
-                <w:rFonts w:ascii="Times New Roman" w:hAnsi="Times New Roman" w:cs="Times New Roman"/>
-                <w:noProof/>
-                <w:webHidden/>
-                <w:sz w:val="28"/>
-                <w:szCs w:val="28"/>
-              </w:rPr>
-            </w:r>
-            <w:r>
-              <w:rPr>
-                <w:rFonts w:ascii="Times New Roman" w:hAnsi="Times New Roman" w:cs="Times New Roman"/>
-                <w:noProof/>
-                <w:webHidden/>
-                <w:sz w:val="28"/>
-                <w:szCs w:val="28"/>
-              </w:rPr>
-              <w:fldChar w:fldCharType="separate"/>
-            </w:r>
-            <w:r>
-              <w:rPr>
-                <w:rFonts w:ascii="Times New Roman" w:hAnsi="Times New Roman" w:cs="Times New Roman"/>
-                <w:noProof/>
-                <w:webHidden/>
-                <w:sz w:val="28"/>
-                <w:szCs w:val="28"/>
-              </w:rPr>
-              <w:t>16</w:t>
-            </w:r>
-            <w:r>
-              <w:rPr>
-                <w:rFonts w:ascii="Times New Roman" w:hAnsi="Times New Roman" w:cs="Times New Roman"/>
-                <w:noProof/>
-                <w:webHidden/>
-                <w:sz w:val="28"/>
-                <w:szCs w:val="28"/>
-              </w:rPr>
-              <w:fldChar w:fldCharType="end"/>
-            </w:r>
-          </w:hyperlink>
-        </w:p>
-        <w:p>
-          <w:pPr>
-            <w:pStyle w:val="32"/>
-            <w:tabs>
-              <w:tab w:val="right" w:leader="dot" w:pos="9628"/>
-            </w:tabs>
-            <w:spacing w:line="240" w:lineRule="auto"/>
-            <w:jc w:val="both"/>
-            <w:rPr>
-              <w:rFonts w:ascii="Times New Roman" w:hAnsi="Times New Roman" w:cs="Times New Roman"/>
-              <w:noProof/>
-              <w:kern w:val="2"/>
-              <w:sz w:val="28"/>
-              <w:szCs w:val="28"/>
-              <w14:ligatures w14:val="standardContextual"/>
-            </w:rPr>
-          </w:pPr>
-          <w:hyperlink w:anchor="_Toc242201591" w:history="1">
-            <w:r>
-              <w:rPr>
-                <w:rStyle w:val="af0"/>
-                <w:rFonts w:ascii="Times New Roman" w:hAnsi="Times New Roman" w:cs="Times New Roman"/>
-                <w:noProof/>
-                <w:sz w:val="28"/>
-                <w:szCs w:val="28"/>
-              </w:rPr>
-              <w:t>2.5.2 Функциональные требования</w:t>
-            </w:r>
-            <w:r>
-              <w:rPr>
-                <w:rFonts w:ascii="Times New Roman" w:hAnsi="Times New Roman" w:cs="Times New Roman"/>
-                <w:noProof/>
-                <w:webHidden/>
-                <w:sz w:val="28"/>
-                <w:szCs w:val="28"/>
-              </w:rPr>
-              <w:tab/>
-            </w:r>
-            <w:r>
-              <w:rPr>
-                <w:rFonts w:ascii="Times New Roman" w:hAnsi="Times New Roman" w:cs="Times New Roman"/>
-                <w:noProof/>
-                <w:webHidden/>
-                <w:sz w:val="28"/>
-                <w:szCs w:val="28"/>
-              </w:rPr>
-              <w:fldChar w:fldCharType="begin"/>
-            </w:r>
-            <w:r>
-              <w:rPr>
-                <w:rFonts w:ascii="Times New Roman" w:hAnsi="Times New Roman" w:cs="Times New Roman"/>
-                <w:noProof/>
-                <w:webHidden/>
-                <w:sz w:val="28"/>
-                <w:szCs w:val="28"/>
-              </w:rPr>
-              <w:instrText xml:space="preserve"> PAGEREF _Toc242201591 \h </w:instrText>
-            </w:r>
-            <w:r>
-              <w:rPr>
-                <w:rFonts w:ascii="Times New Roman" w:hAnsi="Times New Roman" w:cs="Times New Roman"/>
-                <w:noProof/>
-                <w:webHidden/>
-                <w:sz w:val="28"/>
-                <w:szCs w:val="28"/>
-              </w:rPr>
-            </w:r>
-            <w:r>
-              <w:rPr>
-                <w:rFonts w:ascii="Times New Roman" w:hAnsi="Times New Roman" w:cs="Times New Roman"/>
-                <w:noProof/>
-                <w:webHidden/>
-                <w:sz w:val="28"/>
-                <w:szCs w:val="28"/>
-              </w:rPr>
-              <w:fldChar w:fldCharType="separate"/>
-            </w:r>
-            <w:r>
-              <w:rPr>
-                <w:rFonts w:ascii="Times New Roman" w:hAnsi="Times New Roman" w:cs="Times New Roman"/>
-                <w:noProof/>
-                <w:webHidden/>
-                <w:sz w:val="28"/>
-                <w:szCs w:val="28"/>
-              </w:rPr>
-              <w:t>16</w:t>
-            </w:r>
-            <w:r>
-              <w:rPr>
-                <w:rFonts w:ascii="Times New Roman" w:hAnsi="Times New Roman" w:cs="Times New Roman"/>
-                <w:noProof/>
-                <w:webHidden/>
-                <w:sz w:val="28"/>
-                <w:szCs w:val="28"/>
-              </w:rPr>
-              <w:fldChar w:fldCharType="end"/>
-            </w:r>
-          </w:hyperlink>
-        </w:p>
-        <w:p>
-          <w:pPr>
-            <w:pStyle w:val="32"/>
-            <w:tabs>
-              <w:tab w:val="right" w:leader="dot" w:pos="9628"/>
-            </w:tabs>
-            <w:spacing w:line="240" w:lineRule="auto"/>
-            <w:jc w:val="both"/>
-            <w:rPr>
-              <w:rFonts w:ascii="Times New Roman" w:hAnsi="Times New Roman" w:cs="Times New Roman"/>
-              <w:noProof/>
-              <w:kern w:val="2"/>
-              <w:sz w:val="28"/>
-              <w:szCs w:val="28"/>
-              <w14:ligatures w14:val="standardContextual"/>
-            </w:rPr>
-          </w:pPr>
-          <w:hyperlink w:anchor="_Toc242201592" w:history="1">
-            <w:r>
-              <w:rPr>
-                <w:rStyle w:val="af0"/>
-                <w:rFonts w:ascii="Times New Roman" w:hAnsi="Times New Roman" w:cs="Times New Roman"/>
-                <w:noProof/>
-                <w:sz w:val="28"/>
-                <w:szCs w:val="28"/>
-              </w:rPr>
-              <w:t>2.5.3 Нефункциональные требования и критерии проверки</w:t>
-            </w:r>
-            <w:r>
-              <w:rPr>
-                <w:rFonts w:ascii="Times New Roman" w:hAnsi="Times New Roman" w:cs="Times New Roman"/>
-                <w:noProof/>
-                <w:webHidden/>
-                <w:sz w:val="28"/>
-                <w:szCs w:val="28"/>
-              </w:rPr>
-              <w:tab/>
-            </w:r>
-            <w:r>
-              <w:rPr>
-                <w:rFonts w:ascii="Times New Roman" w:hAnsi="Times New Roman" w:cs="Times New Roman"/>
-                <w:noProof/>
-                <w:webHidden/>
-                <w:sz w:val="28"/>
-                <w:szCs w:val="28"/>
-              </w:rPr>
-              <w:fldChar w:fldCharType="begin"/>
-            </w:r>
-            <w:r>
-              <w:rPr>
-                <w:rFonts w:ascii="Times New Roman" w:hAnsi="Times New Roman" w:cs="Times New Roman"/>
-                <w:noProof/>
-                <w:webHidden/>
-                <w:sz w:val="28"/>
-                <w:szCs w:val="28"/>
-              </w:rPr>
-              <w:instrText xml:space="preserve"> PAGEREF _Toc242201592 \h </w:instrText>
-            </w:r>
-            <w:r>
-              <w:rPr>
-                <w:rFonts w:ascii="Times New Roman" w:hAnsi="Times New Roman" w:cs="Times New Roman"/>
-                <w:noProof/>
-                <w:webHidden/>
-                <w:sz w:val="28"/>
-                <w:szCs w:val="28"/>
-              </w:rPr>
-            </w:r>
-            <w:r>
-              <w:rPr>
-                <w:rFonts w:ascii="Times New Roman" w:hAnsi="Times New Roman" w:cs="Times New Roman"/>
-                <w:noProof/>
-                <w:webHidden/>
-                <w:sz w:val="28"/>
-                <w:szCs w:val="28"/>
-              </w:rPr>
-              <w:fldChar w:fldCharType="separate"/>
-            </w:r>
-            <w:r>
-              <w:rPr>
-                <w:rFonts w:ascii="Times New Roman" w:hAnsi="Times New Roman" w:cs="Times New Roman"/>
-                <w:noProof/>
-                <w:webHidden/>
-                <w:sz w:val="28"/>
-                <w:szCs w:val="28"/>
-              </w:rPr>
-              <w:t>17</w:t>
             </w:r>
             <w:r>
               <w:rPr>
@@ -8255,8 +7555,6 @@
             <w:tabs>
               <w:tab w:val="right" w:leader="dot" w:pos="9628"/>
             </w:tabs>
-            <w:spacing w:line="240" w:lineRule="auto"/>
-            <w:jc w:val="both"/>
             <w:rPr>
               <w:rFonts w:ascii="Times New Roman" w:hAnsi="Times New Roman" w:cs="Times New Roman"/>
               <w:b w:val="0"/>
@@ -8268,13 +7566,11 @@
               <w14:ligatures w14:val="standardContextual"/>
             </w:rPr>
           </w:pPr>
-          <w:hyperlink w:anchor="_Toc242201593" w:history="1">
+          <w:hyperlink w:anchor="_Toc242202208" w:history="1">
             <w:r>
               <w:rPr>
                 <w:rStyle w:val="af0"/>
                 <w:rFonts w:ascii="Times New Roman" w:hAnsi="Times New Roman" w:cs="Times New Roman"/>
-                <w:b w:val="0"/>
-                <w:bCs w:val="0"/>
                 <w:noProof/>
                 <w:sz w:val="28"/>
                 <w:szCs w:val="28"/>
@@ -8284,8 +7580,6 @@
             <w:r>
               <w:rPr>
                 <w:rFonts w:ascii="Times New Roman" w:hAnsi="Times New Roman" w:cs="Times New Roman"/>
-                <w:b w:val="0"/>
-                <w:bCs w:val="0"/>
                 <w:noProof/>
                 <w:webHidden/>
                 <w:sz w:val="28"/>
@@ -8296,8 +7590,6 @@
             <w:r>
               <w:rPr>
                 <w:rFonts w:ascii="Times New Roman" w:hAnsi="Times New Roman" w:cs="Times New Roman"/>
-                <w:b w:val="0"/>
-                <w:bCs w:val="0"/>
                 <w:noProof/>
                 <w:webHidden/>
                 <w:sz w:val="28"/>
@@ -8308,20 +7600,16 @@
             <w:r>
               <w:rPr>
                 <w:rFonts w:ascii="Times New Roman" w:hAnsi="Times New Roman" w:cs="Times New Roman"/>
-                <w:b w:val="0"/>
-                <w:bCs w:val="0"/>
                 <w:noProof/>
                 <w:webHidden/>
                 <w:sz w:val="28"/>
                 <w:szCs w:val="28"/>
               </w:rPr>
-              <w:instrText xml:space="preserve"> PAGEREF _Toc242201593 \h </w:instrText>
+              <w:instrText xml:space="preserve"> PAGEREF _Toc242202208 \h </w:instrText>
             </w:r>
             <w:r>
               <w:rPr>
                 <w:rFonts w:ascii="Times New Roman" w:hAnsi="Times New Roman" w:cs="Times New Roman"/>
-                <w:b w:val="0"/>
-                <w:bCs w:val="0"/>
                 <w:noProof/>
                 <w:webHidden/>
                 <w:sz w:val="28"/>
@@ -8331,8 +7619,6 @@
             <w:r>
               <w:rPr>
                 <w:rFonts w:ascii="Times New Roman" w:hAnsi="Times New Roman" w:cs="Times New Roman"/>
-                <w:b w:val="0"/>
-                <w:bCs w:val="0"/>
                 <w:noProof/>
                 <w:webHidden/>
                 <w:sz w:val="28"/>
@@ -8343,8 +7629,6 @@
             <w:r>
               <w:rPr>
                 <w:rFonts w:ascii="Times New Roman" w:hAnsi="Times New Roman" w:cs="Times New Roman"/>
-                <w:b w:val="0"/>
-                <w:bCs w:val="0"/>
                 <w:noProof/>
                 <w:webHidden/>
                 <w:sz w:val="28"/>
@@ -8355,8 +7639,6 @@
             <w:r>
               <w:rPr>
                 <w:rFonts w:ascii="Times New Roman" w:hAnsi="Times New Roman" w:cs="Times New Roman"/>
-                <w:b w:val="0"/>
-                <w:bCs w:val="0"/>
                 <w:noProof/>
                 <w:webHidden/>
                 <w:sz w:val="28"/>
@@ -8372,8 +7654,6 @@
             <w:tabs>
               <w:tab w:val="right" w:leader="dot" w:pos="9628"/>
             </w:tabs>
-            <w:spacing w:line="240" w:lineRule="auto"/>
-            <w:jc w:val="both"/>
             <w:rPr>
               <w:rFonts w:ascii="Times New Roman" w:hAnsi="Times New Roman" w:cs="Times New Roman"/>
               <w:noProof/>
@@ -8383,7 +7663,7 @@
               <w14:ligatures w14:val="standardContextual"/>
             </w:rPr>
           </w:pPr>
-          <w:hyperlink w:anchor="_Toc242201594" w:history="1">
+          <w:hyperlink w:anchor="_Toc242202209" w:history="1">
             <w:r>
               <w:rPr>
                 <w:rStyle w:val="af0"/>
@@ -8422,7 +7702,7 @@
                 <w:sz w:val="28"/>
                 <w:szCs w:val="28"/>
               </w:rPr>
-              <w:instrText xml:space="preserve"> PAGEREF _Toc242201594 \h </w:instrText>
+              <w:instrText xml:space="preserve"> PAGEREF _Toc242202209 \h </w:instrText>
             </w:r>
             <w:r>
               <w:rPr>
@@ -8471,8 +7751,6 @@
             <w:tabs>
               <w:tab w:val="right" w:leader="dot" w:pos="9628"/>
             </w:tabs>
-            <w:spacing w:line="240" w:lineRule="auto"/>
-            <w:jc w:val="both"/>
             <w:rPr>
               <w:rFonts w:ascii="Times New Roman" w:hAnsi="Times New Roman" w:cs="Times New Roman"/>
               <w:noProof/>
@@ -8482,7 +7760,7 @@
               <w14:ligatures w14:val="standardContextual"/>
             </w:rPr>
           </w:pPr>
-          <w:hyperlink w:anchor="_Toc242201595" w:history="1">
+          <w:hyperlink w:anchor="_Toc242202210" w:history="1">
             <w:r>
               <w:rPr>
                 <w:rStyle w:val="af0"/>
@@ -8521,7 +7799,7 @@
                 <w:sz w:val="28"/>
                 <w:szCs w:val="28"/>
               </w:rPr>
-              <w:instrText xml:space="preserve"> PAGEREF _Toc242201595 \h </w:instrText>
+              <w:instrText xml:space="preserve"> PAGEREF _Toc242202210 \h </w:instrText>
             </w:r>
             <w:r>
               <w:rPr>
@@ -8570,8 +7848,6 @@
             <w:tabs>
               <w:tab w:val="right" w:leader="dot" w:pos="9628"/>
             </w:tabs>
-            <w:spacing w:line="240" w:lineRule="auto"/>
-            <w:jc w:val="both"/>
             <w:rPr>
               <w:rFonts w:ascii="Times New Roman" w:hAnsi="Times New Roman" w:cs="Times New Roman"/>
               <w:noProof/>
@@ -8581,7 +7857,7 @@
               <w14:ligatures w14:val="standardContextual"/>
             </w:rPr>
           </w:pPr>
-          <w:hyperlink w:anchor="_Toc242201596" w:history="1">
+          <w:hyperlink w:anchor="_Toc242202211" w:history="1">
             <w:r>
               <w:rPr>
                 <w:rStyle w:val="af0"/>
@@ -8620,7 +7896,7 @@
                 <w:sz w:val="28"/>
                 <w:szCs w:val="28"/>
               </w:rPr>
-              <w:instrText xml:space="preserve"> PAGEREF _Toc242201596 \h </w:instrText>
+              <w:instrText xml:space="preserve"> PAGEREF _Toc242202211 \h </w:instrText>
             </w:r>
             <w:r>
               <w:rPr>
@@ -8669,8 +7945,6 @@
             <w:tabs>
               <w:tab w:val="right" w:leader="dot" w:pos="9628"/>
             </w:tabs>
-            <w:spacing w:line="240" w:lineRule="auto"/>
-            <w:jc w:val="both"/>
             <w:rPr>
               <w:rFonts w:ascii="Times New Roman" w:hAnsi="Times New Roman" w:cs="Times New Roman"/>
               <w:noProof/>
@@ -8680,7 +7954,7 @@
               <w14:ligatures w14:val="standardContextual"/>
             </w:rPr>
           </w:pPr>
-          <w:hyperlink w:anchor="_Toc242201597" w:history="1">
+          <w:hyperlink w:anchor="_Toc242202212" w:history="1">
             <w:r>
               <w:rPr>
                 <w:rStyle w:val="af0"/>
@@ -8719,7 +7993,7 @@
                 <w:sz w:val="28"/>
                 <w:szCs w:val="28"/>
               </w:rPr>
-              <w:instrText xml:space="preserve"> PAGEREF _Toc242201597 \h </w:instrText>
+              <w:instrText xml:space="preserve"> PAGEREF _Toc242202212 \h </w:instrText>
             </w:r>
             <w:r>
               <w:rPr>
@@ -8768,8 +8042,6 @@
             <w:tabs>
               <w:tab w:val="right" w:leader="dot" w:pos="9628"/>
             </w:tabs>
-            <w:spacing w:line="240" w:lineRule="auto"/>
-            <w:jc w:val="both"/>
             <w:rPr>
               <w:rFonts w:ascii="Times New Roman" w:hAnsi="Times New Roman" w:cs="Times New Roman"/>
               <w:b w:val="0"/>
@@ -8781,13 +8053,11 @@
               <w14:ligatures w14:val="standardContextual"/>
             </w:rPr>
           </w:pPr>
-          <w:hyperlink w:anchor="_Toc242201598" w:history="1">
+          <w:hyperlink w:anchor="_Toc242202213" w:history="1">
             <w:r>
               <w:rPr>
                 <w:rStyle w:val="af0"/>
                 <w:rFonts w:ascii="Times New Roman" w:hAnsi="Times New Roman" w:cs="Times New Roman"/>
-                <w:b w:val="0"/>
-                <w:bCs w:val="0"/>
                 <w:noProof/>
                 <w:sz w:val="28"/>
                 <w:szCs w:val="28"/>
@@ -8797,8 +8067,6 @@
             <w:r>
               <w:rPr>
                 <w:rFonts w:ascii="Times New Roman" w:hAnsi="Times New Roman" w:cs="Times New Roman"/>
-                <w:b w:val="0"/>
-                <w:bCs w:val="0"/>
                 <w:noProof/>
                 <w:webHidden/>
                 <w:sz w:val="28"/>
@@ -8809,8 +8077,6 @@
             <w:r>
               <w:rPr>
                 <w:rFonts w:ascii="Times New Roman" w:hAnsi="Times New Roman" w:cs="Times New Roman"/>
-                <w:b w:val="0"/>
-                <w:bCs w:val="0"/>
                 <w:noProof/>
                 <w:webHidden/>
                 <w:sz w:val="28"/>
@@ -8821,20 +8087,16 @@
             <w:r>
               <w:rPr>
                 <w:rFonts w:ascii="Times New Roman" w:hAnsi="Times New Roman" w:cs="Times New Roman"/>
-                <w:b w:val="0"/>
-                <w:bCs w:val="0"/>
                 <w:noProof/>
                 <w:webHidden/>
                 <w:sz w:val="28"/>
                 <w:szCs w:val="28"/>
               </w:rPr>
-              <w:instrText xml:space="preserve"> PAGEREF _Toc242201598 \h </w:instrText>
+              <w:instrText xml:space="preserve"> PAGEREF _Toc242202213 \h </w:instrText>
             </w:r>
             <w:r>
               <w:rPr>
                 <w:rFonts w:ascii="Times New Roman" w:hAnsi="Times New Roman" w:cs="Times New Roman"/>
-                <w:b w:val="0"/>
-                <w:bCs w:val="0"/>
                 <w:noProof/>
                 <w:webHidden/>
                 <w:sz w:val="28"/>
@@ -8844,8 +8106,6 @@
             <w:r>
               <w:rPr>
                 <w:rFonts w:ascii="Times New Roman" w:hAnsi="Times New Roman" w:cs="Times New Roman"/>
-                <w:b w:val="0"/>
-                <w:bCs w:val="0"/>
                 <w:noProof/>
                 <w:webHidden/>
                 <w:sz w:val="28"/>
@@ -8856,20 +8116,16 @@
             <w:r>
               <w:rPr>
                 <w:rFonts w:ascii="Times New Roman" w:hAnsi="Times New Roman" w:cs="Times New Roman"/>
-                <w:b w:val="0"/>
-                <w:bCs w:val="0"/>
                 <w:noProof/>
                 <w:webHidden/>
                 <w:sz w:val="28"/>
                 <w:szCs w:val="28"/>
               </w:rPr>
-              <w:t>20</w:t>
+              <w:t>19</w:t>
             </w:r>
             <w:r>
               <w:rPr>
                 <w:rFonts w:ascii="Times New Roman" w:hAnsi="Times New Roman" w:cs="Times New Roman"/>
-                <w:b w:val="0"/>
-                <w:bCs w:val="0"/>
                 <w:noProof/>
                 <w:webHidden/>
                 <w:sz w:val="28"/>
@@ -8885,8 +8141,6 @@
             <w:tabs>
               <w:tab w:val="right" w:leader="dot" w:pos="9628"/>
             </w:tabs>
-            <w:spacing w:line="240" w:lineRule="auto"/>
-            <w:jc w:val="both"/>
             <w:rPr>
               <w:rFonts w:ascii="Times New Roman" w:hAnsi="Times New Roman" w:cs="Times New Roman"/>
               <w:noProof/>
@@ -8896,7 +8150,7 @@
               <w14:ligatures w14:val="standardContextual"/>
             </w:rPr>
           </w:pPr>
-          <w:hyperlink w:anchor="_Toc242201599" w:history="1">
+          <w:hyperlink w:anchor="_Toc242202214" w:history="1">
             <w:r>
               <w:rPr>
                 <w:rStyle w:val="af0"/>
@@ -8935,7 +8189,7 @@
                 <w:sz w:val="28"/>
                 <w:szCs w:val="28"/>
               </w:rPr>
-              <w:instrText xml:space="preserve"> PAGEREF _Toc242201599 \h </w:instrText>
+              <w:instrText xml:space="preserve"> PAGEREF _Toc242202214 \h </w:instrText>
             </w:r>
             <w:r>
               <w:rPr>
@@ -8964,7 +8218,7 @@
                 <w:sz w:val="28"/>
                 <w:szCs w:val="28"/>
               </w:rPr>
-              <w:t>20</w:t>
+              <w:t>19</w:t>
             </w:r>
             <w:r>
               <w:rPr>
@@ -8984,8 +8238,6 @@
             <w:tabs>
               <w:tab w:val="right" w:leader="dot" w:pos="9628"/>
             </w:tabs>
-            <w:spacing w:line="240" w:lineRule="auto"/>
-            <w:jc w:val="both"/>
             <w:rPr>
               <w:rFonts w:ascii="Times New Roman" w:hAnsi="Times New Roman" w:cs="Times New Roman"/>
               <w:noProof/>
@@ -8995,7 +8247,7 @@
               <w14:ligatures w14:val="standardContextual"/>
             </w:rPr>
           </w:pPr>
-          <w:hyperlink w:anchor="_Toc242201600" w:history="1">
+          <w:hyperlink w:anchor="_Toc242202215" w:history="1">
             <w:r>
               <w:rPr>
                 <w:rStyle w:val="af0"/>
@@ -9034,7 +8286,7 @@
                 <w:sz w:val="28"/>
                 <w:szCs w:val="28"/>
               </w:rPr>
-              <w:instrText xml:space="preserve"> PAGEREF _Toc242201600 \h </w:instrText>
+              <w:instrText xml:space="preserve"> PAGEREF _Toc242202215 \h </w:instrText>
             </w:r>
             <w:r>
               <w:rPr>
@@ -9063,7 +8315,7 @@
                 <w:sz w:val="28"/>
                 <w:szCs w:val="28"/>
               </w:rPr>
-              <w:t>20</w:t>
+              <w:t>19</w:t>
             </w:r>
             <w:r>
               <w:rPr>
@@ -9083,8 +8335,6 @@
             <w:tabs>
               <w:tab w:val="right" w:leader="dot" w:pos="9628"/>
             </w:tabs>
-            <w:spacing w:line="240" w:lineRule="auto"/>
-            <w:jc w:val="both"/>
             <w:rPr>
               <w:rFonts w:ascii="Times New Roman" w:hAnsi="Times New Roman" w:cs="Times New Roman"/>
               <w:noProof/>
@@ -9094,7 +8344,7 @@
               <w14:ligatures w14:val="standardContextual"/>
             </w:rPr>
           </w:pPr>
-          <w:hyperlink w:anchor="_Toc242201601" w:history="1">
+          <w:hyperlink w:anchor="_Toc242202216" w:history="1">
             <w:r>
               <w:rPr>
                 <w:rStyle w:val="af0"/>
@@ -9103,7 +8353,7 @@
                 <w:sz w:val="28"/>
                 <w:szCs w:val="28"/>
               </w:rPr>
-              <w:t>4.2.1 Роль запасов</w:t>
+              <w:t>4.2.4 Стохастическая модель</w:t>
             </w:r>
             <w:r>
               <w:rPr>
@@ -9133,304 +8383,7 @@
                 <w:sz w:val="28"/>
                 <w:szCs w:val="28"/>
               </w:rPr>
-              <w:instrText xml:space="preserve"> PAGEREF _Toc242201601 \h </w:instrText>
-            </w:r>
-            <w:r>
-              <w:rPr>
-                <w:rFonts w:ascii="Times New Roman" w:hAnsi="Times New Roman" w:cs="Times New Roman"/>
-                <w:noProof/>
-                <w:webHidden/>
-                <w:sz w:val="28"/>
-                <w:szCs w:val="28"/>
-              </w:rPr>
-            </w:r>
-            <w:r>
-              <w:rPr>
-                <w:rFonts w:ascii="Times New Roman" w:hAnsi="Times New Roman" w:cs="Times New Roman"/>
-                <w:noProof/>
-                <w:webHidden/>
-                <w:sz w:val="28"/>
-                <w:szCs w:val="28"/>
-              </w:rPr>
-              <w:fldChar w:fldCharType="separate"/>
-            </w:r>
-            <w:r>
-              <w:rPr>
-                <w:rFonts w:ascii="Times New Roman" w:hAnsi="Times New Roman" w:cs="Times New Roman"/>
-                <w:noProof/>
-                <w:webHidden/>
-                <w:sz w:val="28"/>
-                <w:szCs w:val="28"/>
-              </w:rPr>
-              <w:t>20</w:t>
-            </w:r>
-            <w:r>
-              <w:rPr>
-                <w:rFonts w:ascii="Times New Roman" w:hAnsi="Times New Roman" w:cs="Times New Roman"/>
-                <w:noProof/>
-                <w:webHidden/>
-                <w:sz w:val="28"/>
-                <w:szCs w:val="28"/>
-              </w:rPr>
-              <w:fldChar w:fldCharType="end"/>
-            </w:r>
-          </w:hyperlink>
-        </w:p>
-        <w:p>
-          <w:pPr>
-            <w:pStyle w:val="32"/>
-            <w:tabs>
-              <w:tab w:val="right" w:leader="dot" w:pos="9628"/>
-            </w:tabs>
-            <w:spacing w:line="240" w:lineRule="auto"/>
-            <w:jc w:val="both"/>
-            <w:rPr>
-              <w:rFonts w:ascii="Times New Roman" w:hAnsi="Times New Roman" w:cs="Times New Roman"/>
-              <w:noProof/>
-              <w:kern w:val="2"/>
-              <w:sz w:val="28"/>
-              <w:szCs w:val="28"/>
-              <w14:ligatures w14:val="standardContextual"/>
-            </w:rPr>
-          </w:pPr>
-          <w:hyperlink w:anchor="_Toc242201602" w:history="1">
-            <w:r>
-              <w:rPr>
-                <w:rStyle w:val="af0"/>
-                <w:rFonts w:ascii="Times New Roman" w:hAnsi="Times New Roman" w:cs="Times New Roman"/>
-                <w:noProof/>
-                <w:sz w:val="28"/>
-                <w:szCs w:val="28"/>
-              </w:rPr>
-              <w:t>4.2.2 Модели управления запасами и переменная спроса</w:t>
-            </w:r>
-            <w:r>
-              <w:rPr>
-                <w:rFonts w:ascii="Times New Roman" w:hAnsi="Times New Roman" w:cs="Times New Roman"/>
-                <w:noProof/>
-                <w:webHidden/>
-                <w:sz w:val="28"/>
-                <w:szCs w:val="28"/>
-              </w:rPr>
-              <w:tab/>
-            </w:r>
-            <w:r>
-              <w:rPr>
-                <w:rFonts w:ascii="Times New Roman" w:hAnsi="Times New Roman" w:cs="Times New Roman"/>
-                <w:noProof/>
-                <w:webHidden/>
-                <w:sz w:val="28"/>
-                <w:szCs w:val="28"/>
-              </w:rPr>
-              <w:fldChar w:fldCharType="begin"/>
-            </w:r>
-            <w:r>
-              <w:rPr>
-                <w:rFonts w:ascii="Times New Roman" w:hAnsi="Times New Roman" w:cs="Times New Roman"/>
-                <w:noProof/>
-                <w:webHidden/>
-                <w:sz w:val="28"/>
-                <w:szCs w:val="28"/>
-              </w:rPr>
-              <w:instrText xml:space="preserve"> PAGEREF _Toc242201602 \h </w:instrText>
-            </w:r>
-            <w:r>
-              <w:rPr>
-                <w:rFonts w:ascii="Times New Roman" w:hAnsi="Times New Roman" w:cs="Times New Roman"/>
-                <w:noProof/>
-                <w:webHidden/>
-                <w:sz w:val="28"/>
-                <w:szCs w:val="28"/>
-              </w:rPr>
-            </w:r>
-            <w:r>
-              <w:rPr>
-                <w:rFonts w:ascii="Times New Roman" w:hAnsi="Times New Roman" w:cs="Times New Roman"/>
-                <w:noProof/>
-                <w:webHidden/>
-                <w:sz w:val="28"/>
-                <w:szCs w:val="28"/>
-              </w:rPr>
-              <w:fldChar w:fldCharType="separate"/>
-            </w:r>
-            <w:r>
-              <w:rPr>
-                <w:rFonts w:ascii="Times New Roman" w:hAnsi="Times New Roman" w:cs="Times New Roman"/>
-                <w:noProof/>
-                <w:webHidden/>
-                <w:sz w:val="28"/>
-                <w:szCs w:val="28"/>
-              </w:rPr>
-              <w:t>20</w:t>
-            </w:r>
-            <w:r>
-              <w:rPr>
-                <w:rFonts w:ascii="Times New Roman" w:hAnsi="Times New Roman" w:cs="Times New Roman"/>
-                <w:noProof/>
-                <w:webHidden/>
-                <w:sz w:val="28"/>
-                <w:szCs w:val="28"/>
-              </w:rPr>
-              <w:fldChar w:fldCharType="end"/>
-            </w:r>
-          </w:hyperlink>
-        </w:p>
-        <w:p>
-          <w:pPr>
-            <w:pStyle w:val="32"/>
-            <w:tabs>
-              <w:tab w:val="right" w:leader="dot" w:pos="9628"/>
-            </w:tabs>
-            <w:spacing w:line="240" w:lineRule="auto"/>
-            <w:jc w:val="both"/>
-            <w:rPr>
-              <w:rFonts w:ascii="Times New Roman" w:hAnsi="Times New Roman" w:cs="Times New Roman"/>
-              <w:noProof/>
-              <w:kern w:val="2"/>
-              <w:sz w:val="28"/>
-              <w:szCs w:val="28"/>
-              <w14:ligatures w14:val="standardContextual"/>
-            </w:rPr>
-          </w:pPr>
-          <w:hyperlink w:anchor="_Toc242201603" w:history="1">
-            <w:r>
-              <w:rPr>
-                <w:rStyle w:val="af0"/>
-                <w:rFonts w:ascii="Times New Roman" w:hAnsi="Times New Roman" w:cs="Times New Roman"/>
-                <w:noProof/>
-                <w:sz w:val="28"/>
-                <w:szCs w:val="28"/>
-              </w:rPr>
-              <w:t>4.2.3 Модель с детерминированным спросом</w:t>
-            </w:r>
-            <w:r>
-              <w:rPr>
-                <w:rFonts w:ascii="Times New Roman" w:hAnsi="Times New Roman" w:cs="Times New Roman"/>
-                <w:noProof/>
-                <w:webHidden/>
-                <w:sz w:val="28"/>
-                <w:szCs w:val="28"/>
-              </w:rPr>
-              <w:tab/>
-            </w:r>
-            <w:r>
-              <w:rPr>
-                <w:rFonts w:ascii="Times New Roman" w:hAnsi="Times New Roman" w:cs="Times New Roman"/>
-                <w:noProof/>
-                <w:webHidden/>
-                <w:sz w:val="28"/>
-                <w:szCs w:val="28"/>
-              </w:rPr>
-              <w:fldChar w:fldCharType="begin"/>
-            </w:r>
-            <w:r>
-              <w:rPr>
-                <w:rFonts w:ascii="Times New Roman" w:hAnsi="Times New Roman" w:cs="Times New Roman"/>
-                <w:noProof/>
-                <w:webHidden/>
-                <w:sz w:val="28"/>
-                <w:szCs w:val="28"/>
-              </w:rPr>
-              <w:instrText xml:space="preserve"> PAGEREF _Toc242201603 \h </w:instrText>
-            </w:r>
-            <w:r>
-              <w:rPr>
-                <w:rFonts w:ascii="Times New Roman" w:hAnsi="Times New Roman" w:cs="Times New Roman"/>
-                <w:noProof/>
-                <w:webHidden/>
-                <w:sz w:val="28"/>
-                <w:szCs w:val="28"/>
-              </w:rPr>
-            </w:r>
-            <w:r>
-              <w:rPr>
-                <w:rFonts w:ascii="Times New Roman" w:hAnsi="Times New Roman" w:cs="Times New Roman"/>
-                <w:noProof/>
-                <w:webHidden/>
-                <w:sz w:val="28"/>
-                <w:szCs w:val="28"/>
-              </w:rPr>
-              <w:fldChar w:fldCharType="separate"/>
-            </w:r>
-            <w:r>
-              <w:rPr>
-                <w:rFonts w:ascii="Times New Roman" w:hAnsi="Times New Roman" w:cs="Times New Roman"/>
-                <w:noProof/>
-                <w:webHidden/>
-                <w:sz w:val="28"/>
-                <w:szCs w:val="28"/>
-              </w:rPr>
-              <w:t>21</w:t>
-            </w:r>
-            <w:r>
-              <w:rPr>
-                <w:rFonts w:ascii="Times New Roman" w:hAnsi="Times New Roman" w:cs="Times New Roman"/>
-                <w:noProof/>
-                <w:webHidden/>
-                <w:sz w:val="28"/>
-                <w:szCs w:val="28"/>
-              </w:rPr>
-              <w:fldChar w:fldCharType="end"/>
-            </w:r>
-          </w:hyperlink>
-        </w:p>
-        <w:p>
-          <w:pPr>
-            <w:pStyle w:val="32"/>
-            <w:tabs>
-              <w:tab w:val="right" w:leader="dot" w:pos="9628"/>
-            </w:tabs>
-            <w:spacing w:line="240" w:lineRule="auto"/>
-            <w:jc w:val="both"/>
-            <w:rPr>
-              <w:rFonts w:ascii="Times New Roman" w:hAnsi="Times New Roman" w:cs="Times New Roman"/>
-              <w:noProof/>
-              <w:kern w:val="2"/>
-              <w:sz w:val="28"/>
-              <w:szCs w:val="28"/>
-              <w14:ligatures w14:val="standardContextual"/>
-            </w:rPr>
-          </w:pPr>
-          <w:hyperlink w:anchor="_Toc242201604" w:history="1">
-            <w:r>
-              <w:rPr>
-                <w:rStyle w:val="af0"/>
-                <w:rFonts w:ascii="Times New Roman" w:hAnsi="Times New Roman" w:cs="Times New Roman"/>
-                <w:noProof/>
-                <w:sz w:val="28"/>
-                <w:szCs w:val="28"/>
-              </w:rPr>
-              <w:t>4.2.4 Стохастическая модель</w:t>
-            </w:r>
-            <w:r>
-              <w:rPr>
-                <w:rFonts w:ascii="Times New Roman" w:hAnsi="Times New Roman" w:cs="Times New Roman"/>
-                <w:noProof/>
-                <w:webHidden/>
-                <w:sz w:val="28"/>
-                <w:szCs w:val="28"/>
-              </w:rPr>
-              <w:tab/>
-            </w:r>
-            <w:r>
-              <w:rPr>
-                <w:rFonts w:ascii="Times New Roman" w:hAnsi="Times New Roman" w:cs="Times New Roman"/>
-                <w:noProof/>
-                <w:webHidden/>
-                <w:sz w:val="28"/>
-                <w:szCs w:val="28"/>
-              </w:rPr>
-              <w:fldChar w:fldCharType="begin"/>
-            </w:r>
-            <w:r>
-              <w:rPr>
-                <w:rFonts w:ascii="Times New Roman" w:hAnsi="Times New Roman" w:cs="Times New Roman"/>
-                <w:noProof/>
-                <w:webHidden/>
-                <w:sz w:val="28"/>
-                <w:szCs w:val="28"/>
-              </w:rPr>
-              <w:instrText xml:space="preserve"> PAGEREF _Toc242201604 \h </w:instrText>
+              <w:instrText xml:space="preserve"> PAGEREF _Toc242202216 \h </w:instrText>
             </w:r>
             <w:r>
               <w:rPr>
@@ -9479,8 +8432,6 @@
             <w:tabs>
               <w:tab w:val="right" w:leader="dot" w:pos="9628"/>
             </w:tabs>
-            <w:spacing w:line="240" w:lineRule="auto"/>
-            <w:jc w:val="both"/>
             <w:rPr>
               <w:rFonts w:ascii="Times New Roman" w:hAnsi="Times New Roman" w:cs="Times New Roman"/>
               <w:b w:val="0"/>
@@ -9494,13 +8445,11 @@
               <w14:ligatures w14:val="standardContextual"/>
             </w:rPr>
           </w:pPr>
-          <w:hyperlink w:anchor="_Toc242201605" w:history="1">
+          <w:hyperlink w:anchor="_Toc242202217" w:history="1">
             <w:r>
               <w:rPr>
                 <w:rStyle w:val="af0"/>
                 <w:rFonts w:ascii="Times New Roman" w:hAnsi="Times New Roman" w:cs="Times New Roman"/>
-                <w:b w:val="0"/>
-                <w:bCs w:val="0"/>
                 <w:i w:val="0"/>
                 <w:iCs w:val="0"/>
                 <w:noProof/>
@@ -9512,8 +8461,6 @@
             <w:r>
               <w:rPr>
                 <w:rFonts w:ascii="Times New Roman" w:hAnsi="Times New Roman" w:cs="Times New Roman"/>
-                <w:b w:val="0"/>
-                <w:bCs w:val="0"/>
                 <w:i w:val="0"/>
                 <w:iCs w:val="0"/>
                 <w:noProof/>
@@ -9526,8 +8473,6 @@
             <w:r>
               <w:rPr>
                 <w:rFonts w:ascii="Times New Roman" w:hAnsi="Times New Roman" w:cs="Times New Roman"/>
-                <w:b w:val="0"/>
-                <w:bCs w:val="0"/>
                 <w:i w:val="0"/>
                 <w:iCs w:val="0"/>
                 <w:noProof/>
@@ -9540,8 +8485,6 @@
             <w:r>
               <w:rPr>
                 <w:rFonts w:ascii="Times New Roman" w:hAnsi="Times New Roman" w:cs="Times New Roman"/>
-                <w:b w:val="0"/>
-                <w:bCs w:val="0"/>
                 <w:i w:val="0"/>
                 <w:iCs w:val="0"/>
                 <w:noProof/>
@@ -9549,13 +8492,11 @@
                 <w:sz w:val="28"/>
                 <w:szCs w:val="28"/>
               </w:rPr>
-              <w:instrText xml:space="preserve"> PAGEREF _Toc242201605 \h </w:instrText>
+              <w:instrText xml:space="preserve"> PAGEREF _Toc242202217 \h </w:instrText>
             </w:r>
             <w:r>
               <w:rPr>
                 <w:rFonts w:ascii="Times New Roman" w:hAnsi="Times New Roman" w:cs="Times New Roman"/>
-                <w:b w:val="0"/>
-                <w:bCs w:val="0"/>
                 <w:i w:val="0"/>
                 <w:iCs w:val="0"/>
                 <w:noProof/>
@@ -9567,8 +8508,6 @@
             <w:r>
               <w:rPr>
                 <w:rFonts w:ascii="Times New Roman" w:hAnsi="Times New Roman" w:cs="Times New Roman"/>
-                <w:b w:val="0"/>
-                <w:bCs w:val="0"/>
                 <w:i w:val="0"/>
                 <w:iCs w:val="0"/>
                 <w:noProof/>
@@ -9581,8 +8520,6 @@
             <w:r>
               <w:rPr>
                 <w:rFonts w:ascii="Times New Roman" w:hAnsi="Times New Roman" w:cs="Times New Roman"/>
-                <w:b w:val="0"/>
-                <w:bCs w:val="0"/>
                 <w:i w:val="0"/>
                 <w:iCs w:val="0"/>
                 <w:noProof/>
@@ -9595,8 +8532,6 @@
             <w:r>
               <w:rPr>
                 <w:rFonts w:ascii="Times New Roman" w:hAnsi="Times New Roman" w:cs="Times New Roman"/>
-                <w:b w:val="0"/>
-                <w:bCs w:val="0"/>
                 <w:i w:val="0"/>
                 <w:iCs w:val="0"/>
                 <w:noProof/>
@@ -9640,7 +8575,6 @@
         </w:rPr>
       </w:pPr>
       <w:bookmarkStart w:id="6" w:name="_Toc242108173"/>
-      <w:bookmarkStart w:id="7" w:name="_Toc242201574"/>
       <w:r>
         <w:br w:type="page"/>
       </w:r>
@@ -9649,6 +8583,7 @@
       <w:pPr>
         <w:pStyle w:val="1"/>
       </w:pPr>
+      <w:bookmarkStart w:id="7" w:name="_Toc242202195"/>
       <w:r>
         <w:lastRenderedPageBreak/>
         <w:t>ПЕРЕЧЕНЬ ТЕРМИНОВ И СОКРАЩЕНИЙ</w:t>
@@ -9829,7 +8764,6 @@
         <w:t>ERP (Enterprise Resource Planning) — система планирования ресурсов предприятия.</w:t>
       </w:r>
       <w:bookmarkStart w:id="8" w:name="_Toc242108174"/>
-      <w:bookmarkStart w:id="9" w:name="_Toc242201575"/>
     </w:p>
     <w:p>
       <w:pPr>
@@ -9852,6 +8786,7 @@
       <w:pPr>
         <w:pStyle w:val="1"/>
       </w:pPr>
+      <w:bookmarkStart w:id="9" w:name="_Toc242202196"/>
       <w:r>
         <w:lastRenderedPageBreak/>
         <w:t>ВВЕДЕНИЕ</w:t>
@@ -9916,7 +8851,25 @@
           <w:color w:val="000000"/>
           <w:sz w:val="28"/>
         </w:rPr>
-        <w:t>Для разработки программных компонентов системы используются Python и Java. Для хранения сведений о товарах, покупателях, заказах и резервах используется реляционная база данных PostgreSQL.</w:t>
+        <w:t xml:space="preserve">Для разработки программных компонентов системы используются Python и Java. Для хранения сведений о товарах, покупателях, заказах и резервах используется реляционная база данных </w:t>
+      </w:r>
+      <w:proofErr w:type="spellStart"/>
+      <w:r>
+        <w:rPr>
+          <w:rFonts w:ascii="Times New Roman" w:hAnsi="Times New Roman"/>
+          <w:color w:val="000000"/>
+          <w:sz w:val="28"/>
+        </w:rPr>
+        <w:t>PostgreSQL</w:t>
+      </w:r>
+      <w:proofErr w:type="spellEnd"/>
+      <w:r>
+        <w:rPr>
+          <w:rFonts w:ascii="Times New Roman" w:hAnsi="Times New Roman"/>
+          <w:color w:val="000000"/>
+          <w:sz w:val="28"/>
+        </w:rPr>
+        <w:t>.</w:t>
       </w:r>
     </w:p>
     <w:p>
@@ -10181,7 +9134,7 @@
       <w:pPr>
         <w:pStyle w:val="1"/>
       </w:pPr>
-      <w:bookmarkStart w:id="10" w:name="_Toc242201576"/>
+      <w:bookmarkStart w:id="10" w:name="_Toc242202197"/>
       <w:r>
         <w:lastRenderedPageBreak/>
         <w:t>ОСНОВНАЯ ЧАСТЬ</w:t>
@@ -10193,7 +9146,7 @@
         <w:pStyle w:val="2"/>
       </w:pPr>
       <w:bookmarkStart w:id="11" w:name="_Toc242108175"/>
-      <w:bookmarkStart w:id="12" w:name="_Toc242201577"/>
+      <w:bookmarkStart w:id="12" w:name="_Toc242202198"/>
       <w:r>
         <w:t>1 Предметная область</w:t>
       </w:r>
@@ -10204,7 +9157,7 @@
       <w:pPr>
         <w:pStyle w:val="3"/>
       </w:pPr>
-      <w:bookmarkStart w:id="13" w:name="_Toc242201578"/>
+      <w:bookmarkStart w:id="13" w:name="_Toc242202199"/>
       <w:r>
         <w:t>1.1 Содержание и развитие предметной области</w:t>
       </w:r>
@@ -10255,7 +9208,43 @@
           <w:color w:val="000000"/>
           <w:sz w:val="28"/>
         </w:rPr>
-        <w:t>В современной постановке задачи складское хозяйство связывает движение товаров с информацией о запасах и заказах. А. А. Tubis и J. Rohman в обзоре исследований интеллектуальных складов выделяют цифровизацию и обмен актуальными данными об остатках как значимые направления развития [2]. Это обосновывает использование единого набора данных о товарах, заказах и резервах; внедрение робототехники в объём разрабатываемой системы не входит.</w:t>
+        <w:t xml:space="preserve">В современной постановке задачи складское хозяйство связывает движение товаров с информацией о запасах и заказах. А. А. </w:t>
+      </w:r>
+      <w:proofErr w:type="spellStart"/>
+      <w:r>
+        <w:rPr>
+          <w:rFonts w:ascii="Times New Roman" w:hAnsi="Times New Roman"/>
+          <w:color w:val="000000"/>
+          <w:sz w:val="28"/>
+        </w:rPr>
+        <w:t>Tubis</w:t>
+      </w:r>
+      <w:proofErr w:type="spellEnd"/>
+      <w:r>
+        <w:rPr>
+          <w:rFonts w:ascii="Times New Roman" w:hAnsi="Times New Roman"/>
+          <w:color w:val="000000"/>
+          <w:sz w:val="28"/>
+        </w:rPr>
+        <w:t xml:space="preserve"> и J. </w:t>
+      </w:r>
+      <w:proofErr w:type="spellStart"/>
+      <w:r>
+        <w:rPr>
+          <w:rFonts w:ascii="Times New Roman" w:hAnsi="Times New Roman"/>
+          <w:color w:val="000000"/>
+          <w:sz w:val="28"/>
+        </w:rPr>
+        <w:t>Rohman</w:t>
+      </w:r>
+      <w:proofErr w:type="spellEnd"/>
+      <w:r>
+        <w:rPr>
+          <w:rFonts w:ascii="Times New Roman" w:hAnsi="Times New Roman"/>
+          <w:color w:val="000000"/>
+          <w:sz w:val="28"/>
+        </w:rPr>
+        <w:t xml:space="preserve"> в обзоре исследований интеллектуальных складов выделяют цифровизацию и обмен актуальными данными об остатках как значимые направления развития [2]. Это обосновывает использование единого набора данных о товарах, заказах и резервах; внедрение робототехники в объём разрабатываемой системы не входит.</w:t>
       </w:r>
     </w:p>
     <w:p>
@@ -10270,7 +9259,43 @@
           <w:color w:val="000000"/>
           <w:sz w:val="28"/>
         </w:rPr>
-        <w:t>Предметную область дополняют издания В. В. Дыбской и И. А. Пузановой по логистике складирования [3, 4]. Они используются как теоретическая основа описания организации склада; конкретные результаты расчётов из этих книг в работе не применяются.</w:t>
+        <w:t xml:space="preserve">Предметную область дополняют издания В. В. </w:t>
+      </w:r>
+      <w:proofErr w:type="spellStart"/>
+      <w:r>
+        <w:rPr>
+          <w:rFonts w:ascii="Times New Roman" w:hAnsi="Times New Roman"/>
+          <w:color w:val="000000"/>
+          <w:sz w:val="28"/>
+        </w:rPr>
+        <w:t>Дыбской</w:t>
+      </w:r>
+      <w:proofErr w:type="spellEnd"/>
+      <w:r>
+        <w:rPr>
+          <w:rFonts w:ascii="Times New Roman" w:hAnsi="Times New Roman"/>
+          <w:color w:val="000000"/>
+          <w:sz w:val="28"/>
+        </w:rPr>
+        <w:t xml:space="preserve"> и </w:t>
+      </w:r>
+      <w:proofErr w:type="spellStart"/>
+      <w:r>
+        <w:rPr>
+          <w:rFonts w:ascii="Times New Roman" w:hAnsi="Times New Roman"/>
+          <w:color w:val="000000"/>
+          <w:sz w:val="28"/>
+        </w:rPr>
+        <w:t>И</w:t>
+      </w:r>
+      <w:proofErr w:type="spellEnd"/>
+      <w:r>
+        <w:rPr>
+          <w:rFonts w:ascii="Times New Roman" w:hAnsi="Times New Roman"/>
+          <w:color w:val="000000"/>
+          <w:sz w:val="28"/>
+        </w:rPr>
+        <w:t>. А. Пузановой по логистике складирования [3, 4]. Они используются как теоретическая основа описания организации склада; конкретные результаты расчётов из этих книг в работе не применяются.</w:t>
       </w:r>
     </w:p>
     <w:p>
@@ -10393,7 +9418,7 @@
         <w:pStyle w:val="3"/>
       </w:pPr>
       <w:bookmarkStart w:id="14" w:name="_Toc242108178"/>
-      <w:bookmarkStart w:id="15" w:name="_Toc242201579"/>
+      <w:bookmarkStart w:id="15" w:name="_Toc242202200"/>
       <w:r>
         <w:t>1.2 Проблемы учёта и необходимость автоматизации</w:t>
       </w:r>
@@ -10442,7 +9467,25 @@
           <w:color w:val="000000"/>
           <w:sz w:val="28"/>
         </w:rPr>
-        <w:t xml:space="preserve">Т. И. Хитрова и С. Б. Пянзин рассматривают развитие информационной системы для управления многономенклатурными потоками оптово-розничной компании [8]. Для предлагаемой модели это означает, что сведения о товарах и заказах должны быть связаны, а не храниться в независимых списках. В работе Е. А. Ефимова и М. А. Казанцева описан пример модернизации программного управления складскими комплексами [9]. Из него важна возможность развития </w:t>
+        <w:t xml:space="preserve">Т. И. Хитрова и С. Б. </w:t>
+      </w:r>
+      <w:proofErr w:type="spellStart"/>
+      <w:r>
+        <w:rPr>
+          <w:rFonts w:ascii="Times New Roman" w:hAnsi="Times New Roman"/>
+          <w:color w:val="000000"/>
+          <w:sz w:val="28"/>
+        </w:rPr>
+        <w:t>Пянзин</w:t>
+      </w:r>
+      <w:proofErr w:type="spellEnd"/>
+      <w:r>
+        <w:rPr>
+          <w:rFonts w:ascii="Times New Roman" w:hAnsi="Times New Roman"/>
+          <w:color w:val="000000"/>
+          <w:sz w:val="28"/>
+        </w:rPr>
+        <w:t xml:space="preserve"> рассматривают развитие информационной системы для управления многономенклатурными потоками оптово-розничной компании [8]. Для предлагаемой модели это означает, что сведения о товарах и заказах должны быть связаны, а не храниться в независимых списках. В работе Е. А. Ефимова и М. А. Казанцева описан пример модернизации программного управления складскими комплексами [9]. Из него важна возможность развития </w:t>
       </w:r>
       <w:r>
         <w:rPr>
@@ -10561,7 +9604,7 @@
         <w:pStyle w:val="3"/>
       </w:pPr>
       <w:bookmarkStart w:id="16" w:name="_Toc242108180"/>
-      <w:bookmarkStart w:id="17" w:name="_Toc242201580"/>
+      <w:bookmarkStart w:id="17" w:name="_Toc242202201"/>
       <w:r>
         <w:t>1.3 Анализ существующих решений</w:t>
       </w:r>
@@ -10573,11 +9616,70 @@
         <w:pStyle w:val="4"/>
       </w:pPr>
       <w:bookmarkStart w:id="18" w:name="_Toc242108181"/>
-      <w:bookmarkStart w:id="19" w:name="_Toc242201581"/>
       <w:r>
         <w:t>1.3.1 Критерии сравнения</w:t>
       </w:r>
       <w:bookmarkEnd w:id="18"/>
+    </w:p>
+    <w:p>
+      <w:pPr>
+        <w:spacing w:after="0" w:line="360" w:lineRule="auto"/>
+        <w:ind w:firstLine="709"/>
+        <w:jc w:val="both"/>
+      </w:pPr>
+      <w:r>
+        <w:rPr>
+          <w:rFonts w:ascii="Times New Roman" w:hAnsi="Times New Roman"/>
+          <w:color w:val="000000"/>
+          <w:sz w:val="28"/>
+        </w:rPr>
+        <w:t>Для сравнения выбраны «1С:Управление торговлей», «</w:t>
+      </w:r>
+      <w:proofErr w:type="spellStart"/>
+      <w:r>
+        <w:rPr>
+          <w:rFonts w:ascii="Times New Roman" w:hAnsi="Times New Roman"/>
+          <w:color w:val="000000"/>
+          <w:sz w:val="28"/>
+        </w:rPr>
+        <w:t>МойСклад</w:t>
+      </w:r>
+      <w:proofErr w:type="spellEnd"/>
+      <w:r>
+        <w:rPr>
+          <w:rFonts w:ascii="Times New Roman" w:hAnsi="Times New Roman"/>
+          <w:color w:val="000000"/>
+          <w:sz w:val="28"/>
+        </w:rPr>
+        <w:t xml:space="preserve">» и </w:t>
+      </w:r>
+      <w:proofErr w:type="spellStart"/>
+      <w:r>
+        <w:rPr>
+          <w:rFonts w:ascii="Times New Roman" w:hAnsi="Times New Roman"/>
+          <w:color w:val="000000"/>
+          <w:sz w:val="28"/>
+        </w:rPr>
+        <w:t>Odoo</w:t>
+      </w:r>
+      <w:proofErr w:type="spellEnd"/>
+      <w:r>
+        <w:rPr>
+          <w:rFonts w:ascii="Times New Roman" w:hAnsi="Times New Roman"/>
+          <w:color w:val="000000"/>
+          <w:sz w:val="28"/>
+        </w:rPr>
+        <w:t>. Рассматриваются ведение заказа, резервирование, контроль доступности и применимость к поставленной задаче. Сравнение основано на официальных описаниях функций; установка продуктов, проверка тарифов и экспериментальное измерение скорости не выполнялись.</w:t>
+      </w:r>
+    </w:p>
+    <w:p>
+      <w:pPr>
+        <w:pStyle w:val="4"/>
+      </w:pPr>
+      <w:bookmarkStart w:id="19" w:name="_Toc242108182"/>
+      <w:r>
+        <w:t>1.3.2 Возможности программных продуктов</w:t>
+      </w:r>
       <w:bookmarkEnd w:id="19"/>
     </w:p>
     <w:p>
@@ -10592,20 +9694,26 @@
           <w:color w:val="000000"/>
           <w:sz w:val="28"/>
         </w:rPr>
-        <w:t>Для сравнения выбраны «1С:Управление торговлей», «МойСклад» и Odoo. Рассматриваются ведение заказа, резервирование, контроль доступности и применимость к поставленной задаче. Сравнение основано на официальных описаниях функций; установка продуктов, проверка тарифов и экспериментальное измерение скорости не выполнялись.</w:t>
-      </w:r>
-    </w:p>
-    <w:p>
-      <w:pPr>
-        <w:pStyle w:val="4"/>
-      </w:pPr>
-      <w:bookmarkStart w:id="20" w:name="_Toc242108182"/>
-      <w:bookmarkStart w:id="21" w:name="_Toc242201582"/>
-      <w:r>
-        <w:t>1.3.2 Возможности программных продуктов</w:t>
-      </w:r>
-      <w:bookmarkEnd w:id="20"/>
-      <w:bookmarkEnd w:id="21"/>
+        <w:t>В «1</w:t>
+      </w:r>
+      <w:proofErr w:type="gramStart"/>
+      <w:r>
+        <w:rPr>
+          <w:rFonts w:ascii="Times New Roman" w:hAnsi="Times New Roman"/>
+          <w:color w:val="000000"/>
+          <w:sz w:val="28"/>
+        </w:rPr>
+        <w:t>С:Управление</w:t>
+      </w:r>
+      <w:proofErr w:type="gramEnd"/>
+      <w:r>
+        <w:rPr>
+          <w:rFonts w:ascii="Times New Roman" w:hAnsi="Times New Roman"/>
+          <w:color w:val="000000"/>
+          <w:sz w:val="28"/>
+        </w:rPr>
+        <w:t xml:space="preserve"> торговлей» заказ клиента позволяет закреплять товар на складе, контролировать его обеспечение и планировать отгрузку. Предусмотрены изменение назначения и снятие обособленного резерва. Поэтому система служит примером связи заказа с обеспечением товаром и состоянием его исполнения [12].</w:t>
+      </w:r>
     </w:p>
     <w:p>
       <w:pPr>
@@ -10619,40 +9727,25 @@
           <w:color w:val="000000"/>
           <w:sz w:val="28"/>
         </w:rPr>
-        <w:t>В «1</w:t>
-      </w:r>
-      <w:proofErr w:type="gramStart"/>
-      <w:r>
-        <w:rPr>
-          <w:rFonts w:ascii="Times New Roman" w:hAnsi="Times New Roman"/>
-          <w:color w:val="000000"/>
-          <w:sz w:val="28"/>
-        </w:rPr>
-        <w:t>С:Управление</w:t>
-      </w:r>
-      <w:proofErr w:type="gramEnd"/>
-      <w:r>
-        <w:rPr>
-          <w:rFonts w:ascii="Times New Roman" w:hAnsi="Times New Roman"/>
-          <w:color w:val="000000"/>
-          <w:sz w:val="28"/>
-        </w:rPr>
-        <w:t xml:space="preserve"> торговлей» заказ клиента позволяет закреплять товар на складе, контролировать его обеспечение и планировать отгрузку. Предусмотрены изменение назначения и снятие обособленного резерва. Поэтому система служит примером связи заказа с обеспечением товаром и состоянием его исполнения [12].</w:t>
-      </w:r>
-    </w:p>
-    <w:p>
-      <w:pPr>
-        <w:spacing w:after="0" w:line="360" w:lineRule="auto"/>
-        <w:ind w:firstLine="709"/>
-        <w:jc w:val="both"/>
-      </w:pPr>
-      <w:r>
-        <w:rPr>
-          <w:rFonts w:ascii="Times New Roman" w:hAnsi="Times New Roman"/>
-          <w:color w:val="000000"/>
-          <w:sz w:val="28"/>
-        </w:rPr>
-        <w:t xml:space="preserve">«МойСклад» объединяет продажи, складской учёт и работу с клиентами. Официальное описание включает обработку заказов покупателей, их статусы, резервирование товара и учёт резервов в остатках. Для разрабатываемой системы </w:t>
+        <w:t>«</w:t>
+      </w:r>
+      <w:proofErr w:type="spellStart"/>
+      <w:r>
+        <w:rPr>
+          <w:rFonts w:ascii="Times New Roman" w:hAnsi="Times New Roman"/>
+          <w:color w:val="000000"/>
+          <w:sz w:val="28"/>
+        </w:rPr>
+        <w:t>МойСклад</w:t>
+      </w:r>
+      <w:proofErr w:type="spellEnd"/>
+      <w:r>
+        <w:rPr>
+          <w:rFonts w:ascii="Times New Roman" w:hAnsi="Times New Roman"/>
+          <w:color w:val="000000"/>
+          <w:sz w:val="28"/>
+        </w:rPr>
+        <w:t xml:space="preserve">» объединяет продажи, складской учёт и работу с клиентами. Официальное описание включает обработку заказов покупателей, их статусы, резервирование товара и учёт резервов в остатках. Для разрабатываемой системы </w:t>
       </w:r>
       <w:r>
         <w:rPr>
@@ -11200,12 +10293,63 @@
       <w:pPr>
         <w:pStyle w:val="4"/>
       </w:pPr>
-      <w:bookmarkStart w:id="22" w:name="_Toc242108183"/>
-      <w:bookmarkStart w:id="23" w:name="_Toc242201583"/>
+      <w:bookmarkStart w:id="20" w:name="_Toc242108183"/>
       <w:r>
         <w:t>1.3.3 Выводы из сравнения</w:t>
       </w:r>
+      <w:bookmarkEnd w:id="20"/>
+    </w:p>
+    <w:p>
+      <w:pPr>
+        <w:spacing w:after="0" w:line="360" w:lineRule="auto"/>
+        <w:ind w:firstLine="709"/>
+        <w:jc w:val="both"/>
+      </w:pPr>
+      <w:r>
+        <w:rPr>
+          <w:rFonts w:ascii="Times New Roman" w:hAnsi="Times New Roman"/>
+          <w:color w:val="000000"/>
+          <w:sz w:val="28"/>
+        </w:rPr>
+        <w:t>Рассмотренные продукты подтверждают практическую значимость заказа, резерва и доступного остатка как отдельных сущностей. Из анализа не следует, что эти продукты не подходят для реальной оптовой торговли. Собственная разработка позволяет реализовать правила обработки заказа и резервирования с использованием Python и Java и показать устройство решения.</w:t>
+      </w:r>
+    </w:p>
+    <w:p>
+      <w:pPr>
+        <w:spacing w:after="0" w:line="360" w:lineRule="auto"/>
+        <w:ind w:firstLine="709"/>
+        <w:jc w:val="both"/>
+      </w:pPr>
+      <w:r>
+        <w:rPr>
+          <w:rFonts w:ascii="Times New Roman" w:hAnsi="Times New Roman"/>
+          <w:color w:val="000000"/>
+          <w:sz w:val="28"/>
+        </w:rPr>
+        <w:t>В разрабатываемой системе действует единое правило: резерв создаётся после подтверждения покупателем только при полном наличии всех позиций. Возможность частичного резервирования в аналогах в рамках данного сравнения не проверялась; её отсутствие является принятым ограничением задачи.</w:t>
+      </w:r>
+    </w:p>
+    <w:p>
+      <w:pPr>
+        <w:pStyle w:val="2"/>
+      </w:pPr>
+      <w:bookmarkStart w:id="21" w:name="_Toc242108179"/>
+      <w:bookmarkStart w:id="22" w:name="_Toc242202202"/>
+      <w:r>
+        <w:lastRenderedPageBreak/>
+        <w:t>2 Описание основного бизнес-процесса</w:t>
+      </w:r>
+      <w:bookmarkEnd w:id="21"/>
       <w:bookmarkEnd w:id="22"/>
+    </w:p>
+    <w:p>
+      <w:pPr>
+        <w:pStyle w:val="3"/>
+      </w:pPr>
+      <w:bookmarkStart w:id="23" w:name="_Toc242202203"/>
+      <w:r>
+        <w:t>2.1 Границы процесса и участники</w:t>
+      </w:r>
       <w:bookmarkEnd w:id="23"/>
     </w:p>
     <w:p>
@@ -11220,7 +10364,7 @@
           <w:color w:val="000000"/>
           <w:sz w:val="28"/>
         </w:rPr>
-        <w:t>Рассмотренные продукты подтверждают практическую значимость заказа, резерва и доступного остатка как отдельных сущностей. Из анализа не следует, что эти продукты не подходят для реальной оптовой торговли. Собственная разработка позволяет реализовать правила обработки заказа и резервирования с использованием Python и Java и показать устройство решения.</w:t>
+        <w:t>Выбранный процесс — обработка оптовой заявки и резервирование офисной мебели на складе. Ответственный исполнитель — менеджер по продажам. Начало процесса — получение заявки покупателя с перечнем артикулов и количеством. Конец — зарегистрированный заказ с резервом либо мотивированный отказ в резервировании.</w:t>
       </w:r>
     </w:p>
     <w:p>
@@ -11235,31 +10379,18 @@
           <w:color w:val="000000"/>
           <w:sz w:val="28"/>
         </w:rPr>
-        <w:t>В разрабатываемой системе действует единое правило: резерв создаётся после подтверждения покупателем только при полном наличии всех позиций. Возможность частичного резервирования в аналогах в рамках данного сравнения не проверялась; её отсутствие является принятым ограничением задачи.</w:t>
+        <w:t>Покупатель передаёт заявку и подтверждает согласованные условия. Менеджер регистрирует заявку, проверяет её и сообщает результат. Кладовщик предоставляет актуальные сведения об остатках и получает подтверждённый заказ для последующей комплектации. Руководитель продаж утверждает прайс-лист и правила работы с заказами вне данного процесса.</w:t>
       </w:r>
     </w:p>
     <w:p>
       <w:pPr>
-        <w:pStyle w:val="2"/>
-      </w:pPr>
-      <w:bookmarkStart w:id="24" w:name="_Toc242108179"/>
-      <w:bookmarkStart w:id="25" w:name="_Toc242201584"/>
-      <w:r>
-        <w:lastRenderedPageBreak/>
-        <w:t>2 Описание основного бизнес-процесса</w:t>
+        <w:pStyle w:val="3"/>
+      </w:pPr>
+      <w:bookmarkStart w:id="24" w:name="_Toc242202204"/>
+      <w:r>
+        <w:t>2.2 Входные данные и правила обработки</w:t>
       </w:r>
       <w:bookmarkEnd w:id="24"/>
-      <w:bookmarkEnd w:id="25"/>
-    </w:p>
-    <w:p>
-      <w:pPr>
-        <w:pStyle w:val="3"/>
-      </w:pPr>
-      <w:bookmarkStart w:id="26" w:name="_Toc242201585"/>
-      <w:r>
-        <w:t>2.1 Границы процесса и участники</w:t>
-      </w:r>
-      <w:bookmarkEnd w:id="26"/>
     </w:p>
     <w:p>
       <w:pPr>
@@ -11273,58 +10404,18 @@
           <w:color w:val="000000"/>
           <w:sz w:val="28"/>
         </w:rPr>
-        <w:t>Выбранный процесс — обработка оптовой заявки и резервирование офисной мебели на складе. Ответственный исполнитель — менеджер по продажам. Начало процесса — получение заявки покупателя с перечнем артикулов и количеством. Конец — зарегистрированный заказ с резервом либо мотивированный отказ в резервировании.</w:t>
+        <w:t>Вход: идентификатор покупателя, строки заявки, желаемая дата получения. Дополнительные данные: каталог товаров, действующие цены, физические остатки и активные резервы. Закупка мебели, приёмка поставок, оплата, комплектация, доставка и бухгалтерский учёт находятся за границами выбранного процесса.</w:t>
       </w:r>
     </w:p>
     <w:p>
       <w:pPr>
-        <w:spacing w:after="0" w:line="360" w:lineRule="auto"/>
-        <w:ind w:firstLine="709"/>
-        <w:jc w:val="both"/>
-      </w:pPr>
-      <w:r>
-        <w:rPr>
-          <w:rFonts w:ascii="Times New Roman" w:hAnsi="Times New Roman"/>
-          <w:color w:val="000000"/>
-          <w:sz w:val="28"/>
-        </w:rPr>
-        <w:t>Покупатель передаёт заявку и подтверждает согласованные условия. Менеджер регистрирует заявку, проверяет её и сообщает результат. Кладовщик предоставляет актуальные сведения об остатках и получает подтверждённый заказ для последующей комплектации. Руководитель продаж утверждает прайс-лист и правила работы с заказами вне данного процесса.</w:t>
-      </w:r>
-    </w:p>
-    <w:p>
-      <w:pPr>
         <w:pStyle w:val="3"/>
       </w:pPr>
-      <w:bookmarkStart w:id="27" w:name="_Toc242201586"/>
-      <w:r>
-        <w:t>2.2 Входные данные и правила обработки</w:t>
-      </w:r>
-      <w:bookmarkEnd w:id="27"/>
-    </w:p>
-    <w:p>
-      <w:pPr>
-        <w:spacing w:after="0" w:line="360" w:lineRule="auto"/>
-        <w:ind w:firstLine="709"/>
-        <w:jc w:val="both"/>
-      </w:pPr>
-      <w:r>
-        <w:rPr>
-          <w:rFonts w:ascii="Times New Roman" w:hAnsi="Times New Roman"/>
-          <w:color w:val="000000"/>
-          <w:sz w:val="28"/>
-        </w:rPr>
-        <w:t>Вход: идентификатор покупателя, строки заявки, желаемая дата получения. Дополнительные данные: каталог товаров, действующие цены, физические остатки и активные резервы. Закупка мебели, приёмка поставок, оплата, комплектация, доставка и бухгалтерский учёт находятся за границами выбранного процесса.</w:t>
-      </w:r>
-    </w:p>
-    <w:p>
-      <w:pPr>
-        <w:pStyle w:val="3"/>
-      </w:pPr>
-      <w:bookmarkStart w:id="28" w:name="_Toc242201587"/>
+      <w:bookmarkStart w:id="25" w:name="_Toc242202205"/>
       <w:r>
         <w:t>2.3 Последовательность выполнения</w:t>
       </w:r>
-      <w:bookmarkEnd w:id="28"/>
+      <w:bookmarkEnd w:id="25"/>
     </w:p>
     <w:p>
       <w:pPr>
@@ -11466,14 +10557,14 @@
       <w:pPr>
         <w:pStyle w:val="3"/>
       </w:pPr>
-      <w:bookmarkStart w:id="29" w:name="_Toc242201588"/>
+      <w:bookmarkStart w:id="26" w:name="_Toc242202206"/>
       <w:r>
         <w:t xml:space="preserve">2.4 Выходные данные </w:t>
       </w:r>
-      <w:bookmarkEnd w:id="29"/>
       <w:r>
         <w:t>и риски</w:t>
       </w:r>
+      <w:bookmarkEnd w:id="26"/>
     </w:p>
     <w:p>
       <w:pPr>
@@ -11563,49 +10654,324 @@
       <w:pPr>
         <w:pStyle w:val="3"/>
       </w:pPr>
-      <w:bookmarkStart w:id="30" w:name="_Toc242108188"/>
-      <w:bookmarkStart w:id="31" w:name="_Toc242201589"/>
+      <w:bookmarkStart w:id="27" w:name="_Toc242108188"/>
+      <w:bookmarkStart w:id="28" w:name="_Toc242202207"/>
       <w:r>
         <w:t>2.5 Требования к автоматизации</w:t>
       </w:r>
+      <w:bookmarkEnd w:id="27"/>
+      <w:bookmarkEnd w:id="28"/>
+    </w:p>
+    <w:p>
+      <w:pPr>
+        <w:pStyle w:val="4"/>
+      </w:pPr>
+      <w:bookmarkStart w:id="29" w:name="_Toc242108189"/>
+      <w:r>
+        <w:t>2.5.1 Цель автоматизации и границы решения</w:t>
+      </w:r>
+      <w:bookmarkEnd w:id="29"/>
+    </w:p>
+    <w:p>
+      <w:pPr>
+        <w:spacing w:after="0" w:line="360" w:lineRule="auto"/>
+        <w:ind w:firstLine="709"/>
+        <w:jc w:val="both"/>
+      </w:pPr>
+      <w:r>
+        <w:rPr>
+          <w:rFonts w:ascii="Times New Roman" w:hAnsi="Times New Roman"/>
+          <w:color w:val="000000"/>
+          <w:sz w:val="28"/>
+        </w:rPr>
+        <w:t>Требуется разработать с использованием Python и Java систему обработки оптовой заявки и резервирования офисной мебели на одном складе. На вход поступают идентификатор заявки и покупателя, артикулы и целые положительные количества. Каталог, цены, физические остатки и действующие резервы являются исходными данными. На выходе формируется подтверждённый заказ с резервом либо мотивированный отказ. Оплата, закупка, доставка, бухгалтерский учёт, оптимизация размещения мебели и прогнозирование спроса находятся за границами автоматизации.</w:t>
+      </w:r>
+    </w:p>
+    <w:p>
+      <w:pPr>
+        <w:pStyle w:val="4"/>
+      </w:pPr>
+      <w:bookmarkStart w:id="30" w:name="_Toc242108190"/>
+      <w:r>
+        <w:t>2.5.2 Функциональные требования</w:t>
+      </w:r>
       <w:bookmarkEnd w:id="30"/>
+    </w:p>
+    <w:p>
+      <w:pPr>
+        <w:spacing w:after="0" w:line="360" w:lineRule="auto"/>
+        <w:ind w:firstLine="709"/>
+        <w:jc w:val="both"/>
+      </w:pPr>
+      <w:r>
+        <w:rPr>
+          <w:rFonts w:ascii="Times New Roman" w:hAnsi="Times New Roman"/>
+          <w:color w:val="000000"/>
+          <w:sz w:val="28"/>
+        </w:rPr>
+        <w:t>ФТ-01. Проверять обязательные поля заявки, существование артикула и допустимость количества; ошибочная заявка не должна изменять резервы.</w:t>
+      </w:r>
+    </w:p>
+    <w:p>
+      <w:pPr>
+        <w:spacing w:after="0" w:line="360" w:lineRule="auto"/>
+        <w:ind w:firstLine="709"/>
+        <w:jc w:val="both"/>
+      </w:pPr>
+      <w:r>
+        <w:rPr>
+          <w:rFonts w:ascii="Times New Roman" w:hAnsi="Times New Roman"/>
+          <w:color w:val="000000"/>
+          <w:sz w:val="28"/>
+        </w:rPr>
+        <w:t>ФТ-02. Объединять повторяющиеся артикулы и проверять суммарное количество каждой позиции.</w:t>
+      </w:r>
+    </w:p>
+    <w:p>
+      <w:pPr>
+        <w:spacing w:after="0" w:line="360" w:lineRule="auto"/>
+        <w:ind w:firstLine="709"/>
+        <w:jc w:val="both"/>
+      </w:pPr>
+      <w:r>
+        <w:rPr>
+          <w:rFonts w:ascii="Times New Roman" w:hAnsi="Times New Roman"/>
+          <w:color w:val="000000"/>
+          <w:sz w:val="28"/>
+        </w:rPr>
+        <w:t>ФТ-03. Рассчитывать доступное количество как физический остаток за вычетом активных резервов; при недостатке формировать перечень дефицита.</w:t>
+      </w:r>
+    </w:p>
+    <w:p>
+      <w:pPr>
+        <w:spacing w:after="0" w:line="360" w:lineRule="auto"/>
+        <w:ind w:firstLine="709"/>
+        <w:jc w:val="both"/>
+      </w:pPr>
+      <w:r>
+        <w:rPr>
+          <w:rFonts w:ascii="Times New Roman" w:hAnsi="Times New Roman"/>
+          <w:color w:val="000000"/>
+          <w:sz w:val="28"/>
+        </w:rPr>
+        <w:t>ФТ-04. Рассчитывать стоимость строк и сумму заказа по согласованным ценам в рублях; при изменении цены возвращать условия на согласование.</w:t>
+      </w:r>
+    </w:p>
+    <w:p>
+      <w:pPr>
+        <w:spacing w:after="0" w:line="360" w:lineRule="auto"/>
+        <w:ind w:firstLine="709"/>
+        <w:jc w:val="both"/>
+      </w:pPr>
+      <w:r>
+        <w:rPr>
+          <w:rFonts w:ascii="Times New Roman" w:hAnsi="Times New Roman"/>
+          <w:color w:val="000000"/>
+          <w:sz w:val="28"/>
+        </w:rPr>
+        <w:t>ФТ-05. После подтверждения покупателем повторно проверять наличие и резервировать заказ целиком. При дефиците любой позиции все резервы остаются неизменными.</w:t>
+      </w:r>
+    </w:p>
+    <w:p>
+      <w:pPr>
+        <w:spacing w:after="0" w:line="360" w:lineRule="auto"/>
+        <w:ind w:firstLine="709"/>
+        <w:jc w:val="both"/>
+      </w:pPr>
+      <w:r>
+        <w:rPr>
+          <w:rFonts w:ascii="Times New Roman" w:hAnsi="Times New Roman"/>
+          <w:color w:val="000000"/>
+          <w:sz w:val="28"/>
+        </w:rPr>
+        <w:t>ФТ-06. Сохранять связь резерва с заказом; повторная обработка того же подтверждённого заказа не создаёт новый резерв.</w:t>
+      </w:r>
+    </w:p>
+    <w:p>
+      <w:pPr>
+        <w:spacing w:after="0" w:line="360" w:lineRule="auto"/>
+        <w:ind w:firstLine="709"/>
+        <w:jc w:val="both"/>
+      </w:pPr>
+      <w:r>
+        <w:rPr>
+          <w:rFonts w:ascii="Times New Roman" w:hAnsi="Times New Roman"/>
+          <w:color w:val="000000"/>
+          <w:sz w:val="28"/>
+        </w:rPr>
+        <w:t>ФТ-07. Снимать резерв при отмене заказа с сохранением причины. Создание и снятие резерва не меняют физический остаток.</w:t>
+      </w:r>
+    </w:p>
+    <w:p>
+      <w:pPr>
+        <w:spacing w:after="0" w:line="360" w:lineRule="auto"/>
+        <w:ind w:firstLine="709"/>
+        <w:jc w:val="both"/>
+      </w:pPr>
+      <w:r>
+        <w:rPr>
+          <w:rFonts w:ascii="Times New Roman" w:hAnsi="Times New Roman"/>
+          <w:color w:val="000000"/>
+          <w:sz w:val="28"/>
+        </w:rPr>
+        <w:lastRenderedPageBreak/>
+        <w:t>ФТ-08. Возвращать номер заказа, результат обработки, суммы и причины отказа.</w:t>
+      </w:r>
+    </w:p>
+    <w:p>
+      <w:pPr>
+        <w:pStyle w:val="4"/>
+      </w:pPr>
+      <w:bookmarkStart w:id="31" w:name="_Toc242108191"/>
+      <w:r>
+        <w:t>2.5.3 Нефункциональные требования и критерии проверки</w:t>
+      </w:r>
       <w:bookmarkEnd w:id="31"/>
     </w:p>
     <w:p>
       <w:pPr>
-        <w:pStyle w:val="3"/>
-      </w:pPr>
-      <w:bookmarkStart w:id="32" w:name="_Toc242108189"/>
-      <w:bookmarkStart w:id="33" w:name="_Toc242201590"/>
-      <w:r>
-        <w:t>2.5.1 Цель автоматизации и границы решения</w:t>
+        <w:spacing w:after="0" w:line="360" w:lineRule="auto"/>
+        <w:ind w:firstLine="709"/>
+        <w:jc w:val="both"/>
+      </w:pPr>
+      <w:r>
+        <w:rPr>
+          <w:rFonts w:ascii="Times New Roman" w:hAnsi="Times New Roman"/>
+          <w:color w:val="000000"/>
+          <w:sz w:val="28"/>
+        </w:rPr>
+        <w:t>НФТ-01. Корректность: система должна рассчитывать количества и суммы и определять причины отказа в соответствии с установленными бизнес-правилами. Проверка выполняется набором общих сценариев.</w:t>
+      </w:r>
+    </w:p>
+    <w:p>
+      <w:pPr>
+        <w:spacing w:after="0" w:line="360" w:lineRule="auto"/>
+        <w:ind w:firstLine="709"/>
+        <w:jc w:val="both"/>
+      </w:pPr>
+      <w:r>
+        <w:rPr>
+          <w:rFonts w:ascii="Times New Roman" w:hAnsi="Times New Roman"/>
+          <w:color w:val="000000"/>
+          <w:sz w:val="28"/>
+        </w:rPr>
+        <w:t>НФТ-02. Точность: денежные значения вычисляются десятичной арифметикой с результатом до копеек; количества хранятся целыми числами. Правило округления фиксируется для всей системы.</w:t>
+      </w:r>
+    </w:p>
+    <w:p>
+      <w:pPr>
+        <w:spacing w:after="0" w:line="360" w:lineRule="auto"/>
+        <w:ind w:firstLine="709"/>
+        <w:jc w:val="both"/>
+      </w:pPr>
+      <w:r>
+        <w:rPr>
+          <w:rFonts w:ascii="Times New Roman" w:hAnsi="Times New Roman"/>
+          <w:color w:val="000000"/>
+          <w:sz w:val="28"/>
+        </w:rPr>
+        <w:t>НФТ-03. Целостность: после любой успешной или отклонённой операции резерв не превышает физический остаток, а доступное количество не становится отрицательным. В версии с СУБД критерий проверяется также двумя конкурирующими заявками.</w:t>
+      </w:r>
+    </w:p>
+    <w:p>
+      <w:pPr>
+        <w:spacing w:after="0" w:line="360" w:lineRule="auto"/>
+        <w:ind w:firstLine="709"/>
+        <w:jc w:val="both"/>
+      </w:pPr>
+      <w:r>
+        <w:rPr>
+          <w:rFonts w:ascii="Times New Roman" w:hAnsi="Times New Roman"/>
+          <w:color w:val="000000"/>
+          <w:sz w:val="28"/>
+        </w:rPr>
+        <w:t>НФТ-04. Воспроизводимость: для программных компонентов указываются версии средств, порядок запуска и набор входных данных. В контрольных наборах используются вымышленные сведения о покупателях.</w:t>
+      </w:r>
+    </w:p>
+    <w:p>
+      <w:pPr>
+        <w:spacing w:after="0" w:line="360" w:lineRule="auto"/>
+        <w:ind w:firstLine="709"/>
+        <w:jc w:val="both"/>
+      </w:pPr>
+      <w:r>
+        <w:rPr>
+          <w:rFonts w:ascii="Times New Roman" w:hAnsi="Times New Roman"/>
+          <w:color w:val="000000"/>
+          <w:sz w:val="28"/>
+        </w:rPr>
+        <w:t xml:space="preserve">НФТ-05. </w:t>
+      </w:r>
+      <w:proofErr w:type="spellStart"/>
+      <w:r>
+        <w:rPr>
+          <w:rFonts w:ascii="Times New Roman" w:hAnsi="Times New Roman"/>
+          <w:color w:val="000000"/>
+          <w:sz w:val="28"/>
+        </w:rPr>
+        <w:t>Сопровождаемость</w:t>
+      </w:r>
+      <w:proofErr w:type="spellEnd"/>
+      <w:r>
+        <w:rPr>
+          <w:rFonts w:ascii="Times New Roman" w:hAnsi="Times New Roman"/>
+          <w:color w:val="000000"/>
+          <w:sz w:val="28"/>
+        </w:rPr>
+        <w:t>: ввод и вывод отделяются от обработки заявки; программная логика организуется в виде отдельных модулей, функций и классов.</w:t>
+      </w:r>
+    </w:p>
+    <w:p>
+      <w:pPr>
+        <w:spacing w:after="0" w:line="360" w:lineRule="auto"/>
+        <w:ind w:firstLine="709"/>
+        <w:jc w:val="both"/>
+      </w:pPr>
+      <w:r>
+        <w:rPr>
+          <w:rFonts w:ascii="Times New Roman" w:hAnsi="Times New Roman"/>
+          <w:color w:val="000000"/>
+          <w:sz w:val="28"/>
+        </w:rPr>
+        <w:t>НФТ-06. Понятность результата: пользователь получает причину ошибки и проблемный артикул. Ограничение времени отклика в миллисекундах не устанавливается, поскольку размеры набора данных и оборудование для измерений не определены.</w:t>
+      </w:r>
+    </w:p>
+    <w:p>
+      <w:pPr>
+        <w:spacing w:after="0" w:line="360" w:lineRule="auto"/>
+        <w:ind w:firstLine="709"/>
+        <w:jc w:val="both"/>
+      </w:pPr>
+      <w:r>
+        <w:rPr>
+          <w:rFonts w:ascii="Times New Roman" w:hAnsi="Times New Roman"/>
+          <w:color w:val="000000"/>
+          <w:sz w:val="28"/>
+        </w:rPr>
+        <w:t>На складе 20 столов, из них 5 зарезервировано: доступно 15. Заявка на 10 столов при выполнении остальных условий создаёт резерв 10; общий резерв становится 15, доступно 5, физический остаток остаётся 20. Заявка на 16 столов отклоняется без изменения данных. Если в заявке указаны две строки одного артикула на 8 и 9 столов, проверяется суммарное количество 17.</w:t>
+      </w:r>
+    </w:p>
+    <w:p>
+      <w:pPr>
+        <w:pStyle w:val="2"/>
+      </w:pPr>
+      <w:bookmarkStart w:id="32" w:name="_Toc242108184"/>
+      <w:bookmarkStart w:id="33" w:name="_Toc242202208"/>
+      <w:r>
+        <w:lastRenderedPageBreak/>
+        <w:t>3 Среда разработки, система контроля версий и технологии</w:t>
       </w:r>
       <w:bookmarkEnd w:id="32"/>
       <w:bookmarkEnd w:id="33"/>
     </w:p>
     <w:p>
       <w:pPr>
-        <w:spacing w:after="0" w:line="360" w:lineRule="auto"/>
-        <w:ind w:firstLine="709"/>
-        <w:jc w:val="both"/>
-      </w:pPr>
-      <w:r>
-        <w:rPr>
-          <w:rFonts w:ascii="Times New Roman" w:hAnsi="Times New Roman"/>
-          <w:color w:val="000000"/>
-          <w:sz w:val="28"/>
-        </w:rPr>
-        <w:t>Требуется разработать с использованием Python и Java систему обработки оптовой заявки и резервирования офисной мебели на одном складе. На вход поступают идентификатор заявки и покупателя, артикулы и целые положительные количества. Каталог, цены, физические остатки и действующие резервы являются исходными данными. На выходе формируется подтверждённый заказ с резервом либо мотивированный отказ. Оплата, закупка, доставка, бухгалтерский учёт, оптимизация размещения мебели и прогнозирование спроса находятся за границами автоматизации.</w:t>
-      </w:r>
-    </w:p>
-    <w:p>
-      <w:pPr>
         <w:pStyle w:val="3"/>
       </w:pPr>
-      <w:bookmarkStart w:id="34" w:name="_Toc242108190"/>
-      <w:bookmarkStart w:id="35" w:name="_Toc242201591"/>
-      <w:r>
-        <w:t>2.5.2 Функциональные требования</w:t>
+      <w:bookmarkStart w:id="34" w:name="_Toc242108185"/>
+      <w:bookmarkStart w:id="35" w:name="_Toc242202209"/>
+      <w:r>
+        <w:t>3.1 Языки программирования</w:t>
       </w:r>
       <w:bookmarkEnd w:id="34"/>
       <w:bookmarkEnd w:id="35"/>
@@ -11622,7 +10988,25 @@
           <w:color w:val="000000"/>
           <w:sz w:val="28"/>
         </w:rPr>
-        <w:t>ФТ-01. Проверять обязательные поля заявки, существование артикула и допустимость количества; ошибочная заявка не должна изменять резервы.</w:t>
+        <w:t xml:space="preserve">В качестве используемых технологий выбраны Python 3.13, Java 21 и </w:t>
+      </w:r>
+      <w:proofErr w:type="spellStart"/>
+      <w:r>
+        <w:rPr>
+          <w:rFonts w:ascii="Times New Roman" w:hAnsi="Times New Roman"/>
+          <w:color w:val="000000"/>
+          <w:sz w:val="28"/>
+        </w:rPr>
+        <w:t>PostgreSQL</w:t>
+      </w:r>
+      <w:proofErr w:type="spellEnd"/>
+      <w:r>
+        <w:rPr>
+          <w:rFonts w:ascii="Times New Roman" w:hAnsi="Times New Roman"/>
+          <w:color w:val="000000"/>
+          <w:sz w:val="28"/>
+        </w:rPr>
+        <w:t xml:space="preserve"> 17. </w:t>
       </w:r>
     </w:p>
     <w:p>
@@ -11637,7 +11021,7 @@
           <w:color w:val="000000"/>
           <w:sz w:val="28"/>
         </w:rPr>
-        <w:t>ФТ-02. Объединять повторяющиеся артикулы и проверять суммарное количество каждой позиции.</w:t>
+        <w:t>Python и Java используются при разработке программных компонентов системы обработки оптовых заявок и резервирования. Возможности обоих языков дополняют друг друга при работе с данными и реализации бизнес-логики.</w:t>
       </w:r>
     </w:p>
     <w:p>
@@ -11652,7 +11036,7 @@
           <w:color w:val="000000"/>
           <w:sz w:val="28"/>
         </w:rPr>
-        <w:t>ФТ-03. Рассчитывать доступное количество как физический остаток за вычетом активных резервов; при недостатке формировать перечень дефицита.</w:t>
+        <w:t>Исходный код организуется по функциональному назначению. Для разработки применяются стандартные средства и библиотеки Python и Java, описанные в официальной документации [15, 16].</w:t>
       </w:r>
     </w:p>
     <w:p>
@@ -11667,7 +11051,7 @@
           <w:color w:val="000000"/>
           <w:sz w:val="28"/>
         </w:rPr>
-        <w:t>ФТ-04. Рассчитывать стоимость строк и сумму заказа по согласованным ценам в рублях; при изменении цены возвращать условия на согласование.</w:t>
+        <w:t>Программные компоненты работают с согласованными форматами входных и выходных данных. Работа системы проверяется единым набором сценариев, охватывающим расчёт количества и стоимости, резервирование и обработку ошибок.</w:t>
       </w:r>
     </w:p>
     <w:p>
@@ -11682,63 +11066,17 @@
           <w:color w:val="000000"/>
           <w:sz w:val="28"/>
         </w:rPr>
-        <w:t>ФТ-05. После подтверждения покупателем повторно проверять наличие и резервировать заказ целиком. При дефиците любой позиции все резервы остаются неизменными.</w:t>
+        <w:t>Использование Python и Java позволяет сочетать доступные библиотеки и средства разработки обоих языков в рамках одной системы.</w:t>
       </w:r>
     </w:p>
     <w:p>
       <w:pPr>
-        <w:spacing w:after="0" w:line="360" w:lineRule="auto"/>
-        <w:ind w:firstLine="709"/>
-        <w:jc w:val="both"/>
-      </w:pPr>
-      <w:r>
-        <w:rPr>
-          <w:rFonts w:ascii="Times New Roman" w:hAnsi="Times New Roman"/>
-          <w:color w:val="000000"/>
-          <w:sz w:val="28"/>
-        </w:rPr>
-        <w:t>ФТ-06. Сохранять связь резерва с заказом; повторная обработка того же подтверждённого заказа не создаёт новый резерв.</w:t>
-      </w:r>
-    </w:p>
-    <w:p>
-      <w:pPr>
-        <w:spacing w:after="0" w:line="360" w:lineRule="auto"/>
-        <w:ind w:firstLine="709"/>
-        <w:jc w:val="both"/>
-      </w:pPr>
-      <w:r>
-        <w:rPr>
-          <w:rFonts w:ascii="Times New Roman" w:hAnsi="Times New Roman"/>
-          <w:color w:val="000000"/>
-          <w:sz w:val="28"/>
-        </w:rPr>
-        <w:t>ФТ-07. Снимать резерв при отмене заказа с сохранением причины. Создание и снятие резерва не меняют физический остаток.</w:t>
-      </w:r>
-    </w:p>
-    <w:p>
-      <w:pPr>
-        <w:spacing w:after="0" w:line="360" w:lineRule="auto"/>
-        <w:ind w:firstLine="709"/>
-        <w:jc w:val="both"/>
-      </w:pPr>
-      <w:r>
-        <w:rPr>
-          <w:rFonts w:ascii="Times New Roman" w:hAnsi="Times New Roman"/>
-          <w:color w:val="000000"/>
-          <w:sz w:val="28"/>
-        </w:rPr>
-        <w:lastRenderedPageBreak/>
-        <w:t>ФТ-08. Возвращать номер заказа, результат обработки, суммы и причины отказа.</w:t>
-      </w:r>
-    </w:p>
-    <w:p>
-      <w:pPr>
         <w:pStyle w:val="3"/>
       </w:pPr>
-      <w:bookmarkStart w:id="36" w:name="_Toc242108191"/>
-      <w:bookmarkStart w:id="37" w:name="_Toc242201592"/>
-      <w:r>
-        <w:t>2.5.3 Нефункциональные требования и критерии проверки</w:t>
+      <w:bookmarkStart w:id="36" w:name="_Toc242108186"/>
+      <w:bookmarkStart w:id="37" w:name="_Toc242202210"/>
+      <w:r>
+        <w:t>3.2 Хранение данных и среда разработки</w:t>
       </w:r>
       <w:bookmarkEnd w:id="36"/>
       <w:bookmarkEnd w:id="37"/>
@@ -11755,120 +11093,261 @@
           <w:color w:val="000000"/>
           <w:sz w:val="28"/>
         </w:rPr>
-        <w:t>НФТ-01. Корректность: система должна рассчитывать количества и суммы и определять причины отказа в соответствии с установленными бизнес-правилами. Проверка выполняется набором общих сценариев.</w:t>
+        <w:t xml:space="preserve">Для разработки на Python и Java будет использоваться Visual Studio Code (VS Code). </w:t>
+      </w:r>
+      <w:proofErr w:type="spellStart"/>
+      <w:r>
+        <w:rPr>
+          <w:rFonts w:ascii="Times New Roman" w:hAnsi="Times New Roman"/>
+          <w:color w:val="000000"/>
+          <w:sz w:val="28"/>
+        </w:rPr>
+        <w:t>PostgreSQL</w:t>
+      </w:r>
+      <w:proofErr w:type="spellEnd"/>
+      <w:r>
+        <w:rPr>
+          <w:rFonts w:ascii="Times New Roman" w:hAnsi="Times New Roman"/>
+          <w:color w:val="000000"/>
+          <w:sz w:val="28"/>
+        </w:rPr>
+        <w:t xml:space="preserve"> выбран для реляционной модели товаров, покупателей, заказов и </w:t>
+      </w:r>
+      <w:proofErr w:type="gramStart"/>
+      <w:r>
+        <w:rPr>
+          <w:rFonts w:ascii="Times New Roman" w:hAnsi="Times New Roman"/>
+          <w:color w:val="000000"/>
+          <w:sz w:val="28"/>
+        </w:rPr>
+        <w:t>резервов</w:t>
+      </w:r>
+      <w:proofErr w:type="gramEnd"/>
+      <w:r>
+        <w:rPr>
+          <w:rFonts w:ascii="Times New Roman" w:hAnsi="Times New Roman"/>
+          <w:color w:val="000000"/>
+          <w:sz w:val="28"/>
+        </w:rPr>
+        <w:t xml:space="preserve"> и согласованного выполнения связанных изменений: товары, заказы и резервы должны быть связаны ключами, а проверка остатка и изменение резерва — выполняться в одной транзакции. Документация </w:t>
+      </w:r>
+      <w:proofErr w:type="spellStart"/>
+      <w:r>
+        <w:rPr>
+          <w:rFonts w:ascii="Times New Roman" w:hAnsi="Times New Roman"/>
+          <w:color w:val="000000"/>
+          <w:sz w:val="28"/>
+        </w:rPr>
+        <w:t>PostgreSQL</w:t>
+      </w:r>
+      <w:proofErr w:type="spellEnd"/>
+      <w:r>
+        <w:rPr>
+          <w:rFonts w:ascii="Times New Roman" w:hAnsi="Times New Roman"/>
+          <w:color w:val="000000"/>
+          <w:sz w:val="28"/>
+        </w:rPr>
+        <w:t xml:space="preserve"> описывает блокировки строк, применимые для защиты от конкурирующих изменений [17].</w:t>
       </w:r>
     </w:p>
     <w:p>
       <w:pPr>
-        <w:spacing w:after="0" w:line="360" w:lineRule="auto"/>
-        <w:ind w:firstLine="709"/>
-        <w:jc w:val="both"/>
-      </w:pPr>
-      <w:r>
-        <w:rPr>
-          <w:rFonts w:ascii="Times New Roman" w:hAnsi="Times New Roman"/>
-          <w:color w:val="000000"/>
-          <w:sz w:val="28"/>
-        </w:rPr>
-        <w:t>НФТ-02. Точность: денежные значения вычисляются десятичной арифметикой с результатом до копеек; количества хранятся целыми числами. Правило округления фиксируется для всей системы.</w:t>
-      </w:r>
-    </w:p>
-    <w:p>
-      <w:pPr>
-        <w:spacing w:after="0" w:line="360" w:lineRule="auto"/>
-        <w:ind w:firstLine="709"/>
-        <w:jc w:val="both"/>
-      </w:pPr>
-      <w:r>
-        <w:rPr>
-          <w:rFonts w:ascii="Times New Roman" w:hAnsi="Times New Roman"/>
-          <w:color w:val="000000"/>
-          <w:sz w:val="28"/>
-        </w:rPr>
-        <w:t>НФТ-03. Целостность: после любой успешной или отклонённой операции резерв не превышает физический остаток, а доступное количество не становится отрицательным. В версии с СУБД критерий проверяется также двумя конкурирующими заявками.</w:t>
-      </w:r>
-    </w:p>
-    <w:p>
-      <w:pPr>
-        <w:spacing w:after="0" w:line="360" w:lineRule="auto"/>
-        <w:ind w:firstLine="709"/>
-        <w:jc w:val="both"/>
-      </w:pPr>
-      <w:r>
-        <w:rPr>
-          <w:rFonts w:ascii="Times New Roman" w:hAnsi="Times New Roman"/>
-          <w:color w:val="000000"/>
-          <w:sz w:val="28"/>
-        </w:rPr>
-        <w:t>НФТ-04. Воспроизводимость: для программных компонентов указываются версии средств, порядок запуска и набор входных данных. В контрольных наборах используются вымышленные сведения о покупателях.</w:t>
-      </w:r>
-    </w:p>
-    <w:p>
-      <w:pPr>
-        <w:spacing w:after="0" w:line="360" w:lineRule="auto"/>
-        <w:ind w:firstLine="709"/>
-        <w:jc w:val="both"/>
-      </w:pPr>
-      <w:r>
-        <w:rPr>
-          <w:rFonts w:ascii="Times New Roman" w:hAnsi="Times New Roman"/>
-          <w:color w:val="000000"/>
-          <w:sz w:val="28"/>
-        </w:rPr>
-        <w:t>НФТ-05. Сопровождаемость: ввод и вывод отделяются от обработки заявки; программная логика организуется в виде отдельных модулей, функций и классов.</w:t>
-      </w:r>
-    </w:p>
-    <w:p>
-      <w:pPr>
-        <w:spacing w:after="0" w:line="360" w:lineRule="auto"/>
-        <w:ind w:firstLine="709"/>
-        <w:jc w:val="both"/>
-      </w:pPr>
-      <w:r>
-        <w:rPr>
-          <w:rFonts w:ascii="Times New Roman" w:hAnsi="Times New Roman"/>
-          <w:color w:val="000000"/>
-          <w:sz w:val="28"/>
-        </w:rPr>
-        <w:t>НФТ-06. Понятность результата: пользователь получает причину ошибки и проблемный артикул. Ограничение времени отклика в миллисекундах не устанавливается, поскольку размеры набора данных и оборудование для измерений не определены.</w:t>
-      </w:r>
-    </w:p>
-    <w:p>
-      <w:pPr>
-        <w:spacing w:after="0" w:line="360" w:lineRule="auto"/>
-        <w:ind w:firstLine="709"/>
-        <w:jc w:val="both"/>
-      </w:pPr>
-      <w:r>
-        <w:rPr>
-          <w:rFonts w:ascii="Times New Roman" w:hAnsi="Times New Roman"/>
-          <w:color w:val="000000"/>
-          <w:sz w:val="28"/>
-        </w:rPr>
-        <w:t>На складе 20 столов, из них 5 зарезервировано: доступно 15. Заявка на 10 столов при выполнении остальных условий создаёт резерв 10; общий резерв становится 15, доступно 5, физический остаток остаётся 20. Заявка на 16 столов отклоняется без изменения данных. Если в заявке указаны две строки одного артикула на 8 и 9 столов, проверяется суммарное количество 17.</w:t>
-      </w:r>
-    </w:p>
-    <w:p>
-      <w:pPr>
-        <w:pStyle w:val="2"/>
-      </w:pPr>
-      <w:bookmarkStart w:id="38" w:name="_Toc242108184"/>
-      <w:bookmarkStart w:id="39" w:name="_Toc242201593"/>
-      <w:r>
-        <w:lastRenderedPageBreak/>
-        <w:t>3 Среда разработки, система контроля версий и технологии</w:t>
+        <w:pStyle w:val="3"/>
+      </w:pPr>
+      <w:bookmarkStart w:id="38" w:name="_Toc242108187"/>
+      <w:bookmarkStart w:id="39" w:name="_Toc242202211"/>
+      <w:r>
+        <w:t>3.3 Организация контроля версий</w:t>
       </w:r>
       <w:bookmarkEnd w:id="38"/>
       <w:bookmarkEnd w:id="39"/>
     </w:p>
     <w:p>
       <w:pPr>
+        <w:spacing w:after="0" w:line="360" w:lineRule="auto"/>
+        <w:ind w:firstLine="709"/>
+        <w:jc w:val="both"/>
+      </w:pPr>
+      <w:r>
+        <w:rPr>
+          <w:rFonts w:ascii="Times New Roman" w:hAnsi="Times New Roman"/>
+          <w:color w:val="000000"/>
+          <w:sz w:val="28"/>
+        </w:rPr>
+        <w:t xml:space="preserve">Локальный </w:t>
+      </w:r>
+      <w:proofErr w:type="spellStart"/>
+      <w:r>
+        <w:rPr>
+          <w:rFonts w:ascii="Times New Roman" w:hAnsi="Times New Roman"/>
+          <w:color w:val="000000"/>
+          <w:sz w:val="28"/>
+        </w:rPr>
+        <w:t>Git</w:t>
+      </w:r>
+      <w:proofErr w:type="spellEnd"/>
+      <w:r>
+        <w:rPr>
+          <w:rFonts w:ascii="Times New Roman" w:hAnsi="Times New Roman"/>
+          <w:color w:val="000000"/>
+          <w:sz w:val="28"/>
+        </w:rPr>
+        <w:t xml:space="preserve">-репозиторий расположен в каталоге </w:t>
+      </w:r>
+      <w:proofErr w:type="spellStart"/>
+      <w:r>
+        <w:rPr>
+          <w:rFonts w:ascii="Times New Roman" w:hAnsi="Times New Roman"/>
+          <w:color w:val="000000"/>
+          <w:sz w:val="28"/>
+        </w:rPr>
+        <w:t>vcs</w:t>
+      </w:r>
+      <w:proofErr w:type="spellEnd"/>
+      <w:r>
+        <w:rPr>
+          <w:rFonts w:ascii="Times New Roman" w:hAnsi="Times New Roman"/>
+          <w:color w:val="000000"/>
+          <w:sz w:val="28"/>
+        </w:rPr>
+        <w:t xml:space="preserve">; основная ветка — </w:t>
+      </w:r>
+      <w:proofErr w:type="spellStart"/>
+      <w:r>
+        <w:rPr>
+          <w:rFonts w:ascii="Times New Roman" w:hAnsi="Times New Roman"/>
+          <w:color w:val="000000"/>
+          <w:sz w:val="28"/>
+        </w:rPr>
+        <w:t>main</w:t>
+      </w:r>
+      <w:proofErr w:type="spellEnd"/>
+      <w:r>
+        <w:rPr>
+          <w:rFonts w:ascii="Times New Roman" w:hAnsi="Times New Roman"/>
+          <w:color w:val="000000"/>
+          <w:sz w:val="28"/>
+        </w:rPr>
+        <w:t xml:space="preserve">. Каталоги </w:t>
+      </w:r>
+      <w:proofErr w:type="spellStart"/>
+      <w:r>
+        <w:rPr>
+          <w:rFonts w:ascii="Times New Roman" w:hAnsi="Times New Roman"/>
+          <w:color w:val="000000"/>
+          <w:sz w:val="28"/>
+        </w:rPr>
+        <w:t>python</w:t>
+      </w:r>
+      <w:proofErr w:type="spellEnd"/>
+      <w:r>
+        <w:rPr>
+          <w:rFonts w:ascii="Times New Roman" w:hAnsi="Times New Roman"/>
+          <w:color w:val="000000"/>
+          <w:sz w:val="28"/>
+        </w:rPr>
+        <w:t xml:space="preserve"> и </w:t>
+      </w:r>
+      <w:proofErr w:type="spellStart"/>
+      <w:r>
+        <w:rPr>
+          <w:rFonts w:ascii="Times New Roman" w:hAnsi="Times New Roman"/>
+          <w:color w:val="000000"/>
+          <w:sz w:val="28"/>
+        </w:rPr>
+        <w:t>java</w:t>
+      </w:r>
+      <w:proofErr w:type="spellEnd"/>
+      <w:r>
+        <w:rPr>
+          <w:rFonts w:ascii="Times New Roman" w:hAnsi="Times New Roman"/>
+          <w:color w:val="000000"/>
+          <w:sz w:val="28"/>
+        </w:rPr>
+        <w:t xml:space="preserve"> предназначены для исходного кода программных компонентов, </w:t>
+      </w:r>
+      <w:proofErr w:type="spellStart"/>
+      <w:r>
+        <w:rPr>
+          <w:rFonts w:ascii="Times New Roman" w:hAnsi="Times New Roman"/>
+          <w:color w:val="000000"/>
+          <w:sz w:val="28"/>
+        </w:rPr>
+        <w:t>data</w:t>
+      </w:r>
+      <w:proofErr w:type="spellEnd"/>
+      <w:r>
+        <w:rPr>
+          <w:rFonts w:ascii="Times New Roman" w:hAnsi="Times New Roman"/>
+          <w:color w:val="000000"/>
+          <w:sz w:val="28"/>
+        </w:rPr>
+        <w:t xml:space="preserve"> — для общих данных, </w:t>
+      </w:r>
+      <w:proofErr w:type="spellStart"/>
+      <w:r>
+        <w:rPr>
+          <w:rFonts w:ascii="Times New Roman" w:hAnsi="Times New Roman"/>
+          <w:color w:val="000000"/>
+          <w:sz w:val="28"/>
+        </w:rPr>
+        <w:t>tests</w:t>
+      </w:r>
+      <w:proofErr w:type="spellEnd"/>
+      <w:r>
+        <w:rPr>
+          <w:rFonts w:ascii="Times New Roman" w:hAnsi="Times New Roman"/>
+          <w:color w:val="000000"/>
+          <w:sz w:val="28"/>
+        </w:rPr>
+        <w:t xml:space="preserve"> — для проверок. README </w:t>
+      </w:r>
+      <w:r>
+        <w:rPr>
+          <w:rFonts w:ascii="Times New Roman" w:hAnsi="Times New Roman"/>
+          <w:color w:val="000000"/>
+          <w:sz w:val="28"/>
+        </w:rPr>
+        <w:lastRenderedPageBreak/>
+        <w:t xml:space="preserve">содержит тему, ФИО и группу студента. </w:t>
+      </w:r>
+      <w:proofErr w:type="gramStart"/>
+      <w:r>
+        <w:rPr>
+          <w:rFonts w:ascii="Times New Roman" w:hAnsi="Times New Roman"/>
+          <w:color w:val="000000"/>
+          <w:sz w:val="28"/>
+        </w:rPr>
+        <w:t>Файл .</w:t>
+      </w:r>
+      <w:proofErr w:type="spellStart"/>
+      <w:r>
+        <w:rPr>
+          <w:rFonts w:ascii="Times New Roman" w:hAnsi="Times New Roman"/>
+          <w:color w:val="000000"/>
+          <w:sz w:val="28"/>
+        </w:rPr>
+        <w:t>gitignore</w:t>
+      </w:r>
+      <w:proofErr w:type="spellEnd"/>
+      <w:proofErr w:type="gramEnd"/>
+      <w:r>
+        <w:rPr>
+          <w:rFonts w:ascii="Times New Roman" w:hAnsi="Times New Roman"/>
+          <w:color w:val="000000"/>
+          <w:sz w:val="28"/>
+        </w:rPr>
+        <w:t xml:space="preserve"> исключает служебные файлы, результаты сборки и локальные настройки.</w:t>
+      </w:r>
+    </w:p>
+    <w:p>
+      <w:pPr>
         <w:pStyle w:val="3"/>
       </w:pPr>
-      <w:bookmarkStart w:id="40" w:name="_Toc242108185"/>
-      <w:bookmarkStart w:id="41" w:name="_Toc242201594"/>
-      <w:r>
-        <w:t>3.1 Языки программирования</w:t>
+      <w:bookmarkStart w:id="40" w:name="_Toc242108192"/>
+      <w:bookmarkStart w:id="41" w:name="_Toc242202212"/>
+      <w:r>
+        <w:t>3.4 Выводы</w:t>
       </w:r>
       <w:bookmarkEnd w:id="40"/>
       <w:bookmarkEnd w:id="41"/>
@@ -11885,25 +11364,7 @@
           <w:color w:val="000000"/>
           <w:sz w:val="28"/>
         </w:rPr>
-        <w:t xml:space="preserve">В качестве используемых технологий выбраны Python 3.13, Java 21 и </w:t>
-      </w:r>
-      <w:proofErr w:type="spellStart"/>
-      <w:r>
-        <w:rPr>
-          <w:rFonts w:ascii="Times New Roman" w:hAnsi="Times New Roman"/>
-          <w:color w:val="000000"/>
-          <w:sz w:val="28"/>
-        </w:rPr>
-        <w:t>PostgreSQL</w:t>
-      </w:r>
-      <w:proofErr w:type="spellEnd"/>
-      <w:r>
-        <w:rPr>
-          <w:rFonts w:ascii="Times New Roman" w:hAnsi="Times New Roman"/>
-          <w:color w:val="000000"/>
-          <w:sz w:val="28"/>
-        </w:rPr>
-        <w:t xml:space="preserve"> 17. </w:t>
+        <w:t>Определены предметная область, участники и границы обработки оптовой заявки. Основной риск связан с рассогласованием заказов и складских остатков. Для его устранения сформулированы правила проверки доступности, полного резервирования заказа и защиты от повторного создания резерва.</w:t>
       </w:r>
     </w:p>
     <w:p>
@@ -11918,143 +11379,47 @@
           <w:color w:val="000000"/>
           <w:sz w:val="28"/>
         </w:rPr>
-        <w:t>Python и Java используются при разработке программных компонентов системы обработки оптовых заявок и резервирования. Возможности обоих языков дополняют друг друга при работе с данными и реализации бизнес-логики.</w:t>
+        <w:t xml:space="preserve">Сопоставление существующих решений позволило выделить общие понятия заказа, наличия и резерва. Для разработки программных компонентов системы выбраны Python и Java, а для последующего хранения связанных данных — </w:t>
+      </w:r>
+      <w:proofErr w:type="spellStart"/>
+      <w:r>
+        <w:rPr>
+          <w:rFonts w:ascii="Times New Roman" w:hAnsi="Times New Roman"/>
+          <w:color w:val="000000"/>
+          <w:sz w:val="28"/>
+        </w:rPr>
+        <w:t>PostgreSQL</w:t>
+      </w:r>
+      <w:proofErr w:type="spellEnd"/>
+      <w:r>
+        <w:rPr>
+          <w:rFonts w:ascii="Times New Roman" w:hAnsi="Times New Roman"/>
+          <w:color w:val="000000"/>
+          <w:sz w:val="28"/>
+        </w:rPr>
+        <w:t>. Сформулированные требования используются при моделировании и разработке системы.</w:t>
       </w:r>
     </w:p>
     <w:p>
       <w:pPr>
-        <w:spacing w:after="0" w:line="360" w:lineRule="auto"/>
-        <w:ind w:firstLine="709"/>
-        <w:jc w:val="both"/>
-      </w:pPr>
-      <w:r>
-        <w:rPr>
-          <w:rFonts w:ascii="Times New Roman" w:hAnsi="Times New Roman"/>
-          <w:color w:val="000000"/>
-          <w:sz w:val="28"/>
-        </w:rPr>
-        <w:t>Исходный код организуется по функциональному назначению. Для разработки применяются стандартные средства и библиотеки Python и Java, описанные в официальной документации [15, 16].</w:t>
-      </w:r>
-    </w:p>
-    <w:p>
-      <w:pPr>
-        <w:spacing w:after="0" w:line="360" w:lineRule="auto"/>
-        <w:ind w:firstLine="709"/>
-        <w:jc w:val="both"/>
-      </w:pPr>
-      <w:r>
-        <w:rPr>
-          <w:rFonts w:ascii="Times New Roman" w:hAnsi="Times New Roman"/>
-          <w:color w:val="000000"/>
-          <w:sz w:val="28"/>
-        </w:rPr>
-        <w:t>Программные компоненты работают с согласованными форматами входных и выходных данных. Работа системы проверяется единым набором сценариев, охватывающим расчёт количества и стоимости, резервирование и обработку ошибок.</w:t>
-      </w:r>
-    </w:p>
-    <w:p>
-      <w:pPr>
-        <w:spacing w:after="0" w:line="360" w:lineRule="auto"/>
-        <w:ind w:firstLine="709"/>
-        <w:jc w:val="both"/>
-      </w:pPr>
-      <w:r>
-        <w:rPr>
-          <w:rFonts w:ascii="Times New Roman" w:hAnsi="Times New Roman"/>
-          <w:color w:val="000000"/>
-          <w:sz w:val="28"/>
-        </w:rPr>
-        <w:t>Использование Python и Java позволяет сочетать доступные библиотеки и средства разработки обоих языков в рамках одной системы.</w:t>
-      </w:r>
-    </w:p>
-    <w:p>
-      <w:pPr>
-        <w:pStyle w:val="3"/>
-      </w:pPr>
-      <w:bookmarkStart w:id="42" w:name="_Toc242108186"/>
-      <w:bookmarkStart w:id="43" w:name="_Toc242201595"/>
-      <w:r>
-        <w:t>3.2 Хранение данных и среда разработки</w:t>
+        <w:pStyle w:val="2"/>
+      </w:pPr>
+      <w:bookmarkStart w:id="42" w:name="_Toc242108194"/>
+      <w:bookmarkStart w:id="43" w:name="_Toc242202213"/>
+      <w:r>
+        <w:t>4 Перевод фрагмента иностранной статьи</w:t>
       </w:r>
       <w:bookmarkEnd w:id="42"/>
       <w:bookmarkEnd w:id="43"/>
     </w:p>
     <w:p>
       <w:pPr>
-        <w:spacing w:after="0" w:line="360" w:lineRule="auto"/>
-        <w:ind w:firstLine="709"/>
-        <w:jc w:val="both"/>
-      </w:pPr>
-      <w:r>
-        <w:rPr>
-          <w:rFonts w:ascii="Times New Roman" w:hAnsi="Times New Roman"/>
-          <w:color w:val="000000"/>
-          <w:sz w:val="28"/>
-        </w:rPr>
-        <w:t xml:space="preserve">Для разработки на Python и Java будет использоваться Visual Studio Code (VS Code). </w:t>
-      </w:r>
-      <w:proofErr w:type="spellStart"/>
-      <w:r>
-        <w:rPr>
-          <w:rFonts w:ascii="Times New Roman" w:hAnsi="Times New Roman"/>
-          <w:color w:val="000000"/>
-          <w:sz w:val="28"/>
-        </w:rPr>
-        <w:t>PostgreSQL</w:t>
-      </w:r>
-      <w:proofErr w:type="spellEnd"/>
-      <w:r>
-        <w:rPr>
-          <w:rFonts w:ascii="Times New Roman" w:hAnsi="Times New Roman"/>
-          <w:color w:val="000000"/>
-          <w:sz w:val="28"/>
-        </w:rPr>
-        <w:t xml:space="preserve"> выбран для реляционной модели товаров, покупателей, заказов и </w:t>
-      </w:r>
-      <w:proofErr w:type="gramStart"/>
-      <w:r>
-        <w:rPr>
-          <w:rFonts w:ascii="Times New Roman" w:hAnsi="Times New Roman"/>
-          <w:color w:val="000000"/>
-          <w:sz w:val="28"/>
-        </w:rPr>
-        <w:t>резервов</w:t>
-      </w:r>
-      <w:proofErr w:type="gramEnd"/>
-      <w:r>
-        <w:rPr>
-          <w:rFonts w:ascii="Times New Roman" w:hAnsi="Times New Roman"/>
-          <w:color w:val="000000"/>
-          <w:sz w:val="28"/>
-        </w:rPr>
-        <w:t xml:space="preserve"> и согласованного выполнения связанных изменений: товары, заказы и резервы должны быть связаны ключами, а проверка остатка и изменение резерва — выполняться в одной транзакции. Документация </w:t>
-      </w:r>
-      <w:proofErr w:type="spellStart"/>
-      <w:r>
-        <w:rPr>
-          <w:rFonts w:ascii="Times New Roman" w:hAnsi="Times New Roman"/>
-          <w:color w:val="000000"/>
-          <w:sz w:val="28"/>
-        </w:rPr>
-        <w:t>PostgreSQL</w:t>
-      </w:r>
-      <w:proofErr w:type="spellEnd"/>
-      <w:r>
-        <w:rPr>
-          <w:rFonts w:ascii="Times New Roman" w:hAnsi="Times New Roman"/>
-          <w:color w:val="000000"/>
-          <w:sz w:val="28"/>
-        </w:rPr>
-        <w:t xml:space="preserve"> описывает блокировки строк, применимые для защиты от конкурирующих изменений [17].</w:t>
-      </w:r>
-    </w:p>
-    <w:p>
-      <w:pPr>
         <w:pStyle w:val="3"/>
       </w:pPr>
-      <w:bookmarkStart w:id="44" w:name="_Toc242108187"/>
-      <w:bookmarkStart w:id="45" w:name="_Toc242201596"/>
-      <w:r>
-        <w:t>3.3 Организация контроля версий</w:t>
+      <w:bookmarkStart w:id="44" w:name="_Toc242108176"/>
+      <w:bookmarkStart w:id="45" w:name="_Toc242202214"/>
+      <w:r>
+        <w:t>4.1 Выходные данные оригинала</w:t>
       </w:r>
       <w:bookmarkEnd w:id="44"/>
       <w:bookmarkEnd w:id="45"/>
@@ -12064,53 +11429,634 @@
         <w:spacing w:after="0" w:line="360" w:lineRule="auto"/>
         <w:ind w:firstLine="709"/>
         <w:jc w:val="both"/>
-      </w:pPr>
-      <w:r>
-        <w:rPr>
-          <w:rFonts w:ascii="Times New Roman" w:hAnsi="Times New Roman"/>
-          <w:color w:val="000000"/>
-          <w:sz w:val="28"/>
-        </w:rPr>
-        <w:t xml:space="preserve">Локальный Git-репозиторий расположен в каталоге vcs; основная ветка — main. Каталоги python и java предназначены для исходного кода программных компонентов, data — для общих данных, tests — для проверок. README </w:t>
-      </w:r>
-      <w:r>
-        <w:rPr>
-          <w:rFonts w:ascii="Times New Roman" w:hAnsi="Times New Roman"/>
-          <w:color w:val="000000"/>
-          <w:sz w:val="28"/>
-        </w:rPr>
-        <w:lastRenderedPageBreak/>
-        <w:t xml:space="preserve">содержит тему, ФИО и группу студента. </w:t>
-      </w:r>
-      <w:proofErr w:type="gramStart"/>
-      <w:r>
-        <w:rPr>
-          <w:rFonts w:ascii="Times New Roman" w:hAnsi="Times New Roman"/>
-          <w:color w:val="000000"/>
-          <w:sz w:val="28"/>
-        </w:rPr>
-        <w:t>Файл .gitignore</w:t>
-      </w:r>
-      <w:proofErr w:type="gramEnd"/>
-      <w:r>
-        <w:rPr>
-          <w:rFonts w:ascii="Times New Roman" w:hAnsi="Times New Roman"/>
-          <w:color w:val="000000"/>
-          <w:sz w:val="28"/>
-        </w:rPr>
-        <w:t xml:space="preserve"> исключает служебные файлы, результаты сборки и локальные настройки.</w:t>
+        <w:rPr>
+          <w:lang w:val="en-US"/>
+        </w:rPr>
+      </w:pPr>
+      <w:r>
+        <w:rPr>
+          <w:rFonts w:ascii="Times New Roman" w:hAnsi="Times New Roman"/>
+          <w:color w:val="000000"/>
+          <w:sz w:val="28"/>
+        </w:rPr>
+        <w:t xml:space="preserve">Источник: J. B. </w:t>
+      </w:r>
+      <w:proofErr w:type="spellStart"/>
+      <w:r>
+        <w:rPr>
+          <w:rFonts w:ascii="Times New Roman" w:hAnsi="Times New Roman"/>
+          <w:color w:val="000000"/>
+          <w:sz w:val="28"/>
+        </w:rPr>
+        <w:t>Munyaka</w:t>
+      </w:r>
+      <w:proofErr w:type="spellEnd"/>
+      <w:r>
+        <w:rPr>
+          <w:rFonts w:ascii="Times New Roman" w:hAnsi="Times New Roman"/>
+          <w:color w:val="000000"/>
+          <w:sz w:val="28"/>
+        </w:rPr>
+        <w:t xml:space="preserve">, V. S. S. </w:t>
+      </w:r>
+      <w:proofErr w:type="spellStart"/>
+      <w:r>
+        <w:rPr>
+          <w:rFonts w:ascii="Times New Roman" w:hAnsi="Times New Roman"/>
+          <w:color w:val="000000"/>
+          <w:sz w:val="28"/>
+        </w:rPr>
+        <w:t>Yadavalli</w:t>
+      </w:r>
+      <w:proofErr w:type="spellEnd"/>
+      <w:r>
+        <w:rPr>
+          <w:rFonts w:ascii="Times New Roman" w:hAnsi="Times New Roman"/>
+          <w:color w:val="000000"/>
+          <w:sz w:val="28"/>
+        </w:rPr>
+        <w:t xml:space="preserve">. </w:t>
+      </w:r>
+      <w:r>
+        <w:rPr>
+          <w:rFonts w:ascii="Times New Roman" w:hAnsi="Times New Roman"/>
+          <w:color w:val="000000"/>
+          <w:sz w:val="28"/>
+          <w:lang w:val="en-US"/>
+        </w:rPr>
+        <w:t xml:space="preserve">Inventory management concepts and implementations: a systematic review. The South African Journal of Industrial Engineering. 2022. Vol. 33, no. 2. P. 15–36. </w:t>
+      </w:r>
+      <w:r>
+        <w:rPr>
+          <w:rFonts w:ascii="Times New Roman" w:hAnsi="Times New Roman"/>
+          <w:color w:val="000000"/>
+          <w:sz w:val="28"/>
+          <w:lang w:val="en-US"/>
+        </w:rPr>
+        <w:t>DOI: 10.7166/33-2-2527 [10].</w:t>
       </w:r>
     </w:p>
     <w:p>
       <w:pPr>
+        <w:spacing w:after="0" w:line="360" w:lineRule="auto"/>
+        <w:ind w:firstLine="709"/>
+        <w:jc w:val="both"/>
+        <w:rPr>
+          <w:lang w:val="en-US"/>
+        </w:rPr>
+      </w:pPr>
+      <w:r>
+        <w:rPr>
+          <w:rFonts w:ascii="Times New Roman" w:hAnsi="Times New Roman"/>
+          <w:color w:val="000000"/>
+          <w:sz w:val="28"/>
+        </w:rPr>
+        <w:t>Перевод</w:t>
+      </w:r>
+      <w:r>
+        <w:rPr>
+          <w:rFonts w:ascii="Times New Roman" w:hAnsi="Times New Roman"/>
+          <w:color w:val="000000"/>
+          <w:sz w:val="28"/>
+          <w:lang w:val="en-US"/>
+        </w:rPr>
+        <w:t xml:space="preserve"> </w:t>
+      </w:r>
+      <w:r>
+        <w:rPr>
+          <w:rFonts w:ascii="Times New Roman" w:hAnsi="Times New Roman"/>
+          <w:color w:val="000000"/>
+          <w:sz w:val="28"/>
+        </w:rPr>
+        <w:t>раздела</w:t>
+      </w:r>
+      <w:r>
+        <w:rPr>
+          <w:rFonts w:ascii="Times New Roman" w:hAnsi="Times New Roman"/>
+          <w:color w:val="000000"/>
+          <w:sz w:val="28"/>
+          <w:lang w:val="en-US"/>
+        </w:rPr>
+        <w:t xml:space="preserve"> 3 «Roles, inventory models, and the demand variable», </w:t>
+      </w:r>
+      <w:r>
+        <w:rPr>
+          <w:rFonts w:ascii="Times New Roman" w:hAnsi="Times New Roman"/>
+          <w:color w:val="000000"/>
+          <w:sz w:val="28"/>
+        </w:rPr>
+        <w:t>с</w:t>
+      </w:r>
+      <w:r>
+        <w:rPr>
+          <w:rFonts w:ascii="Times New Roman" w:hAnsi="Times New Roman"/>
+          <w:color w:val="000000"/>
+          <w:sz w:val="28"/>
+          <w:lang w:val="en-US"/>
+        </w:rPr>
+        <w:t xml:space="preserve">. 19–20 </w:t>
+      </w:r>
+      <w:r>
+        <w:rPr>
+          <w:rFonts w:ascii="Times New Roman" w:hAnsi="Times New Roman"/>
+          <w:color w:val="000000"/>
+          <w:sz w:val="28"/>
+        </w:rPr>
+        <w:t>статьи</w:t>
+      </w:r>
+      <w:r>
+        <w:rPr>
+          <w:rFonts w:ascii="Times New Roman" w:hAnsi="Times New Roman"/>
+          <w:color w:val="000000"/>
+          <w:sz w:val="28"/>
+          <w:lang w:val="en-US"/>
+        </w:rPr>
+        <w:t>.</w:t>
+      </w:r>
+    </w:p>
+    <w:p>
+      <w:pPr>
         <w:pStyle w:val="3"/>
       </w:pPr>
-      <w:bookmarkStart w:id="46" w:name="_Toc242108192"/>
-      <w:bookmarkStart w:id="47" w:name="_Toc242201597"/>
-      <w:r>
-        <w:t>3.4 Выводы</w:t>
+      <w:bookmarkStart w:id="46" w:name="_Toc242202215"/>
+      <w:r>
+        <w:t>4.2 Перевод фрагмента</w:t>
       </w:r>
       <w:bookmarkEnd w:id="46"/>
+    </w:p>
+    <w:p>
+      <w:pPr>
+        <w:pStyle w:val="4"/>
+      </w:pPr>
+      <w:r>
+        <w:t>4.2.1 Роль запасов</w:t>
+      </w:r>
+    </w:p>
+    <w:p>
+      <w:pPr>
+        <w:spacing w:after="0" w:line="360" w:lineRule="auto"/>
+        <w:ind w:firstLine="709"/>
+        <w:jc w:val="both"/>
+      </w:pPr>
+      <w:r>
+        <w:rPr>
+          <w:rFonts w:ascii="Times New Roman" w:hAnsi="Times New Roman"/>
+          <w:color w:val="000000"/>
+          <w:sz w:val="28"/>
+        </w:rPr>
+        <w:t xml:space="preserve">Поскольку основная задача управления запасами заключается в поддержании требуемого уровня запасов определённых продуктов или изделий </w:t>
+      </w:r>
+      <w:r>
+        <w:rPr>
+          <w:rFonts w:ascii="Times New Roman" w:hAnsi="Times New Roman"/>
+          <w:color w:val="000000"/>
+          <w:sz w:val="28"/>
+        </w:rPr>
+        <w:t>[</w:t>
+      </w:r>
+      <w:r>
+        <w:rPr>
+          <w:rFonts w:ascii="Times New Roman" w:hAnsi="Times New Roman"/>
+          <w:color w:val="000000"/>
+          <w:sz w:val="28"/>
+        </w:rPr>
+        <w:t>119</w:t>
+      </w:r>
+      <w:r>
+        <w:rPr>
+          <w:rFonts w:ascii="Times New Roman" w:hAnsi="Times New Roman"/>
+          <w:color w:val="000000"/>
+          <w:sz w:val="28"/>
+        </w:rPr>
+        <w:t>]</w:t>
+      </w:r>
+      <w:r>
+        <w:rPr>
+          <w:rFonts w:ascii="Times New Roman" w:hAnsi="Times New Roman"/>
+          <w:color w:val="000000"/>
+          <w:sz w:val="28"/>
+        </w:rPr>
+        <w:t xml:space="preserve">, значение запасов в операционном управлении трудно переоценить. История показывает, что организации, которые пренебрегали управлением запасами или не учитывали его важность, впоследствии сожалели об этом. По мнению </w:t>
+      </w:r>
+      <w:proofErr w:type="spellStart"/>
+      <w:r>
+        <w:rPr>
+          <w:rFonts w:ascii="Times New Roman" w:hAnsi="Times New Roman"/>
+          <w:color w:val="000000"/>
+          <w:sz w:val="28"/>
+        </w:rPr>
+        <w:t>Tanthatemee</w:t>
+      </w:r>
+      <w:proofErr w:type="spellEnd"/>
+      <w:r>
+        <w:rPr>
+          <w:rFonts w:ascii="Times New Roman" w:hAnsi="Times New Roman"/>
+          <w:color w:val="000000"/>
+          <w:sz w:val="28"/>
+        </w:rPr>
+        <w:t xml:space="preserve"> и </w:t>
+      </w:r>
+      <w:proofErr w:type="spellStart"/>
+      <w:r>
+        <w:rPr>
+          <w:rFonts w:ascii="Times New Roman" w:hAnsi="Times New Roman"/>
+          <w:color w:val="000000"/>
+          <w:sz w:val="28"/>
+        </w:rPr>
+        <w:t>Phruksaphanrat</w:t>
+      </w:r>
+      <w:proofErr w:type="spellEnd"/>
+      <w:r>
+        <w:rPr>
+          <w:rFonts w:ascii="Times New Roman" w:hAnsi="Times New Roman"/>
+          <w:color w:val="000000"/>
+          <w:sz w:val="28"/>
+        </w:rPr>
+        <w:t xml:space="preserve"> </w:t>
+      </w:r>
+      <w:r>
+        <w:rPr>
+          <w:rFonts w:ascii="Times New Roman" w:hAnsi="Times New Roman"/>
+          <w:color w:val="000000"/>
+          <w:sz w:val="28"/>
+        </w:rPr>
+        <w:t>[</w:t>
+      </w:r>
+      <w:r>
+        <w:rPr>
+          <w:rFonts w:ascii="Times New Roman" w:hAnsi="Times New Roman"/>
+          <w:color w:val="000000"/>
+          <w:sz w:val="28"/>
+        </w:rPr>
+        <w:t>114</w:t>
+      </w:r>
+      <w:r>
+        <w:rPr>
+          <w:rFonts w:ascii="Times New Roman" w:hAnsi="Times New Roman"/>
+          <w:color w:val="000000"/>
+          <w:sz w:val="28"/>
+        </w:rPr>
+        <w:t>]</w:t>
+      </w:r>
+      <w:r>
+        <w:rPr>
+          <w:rFonts w:ascii="Times New Roman" w:hAnsi="Times New Roman"/>
+          <w:color w:val="000000"/>
+          <w:sz w:val="28"/>
+        </w:rPr>
+        <w:t xml:space="preserve">, управление запасами помогает </w:t>
+      </w:r>
+      <w:r>
+        <w:rPr>
+          <w:rFonts w:ascii="Times New Roman" w:hAnsi="Times New Roman"/>
+          <w:color w:val="000000"/>
+          <w:sz w:val="28"/>
+        </w:rPr>
+        <w:lastRenderedPageBreak/>
+        <w:t>улучшить обслуживание покупателей и справляться с неопределённостью спроса. Неопределённость спроса представляет собой потенциальную проблему, приводящую к высокому уровню запасов и большим затратам на их содержание. Это может вызывать рост цен и снижение удовлетворённости покупателей и, следовательно, уменьшать прибыльность бизнеса.</w:t>
+      </w:r>
+    </w:p>
+    <w:p>
+      <w:pPr>
+        <w:pStyle w:val="4"/>
+      </w:pPr>
+      <w:r>
+        <w:t>4.2.2 Модели управления запасами и переменная спроса</w:t>
+      </w:r>
+    </w:p>
+    <w:p>
+      <w:pPr>
+        <w:spacing w:after="0" w:line="360" w:lineRule="auto"/>
+        <w:ind w:firstLine="709"/>
+        <w:jc w:val="both"/>
+      </w:pPr>
+      <w:r>
+        <w:rPr>
+          <w:rFonts w:ascii="Times New Roman" w:hAnsi="Times New Roman"/>
+          <w:color w:val="000000"/>
+          <w:sz w:val="28"/>
+        </w:rPr>
+        <w:t xml:space="preserve">Основные решения, связанные со спросом в задаче управления запасами, состоят в следующем: а) когда закупать продукцию, </w:t>
+      </w:r>
+      <w:proofErr w:type="gramStart"/>
+      <w:r>
+        <w:rPr>
+          <w:rFonts w:ascii="Times New Roman" w:hAnsi="Times New Roman"/>
+          <w:color w:val="000000"/>
+          <w:sz w:val="28"/>
+        </w:rPr>
+        <w:t>то есть</w:t>
+      </w:r>
+      <w:proofErr w:type="gramEnd"/>
+      <w:r>
+        <w:rPr>
+          <w:rFonts w:ascii="Times New Roman" w:hAnsi="Times New Roman"/>
+          <w:color w:val="000000"/>
+          <w:sz w:val="28"/>
+        </w:rPr>
+        <w:t xml:space="preserve"> когда формировать заказ на закупку; б) сколько закупать, то есть каков должен быть размер партии </w:t>
+      </w:r>
+      <w:r>
+        <w:rPr>
+          <w:rFonts w:ascii="Times New Roman" w:hAnsi="Times New Roman"/>
+          <w:color w:val="000000"/>
+          <w:sz w:val="28"/>
+        </w:rPr>
+        <w:t>[</w:t>
+      </w:r>
+      <w:r>
+        <w:rPr>
+          <w:rFonts w:ascii="Times New Roman" w:hAnsi="Times New Roman"/>
+          <w:color w:val="000000"/>
+          <w:sz w:val="28"/>
+        </w:rPr>
+        <w:t>82</w:t>
+      </w:r>
+      <w:r>
+        <w:rPr>
+          <w:rFonts w:ascii="Times New Roman" w:hAnsi="Times New Roman"/>
+          <w:color w:val="000000"/>
+          <w:sz w:val="28"/>
+        </w:rPr>
+        <w:t>]</w:t>
+      </w:r>
+      <w:r>
+        <w:rPr>
+          <w:rFonts w:ascii="Times New Roman" w:hAnsi="Times New Roman"/>
+          <w:color w:val="000000"/>
+          <w:sz w:val="28"/>
+        </w:rPr>
+        <w:t xml:space="preserve">. Решение обеих задач в процессе принятия решений требует разработки моделей и методов управления запасами </w:t>
+      </w:r>
+      <w:r>
+        <w:rPr>
+          <w:rFonts w:ascii="Times New Roman" w:hAnsi="Times New Roman"/>
+          <w:color w:val="000000"/>
+          <w:sz w:val="28"/>
+        </w:rPr>
+        <w:t>[</w:t>
+      </w:r>
+      <w:r>
+        <w:rPr>
+          <w:rFonts w:ascii="Times New Roman" w:hAnsi="Times New Roman"/>
+          <w:color w:val="000000"/>
+          <w:sz w:val="28"/>
+        </w:rPr>
+        <w:t>96</w:t>
+      </w:r>
+      <w:r>
+        <w:rPr>
+          <w:rFonts w:ascii="Times New Roman" w:hAnsi="Times New Roman"/>
+          <w:color w:val="000000"/>
+          <w:sz w:val="28"/>
+        </w:rPr>
+        <w:t>]</w:t>
+      </w:r>
+      <w:r>
+        <w:rPr>
+          <w:rFonts w:ascii="Times New Roman" w:hAnsi="Times New Roman"/>
+          <w:color w:val="000000"/>
+          <w:sz w:val="28"/>
+        </w:rPr>
+        <w:t>. Эти две задачи связывают целевую функцию модели управления запасами с рядом переменных принятия решений, например размером партии и точкой повторного заказа. Они также связаны с несколькими параметрами затрат на запасы и ситуационными переменными: а) характером и уровнем спроса, включая степень его определённости; б) сроком поставки, включая степень его определённости; в) существующими ограничениями, если они имеются; г) скидками за объём или инфляционными тенденциями; д) другими значимыми обстоятельствами.</w:t>
+      </w:r>
+    </w:p>
+    <w:p>
+      <w:pPr>
+        <w:spacing w:after="0" w:line="360" w:lineRule="auto"/>
+        <w:ind w:firstLine="709"/>
+        <w:jc w:val="both"/>
+      </w:pPr>
+      <w:r>
+        <w:rPr>
+          <w:rFonts w:ascii="Times New Roman" w:hAnsi="Times New Roman"/>
+          <w:color w:val="000000"/>
+          <w:sz w:val="28"/>
+        </w:rPr>
+        <w:t>Спрос рассматривается как ключевая переменная управления запасами. Точное прогнозирование рынка или уровня спроса помогает принимать правильные решения о запасах, позволяющие оптимизировать продажи и прибыль. В зависимости от степени определённости спроса обычно разрабатываются модели двух типов: 1) модели с детерминированным спросом; 2) модели со стохастическим, или байесовским, спросом.</w:t>
+      </w:r>
+    </w:p>
+    <w:p>
+      <w:pPr>
+        <w:pStyle w:val="4"/>
+      </w:pPr>
+      <w:r>
+        <w:t>4.2.3 Модель с детерминированным спросом</w:t>
+      </w:r>
+    </w:p>
+    <w:p>
+      <w:pPr>
+        <w:spacing w:after="0" w:line="360" w:lineRule="auto"/>
+        <w:ind w:firstLine="709"/>
+        <w:jc w:val="both"/>
+      </w:pPr>
+      <w:r>
+        <w:rPr>
+          <w:rFonts w:ascii="Times New Roman" w:hAnsi="Times New Roman"/>
+          <w:color w:val="000000"/>
+          <w:sz w:val="28"/>
+        </w:rPr>
+        <w:t xml:space="preserve">В детерминированной модели операции с запасами определяются на основе известного, достоверного спроса. Детерминированная модель даёт один и тот же результат благодаря определённости факторов, условий и параметров, </w:t>
+      </w:r>
+      <w:r>
+        <w:rPr>
+          <w:rFonts w:ascii="Times New Roman" w:hAnsi="Times New Roman"/>
+          <w:color w:val="000000"/>
+          <w:sz w:val="28"/>
+        </w:rPr>
+        <w:lastRenderedPageBreak/>
+        <w:t xml:space="preserve">которые явно задаются в начале. К этим параметрам относится и спрос. По </w:t>
+      </w:r>
+      <w:proofErr w:type="spellStart"/>
+      <w:r>
+        <w:rPr>
+          <w:rFonts w:ascii="Times New Roman" w:hAnsi="Times New Roman"/>
+          <w:color w:val="000000"/>
+          <w:sz w:val="28"/>
+        </w:rPr>
+        <w:t>Antic</w:t>
+      </w:r>
+      <w:proofErr w:type="spellEnd"/>
+      <w:r>
+        <w:rPr>
+          <w:rFonts w:ascii="Times New Roman" w:hAnsi="Times New Roman"/>
+          <w:color w:val="000000"/>
+          <w:sz w:val="28"/>
+        </w:rPr>
+        <w:t xml:space="preserve"> и соавторам </w:t>
+      </w:r>
+      <w:r>
+        <w:rPr>
+          <w:rFonts w:ascii="Times New Roman" w:hAnsi="Times New Roman"/>
+          <w:color w:val="000000"/>
+          <w:sz w:val="28"/>
+        </w:rPr>
+        <w:t>[</w:t>
+      </w:r>
+      <w:r>
+        <w:rPr>
+          <w:rFonts w:ascii="Times New Roman" w:hAnsi="Times New Roman"/>
+          <w:color w:val="000000"/>
+          <w:sz w:val="28"/>
+        </w:rPr>
+        <w:t>4</w:t>
+      </w:r>
+      <w:r>
+        <w:rPr>
+          <w:rFonts w:ascii="Times New Roman" w:hAnsi="Times New Roman"/>
+          <w:color w:val="000000"/>
+          <w:sz w:val="28"/>
+        </w:rPr>
+        <w:t>]</w:t>
+      </w:r>
+      <w:r>
+        <w:rPr>
+          <w:rFonts w:ascii="Times New Roman" w:hAnsi="Times New Roman"/>
+          <w:color w:val="000000"/>
+          <w:sz w:val="28"/>
+        </w:rPr>
+        <w:t>, детерминированный спрос представляется как ежемесячный прогноз продаж каждого продукта. Модель с детерминированным спросом направлена на минимизацию совокупных затрат, связанных со временем производства, временем переналадки и сверхурочной работой, а также затрат на запасы: оформление заказов, содержание запасов и отсутствие необходимых запасов, включая избыток и дефицит.</w:t>
+      </w:r>
+    </w:p>
+    <w:p>
+      <w:pPr>
+        <w:spacing w:after="0" w:line="360" w:lineRule="auto"/>
+        <w:ind w:firstLine="709"/>
+        <w:jc w:val="both"/>
+        <w:rPr>
+          <w:rFonts w:ascii="Times New Roman" w:hAnsi="Times New Roman"/>
+          <w:color w:val="000000"/>
+          <w:sz w:val="28"/>
+        </w:rPr>
+      </w:pPr>
+      <w:r>
+        <w:rPr>
+          <w:rFonts w:ascii="Times New Roman" w:hAnsi="Times New Roman"/>
+          <w:color w:val="000000"/>
+          <w:sz w:val="28"/>
+        </w:rPr>
+        <w:t>В модели с детерминированным спросом могут рассматриваться два вида спроса: независимый и зависимый. Понимание различия между ними имеет решающее значение для системы управления запасами и служит отправной точкой при разработке политики управления ими. Независимый спрос — это спрос на готовую продукцию, например автомобили или книги; он также может содержать некоторую неопределённость. Зависимый спрос относится к комплектующим или сборочным единицам, например узлам центральной консоли автомобилей Toyota, и обычно считается определённым, когда известна потребность в конечном изделии, от которого он зависит. Рисунок 5 иллюстрирует характер обоих видов спроса.</w:t>
+      </w:r>
+    </w:p>
+    <w:p>
+      <w:pPr>
+        <w:spacing w:after="0" w:line="360" w:lineRule="auto"/>
+        <w:jc w:val="center"/>
+      </w:pPr>
+      <w:r>
+        <w:drawing>
+          <wp:inline distT="0" distB="0" distL="0" distR="0" wp14:anchorId="738F91DB" wp14:editId="37E6CDD9">
+            <wp:extent cx="3212431" cy="1878529"/>
+            <wp:effectExtent l="0" t="0" r="1270" b="1270"/>
+            <wp:docPr id="398423262" name="Рисунок 1"/>
+            <wp:cNvGraphicFramePr>
+              <a:graphicFrameLocks xmlns:a="http://schemas.openxmlformats.org/drawingml/2006/main" noChangeAspect="1"/>
+            </wp:cNvGraphicFramePr>
+            <a:graphic xmlns:a="http://schemas.openxmlformats.org/drawingml/2006/main">
+              <a:graphicData uri="http://schemas.openxmlformats.org/drawingml/2006/picture">
+                <pic:pic xmlns:pic="http://schemas.openxmlformats.org/drawingml/2006/picture">
+                  <pic:nvPicPr>
+                    <pic:cNvPr id="398423262" name=""/>
+                    <pic:cNvPicPr/>
+                  </pic:nvPicPr>
+                  <pic:blipFill>
+                    <a:blip r:embed="rId18"/>
+                    <a:stretch>
+                      <a:fillRect/>
+                    </a:stretch>
+                  </pic:blipFill>
+                  <pic:spPr>
+                    <a:xfrm>
+                      <a:off x="0" y="0"/>
+                      <a:ext cx="3256924" cy="1904547"/>
+                    </a:xfrm>
+                    <a:prstGeom prst="rect">
+                      <a:avLst/>
+                    </a:prstGeom>
+                  </pic:spPr>
+                </pic:pic>
+              </a:graphicData>
+            </a:graphic>
+          </wp:inline>
+        </w:drawing>
+      </w:r>
+    </w:p>
+    <w:p>
+      <w:pPr>
+        <w:jc w:val="center"/>
+        <w:rPr>
+          <w:rFonts w:ascii="Times New Roman" w:hAnsi="Times New Roman" w:cs="Times New Roman"/>
+          <w:b/>
+          <w:bCs/>
+          <w:sz w:val="28"/>
+          <w:szCs w:val="28"/>
+        </w:rPr>
+      </w:pPr>
+      <w:r>
+        <w:rPr>
+          <w:rFonts w:ascii="Times New Roman" w:hAnsi="Times New Roman" w:cs="Times New Roman"/>
+          <w:b/>
+          <w:bCs/>
+          <w:sz w:val="28"/>
+          <w:szCs w:val="28"/>
+        </w:rPr>
+        <w:t>Рисунок 5 — Независимый и зависимый спрос</w:t>
+      </w:r>
+    </w:p>
+    <w:p>
+      <w:pPr>
+        <w:spacing w:after="0" w:line="360" w:lineRule="auto"/>
+        <w:ind w:firstLine="709"/>
+        <w:jc w:val="both"/>
+      </w:pPr>
+      <w:r>
+        <w:rPr>
+          <w:rFonts w:ascii="Times New Roman" w:hAnsi="Times New Roman"/>
+          <w:color w:val="000000"/>
+          <w:sz w:val="28"/>
+        </w:rPr>
+        <w:t>Текстовое представление схемы оригинала: независимый спрос относится к изделию A. Для A требуются B (1 единица) и C (2 единицы). Для каждой B требуются D (2 единицы) и E (1 единица); для каждой C — D (1 единица). Спрос на B, C, D и E является зависимым. Числа в скобках обозначают количество компонентов на одну единицу непосредственно вышестоящего изделия.</w:t>
+      </w:r>
+    </w:p>
+    <w:p>
+      <w:pPr>
+        <w:spacing w:after="0" w:line="360" w:lineRule="auto"/>
+        <w:ind w:firstLine="709"/>
+        <w:jc w:val="both"/>
+      </w:pPr>
+      <w:r>
+        <w:rPr>
+          <w:rFonts w:ascii="Times New Roman" w:hAnsi="Times New Roman"/>
+          <w:color w:val="000000"/>
+          <w:sz w:val="28"/>
+        </w:rPr>
+        <w:lastRenderedPageBreak/>
+        <w:t>В условиях независимого спроса потребность в одной позиции не зависит от спроса на другую позицию (см. рисунок 5). Например, готовая продукция не зависит от других позиций, поскольку внимание сосредоточено на продаже изделия, обработке заказа или прогнозе продаж. Независимый спрос на запасы основывается на подтверждённых прогнозах, заказах покупателей, оценках и исторических данных.</w:t>
+      </w:r>
+    </w:p>
+    <w:p>
+      <w:pPr>
+        <w:spacing w:after="0" w:line="360" w:lineRule="auto"/>
+        <w:ind w:firstLine="709"/>
+        <w:jc w:val="both"/>
+      </w:pPr>
+      <w:r>
+        <w:rPr>
+          <w:rFonts w:ascii="Times New Roman" w:hAnsi="Times New Roman"/>
+          <w:color w:val="000000"/>
+          <w:sz w:val="28"/>
+        </w:rPr>
+        <w:t>В отличие от независимого спроса, зависимый спрос на одну позицию определяется спросом на другую. Например, запасы сырья и комплектующих зависят от спроса на готовую продукцию. Сырьё и другие производственные компоненты преобразуются в готовую продукцию с использованием таких систем, как планирование материальных ресурсов (MRP), планирование ресурсов распределения (DRP) или планирование ресурсов предприятия (ERP).</w:t>
+      </w:r>
+    </w:p>
+    <w:p>
+      <w:pPr>
+        <w:pStyle w:val="3"/>
+      </w:pPr>
+      <w:bookmarkStart w:id="47" w:name="_Toc242202216"/>
+      <w:r>
+        <w:t>4.2.4 Стохастическая модель</w:t>
+      </w:r>
       <w:bookmarkEnd w:id="47"/>
     </w:p>
     <w:p>
@@ -12125,7 +12071,243 @@
           <w:color w:val="000000"/>
           <w:sz w:val="28"/>
         </w:rPr>
-        <w:t>Определены предметная область, участники и границы обработки оптовой заявки. Основной риск связан с рассогласованием заказов и складских остатков. Для его устранения сформулированы правила проверки доступности, полного резервирования заказа и защиты от повторного создания резерва.</w:t>
+        <w:t xml:space="preserve">В стохастической, вероятностной или байесовской модели решения о запасах принимаются в условиях неопределённости спроса и/или срока поставки. По </w:t>
+      </w:r>
+      <w:proofErr w:type="spellStart"/>
+      <w:r>
+        <w:rPr>
+          <w:rFonts w:ascii="Times New Roman" w:hAnsi="Times New Roman"/>
+          <w:color w:val="000000"/>
+          <w:sz w:val="28"/>
+        </w:rPr>
+        <w:t>Antic</w:t>
+      </w:r>
+      <w:proofErr w:type="spellEnd"/>
+      <w:r>
+        <w:rPr>
+          <w:rFonts w:ascii="Times New Roman" w:hAnsi="Times New Roman"/>
+          <w:color w:val="000000"/>
+          <w:sz w:val="28"/>
+        </w:rPr>
+        <w:t xml:space="preserve"> и соавторам </w:t>
+      </w:r>
+      <w:r>
+        <w:rPr>
+          <w:rFonts w:ascii="Times New Roman" w:hAnsi="Times New Roman"/>
+          <w:color w:val="000000"/>
+          <w:sz w:val="28"/>
+        </w:rPr>
+        <w:t>[</w:t>
+      </w:r>
+      <w:r>
+        <w:rPr>
+          <w:rFonts w:ascii="Times New Roman" w:hAnsi="Times New Roman"/>
+          <w:color w:val="000000"/>
+          <w:sz w:val="28"/>
+        </w:rPr>
+        <w:t>4</w:t>
+      </w:r>
+      <w:r>
+        <w:rPr>
+          <w:rFonts w:ascii="Times New Roman" w:hAnsi="Times New Roman"/>
+          <w:color w:val="000000"/>
+          <w:sz w:val="28"/>
+        </w:rPr>
+        <w:t>]</w:t>
+      </w:r>
+      <w:r>
+        <w:rPr>
+          <w:rFonts w:ascii="Times New Roman" w:hAnsi="Times New Roman"/>
+          <w:color w:val="000000"/>
+          <w:sz w:val="28"/>
+        </w:rPr>
+        <w:t xml:space="preserve">, стохастический спрос формируется как случайное отклонение от прогноза продаж в пределах приблизительно 20 процентов. По мнению </w:t>
+      </w:r>
+      <w:proofErr w:type="spellStart"/>
+      <w:r>
+        <w:rPr>
+          <w:rFonts w:ascii="Times New Roman" w:hAnsi="Times New Roman"/>
+          <w:color w:val="000000"/>
+          <w:sz w:val="28"/>
+        </w:rPr>
+        <w:t>Nemtajela</w:t>
+      </w:r>
+      <w:proofErr w:type="spellEnd"/>
+      <w:r>
+        <w:rPr>
+          <w:rFonts w:ascii="Times New Roman" w:hAnsi="Times New Roman"/>
+          <w:color w:val="000000"/>
+          <w:sz w:val="28"/>
+        </w:rPr>
+        <w:t xml:space="preserve"> и </w:t>
+      </w:r>
+      <w:proofErr w:type="spellStart"/>
+      <w:r>
+        <w:rPr>
+          <w:rFonts w:ascii="Times New Roman" w:hAnsi="Times New Roman"/>
+          <w:color w:val="000000"/>
+          <w:sz w:val="28"/>
+        </w:rPr>
+        <w:t>Mbohwa</w:t>
+      </w:r>
+      <w:proofErr w:type="spellEnd"/>
+      <w:r>
+        <w:rPr>
+          <w:rFonts w:ascii="Times New Roman" w:hAnsi="Times New Roman"/>
+          <w:color w:val="000000"/>
+          <w:sz w:val="28"/>
+        </w:rPr>
+        <w:t xml:space="preserve"> </w:t>
+      </w:r>
+      <w:r>
+        <w:rPr>
+          <w:rFonts w:ascii="Times New Roman" w:hAnsi="Times New Roman"/>
+          <w:color w:val="000000"/>
+          <w:sz w:val="28"/>
+        </w:rPr>
+        <w:t>[</w:t>
+      </w:r>
+      <w:r>
+        <w:rPr>
+          <w:rFonts w:ascii="Times New Roman" w:hAnsi="Times New Roman"/>
+          <w:color w:val="000000"/>
+          <w:sz w:val="28"/>
+        </w:rPr>
+        <w:t>85</w:t>
+      </w:r>
+      <w:r>
+        <w:rPr>
+          <w:rFonts w:ascii="Times New Roman" w:hAnsi="Times New Roman"/>
+          <w:color w:val="000000"/>
+          <w:sz w:val="28"/>
+        </w:rPr>
+        <w:t>]</w:t>
+      </w:r>
+      <w:r>
+        <w:rPr>
+          <w:rFonts w:ascii="Times New Roman" w:hAnsi="Times New Roman"/>
+          <w:color w:val="000000"/>
+          <w:sz w:val="28"/>
+        </w:rPr>
+        <w:t xml:space="preserve">, неопределённость спроса возникает вследствие таких факторов, как изменения заказов на закупку и непредсказуемые события. </w:t>
+      </w:r>
+      <w:proofErr w:type="spellStart"/>
+      <w:r>
+        <w:rPr>
+          <w:rFonts w:ascii="Times New Roman" w:hAnsi="Times New Roman"/>
+          <w:color w:val="000000"/>
+          <w:sz w:val="28"/>
+        </w:rPr>
+        <w:t>Tanthatemee</w:t>
+      </w:r>
+      <w:proofErr w:type="spellEnd"/>
+      <w:r>
+        <w:rPr>
+          <w:rFonts w:ascii="Times New Roman" w:hAnsi="Times New Roman"/>
+          <w:color w:val="000000"/>
+          <w:sz w:val="28"/>
+        </w:rPr>
+        <w:t xml:space="preserve"> и </w:t>
+      </w:r>
+      <w:proofErr w:type="spellStart"/>
+      <w:r>
+        <w:rPr>
+          <w:rFonts w:ascii="Times New Roman" w:hAnsi="Times New Roman"/>
+          <w:color w:val="000000"/>
+          <w:sz w:val="28"/>
+        </w:rPr>
+        <w:t>Phruksaphanrat</w:t>
+      </w:r>
+      <w:proofErr w:type="spellEnd"/>
+      <w:r>
+        <w:rPr>
+          <w:rFonts w:ascii="Times New Roman" w:hAnsi="Times New Roman"/>
+          <w:color w:val="000000"/>
+          <w:sz w:val="28"/>
+        </w:rPr>
+        <w:t xml:space="preserve"> </w:t>
+      </w:r>
+      <w:r>
+        <w:rPr>
+          <w:rFonts w:ascii="Times New Roman" w:hAnsi="Times New Roman"/>
+          <w:color w:val="000000"/>
+          <w:sz w:val="28"/>
+        </w:rPr>
+        <w:t>[</w:t>
+      </w:r>
+      <w:r>
+        <w:rPr>
+          <w:rFonts w:ascii="Times New Roman" w:hAnsi="Times New Roman"/>
+          <w:color w:val="000000"/>
+          <w:sz w:val="28"/>
+        </w:rPr>
+        <w:t>114</w:t>
+      </w:r>
+      <w:r>
+        <w:rPr>
+          <w:rFonts w:ascii="Times New Roman" w:hAnsi="Times New Roman"/>
+          <w:color w:val="000000"/>
+          <w:sz w:val="28"/>
+        </w:rPr>
+        <w:t>]</w:t>
+      </w:r>
+      <w:r>
+        <w:rPr>
+          <w:rFonts w:ascii="Times New Roman" w:hAnsi="Times New Roman"/>
+          <w:color w:val="000000"/>
+          <w:sz w:val="28"/>
+        </w:rPr>
+        <w:t xml:space="preserve"> также полагают, что неопределённость спроса на запасы обусловлена изменениями заказов, случайными колебаниями возможностей поставщиков или непредсказуемыми событиями. </w:t>
+      </w:r>
+      <w:proofErr w:type="spellStart"/>
+      <w:r>
+        <w:rPr>
+          <w:rFonts w:ascii="Times New Roman" w:hAnsi="Times New Roman"/>
+          <w:color w:val="000000"/>
+          <w:sz w:val="28"/>
+        </w:rPr>
+        <w:t>Sil</w:t>
+      </w:r>
+      <w:proofErr w:type="spellEnd"/>
+      <w:r>
+        <w:rPr>
+          <w:rFonts w:ascii="Times New Roman" w:hAnsi="Times New Roman"/>
+          <w:color w:val="000000"/>
+          <w:sz w:val="28"/>
+        </w:rPr>
+        <w:t xml:space="preserve"> </w:t>
+      </w:r>
+      <w:r>
+        <w:rPr>
+          <w:rFonts w:ascii="Times New Roman" w:hAnsi="Times New Roman"/>
+          <w:color w:val="000000"/>
+          <w:sz w:val="28"/>
+        </w:rPr>
+        <w:t>[</w:t>
+      </w:r>
+      <w:r>
+        <w:rPr>
+          <w:rFonts w:ascii="Times New Roman" w:hAnsi="Times New Roman"/>
+          <w:color w:val="000000"/>
+          <w:sz w:val="28"/>
+        </w:rPr>
+        <w:t>103</w:t>
+      </w:r>
+      <w:r>
+        <w:rPr>
+          <w:rFonts w:ascii="Times New Roman" w:hAnsi="Times New Roman"/>
+          <w:color w:val="000000"/>
+          <w:sz w:val="28"/>
+        </w:rPr>
+        <w:t>]</w:t>
+      </w:r>
+      <w:r>
+        <w:rPr>
+          <w:rFonts w:ascii="Times New Roman" w:hAnsi="Times New Roman"/>
+          <w:color w:val="000000"/>
+          <w:sz w:val="28"/>
+        </w:rPr>
+        <w:t xml:space="preserve"> выделяет три типа стохастических моделей.</w:t>
       </w:r>
     </w:p>
     <w:p>
@@ -12140,103 +12322,31 @@
           <w:color w:val="000000"/>
           <w:sz w:val="28"/>
         </w:rPr>
-        <w:t>Сопоставление существующих решений позволило выделить общие понятия заказа, наличия и резерва. Для разработки программных компонентов системы выбраны Python и Java, а для последующего хранения связанных данных — PostgreSQL. Сформулированные требования используются при моделировании и разработке системы.</w:t>
-      </w:r>
-    </w:p>
-    <w:p>
-      <w:pPr>
-        <w:pStyle w:val="2"/>
-      </w:pPr>
-      <w:bookmarkStart w:id="48" w:name="_Toc242108194"/>
-      <w:bookmarkStart w:id="49" w:name="_Toc242201598"/>
-      <w:r>
-        <w:t>4 Перевод фрагмента иностранной статьи</w:t>
-      </w:r>
-      <w:bookmarkEnd w:id="48"/>
-      <w:bookmarkEnd w:id="49"/>
-    </w:p>
-    <w:p>
-      <w:pPr>
-        <w:pStyle w:val="3"/>
-      </w:pPr>
-      <w:bookmarkStart w:id="50" w:name="_Toc242108176"/>
-      <w:bookmarkStart w:id="51" w:name="_Toc242201599"/>
-      <w:r>
-        <w:t>4.1 Выходные данные оригинала</w:t>
-      </w:r>
-      <w:bookmarkEnd w:id="50"/>
-      <w:bookmarkEnd w:id="51"/>
+        <w:t>а) Однопериодная модель: преимущественно относится к модным и скоропортящимся товарам, продукции с коротким жизненным циклом, а также сезонным товарам. В рамках одного периода принимается разовое решение о том, какое количество заказать.</w:t>
+      </w:r>
     </w:p>
     <w:p>
       <w:pPr>
         <w:spacing w:after="0" w:line="360" w:lineRule="auto"/>
         <w:ind w:firstLine="709"/>
         <w:jc w:val="both"/>
-        <w:rPr>
-          <w:lang w:val="en-US"/>
-        </w:rPr>
-      </w:pPr>
-      <w:r>
-        <w:rPr>
-          <w:rFonts w:ascii="Times New Roman" w:hAnsi="Times New Roman"/>
-          <w:color w:val="000000"/>
-          <w:sz w:val="28"/>
-        </w:rPr>
-        <w:t xml:space="preserve">Источник: J. B. </w:t>
-      </w:r>
-      <w:proofErr w:type="spellStart"/>
-      <w:r>
-        <w:rPr>
-          <w:rFonts w:ascii="Times New Roman" w:hAnsi="Times New Roman"/>
-          <w:color w:val="000000"/>
-          <w:sz w:val="28"/>
-        </w:rPr>
-        <w:t>Munyaka</w:t>
-      </w:r>
-      <w:proofErr w:type="spellEnd"/>
-      <w:r>
-        <w:rPr>
-          <w:rFonts w:ascii="Times New Roman" w:hAnsi="Times New Roman"/>
-          <w:color w:val="000000"/>
-          <w:sz w:val="28"/>
-        </w:rPr>
-        <w:t xml:space="preserve">, V. S. S. </w:t>
-      </w:r>
-      <w:proofErr w:type="spellStart"/>
-      <w:r>
-        <w:rPr>
-          <w:rFonts w:ascii="Times New Roman" w:hAnsi="Times New Roman"/>
-          <w:color w:val="000000"/>
-          <w:sz w:val="28"/>
-        </w:rPr>
-        <w:t>Yadavalli</w:t>
-      </w:r>
-      <w:proofErr w:type="spellEnd"/>
-      <w:r>
-        <w:rPr>
-          <w:rFonts w:ascii="Times New Roman" w:hAnsi="Times New Roman"/>
-          <w:color w:val="000000"/>
-          <w:sz w:val="28"/>
-        </w:rPr>
-        <w:t xml:space="preserve">. </w:t>
-      </w:r>
-      <w:r>
-        <w:rPr>
-          <w:rFonts w:ascii="Times New Roman" w:hAnsi="Times New Roman"/>
-          <w:color w:val="000000"/>
-          <w:sz w:val="28"/>
-          <w:lang w:val="en-US"/>
-        </w:rPr>
-        <w:t xml:space="preserve">Inventory management concepts and implementations: a systematic review. The South African Journal of Industrial Engineering. 2022. Vol. 33, no. 2. P. 15–36. </w:t>
-      </w:r>
-      <w:r>
-        <w:rPr>
-          <w:rFonts w:ascii="Times New Roman" w:hAnsi="Times New Roman"/>
-          <w:color w:val="000000"/>
-          <w:sz w:val="28"/>
-          <w:lang w:val="en-US"/>
-        </w:rPr>
-        <w:t>DOI: 10.7166/33-2-2527 [10].</w:t>
+      </w:pPr>
+      <w:r>
+        <w:rPr>
+          <w:rFonts w:ascii="Times New Roman" w:hAnsi="Times New Roman"/>
+          <w:color w:val="000000"/>
+          <w:sz w:val="28"/>
+        </w:rPr>
+        <w:t xml:space="preserve">б) Многопериодная модель: относится к товарам, спрос на которые повторяется, но изменяется от периода к периоду, и к системам управления </w:t>
+      </w:r>
+      <w:r>
+        <w:rPr>
+          <w:rFonts w:ascii="Times New Roman" w:hAnsi="Times New Roman"/>
+          <w:color w:val="000000"/>
+          <w:sz w:val="28"/>
+        </w:rPr>
+        <w:lastRenderedPageBreak/>
+        <w:t>запасами с периодическим пересмотром. Многопериодная стохастическая модель предполагает периодическое принятие решения о количестве, заказываемом в каждом периоде.</w:t>
       </w:r>
     </w:p>
     <w:p>
@@ -12245,853 +12355,49 @@
         <w:ind w:firstLine="709"/>
         <w:jc w:val="both"/>
         <w:rPr>
-          <w:lang w:val="en-US"/>
-        </w:rPr>
-      </w:pPr>
-      <w:r>
-        <w:rPr>
-          <w:rFonts w:ascii="Times New Roman" w:hAnsi="Times New Roman"/>
-          <w:color w:val="000000"/>
-          <w:sz w:val="28"/>
-        </w:rPr>
-        <w:t>Перевод</w:t>
-      </w:r>
-      <w:r>
-        <w:rPr>
-          <w:rFonts w:ascii="Times New Roman" w:hAnsi="Times New Roman"/>
-          <w:color w:val="000000"/>
-          <w:sz w:val="28"/>
-          <w:lang w:val="en-US"/>
-        </w:rPr>
-        <w:t xml:space="preserve"> </w:t>
-      </w:r>
-      <w:r>
-        <w:rPr>
-          <w:rFonts w:ascii="Times New Roman" w:hAnsi="Times New Roman"/>
-          <w:color w:val="000000"/>
-          <w:sz w:val="28"/>
-        </w:rPr>
-        <w:t>раздела</w:t>
-      </w:r>
-      <w:r>
-        <w:rPr>
-          <w:rFonts w:ascii="Times New Roman" w:hAnsi="Times New Roman"/>
-          <w:color w:val="000000"/>
-          <w:sz w:val="28"/>
-          <w:lang w:val="en-US"/>
-        </w:rPr>
-        <w:t xml:space="preserve"> 3 «Roles, inventory models, and the demand variable», </w:t>
-      </w:r>
-      <w:r>
-        <w:rPr>
-          <w:rFonts w:ascii="Times New Roman" w:hAnsi="Times New Roman"/>
-          <w:color w:val="000000"/>
-          <w:sz w:val="28"/>
-        </w:rPr>
-        <w:t>с</w:t>
-      </w:r>
-      <w:r>
-        <w:rPr>
-          <w:rFonts w:ascii="Times New Roman" w:hAnsi="Times New Roman"/>
-          <w:color w:val="000000"/>
-          <w:sz w:val="28"/>
-          <w:lang w:val="en-US"/>
-        </w:rPr>
-        <w:t xml:space="preserve">. 19–20 </w:t>
-      </w:r>
-      <w:r>
-        <w:rPr>
-          <w:rFonts w:ascii="Times New Roman" w:hAnsi="Times New Roman"/>
-          <w:color w:val="000000"/>
-          <w:sz w:val="28"/>
-        </w:rPr>
-        <w:t>статьи</w:t>
-      </w:r>
-      <w:r>
-        <w:rPr>
-          <w:rFonts w:ascii="Times New Roman" w:hAnsi="Times New Roman"/>
-          <w:color w:val="000000"/>
-          <w:sz w:val="28"/>
-          <w:lang w:val="en-US"/>
-        </w:rPr>
-        <w:t>.</w:t>
-      </w:r>
+          <w:rFonts w:ascii="Times New Roman" w:hAnsi="Times New Roman"/>
+          <w:color w:val="000000"/>
+          <w:sz w:val="28"/>
+        </w:rPr>
+      </w:pPr>
+      <w:r>
+        <w:rPr>
+          <w:rFonts w:ascii="Times New Roman" w:hAnsi="Times New Roman"/>
+          <w:color w:val="000000"/>
+          <w:sz w:val="28"/>
+        </w:rPr>
+        <w:t>в) Модель с непрерывным временем: относится к товарам с повторяющимся спросом, но переменными интервалами между поступлениями заказов покупателей, и к системам управления запасами с непрерывным пересмотром. Такая стохастическая модель предполагает непрерывное принятие решений о количестве заказываемой продукции.</w:t>
+      </w:r>
+      <w:bookmarkStart w:id="48" w:name="_Toc242108193"/>
     </w:p>
     <w:p>
       <w:pPr>
-        <w:pStyle w:val="3"/>
-      </w:pPr>
-      <w:bookmarkStart w:id="52" w:name="_Toc242201600"/>
-      <w:r>
-        <w:t>4.2 Перевод фрагмента</w:t>
-      </w:r>
-      <w:bookmarkEnd w:id="52"/>
+        <w:rPr>
+          <w:rFonts w:ascii="Times New Roman" w:hAnsi="Times New Roman"/>
+          <w:color w:val="000000"/>
+          <w:sz w:val="28"/>
+        </w:rPr>
+      </w:pPr>
+      <w:r>
+        <w:rPr>
+          <w:rFonts w:ascii="Times New Roman" w:hAnsi="Times New Roman"/>
+          <w:color w:val="000000"/>
+          <w:sz w:val="28"/>
+        </w:rPr>
+        <w:br w:type="page"/>
+      </w:r>
     </w:p>
     <w:p>
       <w:pPr>
-        <w:pStyle w:val="3"/>
-      </w:pPr>
-      <w:bookmarkStart w:id="53" w:name="_Toc242201601"/>
-      <w:r>
-        <w:t>4.2.1 Роль запасов</w:t>
-      </w:r>
-      <w:bookmarkEnd w:id="53"/>
-    </w:p>
-    <w:p>
-      <w:pPr>
-        <w:spacing w:after="0" w:line="360" w:lineRule="auto"/>
-        <w:ind w:firstLine="709"/>
-        <w:jc w:val="both"/>
-      </w:pPr>
-      <w:r>
-        <w:rPr>
-          <w:rFonts w:ascii="Times New Roman" w:hAnsi="Times New Roman"/>
-          <w:color w:val="000000"/>
-          <w:sz w:val="28"/>
-        </w:rPr>
-        <w:t xml:space="preserve">Поскольку основная задача управления запасами заключается в поддержании требуемого уровня запасов определённых продуктов или изделий </w:t>
-      </w:r>
-      <w:r>
-        <w:rPr>
-          <w:rFonts w:ascii="Times New Roman" w:hAnsi="Times New Roman"/>
-          <w:color w:val="000000"/>
-          <w:sz w:val="28"/>
-        </w:rPr>
-        <w:t>[</w:t>
-      </w:r>
-      <w:r>
-        <w:rPr>
-          <w:rFonts w:ascii="Times New Roman" w:hAnsi="Times New Roman"/>
-          <w:color w:val="000000"/>
-          <w:sz w:val="28"/>
-        </w:rPr>
-        <w:t>119</w:t>
-      </w:r>
-      <w:r>
-        <w:rPr>
-          <w:rFonts w:ascii="Times New Roman" w:hAnsi="Times New Roman"/>
-          <w:color w:val="000000"/>
-          <w:sz w:val="28"/>
-        </w:rPr>
-        <w:t>]</w:t>
-      </w:r>
-      <w:r>
-        <w:rPr>
-          <w:rFonts w:ascii="Times New Roman" w:hAnsi="Times New Roman"/>
-          <w:color w:val="000000"/>
-          <w:sz w:val="28"/>
-        </w:rPr>
-        <w:t xml:space="preserve">, значение запасов в операционном управлении трудно переоценить. История показывает, что организации, которые пренебрегали управлением запасами или не учитывали его важность, впоследствии сожалели об этом. По мнению </w:t>
-      </w:r>
-      <w:proofErr w:type="spellStart"/>
-      <w:r>
-        <w:rPr>
-          <w:rFonts w:ascii="Times New Roman" w:hAnsi="Times New Roman"/>
-          <w:color w:val="000000"/>
-          <w:sz w:val="28"/>
-        </w:rPr>
-        <w:t>Tanthatemee</w:t>
-      </w:r>
-      <w:proofErr w:type="spellEnd"/>
-      <w:r>
-        <w:rPr>
-          <w:rFonts w:ascii="Times New Roman" w:hAnsi="Times New Roman"/>
-          <w:color w:val="000000"/>
-          <w:sz w:val="28"/>
-        </w:rPr>
-        <w:t xml:space="preserve"> и </w:t>
-      </w:r>
-      <w:proofErr w:type="spellStart"/>
-      <w:r>
-        <w:rPr>
-          <w:rFonts w:ascii="Times New Roman" w:hAnsi="Times New Roman"/>
-          <w:color w:val="000000"/>
-          <w:sz w:val="28"/>
-        </w:rPr>
-        <w:t>Phruksaphanrat</w:t>
-      </w:r>
-      <w:proofErr w:type="spellEnd"/>
-      <w:r>
-        <w:rPr>
-          <w:rFonts w:ascii="Times New Roman" w:hAnsi="Times New Roman"/>
-          <w:color w:val="000000"/>
-          <w:sz w:val="28"/>
-        </w:rPr>
-        <w:t xml:space="preserve"> </w:t>
-      </w:r>
-      <w:r>
-        <w:rPr>
-          <w:rFonts w:ascii="Times New Roman" w:hAnsi="Times New Roman"/>
-          <w:color w:val="000000"/>
-          <w:sz w:val="28"/>
-        </w:rPr>
-        <w:t>[</w:t>
-      </w:r>
-      <w:r>
-        <w:rPr>
-          <w:rFonts w:ascii="Times New Roman" w:hAnsi="Times New Roman"/>
-          <w:color w:val="000000"/>
-          <w:sz w:val="28"/>
-        </w:rPr>
-        <w:t>114</w:t>
-      </w:r>
-      <w:r>
-        <w:rPr>
-          <w:rFonts w:ascii="Times New Roman" w:hAnsi="Times New Roman"/>
-          <w:color w:val="000000"/>
-          <w:sz w:val="28"/>
-        </w:rPr>
-        <w:t>]</w:t>
-      </w:r>
-      <w:r>
-        <w:rPr>
-          <w:rFonts w:ascii="Times New Roman" w:hAnsi="Times New Roman"/>
-          <w:color w:val="000000"/>
-          <w:sz w:val="28"/>
-        </w:rPr>
-        <w:t xml:space="preserve">, управление запасами помогает </w:t>
-      </w:r>
-      <w:r>
-        <w:rPr>
-          <w:rFonts w:ascii="Times New Roman" w:hAnsi="Times New Roman"/>
-          <w:color w:val="000000"/>
-          <w:sz w:val="28"/>
-        </w:rPr>
-        <w:lastRenderedPageBreak/>
-        <w:t>улучшить обслуживание покупателей и справляться с неопределённостью спроса. Неопределённость спроса представляет собой потенциальную проблему, приводящую к высокому уровню запасов и большим затратам на их содержание. Это может вызывать рост цен и снижение удовлетворённости покупателей и, следовательно, уменьшать прибыльность бизнеса.</w:t>
-      </w:r>
-    </w:p>
-    <w:p>
-      <w:pPr>
-        <w:pStyle w:val="3"/>
-      </w:pPr>
-      <w:bookmarkStart w:id="54" w:name="_Toc242201602"/>
-      <w:r>
-        <w:t>4.2.2 Модели управления запасами и переменная спроса</w:t>
-      </w:r>
-      <w:bookmarkEnd w:id="54"/>
-    </w:p>
-    <w:p>
-      <w:pPr>
-        <w:spacing w:after="0" w:line="360" w:lineRule="auto"/>
-        <w:ind w:firstLine="709"/>
-        <w:jc w:val="both"/>
-      </w:pPr>
-      <w:r>
-        <w:rPr>
-          <w:rFonts w:ascii="Times New Roman" w:hAnsi="Times New Roman"/>
-          <w:color w:val="000000"/>
-          <w:sz w:val="28"/>
-        </w:rPr>
-        <w:t xml:space="preserve">Основные решения, связанные со спросом в задаче управления запасами, состоят в следующем: а) когда закупать продукцию, </w:t>
-      </w:r>
-      <w:proofErr w:type="gramStart"/>
-      <w:r>
-        <w:rPr>
-          <w:rFonts w:ascii="Times New Roman" w:hAnsi="Times New Roman"/>
-          <w:color w:val="000000"/>
-          <w:sz w:val="28"/>
-        </w:rPr>
-        <w:t>то есть</w:t>
-      </w:r>
-      <w:proofErr w:type="gramEnd"/>
-      <w:r>
-        <w:rPr>
-          <w:rFonts w:ascii="Times New Roman" w:hAnsi="Times New Roman"/>
-          <w:color w:val="000000"/>
-          <w:sz w:val="28"/>
-        </w:rPr>
-        <w:t xml:space="preserve"> когда формировать заказ на закупку; б) сколько закупать, то есть каков должен быть размер партии </w:t>
-      </w:r>
-      <w:r>
-        <w:rPr>
-          <w:rFonts w:ascii="Times New Roman" w:hAnsi="Times New Roman"/>
-          <w:color w:val="000000"/>
-          <w:sz w:val="28"/>
-        </w:rPr>
-        <w:t>[</w:t>
-      </w:r>
-      <w:r>
-        <w:rPr>
-          <w:rFonts w:ascii="Times New Roman" w:hAnsi="Times New Roman"/>
-          <w:color w:val="000000"/>
-          <w:sz w:val="28"/>
-        </w:rPr>
-        <w:t>82</w:t>
-      </w:r>
-      <w:r>
-        <w:rPr>
-          <w:rFonts w:ascii="Times New Roman" w:hAnsi="Times New Roman"/>
-          <w:color w:val="000000"/>
-          <w:sz w:val="28"/>
-        </w:rPr>
-        <w:t>]</w:t>
-      </w:r>
-      <w:r>
-        <w:rPr>
-          <w:rFonts w:ascii="Times New Roman" w:hAnsi="Times New Roman"/>
-          <w:color w:val="000000"/>
-          <w:sz w:val="28"/>
-        </w:rPr>
-        <w:t xml:space="preserve">. Решение обеих задач в процессе принятия решений требует разработки моделей и методов управления запасами </w:t>
-      </w:r>
-      <w:r>
-        <w:rPr>
-          <w:rFonts w:ascii="Times New Roman" w:hAnsi="Times New Roman"/>
-          <w:color w:val="000000"/>
-          <w:sz w:val="28"/>
-        </w:rPr>
-        <w:t>[</w:t>
-      </w:r>
-      <w:r>
-        <w:rPr>
-          <w:rFonts w:ascii="Times New Roman" w:hAnsi="Times New Roman"/>
-          <w:color w:val="000000"/>
-          <w:sz w:val="28"/>
-        </w:rPr>
-        <w:t>96</w:t>
-      </w:r>
-      <w:r>
-        <w:rPr>
-          <w:rFonts w:ascii="Times New Roman" w:hAnsi="Times New Roman"/>
-          <w:color w:val="000000"/>
-          <w:sz w:val="28"/>
-        </w:rPr>
-        <w:t>]</w:t>
-      </w:r>
-      <w:r>
-        <w:rPr>
-          <w:rFonts w:ascii="Times New Roman" w:hAnsi="Times New Roman"/>
-          <w:color w:val="000000"/>
-          <w:sz w:val="28"/>
-        </w:rPr>
-        <w:t>. Эти две задачи связывают целевую функцию модели управления запасами с рядом переменных принятия решений, например размером партии и точкой повторного заказа. Они также связаны с несколькими параметрами затрат на запасы и ситуационными переменными: а) характером и уровнем спроса, включая степень его определённости; б) сроком поставки, включая степень его определённости; в) существующими ограничениями, если они имеются; г) скидками за объём или инфляционными тенденциями; д) другими значимыми обстоятельствами.</w:t>
-      </w:r>
-    </w:p>
-    <w:p>
-      <w:pPr>
-        <w:spacing w:after="0" w:line="360" w:lineRule="auto"/>
-        <w:ind w:firstLine="709"/>
-        <w:jc w:val="both"/>
-      </w:pPr>
-      <w:r>
-        <w:rPr>
-          <w:rFonts w:ascii="Times New Roman" w:hAnsi="Times New Roman"/>
-          <w:color w:val="000000"/>
-          <w:sz w:val="28"/>
-        </w:rPr>
-        <w:t>Спрос рассматривается как ключевая переменная управления запасами. Точное прогнозирование рынка или уровня спроса помогает принимать правильные решения о запасах, позволяющие оптимизировать продажи и прибыль. В зависимости от степени определённости спроса обычно разрабатываются модели двух типов: 1) модели с детерминированным спросом; 2) модели со стохастическим, или байесовским, спросом.</w:t>
-      </w:r>
-    </w:p>
-    <w:p>
-      <w:pPr>
-        <w:pStyle w:val="3"/>
-      </w:pPr>
-      <w:bookmarkStart w:id="55" w:name="_Toc242201603"/>
-      <w:r>
-        <w:t>4.2.3 Модель с детерминированным спросом</w:t>
-      </w:r>
-      <w:bookmarkEnd w:id="55"/>
-    </w:p>
-    <w:p>
-      <w:pPr>
-        <w:spacing w:after="0" w:line="360" w:lineRule="auto"/>
-        <w:ind w:firstLine="709"/>
-        <w:jc w:val="both"/>
-      </w:pPr>
-      <w:r>
-        <w:rPr>
-          <w:rFonts w:ascii="Times New Roman" w:hAnsi="Times New Roman"/>
-          <w:color w:val="000000"/>
-          <w:sz w:val="28"/>
-        </w:rPr>
-        <w:t xml:space="preserve">В детерминированной модели операции с запасами определяются на основе известного, достоверного спроса. Детерминированная модель даёт один и тот же результат благодаря определённости факторов, условий и параметров, </w:t>
-      </w:r>
-      <w:r>
-        <w:rPr>
-          <w:rFonts w:ascii="Times New Roman" w:hAnsi="Times New Roman"/>
-          <w:color w:val="000000"/>
-          <w:sz w:val="28"/>
-        </w:rPr>
-        <w:lastRenderedPageBreak/>
-        <w:t xml:space="preserve">которые явно задаются в начале. К этим параметрам относится и спрос. По </w:t>
-      </w:r>
-      <w:proofErr w:type="spellStart"/>
-      <w:r>
-        <w:rPr>
-          <w:rFonts w:ascii="Times New Roman" w:hAnsi="Times New Roman"/>
-          <w:color w:val="000000"/>
-          <w:sz w:val="28"/>
-        </w:rPr>
-        <w:t>Antic</w:t>
-      </w:r>
-      <w:proofErr w:type="spellEnd"/>
-      <w:r>
-        <w:rPr>
-          <w:rFonts w:ascii="Times New Roman" w:hAnsi="Times New Roman"/>
-          <w:color w:val="000000"/>
-          <w:sz w:val="28"/>
-        </w:rPr>
-        <w:t xml:space="preserve"> и соавторам </w:t>
-      </w:r>
-      <w:r>
-        <w:rPr>
-          <w:rFonts w:ascii="Times New Roman" w:hAnsi="Times New Roman"/>
-          <w:color w:val="000000"/>
-          <w:sz w:val="28"/>
-        </w:rPr>
-        <w:t>[</w:t>
-      </w:r>
-      <w:r>
-        <w:rPr>
-          <w:rFonts w:ascii="Times New Roman" w:hAnsi="Times New Roman"/>
-          <w:color w:val="000000"/>
-          <w:sz w:val="28"/>
-        </w:rPr>
-        <w:t>4</w:t>
-      </w:r>
-      <w:r>
-        <w:rPr>
-          <w:rFonts w:ascii="Times New Roman" w:hAnsi="Times New Roman"/>
-          <w:color w:val="000000"/>
-          <w:sz w:val="28"/>
-        </w:rPr>
-        <w:t>]</w:t>
-      </w:r>
-      <w:r>
-        <w:rPr>
-          <w:rFonts w:ascii="Times New Roman" w:hAnsi="Times New Roman"/>
-          <w:color w:val="000000"/>
-          <w:sz w:val="28"/>
-        </w:rPr>
-        <w:t>, детерминированный спрос представляется как ежемесячный прогноз продаж каждого продукта. Модель с детерминированным спросом направлена на минимизацию совокупных затрат, связанных со временем производства, временем переналадки и сверхурочной работой, а также затрат на запасы: оформление заказов, содержание запасов и отсутствие необходимых запасов, включая избыток и дефицит.</w:t>
-      </w:r>
-    </w:p>
-    <w:p>
-      <w:pPr>
-        <w:spacing w:after="0" w:line="360" w:lineRule="auto"/>
-        <w:ind w:firstLine="709"/>
-        <w:jc w:val="both"/>
-      </w:pPr>
-      <w:r>
-        <w:rPr>
-          <w:rFonts w:ascii="Times New Roman" w:hAnsi="Times New Roman"/>
-          <w:color w:val="000000"/>
-          <w:sz w:val="28"/>
-        </w:rPr>
-        <w:t>В модели с детерминированным спросом могут рассматриваться два вида спроса: независимый и зависимый. Понимание различия между ними имеет решающее значение для системы управления запасами и служит отправной точкой при разработке политики управления ими. Независимый спрос — это спрос на готовую продукцию, например автомобили или книги; он также может содержать некоторую неопределённость. Зависимый спрос относится к комплектующим или сборочным единицам, например узлам центральной консоли автомобилей Toyota, и обычно считается определённым, когда известна потребность в конечном изделии, от которого он зависит. Рисунок 5 иллюстрирует характер обоих видов спроса.</w:t>
-      </w:r>
-    </w:p>
-    <w:p>
-      <w:pPr>
-        <w:keepNext/>
-        <w:spacing w:after="0" w:line="360" w:lineRule="auto"/>
-      </w:pPr>
-      <w:r>
-        <w:rPr>
-          <w:rFonts w:ascii="Times New Roman" w:hAnsi="Times New Roman"/>
-          <w:b/>
-          <w:color w:val="000000"/>
-          <w:sz w:val="28"/>
-        </w:rPr>
-        <w:t>Рисунок 5 — Независимый и зависимый спрос</w:t>
-      </w:r>
-    </w:p>
-    <w:p>
-      <w:pPr>
-        <w:spacing w:after="0" w:line="360" w:lineRule="auto"/>
-        <w:ind w:firstLine="709"/>
-        <w:jc w:val="both"/>
-      </w:pPr>
-      <w:r>
-        <w:rPr>
-          <w:rFonts w:ascii="Times New Roman" w:hAnsi="Times New Roman"/>
-          <w:color w:val="000000"/>
-          <w:sz w:val="28"/>
-        </w:rPr>
-        <w:t>Текстовое представление схемы оригинала: независимый спрос относится к изделию A. Для A требуются B (1 единица) и C (2 единицы). Для каждой B требуются D (2 единицы) и E (1 единица); для каждой C — D (1 единица). Спрос на B, C, D и E является зависимым. Числа в скобках обозначают количество компонентов на одну единицу непосредственно вышестоящего изделия.</w:t>
-      </w:r>
-    </w:p>
-    <w:p>
-      <w:pPr>
-        <w:spacing w:after="0" w:line="360" w:lineRule="auto"/>
-        <w:ind w:firstLine="709"/>
-        <w:jc w:val="both"/>
-      </w:pPr>
-      <w:r>
-        <w:rPr>
-          <w:rFonts w:ascii="Times New Roman" w:hAnsi="Times New Roman"/>
-          <w:color w:val="000000"/>
-          <w:sz w:val="28"/>
-        </w:rPr>
-        <w:t>В условиях независимого спроса потребность в одной позиции не зависит от спроса на другую позицию (см. рисунок 5). Например, готовая продукция не зависит от других позиций, поскольку внимание сосредоточено на продаже изделия, обработке заказа или прогнозе продаж. Независимый спрос на запасы основывается на подтверждённых прогнозах, заказах покупателей, оценках и исторических данных.</w:t>
-      </w:r>
-    </w:p>
-    <w:p>
-      <w:pPr>
-        <w:spacing w:after="0" w:line="360" w:lineRule="auto"/>
-        <w:ind w:firstLine="709"/>
-        <w:jc w:val="both"/>
-      </w:pPr>
-      <w:r>
-        <w:rPr>
-          <w:rFonts w:ascii="Times New Roman" w:hAnsi="Times New Roman"/>
-          <w:color w:val="000000"/>
-          <w:sz w:val="28"/>
-        </w:rPr>
-        <w:lastRenderedPageBreak/>
-        <w:t>В отличие от независимого спроса, зависимый спрос на одну позицию определяется спросом на другую. Например, запасы сырья и комплектующих зависят от спроса на готовую продукцию. Сырьё и другие производственные компоненты преобразуются в готовую продукцию с использованием таких систем, как планирование материальных ресурсов (MRP), планирование ресурсов распределения (DRP) или планирование ресурсов предприятия (ERP).</w:t>
-      </w:r>
-    </w:p>
-    <w:p>
-      <w:pPr>
-        <w:pStyle w:val="3"/>
-      </w:pPr>
-      <w:bookmarkStart w:id="56" w:name="_Toc242201604"/>
-      <w:r>
-        <w:t>4.2.4 Стохастическая модель</w:t>
-      </w:r>
-      <w:bookmarkEnd w:id="56"/>
-    </w:p>
-    <w:p>
-      <w:pPr>
-        <w:spacing w:after="0" w:line="360" w:lineRule="auto"/>
-        <w:ind w:firstLine="709"/>
-        <w:jc w:val="both"/>
-      </w:pPr>
-      <w:r>
-        <w:rPr>
-          <w:rFonts w:ascii="Times New Roman" w:hAnsi="Times New Roman"/>
-          <w:color w:val="000000"/>
-          <w:sz w:val="28"/>
-        </w:rPr>
-        <w:t xml:space="preserve">В стохастической, вероятностной или байесовской модели решения о запасах принимаются в условиях неопределённости спроса и/или срока поставки. По </w:t>
-      </w:r>
-      <w:proofErr w:type="spellStart"/>
-      <w:r>
-        <w:rPr>
-          <w:rFonts w:ascii="Times New Roman" w:hAnsi="Times New Roman"/>
-          <w:color w:val="000000"/>
-          <w:sz w:val="28"/>
-        </w:rPr>
-        <w:t>Antic</w:t>
-      </w:r>
-      <w:proofErr w:type="spellEnd"/>
-      <w:r>
-        <w:rPr>
-          <w:rFonts w:ascii="Times New Roman" w:hAnsi="Times New Roman"/>
-          <w:color w:val="000000"/>
-          <w:sz w:val="28"/>
-        </w:rPr>
-        <w:t xml:space="preserve"> и соавторам </w:t>
-      </w:r>
-      <w:r>
-        <w:rPr>
-          <w:rFonts w:ascii="Times New Roman" w:hAnsi="Times New Roman"/>
-          <w:color w:val="000000"/>
-          <w:sz w:val="28"/>
-        </w:rPr>
-        <w:t>[</w:t>
-      </w:r>
-      <w:r>
-        <w:rPr>
-          <w:rFonts w:ascii="Times New Roman" w:hAnsi="Times New Roman"/>
-          <w:color w:val="000000"/>
-          <w:sz w:val="28"/>
-        </w:rPr>
-        <w:t>4</w:t>
-      </w:r>
-      <w:r>
-        <w:rPr>
-          <w:rFonts w:ascii="Times New Roman" w:hAnsi="Times New Roman"/>
-          <w:color w:val="000000"/>
-          <w:sz w:val="28"/>
-        </w:rPr>
-        <w:t>]</w:t>
-      </w:r>
-      <w:r>
-        <w:rPr>
-          <w:rFonts w:ascii="Times New Roman" w:hAnsi="Times New Roman"/>
-          <w:color w:val="000000"/>
-          <w:sz w:val="28"/>
-        </w:rPr>
-        <w:t xml:space="preserve">, стохастический спрос формируется как случайное отклонение от прогноза продаж в пределах приблизительно 20 процентов. По мнению </w:t>
-      </w:r>
-      <w:proofErr w:type="spellStart"/>
-      <w:r>
-        <w:rPr>
-          <w:rFonts w:ascii="Times New Roman" w:hAnsi="Times New Roman"/>
-          <w:color w:val="000000"/>
-          <w:sz w:val="28"/>
-        </w:rPr>
-        <w:t>Nemtajela</w:t>
-      </w:r>
-      <w:proofErr w:type="spellEnd"/>
-      <w:r>
-        <w:rPr>
-          <w:rFonts w:ascii="Times New Roman" w:hAnsi="Times New Roman"/>
-          <w:color w:val="000000"/>
-          <w:sz w:val="28"/>
-        </w:rPr>
-        <w:t xml:space="preserve"> и </w:t>
-      </w:r>
-      <w:proofErr w:type="spellStart"/>
-      <w:r>
-        <w:rPr>
-          <w:rFonts w:ascii="Times New Roman" w:hAnsi="Times New Roman"/>
-          <w:color w:val="000000"/>
-          <w:sz w:val="28"/>
-        </w:rPr>
-        <w:t>Mbohwa</w:t>
-      </w:r>
-      <w:proofErr w:type="spellEnd"/>
-      <w:r>
-        <w:rPr>
-          <w:rFonts w:ascii="Times New Roman" w:hAnsi="Times New Roman"/>
-          <w:color w:val="000000"/>
-          <w:sz w:val="28"/>
-        </w:rPr>
-        <w:t xml:space="preserve"> </w:t>
-      </w:r>
-      <w:r>
-        <w:rPr>
-          <w:rFonts w:ascii="Times New Roman" w:hAnsi="Times New Roman"/>
-          <w:color w:val="000000"/>
-          <w:sz w:val="28"/>
-        </w:rPr>
-        <w:t>[</w:t>
-      </w:r>
-      <w:r>
-        <w:rPr>
-          <w:rFonts w:ascii="Times New Roman" w:hAnsi="Times New Roman"/>
-          <w:color w:val="000000"/>
-          <w:sz w:val="28"/>
-        </w:rPr>
-        <w:t>85</w:t>
-      </w:r>
-      <w:r>
-        <w:rPr>
-          <w:rFonts w:ascii="Times New Roman" w:hAnsi="Times New Roman"/>
-          <w:color w:val="000000"/>
-          <w:sz w:val="28"/>
-        </w:rPr>
-        <w:t>]</w:t>
-      </w:r>
-      <w:r>
-        <w:rPr>
-          <w:rFonts w:ascii="Times New Roman" w:hAnsi="Times New Roman"/>
-          <w:color w:val="000000"/>
-          <w:sz w:val="28"/>
-        </w:rPr>
-        <w:t xml:space="preserve">, неопределённость спроса возникает вследствие таких факторов, как изменения заказов на закупку и непредсказуемые события. </w:t>
-      </w:r>
-      <w:proofErr w:type="spellStart"/>
-      <w:r>
-        <w:rPr>
-          <w:rFonts w:ascii="Times New Roman" w:hAnsi="Times New Roman"/>
-          <w:color w:val="000000"/>
-          <w:sz w:val="28"/>
-        </w:rPr>
-        <w:t>Tanthatemee</w:t>
-      </w:r>
-      <w:proofErr w:type="spellEnd"/>
-      <w:r>
-        <w:rPr>
-          <w:rFonts w:ascii="Times New Roman" w:hAnsi="Times New Roman"/>
-          <w:color w:val="000000"/>
-          <w:sz w:val="28"/>
-        </w:rPr>
-        <w:t xml:space="preserve"> и </w:t>
-      </w:r>
-      <w:proofErr w:type="spellStart"/>
-      <w:r>
-        <w:rPr>
-          <w:rFonts w:ascii="Times New Roman" w:hAnsi="Times New Roman"/>
-          <w:color w:val="000000"/>
-          <w:sz w:val="28"/>
-        </w:rPr>
-        <w:t>Phruksaphanrat</w:t>
-      </w:r>
-      <w:proofErr w:type="spellEnd"/>
-      <w:r>
-        <w:rPr>
-          <w:rFonts w:ascii="Times New Roman" w:hAnsi="Times New Roman"/>
-          <w:color w:val="000000"/>
-          <w:sz w:val="28"/>
-        </w:rPr>
-        <w:t xml:space="preserve"> </w:t>
-      </w:r>
-      <w:r>
-        <w:rPr>
-          <w:rFonts w:ascii="Times New Roman" w:hAnsi="Times New Roman"/>
-          <w:color w:val="000000"/>
-          <w:sz w:val="28"/>
-        </w:rPr>
-        <w:t>[</w:t>
-      </w:r>
-      <w:r>
-        <w:rPr>
-          <w:rFonts w:ascii="Times New Roman" w:hAnsi="Times New Roman"/>
-          <w:color w:val="000000"/>
-          <w:sz w:val="28"/>
-        </w:rPr>
-        <w:t>114</w:t>
-      </w:r>
-      <w:r>
-        <w:rPr>
-          <w:rFonts w:ascii="Times New Roman" w:hAnsi="Times New Roman"/>
-          <w:color w:val="000000"/>
-          <w:sz w:val="28"/>
-        </w:rPr>
-        <w:t>]</w:t>
-      </w:r>
-      <w:r>
-        <w:rPr>
-          <w:rFonts w:ascii="Times New Roman" w:hAnsi="Times New Roman"/>
-          <w:color w:val="000000"/>
-          <w:sz w:val="28"/>
-        </w:rPr>
-        <w:t xml:space="preserve"> также полагают, что неопределённость спроса на запасы обусловлена изменениями заказов, случайными колебаниями возможностей поставщиков или непредсказуемыми событиями. </w:t>
-      </w:r>
-      <w:proofErr w:type="spellStart"/>
-      <w:r>
-        <w:rPr>
-          <w:rFonts w:ascii="Times New Roman" w:hAnsi="Times New Roman"/>
-          <w:color w:val="000000"/>
-          <w:sz w:val="28"/>
-        </w:rPr>
-        <w:t>Sil</w:t>
-      </w:r>
-      <w:proofErr w:type="spellEnd"/>
-      <w:r>
-        <w:rPr>
-          <w:rFonts w:ascii="Times New Roman" w:hAnsi="Times New Roman"/>
-          <w:color w:val="000000"/>
-          <w:sz w:val="28"/>
-        </w:rPr>
-        <w:t xml:space="preserve"> </w:t>
-      </w:r>
-      <w:r>
-        <w:rPr>
-          <w:rFonts w:ascii="Times New Roman" w:hAnsi="Times New Roman"/>
-          <w:color w:val="000000"/>
-          <w:sz w:val="28"/>
-        </w:rPr>
-        <w:t>[</w:t>
-      </w:r>
-      <w:r>
-        <w:rPr>
-          <w:rFonts w:ascii="Times New Roman" w:hAnsi="Times New Roman"/>
-          <w:color w:val="000000"/>
-          <w:sz w:val="28"/>
-        </w:rPr>
-        <w:t>103</w:t>
-      </w:r>
-      <w:r>
-        <w:rPr>
-          <w:rFonts w:ascii="Times New Roman" w:hAnsi="Times New Roman"/>
-          <w:color w:val="000000"/>
-          <w:sz w:val="28"/>
-        </w:rPr>
-        <w:t>]</w:t>
-      </w:r>
-      <w:r>
-        <w:rPr>
-          <w:rFonts w:ascii="Times New Roman" w:hAnsi="Times New Roman"/>
-          <w:color w:val="000000"/>
-          <w:sz w:val="28"/>
-        </w:rPr>
-        <w:t xml:space="preserve"> выделяет три типа стохастических моделей.</w:t>
-      </w:r>
-    </w:p>
-    <w:p>
-      <w:pPr>
-        <w:spacing w:after="0" w:line="360" w:lineRule="auto"/>
-        <w:ind w:firstLine="709"/>
-        <w:jc w:val="both"/>
-      </w:pPr>
-      <w:r>
-        <w:rPr>
-          <w:rFonts w:ascii="Times New Roman" w:hAnsi="Times New Roman"/>
-          <w:color w:val="000000"/>
-          <w:sz w:val="28"/>
-        </w:rPr>
-        <w:t>а) Однопериодная модель: преимущественно относится к модным и скоропортящимся товарам, продукции с коротким жизненным циклом, а также сезонным товарам. В рамках одного периода принимается разовое решение о том, какое количество заказать.</w:t>
-      </w:r>
-    </w:p>
-    <w:p>
-      <w:pPr>
-        <w:spacing w:after="0" w:line="360" w:lineRule="auto"/>
-        <w:ind w:firstLine="709"/>
-        <w:jc w:val="both"/>
-      </w:pPr>
-      <w:r>
-        <w:rPr>
-          <w:rFonts w:ascii="Times New Roman" w:hAnsi="Times New Roman"/>
-          <w:color w:val="000000"/>
-          <w:sz w:val="28"/>
-        </w:rPr>
-        <w:t>б) Многопериодная модель: относится к товарам, спрос на которые повторяется, но изменяется от периода к периоду, и к системам управления запасами с периодическим пересмотром. Многопериодная стохастическая модель предполагает периодическое принятие решения о количестве, заказываемом в каждом периоде.</w:t>
-      </w:r>
-    </w:p>
-    <w:p>
-      <w:pPr>
-        <w:spacing w:after="0" w:line="360" w:lineRule="auto"/>
-        <w:ind w:firstLine="709"/>
-        <w:jc w:val="both"/>
-        <w:rPr>
-          <w:rFonts w:ascii="Times New Roman" w:hAnsi="Times New Roman"/>
-          <w:color w:val="000000"/>
-          <w:sz w:val="28"/>
-        </w:rPr>
-      </w:pPr>
-      <w:r>
-        <w:rPr>
-          <w:rFonts w:ascii="Times New Roman" w:hAnsi="Times New Roman"/>
-          <w:color w:val="000000"/>
-          <w:sz w:val="28"/>
-        </w:rPr>
-        <w:t xml:space="preserve">в) Модель с непрерывным временем: относится к товарам с повторяющимся спросом, но переменными интервалами между поступлениями заказов покупателей, и к системам управления запасами с непрерывным </w:t>
-      </w:r>
-      <w:r>
-        <w:rPr>
-          <w:rFonts w:ascii="Times New Roman" w:hAnsi="Times New Roman"/>
-          <w:color w:val="000000"/>
-          <w:sz w:val="28"/>
-        </w:rPr>
-        <w:lastRenderedPageBreak/>
-        <w:t>пересмотром. Такая стохастическая модель предполагает непрерывное принятие решений о количестве заказываемой продукции.</w:t>
-      </w:r>
-      <w:bookmarkStart w:id="57" w:name="_Toc242108193"/>
-      <w:bookmarkStart w:id="58" w:name="_Toc242201605"/>
-    </w:p>
-    <w:p>
-      <w:pPr>
-        <w:rPr>
-          <w:rFonts w:ascii="Times New Roman" w:hAnsi="Times New Roman"/>
-          <w:color w:val="000000"/>
-          <w:sz w:val="28"/>
-        </w:rPr>
-      </w:pPr>
-      <w:r>
-        <w:rPr>
-          <w:rFonts w:ascii="Times New Roman" w:hAnsi="Times New Roman"/>
-          <w:color w:val="000000"/>
-          <w:sz w:val="28"/>
-        </w:rPr>
-        <w:br w:type="page"/>
-      </w:r>
-    </w:p>
-    <w:p>
-      <w:pPr>
         <w:pStyle w:val="1"/>
       </w:pPr>
+      <w:bookmarkStart w:id="49" w:name="_Toc242202217"/>
       <w:r>
         <w:lastRenderedPageBreak/>
         <w:t>СПИСОК ИСПОЛЬЗОВАННЫХ ИСТОЧНИКОВ</w:t>
       </w:r>
-      <w:bookmarkEnd w:id="57"/>
-      <w:bookmarkEnd w:id="58"/>
+      <w:bookmarkEnd w:id="48"/>
+      <w:bookmarkEnd w:id="49"/>
     </w:p>
     <w:p>
       <w:pPr>
@@ -14374,7 +13680,7 @@
       </w:r>
     </w:p>
     <w:sectPr>
-      <w:footerReference w:type="default" r:id="rId18"/>
+      <w:footerReference w:type="default" r:id="rId19"/>
       <w:pgSz w:w="11906" w:h="16838"/>
       <w:pgMar w:top="1134" w:right="567" w:bottom="1134" w:left="1701" w:header="709" w:footer="709" w:gutter="0"/>
       <w:cols w:space="708"/>

--- a/Отчет_ИКБО-10-24_БикташевИИ.docx
+++ b/Отчет_ИКБО-10-24_БикташевИИ.docx
@@ -13578,105 +13578,6 @@
           <w:lang w:val="en-US"/>
         </w:rPr>
         <w:t>.</w:t>
-      </w:r>
-    </w:p>
-    <w:p>
-      <w:pPr>
-        <w:pStyle w:val="a3"/>
-        <w:keepLines/>
-        <w:numPr>
-          <w:ilvl w:val="0"/>
-          <w:numId w:val="4"/>
-        </w:numPr>
-        <w:spacing w:after="0" w:line="360" w:lineRule="auto"/>
-        <w:ind w:left="0" w:firstLine="709"/>
-        <w:jc w:val="both"/>
-        <w:rPr>
-          <w:lang w:val="en-US"/>
-        </w:rPr>
-      </w:pPr>
-      <w:r>
-        <w:rPr>
-          <w:rFonts w:ascii="Times New Roman" w:hAnsi="Times New Roman"/>
-          <w:color w:val="000000"/>
-          <w:sz w:val="28"/>
-          <w:lang w:val="en-US"/>
-        </w:rPr>
-        <w:t xml:space="preserve">The Git Project. Git Reference </w:t>
-      </w:r>
-      <w:proofErr w:type="gramStart"/>
-      <w:r>
-        <w:rPr>
-          <w:rFonts w:ascii="Times New Roman" w:hAnsi="Times New Roman"/>
-          <w:color w:val="000000"/>
-          <w:sz w:val="28"/>
-          <w:lang w:val="en-US"/>
-        </w:rPr>
-        <w:t>Manual :</w:t>
-      </w:r>
-      <w:proofErr w:type="gramEnd"/>
-      <w:r>
-        <w:rPr>
-          <w:rFonts w:ascii="Times New Roman" w:hAnsi="Times New Roman"/>
-          <w:color w:val="000000"/>
-          <w:sz w:val="28"/>
-          <w:lang w:val="en-US"/>
-        </w:rPr>
-        <w:t xml:space="preserve"> git-log. Version 2.50.0. — 2025. — URL: https://git-scm.com/docs/git-log/2.50.0 (</w:t>
-      </w:r>
-      <w:r>
-        <w:rPr>
-          <w:rFonts w:ascii="Times New Roman" w:hAnsi="Times New Roman"/>
-          <w:color w:val="000000"/>
-          <w:sz w:val="28"/>
-        </w:rPr>
-        <w:t>дата</w:t>
-      </w:r>
-      <w:r>
-        <w:rPr>
-          <w:rFonts w:ascii="Times New Roman" w:hAnsi="Times New Roman"/>
-          <w:color w:val="000000"/>
-          <w:sz w:val="28"/>
-          <w:lang w:val="en-US"/>
-        </w:rPr>
-        <w:t xml:space="preserve"> </w:t>
-      </w:r>
-      <w:r>
-        <w:rPr>
-          <w:rFonts w:ascii="Times New Roman" w:hAnsi="Times New Roman"/>
-          <w:color w:val="000000"/>
-          <w:sz w:val="28"/>
-        </w:rPr>
-        <w:t>обращения</w:t>
-      </w:r>
-      <w:r>
-        <w:rPr>
-          <w:rFonts w:ascii="Times New Roman" w:hAnsi="Times New Roman"/>
-          <w:color w:val="000000"/>
-          <w:sz w:val="28"/>
-          <w:lang w:val="en-US"/>
-        </w:rPr>
-        <w:t xml:space="preserve">: 04.10.2026). — </w:t>
-      </w:r>
-      <w:proofErr w:type="gramStart"/>
-      <w:r>
-        <w:rPr>
-          <w:rFonts w:ascii="Times New Roman" w:hAnsi="Times New Roman"/>
-          <w:color w:val="000000"/>
-          <w:sz w:val="28"/>
-          <w:lang w:val="en-US"/>
-        </w:rPr>
-        <w:t>Text :</w:t>
-      </w:r>
-      <w:proofErr w:type="gramEnd"/>
-      <w:r>
-        <w:rPr>
-          <w:rFonts w:ascii="Times New Roman" w:hAnsi="Times New Roman"/>
-          <w:color w:val="000000"/>
-          <w:sz w:val="28"/>
-          <w:lang w:val="en-US"/>
-        </w:rPr>
-        <w:t xml:space="preserve"> electronic.</w:t>
       </w:r>
     </w:p>
     <w:sectPr>

--- a/Отчет_ИКБО-10-24_БикташевИИ.docx
+++ b/Отчет_ИКБО-10-24_БикташевИИ.docx
@@ -8836,7 +8836,7 @@
           <w:color w:val="000000"/>
           <w:sz w:val="28"/>
         </w:rPr>
-        <w:t>Настоящая работа посвящена разработке системы автоматизации обработки оптовой заявки и резервирования офисной мебели на складе. Система проверяет корректность заявки и наличие товаров, рассчитывает стоимость заказа, создаёт резерв при полном наличии всех позиций либо формирует обоснованный отказ.</w:t>
+        <w:t>Тема работы — разработка системы автоматизации обработки оптовых заявок и резервирования офисной мебели на складе. Система проверяет корректность заявки и наличие товаров, рассчитывает стоимость заказа, создаёт резерв при полном наличии всех позиций либо формирует обоснованный отказ.</w:t>
       </w:r>
     </w:p>
     <w:p>
@@ -9246,6 +9246,9 @@
         </w:rPr>
         <w:t xml:space="preserve"> в обзоре исследований интеллектуальных складов выделяют цифровизацию и обмен актуальными данными об остатках как значимые направления развития [2]. Это обосновывает использование единого набора данных о товарах, заказах и резервах; внедрение робототехники в объём разрабатываемой системы не входит.</w:t>
       </w:r>
+      <w:r>
+        <w:t xml:space="preserve"> Т. В. Третьяченко и Д. С. Позднухов также рассматривают внедрение цифровых технологий в отечественную складскую логистику [19].</w:t>
+      </w:r>
     </w:p>
     <w:p>
       <w:pPr>
@@ -9496,6 +9499,9 @@
         <w:lastRenderedPageBreak/>
         <w:t>системы; использованная авторами микросервисная архитектура для рассматриваемой реализации не требуется.</w:t>
       </w:r>
+      <w:r>
+        <w:t xml:space="preserve"> Исследование Е. В. Шароновой, Т. А. Лысовой и И. В. Шариковой показывает, что выбор средств автоматизации складского учёта следует основывать на анализе операций склада и критериев сравнения программных продуктов [18].</w:t>
+      </w:r>
     </w:p>
     <w:p>
       <w:pPr>
@@ -9597,6 +9603,9 @@
           <w:sz w:val="28"/>
         </w:rPr>
         <w:t>Автоматизация должна обеспечить единые правила проверки заявок, расчёт стоимости по сохранённым ценам и согласованное изменение резервов. Эффект автоматизации оценивается по времени обработки контрольных заявок, числу ручных операций и количеству ошибочных резервов.</w:t>
+      </w:r>
+      <w:r>
+        <w:t xml:space="preserve"> Ю. О. Гантимурова рассматривает инновационные технологии складского управления как средство повышения эффективности логистических операций [20].</w:t>
       </w:r>
     </w:p>
     <w:p>
@@ -10988,7 +10997,7 @@
           <w:color w:val="000000"/>
           <w:sz w:val="28"/>
         </w:rPr>
-        <w:t xml:space="preserve">В качестве используемых технологий выбраны Python 3.13, Java 21 и </w:t>
+        <w:t xml:space="preserve">В качестве используемых технологий выбраны Python 3.13, Java 21 (JDK 21) и </w:t>
       </w:r>
       <w:proofErr w:type="spellStart"/>
       <w:r>
@@ -11093,7 +11102,7 @@
           <w:color w:val="000000"/>
           <w:sz w:val="28"/>
         </w:rPr>
-        <w:t xml:space="preserve">Для разработки на Python и Java будет использоваться Visual Studio Code (VS Code). </w:t>
+        <w:t xml:space="preserve">Для разработки на Python и Java будет использоваться Visual Studio Code (VS Code) версии 1.140.0 с комплектом Java Development Kit (JDK) версии 21. </w:t>
       </w:r>
       <w:proofErr w:type="spellStart"/>
       <w:r>
@@ -11612,7 +11621,7 @@
           <w:color w:val="000000"/>
           <w:sz w:val="28"/>
         </w:rPr>
-        <w:t>[</w:t>
+        <w:t xml:space="preserve">(ссылка оригинала № </w:t>
       </w:r>
       <w:r>
         <w:rPr>
@@ -11628,7 +11637,7 @@
           <w:color w:val="000000"/>
           <w:sz w:val="28"/>
         </w:rPr>
-        <w:t>]</w:t>
+        <w:t>)</w:t>
       </w:r>
       <w:r>
         <w:rPr>
@@ -11680,7 +11689,7 @@
           <w:color w:val="000000"/>
           <w:sz w:val="28"/>
         </w:rPr>
-        <w:t>[</w:t>
+        <w:t xml:space="preserve">(ссылка оригинала № </w:t>
       </w:r>
       <w:r>
         <w:rPr>
@@ -11696,7 +11705,7 @@
           <w:color w:val="000000"/>
           <w:sz w:val="28"/>
         </w:rPr>
-        <w:t>]</w:t>
+        <w:t>)</w:t>
       </w:r>
       <w:r>
         <w:rPr>
@@ -11762,7 +11771,7 @@
           <w:color w:val="000000"/>
           <w:sz w:val="28"/>
         </w:rPr>
-        <w:t>[</w:t>
+        <w:t xml:space="preserve">(ссылка оригинала № </w:t>
       </w:r>
       <w:r>
         <w:rPr>
@@ -11778,7 +11787,7 @@
           <w:color w:val="000000"/>
           <w:sz w:val="28"/>
         </w:rPr>
-        <w:t>]</w:t>
+        <w:t>)</w:t>
       </w:r>
       <w:r>
         <w:rPr>
@@ -11794,7 +11803,7 @@
           <w:color w:val="000000"/>
           <w:sz w:val="28"/>
         </w:rPr>
-        <w:t>[</w:t>
+        <w:t xml:space="preserve">(ссылка оригинала № </w:t>
       </w:r>
       <w:r>
         <w:rPr>
@@ -11810,7 +11819,7 @@
           <w:color w:val="000000"/>
           <w:sz w:val="28"/>
         </w:rPr>
-        <w:t>]</w:t>
+        <w:t>)</w:t>
       </w:r>
       <w:r>
         <w:rPr>
@@ -11891,7 +11900,7 @@
           <w:color w:val="000000"/>
           <w:sz w:val="28"/>
         </w:rPr>
-        <w:t>[</w:t>
+        <w:t xml:space="preserve">(ссылка оригинала № </w:t>
       </w:r>
       <w:r>
         <w:rPr>
@@ -11907,7 +11916,7 @@
           <w:color w:val="000000"/>
           <w:sz w:val="28"/>
         </w:rPr>
-        <w:t>]</w:t>
+        <w:t>)</w:t>
       </w:r>
       <w:r>
         <w:rPr>
@@ -12051,7 +12060,7 @@
     </w:p>
     <w:p>
       <w:pPr>
-        <w:pStyle w:val="3"/>
+        <w:pStyle w:val="4"/>
       </w:pPr>
       <w:bookmarkStart w:id="47" w:name="_Toc242202216"/>
       <w:r>
@@ -12097,7 +12106,7 @@
           <w:color w:val="000000"/>
           <w:sz w:val="28"/>
         </w:rPr>
-        <w:t>[</w:t>
+        <w:t xml:space="preserve">(ссылка оригинала № </w:t>
       </w:r>
       <w:r>
         <w:rPr>
@@ -12113,7 +12122,7 @@
           <w:color w:val="000000"/>
           <w:sz w:val="28"/>
         </w:rPr>
-        <w:t>]</w:t>
+        <w:t>)</w:t>
       </w:r>
       <w:r>
         <w:rPr>
@@ -12165,7 +12174,7 @@
           <w:color w:val="000000"/>
           <w:sz w:val="28"/>
         </w:rPr>
-        <w:t>[</w:t>
+        <w:t xml:space="preserve">(ссылка оригинала № </w:t>
       </w:r>
       <w:r>
         <w:rPr>
@@ -12181,7 +12190,7 @@
           <w:color w:val="000000"/>
           <w:sz w:val="28"/>
         </w:rPr>
-        <w:t>]</w:t>
+        <w:t>)</w:t>
       </w:r>
       <w:r>
         <w:rPr>
@@ -12233,7 +12242,7 @@
           <w:color w:val="000000"/>
           <w:sz w:val="28"/>
         </w:rPr>
-        <w:t>[</w:t>
+        <w:t xml:space="preserve">(ссылка оригинала № </w:t>
       </w:r>
       <w:r>
         <w:rPr>
@@ -12249,7 +12258,7 @@
           <w:color w:val="000000"/>
           <w:sz w:val="28"/>
         </w:rPr>
-        <w:t>]</w:t>
+        <w:t>)</w:t>
       </w:r>
       <w:r>
         <w:rPr>
@@ -12283,7 +12292,7 @@
           <w:color w:val="000000"/>
           <w:sz w:val="28"/>
         </w:rPr>
-        <w:t>[</w:t>
+        <w:t xml:space="preserve">(ссылка оригинала № </w:t>
       </w:r>
       <w:r>
         <w:rPr>
@@ -12299,7 +12308,7 @@
           <w:color w:val="000000"/>
           <w:sz w:val="28"/>
         </w:rPr>
-        <w:t>]</w:t>
+        <w:t>)</w:t>
       </w:r>
       <w:r>
         <w:rPr>
@@ -12713,7 +12722,7 @@
           <w:sz w:val="28"/>
           <w:lang w:val="en-US"/>
         </w:rPr>
-        <w:t xml:space="preserve">, N. Lehoux // SN Applied Sciences. — 2023. — Vol. 5. — Art. 378. — DOI 10.1007/s42452-023-05608-0. — </w:t>
+        <w:t xml:space="preserve">, N. Lehoux // SN Applied Sciences. — 2023. — Vol. 5, no. 12. — Art. 378. — DOI 10.1007/s42452-023-05608-0. — </w:t>
       </w:r>
       <w:proofErr w:type="gramStart"/>
       <w:r>
@@ -12966,7 +12975,7 @@
           <w:color w:val="000000"/>
           <w:sz w:val="28"/>
         </w:rPr>
-        <w:t xml:space="preserve">, С. П. Совершенствование управление запасами многономенклатурного производства / С. П. </w:t>
+        <w:t xml:space="preserve">, С. П. Совершенствование управления запасами многономенклатурного производства / С. П. </w:t>
       </w:r>
       <w:proofErr w:type="spellStart"/>
       <w:r>
@@ -13171,7 +13180,7 @@
           <w:sz w:val="28"/>
           <w:lang w:val="en-US"/>
         </w:rPr>
-        <w:t xml:space="preserve"> Odoo 18.0 documentation. — URL: https://www.odoo.com/documentation/18.0/applications/inventory_and_mrp/inventory/shipping_receiving/reservation_methods/manually.html (</w:t>
+        <w:t xml:space="preserve"> Odoo 18.0 documentation. — Версия 18.0, 2024. — URL: https://www.odoo.com/documentation/18.0/applications/inventory_and_mrp/inventory/shipping_receiving/reservation_methods/manually.html (</w:t>
       </w:r>
       <w:r>
         <w:rPr>
@@ -13578,6 +13587,81 @@
           <w:lang w:val="en-US"/>
         </w:rPr>
         <w:t>.</w:t>
+      </w:r>
+    </w:p>
+    <w:p>
+      <w:pPr>
+        <w:pStyle w:val="a3"/>
+        <w:keepLines/>
+        <w:numPr>
+          <w:ilvl w:val="0"/>
+          <w:numId w:val="4"/>
+        </w:numPr>
+        <w:spacing w:after="0" w:line="360" w:lineRule="auto"/>
+        <w:ind w:left="0" w:firstLine="709"/>
+        <w:jc w:val="both"/>
+        <w:rPr>
+          <w:lang w:val="en-US"/>
+        </w:rPr>
+      </w:pPr>
+      <w:r>
+        <w:rPr>
+          <w:rFonts w:ascii="Times New Roman" w:hAnsi="Times New Roman"/>
+          <w:color w:val="000000"/>
+          <w:sz w:val="28"/>
+          <w:lang w:val="en-US"/>
+        </w:rPr>
+        <w:t>Шаронова, Е. В. Исследование средств автоматизации складского учета для структурного подразделения бюджетного учреждения / Е. В. Шаронова, Т. А. Лысова, И. В. Шарикова // Управленческий учет. — 2023. — № 9. — С. 362–368. — DOI 10.25806/uu-3657. — Текст : электронный.</w:t>
+      </w:r>
+    </w:p>
+    <w:p>
+      <w:pPr>
+        <w:pStyle w:val="a3"/>
+        <w:keepLines/>
+        <w:numPr>
+          <w:ilvl w:val="0"/>
+          <w:numId w:val="4"/>
+        </w:numPr>
+        <w:spacing w:after="0" w:line="360" w:lineRule="auto"/>
+        <w:ind w:left="0" w:firstLine="709"/>
+        <w:jc w:val="both"/>
+        <w:rPr>
+          <w:lang w:val="en-US"/>
+        </w:rPr>
+      </w:pPr>
+      <w:r>
+        <w:rPr>
+          <w:rFonts w:ascii="Times New Roman" w:hAnsi="Times New Roman"/>
+          <w:color w:val="000000"/>
+          <w:sz w:val="28"/>
+          <w:lang w:val="en-US"/>
+        </w:rPr>
+        <w:t>Третьяченко, Т. В. Современные инновационные технологии и перспективы их внедрения в отечественную складскую логистику / Т. В. Третьяченко, Д. С. Позднухов // Вестник Ростовского государственного экономического университета (РИНХ). — 2025. — № 1 (32). — С. 151–165. — DOI 10.54220/v.rsue.1991-0533.2025.89.1.015. — Текст : электронный.</w:t>
+      </w:r>
+    </w:p>
+    <w:p>
+      <w:pPr>
+        <w:pStyle w:val="a3"/>
+        <w:keepLines/>
+        <w:numPr>
+          <w:ilvl w:val="0"/>
+          <w:numId w:val="4"/>
+        </w:numPr>
+        <w:spacing w:after="0" w:line="360" w:lineRule="auto"/>
+        <w:ind w:left="0" w:firstLine="709"/>
+        <w:jc w:val="both"/>
+        <w:rPr>
+          <w:lang w:val="en-US"/>
+        </w:rPr>
+      </w:pPr>
+      <w:r>
+        <w:rPr>
+          <w:rFonts w:ascii="Times New Roman" w:hAnsi="Times New Roman"/>
+          <w:color w:val="000000"/>
+          <w:sz w:val="28"/>
+          <w:lang w:val="en-US"/>
+        </w:rPr>
+        <w:t>Гантимурова, Ю. О. Исследование возможностей применения инновационных технологий с целью повышения эффективности складского управления / Ю. О. Гантимурова // Сборник научных трудов Ангарского государственного технического университета. — 2025. — № 1. — С. 131–135. — DOI 10.36629/2686-7788-2025-1-131-135. — Текст : электронный.</w:t>
       </w:r>
     </w:p>
     <w:sectPr>

--- a/Отчет_ИКБО-10-24_БикташевИИ.docx
+++ b/Отчет_ИКБО-10-24_БикташевИИ.docx
@@ -6161,9 +6161,9 @@
         </w:rPr>
       </w:sdtEndPr>
       <w:sdtContent>
-        <w:bookmarkStart w:id="3" w:name="_Toc242201573" w:displacedByCustomXml="prev"/>
+        <w:bookmarkStart w:id="3" w:name="_Toc242108079" w:displacedByCustomXml="prev"/>
         <w:bookmarkStart w:id="4" w:name="_Toc242108172" w:displacedByCustomXml="prev"/>
-        <w:bookmarkStart w:id="5" w:name="_Toc242108079" w:displacedByCustomXml="prev"/>
+        <w:bookmarkStart w:id="5" w:name="_Toc242201573" w:displacedByCustomXml="prev"/>
         <w:p>
           <w:pPr>
             <w:pStyle w:val="af7"/>
@@ -6177,10 +6177,11 @@
           </w:pPr>
           <w:r>
             <w:rPr>
-              <w:rFonts w:ascii="Times New Roman" w:hAnsi="Times New Roman"/>
+              <w:rFonts w:ascii="Times New Roman" w:hAnsi="Times New Roman" w:eastAsia="Times New Roman" w:cs="Times New Roman"/>
               <w:b/>
               <w:color w:val="000000"/>
               <w:sz w:val="28"/>
+              <w:szCs w:val="28"/>
             </w:rPr>
             <w:t>СОДЕРЖАНИЕ</w:t>
           </w:r>
@@ -6247,7 +6248,7 @@
             <w:r>
               <w:rPr>
                 <w:rStyle w:val="af0"/>
-                <w:rFonts w:ascii="Times New Roman" w:hAnsi="Times New Roman" w:cs="Times New Roman"/>
+                <w:rFonts w:ascii="Times New Roman" w:hAnsi="Times New Roman" w:cs="Times New Roman" w:eastAsia="Times New Roman"/>
                 <w:i w:val="0"/>
                 <w:iCs w:val="0"/>
                 <w:noProof/>
@@ -6255,6 +6256,18 @@
                 <w:szCs w:val="28"/>
               </w:rPr>
               <w:t>ПЕРЕЧЕНЬ ТЕРМИНОВ И СОКРАЩЕНИЙ</w:t>
+            </w:r>
+            <w:r>
+              <w:rPr>
+                <w:rFonts w:ascii="Times New Roman" w:hAnsi="Times New Roman" w:cs="Times New Roman" w:eastAsia="Times New Roman"/>
+                <w:i w:val="0"/>
+                <w:iCs w:val="0"/>
+                <w:noProof/>
+                <w:webHidden/>
+                <w:sz w:val="28"/>
+                <w:szCs w:val="28"/>
+              </w:rPr>
+              <w:tab/>
             </w:r>
             <w:r>
               <w:rPr>
@@ -6266,7 +6279,7 @@
                 <w:sz w:val="28"/>
                 <w:szCs w:val="28"/>
               </w:rPr>
-              <w:tab/>
+              <w:fldChar w:fldCharType="begin"/>
             </w:r>
             <w:r>
               <w:rPr>
@@ -6278,7 +6291,7 @@
                 <w:sz w:val="28"/>
                 <w:szCs w:val="28"/>
               </w:rPr>
-              <w:fldChar w:fldCharType="begin"/>
+              <w:instrText xml:space="preserve"> PAGEREF _Toc242202195 \h </w:instrText>
             </w:r>
             <w:r>
               <w:rPr>
@@ -6290,7 +6303,6 @@
                 <w:sz w:val="28"/>
                 <w:szCs w:val="28"/>
               </w:rPr>
-              <w:instrText xml:space="preserve"> PAGEREF _Toc242202195 \h </w:instrText>
             </w:r>
             <w:r>
               <w:rPr>
@@ -6302,22 +6314,11 @@
                 <w:sz w:val="28"/>
                 <w:szCs w:val="28"/>
               </w:rPr>
-            </w:r>
-            <w:r>
-              <w:rPr>
-                <w:rFonts w:ascii="Times New Roman" w:hAnsi="Times New Roman" w:cs="Times New Roman"/>
-                <w:i w:val="0"/>
-                <w:iCs w:val="0"/>
-                <w:noProof/>
-                <w:webHidden/>
-                <w:sz w:val="28"/>
-                <w:szCs w:val="28"/>
-              </w:rPr>
               <w:fldChar w:fldCharType="separate"/>
             </w:r>
             <w:r>
               <w:rPr>
-                <w:rFonts w:ascii="Times New Roman" w:hAnsi="Times New Roman" w:cs="Times New Roman"/>
+                <w:rFonts w:ascii="Times New Roman" w:hAnsi="Times New Roman" w:cs="Times New Roman" w:eastAsia="Times New Roman"/>
                 <w:i w:val="0"/>
                 <w:iCs w:val="0"/>
                 <w:noProof/>
@@ -6364,7 +6365,7 @@
             <w:r>
               <w:rPr>
                 <w:rStyle w:val="af0"/>
-                <w:rFonts w:ascii="Times New Roman" w:hAnsi="Times New Roman" w:cs="Times New Roman"/>
+                <w:rFonts w:ascii="Times New Roman" w:hAnsi="Times New Roman" w:cs="Times New Roman" w:eastAsia="Times New Roman"/>
                 <w:i w:val="0"/>
                 <w:iCs w:val="0"/>
                 <w:noProof/>
@@ -6372,6 +6373,18 @@
                 <w:szCs w:val="28"/>
               </w:rPr>
               <w:t>ВВЕДЕНИЕ</w:t>
+            </w:r>
+            <w:r>
+              <w:rPr>
+                <w:rFonts w:ascii="Times New Roman" w:hAnsi="Times New Roman" w:cs="Times New Roman" w:eastAsia="Times New Roman"/>
+                <w:i w:val="0"/>
+                <w:iCs w:val="0"/>
+                <w:noProof/>
+                <w:webHidden/>
+                <w:sz w:val="28"/>
+                <w:szCs w:val="28"/>
+              </w:rPr>
+              <w:tab/>
             </w:r>
             <w:r>
               <w:rPr>
@@ -6383,7 +6396,7 @@
                 <w:sz w:val="28"/>
                 <w:szCs w:val="28"/>
               </w:rPr>
-              <w:tab/>
+              <w:fldChar w:fldCharType="begin"/>
             </w:r>
             <w:r>
               <w:rPr>
@@ -6395,7 +6408,7 @@
                 <w:sz w:val="28"/>
                 <w:szCs w:val="28"/>
               </w:rPr>
-              <w:fldChar w:fldCharType="begin"/>
+              <w:instrText xml:space="preserve"> PAGEREF _Toc242202196 \h </w:instrText>
             </w:r>
             <w:r>
               <w:rPr>
@@ -6407,7 +6420,6 @@
                 <w:sz w:val="28"/>
                 <w:szCs w:val="28"/>
               </w:rPr>
-              <w:instrText xml:space="preserve"> PAGEREF _Toc242202196 \h </w:instrText>
             </w:r>
             <w:r>
               <w:rPr>
@@ -6419,22 +6431,11 @@
                 <w:sz w:val="28"/>
                 <w:szCs w:val="28"/>
               </w:rPr>
-            </w:r>
-            <w:r>
-              <w:rPr>
-                <w:rFonts w:ascii="Times New Roman" w:hAnsi="Times New Roman" w:cs="Times New Roman"/>
-                <w:i w:val="0"/>
-                <w:iCs w:val="0"/>
-                <w:noProof/>
-                <w:webHidden/>
-                <w:sz w:val="28"/>
-                <w:szCs w:val="28"/>
-              </w:rPr>
               <w:fldChar w:fldCharType="separate"/>
             </w:r>
             <w:r>
               <w:rPr>
-                <w:rFonts w:ascii="Times New Roman" w:hAnsi="Times New Roman" w:cs="Times New Roman"/>
+                <w:rFonts w:ascii="Times New Roman" w:hAnsi="Times New Roman" w:cs="Times New Roman" w:eastAsia="Times New Roman"/>
                 <w:i w:val="0"/>
                 <w:iCs w:val="0"/>
                 <w:noProof/>
@@ -6481,7 +6482,7 @@
             <w:r>
               <w:rPr>
                 <w:rStyle w:val="af0"/>
-                <w:rFonts w:ascii="Times New Roman" w:hAnsi="Times New Roman" w:cs="Times New Roman"/>
+                <w:rFonts w:ascii="Times New Roman" w:hAnsi="Times New Roman" w:cs="Times New Roman" w:eastAsia="Times New Roman"/>
                 <w:i w:val="0"/>
                 <w:iCs w:val="0"/>
                 <w:noProof/>
@@ -6489,6 +6490,18 @@
                 <w:szCs w:val="28"/>
               </w:rPr>
               <w:t>ОСНОВНАЯ ЧАСТЬ</w:t>
+            </w:r>
+            <w:r>
+              <w:rPr>
+                <w:rFonts w:ascii="Times New Roman" w:hAnsi="Times New Roman" w:cs="Times New Roman" w:eastAsia="Times New Roman"/>
+                <w:i w:val="0"/>
+                <w:iCs w:val="0"/>
+                <w:noProof/>
+                <w:webHidden/>
+                <w:sz w:val="28"/>
+                <w:szCs w:val="28"/>
+              </w:rPr>
+              <w:tab/>
             </w:r>
             <w:r>
               <w:rPr>
@@ -6500,7 +6513,7 @@
                 <w:sz w:val="28"/>
                 <w:szCs w:val="28"/>
               </w:rPr>
-              <w:tab/>
+              <w:fldChar w:fldCharType="begin"/>
             </w:r>
             <w:r>
               <w:rPr>
@@ -6512,7 +6525,7 @@
                 <w:sz w:val="28"/>
                 <w:szCs w:val="28"/>
               </w:rPr>
-              <w:fldChar w:fldCharType="begin"/>
+              <w:instrText xml:space="preserve"> PAGEREF _Toc242202197 \h </w:instrText>
             </w:r>
             <w:r>
               <w:rPr>
@@ -6524,7 +6537,6 @@
                 <w:sz w:val="28"/>
                 <w:szCs w:val="28"/>
               </w:rPr>
-              <w:instrText xml:space="preserve"> PAGEREF _Toc242202197 \h </w:instrText>
             </w:r>
             <w:r>
               <w:rPr>
@@ -6536,22 +6548,11 @@
                 <w:sz w:val="28"/>
                 <w:szCs w:val="28"/>
               </w:rPr>
-            </w:r>
-            <w:r>
-              <w:rPr>
-                <w:rFonts w:ascii="Times New Roman" w:hAnsi="Times New Roman" w:cs="Times New Roman"/>
-                <w:i w:val="0"/>
-                <w:iCs w:val="0"/>
-                <w:noProof/>
-                <w:webHidden/>
-                <w:sz w:val="28"/>
-                <w:szCs w:val="28"/>
-              </w:rPr>
               <w:fldChar w:fldCharType="separate"/>
             </w:r>
             <w:r>
               <w:rPr>
-                <w:rFonts w:ascii="Times New Roman" w:hAnsi="Times New Roman" w:cs="Times New Roman"/>
+                <w:rFonts w:ascii="Times New Roman" w:hAnsi="Times New Roman" w:cs="Times New Roman" w:eastAsia="Times New Roman"/>
                 <w:i w:val="0"/>
                 <w:iCs w:val="0"/>
                 <w:noProof/>
@@ -6596,12 +6597,22 @@
             <w:r>
               <w:rPr>
                 <w:rStyle w:val="af0"/>
-                <w:rFonts w:ascii="Times New Roman" w:hAnsi="Times New Roman" w:cs="Times New Roman"/>
+                <w:rFonts w:ascii="Times New Roman" w:hAnsi="Times New Roman" w:cs="Times New Roman" w:eastAsia="Times New Roman"/>
                 <w:noProof/>
                 <w:sz w:val="28"/>
                 <w:szCs w:val="28"/>
               </w:rPr>
               <w:t>1 Предметная область</w:t>
+            </w:r>
+            <w:r>
+              <w:rPr>
+                <w:rFonts w:ascii="Times New Roman" w:hAnsi="Times New Roman" w:cs="Times New Roman" w:eastAsia="Times New Roman"/>
+                <w:noProof/>
+                <w:webHidden/>
+                <w:sz w:val="28"/>
+                <w:szCs w:val="28"/>
+              </w:rPr>
+              <w:tab/>
             </w:r>
             <w:r>
               <w:rPr>
@@ -6611,7 +6622,7 @@
                 <w:sz w:val="28"/>
                 <w:szCs w:val="28"/>
               </w:rPr>
-              <w:tab/>
+              <w:fldChar w:fldCharType="begin"/>
             </w:r>
             <w:r>
               <w:rPr>
@@ -6621,7 +6632,7 @@
                 <w:sz w:val="28"/>
                 <w:szCs w:val="28"/>
               </w:rPr>
-              <w:fldChar w:fldCharType="begin"/>
+              <w:instrText xml:space="preserve"> PAGEREF _Toc242202198 \h </w:instrText>
             </w:r>
             <w:r>
               <w:rPr>
@@ -6631,7 +6642,6 @@
                 <w:sz w:val="28"/>
                 <w:szCs w:val="28"/>
               </w:rPr>
-              <w:instrText xml:space="preserve"> PAGEREF _Toc242202198 \h </w:instrText>
             </w:r>
             <w:r>
               <w:rPr>
@@ -6641,20 +6651,11 @@
                 <w:sz w:val="28"/>
                 <w:szCs w:val="28"/>
               </w:rPr>
-            </w:r>
-            <w:r>
-              <w:rPr>
-                <w:rFonts w:ascii="Times New Roman" w:hAnsi="Times New Roman" w:cs="Times New Roman"/>
-                <w:noProof/>
-                <w:webHidden/>
-                <w:sz w:val="28"/>
-                <w:szCs w:val="28"/>
-              </w:rPr>
               <w:fldChar w:fldCharType="separate"/>
             </w:r>
             <w:r>
               <w:rPr>
-                <w:rFonts w:ascii="Times New Roman" w:hAnsi="Times New Roman" w:cs="Times New Roman"/>
+                <w:rFonts w:ascii="Times New Roman" w:hAnsi="Times New Roman" w:cs="Times New Roman" w:eastAsia="Times New Roman"/>
                 <w:noProof/>
                 <w:webHidden/>
                 <w:sz w:val="28"/>
@@ -6693,12 +6694,22 @@
             <w:r>
               <w:rPr>
                 <w:rStyle w:val="af0"/>
-                <w:rFonts w:ascii="Times New Roman" w:hAnsi="Times New Roman" w:cs="Times New Roman"/>
+                <w:rFonts w:ascii="Times New Roman" w:hAnsi="Times New Roman" w:cs="Times New Roman" w:eastAsia="Times New Roman"/>
                 <w:noProof/>
                 <w:sz w:val="28"/>
                 <w:szCs w:val="28"/>
               </w:rPr>
               <w:t>1.1 Содержание и развитие предметной области</w:t>
+            </w:r>
+            <w:r>
+              <w:rPr>
+                <w:rFonts w:ascii="Times New Roman" w:hAnsi="Times New Roman" w:cs="Times New Roman" w:eastAsia="Times New Roman"/>
+                <w:noProof/>
+                <w:webHidden/>
+                <w:sz w:val="28"/>
+                <w:szCs w:val="28"/>
+              </w:rPr>
+              <w:tab/>
             </w:r>
             <w:r>
               <w:rPr>
@@ -6708,7 +6719,7 @@
                 <w:sz w:val="28"/>
                 <w:szCs w:val="28"/>
               </w:rPr>
-              <w:tab/>
+              <w:fldChar w:fldCharType="begin"/>
             </w:r>
             <w:r>
               <w:rPr>
@@ -6718,7 +6729,7 @@
                 <w:sz w:val="28"/>
                 <w:szCs w:val="28"/>
               </w:rPr>
-              <w:fldChar w:fldCharType="begin"/>
+              <w:instrText xml:space="preserve"> PAGEREF _Toc242202199 \h </w:instrText>
             </w:r>
             <w:r>
               <w:rPr>
@@ -6728,7 +6739,6 @@
                 <w:sz w:val="28"/>
                 <w:szCs w:val="28"/>
               </w:rPr>
-              <w:instrText xml:space="preserve"> PAGEREF _Toc242202199 \h </w:instrText>
             </w:r>
             <w:r>
               <w:rPr>
@@ -6738,20 +6748,11 @@
                 <w:sz w:val="28"/>
                 <w:szCs w:val="28"/>
               </w:rPr>
-            </w:r>
-            <w:r>
-              <w:rPr>
-                <w:rFonts w:ascii="Times New Roman" w:hAnsi="Times New Roman" w:cs="Times New Roman"/>
-                <w:noProof/>
-                <w:webHidden/>
-                <w:sz w:val="28"/>
-                <w:szCs w:val="28"/>
-              </w:rPr>
               <w:fldChar w:fldCharType="separate"/>
             </w:r>
             <w:r>
               <w:rPr>
-                <w:rFonts w:ascii="Times New Roman" w:hAnsi="Times New Roman" w:cs="Times New Roman"/>
+                <w:rFonts w:ascii="Times New Roman" w:hAnsi="Times New Roman" w:cs="Times New Roman" w:eastAsia="Times New Roman"/>
                 <w:noProof/>
                 <w:webHidden/>
                 <w:sz w:val="28"/>
@@ -6790,12 +6791,22 @@
             <w:r>
               <w:rPr>
                 <w:rStyle w:val="af0"/>
-                <w:rFonts w:ascii="Times New Roman" w:hAnsi="Times New Roman" w:cs="Times New Roman"/>
+                <w:rFonts w:ascii="Times New Roman" w:hAnsi="Times New Roman" w:cs="Times New Roman" w:eastAsia="Times New Roman"/>
                 <w:noProof/>
                 <w:sz w:val="28"/>
                 <w:szCs w:val="28"/>
               </w:rPr>
               <w:t>1.2 Проблемы учёта и необходимость автоматизации</w:t>
+            </w:r>
+            <w:r>
+              <w:rPr>
+                <w:rFonts w:ascii="Times New Roman" w:hAnsi="Times New Roman" w:cs="Times New Roman" w:eastAsia="Times New Roman"/>
+                <w:noProof/>
+                <w:webHidden/>
+                <w:sz w:val="28"/>
+                <w:szCs w:val="28"/>
+              </w:rPr>
+              <w:tab/>
             </w:r>
             <w:r>
               <w:rPr>
@@ -6805,7 +6816,7 @@
                 <w:sz w:val="28"/>
                 <w:szCs w:val="28"/>
               </w:rPr>
-              <w:tab/>
+              <w:fldChar w:fldCharType="begin"/>
             </w:r>
             <w:r>
               <w:rPr>
@@ -6815,7 +6826,7 @@
                 <w:sz w:val="28"/>
                 <w:szCs w:val="28"/>
               </w:rPr>
-              <w:fldChar w:fldCharType="begin"/>
+              <w:instrText xml:space="preserve"> PAGEREF _Toc242202200 \h </w:instrText>
             </w:r>
             <w:r>
               <w:rPr>
@@ -6825,7 +6836,6 @@
                 <w:sz w:val="28"/>
                 <w:szCs w:val="28"/>
               </w:rPr>
-              <w:instrText xml:space="preserve"> PAGEREF _Toc242202200 \h </w:instrText>
             </w:r>
             <w:r>
               <w:rPr>
@@ -6835,20 +6845,11 @@
                 <w:sz w:val="28"/>
                 <w:szCs w:val="28"/>
               </w:rPr>
-            </w:r>
-            <w:r>
-              <w:rPr>
-                <w:rFonts w:ascii="Times New Roman" w:hAnsi="Times New Roman" w:cs="Times New Roman"/>
-                <w:noProof/>
-                <w:webHidden/>
-                <w:sz w:val="28"/>
-                <w:szCs w:val="28"/>
-              </w:rPr>
               <w:fldChar w:fldCharType="separate"/>
             </w:r>
             <w:r>
               <w:rPr>
-                <w:rFonts w:ascii="Times New Roman" w:hAnsi="Times New Roman" w:cs="Times New Roman"/>
+                <w:rFonts w:ascii="Times New Roman" w:hAnsi="Times New Roman" w:cs="Times New Roman" w:eastAsia="Times New Roman"/>
                 <w:noProof/>
                 <w:webHidden/>
                 <w:sz w:val="28"/>
@@ -6887,12 +6888,22 @@
             <w:r>
               <w:rPr>
                 <w:rStyle w:val="af0"/>
-                <w:rFonts w:ascii="Times New Roman" w:hAnsi="Times New Roman" w:cs="Times New Roman"/>
+                <w:rFonts w:ascii="Times New Roman" w:hAnsi="Times New Roman" w:cs="Times New Roman" w:eastAsia="Times New Roman"/>
                 <w:noProof/>
                 <w:sz w:val="28"/>
                 <w:szCs w:val="28"/>
               </w:rPr>
               <w:t>1.3 Анализ существующих решений</w:t>
+            </w:r>
+            <w:r>
+              <w:rPr>
+                <w:rFonts w:ascii="Times New Roman" w:hAnsi="Times New Roman" w:cs="Times New Roman" w:eastAsia="Times New Roman"/>
+                <w:noProof/>
+                <w:webHidden/>
+                <w:sz w:val="28"/>
+                <w:szCs w:val="28"/>
+              </w:rPr>
+              <w:tab/>
             </w:r>
             <w:r>
               <w:rPr>
@@ -6902,7 +6913,7 @@
                 <w:sz w:val="28"/>
                 <w:szCs w:val="28"/>
               </w:rPr>
-              <w:tab/>
+              <w:fldChar w:fldCharType="begin"/>
             </w:r>
             <w:r>
               <w:rPr>
@@ -6912,7 +6923,7 @@
                 <w:sz w:val="28"/>
                 <w:szCs w:val="28"/>
               </w:rPr>
-              <w:fldChar w:fldCharType="begin"/>
+              <w:instrText xml:space="preserve"> PAGEREF _Toc242202201 \h </w:instrText>
             </w:r>
             <w:r>
               <w:rPr>
@@ -6922,7 +6933,6 @@
                 <w:sz w:val="28"/>
                 <w:szCs w:val="28"/>
               </w:rPr>
-              <w:instrText xml:space="preserve"> PAGEREF _Toc242202201 \h </w:instrText>
             </w:r>
             <w:r>
               <w:rPr>
@@ -6932,20 +6942,11 @@
                 <w:sz w:val="28"/>
                 <w:szCs w:val="28"/>
               </w:rPr>
-            </w:r>
-            <w:r>
-              <w:rPr>
-                <w:rFonts w:ascii="Times New Roman" w:hAnsi="Times New Roman" w:cs="Times New Roman"/>
-                <w:noProof/>
-                <w:webHidden/>
-                <w:sz w:val="28"/>
-                <w:szCs w:val="28"/>
-              </w:rPr>
               <w:fldChar w:fldCharType="separate"/>
             </w:r>
             <w:r>
               <w:rPr>
-                <w:rFonts w:ascii="Times New Roman" w:hAnsi="Times New Roman" w:cs="Times New Roman"/>
+                <w:rFonts w:ascii="Times New Roman" w:hAnsi="Times New Roman" w:cs="Times New Roman" w:eastAsia="Times New Roman"/>
                 <w:noProof/>
                 <w:webHidden/>
                 <w:sz w:val="28"/>
@@ -6986,12 +6987,22 @@
             <w:r>
               <w:rPr>
                 <w:rStyle w:val="af0"/>
-                <w:rFonts w:ascii="Times New Roman" w:hAnsi="Times New Roman" w:cs="Times New Roman"/>
+                <w:rFonts w:ascii="Times New Roman" w:hAnsi="Times New Roman" w:cs="Times New Roman" w:eastAsia="Times New Roman"/>
                 <w:noProof/>
                 <w:sz w:val="28"/>
                 <w:szCs w:val="28"/>
               </w:rPr>
               <w:t>2 Описание основного бизнес-процесса</w:t>
+            </w:r>
+            <w:r>
+              <w:rPr>
+                <w:rFonts w:ascii="Times New Roman" w:hAnsi="Times New Roman" w:cs="Times New Roman" w:eastAsia="Times New Roman"/>
+                <w:noProof/>
+                <w:webHidden/>
+                <w:sz w:val="28"/>
+                <w:szCs w:val="28"/>
+              </w:rPr>
+              <w:tab/>
             </w:r>
             <w:r>
               <w:rPr>
@@ -7001,7 +7012,7 @@
                 <w:sz w:val="28"/>
                 <w:szCs w:val="28"/>
               </w:rPr>
-              <w:tab/>
+              <w:fldChar w:fldCharType="begin"/>
             </w:r>
             <w:r>
               <w:rPr>
@@ -7011,7 +7022,7 @@
                 <w:sz w:val="28"/>
                 <w:szCs w:val="28"/>
               </w:rPr>
-              <w:fldChar w:fldCharType="begin"/>
+              <w:instrText xml:space="preserve"> PAGEREF _Toc242202202 \h </w:instrText>
             </w:r>
             <w:r>
               <w:rPr>
@@ -7021,7 +7032,6 @@
                 <w:sz w:val="28"/>
                 <w:szCs w:val="28"/>
               </w:rPr>
-              <w:instrText xml:space="preserve"> PAGEREF _Toc242202202 \h </w:instrText>
             </w:r>
             <w:r>
               <w:rPr>
@@ -7031,20 +7041,11 @@
                 <w:sz w:val="28"/>
                 <w:szCs w:val="28"/>
               </w:rPr>
-            </w:r>
-            <w:r>
-              <w:rPr>
-                <w:rFonts w:ascii="Times New Roman" w:hAnsi="Times New Roman" w:cs="Times New Roman"/>
-                <w:noProof/>
-                <w:webHidden/>
-                <w:sz w:val="28"/>
-                <w:szCs w:val="28"/>
-              </w:rPr>
               <w:fldChar w:fldCharType="separate"/>
             </w:r>
             <w:r>
               <w:rPr>
-                <w:rFonts w:ascii="Times New Roman" w:hAnsi="Times New Roman" w:cs="Times New Roman"/>
+                <w:rFonts w:ascii="Times New Roman" w:hAnsi="Times New Roman" w:cs="Times New Roman" w:eastAsia="Times New Roman"/>
                 <w:noProof/>
                 <w:webHidden/>
                 <w:sz w:val="28"/>
@@ -7083,12 +7084,22 @@
             <w:r>
               <w:rPr>
                 <w:rStyle w:val="af0"/>
-                <w:rFonts w:ascii="Times New Roman" w:hAnsi="Times New Roman" w:cs="Times New Roman"/>
+                <w:rFonts w:ascii="Times New Roman" w:hAnsi="Times New Roman" w:cs="Times New Roman" w:eastAsia="Times New Roman"/>
                 <w:noProof/>
                 <w:sz w:val="28"/>
                 <w:szCs w:val="28"/>
               </w:rPr>
               <w:t>2.1 Границы процесса и участники</w:t>
+            </w:r>
+            <w:r>
+              <w:rPr>
+                <w:rFonts w:ascii="Times New Roman" w:hAnsi="Times New Roman" w:cs="Times New Roman" w:eastAsia="Times New Roman"/>
+                <w:noProof/>
+                <w:webHidden/>
+                <w:sz w:val="28"/>
+                <w:szCs w:val="28"/>
+              </w:rPr>
+              <w:tab/>
             </w:r>
             <w:r>
               <w:rPr>
@@ -7098,7 +7109,7 @@
                 <w:sz w:val="28"/>
                 <w:szCs w:val="28"/>
               </w:rPr>
-              <w:tab/>
+              <w:fldChar w:fldCharType="begin"/>
             </w:r>
             <w:r>
               <w:rPr>
@@ -7108,7 +7119,7 @@
                 <w:sz w:val="28"/>
                 <w:szCs w:val="28"/>
               </w:rPr>
-              <w:fldChar w:fldCharType="begin"/>
+              <w:instrText xml:space="preserve"> PAGEREF _Toc242202203 \h </w:instrText>
             </w:r>
             <w:r>
               <w:rPr>
@@ -7118,7 +7129,6 @@
                 <w:sz w:val="28"/>
                 <w:szCs w:val="28"/>
               </w:rPr>
-              <w:instrText xml:space="preserve"> PAGEREF _Toc242202203 \h </w:instrText>
             </w:r>
             <w:r>
               <w:rPr>
@@ -7128,20 +7138,11 @@
                 <w:sz w:val="28"/>
                 <w:szCs w:val="28"/>
               </w:rPr>
-            </w:r>
-            <w:r>
-              <w:rPr>
-                <w:rFonts w:ascii="Times New Roman" w:hAnsi="Times New Roman" w:cs="Times New Roman"/>
-                <w:noProof/>
-                <w:webHidden/>
-                <w:sz w:val="28"/>
-                <w:szCs w:val="28"/>
-              </w:rPr>
               <w:fldChar w:fldCharType="separate"/>
             </w:r>
             <w:r>
               <w:rPr>
-                <w:rFonts w:ascii="Times New Roman" w:hAnsi="Times New Roman" w:cs="Times New Roman"/>
+                <w:rFonts w:ascii="Times New Roman" w:hAnsi="Times New Roman" w:cs="Times New Roman" w:eastAsia="Times New Roman"/>
                 <w:noProof/>
                 <w:webHidden/>
                 <w:sz w:val="28"/>
@@ -7180,12 +7181,22 @@
             <w:r>
               <w:rPr>
                 <w:rStyle w:val="af0"/>
-                <w:rFonts w:ascii="Times New Roman" w:hAnsi="Times New Roman" w:cs="Times New Roman"/>
+                <w:rFonts w:ascii="Times New Roman" w:hAnsi="Times New Roman" w:cs="Times New Roman" w:eastAsia="Times New Roman"/>
                 <w:noProof/>
                 <w:sz w:val="28"/>
                 <w:szCs w:val="28"/>
               </w:rPr>
               <w:t>2.2 Входные данные и правила обработки</w:t>
+            </w:r>
+            <w:r>
+              <w:rPr>
+                <w:rFonts w:ascii="Times New Roman" w:hAnsi="Times New Roman" w:cs="Times New Roman" w:eastAsia="Times New Roman"/>
+                <w:noProof/>
+                <w:webHidden/>
+                <w:sz w:val="28"/>
+                <w:szCs w:val="28"/>
+              </w:rPr>
+              <w:tab/>
             </w:r>
             <w:r>
               <w:rPr>
@@ -7195,7 +7206,7 @@
                 <w:sz w:val="28"/>
                 <w:szCs w:val="28"/>
               </w:rPr>
-              <w:tab/>
+              <w:fldChar w:fldCharType="begin"/>
             </w:r>
             <w:r>
               <w:rPr>
@@ -7205,7 +7216,7 @@
                 <w:sz w:val="28"/>
                 <w:szCs w:val="28"/>
               </w:rPr>
-              <w:fldChar w:fldCharType="begin"/>
+              <w:instrText xml:space="preserve"> PAGEREF _Toc242202204 \h </w:instrText>
             </w:r>
             <w:r>
               <w:rPr>
@@ -7215,7 +7226,6 @@
                 <w:sz w:val="28"/>
                 <w:szCs w:val="28"/>
               </w:rPr>
-              <w:instrText xml:space="preserve"> PAGEREF _Toc242202204 \h </w:instrText>
             </w:r>
             <w:r>
               <w:rPr>
@@ -7225,20 +7235,11 @@
                 <w:sz w:val="28"/>
                 <w:szCs w:val="28"/>
               </w:rPr>
-            </w:r>
-            <w:r>
-              <w:rPr>
-                <w:rFonts w:ascii="Times New Roman" w:hAnsi="Times New Roman" w:cs="Times New Roman"/>
-                <w:noProof/>
-                <w:webHidden/>
-                <w:sz w:val="28"/>
-                <w:szCs w:val="28"/>
-              </w:rPr>
               <w:fldChar w:fldCharType="separate"/>
             </w:r>
             <w:r>
               <w:rPr>
-                <w:rFonts w:ascii="Times New Roman" w:hAnsi="Times New Roman" w:cs="Times New Roman"/>
+                <w:rFonts w:ascii="Times New Roman" w:hAnsi="Times New Roman" w:cs="Times New Roman" w:eastAsia="Times New Roman"/>
                 <w:noProof/>
                 <w:webHidden/>
                 <w:sz w:val="28"/>
@@ -7277,12 +7278,22 @@
             <w:r>
               <w:rPr>
                 <w:rStyle w:val="af0"/>
-                <w:rFonts w:ascii="Times New Roman" w:hAnsi="Times New Roman" w:cs="Times New Roman"/>
+                <w:rFonts w:ascii="Times New Roman" w:hAnsi="Times New Roman" w:cs="Times New Roman" w:eastAsia="Times New Roman"/>
                 <w:noProof/>
                 <w:sz w:val="28"/>
                 <w:szCs w:val="28"/>
               </w:rPr>
               <w:t>2.3 Последовательность выполнения</w:t>
+            </w:r>
+            <w:r>
+              <w:rPr>
+                <w:rFonts w:ascii="Times New Roman" w:hAnsi="Times New Roman" w:cs="Times New Roman" w:eastAsia="Times New Roman"/>
+                <w:noProof/>
+                <w:webHidden/>
+                <w:sz w:val="28"/>
+                <w:szCs w:val="28"/>
+              </w:rPr>
+              <w:tab/>
             </w:r>
             <w:r>
               <w:rPr>
@@ -7292,7 +7303,7 @@
                 <w:sz w:val="28"/>
                 <w:szCs w:val="28"/>
               </w:rPr>
-              <w:tab/>
+              <w:fldChar w:fldCharType="begin"/>
             </w:r>
             <w:r>
               <w:rPr>
@@ -7302,7 +7313,7 @@
                 <w:sz w:val="28"/>
                 <w:szCs w:val="28"/>
               </w:rPr>
-              <w:fldChar w:fldCharType="begin"/>
+              <w:instrText xml:space="preserve"> PAGEREF _Toc242202205 \h </w:instrText>
             </w:r>
             <w:r>
               <w:rPr>
@@ -7312,7 +7323,6 @@
                 <w:sz w:val="28"/>
                 <w:szCs w:val="28"/>
               </w:rPr>
-              <w:instrText xml:space="preserve"> PAGEREF _Toc242202205 \h </w:instrText>
             </w:r>
             <w:r>
               <w:rPr>
@@ -7322,20 +7332,11 @@
                 <w:sz w:val="28"/>
                 <w:szCs w:val="28"/>
               </w:rPr>
-            </w:r>
-            <w:r>
-              <w:rPr>
-                <w:rFonts w:ascii="Times New Roman" w:hAnsi="Times New Roman" w:cs="Times New Roman"/>
-                <w:noProof/>
-                <w:webHidden/>
-                <w:sz w:val="28"/>
-                <w:szCs w:val="28"/>
-              </w:rPr>
               <w:fldChar w:fldCharType="separate"/>
             </w:r>
             <w:r>
               <w:rPr>
-                <w:rFonts w:ascii="Times New Roman" w:hAnsi="Times New Roman" w:cs="Times New Roman"/>
+                <w:rFonts w:ascii="Times New Roman" w:hAnsi="Times New Roman" w:cs="Times New Roman" w:eastAsia="Times New Roman"/>
                 <w:noProof/>
                 <w:webHidden/>
                 <w:sz w:val="28"/>
@@ -7374,12 +7375,22 @@
             <w:r>
               <w:rPr>
                 <w:rStyle w:val="af0"/>
-                <w:rFonts w:ascii="Times New Roman" w:hAnsi="Times New Roman" w:cs="Times New Roman"/>
+                <w:rFonts w:ascii="Times New Roman" w:hAnsi="Times New Roman" w:cs="Times New Roman" w:eastAsia="Times New Roman"/>
                 <w:noProof/>
                 <w:sz w:val="28"/>
                 <w:szCs w:val="28"/>
               </w:rPr>
               <w:t>2.4 Выходные данные и риски</w:t>
+            </w:r>
+            <w:r>
+              <w:rPr>
+                <w:rFonts w:ascii="Times New Roman" w:hAnsi="Times New Roman" w:cs="Times New Roman" w:eastAsia="Times New Roman"/>
+                <w:noProof/>
+                <w:webHidden/>
+                <w:sz w:val="28"/>
+                <w:szCs w:val="28"/>
+              </w:rPr>
+              <w:tab/>
             </w:r>
             <w:r>
               <w:rPr>
@@ -7389,7 +7400,7 @@
                 <w:sz w:val="28"/>
                 <w:szCs w:val="28"/>
               </w:rPr>
-              <w:tab/>
+              <w:fldChar w:fldCharType="begin"/>
             </w:r>
             <w:r>
               <w:rPr>
@@ -7399,7 +7410,7 @@
                 <w:sz w:val="28"/>
                 <w:szCs w:val="28"/>
               </w:rPr>
-              <w:fldChar w:fldCharType="begin"/>
+              <w:instrText xml:space="preserve"> PAGEREF _Toc242202206 \h </w:instrText>
             </w:r>
             <w:r>
               <w:rPr>
@@ -7409,7 +7420,6 @@
                 <w:sz w:val="28"/>
                 <w:szCs w:val="28"/>
               </w:rPr>
-              <w:instrText xml:space="preserve"> PAGEREF _Toc242202206 \h </w:instrText>
             </w:r>
             <w:r>
               <w:rPr>
@@ -7419,20 +7429,11 @@
                 <w:sz w:val="28"/>
                 <w:szCs w:val="28"/>
               </w:rPr>
-            </w:r>
-            <w:r>
-              <w:rPr>
-                <w:rFonts w:ascii="Times New Roman" w:hAnsi="Times New Roman" w:cs="Times New Roman"/>
-                <w:noProof/>
-                <w:webHidden/>
-                <w:sz w:val="28"/>
-                <w:szCs w:val="28"/>
-              </w:rPr>
               <w:fldChar w:fldCharType="separate"/>
             </w:r>
             <w:r>
               <w:rPr>
-                <w:rFonts w:ascii="Times New Roman" w:hAnsi="Times New Roman" w:cs="Times New Roman"/>
+                <w:rFonts w:ascii="Times New Roman" w:hAnsi="Times New Roman" w:cs="Times New Roman" w:eastAsia="Times New Roman"/>
                 <w:noProof/>
                 <w:webHidden/>
                 <w:sz w:val="28"/>
@@ -7471,12 +7472,22 @@
             <w:r>
               <w:rPr>
                 <w:rStyle w:val="af0"/>
-                <w:rFonts w:ascii="Times New Roman" w:hAnsi="Times New Roman" w:cs="Times New Roman"/>
+                <w:rFonts w:ascii="Times New Roman" w:hAnsi="Times New Roman" w:cs="Times New Roman" w:eastAsia="Times New Roman"/>
                 <w:noProof/>
                 <w:sz w:val="28"/>
                 <w:szCs w:val="28"/>
               </w:rPr>
               <w:t>2.5 Требования к автоматизации</w:t>
+            </w:r>
+            <w:r>
+              <w:rPr>
+                <w:rFonts w:ascii="Times New Roman" w:hAnsi="Times New Roman" w:cs="Times New Roman" w:eastAsia="Times New Roman"/>
+                <w:noProof/>
+                <w:webHidden/>
+                <w:sz w:val="28"/>
+                <w:szCs w:val="28"/>
+              </w:rPr>
+              <w:tab/>
             </w:r>
             <w:r>
               <w:rPr>
@@ -7486,7 +7497,7 @@
                 <w:sz w:val="28"/>
                 <w:szCs w:val="28"/>
               </w:rPr>
-              <w:tab/>
+              <w:fldChar w:fldCharType="begin"/>
             </w:r>
             <w:r>
               <w:rPr>
@@ -7496,7 +7507,7 @@
                 <w:sz w:val="28"/>
                 <w:szCs w:val="28"/>
               </w:rPr>
-              <w:fldChar w:fldCharType="begin"/>
+              <w:instrText xml:space="preserve"> PAGEREF _Toc242202207 \h </w:instrText>
             </w:r>
             <w:r>
               <w:rPr>
@@ -7506,7 +7517,6 @@
                 <w:sz w:val="28"/>
                 <w:szCs w:val="28"/>
               </w:rPr>
-              <w:instrText xml:space="preserve"> PAGEREF _Toc242202207 \h </w:instrText>
             </w:r>
             <w:r>
               <w:rPr>
@@ -7516,20 +7526,11 @@
                 <w:sz w:val="28"/>
                 <w:szCs w:val="28"/>
               </w:rPr>
-            </w:r>
-            <w:r>
-              <w:rPr>
-                <w:rFonts w:ascii="Times New Roman" w:hAnsi="Times New Roman" w:cs="Times New Roman"/>
-                <w:noProof/>
-                <w:webHidden/>
-                <w:sz w:val="28"/>
-                <w:szCs w:val="28"/>
-              </w:rPr>
               <w:fldChar w:fldCharType="separate"/>
             </w:r>
             <w:r>
               <w:rPr>
-                <w:rFonts w:ascii="Times New Roman" w:hAnsi="Times New Roman" w:cs="Times New Roman"/>
+                <w:rFonts w:ascii="Times New Roman" w:hAnsi="Times New Roman" w:cs="Times New Roman" w:eastAsia="Times New Roman"/>
                 <w:noProof/>
                 <w:webHidden/>
                 <w:sz w:val="28"/>
@@ -7570,12 +7571,22 @@
             <w:r>
               <w:rPr>
                 <w:rStyle w:val="af0"/>
-                <w:rFonts w:ascii="Times New Roman" w:hAnsi="Times New Roman" w:cs="Times New Roman"/>
+                <w:rFonts w:ascii="Times New Roman" w:hAnsi="Times New Roman" w:cs="Times New Roman" w:eastAsia="Times New Roman"/>
                 <w:noProof/>
                 <w:sz w:val="28"/>
                 <w:szCs w:val="28"/>
               </w:rPr>
               <w:t>3 Среда разработки, система контроля версий и технологии</w:t>
+            </w:r>
+            <w:r>
+              <w:rPr>
+                <w:rFonts w:ascii="Times New Roman" w:hAnsi="Times New Roman" w:cs="Times New Roman" w:eastAsia="Times New Roman"/>
+                <w:noProof/>
+                <w:webHidden/>
+                <w:sz w:val="28"/>
+                <w:szCs w:val="28"/>
+              </w:rPr>
+              <w:tab/>
             </w:r>
             <w:r>
               <w:rPr>
@@ -7585,7 +7596,7 @@
                 <w:sz w:val="28"/>
                 <w:szCs w:val="28"/>
               </w:rPr>
-              <w:tab/>
+              <w:fldChar w:fldCharType="begin"/>
             </w:r>
             <w:r>
               <w:rPr>
@@ -7595,7 +7606,7 @@
                 <w:sz w:val="28"/>
                 <w:szCs w:val="28"/>
               </w:rPr>
-              <w:fldChar w:fldCharType="begin"/>
+              <w:instrText xml:space="preserve"> PAGEREF _Toc242202208 \h </w:instrText>
             </w:r>
             <w:r>
               <w:rPr>
@@ -7605,7 +7616,6 @@
                 <w:sz w:val="28"/>
                 <w:szCs w:val="28"/>
               </w:rPr>
-              <w:instrText xml:space="preserve"> PAGEREF _Toc242202208 \h </w:instrText>
             </w:r>
             <w:r>
               <w:rPr>
@@ -7615,20 +7625,11 @@
                 <w:sz w:val="28"/>
                 <w:szCs w:val="28"/>
               </w:rPr>
-            </w:r>
-            <w:r>
-              <w:rPr>
-                <w:rFonts w:ascii="Times New Roman" w:hAnsi="Times New Roman" w:cs="Times New Roman"/>
-                <w:noProof/>
-                <w:webHidden/>
-                <w:sz w:val="28"/>
-                <w:szCs w:val="28"/>
-              </w:rPr>
               <w:fldChar w:fldCharType="separate"/>
             </w:r>
             <w:r>
               <w:rPr>
-                <w:rFonts w:ascii="Times New Roman" w:hAnsi="Times New Roman" w:cs="Times New Roman"/>
+                <w:rFonts w:ascii="Times New Roman" w:hAnsi="Times New Roman" w:cs="Times New Roman" w:eastAsia="Times New Roman"/>
                 <w:noProof/>
                 <w:webHidden/>
                 <w:sz w:val="28"/>
@@ -7667,12 +7668,22 @@
             <w:r>
               <w:rPr>
                 <w:rStyle w:val="af0"/>
-                <w:rFonts w:ascii="Times New Roman" w:hAnsi="Times New Roman" w:cs="Times New Roman"/>
+                <w:rFonts w:ascii="Times New Roman" w:hAnsi="Times New Roman" w:cs="Times New Roman" w:eastAsia="Times New Roman"/>
                 <w:noProof/>
                 <w:sz w:val="28"/>
                 <w:szCs w:val="28"/>
               </w:rPr>
               <w:t>3.1 Языки программирования</w:t>
+            </w:r>
+            <w:r>
+              <w:rPr>
+                <w:rFonts w:ascii="Times New Roman" w:hAnsi="Times New Roman" w:cs="Times New Roman" w:eastAsia="Times New Roman"/>
+                <w:noProof/>
+                <w:webHidden/>
+                <w:sz w:val="28"/>
+                <w:szCs w:val="28"/>
+              </w:rPr>
+              <w:tab/>
             </w:r>
             <w:r>
               <w:rPr>
@@ -7682,7 +7693,7 @@
                 <w:sz w:val="28"/>
                 <w:szCs w:val="28"/>
               </w:rPr>
-              <w:tab/>
+              <w:fldChar w:fldCharType="begin"/>
             </w:r>
             <w:r>
               <w:rPr>
@@ -7692,7 +7703,7 @@
                 <w:sz w:val="28"/>
                 <w:szCs w:val="28"/>
               </w:rPr>
-              <w:fldChar w:fldCharType="begin"/>
+              <w:instrText xml:space="preserve"> PAGEREF _Toc242202209 \h </w:instrText>
             </w:r>
             <w:r>
               <w:rPr>
@@ -7702,7 +7713,6 @@
                 <w:sz w:val="28"/>
                 <w:szCs w:val="28"/>
               </w:rPr>
-              <w:instrText xml:space="preserve"> PAGEREF _Toc242202209 \h </w:instrText>
             </w:r>
             <w:r>
               <w:rPr>
@@ -7712,20 +7722,11 @@
                 <w:sz w:val="28"/>
                 <w:szCs w:val="28"/>
               </w:rPr>
-            </w:r>
-            <w:r>
-              <w:rPr>
-                <w:rFonts w:ascii="Times New Roman" w:hAnsi="Times New Roman" w:cs="Times New Roman"/>
-                <w:noProof/>
-                <w:webHidden/>
-                <w:sz w:val="28"/>
-                <w:szCs w:val="28"/>
-              </w:rPr>
               <w:fldChar w:fldCharType="separate"/>
             </w:r>
             <w:r>
               <w:rPr>
-                <w:rFonts w:ascii="Times New Roman" w:hAnsi="Times New Roman" w:cs="Times New Roman"/>
+                <w:rFonts w:ascii="Times New Roman" w:hAnsi="Times New Roman" w:cs="Times New Roman" w:eastAsia="Times New Roman"/>
                 <w:noProof/>
                 <w:webHidden/>
                 <w:sz w:val="28"/>
@@ -7764,12 +7765,22 @@
             <w:r>
               <w:rPr>
                 <w:rStyle w:val="af0"/>
-                <w:rFonts w:ascii="Times New Roman" w:hAnsi="Times New Roman" w:cs="Times New Roman"/>
+                <w:rFonts w:ascii="Times New Roman" w:hAnsi="Times New Roman" w:cs="Times New Roman" w:eastAsia="Times New Roman"/>
                 <w:noProof/>
                 <w:sz w:val="28"/>
                 <w:szCs w:val="28"/>
               </w:rPr>
               <w:t>3.2 Хранение данных и среда разработки</w:t>
+            </w:r>
+            <w:r>
+              <w:rPr>
+                <w:rFonts w:ascii="Times New Roman" w:hAnsi="Times New Roman" w:cs="Times New Roman" w:eastAsia="Times New Roman"/>
+                <w:noProof/>
+                <w:webHidden/>
+                <w:sz w:val="28"/>
+                <w:szCs w:val="28"/>
+              </w:rPr>
+              <w:tab/>
             </w:r>
             <w:r>
               <w:rPr>
@@ -7779,7 +7790,7 @@
                 <w:sz w:val="28"/>
                 <w:szCs w:val="28"/>
               </w:rPr>
-              <w:tab/>
+              <w:fldChar w:fldCharType="begin"/>
             </w:r>
             <w:r>
               <w:rPr>
@@ -7789,7 +7800,7 @@
                 <w:sz w:val="28"/>
                 <w:szCs w:val="28"/>
               </w:rPr>
-              <w:fldChar w:fldCharType="begin"/>
+              <w:instrText xml:space="preserve"> PAGEREF _Toc242202210 \h </w:instrText>
             </w:r>
             <w:r>
               <w:rPr>
@@ -7799,7 +7810,6 @@
                 <w:sz w:val="28"/>
                 <w:szCs w:val="28"/>
               </w:rPr>
-              <w:instrText xml:space="preserve"> PAGEREF _Toc242202210 \h </w:instrText>
             </w:r>
             <w:r>
               <w:rPr>
@@ -7809,20 +7819,11 @@
                 <w:sz w:val="28"/>
                 <w:szCs w:val="28"/>
               </w:rPr>
-            </w:r>
-            <w:r>
-              <w:rPr>
-                <w:rFonts w:ascii="Times New Roman" w:hAnsi="Times New Roman" w:cs="Times New Roman"/>
-                <w:noProof/>
-                <w:webHidden/>
-                <w:sz w:val="28"/>
-                <w:szCs w:val="28"/>
-              </w:rPr>
               <w:fldChar w:fldCharType="separate"/>
             </w:r>
             <w:r>
               <w:rPr>
-                <w:rFonts w:ascii="Times New Roman" w:hAnsi="Times New Roman" w:cs="Times New Roman"/>
+                <w:rFonts w:ascii="Times New Roman" w:hAnsi="Times New Roman" w:cs="Times New Roman" w:eastAsia="Times New Roman"/>
                 <w:noProof/>
                 <w:webHidden/>
                 <w:sz w:val="28"/>
@@ -7861,12 +7862,22 @@
             <w:r>
               <w:rPr>
                 <w:rStyle w:val="af0"/>
-                <w:rFonts w:ascii="Times New Roman" w:hAnsi="Times New Roman" w:cs="Times New Roman"/>
+                <w:rFonts w:ascii="Times New Roman" w:hAnsi="Times New Roman" w:cs="Times New Roman" w:eastAsia="Times New Roman"/>
                 <w:noProof/>
                 <w:sz w:val="28"/>
                 <w:szCs w:val="28"/>
               </w:rPr>
               <w:t>3.3 Организация контроля версий</w:t>
+            </w:r>
+            <w:r>
+              <w:rPr>
+                <w:rFonts w:ascii="Times New Roman" w:hAnsi="Times New Roman" w:cs="Times New Roman" w:eastAsia="Times New Roman"/>
+                <w:noProof/>
+                <w:webHidden/>
+                <w:sz w:val="28"/>
+                <w:szCs w:val="28"/>
+              </w:rPr>
+              <w:tab/>
             </w:r>
             <w:r>
               <w:rPr>
@@ -7876,7 +7887,7 @@
                 <w:sz w:val="28"/>
                 <w:szCs w:val="28"/>
               </w:rPr>
-              <w:tab/>
+              <w:fldChar w:fldCharType="begin"/>
             </w:r>
             <w:r>
               <w:rPr>
@@ -7886,7 +7897,7 @@
                 <w:sz w:val="28"/>
                 <w:szCs w:val="28"/>
               </w:rPr>
-              <w:fldChar w:fldCharType="begin"/>
+              <w:instrText xml:space="preserve"> PAGEREF _Toc242202211 \h </w:instrText>
             </w:r>
             <w:r>
               <w:rPr>
@@ -7896,7 +7907,6 @@
                 <w:sz w:val="28"/>
                 <w:szCs w:val="28"/>
               </w:rPr>
-              <w:instrText xml:space="preserve"> PAGEREF _Toc242202211 \h </w:instrText>
             </w:r>
             <w:r>
               <w:rPr>
@@ -7906,20 +7916,11 @@
                 <w:sz w:val="28"/>
                 <w:szCs w:val="28"/>
               </w:rPr>
-            </w:r>
-            <w:r>
-              <w:rPr>
-                <w:rFonts w:ascii="Times New Roman" w:hAnsi="Times New Roman" w:cs="Times New Roman"/>
-                <w:noProof/>
-                <w:webHidden/>
-                <w:sz w:val="28"/>
-                <w:szCs w:val="28"/>
-              </w:rPr>
               <w:fldChar w:fldCharType="separate"/>
             </w:r>
             <w:r>
               <w:rPr>
-                <w:rFonts w:ascii="Times New Roman" w:hAnsi="Times New Roman" w:cs="Times New Roman"/>
+                <w:rFonts w:ascii="Times New Roman" w:hAnsi="Times New Roman" w:cs="Times New Roman" w:eastAsia="Times New Roman"/>
                 <w:noProof/>
                 <w:webHidden/>
                 <w:sz w:val="28"/>
@@ -7958,12 +7959,22 @@
             <w:r>
               <w:rPr>
                 <w:rStyle w:val="af0"/>
-                <w:rFonts w:ascii="Times New Roman" w:hAnsi="Times New Roman" w:cs="Times New Roman"/>
+                <w:rFonts w:ascii="Times New Roman" w:hAnsi="Times New Roman" w:cs="Times New Roman" w:eastAsia="Times New Roman"/>
                 <w:noProof/>
                 <w:sz w:val="28"/>
                 <w:szCs w:val="28"/>
               </w:rPr>
               <w:t>3.4 Выводы</w:t>
+            </w:r>
+            <w:r>
+              <w:rPr>
+                <w:rFonts w:ascii="Times New Roman" w:hAnsi="Times New Roman" w:cs="Times New Roman" w:eastAsia="Times New Roman"/>
+                <w:noProof/>
+                <w:webHidden/>
+                <w:sz w:val="28"/>
+                <w:szCs w:val="28"/>
+              </w:rPr>
+              <w:tab/>
             </w:r>
             <w:r>
               <w:rPr>
@@ -7973,7 +7984,7 @@
                 <w:sz w:val="28"/>
                 <w:szCs w:val="28"/>
               </w:rPr>
-              <w:tab/>
+              <w:fldChar w:fldCharType="begin"/>
             </w:r>
             <w:r>
               <w:rPr>
@@ -7983,7 +7994,7 @@
                 <w:sz w:val="28"/>
                 <w:szCs w:val="28"/>
               </w:rPr>
-              <w:fldChar w:fldCharType="begin"/>
+              <w:instrText xml:space="preserve"> PAGEREF _Toc242202212 \h </w:instrText>
             </w:r>
             <w:r>
               <w:rPr>
@@ -7993,7 +8004,6 @@
                 <w:sz w:val="28"/>
                 <w:szCs w:val="28"/>
               </w:rPr>
-              <w:instrText xml:space="preserve"> PAGEREF _Toc242202212 \h </w:instrText>
             </w:r>
             <w:r>
               <w:rPr>
@@ -8003,20 +8013,11 @@
                 <w:sz w:val="28"/>
                 <w:szCs w:val="28"/>
               </w:rPr>
-            </w:r>
-            <w:r>
-              <w:rPr>
-                <w:rFonts w:ascii="Times New Roman" w:hAnsi="Times New Roman" w:cs="Times New Roman"/>
-                <w:noProof/>
-                <w:webHidden/>
-                <w:sz w:val="28"/>
-                <w:szCs w:val="28"/>
-              </w:rPr>
               <w:fldChar w:fldCharType="separate"/>
             </w:r>
             <w:r>
               <w:rPr>
-                <w:rFonts w:ascii="Times New Roman" w:hAnsi="Times New Roman" w:cs="Times New Roman"/>
+                <w:rFonts w:ascii="Times New Roman" w:hAnsi="Times New Roman" w:cs="Times New Roman" w:eastAsia="Times New Roman"/>
                 <w:noProof/>
                 <w:webHidden/>
                 <w:sz w:val="28"/>
@@ -8057,12 +8058,22 @@
             <w:r>
               <w:rPr>
                 <w:rStyle w:val="af0"/>
-                <w:rFonts w:ascii="Times New Roman" w:hAnsi="Times New Roman" w:cs="Times New Roman"/>
+                <w:rFonts w:ascii="Times New Roman" w:hAnsi="Times New Roman" w:cs="Times New Roman" w:eastAsia="Times New Roman"/>
                 <w:noProof/>
                 <w:sz w:val="28"/>
                 <w:szCs w:val="28"/>
               </w:rPr>
               <w:t>4 Перевод фрагмента иностранной статьи</w:t>
+            </w:r>
+            <w:r>
+              <w:rPr>
+                <w:rFonts w:ascii="Times New Roman" w:hAnsi="Times New Roman" w:cs="Times New Roman" w:eastAsia="Times New Roman"/>
+                <w:noProof/>
+                <w:webHidden/>
+                <w:sz w:val="28"/>
+                <w:szCs w:val="28"/>
+              </w:rPr>
+              <w:tab/>
             </w:r>
             <w:r>
               <w:rPr>
@@ -8072,7 +8083,7 @@
                 <w:sz w:val="28"/>
                 <w:szCs w:val="28"/>
               </w:rPr>
-              <w:tab/>
+              <w:fldChar w:fldCharType="begin"/>
             </w:r>
             <w:r>
               <w:rPr>
@@ -8082,7 +8093,7 @@
                 <w:sz w:val="28"/>
                 <w:szCs w:val="28"/>
               </w:rPr>
-              <w:fldChar w:fldCharType="begin"/>
+              <w:instrText xml:space="preserve"> PAGEREF _Toc242202213 \h </w:instrText>
             </w:r>
             <w:r>
               <w:rPr>
@@ -8092,7 +8103,6 @@
                 <w:sz w:val="28"/>
                 <w:szCs w:val="28"/>
               </w:rPr>
-              <w:instrText xml:space="preserve"> PAGEREF _Toc242202213 \h </w:instrText>
             </w:r>
             <w:r>
               <w:rPr>
@@ -8102,20 +8112,11 @@
                 <w:sz w:val="28"/>
                 <w:szCs w:val="28"/>
               </w:rPr>
-            </w:r>
-            <w:r>
-              <w:rPr>
-                <w:rFonts w:ascii="Times New Roman" w:hAnsi="Times New Roman" w:cs="Times New Roman"/>
-                <w:noProof/>
-                <w:webHidden/>
-                <w:sz w:val="28"/>
-                <w:szCs w:val="28"/>
-              </w:rPr>
               <w:fldChar w:fldCharType="separate"/>
             </w:r>
             <w:r>
               <w:rPr>
-                <w:rFonts w:ascii="Times New Roman" w:hAnsi="Times New Roman" w:cs="Times New Roman"/>
+                <w:rFonts w:ascii="Times New Roman" w:hAnsi="Times New Roman" w:cs="Times New Roman" w:eastAsia="Times New Roman"/>
                 <w:noProof/>
                 <w:webHidden/>
                 <w:sz w:val="28"/>
@@ -8154,12 +8155,22 @@
             <w:r>
               <w:rPr>
                 <w:rStyle w:val="af0"/>
-                <w:rFonts w:ascii="Times New Roman" w:hAnsi="Times New Roman" w:cs="Times New Roman"/>
+                <w:rFonts w:ascii="Times New Roman" w:hAnsi="Times New Roman" w:cs="Times New Roman" w:eastAsia="Times New Roman"/>
                 <w:noProof/>
                 <w:sz w:val="28"/>
                 <w:szCs w:val="28"/>
               </w:rPr>
               <w:t>4.1 Выходные данные оригинала</w:t>
+            </w:r>
+            <w:r>
+              <w:rPr>
+                <w:rFonts w:ascii="Times New Roman" w:hAnsi="Times New Roman" w:cs="Times New Roman" w:eastAsia="Times New Roman"/>
+                <w:noProof/>
+                <w:webHidden/>
+                <w:sz w:val="28"/>
+                <w:szCs w:val="28"/>
+              </w:rPr>
+              <w:tab/>
             </w:r>
             <w:r>
               <w:rPr>
@@ -8169,7 +8180,7 @@
                 <w:sz w:val="28"/>
                 <w:szCs w:val="28"/>
               </w:rPr>
-              <w:tab/>
+              <w:fldChar w:fldCharType="begin"/>
             </w:r>
             <w:r>
               <w:rPr>
@@ -8179,7 +8190,7 @@
                 <w:sz w:val="28"/>
                 <w:szCs w:val="28"/>
               </w:rPr>
-              <w:fldChar w:fldCharType="begin"/>
+              <w:instrText xml:space="preserve"> PAGEREF _Toc242202214 \h </w:instrText>
             </w:r>
             <w:r>
               <w:rPr>
@@ -8189,7 +8200,6 @@
                 <w:sz w:val="28"/>
                 <w:szCs w:val="28"/>
               </w:rPr>
-              <w:instrText xml:space="preserve"> PAGEREF _Toc242202214 \h </w:instrText>
             </w:r>
             <w:r>
               <w:rPr>
@@ -8199,20 +8209,11 @@
                 <w:sz w:val="28"/>
                 <w:szCs w:val="28"/>
               </w:rPr>
-            </w:r>
-            <w:r>
-              <w:rPr>
-                <w:rFonts w:ascii="Times New Roman" w:hAnsi="Times New Roman" w:cs="Times New Roman"/>
-                <w:noProof/>
-                <w:webHidden/>
-                <w:sz w:val="28"/>
-                <w:szCs w:val="28"/>
-              </w:rPr>
               <w:fldChar w:fldCharType="separate"/>
             </w:r>
             <w:r>
               <w:rPr>
-                <w:rFonts w:ascii="Times New Roman" w:hAnsi="Times New Roman" w:cs="Times New Roman"/>
+                <w:rFonts w:ascii="Times New Roman" w:hAnsi="Times New Roman" w:cs="Times New Roman" w:eastAsia="Times New Roman"/>
                 <w:noProof/>
                 <w:webHidden/>
                 <w:sz w:val="28"/>
@@ -8251,12 +8252,22 @@
             <w:r>
               <w:rPr>
                 <w:rStyle w:val="af0"/>
-                <w:rFonts w:ascii="Times New Roman" w:hAnsi="Times New Roman" w:cs="Times New Roman"/>
+                <w:rFonts w:ascii="Times New Roman" w:hAnsi="Times New Roman" w:cs="Times New Roman" w:eastAsia="Times New Roman"/>
                 <w:noProof/>
                 <w:sz w:val="28"/>
                 <w:szCs w:val="28"/>
               </w:rPr>
               <w:t>4.2 Перевод фрагмента</w:t>
+            </w:r>
+            <w:r>
+              <w:rPr>
+                <w:rFonts w:ascii="Times New Roman" w:hAnsi="Times New Roman" w:cs="Times New Roman" w:eastAsia="Times New Roman"/>
+                <w:noProof/>
+                <w:webHidden/>
+                <w:sz w:val="28"/>
+                <w:szCs w:val="28"/>
+              </w:rPr>
+              <w:tab/>
             </w:r>
             <w:r>
               <w:rPr>
@@ -8266,7 +8277,7 @@
                 <w:sz w:val="28"/>
                 <w:szCs w:val="28"/>
               </w:rPr>
-              <w:tab/>
+              <w:fldChar w:fldCharType="begin"/>
             </w:r>
             <w:r>
               <w:rPr>
@@ -8276,7 +8287,7 @@
                 <w:sz w:val="28"/>
                 <w:szCs w:val="28"/>
               </w:rPr>
-              <w:fldChar w:fldCharType="begin"/>
+              <w:instrText xml:space="preserve"> PAGEREF _Toc242202215 \h </w:instrText>
             </w:r>
             <w:r>
               <w:rPr>
@@ -8286,7 +8297,6 @@
                 <w:sz w:val="28"/>
                 <w:szCs w:val="28"/>
               </w:rPr>
-              <w:instrText xml:space="preserve"> PAGEREF _Toc242202215 \h </w:instrText>
             </w:r>
             <w:r>
               <w:rPr>
@@ -8296,20 +8306,11 @@
                 <w:sz w:val="28"/>
                 <w:szCs w:val="28"/>
               </w:rPr>
-            </w:r>
-            <w:r>
-              <w:rPr>
-                <w:rFonts w:ascii="Times New Roman" w:hAnsi="Times New Roman" w:cs="Times New Roman"/>
-                <w:noProof/>
-                <w:webHidden/>
-                <w:sz w:val="28"/>
-                <w:szCs w:val="28"/>
-              </w:rPr>
               <w:fldChar w:fldCharType="separate"/>
             </w:r>
             <w:r>
               <w:rPr>
-                <w:rFonts w:ascii="Times New Roman" w:hAnsi="Times New Roman" w:cs="Times New Roman"/>
+                <w:rFonts w:ascii="Times New Roman" w:hAnsi="Times New Roman" w:cs="Times New Roman" w:eastAsia="Times New Roman"/>
                 <w:noProof/>
                 <w:webHidden/>
                 <w:sz w:val="28"/>
@@ -8348,12 +8349,22 @@
             <w:r>
               <w:rPr>
                 <w:rStyle w:val="af0"/>
-                <w:rFonts w:ascii="Times New Roman" w:hAnsi="Times New Roman" w:cs="Times New Roman"/>
+                <w:rFonts w:ascii="Times New Roman" w:hAnsi="Times New Roman" w:cs="Times New Roman" w:eastAsia="Times New Roman"/>
                 <w:noProof/>
                 <w:sz w:val="28"/>
                 <w:szCs w:val="28"/>
               </w:rPr>
               <w:t>4.2.4 Стохастическая модель</w:t>
+            </w:r>
+            <w:r>
+              <w:rPr>
+                <w:rFonts w:ascii="Times New Roman" w:hAnsi="Times New Roman" w:cs="Times New Roman" w:eastAsia="Times New Roman"/>
+                <w:noProof/>
+                <w:webHidden/>
+                <w:sz w:val="28"/>
+                <w:szCs w:val="28"/>
+              </w:rPr>
+              <w:tab/>
             </w:r>
             <w:r>
               <w:rPr>
@@ -8363,7 +8374,7 @@
                 <w:sz w:val="28"/>
                 <w:szCs w:val="28"/>
               </w:rPr>
-              <w:tab/>
+              <w:fldChar w:fldCharType="begin"/>
             </w:r>
             <w:r>
               <w:rPr>
@@ -8373,7 +8384,7 @@
                 <w:sz w:val="28"/>
                 <w:szCs w:val="28"/>
               </w:rPr>
-              <w:fldChar w:fldCharType="begin"/>
+              <w:instrText xml:space="preserve"> PAGEREF _Toc242202216 \h </w:instrText>
             </w:r>
             <w:r>
               <w:rPr>
@@ -8383,7 +8394,6 @@
                 <w:sz w:val="28"/>
                 <w:szCs w:val="28"/>
               </w:rPr>
-              <w:instrText xml:space="preserve"> PAGEREF _Toc242202216 \h </w:instrText>
             </w:r>
             <w:r>
               <w:rPr>
@@ -8393,20 +8403,11 @@
                 <w:sz w:val="28"/>
                 <w:szCs w:val="28"/>
               </w:rPr>
-            </w:r>
-            <w:r>
-              <w:rPr>
-                <w:rFonts w:ascii="Times New Roman" w:hAnsi="Times New Roman" w:cs="Times New Roman"/>
-                <w:noProof/>
-                <w:webHidden/>
-                <w:sz w:val="28"/>
-                <w:szCs w:val="28"/>
-              </w:rPr>
               <w:fldChar w:fldCharType="separate"/>
             </w:r>
             <w:r>
               <w:rPr>
-                <w:rFonts w:ascii="Times New Roman" w:hAnsi="Times New Roman" w:cs="Times New Roman"/>
+                <w:rFonts w:ascii="Times New Roman" w:hAnsi="Times New Roman" w:cs="Times New Roman" w:eastAsia="Times New Roman"/>
                 <w:noProof/>
                 <w:webHidden/>
                 <w:sz w:val="28"/>
@@ -8449,7 +8450,7 @@
             <w:r>
               <w:rPr>
                 <w:rStyle w:val="af0"/>
-                <w:rFonts w:ascii="Times New Roman" w:hAnsi="Times New Roman" w:cs="Times New Roman"/>
+                <w:rFonts w:ascii="Times New Roman" w:hAnsi="Times New Roman" w:cs="Times New Roman" w:eastAsia="Times New Roman"/>
                 <w:i w:val="0"/>
                 <w:iCs w:val="0"/>
                 <w:noProof/>
@@ -8457,6 +8458,18 @@
                 <w:szCs w:val="28"/>
               </w:rPr>
               <w:t>СПИСОК ИСПОЛЬЗОВАННЫХ ИСТОЧНИКОВ</w:t>
+            </w:r>
+            <w:r>
+              <w:rPr>
+                <w:rFonts w:ascii="Times New Roman" w:hAnsi="Times New Roman" w:cs="Times New Roman" w:eastAsia="Times New Roman"/>
+                <w:i w:val="0"/>
+                <w:iCs w:val="0"/>
+                <w:noProof/>
+                <w:webHidden/>
+                <w:sz w:val="28"/>
+                <w:szCs w:val="28"/>
+              </w:rPr>
+              <w:tab/>
             </w:r>
             <w:r>
               <w:rPr>
@@ -8468,7 +8481,7 @@
                 <w:sz w:val="28"/>
                 <w:szCs w:val="28"/>
               </w:rPr>
-              <w:tab/>
+              <w:fldChar w:fldCharType="begin"/>
             </w:r>
             <w:r>
               <w:rPr>
@@ -8480,7 +8493,7 @@
                 <w:sz w:val="28"/>
                 <w:szCs w:val="28"/>
               </w:rPr>
-              <w:fldChar w:fldCharType="begin"/>
+              <w:instrText xml:space="preserve"> PAGEREF _Toc242202217 \h </w:instrText>
             </w:r>
             <w:r>
               <w:rPr>
@@ -8492,7 +8505,6 @@
                 <w:sz w:val="28"/>
                 <w:szCs w:val="28"/>
               </w:rPr>
-              <w:instrText xml:space="preserve"> PAGEREF _Toc242202217 \h </w:instrText>
             </w:r>
             <w:r>
               <w:rPr>
@@ -8504,22 +8516,11 @@
                 <w:sz w:val="28"/>
                 <w:szCs w:val="28"/>
               </w:rPr>
-            </w:r>
-            <w:r>
-              <w:rPr>
-                <w:rFonts w:ascii="Times New Roman" w:hAnsi="Times New Roman" w:cs="Times New Roman"/>
-                <w:i w:val="0"/>
-                <w:iCs w:val="0"/>
-                <w:noProof/>
-                <w:webHidden/>
-                <w:sz w:val="28"/>
-                <w:szCs w:val="28"/>
-              </w:rPr>
               <w:fldChar w:fldCharType="separate"/>
             </w:r>
             <w:r>
               <w:rPr>
-                <w:rFonts w:ascii="Times New Roman" w:hAnsi="Times New Roman" w:cs="Times New Roman"/>
+                <w:rFonts w:ascii="Times New Roman" w:hAnsi="Times New Roman" w:cs="Times New Roman" w:eastAsia="Times New Roman"/>
                 <w:i w:val="0"/>
                 <w:iCs w:val="0"/>
                 <w:noProof/>
@@ -8585,6 +8586,11 @@
       </w:pPr>
       <w:bookmarkStart w:id="7" w:name="_Toc242202195"/>
       <w:r>
+        <w:rPr>
+          <w:rFonts w:ascii="Times New Roman" w:hAnsi="Times New Roman" w:eastAsia="Times New Roman" w:cs="Times New Roman"/>
+          <w:sz w:val="28"/>
+          <w:szCs w:val="28"/>
+        </w:rPr>
         <w:lastRenderedPageBreak/>
         <w:t>ПЕРЕЧЕНЬ ТЕРМИНОВ И СОКРАЩЕНИЙ</w:t>
       </w:r>
@@ -8599,9 +8605,10 @@
       </w:pPr>
       <w:r>
         <w:rPr>
-          <w:rFonts w:ascii="Times New Roman" w:hAnsi="Times New Roman"/>
-          <w:color w:val="000000"/>
-          <w:sz w:val="28"/>
+          <w:rFonts w:ascii="Times New Roman" w:hAnsi="Times New Roman" w:eastAsia="Times New Roman" w:cs="Times New Roman"/>
+          <w:color w:val="000000"/>
+          <w:sz w:val="28"/>
+          <w:szCs w:val="28"/>
         </w:rPr>
         <w:t>Артикул — уникальное обозначение товарной позиции с определёнными характеристиками и комплектацией.</w:t>
       </w:r>
@@ -8614,9 +8621,10 @@
       </w:pPr>
       <w:r>
         <w:rPr>
-          <w:rFonts w:ascii="Times New Roman" w:hAnsi="Times New Roman"/>
-          <w:color w:val="000000"/>
-          <w:sz w:val="28"/>
+          <w:rFonts w:ascii="Times New Roman" w:hAnsi="Times New Roman" w:eastAsia="Times New Roman" w:cs="Times New Roman"/>
+          <w:color w:val="000000"/>
+          <w:sz w:val="28"/>
+          <w:szCs w:val="28"/>
         </w:rPr>
         <w:t>Заявка — запрос покупателя на приобретение заданного количества товаров.</w:t>
       </w:r>
@@ -8629,9 +8637,10 @@
       </w:pPr>
       <w:r>
         <w:rPr>
-          <w:rFonts w:ascii="Times New Roman" w:hAnsi="Times New Roman"/>
-          <w:color w:val="000000"/>
-          <w:sz w:val="28"/>
+          <w:rFonts w:ascii="Times New Roman" w:hAnsi="Times New Roman" w:eastAsia="Times New Roman" w:cs="Times New Roman"/>
+          <w:color w:val="000000"/>
+          <w:sz w:val="28"/>
+          <w:szCs w:val="28"/>
         </w:rPr>
         <w:t>Заказ — зарегистрированная и согласованная заявка покупателя.</w:t>
       </w:r>
@@ -8644,9 +8653,10 @@
       </w:pPr>
       <w:r>
         <w:rPr>
-          <w:rFonts w:ascii="Times New Roman" w:hAnsi="Times New Roman"/>
-          <w:color w:val="000000"/>
-          <w:sz w:val="28"/>
+          <w:rFonts w:ascii="Times New Roman" w:hAnsi="Times New Roman" w:eastAsia="Times New Roman" w:cs="Times New Roman"/>
+          <w:color w:val="000000"/>
+          <w:sz w:val="28"/>
+          <w:szCs w:val="28"/>
         </w:rPr>
         <w:t>Физический остаток — фактическое количество товара, находящегося на складе.</w:t>
       </w:r>
@@ -8659,9 +8669,10 @@
       </w:pPr>
       <w:r>
         <w:rPr>
-          <w:rFonts w:ascii="Times New Roman" w:hAnsi="Times New Roman"/>
-          <w:color w:val="000000"/>
-          <w:sz w:val="28"/>
+          <w:rFonts w:ascii="Times New Roman" w:hAnsi="Times New Roman" w:eastAsia="Times New Roman" w:cs="Times New Roman"/>
+          <w:color w:val="000000"/>
+          <w:sz w:val="28"/>
+          <w:szCs w:val="28"/>
         </w:rPr>
         <w:t>Резерв — количество товара, закреплённое за подтверждённым заказом.</w:t>
       </w:r>
@@ -8674,9 +8685,10 @@
       </w:pPr>
       <w:r>
         <w:rPr>
-          <w:rFonts w:ascii="Times New Roman" w:hAnsi="Times New Roman"/>
-          <w:color w:val="000000"/>
-          <w:sz w:val="28"/>
+          <w:rFonts w:ascii="Times New Roman" w:hAnsi="Times New Roman" w:eastAsia="Times New Roman" w:cs="Times New Roman"/>
+          <w:color w:val="000000"/>
+          <w:sz w:val="28"/>
+          <w:szCs w:val="28"/>
         </w:rPr>
         <w:t>Доступный остаток — физический остаток за вычетом активных резервов.</w:t>
       </w:r>
@@ -8689,9 +8701,10 @@
       </w:pPr>
       <w:r>
         <w:rPr>
-          <w:rFonts w:ascii="Times New Roman" w:hAnsi="Times New Roman"/>
-          <w:color w:val="000000"/>
-          <w:sz w:val="28"/>
+          <w:rFonts w:ascii="Times New Roman" w:hAnsi="Times New Roman" w:eastAsia="Times New Roman" w:cs="Times New Roman"/>
+          <w:color w:val="000000"/>
+          <w:sz w:val="28"/>
+          <w:szCs w:val="28"/>
         </w:rPr>
         <w:t>СУБД — система управления базами данных.</w:t>
       </w:r>
@@ -8704,9 +8717,10 @@
       </w:pPr>
       <w:r>
         <w:rPr>
-          <w:rFonts w:ascii="Times New Roman" w:hAnsi="Times New Roman"/>
-          <w:color w:val="000000"/>
-          <w:sz w:val="28"/>
+          <w:rFonts w:ascii="Times New Roman" w:hAnsi="Times New Roman" w:eastAsia="Times New Roman" w:cs="Times New Roman"/>
+          <w:color w:val="000000"/>
+          <w:sz w:val="28"/>
+          <w:szCs w:val="28"/>
         </w:rPr>
         <w:t>ООП — объектно-ориентированное программирование.</w:t>
       </w:r>
@@ -8719,27 +8733,30 @@
       </w:pPr>
       <w:r>
         <w:rPr>
-          <w:rFonts w:ascii="Times New Roman" w:hAnsi="Times New Roman"/>
-          <w:color w:val="000000"/>
-          <w:sz w:val="28"/>
+          <w:rFonts w:ascii="Times New Roman" w:hAnsi="Times New Roman" w:eastAsia="Times New Roman" w:cs="Times New Roman"/>
+          <w:color w:val="000000"/>
+          <w:sz w:val="28"/>
+          <w:szCs w:val="28"/>
         </w:rPr>
         <w:t>VCS (</w:t>
       </w:r>
       <w:proofErr w:type="spellStart"/>
       <w:r>
         <w:rPr>
-          <w:rFonts w:ascii="Times New Roman" w:hAnsi="Times New Roman"/>
-          <w:color w:val="000000"/>
-          <w:sz w:val="28"/>
+          <w:rFonts w:ascii="Times New Roman" w:hAnsi="Times New Roman" w:eastAsia="Times New Roman" w:cs="Times New Roman"/>
+          <w:color w:val="000000"/>
+          <w:sz w:val="28"/>
+          <w:szCs w:val="28"/>
         </w:rPr>
         <w:t>Version</w:t>
       </w:r>
       <w:proofErr w:type="spellEnd"/>
       <w:r>
         <w:rPr>
-          <w:rFonts w:ascii="Times New Roman" w:hAnsi="Times New Roman"/>
-          <w:color w:val="000000"/>
-          <w:sz w:val="28"/>
+          <w:rFonts w:ascii="Times New Roman" w:hAnsi="Times New Roman" w:eastAsia="Times New Roman" w:cs="Times New Roman"/>
+          <w:color w:val="000000"/>
+          <w:sz w:val="28"/>
+          <w:szCs w:val="28"/>
         </w:rPr>
         <w:t xml:space="preserve"> Control System) — система контроля версий.</w:t>
       </w:r>
@@ -8757,9 +8774,10 @@
       </w:pPr>
       <w:r>
         <w:rPr>
-          <w:rFonts w:ascii="Times New Roman" w:hAnsi="Times New Roman"/>
-          <w:color w:val="000000"/>
-          <w:sz w:val="28"/>
+          <w:rFonts w:ascii="Times New Roman" w:hAnsi="Times New Roman" w:eastAsia="Times New Roman" w:cs="Times New Roman"/>
+          <w:color w:val="000000"/>
+          <w:sz w:val="28"/>
+          <w:szCs w:val="28"/>
         </w:rPr>
         <w:t>ERP (Enterprise Resource Planning) — система планирования ресурсов предприятия.</w:t>
       </w:r>
@@ -8775,9 +8793,10 @@
       </w:pPr>
       <w:r>
         <w:rPr>
-          <w:rFonts w:ascii="Times New Roman" w:hAnsi="Times New Roman"/>
-          <w:color w:val="000000"/>
-          <w:sz w:val="28"/>
+          <w:rFonts w:ascii="Times New Roman" w:hAnsi="Times New Roman" w:eastAsia="Times New Roman" w:cs="Times New Roman"/>
+          <w:color w:val="000000"/>
+          <w:sz w:val="28"/>
+          <w:szCs w:val="28"/>
         </w:rPr>
         <w:br w:type="page"/>
       </w:r>
@@ -8788,6 +8807,11 @@
       </w:pPr>
       <w:bookmarkStart w:id="9" w:name="_Toc242202196"/>
       <w:r>
+        <w:rPr>
+          <w:rFonts w:ascii="Times New Roman" w:hAnsi="Times New Roman" w:eastAsia="Times New Roman" w:cs="Times New Roman"/>
+          <w:sz w:val="28"/>
+          <w:szCs w:val="28"/>
+        </w:rPr>
         <w:lastRenderedPageBreak/>
         <w:t>ВВЕДЕНИЕ</w:t>
       </w:r>
@@ -8802,9 +8826,10 @@
       </w:pPr>
       <w:r>
         <w:rPr>
-          <w:rFonts w:ascii="Times New Roman" w:hAnsi="Times New Roman"/>
-          <w:color w:val="000000"/>
-          <w:sz w:val="28"/>
+          <w:rFonts w:ascii="Times New Roman" w:hAnsi="Times New Roman" w:eastAsia="Times New Roman" w:cs="Times New Roman"/>
+          <w:color w:val="000000"/>
+          <w:sz w:val="28"/>
+          <w:szCs w:val="28"/>
         </w:rPr>
         <w:t>Оптовая торговля офисной мебелью обеспечивает организации рабочими столами, креслами, шкафами, тумбами и другими изделиями. При работе со склада поставщик должен одновременно учитывать состав оптовой заявки, действующие цены, физические остатки и уже созданные резервы.</w:t>
       </w:r>
@@ -8817,9 +8842,10 @@
       </w:pPr>
       <w:r>
         <w:rPr>
-          <w:rFonts w:ascii="Times New Roman" w:hAnsi="Times New Roman"/>
-          <w:color w:val="000000"/>
-          <w:sz w:val="28"/>
+          <w:rFonts w:ascii="Times New Roman" w:hAnsi="Times New Roman" w:eastAsia="Times New Roman" w:cs="Times New Roman"/>
+          <w:color w:val="000000"/>
+          <w:sz w:val="28"/>
+          <w:szCs w:val="28"/>
         </w:rPr>
         <w:t>Заявки корпоративных покупателей обычно включают несколько позиций с различными характеристиками и количеством. Ручная сверка таких заявок с отдельными таблицами остатков увеличивает время обработки и создаёт риск повторного резервирования одного товара для разных покупателей.</w:t>
       </w:r>
@@ -8832,9 +8858,10 @@
       </w:pPr>
       <w:r>
         <w:rPr>
-          <w:rFonts w:ascii="Times New Roman" w:hAnsi="Times New Roman"/>
-          <w:color w:val="000000"/>
-          <w:sz w:val="28"/>
+          <w:rFonts w:ascii="Times New Roman" w:hAnsi="Times New Roman" w:eastAsia="Times New Roman" w:cs="Times New Roman"/>
+          <w:color w:val="000000"/>
+          <w:sz w:val="28"/>
+          <w:szCs w:val="28"/>
         </w:rPr>
         <w:t>Тема работы — разработка системы автоматизации обработки оптовых заявок и резервирования офисной мебели на складе. Система проверяет корректность заявки и наличие товаров, рассчитывает стоимость заказа, создаёт резерв при полном наличии всех позиций либо формирует обоснованный отказ.</w:t>
       </w:r>
@@ -8847,27 +8874,30 @@
       </w:pPr>
       <w:r>
         <w:rPr>
-          <w:rFonts w:ascii="Times New Roman" w:hAnsi="Times New Roman"/>
-          <w:color w:val="000000"/>
-          <w:sz w:val="28"/>
+          <w:rFonts w:ascii="Times New Roman" w:hAnsi="Times New Roman" w:eastAsia="Times New Roman" w:cs="Times New Roman"/>
+          <w:color w:val="000000"/>
+          <w:sz w:val="28"/>
+          <w:szCs w:val="28"/>
         </w:rPr>
         <w:t xml:space="preserve">Для разработки программных компонентов системы используются Python и Java. Для хранения сведений о товарах, покупателях, заказах и резервах используется реляционная база данных </w:t>
       </w:r>
       <w:proofErr w:type="spellStart"/>
       <w:r>
         <w:rPr>
-          <w:rFonts w:ascii="Times New Roman" w:hAnsi="Times New Roman"/>
-          <w:color w:val="000000"/>
-          <w:sz w:val="28"/>
+          <w:rFonts w:ascii="Times New Roman" w:hAnsi="Times New Roman" w:eastAsia="Times New Roman" w:cs="Times New Roman"/>
+          <w:color w:val="000000"/>
+          <w:sz w:val="28"/>
+          <w:szCs w:val="28"/>
         </w:rPr>
         <w:t>PostgreSQL</w:t>
       </w:r>
       <w:proofErr w:type="spellEnd"/>
       <w:r>
         <w:rPr>
-          <w:rFonts w:ascii="Times New Roman" w:hAnsi="Times New Roman"/>
-          <w:color w:val="000000"/>
-          <w:sz w:val="28"/>
+          <w:rFonts w:ascii="Times New Roman" w:hAnsi="Times New Roman" w:eastAsia="Times New Roman" w:cs="Times New Roman"/>
+          <w:color w:val="000000"/>
+          <w:sz w:val="28"/>
+          <w:szCs w:val="28"/>
         </w:rPr>
         <w:t>.</w:t>
       </w:r>
@@ -8880,9 +8910,10 @@
       </w:pPr>
       <w:r>
         <w:rPr>
-          <w:rFonts w:ascii="Times New Roman" w:hAnsi="Times New Roman"/>
-          <w:color w:val="000000"/>
-          <w:sz w:val="28"/>
+          <w:rFonts w:ascii="Times New Roman" w:hAnsi="Times New Roman" w:eastAsia="Times New Roman" w:cs="Times New Roman"/>
+          <w:color w:val="000000"/>
+          <w:sz w:val="28"/>
+          <w:szCs w:val="28"/>
         </w:rPr>
         <w:t>Автоматизация позволяет сократить число повторных операций, согласовать сведения о заказах и складских остатках и предотвратить создание резервов сверх доступного количества.</w:t>
       </w:r>
@@ -8895,9 +8926,10 @@
       </w:pPr>
       <w:r>
         <w:rPr>
-          <w:rFonts w:ascii="Times New Roman" w:hAnsi="Times New Roman"/>
-          <w:color w:val="000000"/>
-          <w:sz w:val="28"/>
+          <w:rFonts w:ascii="Times New Roman" w:hAnsi="Times New Roman" w:eastAsia="Times New Roman" w:cs="Times New Roman"/>
+          <w:color w:val="000000"/>
+          <w:sz w:val="28"/>
+          <w:szCs w:val="28"/>
         </w:rPr>
         <w:t>Цель работы — спроектировать и реализовать с использованием Python и Java систему обработки оптовых заявок и резервирования офисной мебели.</w:t>
       </w:r>
@@ -8910,9 +8942,10 @@
       </w:pPr>
       <w:r>
         <w:rPr>
-          <w:rFonts w:ascii="Times New Roman" w:hAnsi="Times New Roman"/>
-          <w:color w:val="000000"/>
-          <w:sz w:val="28"/>
+          <w:rFonts w:ascii="Times New Roman" w:hAnsi="Times New Roman" w:eastAsia="Times New Roman" w:cs="Times New Roman"/>
+          <w:color w:val="000000"/>
+          <w:sz w:val="28"/>
+          <w:szCs w:val="28"/>
         </w:rPr>
         <w:t>Для достижения поставленной цели необходимо решить следующие задачи:</w:t>
       </w:r>
@@ -8930,9 +8963,10 @@
       </w:pPr>
       <w:r>
         <w:rPr>
-          <w:rFonts w:ascii="Times New Roman" w:hAnsi="Times New Roman"/>
-          <w:color w:val="000000"/>
-          <w:sz w:val="28"/>
+          <w:rFonts w:ascii="Times New Roman" w:hAnsi="Times New Roman" w:eastAsia="Times New Roman" w:cs="Times New Roman"/>
+          <w:color w:val="000000"/>
+          <w:sz w:val="28"/>
+          <w:szCs w:val="28"/>
         </w:rPr>
         <w:t>изучить содержание, развитие и особенности предметной области;</w:t>
       </w:r>
@@ -8950,9 +8984,10 @@
       </w:pPr>
       <w:r>
         <w:rPr>
-          <w:rFonts w:ascii="Times New Roman" w:hAnsi="Times New Roman"/>
-          <w:color w:val="000000"/>
-          <w:sz w:val="28"/>
+          <w:rFonts w:ascii="Times New Roman" w:hAnsi="Times New Roman" w:eastAsia="Times New Roman" w:cs="Times New Roman"/>
+          <w:color w:val="000000"/>
+          <w:sz w:val="28"/>
+          <w:szCs w:val="28"/>
         </w:rPr>
         <w:t>определить границы основного бизнес-процесса, его участников, входные и выходные данные;</w:t>
       </w:r>
@@ -8970,9 +9005,10 @@
       </w:pPr>
       <w:r>
         <w:rPr>
-          <w:rFonts w:ascii="Times New Roman" w:hAnsi="Times New Roman"/>
-          <w:color w:val="000000"/>
-          <w:sz w:val="28"/>
+          <w:rFonts w:ascii="Times New Roman" w:hAnsi="Times New Roman" w:eastAsia="Times New Roman" w:cs="Times New Roman"/>
+          <w:color w:val="000000"/>
+          <w:sz w:val="28"/>
+          <w:szCs w:val="28"/>
         </w:rPr>
         <w:t>выявить операции, подлежащие автоматизации, и сформулировать правила обработки заявок;</w:t>
       </w:r>
@@ -8990,11 +9026,11 @@
       </w:pPr>
       <w:r>
         <w:rPr>
-          <w:rFonts w:ascii="Times New Roman" w:hAnsi="Times New Roman"/>
-          <w:color w:val="000000"/>
-          <w:sz w:val="28"/>
-        </w:rPr>
-        <w:lastRenderedPageBreak/>
+          <w:rFonts w:ascii="Times New Roman" w:hAnsi="Times New Roman" w:eastAsia="Times New Roman" w:cs="Times New Roman"/>
+          <w:color w:val="000000"/>
+          <w:sz w:val="28"/>
+          <w:szCs w:val="28"/>
+        </w:rPr>
         <w:t>проанализировать существующие программные решения для учёта заказов и складских резервов;</w:t>
       </w:r>
     </w:p>
@@ -9011,10 +9047,12 @@
       </w:pPr>
       <w:r>
         <w:rPr>
-          <w:rFonts w:ascii="Times New Roman" w:hAnsi="Times New Roman"/>
-          <w:color w:val="000000"/>
-          <w:sz w:val="28"/>
-        </w:rPr>
+          <w:rFonts w:ascii="Times New Roman" w:hAnsi="Times New Roman" w:eastAsia="Times New Roman" w:cs="Times New Roman"/>
+          <w:color w:val="000000"/>
+          <w:sz w:val="28"/>
+          <w:szCs w:val="28"/>
+        </w:rPr>
+        <w:lastRenderedPageBreak/>
         <w:t>спроектировать логическую и физическую модели данных;</w:t>
       </w:r>
     </w:p>
@@ -9031,9 +9069,10 @@
       </w:pPr>
       <w:r>
         <w:rPr>
-          <w:rFonts w:ascii="Times New Roman" w:hAnsi="Times New Roman"/>
-          <w:color w:val="000000"/>
-          <w:sz w:val="28"/>
+          <w:rFonts w:ascii="Times New Roman" w:hAnsi="Times New Roman" w:eastAsia="Times New Roman" w:cs="Times New Roman"/>
+          <w:color w:val="000000"/>
+          <w:sz w:val="28"/>
+          <w:szCs w:val="28"/>
         </w:rPr>
         <w:t>разработать алгоритмы обработки заявки с использованием Python и Java;</w:t>
       </w:r>
@@ -9051,9 +9090,10 @@
       </w:pPr>
       <w:r>
         <w:rPr>
-          <w:rFonts w:ascii="Times New Roman" w:hAnsi="Times New Roman"/>
-          <w:color w:val="000000"/>
-          <w:sz w:val="28"/>
+          <w:rFonts w:ascii="Times New Roman" w:hAnsi="Times New Roman" w:eastAsia="Times New Roman" w:cs="Times New Roman"/>
+          <w:color w:val="000000"/>
+          <w:sz w:val="28"/>
+          <w:szCs w:val="28"/>
         </w:rPr>
         <w:t>провести тестирование и отладку программных компонентов;</w:t>
       </w:r>
@@ -9071,9 +9111,10 @@
       </w:pPr>
       <w:r>
         <w:rPr>
-          <w:rFonts w:ascii="Times New Roman" w:hAnsi="Times New Roman"/>
-          <w:color w:val="000000"/>
-          <w:sz w:val="28"/>
+          <w:rFonts w:ascii="Times New Roman" w:hAnsi="Times New Roman" w:eastAsia="Times New Roman" w:cs="Times New Roman"/>
+          <w:color w:val="000000"/>
+          <w:sz w:val="28"/>
+          <w:szCs w:val="28"/>
         </w:rPr>
         <w:t>оценить результат автоматизации и сформулировать выводы по выполненной работе.</w:t>
       </w:r>
@@ -9086,9 +9127,10 @@
       </w:pPr>
       <w:r>
         <w:rPr>
-          <w:rFonts w:ascii="Times New Roman" w:hAnsi="Times New Roman"/>
-          <w:color w:val="000000"/>
-          <w:sz w:val="28"/>
+          <w:rFonts w:ascii="Times New Roman" w:hAnsi="Times New Roman" w:eastAsia="Times New Roman" w:cs="Times New Roman"/>
+          <w:color w:val="000000"/>
+          <w:sz w:val="28"/>
+          <w:szCs w:val="28"/>
         </w:rPr>
         <w:t>Объектом исследования является деятельность оптового склада офисной мебели по обслуживанию заявок корпоративных покупателей.</w:t>
       </w:r>
@@ -9106,9 +9148,10 @@
       </w:pPr>
       <w:r>
         <w:rPr>
-          <w:rFonts w:ascii="Times New Roman" w:hAnsi="Times New Roman"/>
-          <w:color w:val="000000"/>
-          <w:sz w:val="28"/>
+          <w:rFonts w:ascii="Times New Roman" w:hAnsi="Times New Roman" w:eastAsia="Times New Roman" w:cs="Times New Roman"/>
+          <w:color w:val="000000"/>
+          <w:sz w:val="28"/>
+          <w:szCs w:val="28"/>
         </w:rPr>
         <w:t>Предметом исследования являются методы и программные средства автоматизации проверки заявки, расчёта её стоимости и резервирования складских остатков.</w:t>
       </w:r>
@@ -9123,9 +9166,10 @@
       </w:pPr>
       <w:r>
         <w:rPr>
-          <w:rFonts w:ascii="Times New Roman" w:hAnsi="Times New Roman"/>
-          <w:color w:val="000000"/>
-          <w:sz w:val="28"/>
+          <w:rFonts w:ascii="Times New Roman" w:hAnsi="Times New Roman" w:eastAsia="Times New Roman" w:cs="Times New Roman"/>
+          <w:color w:val="000000"/>
+          <w:sz w:val="28"/>
+          <w:szCs w:val="28"/>
         </w:rPr>
         <w:br w:type="page"/>
       </w:r>
@@ -9136,6 +9180,11 @@
       </w:pPr>
       <w:bookmarkStart w:id="10" w:name="_Toc242202197"/>
       <w:r>
+        <w:rPr>
+          <w:rFonts w:ascii="Times New Roman" w:hAnsi="Times New Roman" w:eastAsia="Times New Roman" w:cs="Times New Roman"/>
+          <w:sz w:val="28"/>
+          <w:szCs w:val="28"/>
+        </w:rPr>
         <w:lastRenderedPageBreak/>
         <w:t>ОСНОВНАЯ ЧАСТЬ</w:t>
       </w:r>
@@ -9148,6 +9197,11 @@
       <w:bookmarkStart w:id="11" w:name="_Toc242108175"/>
       <w:bookmarkStart w:id="12" w:name="_Toc242202198"/>
       <w:r>
+        <w:rPr>
+          <w:rFonts w:ascii="Times New Roman" w:hAnsi="Times New Roman" w:eastAsia="Times New Roman" w:cs="Times New Roman"/>
+          <w:sz w:val="28"/>
+          <w:szCs w:val="28"/>
+        </w:rPr>
         <w:t>1 Предметная область</w:t>
       </w:r>
       <w:bookmarkEnd w:id="11"/>
@@ -9159,6 +9213,11 @@
       </w:pPr>
       <w:bookmarkStart w:id="13" w:name="_Toc242202199"/>
       <w:r>
+        <w:rPr>
+          <w:rFonts w:ascii="Times New Roman" w:hAnsi="Times New Roman" w:eastAsia="Times New Roman" w:cs="Times New Roman"/>
+          <w:sz w:val="28"/>
+          <w:szCs w:val="28"/>
+        </w:rPr>
         <w:t>1.1 Содержание и развитие предметной области</w:t>
       </w:r>
       <w:bookmarkEnd w:id="13"/>
@@ -9171,27 +9230,30 @@
       </w:pPr>
       <w:r>
         <w:rPr>
-          <w:rFonts w:ascii="Times New Roman" w:hAnsi="Times New Roman"/>
-          <w:color w:val="000000"/>
-          <w:sz w:val="28"/>
+          <w:rFonts w:ascii="Times New Roman" w:hAnsi="Times New Roman" w:eastAsia="Times New Roman" w:cs="Times New Roman"/>
+          <w:color w:val="000000"/>
+          <w:sz w:val="28"/>
+          <w:szCs w:val="28"/>
         </w:rPr>
         <w:t xml:space="preserve">Первоначально склад рассматривался преимущественно как место хранения товаров между их поступлением и передачей потребителю. В историческом обзоре М. Ю. </w:t>
       </w:r>
       <w:proofErr w:type="spellStart"/>
       <w:r>
         <w:rPr>
-          <w:rFonts w:ascii="Times New Roman" w:hAnsi="Times New Roman"/>
-          <w:color w:val="000000"/>
-          <w:sz w:val="28"/>
+          <w:rFonts w:ascii="Times New Roman" w:hAnsi="Times New Roman" w:eastAsia="Times New Roman" w:cs="Times New Roman"/>
+          <w:color w:val="000000"/>
+          <w:sz w:val="28"/>
+          <w:szCs w:val="28"/>
         </w:rPr>
         <w:t>Учировой</w:t>
       </w:r>
       <w:proofErr w:type="spellEnd"/>
       <w:r>
         <w:rPr>
-          <w:rFonts w:ascii="Times New Roman" w:hAnsi="Times New Roman"/>
-          <w:color w:val="000000"/>
-          <w:sz w:val="28"/>
+          <w:rFonts w:ascii="Times New Roman" w:hAnsi="Times New Roman" w:eastAsia="Times New Roman" w:cs="Times New Roman"/>
+          <w:color w:val="000000"/>
+          <w:sz w:val="28"/>
+          <w:szCs w:val="28"/>
         </w:rPr>
         <w:t xml:space="preserve"> и А. Н. Лариной показано, что развитие планирования, координации поставок и технических средств постепенно изменило эту роль: склад стал восприниматься как часть взаимосвязанной логистической системы [1].</w:t>
       </w:r>
@@ -9204,50 +9266,68 @@
       </w:pPr>
       <w:r>
         <w:rPr>
-          <w:rFonts w:ascii="Times New Roman" w:hAnsi="Times New Roman"/>
-          <w:color w:val="000000"/>
-          <w:sz w:val="28"/>
+          <w:rFonts w:ascii="Times New Roman" w:hAnsi="Times New Roman" w:eastAsia="Times New Roman" w:cs="Times New Roman"/>
+          <w:color w:val="000000"/>
+          <w:sz w:val="28"/>
+          <w:szCs w:val="28"/>
         </w:rPr>
         <w:t xml:space="preserve">В современной постановке задачи складское хозяйство связывает движение товаров с информацией о запасах и заказах. А. А. </w:t>
       </w:r>
       <w:proofErr w:type="spellStart"/>
       <w:r>
         <w:rPr>
-          <w:rFonts w:ascii="Times New Roman" w:hAnsi="Times New Roman"/>
-          <w:color w:val="000000"/>
-          <w:sz w:val="28"/>
+          <w:rFonts w:ascii="Times New Roman" w:hAnsi="Times New Roman" w:eastAsia="Times New Roman" w:cs="Times New Roman"/>
+          <w:color w:val="000000"/>
+          <w:sz w:val="28"/>
+          <w:szCs w:val="28"/>
         </w:rPr>
         <w:t>Tubis</w:t>
       </w:r>
       <w:proofErr w:type="spellEnd"/>
       <w:r>
         <w:rPr>
-          <w:rFonts w:ascii="Times New Roman" w:hAnsi="Times New Roman"/>
-          <w:color w:val="000000"/>
-          <w:sz w:val="28"/>
+          <w:rFonts w:ascii="Times New Roman" w:hAnsi="Times New Roman" w:eastAsia="Times New Roman" w:cs="Times New Roman"/>
+          <w:color w:val="000000"/>
+          <w:sz w:val="28"/>
+          <w:szCs w:val="28"/>
         </w:rPr>
         <w:t xml:space="preserve"> и J. </w:t>
       </w:r>
       <w:proofErr w:type="spellStart"/>
       <w:r>
         <w:rPr>
-          <w:rFonts w:ascii="Times New Roman" w:hAnsi="Times New Roman"/>
-          <w:color w:val="000000"/>
-          <w:sz w:val="28"/>
+          <w:rFonts w:ascii="Times New Roman" w:hAnsi="Times New Roman" w:eastAsia="Times New Roman" w:cs="Times New Roman"/>
+          <w:color w:val="000000"/>
+          <w:sz w:val="28"/>
+          <w:szCs w:val="28"/>
         </w:rPr>
         <w:t>Rohman</w:t>
       </w:r>
       <w:proofErr w:type="spellEnd"/>
       <w:r>
         <w:rPr>
-          <w:rFonts w:ascii="Times New Roman" w:hAnsi="Times New Roman"/>
-          <w:color w:val="000000"/>
-          <w:sz w:val="28"/>
+          <w:rFonts w:ascii="Times New Roman" w:hAnsi="Times New Roman" w:eastAsia="Times New Roman" w:cs="Times New Roman"/>
+          <w:color w:val="000000"/>
+          <w:sz w:val="28"/>
+          <w:szCs w:val="28"/>
         </w:rPr>
         <w:t xml:space="preserve"> в обзоре исследований интеллектуальных складов выделяют цифровизацию и обмен актуальными данными об остатках как значимые направления развития [2]. Это обосновывает использование единого набора данных о товарах, заказах и резервах; внедрение робототехники в объём разрабатываемой системы не входит.</w:t>
       </w:r>
       <w:r>
-        <w:t xml:space="preserve"> Т. В. Третьяченко и Д. С. Позднухов также рассматривают внедрение цифровых технологий в отечественную складскую логистику [19].</w:t>
+        <w:rPr>
+          <w:rFonts w:ascii="Times New Roman" w:hAnsi="Times New Roman" w:eastAsia="Times New Roman" w:cs="Times New Roman"/>
+          <w:sz w:val="28"/>
+          <w:szCs w:val="28"/>
+        </w:rPr>
+        <w:t xml:space="preserve"> </w:t>
+      </w:r>
+      <w:r>
+        <w:rPr>
+          <w:rFonts w:ascii="Times New Roman" w:hAnsi="Times New Roman" w:cs="Times New Roman" w:eastAsia="Times New Roman"/>
+          <w:sz w:val="28"/>
+          <w:szCs w:val="28"/>
+        </w:rPr>
+        <w:t>Т. В. Третьяченко и Д. С. Позднухов также рассматривают внедрение цифровых технологий в отечественную складскую логистику [3].</w:t>
       </w:r>
     </w:p>
     <w:p>
@@ -9258,47 +9338,52 @@
       </w:pPr>
       <w:r>
         <w:rPr>
-          <w:rFonts w:ascii="Times New Roman" w:hAnsi="Times New Roman"/>
-          <w:color w:val="000000"/>
-          <w:sz w:val="28"/>
+          <w:rFonts w:ascii="Times New Roman" w:hAnsi="Times New Roman" w:eastAsia="Times New Roman" w:cs="Times New Roman"/>
+          <w:color w:val="000000"/>
+          <w:sz w:val="28"/>
+          <w:szCs w:val="28"/>
         </w:rPr>
         <w:t xml:space="preserve">Предметную область дополняют издания В. В. </w:t>
       </w:r>
       <w:proofErr w:type="spellStart"/>
       <w:r>
         <w:rPr>
-          <w:rFonts w:ascii="Times New Roman" w:hAnsi="Times New Roman"/>
-          <w:color w:val="000000"/>
-          <w:sz w:val="28"/>
+          <w:rFonts w:ascii="Times New Roman" w:hAnsi="Times New Roman" w:eastAsia="Times New Roman" w:cs="Times New Roman"/>
+          <w:color w:val="000000"/>
+          <w:sz w:val="28"/>
+          <w:szCs w:val="28"/>
         </w:rPr>
         <w:t>Дыбской</w:t>
       </w:r>
       <w:proofErr w:type="spellEnd"/>
       <w:r>
         <w:rPr>
-          <w:rFonts w:ascii="Times New Roman" w:hAnsi="Times New Roman"/>
-          <w:color w:val="000000"/>
-          <w:sz w:val="28"/>
+          <w:rFonts w:ascii="Times New Roman" w:hAnsi="Times New Roman" w:eastAsia="Times New Roman" w:cs="Times New Roman"/>
+          <w:color w:val="000000"/>
+          <w:sz w:val="28"/>
+          <w:szCs w:val="28"/>
         </w:rPr>
         <w:t xml:space="preserve"> и </w:t>
       </w:r>
       <w:proofErr w:type="spellStart"/>
       <w:r>
         <w:rPr>
-          <w:rFonts w:ascii="Times New Roman" w:hAnsi="Times New Roman"/>
-          <w:color w:val="000000"/>
-          <w:sz w:val="28"/>
+          <w:rFonts w:ascii="Times New Roman" w:hAnsi="Times New Roman" w:eastAsia="Times New Roman" w:cs="Times New Roman"/>
+          <w:color w:val="000000"/>
+          <w:sz w:val="28"/>
+          <w:szCs w:val="28"/>
         </w:rPr>
         <w:t>И</w:t>
       </w:r>
       <w:proofErr w:type="spellEnd"/>
       <w:r>
         <w:rPr>
-          <w:rFonts w:ascii="Times New Roman" w:hAnsi="Times New Roman"/>
-          <w:color w:val="000000"/>
-          <w:sz w:val="28"/>
-        </w:rPr>
-        <w:t>. А. Пузановой по логистике складирования [3, 4]. Они используются как теоретическая основа описания организации склада; конкретные результаты расчётов из этих книг в работе не применяются.</w:t>
+          <w:rFonts w:ascii="Times New Roman" w:hAnsi="Times New Roman" w:eastAsia="Times New Roman" w:cs="Times New Roman"/>
+          <w:color w:val="000000"/>
+          <w:sz w:val="28"/>
+          <w:szCs w:val="28"/>
+        </w:rPr>
+        <w:t>. А. Пузановой по логистике складирования [4, 5]. Они используются как теоретическая основа описания организации склада; конкретные результаты расчётов из этих книг в работе не применяются.</w:t>
       </w:r>
     </w:p>
     <w:p>
@@ -9309,9 +9394,10 @@
       </w:pPr>
       <w:r>
         <w:rPr>
-          <w:rFonts w:ascii="Times New Roman" w:hAnsi="Times New Roman"/>
-          <w:color w:val="000000"/>
-          <w:sz w:val="28"/>
+          <w:rFonts w:ascii="Times New Roman" w:hAnsi="Times New Roman" w:eastAsia="Times New Roman" w:cs="Times New Roman"/>
+          <w:color w:val="000000"/>
+          <w:sz w:val="28"/>
+          <w:szCs w:val="28"/>
         </w:rPr>
         <w:t>Оптовая торговля офисной мебелью со склада предполагает обработку заказов организаций на партии столов, кресел, шкафов, тумб и других изделий. В рассматриваемой модели товары уже поступили на один склад и доступны для продажи по утверждённому прайс-листу.</w:t>
       </w:r>
@@ -9324,9 +9410,10 @@
       </w:pPr>
       <w:r>
         <w:rPr>
-          <w:rFonts w:ascii="Times New Roman" w:hAnsi="Times New Roman"/>
-          <w:color w:val="000000"/>
-          <w:sz w:val="28"/>
+          <w:rFonts w:ascii="Times New Roman" w:hAnsi="Times New Roman" w:eastAsia="Times New Roman" w:cs="Times New Roman"/>
+          <w:color w:val="000000"/>
+          <w:sz w:val="28"/>
+          <w:szCs w:val="28"/>
         </w:rPr>
         <w:t>Карточка товара содержит артикул, наименование, категорию, характеристики и цену. Изделия с разными размерами, цветом или комплектацией учитываются как разные позиции. Количество измеряется целыми единицами; цена фиксируется в рублях с точностью до копеек.</w:t>
       </w:r>
@@ -9339,9 +9426,10 @@
       </w:pPr>
       <w:r>
         <w:rPr>
-          <w:rFonts w:ascii="Times New Roman" w:hAnsi="Times New Roman"/>
-          <w:color w:val="000000"/>
-          <w:sz w:val="28"/>
+          <w:rFonts w:ascii="Times New Roman" w:hAnsi="Times New Roman" w:eastAsia="Times New Roman" w:cs="Times New Roman"/>
+          <w:color w:val="000000"/>
+          <w:sz w:val="28"/>
+          <w:szCs w:val="28"/>
         </w:rPr>
         <w:lastRenderedPageBreak/>
         <w:t xml:space="preserve">При описании мебельной номенклатуры следует учитывать различия размеров, комплектации и других характеристик изделий. Обзор P.-W. </w:t>
@@ -9349,56 +9437,62 @@
       <w:proofErr w:type="spellStart"/>
       <w:r>
         <w:rPr>
-          <w:rFonts w:ascii="Times New Roman" w:hAnsi="Times New Roman"/>
-          <w:color w:val="000000"/>
-          <w:sz w:val="28"/>
+          <w:rFonts w:ascii="Times New Roman" w:hAnsi="Times New Roman" w:eastAsia="Times New Roman" w:cs="Times New Roman"/>
+          <w:color w:val="000000"/>
+          <w:sz w:val="28"/>
+          <w:szCs w:val="28"/>
         </w:rPr>
         <w:t>Albert</w:t>
       </w:r>
       <w:proofErr w:type="spellEnd"/>
       <w:r>
         <w:rPr>
-          <w:rFonts w:ascii="Times New Roman" w:hAnsi="Times New Roman"/>
-          <w:color w:val="000000"/>
-          <w:sz w:val="28"/>
+          <w:rFonts w:ascii="Times New Roman" w:hAnsi="Times New Roman" w:eastAsia="Times New Roman" w:cs="Times New Roman"/>
+          <w:color w:val="000000"/>
+          <w:sz w:val="28"/>
+          <w:szCs w:val="28"/>
         </w:rPr>
         <w:t xml:space="preserve">, M. </w:t>
       </w:r>
       <w:proofErr w:type="spellStart"/>
       <w:r>
         <w:rPr>
-          <w:rFonts w:ascii="Times New Roman" w:hAnsi="Times New Roman"/>
-          <w:color w:val="000000"/>
-          <w:sz w:val="28"/>
+          <w:rFonts w:ascii="Times New Roman" w:hAnsi="Times New Roman" w:eastAsia="Times New Roman" w:cs="Times New Roman"/>
+          <w:color w:val="000000"/>
+          <w:sz w:val="28"/>
+          <w:szCs w:val="28"/>
         </w:rPr>
         <w:t>Rönnqvist</w:t>
       </w:r>
       <w:proofErr w:type="spellEnd"/>
       <w:r>
         <w:rPr>
-          <w:rFonts w:ascii="Times New Roman" w:hAnsi="Times New Roman"/>
-          <w:color w:val="000000"/>
-          <w:sz w:val="28"/>
+          <w:rFonts w:ascii="Times New Roman" w:hAnsi="Times New Roman" w:eastAsia="Times New Roman" w:cs="Times New Roman"/>
+          <w:color w:val="000000"/>
+          <w:sz w:val="28"/>
+          <w:szCs w:val="28"/>
         </w:rPr>
         <w:t xml:space="preserve"> и N. </w:t>
       </w:r>
       <w:proofErr w:type="spellStart"/>
       <w:r>
         <w:rPr>
-          <w:rFonts w:ascii="Times New Roman" w:hAnsi="Times New Roman"/>
-          <w:color w:val="000000"/>
-          <w:sz w:val="28"/>
+          <w:rFonts w:ascii="Times New Roman" w:hAnsi="Times New Roman" w:eastAsia="Times New Roman" w:cs="Times New Roman"/>
+          <w:color w:val="000000"/>
+          <w:sz w:val="28"/>
+          <w:szCs w:val="28"/>
         </w:rPr>
         <w:t>Lehoux</w:t>
       </w:r>
       <w:proofErr w:type="spellEnd"/>
       <w:r>
         <w:rPr>
-          <w:rFonts w:ascii="Times New Roman" w:hAnsi="Times New Roman"/>
-          <w:color w:val="000000"/>
-          <w:sz w:val="28"/>
-        </w:rPr>
-        <w:t xml:space="preserve"> посвящён сложности размещения неоднородных запасных частей [5]. Применительно к мебели из него можно вывести необходимость сохранять характеристики каждой позиции; это перенос общего подхода, а не результат исследования мебельного склада авторами статьи.</w:t>
+          <w:rFonts w:ascii="Times New Roman" w:hAnsi="Times New Roman" w:eastAsia="Times New Roman" w:cs="Times New Roman"/>
+          <w:color w:val="000000"/>
+          <w:sz w:val="28"/>
+          <w:szCs w:val="28"/>
+        </w:rPr>
+        <w:t xml:space="preserve"> посвящён сложности размещения неоднородных запасных частей [6]. Применительно к мебели из него можно вывести необходимость сохранять характеристики каждой позиции; это перенос общего подхода, а не результат исследования мебельного склада авторами статьи.</w:t>
       </w:r>
     </w:p>
     <w:p>
@@ -9409,9 +9503,10 @@
       </w:pPr>
       <w:r>
         <w:rPr>
-          <w:rFonts w:ascii="Times New Roman" w:hAnsi="Times New Roman"/>
-          <w:color w:val="000000"/>
-          <w:sz w:val="28"/>
+          <w:rFonts w:ascii="Times New Roman" w:hAnsi="Times New Roman" w:eastAsia="Times New Roman" w:cs="Times New Roman"/>
+          <w:color w:val="000000"/>
+          <w:sz w:val="28"/>
+          <w:szCs w:val="28"/>
         </w:rPr>
         <w:t>Для рассматриваемой модели важно различать физический остаток, резерв и доступное количество. Физический остаток показывает число единиц на складе. Резерв закрепляет часть остатка за подтверждёнными заказами. Доступное количество определяется как физический остаток минус действующие резервы.</w:t>
       </w:r>
@@ -9423,6 +9518,11 @@
       <w:bookmarkStart w:id="14" w:name="_Toc242108178"/>
       <w:bookmarkStart w:id="15" w:name="_Toc242202200"/>
       <w:r>
+        <w:rPr>
+          <w:rFonts w:ascii="Times New Roman" w:hAnsi="Times New Roman" w:eastAsia="Times New Roman" w:cs="Times New Roman"/>
+          <w:sz w:val="28"/>
+          <w:szCs w:val="28"/>
+        </w:rPr>
         <w:t>1.2 Проблемы учёта и необходимость автоматизации</w:t>
       </w:r>
       <w:bookmarkEnd w:id="14"/>
@@ -9436,9 +9536,10 @@
       </w:pPr>
       <w:r>
         <w:rPr>
-          <w:rFonts w:ascii="Times New Roman" w:hAnsi="Times New Roman"/>
-          <w:color w:val="000000"/>
-          <w:sz w:val="28"/>
+          <w:rFonts w:ascii="Times New Roman" w:hAnsi="Times New Roman" w:eastAsia="Times New Roman" w:cs="Times New Roman"/>
+          <w:color w:val="000000"/>
+          <w:sz w:val="28"/>
+          <w:szCs w:val="28"/>
         </w:rPr>
         <w:t>Если менеджер сверяет заявку с отдельной таблицей и передаёт сведения о резерве вручную, данные могут устареть до завершения обработки. Два менеджера могут обещать покупателям одни и те же изделия. Повторный ввод артикулов и количества создаёт риск ошибок и усложняет проверку причин отказа.</w:t>
       </w:r>
@@ -9451,11 +9552,12 @@
       </w:pPr>
       <w:r>
         <w:rPr>
-          <w:rFonts w:ascii="Times New Roman" w:hAnsi="Times New Roman"/>
-          <w:color w:val="000000"/>
-          <w:sz w:val="28"/>
-        </w:rPr>
-        <w:t>Связь управления товарными запасами с конкурентоспособностью торговых компаний рассматривают Н. Г. Новикова и С. В. Щепина [6]. А. Волков относит автоматизацию ручных операций и управление запасами к направлениям оптимизации издержек оптовой торговли [7]. Эти работы обосновывают выбор обработки заявки как участка, где целесообразно сокращать повторный ввод данных и ошибки согласования.</w:t>
+          <w:rFonts w:ascii="Times New Roman" w:hAnsi="Times New Roman" w:eastAsia="Times New Roman" w:cs="Times New Roman"/>
+          <w:color w:val="000000"/>
+          <w:sz w:val="28"/>
+          <w:szCs w:val="28"/>
+        </w:rPr>
+        <w:t>Связь управления товарными запасами с конкурентоспособностью торговых компаний рассматривают Н. Г. Новикова и С. В. Щепина [7]. А. Волков относит автоматизацию ручных операций и управление запасами к направлениям оптимизации издержек оптовой торговли [8]. Эти работы обосновывают выбор обработки заявки как участка, где целесообразно сокращать повторный ввод данных и ошибки согласования.</w:t>
       </w:r>
     </w:p>
     <w:p>
@@ -9466,41 +9568,59 @@
       </w:pPr>
       <w:r>
         <w:rPr>
-          <w:rFonts w:ascii="Times New Roman" w:hAnsi="Times New Roman"/>
-          <w:color w:val="000000"/>
-          <w:sz w:val="28"/>
+          <w:rFonts w:ascii="Times New Roman" w:hAnsi="Times New Roman" w:eastAsia="Times New Roman" w:cs="Times New Roman"/>
+          <w:color w:val="000000"/>
+          <w:sz w:val="28"/>
+          <w:szCs w:val="28"/>
         </w:rPr>
         <w:t xml:space="preserve">Т. И. Хитрова и С. Б. </w:t>
       </w:r>
       <w:proofErr w:type="spellStart"/>
       <w:r>
         <w:rPr>
-          <w:rFonts w:ascii="Times New Roman" w:hAnsi="Times New Roman"/>
-          <w:color w:val="000000"/>
-          <w:sz w:val="28"/>
+          <w:rFonts w:ascii="Times New Roman" w:hAnsi="Times New Roman" w:eastAsia="Times New Roman" w:cs="Times New Roman"/>
+          <w:color w:val="000000"/>
+          <w:sz w:val="28"/>
+          <w:szCs w:val="28"/>
         </w:rPr>
         <w:t>Пянзин</w:t>
       </w:r>
       <w:proofErr w:type="spellEnd"/>
       <w:r>
         <w:rPr>
-          <w:rFonts w:ascii="Times New Roman" w:hAnsi="Times New Roman"/>
-          <w:color w:val="000000"/>
-          <w:sz w:val="28"/>
-        </w:rPr>
-        <w:t xml:space="preserve"> рассматривают развитие информационной системы для управления многономенклатурными потоками оптово-розничной компании [8]. Для предлагаемой модели это означает, что сведения о товарах и заказах должны быть связаны, а не храниться в независимых списках. В работе Е. А. Ефимова и М. А. Казанцева описан пример модернизации программного управления складскими комплексами [9]. Из него важна возможность развития </w:t>
-      </w:r>
-      <w:r>
-        <w:rPr>
-          <w:rFonts w:ascii="Times New Roman" w:hAnsi="Times New Roman"/>
-          <w:color w:val="000000"/>
-          <w:sz w:val="28"/>
+          <w:rFonts w:ascii="Times New Roman" w:hAnsi="Times New Roman" w:eastAsia="Times New Roman" w:cs="Times New Roman"/>
+          <w:color w:val="000000"/>
+          <w:sz w:val="28"/>
+          <w:szCs w:val="28"/>
+        </w:rPr>
+        <w:t xml:space="preserve"> рассматривают развитие информационной системы для управления многономенклатурными потоками оптово-розничной компании [9]. Для предлагаемой модели это означает, что сведения о товарах и заказах должны быть связаны, а не храниться в независимых списках. В работе Е. А. Ефимова и М. А. Казанцева описан пример модернизации программного управления складскими комплексами [10]. Из него важна возможность развития </w:t>
+      </w:r>
+      <w:r>
+        <w:rPr>
+          <w:rFonts w:ascii="Times New Roman" w:hAnsi="Times New Roman" w:eastAsia="Times New Roman" w:cs="Times New Roman"/>
+          <w:color w:val="000000"/>
+          <w:sz w:val="28"/>
+          <w:szCs w:val="28"/>
         </w:rPr>
         <w:lastRenderedPageBreak/>
-        <w:t>системы; использованная авторами микросервисная архитектура для рассматриваемой реализации не требуется.</w:t>
-      </w:r>
-      <w:r>
-        <w:t xml:space="preserve"> Исследование Е. В. Шароновой, Т. А. Лысовой и И. В. Шариковой показывает, что выбор средств автоматизации складского учёта следует основывать на анализе операций склада и критериев сравнения программных продуктов [18].</w:t>
+        <w:t xml:space="preserve">системы; использованная авторами микросервисная архитектура для рассматриваемой реализации не </w:t>
+      </w:r>
+      <w:r>
+        <w:rPr>
+          <w:rFonts w:ascii="Times New Roman" w:hAnsi="Times New Roman" w:cs="Times New Roman" w:eastAsia="Times New Roman"/>
+          <w:color w:val="000000"/>
+          <w:sz w:val="28"/>
+          <w:szCs w:val="28"/>
+        </w:rPr>
+        <w:t>требуется.</w:t>
+      </w:r>
+      <w:r>
+        <w:rPr>
+          <w:rFonts w:ascii="Times New Roman" w:hAnsi="Times New Roman" w:cs="Times New Roman" w:eastAsia="Times New Roman"/>
+          <w:sz w:val="28"/>
+          <w:szCs w:val="28"/>
+        </w:rPr>
+        <w:t xml:space="preserve"> Исследование Е. В. Шароновой, Т. А. Лысовой и И. В. Шариковой показывает, что выбор средств автоматизации складского учёта следует основывать на анализе операций склада и критериев сравнения программных продуктов [11].</w:t>
       </w:r>
     </w:p>
     <w:p>
@@ -9511,83 +9631,92 @@
       </w:pPr>
       <w:r>
         <w:rPr>
-          <w:rFonts w:ascii="Times New Roman" w:hAnsi="Times New Roman"/>
-          <w:color w:val="000000"/>
-          <w:sz w:val="28"/>
+          <w:rFonts w:ascii="Times New Roman" w:hAnsi="Times New Roman" w:eastAsia="Times New Roman" w:cs="Times New Roman"/>
+          <w:color w:val="000000"/>
+          <w:sz w:val="28"/>
+          <w:szCs w:val="28"/>
         </w:rPr>
         <w:t xml:space="preserve">Управление запасами шире, чем резервирование конкретного заказа. Обзор J. B. </w:t>
       </w:r>
       <w:proofErr w:type="spellStart"/>
       <w:r>
         <w:rPr>
-          <w:rFonts w:ascii="Times New Roman" w:hAnsi="Times New Roman"/>
-          <w:color w:val="000000"/>
-          <w:sz w:val="28"/>
+          <w:rFonts w:ascii="Times New Roman" w:hAnsi="Times New Roman" w:eastAsia="Times New Roman" w:cs="Times New Roman"/>
+          <w:color w:val="000000"/>
+          <w:sz w:val="28"/>
+          <w:szCs w:val="28"/>
         </w:rPr>
         <w:t>Munyaka</w:t>
       </w:r>
       <w:proofErr w:type="spellEnd"/>
       <w:r>
         <w:rPr>
-          <w:rFonts w:ascii="Times New Roman" w:hAnsi="Times New Roman"/>
-          <w:color w:val="000000"/>
-          <w:sz w:val="28"/>
+          <w:rFonts w:ascii="Times New Roman" w:hAnsi="Times New Roman" w:eastAsia="Times New Roman" w:cs="Times New Roman"/>
+          <w:color w:val="000000"/>
+          <w:sz w:val="28"/>
+          <w:szCs w:val="28"/>
         </w:rPr>
         <w:t xml:space="preserve"> и V. S. S. </w:t>
       </w:r>
       <w:proofErr w:type="spellStart"/>
       <w:r>
         <w:rPr>
-          <w:rFonts w:ascii="Times New Roman" w:hAnsi="Times New Roman"/>
-          <w:color w:val="000000"/>
-          <w:sz w:val="28"/>
+          <w:rFonts w:ascii="Times New Roman" w:hAnsi="Times New Roman" w:eastAsia="Times New Roman" w:cs="Times New Roman"/>
+          <w:color w:val="000000"/>
+          <w:sz w:val="28"/>
+          <w:szCs w:val="28"/>
         </w:rPr>
         <w:t>Yadavalli</w:t>
       </w:r>
       <w:proofErr w:type="spellEnd"/>
       <w:r>
         <w:rPr>
-          <w:rFonts w:ascii="Times New Roman" w:hAnsi="Times New Roman"/>
-          <w:color w:val="000000"/>
-          <w:sz w:val="28"/>
-        </w:rPr>
-        <w:t xml:space="preserve"> связывает выбор модели управления запасами с характеристиками спроса [10]. С. П. </w:t>
+          <w:rFonts w:ascii="Times New Roman" w:hAnsi="Times New Roman" w:eastAsia="Times New Roman" w:cs="Times New Roman"/>
+          <w:color w:val="000000"/>
+          <w:sz w:val="28"/>
+          <w:szCs w:val="28"/>
+        </w:rPr>
+        <w:t xml:space="preserve"> связывает выбор модели управления запасами с характеристиками спроса [12]. С. П. </w:t>
       </w:r>
       <w:proofErr w:type="spellStart"/>
       <w:r>
         <w:rPr>
-          <w:rFonts w:ascii="Times New Roman" w:hAnsi="Times New Roman"/>
-          <w:color w:val="000000"/>
-          <w:sz w:val="28"/>
+          <w:rFonts w:ascii="Times New Roman" w:hAnsi="Times New Roman" w:eastAsia="Times New Roman" w:cs="Times New Roman"/>
+          <w:color w:val="000000"/>
+          <w:sz w:val="28"/>
+          <w:szCs w:val="28"/>
         </w:rPr>
         <w:t>Сырыгин</w:t>
       </w:r>
       <w:proofErr w:type="spellEnd"/>
       <w:r>
         <w:rPr>
-          <w:rFonts w:ascii="Times New Roman" w:hAnsi="Times New Roman"/>
-          <w:color w:val="000000"/>
-          <w:sz w:val="28"/>
+          <w:rFonts w:ascii="Times New Roman" w:hAnsi="Times New Roman" w:eastAsia="Times New Roman" w:cs="Times New Roman"/>
+          <w:color w:val="000000"/>
+          <w:sz w:val="28"/>
+          <w:szCs w:val="28"/>
         </w:rPr>
         <w:t xml:space="preserve"> и Н. А. </w:t>
       </w:r>
       <w:proofErr w:type="spellStart"/>
       <w:r>
         <w:rPr>
-          <w:rFonts w:ascii="Times New Roman" w:hAnsi="Times New Roman"/>
-          <w:color w:val="000000"/>
-          <w:sz w:val="28"/>
+          <w:rFonts w:ascii="Times New Roman" w:hAnsi="Times New Roman" w:eastAsia="Times New Roman" w:cs="Times New Roman"/>
+          <w:color w:val="000000"/>
+          <w:sz w:val="28"/>
+          <w:szCs w:val="28"/>
         </w:rPr>
         <w:t>Бушмакин</w:t>
       </w:r>
       <w:proofErr w:type="spellEnd"/>
       <w:r>
         <w:rPr>
-          <w:rFonts w:ascii="Times New Roman" w:hAnsi="Times New Roman"/>
-          <w:color w:val="000000"/>
-          <w:sz w:val="28"/>
-        </w:rPr>
-        <w:t xml:space="preserve"> рассматривают страховой запас, точки заказа и классификацию номенклатуры для производства [11]. В данной практике эти задачи служат контекстом предметной области, а автоматизируется проверка уже имеющихся остатков.</w:t>
+          <w:rFonts w:ascii="Times New Roman" w:hAnsi="Times New Roman" w:eastAsia="Times New Roman" w:cs="Times New Roman"/>
+          <w:color w:val="000000"/>
+          <w:sz w:val="28"/>
+          <w:szCs w:val="28"/>
+        </w:rPr>
+        <w:t xml:space="preserve"> рассматривают страховой запас, точки заказа и классификацию номенклатуры для производства [13]. В данной практике эти задачи служат контекстом предметной области, а автоматизируется проверка уже имеющихся остатков.</w:t>
       </w:r>
     </w:p>
     <w:p>
@@ -9598,14 +9727,28 @@
       </w:pPr>
       <w:r>
         <w:rPr>
-          <w:rFonts w:ascii="Times New Roman" w:hAnsi="Times New Roman"/>
-          <w:color w:val="000000"/>
-          <w:sz w:val="28"/>
+          <w:rFonts w:ascii="Times New Roman" w:hAnsi="Times New Roman" w:eastAsia="Times New Roman" w:cs="Times New Roman"/>
+          <w:color w:val="000000"/>
+          <w:sz w:val="28"/>
+          <w:szCs w:val="28"/>
         </w:rPr>
         <w:t>Автоматизация должна обеспечить единые правила проверки заявок, расчёт стоимости по сохранённым ценам и согласованное изменение резервов. Эффект автоматизации оценивается по времени обработки контрольных заявок, числу ручных операций и количеству ошибочных резервов.</w:t>
       </w:r>
       <w:r>
-        <w:t xml:space="preserve"> Ю. О. Гантимурова рассматривает инновационные технологии складского управления как средство повышения эффективности логистических операций [20].</w:t>
+        <w:rPr>
+          <w:rFonts w:ascii="Times New Roman" w:hAnsi="Times New Roman" w:eastAsia="Times New Roman" w:cs="Times New Roman"/>
+          <w:sz w:val="28"/>
+          <w:szCs w:val="28"/>
+        </w:rPr>
+        <w:t xml:space="preserve"> </w:t>
+      </w:r>
+      <w:r>
+        <w:rPr>
+          <w:rFonts w:ascii="Times New Roman" w:hAnsi="Times New Roman" w:cs="Times New Roman" w:eastAsia="Times New Roman"/>
+          <w:sz w:val="28"/>
+          <w:szCs w:val="28"/>
+        </w:rPr>
+        <w:t>Ю. О. Гантимурова рассматривает инновационные технологии складского управления как средство повышения эффективности логистических операций [14].</w:t>
       </w:r>
     </w:p>
     <w:p>
@@ -9615,6 +9758,11 @@
       <w:bookmarkStart w:id="16" w:name="_Toc242108180"/>
       <w:bookmarkStart w:id="17" w:name="_Toc242202201"/>
       <w:r>
+        <w:rPr>
+          <w:rFonts w:ascii="Times New Roman" w:hAnsi="Times New Roman" w:eastAsia="Times New Roman" w:cs="Times New Roman"/>
+          <w:sz w:val="28"/>
+          <w:szCs w:val="28"/>
+        </w:rPr>
         <w:t>1.3 Анализ существующих решений</w:t>
       </w:r>
       <w:bookmarkEnd w:id="16"/>
@@ -9626,6 +9774,11 @@
       </w:pPr>
       <w:bookmarkStart w:id="18" w:name="_Toc242108181"/>
       <w:r>
+        <w:rPr>
+          <w:rFonts w:ascii="Times New Roman" w:hAnsi="Times New Roman" w:eastAsia="Times New Roman" w:cs="Times New Roman"/>
+          <w:sz w:val="28"/>
+          <w:szCs w:val="28"/>
+        </w:rPr>
         <w:t>1.3.1 Критерии сравнения</w:t>
       </w:r>
       <w:bookmarkEnd w:id="18"/>
@@ -9638,45 +9791,50 @@
       </w:pPr>
       <w:r>
         <w:rPr>
-          <w:rFonts w:ascii="Times New Roman" w:hAnsi="Times New Roman"/>
-          <w:color w:val="000000"/>
-          <w:sz w:val="28"/>
+          <w:rFonts w:ascii="Times New Roman" w:hAnsi="Times New Roman" w:eastAsia="Times New Roman" w:cs="Times New Roman"/>
+          <w:color w:val="000000"/>
+          <w:sz w:val="28"/>
+          <w:szCs w:val="28"/>
         </w:rPr>
         <w:t>Для сравнения выбраны «1С:Управление торговлей», «</w:t>
       </w:r>
       <w:proofErr w:type="spellStart"/>
       <w:r>
         <w:rPr>
-          <w:rFonts w:ascii="Times New Roman" w:hAnsi="Times New Roman"/>
-          <w:color w:val="000000"/>
-          <w:sz w:val="28"/>
+          <w:rFonts w:ascii="Times New Roman" w:hAnsi="Times New Roman" w:eastAsia="Times New Roman" w:cs="Times New Roman"/>
+          <w:color w:val="000000"/>
+          <w:sz w:val="28"/>
+          <w:szCs w:val="28"/>
         </w:rPr>
         <w:t>МойСклад</w:t>
       </w:r>
       <w:proofErr w:type="spellEnd"/>
       <w:r>
         <w:rPr>
-          <w:rFonts w:ascii="Times New Roman" w:hAnsi="Times New Roman"/>
-          <w:color w:val="000000"/>
-          <w:sz w:val="28"/>
+          <w:rFonts w:ascii="Times New Roman" w:hAnsi="Times New Roman" w:eastAsia="Times New Roman" w:cs="Times New Roman"/>
+          <w:color w:val="000000"/>
+          <w:sz w:val="28"/>
+          <w:szCs w:val="28"/>
         </w:rPr>
         <w:t xml:space="preserve">» и </w:t>
       </w:r>
       <w:proofErr w:type="spellStart"/>
       <w:r>
         <w:rPr>
-          <w:rFonts w:ascii="Times New Roman" w:hAnsi="Times New Roman"/>
-          <w:color w:val="000000"/>
-          <w:sz w:val="28"/>
+          <w:rFonts w:ascii="Times New Roman" w:hAnsi="Times New Roman" w:eastAsia="Times New Roman" w:cs="Times New Roman"/>
+          <w:color w:val="000000"/>
+          <w:sz w:val="28"/>
+          <w:szCs w:val="28"/>
         </w:rPr>
         <w:t>Odoo</w:t>
       </w:r>
       <w:proofErr w:type="spellEnd"/>
       <w:r>
         <w:rPr>
-          <w:rFonts w:ascii="Times New Roman" w:hAnsi="Times New Roman"/>
-          <w:color w:val="000000"/>
-          <w:sz w:val="28"/>
+          <w:rFonts w:ascii="Times New Roman" w:hAnsi="Times New Roman" w:eastAsia="Times New Roman" w:cs="Times New Roman"/>
+          <w:color w:val="000000"/>
+          <w:sz w:val="28"/>
+          <w:szCs w:val="28"/>
         </w:rPr>
         <w:t>. Рассматриваются ведение заказа, резервирование, контроль доступности и применимость к поставленной задаче. Сравнение основано на официальных описаниях функций; установка продуктов, проверка тарифов и экспериментальное измерение скорости не выполнялись.</w:t>
       </w:r>
@@ -9687,6 +9845,11 @@
       </w:pPr>
       <w:bookmarkStart w:id="19" w:name="_Toc242108182"/>
       <w:r>
+        <w:rPr>
+          <w:rFonts w:ascii="Times New Roman" w:hAnsi="Times New Roman" w:eastAsia="Times New Roman" w:cs="Times New Roman"/>
+          <w:sz w:val="28"/>
+          <w:szCs w:val="28"/>
+        </w:rPr>
         <w:t>1.3.2 Возможности программных продуктов</w:t>
       </w:r>
       <w:bookmarkEnd w:id="19"/>
@@ -9699,29 +9862,41 @@
       </w:pPr>
       <w:r>
         <w:rPr>
-          <w:rFonts w:ascii="Times New Roman" w:hAnsi="Times New Roman"/>
-          <w:color w:val="000000"/>
-          <w:sz w:val="28"/>
+          <w:rFonts w:ascii="Times New Roman" w:hAnsi="Times New Roman" w:eastAsia="Times New Roman" w:cs="Times New Roman"/>
+          <w:color w:val="000000"/>
+          <w:sz w:val="28"/>
+          <w:szCs w:val="28"/>
         </w:rPr>
         <w:t>В «1</w:t>
       </w:r>
       <w:proofErr w:type="gramStart"/>
       <w:r>
         <w:rPr>
-          <w:rFonts w:ascii="Times New Roman" w:hAnsi="Times New Roman"/>
-          <w:color w:val="000000"/>
-          <w:sz w:val="28"/>
+          <w:rFonts w:ascii="Times New Roman" w:hAnsi="Times New Roman" w:eastAsia="Times New Roman" w:cs="Times New Roman"/>
+          <w:color w:val="000000"/>
+          <w:sz w:val="28"/>
+          <w:szCs w:val="28"/>
         </w:rPr>
         <w:t>С:Управление</w:t>
       </w:r>
       <w:proofErr w:type="gramEnd"/>
       <w:r>
         <w:rPr>
-          <w:rFonts w:ascii="Times New Roman" w:hAnsi="Times New Roman"/>
-          <w:color w:val="000000"/>
-          <w:sz w:val="28"/>
-        </w:rPr>
-        <w:t xml:space="preserve"> торговлей» заказ клиента позволяет закреплять товар на складе, контролировать его обеспечение и планировать отгрузку. Предусмотрены изменение назначения и снятие обособленного резерва. Поэтому система служит примером связи заказа с обеспечением товаром и состоянием его исполнения [12].</w:t>
+          <w:rFonts w:ascii="Times New Roman" w:hAnsi="Times New Roman" w:eastAsia="Times New Roman" w:cs="Times New Roman"/>
+          <w:color w:val="000000"/>
+          <w:sz w:val="28"/>
+          <w:szCs w:val="28"/>
+        </w:rPr>
+        <w:t xml:space="preserve"> торговлей» заказ клиента позволяет закреплять товар на складе, контролировать его обеспечение и планировать отгрузку. Предусмотрены изменение назначения и снятие обособленного резерва. </w:t>
+      </w:r>
+      <w:r>
+        <w:rPr>
+          <w:rFonts w:ascii="Times New Roman" w:hAnsi="Times New Roman" w:eastAsia="Times New Roman" w:cs="Times New Roman"/>
+          <w:color w:val="000000"/>
+          <w:sz w:val="28"/>
+          <w:szCs w:val="28"/>
+        </w:rPr>
+        <w:t>Поэтому система служит примером связи заказа с обеспечением товаром и состоянием его исполнения [15].</w:t>
       </w:r>
     </w:p>
     <w:p>
@@ -9732,38 +9907,32 @@
       </w:pPr>
       <w:r>
         <w:rPr>
-          <w:rFonts w:ascii="Times New Roman" w:hAnsi="Times New Roman"/>
-          <w:color w:val="000000"/>
-          <w:sz w:val="28"/>
+          <w:rFonts w:ascii="Times New Roman" w:hAnsi="Times New Roman" w:eastAsia="Times New Roman" w:cs="Times New Roman"/>
+          <w:color w:val="000000"/>
+          <w:sz w:val="28"/>
+          <w:szCs w:val="28"/>
         </w:rPr>
         <w:t>«</w:t>
       </w:r>
       <w:proofErr w:type="spellStart"/>
       <w:r>
         <w:rPr>
-          <w:rFonts w:ascii="Times New Roman" w:hAnsi="Times New Roman"/>
-          <w:color w:val="000000"/>
-          <w:sz w:val="28"/>
+          <w:rFonts w:ascii="Times New Roman" w:hAnsi="Times New Roman" w:eastAsia="Times New Roman" w:cs="Times New Roman"/>
+          <w:color w:val="000000"/>
+          <w:sz w:val="28"/>
+          <w:szCs w:val="28"/>
         </w:rPr>
         <w:t>МойСклад</w:t>
       </w:r>
       <w:proofErr w:type="spellEnd"/>
       <w:r>
         <w:rPr>
-          <w:rFonts w:ascii="Times New Roman" w:hAnsi="Times New Roman"/>
-          <w:color w:val="000000"/>
-          <w:sz w:val="28"/>
-        </w:rPr>
-        <w:t xml:space="preserve">» объединяет продажи, складской учёт и работу с клиентами. Официальное описание включает обработку заказов покупателей, их статусы, резервирование товара и учёт резервов в остатках. Для разрабатываемой системы </w:t>
-      </w:r>
-      <w:r>
-        <w:rPr>
-          <w:rFonts w:ascii="Times New Roman" w:hAnsi="Times New Roman"/>
-          <w:color w:val="000000"/>
-          <w:sz w:val="28"/>
-        </w:rPr>
-        <w:lastRenderedPageBreak/>
-        <w:t>полезен принцип представления заказа и доступности товара в одном процессе [13].</w:t>
+          <w:rFonts w:ascii="Times New Roman" w:hAnsi="Times New Roman" w:eastAsia="Times New Roman" w:cs="Times New Roman"/>
+          <w:color w:val="000000"/>
+          <w:sz w:val="28"/>
+          <w:szCs w:val="28"/>
+        </w:rPr>
+        <w:t>» объединяет продажи, складской учёт и работу с клиентами. Официальное описание включает обработку заказов покупателей, их статусы, резервирование товара и учёт резервов в остатках. Для разрабатываемой системы полезен принцип представления заказа и доступности товара в одном процессе [16].</w:t>
       </w:r>
     </w:p>
     <w:p>
@@ -9774,37 +9943,41 @@
       </w:pPr>
       <w:r>
         <w:rPr>
-          <w:rFonts w:ascii="Times New Roman" w:hAnsi="Times New Roman"/>
-          <w:color w:val="000000"/>
-          <w:sz w:val="28"/>
+          <w:rFonts w:ascii="Times New Roman" w:hAnsi="Times New Roman" w:eastAsia="Times New Roman" w:cs="Times New Roman"/>
+          <w:color w:val="000000"/>
+          <w:sz w:val="28"/>
+          <w:szCs w:val="28"/>
         </w:rPr>
         <w:t xml:space="preserve">В </w:t>
       </w:r>
       <w:proofErr w:type="spellStart"/>
       <w:r>
         <w:rPr>
-          <w:rFonts w:ascii="Times New Roman" w:hAnsi="Times New Roman"/>
-          <w:color w:val="000000"/>
-          <w:sz w:val="28"/>
+          <w:rFonts w:ascii="Times New Roman" w:hAnsi="Times New Roman" w:eastAsia="Times New Roman" w:cs="Times New Roman"/>
+          <w:color w:val="000000"/>
+          <w:sz w:val="28"/>
+          <w:szCs w:val="28"/>
         </w:rPr>
         <w:t>Odoo</w:t>
       </w:r>
       <w:proofErr w:type="spellEnd"/>
       <w:r>
         <w:rPr>
-          <w:rFonts w:ascii="Times New Roman" w:hAnsi="Times New Roman"/>
-          <w:color w:val="000000"/>
-          <w:sz w:val="28"/>
+          <w:rFonts w:ascii="Times New Roman" w:hAnsi="Times New Roman" w:eastAsia="Times New Roman" w:cs="Times New Roman"/>
+          <w:color w:val="000000"/>
+          <w:sz w:val="28"/>
+          <w:szCs w:val="28"/>
         </w:rPr>
         <w:t xml:space="preserve"> </w:t>
       </w:r>
       <w:r>
         <w:rPr>
-          <w:rFonts w:ascii="Times New Roman" w:hAnsi="Times New Roman"/>
-          <w:color w:val="000000"/>
-          <w:sz w:val="28"/>
-        </w:rPr>
-        <w:t>документирован ручной способ резервирования: после подтверждения заказа пользователь отдельно проверяет доступность и резервирует нужное количество. В описанном сценарии наличие товара ещё не означает, что он зарезервирован под заказ. Этот пример показывает необходимость явно различать доступность и закрепление товара [14].</w:t>
+          <w:rFonts w:ascii="Times New Roman" w:hAnsi="Times New Roman" w:eastAsia="Times New Roman" w:cs="Times New Roman"/>
+          <w:color w:val="000000"/>
+          <w:sz w:val="28"/>
+          <w:szCs w:val="28"/>
+        </w:rPr>
+        <w:t>документирован ручной способ резервирования: после подтверждения заказа пользователь отдельно проверяет доступность и резервирует нужное количество. В описанном сценарии наличие товара ещё не означает, что он зарезервирован под заказ. Этот пример показывает необходимость явно различать доступность и закрепление товара [17].</w:t>
       </w:r>
     </w:p>
     <w:p>
@@ -9814,9 +9987,10 @@
       </w:pPr>
       <w:r>
         <w:rPr>
-          <w:rFonts w:ascii="Times New Roman" w:hAnsi="Times New Roman"/>
-          <w:color w:val="000000"/>
-          <w:sz w:val="28"/>
+          <w:rFonts w:ascii="Times New Roman" w:hAnsi="Times New Roman" w:eastAsia="Times New Roman" w:cs="Times New Roman"/>
+          <w:color w:val="000000"/>
+          <w:sz w:val="28"/>
+          <w:szCs w:val="28"/>
         </w:rPr>
         <w:t>Таблица 1.1 — Сравнение решений по официальным описаниям</w:t>
       </w:r>
@@ -9857,9 +10031,10 @@
             </w:pPr>
             <w:r>
               <w:rPr>
-                <w:rFonts w:ascii="Times New Roman" w:hAnsi="Times New Roman"/>
+                <w:rFonts w:ascii="Times New Roman" w:hAnsi="Times New Roman" w:eastAsia="Times New Roman" w:cs="Times New Roman"/>
                 <w:color w:val="000000"/>
-                <w:sz w:val="24"/>
+                <w:sz w:val="28"/>
+                <w:szCs w:val="28"/>
               </w:rPr>
               <w:t>Критерий</w:t>
             </w:r>
@@ -9877,44 +10052,49 @@
             </w:pPr>
             <w:r>
               <w:rPr>
-                <w:rFonts w:ascii="Times New Roman" w:hAnsi="Times New Roman"/>
+                <w:rFonts w:ascii="Times New Roman" w:hAnsi="Times New Roman" w:eastAsia="Times New Roman" w:cs="Times New Roman"/>
                 <w:color w:val="000000"/>
-                <w:sz w:val="24"/>
+                <w:sz w:val="28"/>
+                <w:szCs w:val="28"/>
               </w:rPr>
               <w:t>1</w:t>
             </w:r>
             <w:proofErr w:type="gramStart"/>
             <w:r>
               <w:rPr>
-                <w:rFonts w:ascii="Times New Roman" w:hAnsi="Times New Roman"/>
+                <w:rFonts w:ascii="Times New Roman" w:hAnsi="Times New Roman" w:eastAsia="Times New Roman" w:cs="Times New Roman"/>
                 <w:color w:val="000000"/>
-                <w:sz w:val="24"/>
+                <w:sz w:val="28"/>
+                <w:szCs w:val="28"/>
               </w:rPr>
               <w:t>С:У</w:t>
             </w:r>
             <w:r>
               <w:rPr>
-                <w:rFonts w:ascii="Times New Roman" w:hAnsi="Times New Roman"/>
+                <w:rFonts w:ascii="Times New Roman" w:hAnsi="Times New Roman" w:eastAsia="Times New Roman" w:cs="Times New Roman"/>
                 <w:color w:val="000000"/>
-                <w:sz w:val="24"/>
+                <w:sz w:val="28"/>
+                <w:szCs w:val="28"/>
               </w:rPr>
               <w:t>правление</w:t>
             </w:r>
             <w:proofErr w:type="gramEnd"/>
             <w:r>
               <w:rPr>
-                <w:rFonts w:ascii="Times New Roman" w:hAnsi="Times New Roman"/>
+                <w:rFonts w:ascii="Times New Roman" w:hAnsi="Times New Roman" w:eastAsia="Times New Roman" w:cs="Times New Roman"/>
                 <w:color w:val="000000"/>
-                <w:sz w:val="24"/>
+                <w:sz w:val="28"/>
                 <w:lang w:val="en-US"/>
+                <w:szCs w:val="28"/>
               </w:rPr>
               <w:t xml:space="preserve"> </w:t>
             </w:r>
             <w:r>
               <w:rPr>
-                <w:rFonts w:ascii="Times New Roman" w:hAnsi="Times New Roman"/>
+                <w:rFonts w:ascii="Times New Roman" w:hAnsi="Times New Roman" w:eastAsia="Times New Roman" w:cs="Times New Roman"/>
                 <w:color w:val="000000"/>
-                <w:sz w:val="24"/>
+                <w:sz w:val="28"/>
+                <w:szCs w:val="28"/>
               </w:rPr>
               <w:t>торговлей</w:t>
             </w:r>
@@ -9933,9 +10113,10 @@
             <w:proofErr w:type="spellStart"/>
             <w:r>
               <w:rPr>
-                <w:rFonts w:ascii="Times New Roman" w:hAnsi="Times New Roman"/>
+                <w:rFonts w:ascii="Times New Roman" w:hAnsi="Times New Roman" w:eastAsia="Times New Roman" w:cs="Times New Roman"/>
                 <w:color w:val="000000"/>
-                <w:sz w:val="24"/>
+                <w:sz w:val="28"/>
+                <w:szCs w:val="28"/>
               </w:rPr>
               <w:t>МойСклад</w:t>
             </w:r>
@@ -9955,18 +10136,20 @@
             <w:proofErr w:type="spellStart"/>
             <w:r>
               <w:rPr>
-                <w:rFonts w:ascii="Times New Roman" w:hAnsi="Times New Roman"/>
+                <w:rFonts w:ascii="Times New Roman" w:hAnsi="Times New Roman" w:eastAsia="Times New Roman" w:cs="Times New Roman"/>
                 <w:color w:val="000000"/>
-                <w:sz w:val="24"/>
+                <w:sz w:val="28"/>
+                <w:szCs w:val="28"/>
               </w:rPr>
               <w:t>Odoo</w:t>
             </w:r>
             <w:proofErr w:type="spellEnd"/>
             <w:r>
               <w:rPr>
-                <w:rFonts w:ascii="Times New Roman" w:hAnsi="Times New Roman"/>
+                <w:rFonts w:ascii="Times New Roman" w:hAnsi="Times New Roman" w:eastAsia="Times New Roman" w:cs="Times New Roman"/>
                 <w:color w:val="000000"/>
-                <w:sz w:val="24"/>
+                <w:sz w:val="28"/>
+                <w:szCs w:val="28"/>
               </w:rPr>
               <w:t xml:space="preserve"> </w:t>
             </w:r>
@@ -9988,9 +10171,10 @@
             </w:pPr>
             <w:r>
               <w:rPr>
-                <w:rFonts w:ascii="Times New Roman" w:hAnsi="Times New Roman"/>
+                <w:rFonts w:ascii="Times New Roman" w:hAnsi="Times New Roman" w:eastAsia="Times New Roman" w:cs="Times New Roman"/>
                 <w:color w:val="000000"/>
-                <w:sz w:val="24"/>
+                <w:sz w:val="28"/>
+                <w:szCs w:val="28"/>
               </w:rPr>
               <w:t>Заказ покупателя</w:t>
             </w:r>
@@ -10007,9 +10191,10 @@
             </w:pPr>
             <w:r>
               <w:rPr>
-                <w:rFonts w:ascii="Times New Roman" w:hAnsi="Times New Roman"/>
+                <w:rFonts w:ascii="Times New Roman" w:hAnsi="Times New Roman" w:eastAsia="Times New Roman" w:cs="Times New Roman"/>
                 <w:color w:val="000000"/>
-                <w:sz w:val="24"/>
+                <w:sz w:val="28"/>
+                <w:szCs w:val="28"/>
               </w:rPr>
               <w:t>Заказ клиента и состояния исполнения</w:t>
             </w:r>
@@ -10026,9 +10211,10 @@
             </w:pPr>
             <w:r>
               <w:rPr>
-                <w:rFonts w:ascii="Times New Roman" w:hAnsi="Times New Roman"/>
+                <w:rFonts w:ascii="Times New Roman" w:hAnsi="Times New Roman" w:eastAsia="Times New Roman" w:cs="Times New Roman"/>
                 <w:color w:val="000000"/>
-                <w:sz w:val="24"/>
+                <w:sz w:val="28"/>
+                <w:szCs w:val="28"/>
               </w:rPr>
               <w:t>Заказы и статусы</w:t>
             </w:r>
@@ -10045,9 +10231,10 @@
             </w:pPr>
             <w:r>
               <w:rPr>
-                <w:rFonts w:ascii="Times New Roman" w:hAnsi="Times New Roman"/>
+                <w:rFonts w:ascii="Times New Roman" w:hAnsi="Times New Roman" w:eastAsia="Times New Roman" w:cs="Times New Roman"/>
                 <w:color w:val="000000"/>
-                <w:sz w:val="24"/>
+                <w:sz w:val="28"/>
+                <w:szCs w:val="28"/>
               </w:rPr>
               <w:t>Заказ продажи</w:t>
             </w:r>
@@ -10069,9 +10256,10 @@
             </w:pPr>
             <w:r>
               <w:rPr>
-                <w:rFonts w:ascii="Times New Roman" w:hAnsi="Times New Roman"/>
+                <w:rFonts w:ascii="Times New Roman" w:hAnsi="Times New Roman" w:eastAsia="Times New Roman" w:cs="Times New Roman"/>
                 <w:color w:val="000000"/>
-                <w:sz w:val="24"/>
+                <w:sz w:val="28"/>
+                <w:szCs w:val="28"/>
               </w:rPr>
               <w:t>Создание резерва</w:t>
             </w:r>
@@ -10088,9 +10276,10 @@
             </w:pPr>
             <w:r>
               <w:rPr>
-                <w:rFonts w:ascii="Times New Roman" w:hAnsi="Times New Roman"/>
+                <w:rFonts w:ascii="Times New Roman" w:hAnsi="Times New Roman" w:eastAsia="Times New Roman" w:cs="Times New Roman"/>
                 <w:color w:val="000000"/>
-                <w:sz w:val="24"/>
+                <w:sz w:val="28"/>
+                <w:szCs w:val="28"/>
               </w:rPr>
               <w:t>Обособленный резерв и его корректировка</w:t>
             </w:r>
@@ -10107,9 +10296,10 @@
             </w:pPr>
             <w:r>
               <w:rPr>
-                <w:rFonts w:ascii="Times New Roman" w:hAnsi="Times New Roman"/>
+                <w:rFonts w:ascii="Times New Roman" w:hAnsi="Times New Roman" w:eastAsia="Times New Roman" w:cs="Times New Roman"/>
                 <w:color w:val="000000"/>
-                <w:sz w:val="24"/>
+                <w:sz w:val="28"/>
+                <w:szCs w:val="28"/>
               </w:rPr>
               <w:t>Резерв товара под заказ</w:t>
             </w:r>
@@ -10126,9 +10316,10 @@
             </w:pPr>
             <w:r>
               <w:rPr>
-                <w:rFonts w:ascii="Times New Roman" w:hAnsi="Times New Roman"/>
+                <w:rFonts w:ascii="Times New Roman" w:hAnsi="Times New Roman" w:eastAsia="Times New Roman" w:cs="Times New Roman"/>
                 <w:color w:val="000000"/>
-                <w:sz w:val="24"/>
+                <w:sz w:val="28"/>
+                <w:szCs w:val="28"/>
               </w:rPr>
               <w:t>Ручное резервирование после подтверждения</w:t>
             </w:r>
@@ -10150,9 +10341,10 @@
             </w:pPr>
             <w:r>
               <w:rPr>
-                <w:rFonts w:ascii="Times New Roman" w:hAnsi="Times New Roman"/>
+                <w:rFonts w:ascii="Times New Roman" w:hAnsi="Times New Roman" w:eastAsia="Times New Roman" w:cs="Times New Roman"/>
                 <w:color w:val="000000"/>
-                <w:sz w:val="24"/>
+                <w:sz w:val="28"/>
+                <w:szCs w:val="28"/>
               </w:rPr>
               <w:t>Контроль наличия</w:t>
             </w:r>
@@ -10169,9 +10361,10 @@
             </w:pPr>
             <w:r>
               <w:rPr>
-                <w:rFonts w:ascii="Times New Roman" w:hAnsi="Times New Roman"/>
+                <w:rFonts w:ascii="Times New Roman" w:hAnsi="Times New Roman" w:eastAsia="Times New Roman" w:cs="Times New Roman"/>
                 <w:color w:val="000000"/>
-                <w:sz w:val="24"/>
+                <w:sz w:val="28"/>
+                <w:szCs w:val="28"/>
               </w:rPr>
               <w:t>Контроль обеспечения заказа</w:t>
             </w:r>
@@ -10188,9 +10381,10 @@
             </w:pPr>
             <w:r>
               <w:rPr>
-                <w:rFonts w:ascii="Times New Roman" w:hAnsi="Times New Roman"/>
+                <w:rFonts w:ascii="Times New Roman" w:hAnsi="Times New Roman" w:eastAsia="Times New Roman" w:cs="Times New Roman"/>
                 <w:color w:val="000000"/>
-                <w:sz w:val="24"/>
+                <w:sz w:val="28"/>
+                <w:szCs w:val="28"/>
               </w:rPr>
               <w:t>Резервы учитываются в остатках</w:t>
             </w:r>
@@ -10207,9 +10401,10 @@
             </w:pPr>
             <w:r>
               <w:rPr>
-                <w:rFonts w:ascii="Times New Roman" w:hAnsi="Times New Roman"/>
+                <w:rFonts w:ascii="Times New Roman" w:hAnsi="Times New Roman" w:eastAsia="Times New Roman" w:cs="Times New Roman"/>
                 <w:color w:val="000000"/>
-                <w:sz w:val="24"/>
+                <w:sz w:val="28"/>
+                <w:szCs w:val="28"/>
               </w:rPr>
               <w:t>Доступность и резерв показаны отдельно</w:t>
             </w:r>
@@ -10231,9 +10426,10 @@
             </w:pPr>
             <w:r>
               <w:rPr>
-                <w:rFonts w:ascii="Times New Roman" w:hAnsi="Times New Roman"/>
+                <w:rFonts w:ascii="Times New Roman" w:hAnsi="Times New Roman" w:eastAsia="Times New Roman" w:cs="Times New Roman"/>
                 <w:color w:val="000000"/>
-                <w:sz w:val="24"/>
+                <w:sz w:val="28"/>
+                <w:szCs w:val="28"/>
               </w:rPr>
               <w:t>Ориентир для проекта</w:t>
             </w:r>
@@ -10250,9 +10446,10 @@
             </w:pPr>
             <w:r>
               <w:rPr>
-                <w:rFonts w:ascii="Times New Roman" w:hAnsi="Times New Roman"/>
+                <w:rFonts w:ascii="Times New Roman" w:hAnsi="Times New Roman" w:eastAsia="Times New Roman" w:cs="Times New Roman"/>
                 <w:color w:val="000000"/>
-                <w:sz w:val="24"/>
+                <w:sz w:val="28"/>
+                <w:szCs w:val="28"/>
               </w:rPr>
               <w:t>Связь резерва с заказом</w:t>
             </w:r>
@@ -10269,9 +10466,10 @@
             </w:pPr>
             <w:r>
               <w:rPr>
-                <w:rFonts w:ascii="Times New Roman" w:hAnsi="Times New Roman"/>
+                <w:rFonts w:ascii="Times New Roman" w:hAnsi="Times New Roman" w:eastAsia="Times New Roman" w:cs="Times New Roman"/>
                 <w:color w:val="000000"/>
-                <w:sz w:val="24"/>
+                <w:sz w:val="28"/>
+                <w:szCs w:val="28"/>
               </w:rPr>
               <w:t>Совместный учёт заказов и остатков</w:t>
             </w:r>
@@ -10288,9 +10486,10 @@
             </w:pPr>
             <w:r>
               <w:rPr>
-                <w:rFonts w:ascii="Times New Roman" w:hAnsi="Times New Roman"/>
+                <w:rFonts w:ascii="Times New Roman" w:hAnsi="Times New Roman" w:eastAsia="Times New Roman" w:cs="Times New Roman"/>
                 <w:color w:val="000000"/>
-                <w:sz w:val="24"/>
+                <w:sz w:val="28"/>
+                <w:szCs w:val="28"/>
               </w:rPr>
               <w:t>Явный момент создания резерва</w:t>
             </w:r>
@@ -10304,6 +10503,11 @@
       </w:pPr>
       <w:bookmarkStart w:id="20" w:name="_Toc242108183"/>
       <w:r>
+        <w:rPr>
+          <w:rFonts w:ascii="Times New Roman" w:hAnsi="Times New Roman" w:eastAsia="Times New Roman" w:cs="Times New Roman"/>
+          <w:sz w:val="28"/>
+          <w:szCs w:val="28"/>
+        </w:rPr>
         <w:t>1.3.3 Выводы из сравнения</w:t>
       </w:r>
       <w:bookmarkEnd w:id="20"/>
@@ -10316,9 +10520,10 @@
       </w:pPr>
       <w:r>
         <w:rPr>
-          <w:rFonts w:ascii="Times New Roman" w:hAnsi="Times New Roman"/>
-          <w:color w:val="000000"/>
-          <w:sz w:val="28"/>
+          <w:rFonts w:ascii="Times New Roman" w:hAnsi="Times New Roman" w:eastAsia="Times New Roman" w:cs="Times New Roman"/>
+          <w:color w:val="000000"/>
+          <w:sz w:val="28"/>
+          <w:szCs w:val="28"/>
         </w:rPr>
         <w:t>Рассмотренные продукты подтверждают практическую значимость заказа, резерва и доступного остатка как отдельных сущностей. Из анализа не следует, что эти продукты не подходят для реальной оптовой торговли. Собственная разработка позволяет реализовать правила обработки заказа и резервирования с использованием Python и Java и показать устройство решения.</w:t>
       </w:r>
@@ -10331,11 +10536,22 @@
       </w:pPr>
       <w:r>
         <w:rPr>
-          <w:rFonts w:ascii="Times New Roman" w:hAnsi="Times New Roman"/>
-          <w:color w:val="000000"/>
-          <w:sz w:val="28"/>
-        </w:rPr>
-        <w:t>В разрабатываемой системе действует единое правило: резерв создаётся после подтверждения покупателем только при полном наличии всех позиций. Возможность частичного резервирования в аналогах в рамках данного сравнения не проверялась; её отсутствие является принятым ограничением задачи.</w:t>
+          <w:rFonts w:ascii="Times New Roman" w:hAnsi="Times New Roman" w:eastAsia="Times New Roman" w:cs="Times New Roman"/>
+          <w:color w:val="000000"/>
+          <w:sz w:val="28"/>
+          <w:szCs w:val="28"/>
+        </w:rPr>
+        <w:t xml:space="preserve">В разрабатываемой системе действует единое правило: резерв создаётся после подтверждения покупателем только при полном наличии всех позиций. </w:t>
+      </w:r>
+      <w:r>
+        <w:rPr>
+          <w:rFonts w:ascii="Times New Roman" w:hAnsi="Times New Roman" w:eastAsia="Times New Roman" w:cs="Times New Roman"/>
+          <w:color w:val="000000"/>
+          <w:sz w:val="28"/>
+          <w:szCs w:val="28"/>
+        </w:rPr>
+        <w:lastRenderedPageBreak/>
+        <w:t>Возможность частичного резервирования в аналогах в рамках данного сравнения не проверялась; её отсутствие является принятым ограничением задачи.</w:t>
       </w:r>
     </w:p>
     <w:p>
@@ -10345,7 +10561,11 @@
       <w:bookmarkStart w:id="21" w:name="_Toc242108179"/>
       <w:bookmarkStart w:id="22" w:name="_Toc242202202"/>
       <w:r>
-        <w:lastRenderedPageBreak/>
+        <w:rPr>
+          <w:rFonts w:ascii="Times New Roman" w:hAnsi="Times New Roman" w:eastAsia="Times New Roman" w:cs="Times New Roman"/>
+          <w:sz w:val="28"/>
+          <w:szCs w:val="28"/>
+        </w:rPr>
         <w:t>2 Описание основного бизнес-процесса</w:t>
       </w:r>
       <w:bookmarkEnd w:id="21"/>
@@ -10357,6 +10577,11 @@
       </w:pPr>
       <w:bookmarkStart w:id="23" w:name="_Toc242202203"/>
       <w:r>
+        <w:rPr>
+          <w:rFonts w:ascii="Times New Roman" w:hAnsi="Times New Roman" w:eastAsia="Times New Roman" w:cs="Times New Roman"/>
+          <w:sz w:val="28"/>
+          <w:szCs w:val="28"/>
+        </w:rPr>
         <w:t>2.1 Границы процесса и участники</w:t>
       </w:r>
       <w:bookmarkEnd w:id="23"/>
@@ -10369,9 +10594,10 @@
       </w:pPr>
       <w:r>
         <w:rPr>
-          <w:rFonts w:ascii="Times New Roman" w:hAnsi="Times New Roman"/>
-          <w:color w:val="000000"/>
-          <w:sz w:val="28"/>
+          <w:rFonts w:ascii="Times New Roman" w:hAnsi="Times New Roman" w:eastAsia="Times New Roman" w:cs="Times New Roman"/>
+          <w:color w:val="000000"/>
+          <w:sz w:val="28"/>
+          <w:szCs w:val="28"/>
         </w:rPr>
         <w:t>Выбранный процесс — обработка оптовой заявки и резервирование офисной мебели на складе. Ответственный исполнитель — менеджер по продажам. Начало процесса — получение заявки покупателя с перечнем артикулов и количеством. Конец — зарегистрированный заказ с резервом либо мотивированный отказ в резервировании.</w:t>
       </w:r>
@@ -10384,9 +10610,10 @@
       </w:pPr>
       <w:r>
         <w:rPr>
-          <w:rFonts w:ascii="Times New Roman" w:hAnsi="Times New Roman"/>
-          <w:color w:val="000000"/>
-          <w:sz w:val="28"/>
+          <w:rFonts w:ascii="Times New Roman" w:hAnsi="Times New Roman" w:eastAsia="Times New Roman" w:cs="Times New Roman"/>
+          <w:color w:val="000000"/>
+          <w:sz w:val="28"/>
+          <w:szCs w:val="28"/>
         </w:rPr>
         <w:t>Покупатель передаёт заявку и подтверждает согласованные условия. Менеджер регистрирует заявку, проверяет её и сообщает результат. Кладовщик предоставляет актуальные сведения об остатках и получает подтверждённый заказ для последующей комплектации. Руководитель продаж утверждает прайс-лист и правила работы с заказами вне данного процесса.</w:t>
       </w:r>
@@ -10397,6 +10624,11 @@
       </w:pPr>
       <w:bookmarkStart w:id="24" w:name="_Toc242202204"/>
       <w:r>
+        <w:rPr>
+          <w:rFonts w:ascii="Times New Roman" w:hAnsi="Times New Roman" w:eastAsia="Times New Roman" w:cs="Times New Roman"/>
+          <w:sz w:val="28"/>
+          <w:szCs w:val="28"/>
+        </w:rPr>
         <w:t>2.2 Входные данные и правила обработки</w:t>
       </w:r>
       <w:bookmarkEnd w:id="24"/>
@@ -10409,9 +10641,10 @@
       </w:pPr>
       <w:r>
         <w:rPr>
-          <w:rFonts w:ascii="Times New Roman" w:hAnsi="Times New Roman"/>
-          <w:color w:val="000000"/>
-          <w:sz w:val="28"/>
+          <w:rFonts w:ascii="Times New Roman" w:hAnsi="Times New Roman" w:eastAsia="Times New Roman" w:cs="Times New Roman"/>
+          <w:color w:val="000000"/>
+          <w:sz w:val="28"/>
+          <w:szCs w:val="28"/>
         </w:rPr>
         <w:t>Вход: идентификатор покупателя, строки заявки, желаемая дата получения. Дополнительные данные: каталог товаров, действующие цены, физические остатки и активные резервы. Закупка мебели, приёмка поставок, оплата, комплектация, доставка и бухгалтерский учёт находятся за границами выбранного процесса.</w:t>
       </w:r>
@@ -10422,6 +10655,11 @@
       </w:pPr>
       <w:bookmarkStart w:id="25" w:name="_Toc242202205"/>
       <w:r>
+        <w:rPr>
+          <w:rFonts w:ascii="Times New Roman" w:hAnsi="Times New Roman" w:eastAsia="Times New Roman" w:cs="Times New Roman"/>
+          <w:sz w:val="28"/>
+          <w:szCs w:val="28"/>
+        </w:rPr>
         <w:t>2.3 Последовательность выполнения</w:t>
       </w:r>
       <w:bookmarkEnd w:id="25"/>
@@ -10434,9 +10672,10 @@
       </w:pPr>
       <w:r>
         <w:rPr>
-          <w:rFonts w:ascii="Times New Roman" w:hAnsi="Times New Roman"/>
-          <w:color w:val="000000"/>
-          <w:sz w:val="28"/>
+          <w:rFonts w:ascii="Times New Roman" w:hAnsi="Times New Roman" w:eastAsia="Times New Roman" w:cs="Times New Roman"/>
+          <w:color w:val="000000"/>
+          <w:sz w:val="28"/>
+          <w:szCs w:val="28"/>
         </w:rPr>
         <w:t>Процесс обработки заявки включает следующие действия:</w:t>
       </w:r>
@@ -10454,9 +10693,10 @@
       </w:pPr>
       <w:r>
         <w:rPr>
-          <w:rFonts w:ascii="Times New Roman" w:hAnsi="Times New Roman"/>
-          <w:color w:val="000000"/>
-          <w:sz w:val="28"/>
+          <w:rFonts w:ascii="Times New Roman" w:hAnsi="Times New Roman" w:eastAsia="Times New Roman" w:cs="Times New Roman"/>
+          <w:color w:val="000000"/>
+          <w:sz w:val="28"/>
+          <w:szCs w:val="28"/>
         </w:rPr>
         <w:t>Менеджер получает заявку, присваивает ей номер и регистрирует покупателя и дату поступления.</w:t>
       </w:r>
@@ -10474,9 +10714,10 @@
       </w:pPr>
       <w:r>
         <w:rPr>
-          <w:rFonts w:ascii="Times New Roman" w:hAnsi="Times New Roman"/>
-          <w:color w:val="000000"/>
-          <w:sz w:val="28"/>
+          <w:rFonts w:ascii="Times New Roman" w:hAnsi="Times New Roman" w:eastAsia="Times New Roman" w:cs="Times New Roman"/>
+          <w:color w:val="000000"/>
+          <w:sz w:val="28"/>
+          <w:szCs w:val="28"/>
         </w:rPr>
         <w:t>Проверяет наличие обязательных сведений, существование артикулов и положительное целое количество. Повторяющиеся артикулы объединяет с суммированием количества.</w:t>
       </w:r>
@@ -10494,10 +10735,12 @@
       </w:pPr>
       <w:r>
         <w:rPr>
-          <w:rFonts w:ascii="Times New Roman" w:hAnsi="Times New Roman"/>
-          <w:color w:val="000000"/>
-          <w:sz w:val="28"/>
-        </w:rPr>
+          <w:rFonts w:ascii="Times New Roman" w:hAnsi="Times New Roman" w:eastAsia="Times New Roman" w:cs="Times New Roman"/>
+          <w:color w:val="000000"/>
+          <w:sz w:val="28"/>
+          <w:szCs w:val="28"/>
+        </w:rPr>
+        <w:lastRenderedPageBreak/>
         <w:t>По каждой позиции определяет доступное количество с учётом действующих резервов. При недостатке хотя бы одной позиции формирует перечень дефицита.</w:t>
       </w:r>
     </w:p>
@@ -10514,11 +10757,11 @@
       </w:pPr>
       <w:r>
         <w:rPr>
-          <w:rFonts w:ascii="Times New Roman" w:hAnsi="Times New Roman"/>
-          <w:color w:val="000000"/>
-          <w:sz w:val="28"/>
-        </w:rPr>
-        <w:lastRenderedPageBreak/>
+          <w:rFonts w:ascii="Times New Roman" w:hAnsi="Times New Roman" w:eastAsia="Times New Roman" w:cs="Times New Roman"/>
+          <w:color w:val="000000"/>
+          <w:sz w:val="28"/>
+          <w:szCs w:val="28"/>
+        </w:rPr>
         <w:t>При полном наличии рассчитывает стоимость строк и итоговую сумму по прайс-листу, направляет условия покупателю и получает подтверждение.</w:t>
       </w:r>
     </w:p>
@@ -10535,9 +10778,10 @@
       </w:pPr>
       <w:r>
         <w:rPr>
-          <w:rFonts w:ascii="Times New Roman" w:hAnsi="Times New Roman"/>
-          <w:color w:val="000000"/>
-          <w:sz w:val="28"/>
+          <w:rFonts w:ascii="Times New Roman" w:hAnsi="Times New Roman" w:eastAsia="Times New Roman" w:cs="Times New Roman"/>
+          <w:color w:val="000000"/>
+          <w:sz w:val="28"/>
+          <w:szCs w:val="28"/>
         </w:rPr>
         <w:t>Перед созданием резерва повторно проверяет наличие и актуальность согласованной стоимости. Изменившиеся условия возвращает на согласование.</w:t>
       </w:r>
@@ -10555,9 +10799,10 @@
       </w:pPr>
       <w:r>
         <w:rPr>
-          <w:rFonts w:ascii="Times New Roman" w:hAnsi="Times New Roman"/>
-          <w:color w:val="000000"/>
-          <w:sz w:val="28"/>
+          <w:rFonts w:ascii="Times New Roman" w:hAnsi="Times New Roman" w:eastAsia="Times New Roman" w:cs="Times New Roman"/>
+          <w:color w:val="000000"/>
+          <w:sz w:val="28"/>
+          <w:szCs w:val="28"/>
         </w:rPr>
         <w:t>При успешной проверке регистрирует заказ и резервирует все его позиции. Передаёт покупателю подтверждение, а кладовщику — сведения для последующей комплектации.</w:t>
       </w:r>
@@ -10568,9 +10813,19 @@
       </w:pPr>
       <w:bookmarkStart w:id="26" w:name="_Toc242202206"/>
       <w:r>
+        <w:rPr>
+          <w:rFonts w:ascii="Times New Roman" w:hAnsi="Times New Roman" w:eastAsia="Times New Roman" w:cs="Times New Roman"/>
+          <w:sz w:val="28"/>
+          <w:szCs w:val="28"/>
+        </w:rPr>
         <w:t xml:space="preserve">2.4 Выходные данные </w:t>
       </w:r>
       <w:r>
+        <w:rPr>
+          <w:rFonts w:ascii="Times New Roman" w:hAnsi="Times New Roman" w:eastAsia="Times New Roman" w:cs="Times New Roman"/>
+          <w:sz w:val="28"/>
+          <w:szCs w:val="28"/>
+        </w:rPr>
         <w:t>и риски</w:t>
       </w:r>
       <w:bookmarkEnd w:id="26"/>
@@ -10583,9 +10838,10 @@
       </w:pPr>
       <w:r>
         <w:rPr>
-          <w:rFonts w:ascii="Times New Roman" w:hAnsi="Times New Roman"/>
-          <w:color w:val="000000"/>
-          <w:sz w:val="28"/>
+          <w:rFonts w:ascii="Times New Roman" w:hAnsi="Times New Roman" w:eastAsia="Times New Roman" w:cs="Times New Roman"/>
+          <w:color w:val="000000"/>
+          <w:sz w:val="28"/>
+          <w:szCs w:val="28"/>
         </w:rPr>
         <w:t>Успешный результат содержит номер заказа, покупателя, состав, количество, согласованные цены, итоговую сумму и подтверждение резерва. При некорректной заявке менеджер возвращает её покупателю на исправление. При дефиците сообщает недостающие позиции; при отказе покупателя завершает заявку без резерва.</w:t>
       </w:r>
@@ -10598,9 +10854,10 @@
       </w:pPr>
       <w:r>
         <w:rPr>
-          <w:rFonts w:ascii="Times New Roman" w:hAnsi="Times New Roman"/>
-          <w:color w:val="000000"/>
-          <w:sz w:val="28"/>
+          <w:rFonts w:ascii="Times New Roman" w:hAnsi="Times New Roman" w:eastAsia="Times New Roman" w:cs="Times New Roman"/>
+          <w:color w:val="000000"/>
+          <w:sz w:val="28"/>
+          <w:szCs w:val="28"/>
         </w:rPr>
         <w:t>В начальном объёме резервирование выполняется только целиком: если любой позиции недостаточно, ни одна строка не резервируется. Частичные поставки, подбор аналогов, скидки и автоматическое пополнение запасов не включаются. Это ограничения разрабатываемой системы.</w:t>
       </w:r>
@@ -10613,9 +10870,10 @@
       </w:pPr>
       <w:r>
         <w:rPr>
-          <w:rFonts w:ascii="Times New Roman" w:hAnsi="Times New Roman"/>
-          <w:color w:val="000000"/>
-          <w:sz w:val="28"/>
+          <w:rFonts w:ascii="Times New Roman" w:hAnsi="Times New Roman" w:eastAsia="Times New Roman" w:cs="Times New Roman"/>
+          <w:color w:val="000000"/>
+          <w:sz w:val="28"/>
+          <w:szCs w:val="28"/>
         </w:rPr>
         <w:t>После резервирования физический остаток не уменьшается: изменяется только резерв. Списание при отгрузке относится к следующему процессу. Снятие резерва при отмене заказа предусматривается как вспомогательная операция с сохранением причины отмены.</w:t>
       </w:r>
@@ -10628,11 +10886,22 @@
       </w:pPr>
       <w:r>
         <w:rPr>
-          <w:rFonts w:ascii="Times New Roman" w:hAnsi="Times New Roman"/>
-          <w:color w:val="000000"/>
-          <w:sz w:val="28"/>
-        </w:rPr>
-        <w:t>Ручное сопоставление артикулов замедляет обработку; поиск по каталогу и проверка формата должны сократить эту работу. Отдельные таблицы остатков и заказов допускают противоречия; общая модель данных должна связывать каждый резерв с конкретной строкой заказа.</w:t>
+          <w:rFonts w:ascii="Times New Roman" w:hAnsi="Times New Roman" w:eastAsia="Times New Roman" w:cs="Times New Roman"/>
+          <w:color w:val="000000"/>
+          <w:sz w:val="28"/>
+          <w:szCs w:val="28"/>
+        </w:rPr>
+        <w:t xml:space="preserve">Ручное сопоставление артикулов замедляет обработку; поиск по каталогу и проверка формата должны сократить эту работу. Отдельные таблицы остатков </w:t>
+      </w:r>
+      <w:r>
+        <w:rPr>
+          <w:rFonts w:ascii="Times New Roman" w:hAnsi="Times New Roman" w:eastAsia="Times New Roman" w:cs="Times New Roman"/>
+          <w:color w:val="000000"/>
+          <w:sz w:val="28"/>
+          <w:szCs w:val="28"/>
+        </w:rPr>
+        <w:lastRenderedPageBreak/>
+        <w:t>и заказов допускают противоречия; общая модель данных должна связывать каждый резерв с конкретной строкой заказа.</w:t>
       </w:r>
     </w:p>
     <w:p>
@@ -10643,20 +10912,12 @@
       </w:pPr>
       <w:r>
         <w:rPr>
-          <w:rFonts w:ascii="Times New Roman" w:hAnsi="Times New Roman"/>
-          <w:color w:val="000000"/>
-          <w:sz w:val="28"/>
-        </w:rPr>
-        <w:t xml:space="preserve">Одновременные заявки на один товар создают риск превышения доступного остатка. Повторная обработка подтверждённой заявки не должна </w:t>
-      </w:r>
-      <w:r>
-        <w:rPr>
-          <w:rFonts w:ascii="Times New Roman" w:hAnsi="Times New Roman"/>
-          <w:color w:val="000000"/>
-          <w:sz w:val="28"/>
-        </w:rPr>
-        <w:lastRenderedPageBreak/>
-        <w:t>создавать второй резерв. При работе с СУБД проверка наличия и регистрация резерва выполняются атомарно.</w:t>
+          <w:rFonts w:ascii="Times New Roman" w:hAnsi="Times New Roman" w:eastAsia="Times New Roman" w:cs="Times New Roman"/>
+          <w:color w:val="000000"/>
+          <w:sz w:val="28"/>
+          <w:szCs w:val="28"/>
+        </w:rPr>
+        <w:t>Одновременные заявки на один товар создают риск превышения доступного остатка. Повторная обработка подтверждённой заявки не должна создавать второй резерв. При работе с СУБД проверка наличия и регистрация резерва выполняются атомарно.</w:t>
       </w:r>
     </w:p>
     <w:p>
@@ -10666,6 +10927,11 @@
       <w:bookmarkStart w:id="27" w:name="_Toc242108188"/>
       <w:bookmarkStart w:id="28" w:name="_Toc242202207"/>
       <w:r>
+        <w:rPr>
+          <w:rFonts w:ascii="Times New Roman" w:hAnsi="Times New Roman" w:eastAsia="Times New Roman" w:cs="Times New Roman"/>
+          <w:sz w:val="28"/>
+          <w:szCs w:val="28"/>
+        </w:rPr>
         <w:t>2.5 Требования к автоматизации</w:t>
       </w:r>
       <w:bookmarkEnd w:id="27"/>
@@ -10677,6 +10943,11 @@
       </w:pPr>
       <w:bookmarkStart w:id="29" w:name="_Toc242108189"/>
       <w:r>
+        <w:rPr>
+          <w:rFonts w:ascii="Times New Roman" w:hAnsi="Times New Roman" w:eastAsia="Times New Roman" w:cs="Times New Roman"/>
+          <w:sz w:val="28"/>
+          <w:szCs w:val="28"/>
+        </w:rPr>
         <w:t>2.5.1 Цель автоматизации и границы решения</w:t>
       </w:r>
       <w:bookmarkEnd w:id="29"/>
@@ -10689,9 +10960,10 @@
       </w:pPr>
       <w:r>
         <w:rPr>
-          <w:rFonts w:ascii="Times New Roman" w:hAnsi="Times New Roman"/>
-          <w:color w:val="000000"/>
-          <w:sz w:val="28"/>
+          <w:rFonts w:ascii="Times New Roman" w:hAnsi="Times New Roman" w:eastAsia="Times New Roman" w:cs="Times New Roman"/>
+          <w:color w:val="000000"/>
+          <w:sz w:val="28"/>
+          <w:szCs w:val="28"/>
         </w:rPr>
         <w:t>Требуется разработать с использованием Python и Java систему обработки оптовой заявки и резервирования офисной мебели на одном складе. На вход поступают идентификатор заявки и покупателя, артикулы и целые положительные количества. Каталог, цены, физические остатки и действующие резервы являются исходными данными. На выходе формируется подтверждённый заказ с резервом либо мотивированный отказ. Оплата, закупка, доставка, бухгалтерский учёт, оптимизация размещения мебели и прогнозирование спроса находятся за границами автоматизации.</w:t>
       </w:r>
@@ -10702,6 +10974,11 @@
       </w:pPr>
       <w:bookmarkStart w:id="30" w:name="_Toc242108190"/>
       <w:r>
+        <w:rPr>
+          <w:rFonts w:ascii="Times New Roman" w:hAnsi="Times New Roman" w:eastAsia="Times New Roman" w:cs="Times New Roman"/>
+          <w:sz w:val="28"/>
+          <w:szCs w:val="28"/>
+        </w:rPr>
         <w:t>2.5.2 Функциональные требования</w:t>
       </w:r>
       <w:bookmarkEnd w:id="30"/>
@@ -10714,9 +10991,10 @@
       </w:pPr>
       <w:r>
         <w:rPr>
-          <w:rFonts w:ascii="Times New Roman" w:hAnsi="Times New Roman"/>
-          <w:color w:val="000000"/>
-          <w:sz w:val="28"/>
+          <w:rFonts w:ascii="Times New Roman" w:hAnsi="Times New Roman" w:eastAsia="Times New Roman" w:cs="Times New Roman"/>
+          <w:color w:val="000000"/>
+          <w:sz w:val="28"/>
+          <w:szCs w:val="28"/>
         </w:rPr>
         <w:t>ФТ-01. Проверять обязательные поля заявки, существование артикула и допустимость количества; ошибочная заявка не должна изменять резервы.</w:t>
       </w:r>
@@ -10729,9 +11007,10 @@
       </w:pPr>
       <w:r>
         <w:rPr>
-          <w:rFonts w:ascii="Times New Roman" w:hAnsi="Times New Roman"/>
-          <w:color w:val="000000"/>
-          <w:sz w:val="28"/>
+          <w:rFonts w:ascii="Times New Roman" w:hAnsi="Times New Roman" w:eastAsia="Times New Roman" w:cs="Times New Roman"/>
+          <w:color w:val="000000"/>
+          <w:sz w:val="28"/>
+          <w:szCs w:val="28"/>
         </w:rPr>
         <w:t>ФТ-02. Объединять повторяющиеся артикулы и проверять суммарное количество каждой позиции.</w:t>
       </w:r>
@@ -10744,9 +11023,10 @@
       </w:pPr>
       <w:r>
         <w:rPr>
-          <w:rFonts w:ascii="Times New Roman" w:hAnsi="Times New Roman"/>
-          <w:color w:val="000000"/>
-          <w:sz w:val="28"/>
+          <w:rFonts w:ascii="Times New Roman" w:hAnsi="Times New Roman" w:eastAsia="Times New Roman" w:cs="Times New Roman"/>
+          <w:color w:val="000000"/>
+          <w:sz w:val="28"/>
+          <w:szCs w:val="28"/>
         </w:rPr>
         <w:t>ФТ-03. Рассчитывать доступное количество как физический остаток за вычетом активных резервов; при недостатке формировать перечень дефицита.</w:t>
       </w:r>
@@ -10759,9 +11039,10 @@
       </w:pPr>
       <w:r>
         <w:rPr>
-          <w:rFonts w:ascii="Times New Roman" w:hAnsi="Times New Roman"/>
-          <w:color w:val="000000"/>
-          <w:sz w:val="28"/>
+          <w:rFonts w:ascii="Times New Roman" w:hAnsi="Times New Roman" w:eastAsia="Times New Roman" w:cs="Times New Roman"/>
+          <w:color w:val="000000"/>
+          <w:sz w:val="28"/>
+          <w:szCs w:val="28"/>
         </w:rPr>
         <w:t>ФТ-04. Рассчитывать стоимость строк и сумму заказа по согласованным ценам в рублях; при изменении цены возвращать условия на согласование.</w:t>
       </w:r>
@@ -10774,9 +11055,10 @@
       </w:pPr>
       <w:r>
         <w:rPr>
-          <w:rFonts w:ascii="Times New Roman" w:hAnsi="Times New Roman"/>
-          <w:color w:val="000000"/>
-          <w:sz w:val="28"/>
+          <w:rFonts w:ascii="Times New Roman" w:hAnsi="Times New Roman" w:eastAsia="Times New Roman" w:cs="Times New Roman"/>
+          <w:color w:val="000000"/>
+          <w:sz w:val="28"/>
+          <w:szCs w:val="28"/>
         </w:rPr>
         <w:t>ФТ-05. После подтверждения покупателем повторно проверять наличие и резервировать заказ целиком. При дефиците любой позиции все резервы остаются неизменными.</w:t>
       </w:r>
@@ -10789,10 +11071,12 @@
       </w:pPr>
       <w:r>
         <w:rPr>
-          <w:rFonts w:ascii="Times New Roman" w:hAnsi="Times New Roman"/>
-          <w:color w:val="000000"/>
-          <w:sz w:val="28"/>
-        </w:rPr>
+          <w:rFonts w:ascii="Times New Roman" w:hAnsi="Times New Roman" w:eastAsia="Times New Roman" w:cs="Times New Roman"/>
+          <w:color w:val="000000"/>
+          <w:sz w:val="28"/>
+          <w:szCs w:val="28"/>
+        </w:rPr>
+        <w:lastRenderedPageBreak/>
         <w:t>ФТ-06. Сохранять связь резерва с заказом; повторная обработка того же подтверждённого заказа не создаёт новый резерв.</w:t>
       </w:r>
     </w:p>
@@ -10804,9 +11088,10 @@
       </w:pPr>
       <w:r>
         <w:rPr>
-          <w:rFonts w:ascii="Times New Roman" w:hAnsi="Times New Roman"/>
-          <w:color w:val="000000"/>
-          <w:sz w:val="28"/>
+          <w:rFonts w:ascii="Times New Roman" w:hAnsi="Times New Roman" w:eastAsia="Times New Roman" w:cs="Times New Roman"/>
+          <w:color w:val="000000"/>
+          <w:sz w:val="28"/>
+          <w:szCs w:val="28"/>
         </w:rPr>
         <w:t>ФТ-07. Снимать резерв при отмене заказа с сохранением причины. Создание и снятие резерва не меняют физический остаток.</w:t>
       </w:r>
@@ -10819,11 +11104,11 @@
       </w:pPr>
       <w:r>
         <w:rPr>
-          <w:rFonts w:ascii="Times New Roman" w:hAnsi="Times New Roman"/>
-          <w:color w:val="000000"/>
-          <w:sz w:val="28"/>
-        </w:rPr>
-        <w:lastRenderedPageBreak/>
+          <w:rFonts w:ascii="Times New Roman" w:hAnsi="Times New Roman" w:eastAsia="Times New Roman" w:cs="Times New Roman"/>
+          <w:color w:val="000000"/>
+          <w:sz w:val="28"/>
+          <w:szCs w:val="28"/>
+        </w:rPr>
         <w:t>ФТ-08. Возвращать номер заказа, результат обработки, суммы и причины отказа.</w:t>
       </w:r>
     </w:p>
@@ -10833,6 +11118,11 @@
       </w:pPr>
       <w:bookmarkStart w:id="31" w:name="_Toc242108191"/>
       <w:r>
+        <w:rPr>
+          <w:rFonts w:ascii="Times New Roman" w:hAnsi="Times New Roman" w:eastAsia="Times New Roman" w:cs="Times New Roman"/>
+          <w:sz w:val="28"/>
+          <w:szCs w:val="28"/>
+        </w:rPr>
         <w:t>2.5.3 Нефункциональные требования и критерии проверки</w:t>
       </w:r>
       <w:bookmarkEnd w:id="31"/>
@@ -10845,9 +11135,10 @@
       </w:pPr>
       <w:r>
         <w:rPr>
-          <w:rFonts w:ascii="Times New Roman" w:hAnsi="Times New Roman"/>
-          <w:color w:val="000000"/>
-          <w:sz w:val="28"/>
+          <w:rFonts w:ascii="Times New Roman" w:hAnsi="Times New Roman" w:eastAsia="Times New Roman" w:cs="Times New Roman"/>
+          <w:color w:val="000000"/>
+          <w:sz w:val="28"/>
+          <w:szCs w:val="28"/>
         </w:rPr>
         <w:t>НФТ-01. Корректность: система должна рассчитывать количества и суммы и определять причины отказа в соответствии с установленными бизнес-правилами. Проверка выполняется набором общих сценариев.</w:t>
       </w:r>
@@ -10860,9 +11151,10 @@
       </w:pPr>
       <w:r>
         <w:rPr>
-          <w:rFonts w:ascii="Times New Roman" w:hAnsi="Times New Roman"/>
-          <w:color w:val="000000"/>
-          <w:sz w:val="28"/>
+          <w:rFonts w:ascii="Times New Roman" w:hAnsi="Times New Roman" w:eastAsia="Times New Roman" w:cs="Times New Roman"/>
+          <w:color w:val="000000"/>
+          <w:sz w:val="28"/>
+          <w:szCs w:val="28"/>
         </w:rPr>
         <w:t>НФТ-02. Точность: денежные значения вычисляются десятичной арифметикой с результатом до копеек; количества хранятся целыми числами. Правило округления фиксируется для всей системы.</w:t>
       </w:r>
@@ -10875,9 +11167,10 @@
       </w:pPr>
       <w:r>
         <w:rPr>
-          <w:rFonts w:ascii="Times New Roman" w:hAnsi="Times New Roman"/>
-          <w:color w:val="000000"/>
-          <w:sz w:val="28"/>
+          <w:rFonts w:ascii="Times New Roman" w:hAnsi="Times New Roman" w:eastAsia="Times New Roman" w:cs="Times New Roman"/>
+          <w:color w:val="000000"/>
+          <w:sz w:val="28"/>
+          <w:szCs w:val="28"/>
         </w:rPr>
         <w:t>НФТ-03. Целостность: после любой успешной или отклонённой операции резерв не превышает физический остаток, а доступное количество не становится отрицательным. В версии с СУБД критерий проверяется также двумя конкурирующими заявками.</w:t>
       </w:r>
@@ -10890,9 +11183,10 @@
       </w:pPr>
       <w:r>
         <w:rPr>
-          <w:rFonts w:ascii="Times New Roman" w:hAnsi="Times New Roman"/>
-          <w:color w:val="000000"/>
-          <w:sz w:val="28"/>
+          <w:rFonts w:ascii="Times New Roman" w:hAnsi="Times New Roman" w:eastAsia="Times New Roman" w:cs="Times New Roman"/>
+          <w:color w:val="000000"/>
+          <w:sz w:val="28"/>
+          <w:szCs w:val="28"/>
         </w:rPr>
         <w:t>НФТ-04. Воспроизводимость: для программных компонентов указываются версии средств, порядок запуска и набор входных данных. В контрольных наборах используются вымышленные сведения о покупателях.</w:t>
       </w:r>
@@ -10905,27 +11199,30 @@
       </w:pPr>
       <w:r>
         <w:rPr>
-          <w:rFonts w:ascii="Times New Roman" w:hAnsi="Times New Roman"/>
-          <w:color w:val="000000"/>
-          <w:sz w:val="28"/>
+          <w:rFonts w:ascii="Times New Roman" w:hAnsi="Times New Roman" w:eastAsia="Times New Roman" w:cs="Times New Roman"/>
+          <w:color w:val="000000"/>
+          <w:sz w:val="28"/>
+          <w:szCs w:val="28"/>
         </w:rPr>
         <w:t xml:space="preserve">НФТ-05. </w:t>
       </w:r>
       <w:proofErr w:type="spellStart"/>
       <w:r>
         <w:rPr>
-          <w:rFonts w:ascii="Times New Roman" w:hAnsi="Times New Roman"/>
-          <w:color w:val="000000"/>
-          <w:sz w:val="28"/>
+          <w:rFonts w:ascii="Times New Roman" w:hAnsi="Times New Roman" w:eastAsia="Times New Roman" w:cs="Times New Roman"/>
+          <w:color w:val="000000"/>
+          <w:sz w:val="28"/>
+          <w:szCs w:val="28"/>
         </w:rPr>
         <w:t>Сопровождаемость</w:t>
       </w:r>
       <w:proofErr w:type="spellEnd"/>
       <w:r>
         <w:rPr>
-          <w:rFonts w:ascii="Times New Roman" w:hAnsi="Times New Roman"/>
-          <w:color w:val="000000"/>
-          <w:sz w:val="28"/>
+          <w:rFonts w:ascii="Times New Roman" w:hAnsi="Times New Roman" w:eastAsia="Times New Roman" w:cs="Times New Roman"/>
+          <w:color w:val="000000"/>
+          <w:sz w:val="28"/>
+          <w:szCs w:val="28"/>
         </w:rPr>
         <w:t>: ввод и вывод отделяются от обработки заявки; программная логика организуется в виде отдельных модулей, функций и классов.</w:t>
       </w:r>
@@ -10938,9 +11235,10 @@
       </w:pPr>
       <w:r>
         <w:rPr>
-          <w:rFonts w:ascii="Times New Roman" w:hAnsi="Times New Roman"/>
-          <w:color w:val="000000"/>
-          <w:sz w:val="28"/>
+          <w:rFonts w:ascii="Times New Roman" w:hAnsi="Times New Roman" w:eastAsia="Times New Roman" w:cs="Times New Roman"/>
+          <w:color w:val="000000"/>
+          <w:sz w:val="28"/>
+          <w:szCs w:val="28"/>
         </w:rPr>
         <w:t>НФТ-06. Понятность результата: пользователь получает причину ошибки и проблемный артикул. Ограничение времени отклика в миллисекундах не устанавливается, поскольку размеры набора данных и оборудование для измерений не определены.</w:t>
       </w:r>
@@ -10953,11 +11251,22 @@
       </w:pPr>
       <w:r>
         <w:rPr>
-          <w:rFonts w:ascii="Times New Roman" w:hAnsi="Times New Roman"/>
-          <w:color w:val="000000"/>
-          <w:sz w:val="28"/>
-        </w:rPr>
-        <w:t>На складе 20 столов, из них 5 зарезервировано: доступно 15. Заявка на 10 столов при выполнении остальных условий создаёт резерв 10; общий резерв становится 15, доступно 5, физический остаток остаётся 20. Заявка на 16 столов отклоняется без изменения данных. Если в заявке указаны две строки одного артикула на 8 и 9 столов, проверяется суммарное количество 17.</w:t>
+          <w:rFonts w:ascii="Times New Roman" w:hAnsi="Times New Roman" w:eastAsia="Times New Roman" w:cs="Times New Roman"/>
+          <w:color w:val="000000"/>
+          <w:sz w:val="28"/>
+          <w:szCs w:val="28"/>
+        </w:rPr>
+        <w:t xml:space="preserve">На складе 20 столов, из них 5 зарезервировано: доступно 15. Заявка на 10 столов при выполнении остальных условий создаёт резерв 10; общий резерв </w:t>
+      </w:r>
+      <w:r>
+        <w:rPr>
+          <w:rFonts w:ascii="Times New Roman" w:hAnsi="Times New Roman" w:eastAsia="Times New Roman" w:cs="Times New Roman"/>
+          <w:color w:val="000000"/>
+          <w:sz w:val="28"/>
+          <w:szCs w:val="28"/>
+        </w:rPr>
+        <w:lastRenderedPageBreak/>
+        <w:t>становится 15, доступно 5, физический остаток остаётся 20. Заявка на 16 столов отклоняется без изменения данных. Если в заявке указаны две строки одного артикула на 8 и 9 столов, проверяется суммарное количество 17.</w:t>
       </w:r>
     </w:p>
     <w:p>
@@ -10967,7 +11276,11 @@
       <w:bookmarkStart w:id="32" w:name="_Toc242108184"/>
       <w:bookmarkStart w:id="33" w:name="_Toc242202208"/>
       <w:r>
-        <w:lastRenderedPageBreak/>
+        <w:rPr>
+          <w:rFonts w:ascii="Times New Roman" w:hAnsi="Times New Roman" w:eastAsia="Times New Roman" w:cs="Times New Roman"/>
+          <w:sz w:val="28"/>
+          <w:szCs w:val="28"/>
+        </w:rPr>
         <w:t>3 Среда разработки, система контроля версий и технологии</w:t>
       </w:r>
       <w:bookmarkEnd w:id="32"/>
@@ -10980,6 +11293,11 @@
       <w:bookmarkStart w:id="34" w:name="_Toc242108185"/>
       <w:bookmarkStart w:id="35" w:name="_Toc242202209"/>
       <w:r>
+        <w:rPr>
+          <w:rFonts w:ascii="Times New Roman" w:hAnsi="Times New Roman" w:eastAsia="Times New Roman" w:cs="Times New Roman"/>
+          <w:sz w:val="28"/>
+          <w:szCs w:val="28"/>
+        </w:rPr>
         <w:t>3.1 Языки программирования</w:t>
       </w:r>
       <w:bookmarkEnd w:id="34"/>
@@ -10993,27 +11311,30 @@
       </w:pPr>
       <w:r>
         <w:rPr>
-          <w:rFonts w:ascii="Times New Roman" w:hAnsi="Times New Roman"/>
-          <w:color w:val="000000"/>
-          <w:sz w:val="28"/>
+          <w:rFonts w:ascii="Times New Roman" w:hAnsi="Times New Roman" w:eastAsia="Times New Roman" w:cs="Times New Roman"/>
+          <w:color w:val="000000"/>
+          <w:sz w:val="28"/>
+          <w:szCs w:val="28"/>
         </w:rPr>
         <w:t xml:space="preserve">В качестве используемых технологий выбраны Python 3.13, Java 21 (JDK 21) и </w:t>
       </w:r>
       <w:proofErr w:type="spellStart"/>
       <w:r>
         <w:rPr>
-          <w:rFonts w:ascii="Times New Roman" w:hAnsi="Times New Roman"/>
-          <w:color w:val="000000"/>
-          <w:sz w:val="28"/>
+          <w:rFonts w:ascii="Times New Roman" w:hAnsi="Times New Roman" w:eastAsia="Times New Roman" w:cs="Times New Roman"/>
+          <w:color w:val="000000"/>
+          <w:sz w:val="28"/>
+          <w:szCs w:val="28"/>
         </w:rPr>
         <w:t>PostgreSQL</w:t>
       </w:r>
       <w:proofErr w:type="spellEnd"/>
       <w:r>
         <w:rPr>
-          <w:rFonts w:ascii="Times New Roman" w:hAnsi="Times New Roman"/>
-          <w:color w:val="000000"/>
-          <w:sz w:val="28"/>
+          <w:rFonts w:ascii="Times New Roman" w:hAnsi="Times New Roman" w:eastAsia="Times New Roman" w:cs="Times New Roman"/>
+          <w:color w:val="000000"/>
+          <w:sz w:val="28"/>
+          <w:szCs w:val="28"/>
         </w:rPr>
         <w:t xml:space="preserve"> 17. </w:t>
       </w:r>
@@ -11026,9 +11347,10 @@
       </w:pPr>
       <w:r>
         <w:rPr>
-          <w:rFonts w:ascii="Times New Roman" w:hAnsi="Times New Roman"/>
-          <w:color w:val="000000"/>
-          <w:sz w:val="28"/>
+          <w:rFonts w:ascii="Times New Roman" w:hAnsi="Times New Roman" w:eastAsia="Times New Roman" w:cs="Times New Roman"/>
+          <w:color w:val="000000"/>
+          <w:sz w:val="28"/>
+          <w:szCs w:val="28"/>
         </w:rPr>
         <w:t>Python и Java используются при разработке программных компонентов системы обработки оптовых заявок и резервирования. Возможности обоих языков дополняют друг друга при работе с данными и реализации бизнес-логики.</w:t>
       </w:r>
@@ -11041,11 +11363,12 @@
       </w:pPr>
       <w:r>
         <w:rPr>
-          <w:rFonts w:ascii="Times New Roman" w:hAnsi="Times New Roman"/>
-          <w:color w:val="000000"/>
-          <w:sz w:val="28"/>
-        </w:rPr>
-        <w:t>Исходный код организуется по функциональному назначению. Для разработки применяются стандартные средства и библиотеки Python и Java, описанные в официальной документации [15, 16].</w:t>
+          <w:rFonts w:ascii="Times New Roman" w:hAnsi="Times New Roman" w:eastAsia="Times New Roman" w:cs="Times New Roman"/>
+          <w:color w:val="000000"/>
+          <w:sz w:val="28"/>
+          <w:szCs w:val="28"/>
+        </w:rPr>
+        <w:t>Исходный код организуется по функциональному назначению. Для разработки применяются стандартные средства и библиотеки Python и Java, описанные в официальной документации [18, 19].</w:t>
       </w:r>
     </w:p>
     <w:p>
@@ -11056,9 +11379,10 @@
       </w:pPr>
       <w:r>
         <w:rPr>
-          <w:rFonts w:ascii="Times New Roman" w:hAnsi="Times New Roman"/>
-          <w:color w:val="000000"/>
-          <w:sz w:val="28"/>
+          <w:rFonts w:ascii="Times New Roman" w:hAnsi="Times New Roman" w:eastAsia="Times New Roman" w:cs="Times New Roman"/>
+          <w:color w:val="000000"/>
+          <w:sz w:val="28"/>
+          <w:szCs w:val="28"/>
         </w:rPr>
         <w:t>Программные компоненты работают с согласованными форматами входных и выходных данных. Работа системы проверяется единым набором сценариев, охватывающим расчёт количества и стоимости, резервирование и обработку ошибок.</w:t>
       </w:r>
@@ -11071,9 +11395,10 @@
       </w:pPr>
       <w:r>
         <w:rPr>
-          <w:rFonts w:ascii="Times New Roman" w:hAnsi="Times New Roman"/>
-          <w:color w:val="000000"/>
-          <w:sz w:val="28"/>
+          <w:rFonts w:ascii="Times New Roman" w:hAnsi="Times New Roman" w:eastAsia="Times New Roman" w:cs="Times New Roman"/>
+          <w:color w:val="000000"/>
+          <w:sz w:val="28"/>
+          <w:szCs w:val="28"/>
         </w:rPr>
         <w:t>Использование Python и Java позволяет сочетать доступные библиотеки и средства разработки обоих языков в рамках одной системы.</w:t>
       </w:r>
@@ -11085,6 +11410,11 @@
       <w:bookmarkStart w:id="36" w:name="_Toc242108186"/>
       <w:bookmarkStart w:id="37" w:name="_Toc242202210"/>
       <w:r>
+        <w:rPr>
+          <w:rFonts w:ascii="Times New Roman" w:hAnsi="Times New Roman" w:eastAsia="Times New Roman" w:cs="Times New Roman"/>
+          <w:sz w:val="28"/>
+          <w:szCs w:val="28"/>
+        </w:rPr>
         <w:t>3.2 Хранение данных и среда разработки</w:t>
       </w:r>
       <w:bookmarkEnd w:id="36"/>
@@ -11098,65 +11428,72 @@
       </w:pPr>
       <w:r>
         <w:rPr>
-          <w:rFonts w:ascii="Times New Roman" w:hAnsi="Times New Roman"/>
-          <w:color w:val="000000"/>
-          <w:sz w:val="28"/>
+          <w:rFonts w:ascii="Times New Roman" w:hAnsi="Times New Roman" w:eastAsia="Times New Roman" w:cs="Times New Roman"/>
+          <w:color w:val="000000"/>
+          <w:sz w:val="28"/>
+          <w:szCs w:val="28"/>
         </w:rPr>
         <w:t xml:space="preserve">Для разработки на Python и Java будет использоваться Visual Studio Code (VS Code) версии 1.140.0 с комплектом Java Development Kit (JDK) версии 21. </w:t>
       </w:r>
       <w:proofErr w:type="spellStart"/>
       <w:r>
         <w:rPr>
-          <w:rFonts w:ascii="Times New Roman" w:hAnsi="Times New Roman"/>
-          <w:color w:val="000000"/>
-          <w:sz w:val="28"/>
+          <w:rFonts w:ascii="Times New Roman" w:hAnsi="Times New Roman" w:eastAsia="Times New Roman" w:cs="Times New Roman"/>
+          <w:color w:val="000000"/>
+          <w:sz w:val="28"/>
+          <w:szCs w:val="28"/>
         </w:rPr>
         <w:t>PostgreSQL</w:t>
       </w:r>
       <w:proofErr w:type="spellEnd"/>
       <w:r>
         <w:rPr>
-          <w:rFonts w:ascii="Times New Roman" w:hAnsi="Times New Roman"/>
-          <w:color w:val="000000"/>
-          <w:sz w:val="28"/>
+          <w:rFonts w:ascii="Times New Roman" w:hAnsi="Times New Roman" w:eastAsia="Times New Roman" w:cs="Times New Roman"/>
+          <w:color w:val="000000"/>
+          <w:sz w:val="28"/>
+          <w:szCs w:val="28"/>
         </w:rPr>
         <w:t xml:space="preserve"> выбран для реляционной модели товаров, покупателей, заказов и </w:t>
       </w:r>
       <w:proofErr w:type="gramStart"/>
       <w:r>
         <w:rPr>
-          <w:rFonts w:ascii="Times New Roman" w:hAnsi="Times New Roman"/>
-          <w:color w:val="000000"/>
-          <w:sz w:val="28"/>
+          <w:rFonts w:ascii="Times New Roman" w:hAnsi="Times New Roman" w:eastAsia="Times New Roman" w:cs="Times New Roman"/>
+          <w:color w:val="000000"/>
+          <w:sz w:val="28"/>
+          <w:szCs w:val="28"/>
         </w:rPr>
         <w:t>резервов</w:t>
       </w:r>
       <w:proofErr w:type="gramEnd"/>
       <w:r>
         <w:rPr>
-          <w:rFonts w:ascii="Times New Roman" w:hAnsi="Times New Roman"/>
-          <w:color w:val="000000"/>
-          <w:sz w:val="28"/>
+          <w:rFonts w:ascii="Times New Roman" w:hAnsi="Times New Roman" w:eastAsia="Times New Roman" w:cs="Times New Roman"/>
+          <w:color w:val="000000"/>
+          <w:sz w:val="28"/>
+          <w:szCs w:val="28"/>
         </w:rPr>
         <w:t xml:space="preserve"> и согласованного выполнения связанных изменений: товары, заказы и резервы должны быть связаны ключами, а проверка остатка и изменение резерва — выполняться в одной транзакции. Документация </w:t>
       </w:r>
       <w:proofErr w:type="spellStart"/>
       <w:r>
         <w:rPr>
-          <w:rFonts w:ascii="Times New Roman" w:hAnsi="Times New Roman"/>
-          <w:color w:val="000000"/>
-          <w:sz w:val="28"/>
+          <w:rFonts w:ascii="Times New Roman" w:hAnsi="Times New Roman" w:eastAsia="Times New Roman" w:cs="Times New Roman"/>
+          <w:color w:val="000000"/>
+          <w:sz w:val="28"/>
+          <w:szCs w:val="28"/>
         </w:rPr>
         <w:t>PostgreSQL</w:t>
       </w:r>
       <w:proofErr w:type="spellEnd"/>
       <w:r>
         <w:rPr>
-          <w:rFonts w:ascii="Times New Roman" w:hAnsi="Times New Roman"/>
-          <w:color w:val="000000"/>
-          <w:sz w:val="28"/>
-        </w:rPr>
-        <w:t xml:space="preserve"> описывает блокировки строк, применимые для защиты от конкурирующих изменений [17].</w:t>
+          <w:rFonts w:ascii="Times New Roman" w:hAnsi="Times New Roman" w:eastAsia="Times New Roman" w:cs="Times New Roman"/>
+          <w:color w:val="000000"/>
+          <w:sz w:val="28"/>
+          <w:szCs w:val="28"/>
+        </w:rPr>
+        <w:t xml:space="preserve"> описывает блокировки строк, применимые для защиты от конкурирующих изменений [20].</w:t>
       </w:r>
     </w:p>
     <w:p>
@@ -11166,6 +11503,12 @@
       <w:bookmarkStart w:id="38" w:name="_Toc242108187"/>
       <w:bookmarkStart w:id="39" w:name="_Toc242202211"/>
       <w:r>
+        <w:rPr>
+          <w:rFonts w:ascii="Times New Roman" w:hAnsi="Times New Roman" w:eastAsia="Times New Roman" w:cs="Times New Roman"/>
+          <w:sz w:val="28"/>
+          <w:szCs w:val="28"/>
+        </w:rPr>
+        <w:lastRenderedPageBreak/>
         <w:t>3.3 Организация контроля версий</w:t>
       </w:r>
       <w:bookmarkEnd w:id="38"/>
@@ -11179,162 +11522,170 @@
       </w:pPr>
       <w:r>
         <w:rPr>
-          <w:rFonts w:ascii="Times New Roman" w:hAnsi="Times New Roman"/>
-          <w:color w:val="000000"/>
-          <w:sz w:val="28"/>
+          <w:rFonts w:ascii="Times New Roman" w:hAnsi="Times New Roman" w:eastAsia="Times New Roman" w:cs="Times New Roman"/>
+          <w:color w:val="000000"/>
+          <w:sz w:val="28"/>
+          <w:szCs w:val="28"/>
         </w:rPr>
         <w:t xml:space="preserve">Локальный </w:t>
       </w:r>
       <w:proofErr w:type="spellStart"/>
       <w:r>
         <w:rPr>
-          <w:rFonts w:ascii="Times New Roman" w:hAnsi="Times New Roman"/>
-          <w:color w:val="000000"/>
-          <w:sz w:val="28"/>
+          <w:rFonts w:ascii="Times New Roman" w:hAnsi="Times New Roman" w:eastAsia="Times New Roman" w:cs="Times New Roman"/>
+          <w:color w:val="000000"/>
+          <w:sz w:val="28"/>
+          <w:szCs w:val="28"/>
         </w:rPr>
         <w:t>Git</w:t>
       </w:r>
       <w:proofErr w:type="spellEnd"/>
       <w:r>
         <w:rPr>
-          <w:rFonts w:ascii="Times New Roman" w:hAnsi="Times New Roman"/>
-          <w:color w:val="000000"/>
-          <w:sz w:val="28"/>
+          <w:rFonts w:ascii="Times New Roman" w:hAnsi="Times New Roman" w:eastAsia="Times New Roman" w:cs="Times New Roman"/>
+          <w:color w:val="000000"/>
+          <w:sz w:val="28"/>
+          <w:szCs w:val="28"/>
         </w:rPr>
         <w:t xml:space="preserve">-репозиторий расположен в каталоге </w:t>
       </w:r>
       <w:proofErr w:type="spellStart"/>
       <w:r>
         <w:rPr>
-          <w:rFonts w:ascii="Times New Roman" w:hAnsi="Times New Roman"/>
-          <w:color w:val="000000"/>
-          <w:sz w:val="28"/>
+          <w:rFonts w:ascii="Times New Roman" w:hAnsi="Times New Roman" w:eastAsia="Times New Roman" w:cs="Times New Roman"/>
+          <w:color w:val="000000"/>
+          <w:sz w:val="28"/>
+          <w:szCs w:val="28"/>
         </w:rPr>
         <w:t>vcs</w:t>
       </w:r>
       <w:proofErr w:type="spellEnd"/>
       <w:r>
         <w:rPr>
-          <w:rFonts w:ascii="Times New Roman" w:hAnsi="Times New Roman"/>
-          <w:color w:val="000000"/>
-          <w:sz w:val="28"/>
+          <w:rFonts w:ascii="Times New Roman" w:hAnsi="Times New Roman" w:eastAsia="Times New Roman" w:cs="Times New Roman"/>
+          <w:color w:val="000000"/>
+          <w:sz w:val="28"/>
+          <w:szCs w:val="28"/>
         </w:rPr>
         <w:t xml:space="preserve">; основная ветка — </w:t>
       </w:r>
       <w:proofErr w:type="spellStart"/>
       <w:r>
         <w:rPr>
-          <w:rFonts w:ascii="Times New Roman" w:hAnsi="Times New Roman"/>
-          <w:color w:val="000000"/>
-          <w:sz w:val="28"/>
+          <w:rFonts w:ascii="Times New Roman" w:hAnsi="Times New Roman" w:eastAsia="Times New Roman" w:cs="Times New Roman"/>
+          <w:color w:val="000000"/>
+          <w:sz w:val="28"/>
+          <w:szCs w:val="28"/>
         </w:rPr>
         <w:t>main</w:t>
       </w:r>
       <w:proofErr w:type="spellEnd"/>
       <w:r>
         <w:rPr>
-          <w:rFonts w:ascii="Times New Roman" w:hAnsi="Times New Roman"/>
-          <w:color w:val="000000"/>
-          <w:sz w:val="28"/>
+          <w:rFonts w:ascii="Times New Roman" w:hAnsi="Times New Roman" w:eastAsia="Times New Roman" w:cs="Times New Roman"/>
+          <w:color w:val="000000"/>
+          <w:sz w:val="28"/>
+          <w:szCs w:val="28"/>
         </w:rPr>
         <w:t xml:space="preserve">. Каталоги </w:t>
       </w:r>
       <w:proofErr w:type="spellStart"/>
       <w:r>
         <w:rPr>
-          <w:rFonts w:ascii="Times New Roman" w:hAnsi="Times New Roman"/>
-          <w:color w:val="000000"/>
-          <w:sz w:val="28"/>
+          <w:rFonts w:ascii="Times New Roman" w:hAnsi="Times New Roman" w:eastAsia="Times New Roman" w:cs="Times New Roman"/>
+          <w:color w:val="000000"/>
+          <w:sz w:val="28"/>
+          <w:szCs w:val="28"/>
         </w:rPr>
         <w:t>python</w:t>
       </w:r>
       <w:proofErr w:type="spellEnd"/>
       <w:r>
         <w:rPr>
-          <w:rFonts w:ascii="Times New Roman" w:hAnsi="Times New Roman"/>
-          <w:color w:val="000000"/>
-          <w:sz w:val="28"/>
+          <w:rFonts w:ascii="Times New Roman" w:hAnsi="Times New Roman" w:eastAsia="Times New Roman" w:cs="Times New Roman"/>
+          <w:color w:val="000000"/>
+          <w:sz w:val="28"/>
+          <w:szCs w:val="28"/>
         </w:rPr>
         <w:t xml:space="preserve"> и </w:t>
       </w:r>
       <w:proofErr w:type="spellStart"/>
       <w:r>
         <w:rPr>
-          <w:rFonts w:ascii="Times New Roman" w:hAnsi="Times New Roman"/>
-          <w:color w:val="000000"/>
-          <w:sz w:val="28"/>
+          <w:rFonts w:ascii="Times New Roman" w:hAnsi="Times New Roman" w:eastAsia="Times New Roman" w:cs="Times New Roman"/>
+          <w:color w:val="000000"/>
+          <w:sz w:val="28"/>
+          <w:szCs w:val="28"/>
         </w:rPr>
         <w:t>java</w:t>
       </w:r>
       <w:proofErr w:type="spellEnd"/>
       <w:r>
         <w:rPr>
-          <w:rFonts w:ascii="Times New Roman" w:hAnsi="Times New Roman"/>
-          <w:color w:val="000000"/>
-          <w:sz w:val="28"/>
+          <w:rFonts w:ascii="Times New Roman" w:hAnsi="Times New Roman" w:eastAsia="Times New Roman" w:cs="Times New Roman"/>
+          <w:color w:val="000000"/>
+          <w:sz w:val="28"/>
+          <w:szCs w:val="28"/>
         </w:rPr>
         <w:t xml:space="preserve"> предназначены для исходного кода программных компонентов, </w:t>
       </w:r>
       <w:proofErr w:type="spellStart"/>
       <w:r>
         <w:rPr>
-          <w:rFonts w:ascii="Times New Roman" w:hAnsi="Times New Roman"/>
-          <w:color w:val="000000"/>
-          <w:sz w:val="28"/>
+          <w:rFonts w:ascii="Times New Roman" w:hAnsi="Times New Roman" w:eastAsia="Times New Roman" w:cs="Times New Roman"/>
+          <w:color w:val="000000"/>
+          <w:sz w:val="28"/>
+          <w:szCs w:val="28"/>
         </w:rPr>
         <w:t>data</w:t>
       </w:r>
       <w:proofErr w:type="spellEnd"/>
       <w:r>
         <w:rPr>
-          <w:rFonts w:ascii="Times New Roman" w:hAnsi="Times New Roman"/>
-          <w:color w:val="000000"/>
-          <w:sz w:val="28"/>
+          <w:rFonts w:ascii="Times New Roman" w:hAnsi="Times New Roman" w:eastAsia="Times New Roman" w:cs="Times New Roman"/>
+          <w:color w:val="000000"/>
+          <w:sz w:val="28"/>
+          <w:szCs w:val="28"/>
         </w:rPr>
         <w:t xml:space="preserve"> — для общих данных, </w:t>
       </w:r>
       <w:proofErr w:type="spellStart"/>
       <w:r>
         <w:rPr>
-          <w:rFonts w:ascii="Times New Roman" w:hAnsi="Times New Roman"/>
-          <w:color w:val="000000"/>
-          <w:sz w:val="28"/>
+          <w:rFonts w:ascii="Times New Roman" w:hAnsi="Times New Roman" w:eastAsia="Times New Roman" w:cs="Times New Roman"/>
+          <w:color w:val="000000"/>
+          <w:sz w:val="28"/>
+          <w:szCs w:val="28"/>
         </w:rPr>
         <w:t>tests</w:t>
       </w:r>
       <w:proofErr w:type="spellEnd"/>
       <w:r>
         <w:rPr>
-          <w:rFonts w:ascii="Times New Roman" w:hAnsi="Times New Roman"/>
-          <w:color w:val="000000"/>
-          <w:sz w:val="28"/>
-        </w:rPr>
-        <w:t xml:space="preserve"> — для проверок. README </w:t>
-      </w:r>
-      <w:r>
-        <w:rPr>
-          <w:rFonts w:ascii="Times New Roman" w:hAnsi="Times New Roman"/>
-          <w:color w:val="000000"/>
-          <w:sz w:val="28"/>
-        </w:rPr>
-        <w:lastRenderedPageBreak/>
-        <w:t xml:space="preserve">содержит тему, ФИО и группу студента. </w:t>
+          <w:rFonts w:ascii="Times New Roman" w:hAnsi="Times New Roman" w:eastAsia="Times New Roman" w:cs="Times New Roman"/>
+          <w:color w:val="000000"/>
+          <w:sz w:val="28"/>
+          <w:szCs w:val="28"/>
+        </w:rPr>
+        <w:t xml:space="preserve"> — для проверок. README содержит тему, ФИО и группу студента. </w:t>
       </w:r>
       <w:proofErr w:type="gramStart"/>
       <w:r>
         <w:rPr>
-          <w:rFonts w:ascii="Times New Roman" w:hAnsi="Times New Roman"/>
-          <w:color w:val="000000"/>
-          <w:sz w:val="28"/>
+          <w:rFonts w:ascii="Times New Roman" w:hAnsi="Times New Roman" w:eastAsia="Times New Roman" w:cs="Times New Roman"/>
+          <w:color w:val="000000"/>
+          <w:sz w:val="28"/>
+          <w:szCs w:val="28"/>
         </w:rPr>
         <w:t>Файл .</w:t>
       </w:r>
       <w:proofErr w:type="spellStart"/>
       <w:r>
         <w:rPr>
-          <w:rFonts w:ascii="Times New Roman" w:hAnsi="Times New Roman"/>
-          <w:color w:val="000000"/>
-          <w:sz w:val="28"/>
+          <w:rFonts w:ascii="Times New Roman" w:hAnsi="Times New Roman" w:eastAsia="Times New Roman" w:cs="Times New Roman"/>
+          <w:color w:val="000000"/>
+          <w:sz w:val="28"/>
+          <w:szCs w:val="28"/>
         </w:rPr>
         <w:t>gitignore</w:t>
       </w:r>
@@ -11342,9 +11693,10 @@
       <w:proofErr w:type="gramEnd"/>
       <w:r>
         <w:rPr>
-          <w:rFonts w:ascii="Times New Roman" w:hAnsi="Times New Roman"/>
-          <w:color w:val="000000"/>
-          <w:sz w:val="28"/>
+          <w:rFonts w:ascii="Times New Roman" w:hAnsi="Times New Roman" w:eastAsia="Times New Roman" w:cs="Times New Roman"/>
+          <w:color w:val="000000"/>
+          <w:sz w:val="28"/>
+          <w:szCs w:val="28"/>
         </w:rPr>
         <w:t xml:space="preserve"> исключает служебные файлы, результаты сборки и локальные настройки.</w:t>
       </w:r>
@@ -11356,6 +11708,11 @@
       <w:bookmarkStart w:id="40" w:name="_Toc242108192"/>
       <w:bookmarkStart w:id="41" w:name="_Toc242202212"/>
       <w:r>
+        <w:rPr>
+          <w:rFonts w:ascii="Times New Roman" w:hAnsi="Times New Roman" w:eastAsia="Times New Roman" w:cs="Times New Roman"/>
+          <w:sz w:val="28"/>
+          <w:szCs w:val="28"/>
+        </w:rPr>
         <w:t>3.4 Выводы</w:t>
       </w:r>
       <w:bookmarkEnd w:id="40"/>
@@ -11369,9 +11726,10 @@
       </w:pPr>
       <w:r>
         <w:rPr>
-          <w:rFonts w:ascii="Times New Roman" w:hAnsi="Times New Roman"/>
-          <w:color w:val="000000"/>
-          <w:sz w:val="28"/>
+          <w:rFonts w:ascii="Times New Roman" w:hAnsi="Times New Roman" w:eastAsia="Times New Roman" w:cs="Times New Roman"/>
+          <w:color w:val="000000"/>
+          <w:sz w:val="28"/>
+          <w:szCs w:val="28"/>
         </w:rPr>
         <w:t>Определены предметная область, участники и границы обработки оптовой заявки. Основной риск связан с рассогласованием заказов и складских остатков. Для его устранения сформулированы правила проверки доступности, полного резервирования заказа и защиты от повторного создания резерва.</w:t>
       </w:r>
@@ -11384,27 +11742,30 @@
       </w:pPr>
       <w:r>
         <w:rPr>
-          <w:rFonts w:ascii="Times New Roman" w:hAnsi="Times New Roman"/>
-          <w:color w:val="000000"/>
-          <w:sz w:val="28"/>
+          <w:rFonts w:ascii="Times New Roman" w:hAnsi="Times New Roman" w:eastAsia="Times New Roman" w:cs="Times New Roman"/>
+          <w:color w:val="000000"/>
+          <w:sz w:val="28"/>
+          <w:szCs w:val="28"/>
         </w:rPr>
         <w:t xml:space="preserve">Сопоставление существующих решений позволило выделить общие понятия заказа, наличия и резерва. Для разработки программных компонентов системы выбраны Python и Java, а для последующего хранения связанных данных — </w:t>
       </w:r>
       <w:proofErr w:type="spellStart"/>
       <w:r>
         <w:rPr>
-          <w:rFonts w:ascii="Times New Roman" w:hAnsi="Times New Roman"/>
-          <w:color w:val="000000"/>
-          <w:sz w:val="28"/>
+          <w:rFonts w:ascii="Times New Roman" w:hAnsi="Times New Roman" w:eastAsia="Times New Roman" w:cs="Times New Roman"/>
+          <w:color w:val="000000"/>
+          <w:sz w:val="28"/>
+          <w:szCs w:val="28"/>
         </w:rPr>
         <w:t>PostgreSQL</w:t>
       </w:r>
       <w:proofErr w:type="spellEnd"/>
       <w:r>
         <w:rPr>
-          <w:rFonts w:ascii="Times New Roman" w:hAnsi="Times New Roman"/>
-          <w:color w:val="000000"/>
-          <w:sz w:val="28"/>
+          <w:rFonts w:ascii="Times New Roman" w:hAnsi="Times New Roman" w:eastAsia="Times New Roman" w:cs="Times New Roman"/>
+          <w:color w:val="000000"/>
+          <w:sz w:val="28"/>
+          <w:szCs w:val="28"/>
         </w:rPr>
         <w:t>. Сформулированные требования используются при моделировании и разработке системы.</w:t>
       </w:r>
@@ -11416,6 +11777,11 @@
       <w:bookmarkStart w:id="42" w:name="_Toc242108194"/>
       <w:bookmarkStart w:id="43" w:name="_Toc242202213"/>
       <w:r>
+        <w:rPr>
+          <w:rFonts w:ascii="Times New Roman" w:hAnsi="Times New Roman" w:eastAsia="Times New Roman" w:cs="Times New Roman"/>
+          <w:sz w:val="28"/>
+          <w:szCs w:val="28"/>
+        </w:rPr>
         <w:t>4 Перевод фрагмента иностранной статьи</w:t>
       </w:r>
       <w:bookmarkEnd w:id="42"/>
@@ -11428,6 +11794,11 @@
       <w:bookmarkStart w:id="44" w:name="_Toc242108176"/>
       <w:bookmarkStart w:id="45" w:name="_Toc242202214"/>
       <w:r>
+        <w:rPr>
+          <w:rFonts w:ascii="Times New Roman" w:hAnsi="Times New Roman" w:eastAsia="Times New Roman" w:cs="Times New Roman"/>
+          <w:sz w:val="28"/>
+          <w:szCs w:val="28"/>
+        </w:rPr>
         <w:t>4.1 Выходные данные оригинала</w:t>
       </w:r>
       <w:bookmarkEnd w:id="44"/>
@@ -11444,65 +11815,72 @@
       </w:pPr>
       <w:r>
         <w:rPr>
-          <w:rFonts w:ascii="Times New Roman" w:hAnsi="Times New Roman"/>
-          <w:color w:val="000000"/>
-          <w:sz w:val="28"/>
+          <w:rFonts w:ascii="Times New Roman" w:hAnsi="Times New Roman" w:eastAsia="Times New Roman" w:cs="Times New Roman"/>
+          <w:color w:val="000000"/>
+          <w:sz w:val="28"/>
+          <w:szCs w:val="28"/>
         </w:rPr>
         <w:t xml:space="preserve">Источник: J. B. </w:t>
       </w:r>
       <w:proofErr w:type="spellStart"/>
       <w:r>
         <w:rPr>
-          <w:rFonts w:ascii="Times New Roman" w:hAnsi="Times New Roman"/>
-          <w:color w:val="000000"/>
-          <w:sz w:val="28"/>
+          <w:rFonts w:ascii="Times New Roman" w:hAnsi="Times New Roman" w:eastAsia="Times New Roman" w:cs="Times New Roman"/>
+          <w:color w:val="000000"/>
+          <w:sz w:val="28"/>
+          <w:szCs w:val="28"/>
         </w:rPr>
         <w:t>Munyaka</w:t>
       </w:r>
       <w:proofErr w:type="spellEnd"/>
       <w:r>
         <w:rPr>
-          <w:rFonts w:ascii="Times New Roman" w:hAnsi="Times New Roman"/>
-          <w:color w:val="000000"/>
-          <w:sz w:val="28"/>
+          <w:rFonts w:ascii="Times New Roman" w:hAnsi="Times New Roman" w:eastAsia="Times New Roman" w:cs="Times New Roman"/>
+          <w:color w:val="000000"/>
+          <w:sz w:val="28"/>
+          <w:szCs w:val="28"/>
         </w:rPr>
         <w:t xml:space="preserve">, V. S. S. </w:t>
       </w:r>
       <w:proofErr w:type="spellStart"/>
       <w:r>
         <w:rPr>
-          <w:rFonts w:ascii="Times New Roman" w:hAnsi="Times New Roman"/>
-          <w:color w:val="000000"/>
-          <w:sz w:val="28"/>
+          <w:rFonts w:ascii="Times New Roman" w:hAnsi="Times New Roman" w:eastAsia="Times New Roman" w:cs="Times New Roman"/>
+          <w:color w:val="000000"/>
+          <w:sz w:val="28"/>
+          <w:szCs w:val="28"/>
         </w:rPr>
         <w:t>Yadavalli</w:t>
       </w:r>
       <w:proofErr w:type="spellEnd"/>
       <w:r>
         <w:rPr>
-          <w:rFonts w:ascii="Times New Roman" w:hAnsi="Times New Roman"/>
-          <w:color w:val="000000"/>
-          <w:sz w:val="28"/>
+          <w:rFonts w:ascii="Times New Roman" w:hAnsi="Times New Roman" w:eastAsia="Times New Roman" w:cs="Times New Roman"/>
+          <w:color w:val="000000"/>
+          <w:sz w:val="28"/>
+          <w:szCs w:val="28"/>
         </w:rPr>
         <w:t xml:space="preserve">. </w:t>
       </w:r>
       <w:r>
         <w:rPr>
-          <w:rFonts w:ascii="Times New Roman" w:hAnsi="Times New Roman"/>
+          <w:rFonts w:ascii="Times New Roman" w:hAnsi="Times New Roman" w:eastAsia="Times New Roman" w:cs="Times New Roman"/>
           <w:color w:val="000000"/>
           <w:sz w:val="28"/>
           <w:lang w:val="en-US"/>
+          <w:szCs w:val="28"/>
         </w:rPr>
         <w:t xml:space="preserve">Inventory management concepts and implementations: a systematic review. The South African Journal of Industrial Engineering. 2022. Vol. 33, no. 2. P. 15–36. </w:t>
       </w:r>
       <w:r>
         <w:rPr>
-          <w:rFonts w:ascii="Times New Roman" w:hAnsi="Times New Roman"/>
+          <w:rFonts w:ascii="Times New Roman" w:hAnsi="Times New Roman" w:eastAsia="Times New Roman" w:cs="Times New Roman"/>
           <w:color w:val="000000"/>
           <w:sz w:val="28"/>
           <w:lang w:val="en-US"/>
-        </w:rPr>
-        <w:t>DOI: 10.7166/33-2-2527 [10].</w:t>
+          <w:szCs w:val="28"/>
+        </w:rPr>
+        <w:t>DOI: 10.7166/33-2-2527 [12].</w:t>
       </w:r>
     </w:p>
     <w:p>
@@ -11516,69 +11894,77 @@
       </w:pPr>
       <w:r>
         <w:rPr>
-          <w:rFonts w:ascii="Times New Roman" w:hAnsi="Times New Roman"/>
-          <w:color w:val="000000"/>
-          <w:sz w:val="28"/>
+          <w:rFonts w:ascii="Times New Roman" w:hAnsi="Times New Roman" w:eastAsia="Times New Roman" w:cs="Times New Roman"/>
+          <w:color w:val="000000"/>
+          <w:sz w:val="28"/>
+          <w:szCs w:val="28"/>
         </w:rPr>
         <w:t>Перевод</w:t>
       </w:r>
       <w:r>
         <w:rPr>
-          <w:rFonts w:ascii="Times New Roman" w:hAnsi="Times New Roman"/>
+          <w:rFonts w:ascii="Times New Roman" w:hAnsi="Times New Roman" w:eastAsia="Times New Roman" w:cs="Times New Roman"/>
           <w:color w:val="000000"/>
           <w:sz w:val="28"/>
           <w:lang w:val="en-US"/>
+          <w:szCs w:val="28"/>
         </w:rPr>
         <w:t xml:space="preserve"> </w:t>
       </w:r>
       <w:r>
         <w:rPr>
-          <w:rFonts w:ascii="Times New Roman" w:hAnsi="Times New Roman"/>
-          <w:color w:val="000000"/>
-          <w:sz w:val="28"/>
+          <w:rFonts w:ascii="Times New Roman" w:hAnsi="Times New Roman" w:eastAsia="Times New Roman" w:cs="Times New Roman"/>
+          <w:color w:val="000000"/>
+          <w:sz w:val="28"/>
+          <w:szCs w:val="28"/>
         </w:rPr>
         <w:t>раздела</w:t>
       </w:r>
       <w:r>
         <w:rPr>
-          <w:rFonts w:ascii="Times New Roman" w:hAnsi="Times New Roman"/>
+          <w:rFonts w:ascii="Times New Roman" w:hAnsi="Times New Roman" w:eastAsia="Times New Roman" w:cs="Times New Roman"/>
           <w:color w:val="000000"/>
           <w:sz w:val="28"/>
           <w:lang w:val="en-US"/>
+          <w:szCs w:val="28"/>
         </w:rPr>
         <w:t xml:space="preserve"> 3 «Roles, inventory models, and the demand variable», </w:t>
       </w:r>
       <w:r>
         <w:rPr>
-          <w:rFonts w:ascii="Times New Roman" w:hAnsi="Times New Roman"/>
-          <w:color w:val="000000"/>
-          <w:sz w:val="28"/>
+          <w:rFonts w:ascii="Times New Roman" w:hAnsi="Times New Roman" w:eastAsia="Times New Roman" w:cs="Times New Roman"/>
+          <w:color w:val="000000"/>
+          <w:sz w:val="28"/>
+          <w:szCs w:val="28"/>
         </w:rPr>
         <w:t>с</w:t>
       </w:r>
       <w:r>
         <w:rPr>
-          <w:rFonts w:ascii="Times New Roman" w:hAnsi="Times New Roman"/>
+          <w:rFonts w:ascii="Times New Roman" w:hAnsi="Times New Roman" w:eastAsia="Times New Roman" w:cs="Times New Roman"/>
           <w:color w:val="000000"/>
           <w:sz w:val="28"/>
           <w:lang w:val="en-US"/>
+          <w:szCs w:val="28"/>
         </w:rPr>
         <w:t xml:space="preserve">. 19–20 </w:t>
       </w:r>
       <w:r>
         <w:rPr>
-          <w:rFonts w:ascii="Times New Roman" w:hAnsi="Times New Roman"/>
-          <w:color w:val="000000"/>
-          <w:sz w:val="28"/>
+          <w:rFonts w:ascii="Times New Roman" w:hAnsi="Times New Roman" w:eastAsia="Times New Roman" w:cs="Times New Roman"/>
+          <w:color w:val="000000"/>
+          <w:sz w:val="28"/>
+          <w:szCs w:val="28"/>
         </w:rPr>
         <w:t>статьи</w:t>
       </w:r>
       <w:r>
         <w:rPr>
-          <w:rFonts w:ascii="Times New Roman" w:hAnsi="Times New Roman"/>
+          <w:rFonts w:ascii="Times New Roman" w:hAnsi="Times New Roman" w:eastAsia="Times New Roman" w:cs="Times New Roman"/>
           <w:color w:val="000000"/>
           <w:sz w:val="28"/>
           <w:lang w:val="en-US"/>
+          <w:szCs w:val="28"/>
         </w:rPr>
         <w:t>.</w:t>
       </w:r>
@@ -11589,6 +11975,11 @@
       </w:pPr>
       <w:bookmarkStart w:id="46" w:name="_Toc242202215"/>
       <w:r>
+        <w:rPr>
+          <w:rFonts w:ascii="Times New Roman" w:hAnsi="Times New Roman" w:eastAsia="Times New Roman" w:cs="Times New Roman"/>
+          <w:sz w:val="28"/>
+          <w:szCs w:val="28"/>
+        </w:rPr>
         <w:t>4.2 Перевод фрагмента</w:t>
       </w:r>
       <w:bookmarkEnd w:id="46"/>
@@ -11598,6 +11989,11 @@
         <w:pStyle w:val="4"/>
       </w:pPr>
       <w:r>
+        <w:rPr>
+          <w:rFonts w:ascii="Times New Roman" w:hAnsi="Times New Roman" w:eastAsia="Times New Roman" w:cs="Times New Roman"/>
+          <w:sz w:val="28"/>
+          <w:szCs w:val="28"/>
+        </w:rPr>
         <w:t>4.2.1 Роль запасов</w:t>
       </w:r>
     </w:p>
@@ -11609,120 +12005,125 @@
       </w:pPr>
       <w:r>
         <w:rPr>
-          <w:rFonts w:ascii="Times New Roman" w:hAnsi="Times New Roman"/>
-          <w:color w:val="000000"/>
-          <w:sz w:val="28"/>
+          <w:rFonts w:ascii="Times New Roman" w:hAnsi="Times New Roman" w:eastAsia="Times New Roman" w:cs="Times New Roman"/>
+          <w:color w:val="000000"/>
+          <w:sz w:val="28"/>
+          <w:szCs w:val="28"/>
         </w:rPr>
         <w:t xml:space="preserve">Поскольку основная задача управления запасами заключается в поддержании требуемого уровня запасов определённых продуктов или изделий </w:t>
       </w:r>
       <w:r>
         <w:rPr>
-          <w:rFonts w:ascii="Times New Roman" w:hAnsi="Times New Roman"/>
-          <w:color w:val="000000"/>
-          <w:sz w:val="28"/>
-        </w:rPr>
+          <w:rFonts w:ascii="Times New Roman" w:hAnsi="Times New Roman" w:eastAsia="Times New Roman" w:cs="Times New Roman"/>
+          <w:color w:val="000000"/>
+          <w:sz w:val="28"/>
+          <w:szCs w:val="28"/>
+        </w:rPr>
+        <w:lastRenderedPageBreak/>
         <w:t xml:space="preserve">(ссылка оригинала № </w:t>
       </w:r>
       <w:r>
         <w:rPr>
-          <w:rFonts w:ascii="Times New Roman" w:hAnsi="Times New Roman"/>
-          <w:color w:val="000000"/>
-          <w:sz w:val="28"/>
+          <w:rFonts w:ascii="Times New Roman" w:hAnsi="Times New Roman" w:eastAsia="Times New Roman" w:cs="Times New Roman"/>
+          <w:color w:val="000000"/>
+          <w:sz w:val="28"/>
+          <w:szCs w:val="28"/>
         </w:rPr>
         <w:t>119</w:t>
       </w:r>
       <w:r>
         <w:rPr>
-          <w:rFonts w:ascii="Times New Roman" w:hAnsi="Times New Roman"/>
-          <w:color w:val="000000"/>
-          <w:sz w:val="28"/>
+          <w:rFonts w:ascii="Times New Roman" w:hAnsi="Times New Roman" w:eastAsia="Times New Roman" w:cs="Times New Roman"/>
+          <w:color w:val="000000"/>
+          <w:sz w:val="28"/>
+          <w:szCs w:val="28"/>
         </w:rPr>
         <w:t>)</w:t>
       </w:r>
       <w:r>
         <w:rPr>
-          <w:rFonts w:ascii="Times New Roman" w:hAnsi="Times New Roman"/>
-          <w:color w:val="000000"/>
-          <w:sz w:val="28"/>
+          <w:rFonts w:ascii="Times New Roman" w:hAnsi="Times New Roman" w:eastAsia="Times New Roman" w:cs="Times New Roman"/>
+          <w:color w:val="000000"/>
+          <w:sz w:val="28"/>
+          <w:szCs w:val="28"/>
         </w:rPr>
         <w:t xml:space="preserve">, значение запасов в операционном управлении трудно переоценить. История показывает, что организации, которые пренебрегали управлением запасами или не учитывали его важность, впоследствии сожалели об этом. По мнению </w:t>
       </w:r>
       <w:proofErr w:type="spellStart"/>
       <w:r>
         <w:rPr>
-          <w:rFonts w:ascii="Times New Roman" w:hAnsi="Times New Roman"/>
-          <w:color w:val="000000"/>
-          <w:sz w:val="28"/>
+          <w:rFonts w:ascii="Times New Roman" w:hAnsi="Times New Roman" w:eastAsia="Times New Roman" w:cs="Times New Roman"/>
+          <w:color w:val="000000"/>
+          <w:sz w:val="28"/>
+          <w:szCs w:val="28"/>
         </w:rPr>
         <w:t>Tanthatemee</w:t>
       </w:r>
       <w:proofErr w:type="spellEnd"/>
       <w:r>
         <w:rPr>
-          <w:rFonts w:ascii="Times New Roman" w:hAnsi="Times New Roman"/>
-          <w:color w:val="000000"/>
-          <w:sz w:val="28"/>
+          <w:rFonts w:ascii="Times New Roman" w:hAnsi="Times New Roman" w:eastAsia="Times New Roman" w:cs="Times New Roman"/>
+          <w:color w:val="000000"/>
+          <w:sz w:val="28"/>
+          <w:szCs w:val="28"/>
         </w:rPr>
         <w:t xml:space="preserve"> и </w:t>
       </w:r>
       <w:proofErr w:type="spellStart"/>
       <w:r>
         <w:rPr>
-          <w:rFonts w:ascii="Times New Roman" w:hAnsi="Times New Roman"/>
-          <w:color w:val="000000"/>
-          <w:sz w:val="28"/>
+          <w:rFonts w:ascii="Times New Roman" w:hAnsi="Times New Roman" w:eastAsia="Times New Roman" w:cs="Times New Roman"/>
+          <w:color w:val="000000"/>
+          <w:sz w:val="28"/>
+          <w:szCs w:val="28"/>
         </w:rPr>
         <w:t>Phruksaphanrat</w:t>
       </w:r>
       <w:proofErr w:type="spellEnd"/>
       <w:r>
         <w:rPr>
-          <w:rFonts w:ascii="Times New Roman" w:hAnsi="Times New Roman"/>
-          <w:color w:val="000000"/>
-          <w:sz w:val="28"/>
+          <w:rFonts w:ascii="Times New Roman" w:hAnsi="Times New Roman" w:eastAsia="Times New Roman" w:cs="Times New Roman"/>
+          <w:color w:val="000000"/>
+          <w:sz w:val="28"/>
+          <w:szCs w:val="28"/>
         </w:rPr>
         <w:t xml:space="preserve"> </w:t>
       </w:r>
       <w:r>
         <w:rPr>
-          <w:rFonts w:ascii="Times New Roman" w:hAnsi="Times New Roman"/>
-          <w:color w:val="000000"/>
-          <w:sz w:val="28"/>
+          <w:rFonts w:ascii="Times New Roman" w:hAnsi="Times New Roman" w:eastAsia="Times New Roman" w:cs="Times New Roman"/>
+          <w:color w:val="000000"/>
+          <w:sz w:val="28"/>
+          <w:szCs w:val="28"/>
         </w:rPr>
         <w:t xml:space="preserve">(ссылка оригинала № </w:t>
       </w:r>
       <w:r>
         <w:rPr>
-          <w:rFonts w:ascii="Times New Roman" w:hAnsi="Times New Roman"/>
-          <w:color w:val="000000"/>
-          <w:sz w:val="28"/>
+          <w:rFonts w:ascii="Times New Roman" w:hAnsi="Times New Roman" w:eastAsia="Times New Roman" w:cs="Times New Roman"/>
+          <w:color w:val="000000"/>
+          <w:sz w:val="28"/>
+          <w:szCs w:val="28"/>
         </w:rPr>
         <w:t>114</w:t>
       </w:r>
       <w:r>
         <w:rPr>
-          <w:rFonts w:ascii="Times New Roman" w:hAnsi="Times New Roman"/>
-          <w:color w:val="000000"/>
-          <w:sz w:val="28"/>
+          <w:rFonts w:ascii="Times New Roman" w:hAnsi="Times New Roman" w:eastAsia="Times New Roman" w:cs="Times New Roman"/>
+          <w:color w:val="000000"/>
+          <w:sz w:val="28"/>
+          <w:szCs w:val="28"/>
         </w:rPr>
         <w:t>)</w:t>
       </w:r>
       <w:r>
         <w:rPr>
-          <w:rFonts w:ascii="Times New Roman" w:hAnsi="Times New Roman"/>
-          <w:color w:val="000000"/>
-          <w:sz w:val="28"/>
-        </w:rPr>
-        <w:t xml:space="preserve">, управление запасами помогает </w:t>
-      </w:r>
-      <w:r>
-        <w:rPr>
-          <w:rFonts w:ascii="Times New Roman" w:hAnsi="Times New Roman"/>
-          <w:color w:val="000000"/>
-          <w:sz w:val="28"/>
-        </w:rPr>
-        <w:lastRenderedPageBreak/>
-        <w:t>улучшить обслуживание покупателей и справляться с неопределённостью спроса. Неопределённость спроса представляет собой потенциальную проблему, приводящую к высокому уровню запасов и большим затратам на их содержание. Это может вызывать рост цен и снижение удовлетворённости покупателей и, следовательно, уменьшать прибыльность бизнеса.</w:t>
+          <w:rFonts w:ascii="Times New Roman" w:hAnsi="Times New Roman" w:eastAsia="Times New Roman" w:cs="Times New Roman"/>
+          <w:color w:val="000000"/>
+          <w:sz w:val="28"/>
+          <w:szCs w:val="28"/>
+        </w:rPr>
+        <w:t>, управление запасами помогает улучшить обслуживание покупателей и справляться с неопределённостью спроса. Неопределённость спроса представляет собой потенциальную проблему, приводящую к высокому уровню запасов и большим затратам на их содержание. Это может вызывать рост цен и снижение удовлетворённости покупателей и, следовательно, уменьшать прибыльность бизнеса.</w:t>
       </w:r>
     </w:p>
     <w:p>
@@ -11730,6 +12131,11 @@
         <w:pStyle w:val="4"/>
       </w:pPr>
       <w:r>
+        <w:rPr>
+          <w:rFonts w:ascii="Times New Roman" w:hAnsi="Times New Roman" w:eastAsia="Times New Roman" w:cs="Times New Roman"/>
+          <w:sz w:val="28"/>
+          <w:szCs w:val="28"/>
+        </w:rPr>
         <w:t>4.2.2 Модели управления запасами и переменная спроса</w:t>
       </w:r>
     </w:p>
@@ -11741,91 +12147,102 @@
       </w:pPr>
       <w:r>
         <w:rPr>
-          <w:rFonts w:ascii="Times New Roman" w:hAnsi="Times New Roman"/>
-          <w:color w:val="000000"/>
-          <w:sz w:val="28"/>
+          <w:rFonts w:ascii="Times New Roman" w:hAnsi="Times New Roman" w:eastAsia="Times New Roman" w:cs="Times New Roman"/>
+          <w:color w:val="000000"/>
+          <w:sz w:val="28"/>
+          <w:szCs w:val="28"/>
         </w:rPr>
         <w:t xml:space="preserve">Основные решения, связанные со спросом в задаче управления запасами, состоят в следующем: а) когда закупать продукцию, </w:t>
       </w:r>
       <w:proofErr w:type="gramStart"/>
       <w:r>
         <w:rPr>
-          <w:rFonts w:ascii="Times New Roman" w:hAnsi="Times New Roman"/>
-          <w:color w:val="000000"/>
-          <w:sz w:val="28"/>
+          <w:rFonts w:ascii="Times New Roman" w:hAnsi="Times New Roman" w:eastAsia="Times New Roman" w:cs="Times New Roman"/>
+          <w:color w:val="000000"/>
+          <w:sz w:val="28"/>
+          <w:szCs w:val="28"/>
         </w:rPr>
         <w:t>то есть</w:t>
       </w:r>
       <w:proofErr w:type="gramEnd"/>
       <w:r>
         <w:rPr>
-          <w:rFonts w:ascii="Times New Roman" w:hAnsi="Times New Roman"/>
-          <w:color w:val="000000"/>
-          <w:sz w:val="28"/>
+          <w:rFonts w:ascii="Times New Roman" w:hAnsi="Times New Roman" w:eastAsia="Times New Roman" w:cs="Times New Roman"/>
+          <w:color w:val="000000"/>
+          <w:sz w:val="28"/>
+          <w:szCs w:val="28"/>
         </w:rPr>
         <w:t xml:space="preserve"> когда формировать заказ на закупку; б) сколько закупать, то есть каков должен быть размер партии </w:t>
       </w:r>
       <w:r>
         <w:rPr>
-          <w:rFonts w:ascii="Times New Roman" w:hAnsi="Times New Roman"/>
-          <w:color w:val="000000"/>
-          <w:sz w:val="28"/>
+          <w:rFonts w:ascii="Times New Roman" w:hAnsi="Times New Roman" w:eastAsia="Times New Roman" w:cs="Times New Roman"/>
+          <w:color w:val="000000"/>
+          <w:sz w:val="28"/>
+          <w:szCs w:val="28"/>
         </w:rPr>
         <w:t xml:space="preserve">(ссылка оригинала № </w:t>
       </w:r>
       <w:r>
         <w:rPr>
-          <w:rFonts w:ascii="Times New Roman" w:hAnsi="Times New Roman"/>
-          <w:color w:val="000000"/>
-          <w:sz w:val="28"/>
+          <w:rFonts w:ascii="Times New Roman" w:hAnsi="Times New Roman" w:eastAsia="Times New Roman" w:cs="Times New Roman"/>
+          <w:color w:val="000000"/>
+          <w:sz w:val="28"/>
+          <w:szCs w:val="28"/>
         </w:rPr>
         <w:t>82</w:t>
       </w:r>
       <w:r>
         <w:rPr>
-          <w:rFonts w:ascii="Times New Roman" w:hAnsi="Times New Roman"/>
-          <w:color w:val="000000"/>
-          <w:sz w:val="28"/>
+          <w:rFonts w:ascii="Times New Roman" w:hAnsi="Times New Roman" w:eastAsia="Times New Roman" w:cs="Times New Roman"/>
+          <w:color w:val="000000"/>
+          <w:sz w:val="28"/>
+          <w:szCs w:val="28"/>
         </w:rPr>
         <w:t>)</w:t>
       </w:r>
       <w:r>
         <w:rPr>
-          <w:rFonts w:ascii="Times New Roman" w:hAnsi="Times New Roman"/>
-          <w:color w:val="000000"/>
-          <w:sz w:val="28"/>
+          <w:rFonts w:ascii="Times New Roman" w:hAnsi="Times New Roman" w:eastAsia="Times New Roman" w:cs="Times New Roman"/>
+          <w:color w:val="000000"/>
+          <w:sz w:val="28"/>
+          <w:szCs w:val="28"/>
         </w:rPr>
         <w:t xml:space="preserve">. Решение обеих задач в процессе принятия решений требует разработки моделей и методов управления запасами </w:t>
       </w:r>
       <w:r>
         <w:rPr>
-          <w:rFonts w:ascii="Times New Roman" w:hAnsi="Times New Roman"/>
-          <w:color w:val="000000"/>
-          <w:sz w:val="28"/>
+          <w:rFonts w:ascii="Times New Roman" w:hAnsi="Times New Roman" w:eastAsia="Times New Roman" w:cs="Times New Roman"/>
+          <w:color w:val="000000"/>
+          <w:sz w:val="28"/>
+          <w:szCs w:val="28"/>
         </w:rPr>
         <w:t xml:space="preserve">(ссылка оригинала № </w:t>
       </w:r>
       <w:r>
         <w:rPr>
-          <w:rFonts w:ascii="Times New Roman" w:hAnsi="Times New Roman"/>
-          <w:color w:val="000000"/>
-          <w:sz w:val="28"/>
+          <w:rFonts w:ascii="Times New Roman" w:hAnsi="Times New Roman" w:eastAsia="Times New Roman" w:cs="Times New Roman"/>
+          <w:color w:val="000000"/>
+          <w:sz w:val="28"/>
+          <w:szCs w:val="28"/>
         </w:rPr>
         <w:t>96</w:t>
       </w:r>
       <w:r>
         <w:rPr>
-          <w:rFonts w:ascii="Times New Roman" w:hAnsi="Times New Roman"/>
-          <w:color w:val="000000"/>
-          <w:sz w:val="28"/>
+          <w:rFonts w:ascii="Times New Roman" w:hAnsi="Times New Roman" w:eastAsia="Times New Roman" w:cs="Times New Roman"/>
+          <w:color w:val="000000"/>
+          <w:sz w:val="28"/>
+          <w:szCs w:val="28"/>
         </w:rPr>
         <w:t>)</w:t>
       </w:r>
       <w:r>
         <w:rPr>
-          <w:rFonts w:ascii="Times New Roman" w:hAnsi="Times New Roman"/>
-          <w:color w:val="000000"/>
-          <w:sz w:val="28"/>
+          <w:rFonts w:ascii="Times New Roman" w:hAnsi="Times New Roman" w:eastAsia="Times New Roman" w:cs="Times New Roman"/>
+          <w:color w:val="000000"/>
+          <w:sz w:val="28"/>
+          <w:szCs w:val="28"/>
         </w:rPr>
         <w:t>. Эти две задачи связывают целевую функцию модели управления запасами с рядом переменных принятия решений, например размером партии и точкой повторного заказа. Они также связаны с несколькими параметрами затрат на запасы и ситуационными переменными: а) характером и уровнем спроса, включая степень его определённости; б) сроком поставки, включая степень его определённости; в) существующими ограничениями, если они имеются; г) скидками за объём или инфляционными тенденциями; д) другими значимыми обстоятельствами.</w:t>
       </w:r>
@@ -11838,11 +12255,22 @@
       </w:pPr>
       <w:r>
         <w:rPr>
-          <w:rFonts w:ascii="Times New Roman" w:hAnsi="Times New Roman"/>
-          <w:color w:val="000000"/>
-          <w:sz w:val="28"/>
-        </w:rPr>
-        <w:t>Спрос рассматривается как ключевая переменная управления запасами. Точное прогнозирование рынка или уровня спроса помогает принимать правильные решения о запасах, позволяющие оптимизировать продажи и прибыль. В зависимости от степени определённости спроса обычно разрабатываются модели двух типов: 1) модели с детерминированным спросом; 2) модели со стохастическим, или байесовским, спросом.</w:t>
+          <w:rFonts w:ascii="Times New Roman" w:hAnsi="Times New Roman" w:eastAsia="Times New Roman" w:cs="Times New Roman"/>
+          <w:color w:val="000000"/>
+          <w:sz w:val="28"/>
+          <w:szCs w:val="28"/>
+        </w:rPr>
+        <w:t xml:space="preserve">Спрос рассматривается как ключевая переменная управления запасами. Точное прогнозирование рынка или уровня спроса помогает принимать правильные решения о запасах, позволяющие оптимизировать продажи и прибыль. В зависимости от степени определённости спроса обычно </w:t>
+      </w:r>
+      <w:r>
+        <w:rPr>
+          <w:rFonts w:ascii="Times New Roman" w:hAnsi="Times New Roman" w:eastAsia="Times New Roman" w:cs="Times New Roman"/>
+          <w:color w:val="000000"/>
+          <w:sz w:val="28"/>
+          <w:szCs w:val="28"/>
+        </w:rPr>
+        <w:lastRenderedPageBreak/>
+        <w:t>разрабатываются модели двух типов: 1) модели с детерминированным спросом; 2) модели со стохастическим, или байесовским, спросом.</w:t>
       </w:r>
     </w:p>
     <w:p>
@@ -11850,6 +12278,11 @@
         <w:pStyle w:val="4"/>
       </w:pPr>
       <w:r>
+        <w:rPr>
+          <w:rFonts w:ascii="Times New Roman" w:hAnsi="Times New Roman" w:eastAsia="Times New Roman" w:cs="Times New Roman"/>
+          <w:sz w:val="28"/>
+          <w:szCs w:val="28"/>
+        </w:rPr>
         <w:t>4.2.3 Модель с детерминированным спросом</w:t>
       </w:r>
     </w:p>
@@ -11861,68 +12294,66 @@
       </w:pPr>
       <w:r>
         <w:rPr>
-          <w:rFonts w:ascii="Times New Roman" w:hAnsi="Times New Roman"/>
-          <w:color w:val="000000"/>
-          <w:sz w:val="28"/>
-        </w:rPr>
-        <w:t xml:space="preserve">В детерминированной модели операции с запасами определяются на основе известного, достоверного спроса. Детерминированная модель даёт один и тот же результат благодаря определённости факторов, условий и параметров, </w:t>
-      </w:r>
-      <w:r>
-        <w:rPr>
-          <w:rFonts w:ascii="Times New Roman" w:hAnsi="Times New Roman"/>
-          <w:color w:val="000000"/>
-          <w:sz w:val="28"/>
-        </w:rPr>
-        <w:lastRenderedPageBreak/>
-        <w:t xml:space="preserve">которые явно задаются в начале. К этим параметрам относится и спрос. По </w:t>
+          <w:rFonts w:ascii="Times New Roman" w:hAnsi="Times New Roman" w:eastAsia="Times New Roman" w:cs="Times New Roman"/>
+          <w:color w:val="000000"/>
+          <w:sz w:val="28"/>
+          <w:szCs w:val="28"/>
+        </w:rPr>
+        <w:t xml:space="preserve">В детерминированной модели операции с запасами определяются на основе известного, достоверного спроса. Детерминированная модель даёт один и тот же результат благодаря определённости факторов, условий и параметров, которые явно задаются в начале. К этим параметрам относится и спрос. По </w:t>
       </w:r>
       <w:proofErr w:type="spellStart"/>
       <w:r>
         <w:rPr>
-          <w:rFonts w:ascii="Times New Roman" w:hAnsi="Times New Roman"/>
-          <w:color w:val="000000"/>
-          <w:sz w:val="28"/>
+          <w:rFonts w:ascii="Times New Roman" w:hAnsi="Times New Roman" w:eastAsia="Times New Roman" w:cs="Times New Roman"/>
+          <w:color w:val="000000"/>
+          <w:sz w:val="28"/>
+          <w:szCs w:val="28"/>
         </w:rPr>
         <w:t>Antic</w:t>
       </w:r>
       <w:proofErr w:type="spellEnd"/>
       <w:r>
         <w:rPr>
-          <w:rFonts w:ascii="Times New Roman" w:hAnsi="Times New Roman"/>
-          <w:color w:val="000000"/>
-          <w:sz w:val="28"/>
+          <w:rFonts w:ascii="Times New Roman" w:hAnsi="Times New Roman" w:eastAsia="Times New Roman" w:cs="Times New Roman"/>
+          <w:color w:val="000000"/>
+          <w:sz w:val="28"/>
+          <w:szCs w:val="28"/>
         </w:rPr>
         <w:t xml:space="preserve"> и соавторам </w:t>
       </w:r>
       <w:r>
         <w:rPr>
-          <w:rFonts w:ascii="Times New Roman" w:hAnsi="Times New Roman"/>
-          <w:color w:val="000000"/>
-          <w:sz w:val="28"/>
+          <w:rFonts w:ascii="Times New Roman" w:hAnsi="Times New Roman" w:eastAsia="Times New Roman" w:cs="Times New Roman"/>
+          <w:color w:val="000000"/>
+          <w:sz w:val="28"/>
+          <w:szCs w:val="28"/>
         </w:rPr>
         <w:t xml:space="preserve">(ссылка оригинала № </w:t>
       </w:r>
       <w:r>
         <w:rPr>
-          <w:rFonts w:ascii="Times New Roman" w:hAnsi="Times New Roman"/>
-          <w:color w:val="000000"/>
-          <w:sz w:val="28"/>
+          <w:rFonts w:ascii="Times New Roman" w:hAnsi="Times New Roman" w:eastAsia="Times New Roman" w:cs="Times New Roman"/>
+          <w:color w:val="000000"/>
+          <w:sz w:val="28"/>
+          <w:szCs w:val="28"/>
         </w:rPr>
         <w:t>4</w:t>
       </w:r>
       <w:r>
         <w:rPr>
-          <w:rFonts w:ascii="Times New Roman" w:hAnsi="Times New Roman"/>
-          <w:color w:val="000000"/>
-          <w:sz w:val="28"/>
+          <w:rFonts w:ascii="Times New Roman" w:hAnsi="Times New Roman" w:eastAsia="Times New Roman" w:cs="Times New Roman"/>
+          <w:color w:val="000000"/>
+          <w:sz w:val="28"/>
+          <w:szCs w:val="28"/>
         </w:rPr>
         <w:t>)</w:t>
       </w:r>
       <w:r>
         <w:rPr>
-          <w:rFonts w:ascii="Times New Roman" w:hAnsi="Times New Roman"/>
-          <w:color w:val="000000"/>
-          <w:sz w:val="28"/>
+          <w:rFonts w:ascii="Times New Roman" w:hAnsi="Times New Roman" w:eastAsia="Times New Roman" w:cs="Times New Roman"/>
+          <w:color w:val="000000"/>
+          <w:sz w:val="28"/>
+          <w:szCs w:val="28"/>
         </w:rPr>
         <w:t>, детерминированный спрос представляется как ежемесячный прогноз продаж каждого продукта. Модель с детерминированным спросом направлена на минимизацию совокупных затрат, связанных со временем производства, временем переналадки и сверхурочной работой, а также затрат на запасы: оформление заказов, содержание запасов и отсутствие необходимых запасов, включая избыток и дефицит.</w:t>
       </w:r>
@@ -11940,9 +12371,10 @@
       </w:pPr>
       <w:r>
         <w:rPr>
-          <w:rFonts w:ascii="Times New Roman" w:hAnsi="Times New Roman"/>
-          <w:color w:val="000000"/>
-          <w:sz w:val="28"/>
+          <w:rFonts w:ascii="Times New Roman" w:hAnsi="Times New Roman" w:eastAsia="Times New Roman" w:cs="Times New Roman"/>
+          <w:color w:val="000000"/>
+          <w:sz w:val="28"/>
+          <w:szCs w:val="28"/>
         </w:rPr>
         <w:t>В модели с детерминированным спросом могут рассматриваться два вида спроса: независимый и зависимый. Понимание различия между ними имеет решающее значение для системы управления запасами и служит отправной точкой при разработке политики управления ими. Независимый спрос — это спрос на готовую продукцию, например автомобили или книги; он также может содержать некоторую неопределённость. Зависимый спрос относится к комплектующим или сборочным единицам, например узлам центральной консоли автомобилей Toyota, и обычно считается определённым, когда известна потребность в конечном изделии, от которого он зависит. Рисунок 5 иллюстрирует характер обоих видов спроса.</w:t>
       </w:r>
@@ -11953,6 +12385,9 @@
         <w:jc w:val="center"/>
       </w:pPr>
       <w:r>
+        <w:rPr>
+          <w:noProof/>
+        </w:rPr>
         <w:drawing>
           <wp:inline distT="0" distB="0" distL="0" distR="0" wp14:anchorId="738F91DB" wp14:editId="37E6CDD9">
             <wp:extent cx="3212431" cy="1878529"/>
@@ -12003,12 +12438,13 @@
       </w:pPr>
       <w:r>
         <w:rPr>
-          <w:rFonts w:ascii="Times New Roman" w:hAnsi="Times New Roman" w:cs="Times New Roman"/>
+          <w:rFonts w:ascii="Times New Roman" w:hAnsi="Times New Roman" w:cs="Times New Roman" w:eastAsia="Times New Roman"/>
           <w:b/>
           <w:bCs/>
           <w:sz w:val="28"/>
           <w:szCs w:val="28"/>
         </w:rPr>
+        <w:lastRenderedPageBreak/>
         <w:t>Рисунок 5 — Независимый и зависимый спрос</w:t>
       </w:r>
     </w:p>
@@ -12020,9 +12456,10 @@
       </w:pPr>
       <w:r>
         <w:rPr>
-          <w:rFonts w:ascii="Times New Roman" w:hAnsi="Times New Roman"/>
-          <w:color w:val="000000"/>
-          <w:sz w:val="28"/>
+          <w:rFonts w:ascii="Times New Roman" w:hAnsi="Times New Roman" w:eastAsia="Times New Roman" w:cs="Times New Roman"/>
+          <w:color w:val="000000"/>
+          <w:sz w:val="28"/>
+          <w:szCs w:val="28"/>
         </w:rPr>
         <w:t>Текстовое представление схемы оригинала: независимый спрос относится к изделию A. Для A требуются B (1 единица) и C (2 единицы). Для каждой B требуются D (2 единицы) и E (1 единица); для каждой C — D (1 единица). Спрос на B, C, D и E является зависимым. Числа в скобках обозначают количество компонентов на одну единицу непосредственно вышестоящего изделия.</w:t>
       </w:r>
@@ -12035,11 +12472,11 @@
       </w:pPr>
       <w:r>
         <w:rPr>
-          <w:rFonts w:ascii="Times New Roman" w:hAnsi="Times New Roman"/>
-          <w:color w:val="000000"/>
-          <w:sz w:val="28"/>
-        </w:rPr>
-        <w:lastRenderedPageBreak/>
+          <w:rFonts w:ascii="Times New Roman" w:hAnsi="Times New Roman" w:eastAsia="Times New Roman" w:cs="Times New Roman"/>
+          <w:color w:val="000000"/>
+          <w:sz w:val="28"/>
+          <w:szCs w:val="28"/>
+        </w:rPr>
         <w:t>В условиях независимого спроса потребность в одной позиции не зависит от спроса на другую позицию (см. рисунок 5). Например, готовая продукция не зависит от других позиций, поскольку внимание сосредоточено на продаже изделия, обработке заказа или прогнозе продаж. Независимый спрос на запасы основывается на подтверждённых прогнозах, заказах покупателей, оценках и исторических данных.</w:t>
       </w:r>
     </w:p>
@@ -12051,9 +12488,10 @@
       </w:pPr>
       <w:r>
         <w:rPr>
-          <w:rFonts w:ascii="Times New Roman" w:hAnsi="Times New Roman"/>
-          <w:color w:val="000000"/>
-          <w:sz w:val="28"/>
+          <w:rFonts w:ascii="Times New Roman" w:hAnsi="Times New Roman" w:eastAsia="Times New Roman" w:cs="Times New Roman"/>
+          <w:color w:val="000000"/>
+          <w:sz w:val="28"/>
+          <w:szCs w:val="28"/>
         </w:rPr>
         <w:t>В отличие от независимого спроса, зависимый спрос на одну позицию определяется спросом на другую. Например, запасы сырья и комплектующих зависят от спроса на готовую продукцию. Сырьё и другие производственные компоненты преобразуются в готовую продукцию с использованием таких систем, как планирование материальных ресурсов (MRP), планирование ресурсов распределения (DRP) или планирование ресурсов предприятия (ERP).</w:t>
       </w:r>
@@ -12064,6 +12502,11 @@
       </w:pPr>
       <w:bookmarkStart w:id="47" w:name="_Toc242202216"/>
       <w:r>
+        <w:rPr>
+          <w:rFonts w:ascii="Times New Roman" w:hAnsi="Times New Roman" w:eastAsia="Times New Roman" w:cs="Times New Roman"/>
+          <w:sz w:val="28"/>
+          <w:szCs w:val="28"/>
+        </w:rPr>
         <w:t>4.2.4 Стохастическая модель</w:t>
       </w:r>
       <w:bookmarkEnd w:id="47"/>
@@ -12076,245 +12519,284 @@
       </w:pPr>
       <w:r>
         <w:rPr>
-          <w:rFonts w:ascii="Times New Roman" w:hAnsi="Times New Roman"/>
-          <w:color w:val="000000"/>
-          <w:sz w:val="28"/>
+          <w:rFonts w:ascii="Times New Roman" w:hAnsi="Times New Roman" w:eastAsia="Times New Roman" w:cs="Times New Roman"/>
+          <w:color w:val="000000"/>
+          <w:sz w:val="28"/>
+          <w:szCs w:val="28"/>
         </w:rPr>
         <w:t xml:space="preserve">В стохастической, вероятностной или байесовской модели решения о запасах принимаются в условиях неопределённости спроса и/или срока поставки. По </w:t>
       </w:r>
       <w:proofErr w:type="spellStart"/>
       <w:r>
         <w:rPr>
-          <w:rFonts w:ascii="Times New Roman" w:hAnsi="Times New Roman"/>
-          <w:color w:val="000000"/>
-          <w:sz w:val="28"/>
+          <w:rFonts w:ascii="Times New Roman" w:hAnsi="Times New Roman" w:eastAsia="Times New Roman" w:cs="Times New Roman"/>
+          <w:color w:val="000000"/>
+          <w:sz w:val="28"/>
+          <w:szCs w:val="28"/>
         </w:rPr>
         <w:t>Antic</w:t>
       </w:r>
       <w:proofErr w:type="spellEnd"/>
       <w:r>
         <w:rPr>
-          <w:rFonts w:ascii="Times New Roman" w:hAnsi="Times New Roman"/>
-          <w:color w:val="000000"/>
-          <w:sz w:val="28"/>
+          <w:rFonts w:ascii="Times New Roman" w:hAnsi="Times New Roman" w:eastAsia="Times New Roman" w:cs="Times New Roman"/>
+          <w:color w:val="000000"/>
+          <w:sz w:val="28"/>
+          <w:szCs w:val="28"/>
         </w:rPr>
         <w:t xml:space="preserve"> и соавторам </w:t>
       </w:r>
       <w:r>
         <w:rPr>
-          <w:rFonts w:ascii="Times New Roman" w:hAnsi="Times New Roman"/>
-          <w:color w:val="000000"/>
-          <w:sz w:val="28"/>
+          <w:rFonts w:ascii="Times New Roman" w:hAnsi="Times New Roman" w:eastAsia="Times New Roman" w:cs="Times New Roman"/>
+          <w:color w:val="000000"/>
+          <w:sz w:val="28"/>
+          <w:szCs w:val="28"/>
         </w:rPr>
         <w:t xml:space="preserve">(ссылка оригинала № </w:t>
       </w:r>
       <w:r>
         <w:rPr>
-          <w:rFonts w:ascii="Times New Roman" w:hAnsi="Times New Roman"/>
-          <w:color w:val="000000"/>
-          <w:sz w:val="28"/>
+          <w:rFonts w:ascii="Times New Roman" w:hAnsi="Times New Roman" w:eastAsia="Times New Roman" w:cs="Times New Roman"/>
+          <w:color w:val="000000"/>
+          <w:sz w:val="28"/>
+          <w:szCs w:val="28"/>
         </w:rPr>
         <w:t>4</w:t>
       </w:r>
       <w:r>
         <w:rPr>
-          <w:rFonts w:ascii="Times New Roman" w:hAnsi="Times New Roman"/>
-          <w:color w:val="000000"/>
-          <w:sz w:val="28"/>
+          <w:rFonts w:ascii="Times New Roman" w:hAnsi="Times New Roman" w:eastAsia="Times New Roman" w:cs="Times New Roman"/>
+          <w:color w:val="000000"/>
+          <w:sz w:val="28"/>
+          <w:szCs w:val="28"/>
         </w:rPr>
         <w:t>)</w:t>
       </w:r>
       <w:r>
         <w:rPr>
-          <w:rFonts w:ascii="Times New Roman" w:hAnsi="Times New Roman"/>
-          <w:color w:val="000000"/>
-          <w:sz w:val="28"/>
+          <w:rFonts w:ascii="Times New Roman" w:hAnsi="Times New Roman" w:eastAsia="Times New Roman" w:cs="Times New Roman"/>
+          <w:color w:val="000000"/>
+          <w:sz w:val="28"/>
+          <w:szCs w:val="28"/>
         </w:rPr>
         <w:t xml:space="preserve">, стохастический спрос формируется как случайное отклонение от прогноза продаж в пределах приблизительно 20 процентов. По мнению </w:t>
       </w:r>
       <w:proofErr w:type="spellStart"/>
       <w:r>
         <w:rPr>
-          <w:rFonts w:ascii="Times New Roman" w:hAnsi="Times New Roman"/>
-          <w:color w:val="000000"/>
-          <w:sz w:val="28"/>
+          <w:rFonts w:ascii="Times New Roman" w:hAnsi="Times New Roman" w:eastAsia="Times New Roman" w:cs="Times New Roman"/>
+          <w:color w:val="000000"/>
+          <w:sz w:val="28"/>
+          <w:szCs w:val="28"/>
         </w:rPr>
         <w:t>Nemtajela</w:t>
       </w:r>
       <w:proofErr w:type="spellEnd"/>
       <w:r>
         <w:rPr>
-          <w:rFonts w:ascii="Times New Roman" w:hAnsi="Times New Roman"/>
-          <w:color w:val="000000"/>
-          <w:sz w:val="28"/>
+          <w:rFonts w:ascii="Times New Roman" w:hAnsi="Times New Roman" w:eastAsia="Times New Roman" w:cs="Times New Roman"/>
+          <w:color w:val="000000"/>
+          <w:sz w:val="28"/>
+          <w:szCs w:val="28"/>
         </w:rPr>
         <w:t xml:space="preserve"> и </w:t>
       </w:r>
       <w:proofErr w:type="spellStart"/>
       <w:r>
         <w:rPr>
-          <w:rFonts w:ascii="Times New Roman" w:hAnsi="Times New Roman"/>
-          <w:color w:val="000000"/>
-          <w:sz w:val="28"/>
+          <w:rFonts w:ascii="Times New Roman" w:hAnsi="Times New Roman" w:eastAsia="Times New Roman" w:cs="Times New Roman"/>
+          <w:color w:val="000000"/>
+          <w:sz w:val="28"/>
+          <w:szCs w:val="28"/>
         </w:rPr>
         <w:t>Mbohwa</w:t>
       </w:r>
       <w:proofErr w:type="spellEnd"/>
       <w:r>
         <w:rPr>
-          <w:rFonts w:ascii="Times New Roman" w:hAnsi="Times New Roman"/>
-          <w:color w:val="000000"/>
-          <w:sz w:val="28"/>
+          <w:rFonts w:ascii="Times New Roman" w:hAnsi="Times New Roman" w:eastAsia="Times New Roman" w:cs="Times New Roman"/>
+          <w:color w:val="000000"/>
+          <w:sz w:val="28"/>
+          <w:szCs w:val="28"/>
         </w:rPr>
         <w:t xml:space="preserve"> </w:t>
       </w:r>
       <w:r>
         <w:rPr>
-          <w:rFonts w:ascii="Times New Roman" w:hAnsi="Times New Roman"/>
-          <w:color w:val="000000"/>
-          <w:sz w:val="28"/>
+          <w:rFonts w:ascii="Times New Roman" w:hAnsi="Times New Roman" w:eastAsia="Times New Roman" w:cs="Times New Roman"/>
+          <w:color w:val="000000"/>
+          <w:sz w:val="28"/>
+          <w:szCs w:val="28"/>
         </w:rPr>
         <w:t xml:space="preserve">(ссылка оригинала № </w:t>
       </w:r>
       <w:r>
         <w:rPr>
-          <w:rFonts w:ascii="Times New Roman" w:hAnsi="Times New Roman"/>
-          <w:color w:val="000000"/>
-          <w:sz w:val="28"/>
+          <w:rFonts w:ascii="Times New Roman" w:hAnsi="Times New Roman" w:eastAsia="Times New Roman" w:cs="Times New Roman"/>
+          <w:color w:val="000000"/>
+          <w:sz w:val="28"/>
+          <w:szCs w:val="28"/>
         </w:rPr>
         <w:t>85</w:t>
       </w:r>
       <w:r>
         <w:rPr>
-          <w:rFonts w:ascii="Times New Roman" w:hAnsi="Times New Roman"/>
-          <w:color w:val="000000"/>
-          <w:sz w:val="28"/>
+          <w:rFonts w:ascii="Times New Roman" w:hAnsi="Times New Roman" w:eastAsia="Times New Roman" w:cs="Times New Roman"/>
+          <w:color w:val="000000"/>
+          <w:sz w:val="28"/>
+          <w:szCs w:val="28"/>
         </w:rPr>
         <w:t>)</w:t>
       </w:r>
       <w:r>
         <w:rPr>
-          <w:rFonts w:ascii="Times New Roman" w:hAnsi="Times New Roman"/>
-          <w:color w:val="000000"/>
-          <w:sz w:val="28"/>
+          <w:rFonts w:ascii="Times New Roman" w:hAnsi="Times New Roman" w:eastAsia="Times New Roman" w:cs="Times New Roman"/>
+          <w:color w:val="000000"/>
+          <w:sz w:val="28"/>
+          <w:szCs w:val="28"/>
         </w:rPr>
         <w:t xml:space="preserve">, неопределённость спроса возникает вследствие таких факторов, как изменения заказов на закупку и непредсказуемые события. </w:t>
       </w:r>
       <w:proofErr w:type="spellStart"/>
       <w:r>
         <w:rPr>
-          <w:rFonts w:ascii="Times New Roman" w:hAnsi="Times New Roman"/>
-          <w:color w:val="000000"/>
-          <w:sz w:val="28"/>
+          <w:rFonts w:ascii="Times New Roman" w:hAnsi="Times New Roman" w:eastAsia="Times New Roman" w:cs="Times New Roman"/>
+          <w:color w:val="000000"/>
+          <w:sz w:val="28"/>
+          <w:szCs w:val="28"/>
         </w:rPr>
         <w:t>Tanthatemee</w:t>
       </w:r>
       <w:proofErr w:type="spellEnd"/>
       <w:r>
         <w:rPr>
-          <w:rFonts w:ascii="Times New Roman" w:hAnsi="Times New Roman"/>
-          <w:color w:val="000000"/>
-          <w:sz w:val="28"/>
+          <w:rFonts w:ascii="Times New Roman" w:hAnsi="Times New Roman" w:eastAsia="Times New Roman" w:cs="Times New Roman"/>
+          <w:color w:val="000000"/>
+          <w:sz w:val="28"/>
+          <w:szCs w:val="28"/>
         </w:rPr>
         <w:t xml:space="preserve"> и </w:t>
       </w:r>
       <w:proofErr w:type="spellStart"/>
       <w:r>
         <w:rPr>
-          <w:rFonts w:ascii="Times New Roman" w:hAnsi="Times New Roman"/>
-          <w:color w:val="000000"/>
-          <w:sz w:val="28"/>
+          <w:rFonts w:ascii="Times New Roman" w:hAnsi="Times New Roman" w:eastAsia="Times New Roman" w:cs="Times New Roman"/>
+          <w:color w:val="000000"/>
+          <w:sz w:val="28"/>
+          <w:szCs w:val="28"/>
         </w:rPr>
         <w:t>Phruksaphanrat</w:t>
       </w:r>
       <w:proofErr w:type="spellEnd"/>
       <w:r>
         <w:rPr>
-          <w:rFonts w:ascii="Times New Roman" w:hAnsi="Times New Roman"/>
-          <w:color w:val="000000"/>
-          <w:sz w:val="28"/>
+          <w:rFonts w:ascii="Times New Roman" w:hAnsi="Times New Roman" w:eastAsia="Times New Roman" w:cs="Times New Roman"/>
+          <w:color w:val="000000"/>
+          <w:sz w:val="28"/>
+          <w:szCs w:val="28"/>
         </w:rPr>
         <w:t xml:space="preserve"> </w:t>
       </w:r>
       <w:r>
         <w:rPr>
-          <w:rFonts w:ascii="Times New Roman" w:hAnsi="Times New Roman"/>
-          <w:color w:val="000000"/>
-          <w:sz w:val="28"/>
+          <w:rFonts w:ascii="Times New Roman" w:hAnsi="Times New Roman" w:eastAsia="Times New Roman" w:cs="Times New Roman"/>
+          <w:color w:val="000000"/>
+          <w:sz w:val="28"/>
+          <w:szCs w:val="28"/>
         </w:rPr>
         <w:t xml:space="preserve">(ссылка оригинала № </w:t>
       </w:r>
       <w:r>
         <w:rPr>
-          <w:rFonts w:ascii="Times New Roman" w:hAnsi="Times New Roman"/>
-          <w:color w:val="000000"/>
-          <w:sz w:val="28"/>
+          <w:rFonts w:ascii="Times New Roman" w:hAnsi="Times New Roman" w:eastAsia="Times New Roman" w:cs="Times New Roman"/>
+          <w:color w:val="000000"/>
+          <w:sz w:val="28"/>
+          <w:szCs w:val="28"/>
         </w:rPr>
         <w:t>114</w:t>
       </w:r>
       <w:r>
         <w:rPr>
-          <w:rFonts w:ascii="Times New Roman" w:hAnsi="Times New Roman"/>
-          <w:color w:val="000000"/>
-          <w:sz w:val="28"/>
+          <w:rFonts w:ascii="Times New Roman" w:hAnsi="Times New Roman" w:eastAsia="Times New Roman" w:cs="Times New Roman"/>
+          <w:color w:val="000000"/>
+          <w:sz w:val="28"/>
+          <w:szCs w:val="28"/>
         </w:rPr>
         <w:t>)</w:t>
       </w:r>
       <w:r>
         <w:rPr>
-          <w:rFonts w:ascii="Times New Roman" w:hAnsi="Times New Roman"/>
-          <w:color w:val="000000"/>
-          <w:sz w:val="28"/>
-        </w:rPr>
-        <w:t xml:space="preserve"> также полагают, что неопределённость спроса на запасы обусловлена изменениями заказов, случайными колебаниями возможностей поставщиков или непредсказуемыми событиями. </w:t>
+          <w:rFonts w:ascii="Times New Roman" w:hAnsi="Times New Roman" w:eastAsia="Times New Roman" w:cs="Times New Roman"/>
+          <w:color w:val="000000"/>
+          <w:sz w:val="28"/>
+          <w:szCs w:val="28"/>
+        </w:rPr>
+        <w:t xml:space="preserve"> также полагают, что неопределённость спроса на запасы обусловлена изменениями заказов, случайными колебаниями возможностей поставщиков или непредсказуемыми </w:t>
+      </w:r>
+      <w:r>
+        <w:rPr>
+          <w:rFonts w:ascii="Times New Roman" w:hAnsi="Times New Roman" w:eastAsia="Times New Roman" w:cs="Times New Roman"/>
+          <w:color w:val="000000"/>
+          <w:sz w:val="28"/>
+          <w:szCs w:val="28"/>
+        </w:rPr>
+        <w:lastRenderedPageBreak/>
+        <w:t xml:space="preserve">событиями. </w:t>
       </w:r>
       <w:proofErr w:type="spellStart"/>
       <w:r>
         <w:rPr>
-          <w:rFonts w:ascii="Times New Roman" w:hAnsi="Times New Roman"/>
-          <w:color w:val="000000"/>
-          <w:sz w:val="28"/>
+          <w:rFonts w:ascii="Times New Roman" w:hAnsi="Times New Roman" w:eastAsia="Times New Roman" w:cs="Times New Roman"/>
+          <w:color w:val="000000"/>
+          <w:sz w:val="28"/>
+          <w:szCs w:val="28"/>
         </w:rPr>
         <w:t>Sil</w:t>
       </w:r>
       <w:proofErr w:type="spellEnd"/>
       <w:r>
         <w:rPr>
-          <w:rFonts w:ascii="Times New Roman" w:hAnsi="Times New Roman"/>
-          <w:color w:val="000000"/>
-          <w:sz w:val="28"/>
+          <w:rFonts w:ascii="Times New Roman" w:hAnsi="Times New Roman" w:eastAsia="Times New Roman" w:cs="Times New Roman"/>
+          <w:color w:val="000000"/>
+          <w:sz w:val="28"/>
+          <w:szCs w:val="28"/>
         </w:rPr>
         <w:t xml:space="preserve"> </w:t>
       </w:r>
       <w:r>
         <w:rPr>
-          <w:rFonts w:ascii="Times New Roman" w:hAnsi="Times New Roman"/>
-          <w:color w:val="000000"/>
-          <w:sz w:val="28"/>
+          <w:rFonts w:ascii="Times New Roman" w:hAnsi="Times New Roman" w:eastAsia="Times New Roman" w:cs="Times New Roman"/>
+          <w:color w:val="000000"/>
+          <w:sz w:val="28"/>
+          <w:szCs w:val="28"/>
         </w:rPr>
         <w:t xml:space="preserve">(ссылка оригинала № </w:t>
       </w:r>
       <w:r>
         <w:rPr>
-          <w:rFonts w:ascii="Times New Roman" w:hAnsi="Times New Roman"/>
-          <w:color w:val="000000"/>
-          <w:sz w:val="28"/>
+          <w:rFonts w:ascii="Times New Roman" w:hAnsi="Times New Roman" w:eastAsia="Times New Roman" w:cs="Times New Roman"/>
+          <w:color w:val="000000"/>
+          <w:sz w:val="28"/>
+          <w:szCs w:val="28"/>
         </w:rPr>
         <w:t>103</w:t>
       </w:r>
       <w:r>
         <w:rPr>
-          <w:rFonts w:ascii="Times New Roman" w:hAnsi="Times New Roman"/>
-          <w:color w:val="000000"/>
-          <w:sz w:val="28"/>
+          <w:rFonts w:ascii="Times New Roman" w:hAnsi="Times New Roman" w:eastAsia="Times New Roman" w:cs="Times New Roman"/>
+          <w:color w:val="000000"/>
+          <w:sz w:val="28"/>
+          <w:szCs w:val="28"/>
         </w:rPr>
         <w:t>)</w:t>
       </w:r>
       <w:r>
         <w:rPr>
-          <w:rFonts w:ascii="Times New Roman" w:hAnsi="Times New Roman"/>
-          <w:color w:val="000000"/>
-          <w:sz w:val="28"/>
+          <w:rFonts w:ascii="Times New Roman" w:hAnsi="Times New Roman" w:eastAsia="Times New Roman" w:cs="Times New Roman"/>
+          <w:color w:val="000000"/>
+          <w:sz w:val="28"/>
+          <w:szCs w:val="28"/>
         </w:rPr>
         <w:t xml:space="preserve"> выделяет три типа стохастических моделей.</w:t>
       </w:r>
@@ -12327,9 +12809,10 @@
       </w:pPr>
       <w:r>
         <w:rPr>
-          <w:rFonts w:ascii="Times New Roman" w:hAnsi="Times New Roman"/>
-          <w:color w:val="000000"/>
-          <w:sz w:val="28"/>
+          <w:rFonts w:ascii="Times New Roman" w:hAnsi="Times New Roman" w:eastAsia="Times New Roman" w:cs="Times New Roman"/>
+          <w:color w:val="000000"/>
+          <w:sz w:val="28"/>
+          <w:szCs w:val="28"/>
         </w:rPr>
         <w:t>а) Однопериодная модель: преимущественно относится к модным и скоропортящимся товарам, продукции с коротким жизненным циклом, а также сезонным товарам. В рамках одного периода принимается разовое решение о том, какое количество заказать.</w:t>
       </w:r>
@@ -12342,20 +12825,12 @@
       </w:pPr>
       <w:r>
         <w:rPr>
-          <w:rFonts w:ascii="Times New Roman" w:hAnsi="Times New Roman"/>
-          <w:color w:val="000000"/>
-          <w:sz w:val="28"/>
-        </w:rPr>
-        <w:t xml:space="preserve">б) Многопериодная модель: относится к товарам, спрос на которые повторяется, но изменяется от периода к периоду, и к системам управления </w:t>
-      </w:r>
-      <w:r>
-        <w:rPr>
-          <w:rFonts w:ascii="Times New Roman" w:hAnsi="Times New Roman"/>
-          <w:color w:val="000000"/>
-          <w:sz w:val="28"/>
-        </w:rPr>
-        <w:lastRenderedPageBreak/>
-        <w:t>запасами с периодическим пересмотром. Многопериодная стохастическая модель предполагает периодическое принятие решения о количестве, заказываемом в каждом периоде.</w:t>
+          <w:rFonts w:ascii="Times New Roman" w:hAnsi="Times New Roman" w:eastAsia="Times New Roman" w:cs="Times New Roman"/>
+          <w:color w:val="000000"/>
+          <w:sz w:val="28"/>
+          <w:szCs w:val="28"/>
+        </w:rPr>
+        <w:t>б) Многопериодная модель: относится к товарам, спрос на которые повторяется, но изменяется от периода к периоду, и к системам управления запасами с периодическим пересмотром. Многопериодная стохастическая модель предполагает периодическое принятие решения о количестве, заказываемом в каждом периоде.</w:t>
       </w:r>
     </w:p>
     <w:p>
@@ -12371,9 +12846,10 @@
       </w:pPr>
       <w:r>
         <w:rPr>
-          <w:rFonts w:ascii="Times New Roman" w:hAnsi="Times New Roman"/>
-          <w:color w:val="000000"/>
-          <w:sz w:val="28"/>
+          <w:rFonts w:ascii="Times New Roman" w:hAnsi="Times New Roman" w:eastAsia="Times New Roman" w:cs="Times New Roman"/>
+          <w:color w:val="000000"/>
+          <w:sz w:val="28"/>
+          <w:szCs w:val="28"/>
         </w:rPr>
         <w:t>в) Модель с непрерывным временем: относится к товарам с повторяющимся спросом, но переменными интервалами между поступлениями заказов покупателей, и к системам управления запасами с непрерывным пересмотром. Такая стохастическая модель предполагает непрерывное принятие решений о количестве заказываемой продукции.</w:t>
       </w:r>
@@ -12389,9 +12865,10 @@
       </w:pPr>
       <w:r>
         <w:rPr>
-          <w:rFonts w:ascii="Times New Roman" w:hAnsi="Times New Roman"/>
-          <w:color w:val="000000"/>
-          <w:sz w:val="28"/>
+          <w:rFonts w:ascii="Times New Roman" w:hAnsi="Times New Roman" w:eastAsia="Times New Roman" w:cs="Times New Roman"/>
+          <w:color w:val="000000"/>
+          <w:sz w:val="28"/>
+          <w:szCs w:val="28"/>
         </w:rPr>
         <w:br w:type="page"/>
       </w:r>
@@ -12402,6 +12879,11 @@
       </w:pPr>
       <w:bookmarkStart w:id="49" w:name="_Toc242202217"/>
       <w:r>
+        <w:rPr>
+          <w:rFonts w:ascii="Times New Roman" w:hAnsi="Times New Roman" w:eastAsia="Times New Roman" w:cs="Times New Roman"/>
+          <w:sz w:val="28"/>
+          <w:szCs w:val="28"/>
+        </w:rPr>
         <w:lastRenderedPageBreak/>
         <w:t>СПИСОК ИСПОЛЬЗОВАННЫХ ИСТОЧНИКОВ</w:t>
       </w:r>
@@ -12423,54 +12905,60 @@
       <w:proofErr w:type="spellStart"/>
       <w:r>
         <w:rPr>
-          <w:rFonts w:ascii="Times New Roman" w:hAnsi="Times New Roman"/>
-          <w:color w:val="000000"/>
-          <w:sz w:val="28"/>
+          <w:rFonts w:ascii="Times New Roman" w:hAnsi="Times New Roman" w:eastAsia="Times New Roman" w:cs="Times New Roman"/>
+          <w:color w:val="000000"/>
+          <w:sz w:val="28"/>
+          <w:szCs w:val="28"/>
         </w:rPr>
         <w:t>Учирова</w:t>
       </w:r>
       <w:proofErr w:type="spellEnd"/>
       <w:r>
         <w:rPr>
-          <w:rFonts w:ascii="Times New Roman" w:hAnsi="Times New Roman"/>
-          <w:color w:val="000000"/>
-          <w:sz w:val="28"/>
+          <w:rFonts w:ascii="Times New Roman" w:hAnsi="Times New Roman" w:eastAsia="Times New Roman" w:cs="Times New Roman"/>
+          <w:color w:val="000000"/>
+          <w:sz w:val="28"/>
+          <w:szCs w:val="28"/>
         </w:rPr>
         <w:t xml:space="preserve">, М. Ю. Развитие понятийно-терминологического аппарата логистики складирования в трудах российских и зарубежных авторов / М. Ю. </w:t>
       </w:r>
       <w:proofErr w:type="spellStart"/>
       <w:r>
         <w:rPr>
-          <w:rFonts w:ascii="Times New Roman" w:hAnsi="Times New Roman"/>
-          <w:color w:val="000000"/>
-          <w:sz w:val="28"/>
+          <w:rFonts w:ascii="Times New Roman" w:hAnsi="Times New Roman" w:eastAsia="Times New Roman" w:cs="Times New Roman"/>
+          <w:color w:val="000000"/>
+          <w:sz w:val="28"/>
+          <w:szCs w:val="28"/>
         </w:rPr>
         <w:t>Учирова</w:t>
       </w:r>
       <w:proofErr w:type="spellEnd"/>
       <w:r>
         <w:rPr>
-          <w:rFonts w:ascii="Times New Roman" w:hAnsi="Times New Roman"/>
-          <w:color w:val="000000"/>
-          <w:sz w:val="28"/>
+          <w:rFonts w:ascii="Times New Roman" w:hAnsi="Times New Roman" w:eastAsia="Times New Roman" w:cs="Times New Roman"/>
+          <w:color w:val="000000"/>
+          <w:sz w:val="28"/>
+          <w:szCs w:val="28"/>
         </w:rPr>
         <w:t xml:space="preserve">, А. Н. Ларина // Вестник университета. — 2022. — № 5. — С. 115–125. — DOI 10.26425/1816-4277-2022-5-115-125. — </w:t>
       </w:r>
       <w:proofErr w:type="gramStart"/>
       <w:r>
         <w:rPr>
-          <w:rFonts w:ascii="Times New Roman" w:hAnsi="Times New Roman"/>
-          <w:color w:val="000000"/>
-          <w:sz w:val="28"/>
+          <w:rFonts w:ascii="Times New Roman" w:hAnsi="Times New Roman" w:eastAsia="Times New Roman" w:cs="Times New Roman"/>
+          <w:color w:val="000000"/>
+          <w:sz w:val="28"/>
+          <w:szCs w:val="28"/>
         </w:rPr>
         <w:t>Текст :</w:t>
       </w:r>
       <w:proofErr w:type="gramEnd"/>
       <w:r>
         <w:rPr>
-          <w:rFonts w:ascii="Times New Roman" w:hAnsi="Times New Roman"/>
-          <w:color w:val="000000"/>
-          <w:sz w:val="28"/>
+          <w:rFonts w:ascii="Times New Roman" w:hAnsi="Times New Roman" w:eastAsia="Times New Roman" w:cs="Times New Roman"/>
+          <w:color w:val="000000"/>
+          <w:sz w:val="28"/>
+          <w:szCs w:val="28"/>
         </w:rPr>
         <w:t xml:space="preserve"> электронный.</w:t>
       </w:r>
@@ -12492,30 +12980,33 @@
       </w:pPr>
       <w:r>
         <w:rPr>
-          <w:rFonts w:ascii="Times New Roman" w:hAnsi="Times New Roman"/>
+          <w:rFonts w:ascii="Times New Roman" w:hAnsi="Times New Roman" w:eastAsia="Times New Roman" w:cs="Times New Roman"/>
           <w:color w:val="000000"/>
           <w:sz w:val="28"/>
           <w:lang w:val="en-US"/>
+          <w:szCs w:val="28"/>
         </w:rPr>
         <w:t xml:space="preserve">Tubis, A. A. Intelligent Warehouse in Industry 4.0—Systematic Literature Review / A. A. Tubis, J. Rohman // Sensors. — 2023. — Vol. 23, no. 8. — Art. 4105. — DOI 10.3390/s23084105. — </w:t>
       </w:r>
       <w:proofErr w:type="gramStart"/>
       <w:r>
         <w:rPr>
-          <w:rFonts w:ascii="Times New Roman" w:hAnsi="Times New Roman"/>
+          <w:rFonts w:ascii="Times New Roman" w:hAnsi="Times New Roman" w:eastAsia="Times New Roman" w:cs="Times New Roman"/>
           <w:color w:val="000000"/>
           <w:sz w:val="28"/>
           <w:lang w:val="en-US"/>
+          <w:szCs w:val="28"/>
         </w:rPr>
         <w:t>Text :</w:t>
       </w:r>
       <w:proofErr w:type="gramEnd"/>
       <w:r>
         <w:rPr>
-          <w:rFonts w:ascii="Times New Roman" w:hAnsi="Times New Roman"/>
+          <w:rFonts w:ascii="Times New Roman" w:hAnsi="Times New Roman" w:eastAsia="Times New Roman" w:cs="Times New Roman"/>
           <w:color w:val="000000"/>
           <w:sz w:val="28"/>
           <w:lang w:val="en-US"/>
+          <w:szCs w:val="28"/>
         </w:rPr>
         <w:t xml:space="preserve"> electronic.</w:t>
       </w:r>
@@ -12532,75 +13023,89 @@
         <w:ind w:left="0" w:firstLine="709"/>
         <w:jc w:val="both"/>
       </w:pPr>
-      <w:proofErr w:type="spellStart"/>
-      <w:r>
-        <w:rPr>
-          <w:rFonts w:ascii="Times New Roman" w:hAnsi="Times New Roman"/>
-          <w:color w:val="000000"/>
-          <w:sz w:val="28"/>
-        </w:rPr>
-        <w:t>Дыбская</w:t>
-      </w:r>
-      <w:proofErr w:type="spellEnd"/>
-      <w:r>
-        <w:rPr>
-          <w:rFonts w:ascii="Times New Roman" w:hAnsi="Times New Roman"/>
-          <w:color w:val="000000"/>
-          <w:sz w:val="28"/>
-        </w:rPr>
-        <w:t xml:space="preserve">, В. В. Логистика складирования : учебник / В. В. </w:t>
-      </w:r>
-      <w:proofErr w:type="spellStart"/>
-      <w:r>
-        <w:rPr>
-          <w:rFonts w:ascii="Times New Roman" w:hAnsi="Times New Roman"/>
-          <w:color w:val="000000"/>
-          <w:sz w:val="28"/>
-        </w:rPr>
-        <w:t>Дыбская</w:t>
-      </w:r>
-      <w:proofErr w:type="spellEnd"/>
-      <w:r>
-        <w:rPr>
-          <w:rFonts w:ascii="Times New Roman" w:hAnsi="Times New Roman"/>
-          <w:color w:val="000000"/>
-          <w:sz w:val="28"/>
-        </w:rPr>
-        <w:t xml:space="preserve">. — </w:t>
+      <w:r>
+        <w:rPr>
+          <w:rFonts w:ascii="Times New Roman" w:hAnsi="Times New Roman" w:eastAsia="Times New Roman" w:cs="Times New Roman"/>
+          <w:color w:val="000000"/>
+          <w:sz w:val="28"/>
+          <w:szCs w:val="28"/>
+        </w:rPr>
+        <w:t xml:space="preserve">Третьяченко, Т. В. Современные инновационные технологии и перспективы их внедрения в отечественную складскую логистику / Т. В. Третьяченко, Д. С. Позднухов // Вестник Ростовского государственного экономического университета (РИНХ). — 2025. — № 1 (32). — С. 151–165. — </w:t>
+      </w:r>
+      <w:r>
+        <w:rPr>
+          <w:rFonts w:ascii="Times New Roman" w:hAnsi="Times New Roman" w:eastAsia="Times New Roman" w:cs="Times New Roman"/>
+          <w:color w:val="000000"/>
+          <w:sz w:val="28"/>
+          <w:lang w:val="en-US"/>
+          <w:szCs w:val="28"/>
+        </w:rPr>
+        <w:t>DOI</w:t>
+      </w:r>
+      <w:r>
+        <w:rPr>
+          <w:rFonts w:ascii="Times New Roman" w:hAnsi="Times New Roman" w:eastAsia="Times New Roman" w:cs="Times New Roman"/>
+          <w:color w:val="000000"/>
+          <w:sz w:val="28"/>
+          <w:szCs w:val="28"/>
+        </w:rPr>
+        <w:t xml:space="preserve"> 10.54220/</w:t>
+      </w:r>
+      <w:r>
+        <w:rPr>
+          <w:rFonts w:ascii="Times New Roman" w:hAnsi="Times New Roman" w:eastAsia="Times New Roman" w:cs="Times New Roman"/>
+          <w:color w:val="000000"/>
+          <w:sz w:val="28"/>
+          <w:lang w:val="en-US"/>
+          <w:szCs w:val="28"/>
+        </w:rPr>
+        <w:t>v</w:t>
+      </w:r>
+      <w:r>
+        <w:rPr>
+          <w:rFonts w:ascii="Times New Roman" w:hAnsi="Times New Roman" w:eastAsia="Times New Roman" w:cs="Times New Roman"/>
+          <w:color w:val="000000"/>
+          <w:sz w:val="28"/>
+          <w:szCs w:val="28"/>
+        </w:rPr>
+        <w:t>.</w:t>
+      </w:r>
+      <w:r>
+        <w:rPr>
+          <w:rFonts w:ascii="Times New Roman" w:hAnsi="Times New Roman" w:eastAsia="Times New Roman" w:cs="Times New Roman"/>
+          <w:color w:val="000000"/>
+          <w:sz w:val="28"/>
+          <w:lang w:val="en-US"/>
+          <w:szCs w:val="28"/>
+        </w:rPr>
+        <w:t>rsue</w:t>
+      </w:r>
+      <w:r>
+        <w:rPr>
+          <w:rFonts w:ascii="Times New Roman" w:hAnsi="Times New Roman" w:eastAsia="Times New Roman" w:cs="Times New Roman"/>
+          <w:color w:val="000000"/>
+          <w:sz w:val="28"/>
+          <w:szCs w:val="28"/>
+        </w:rPr>
+        <w:t xml:space="preserve">.1991-0533.2025.89.1.015. — </w:t>
       </w:r>
       <w:proofErr w:type="gramStart"/>
       <w:r>
         <w:rPr>
-          <w:rFonts w:ascii="Times New Roman" w:hAnsi="Times New Roman"/>
-          <w:color w:val="000000"/>
-          <w:sz w:val="28"/>
-        </w:rPr>
-        <w:t>Москва :</w:t>
+          <w:rFonts w:ascii="Times New Roman" w:hAnsi="Times New Roman" w:eastAsia="Times New Roman" w:cs="Times New Roman"/>
+          <w:color w:val="000000"/>
+          <w:sz w:val="28"/>
+          <w:szCs w:val="28"/>
+        </w:rPr>
+        <w:t>Текст :</w:t>
       </w:r>
       <w:proofErr w:type="gramEnd"/>
       <w:r>
         <w:rPr>
-          <w:rFonts w:ascii="Times New Roman" w:hAnsi="Times New Roman"/>
-          <w:color w:val="000000"/>
-          <w:sz w:val="28"/>
-        </w:rPr>
-        <w:t xml:space="preserve"> ИНФРА-М, 2023. — 559 с. — ISBN 978-5-16-003716-5. — DOI 10.12737/636. — URL: https://znanium.com/catalog/product/1912154 (дата обращения: 04.10.2026). — </w:t>
-      </w:r>
-      <w:proofErr w:type="gramStart"/>
-      <w:r>
-        <w:rPr>
-          <w:rFonts w:ascii="Times New Roman" w:hAnsi="Times New Roman"/>
-          <w:color w:val="000000"/>
-          <w:sz w:val="28"/>
-        </w:rPr>
-        <w:t>Текст :</w:t>
-      </w:r>
-      <w:proofErr w:type="gramEnd"/>
-      <w:r>
-        <w:rPr>
-          <w:rFonts w:ascii="Times New Roman" w:hAnsi="Times New Roman"/>
-          <w:color w:val="000000"/>
-          <w:sz w:val="28"/>
+          <w:rFonts w:ascii="Times New Roman" w:hAnsi="Times New Roman" w:eastAsia="Times New Roman" w:cs="Times New Roman"/>
+          <w:color w:val="000000"/>
+          <w:sz w:val="28"/>
+          <w:szCs w:val="28"/>
         </w:rPr>
         <w:t xml:space="preserve"> электронный.</w:t>
       </w:r>
@@ -12617,65 +13122,83 @@
         <w:ind w:left="0" w:firstLine="709"/>
         <w:jc w:val="both"/>
       </w:pPr>
-      <w:r>
-        <w:rPr>
-          <w:rFonts w:ascii="Times New Roman" w:hAnsi="Times New Roman"/>
-          <w:color w:val="000000"/>
-          <w:sz w:val="28"/>
-        </w:rPr>
-        <w:t xml:space="preserve">Пузанова, И. А. Логистика складирования : учебное пособие / И. А. Пузанова. — </w:t>
+      <w:proofErr w:type="spellStart"/>
+      <w:r>
+        <w:rPr>
+          <w:rFonts w:ascii="Times New Roman" w:hAnsi="Times New Roman" w:eastAsia="Times New Roman" w:cs="Times New Roman"/>
+          <w:color w:val="000000"/>
+          <w:sz w:val="28"/>
+          <w:szCs w:val="28"/>
+        </w:rPr>
+        <w:t>Дыбская</w:t>
+      </w:r>
+      <w:proofErr w:type="spellEnd"/>
+      <w:r>
+        <w:rPr>
+          <w:rFonts w:ascii="Times New Roman" w:hAnsi="Times New Roman" w:eastAsia="Times New Roman" w:cs="Times New Roman"/>
+          <w:color w:val="000000"/>
+          <w:sz w:val="28"/>
+          <w:szCs w:val="28"/>
+        </w:rPr>
+        <w:t xml:space="preserve">, В. В. Логистика складирования : учебник / В. В. </w:t>
+      </w:r>
+      <w:proofErr w:type="spellStart"/>
+      <w:r>
+        <w:rPr>
+          <w:rFonts w:ascii="Times New Roman" w:hAnsi="Times New Roman" w:eastAsia="Times New Roman" w:cs="Times New Roman"/>
+          <w:color w:val="000000"/>
+          <w:sz w:val="28"/>
+          <w:szCs w:val="28"/>
+        </w:rPr>
+        <w:t>Дыбская</w:t>
+      </w:r>
+      <w:proofErr w:type="spellEnd"/>
+      <w:r>
+        <w:rPr>
+          <w:rFonts w:ascii="Times New Roman" w:hAnsi="Times New Roman" w:eastAsia="Times New Roman" w:cs="Times New Roman"/>
+          <w:color w:val="000000"/>
+          <w:sz w:val="28"/>
+          <w:szCs w:val="28"/>
+        </w:rPr>
+        <w:t xml:space="preserve">. — </w:t>
       </w:r>
       <w:proofErr w:type="gramStart"/>
       <w:r>
         <w:rPr>
-          <w:rFonts w:ascii="Times New Roman" w:hAnsi="Times New Roman"/>
-          <w:color w:val="000000"/>
-          <w:sz w:val="28"/>
-        </w:rPr>
-        <w:t>Москва ;</w:t>
+          <w:rFonts w:ascii="Times New Roman" w:hAnsi="Times New Roman" w:eastAsia="Times New Roman" w:cs="Times New Roman"/>
+          <w:color w:val="000000"/>
+          <w:sz w:val="28"/>
+          <w:szCs w:val="28"/>
+        </w:rPr>
+        <w:t>Москва :</w:t>
       </w:r>
       <w:proofErr w:type="gramEnd"/>
       <w:r>
         <w:rPr>
-          <w:rFonts w:ascii="Times New Roman" w:hAnsi="Times New Roman"/>
-          <w:color w:val="000000"/>
-          <w:sz w:val="28"/>
-        </w:rPr>
-        <w:t xml:space="preserve"> </w:t>
+          <w:rFonts w:ascii="Times New Roman" w:hAnsi="Times New Roman" w:eastAsia="Times New Roman" w:cs="Times New Roman"/>
+          <w:color w:val="000000"/>
+          <w:sz w:val="28"/>
+          <w:szCs w:val="28"/>
+        </w:rPr>
+        <w:t xml:space="preserve"> ИНФРА-М, 2023. — 559 с. — ISBN 978-5-16-003716-5. — DOI 10.12737/636. — URL: https://znanium.com/catalog/product/1912154 (дата обращения: 04.10.2026). — </w:t>
       </w:r>
       <w:proofErr w:type="gramStart"/>
       <w:r>
         <w:rPr>
-          <w:rFonts w:ascii="Times New Roman" w:hAnsi="Times New Roman"/>
-          <w:color w:val="000000"/>
-          <w:sz w:val="28"/>
-        </w:rPr>
-        <w:t>Вологда :</w:t>
+          <w:rFonts w:ascii="Times New Roman" w:hAnsi="Times New Roman" w:eastAsia="Times New Roman" w:cs="Times New Roman"/>
+          <w:color w:val="000000"/>
+          <w:sz w:val="28"/>
+          <w:szCs w:val="28"/>
+        </w:rPr>
+        <w:t>Текст :</w:t>
       </w:r>
       <w:proofErr w:type="gramEnd"/>
       <w:r>
         <w:rPr>
-          <w:rFonts w:ascii="Times New Roman" w:hAnsi="Times New Roman"/>
-          <w:color w:val="000000"/>
-          <w:sz w:val="28"/>
-        </w:rPr>
-        <w:t xml:space="preserve"> Инфра-Инженерия, 2024. — 224 с. — ISBN 978-5-9729-1848-5. — URL: https://infra-e.ru/products/978-5-9729-1848-5 (дата обращения: 04.10.2026). — </w:t>
-      </w:r>
-      <w:proofErr w:type="gramStart"/>
-      <w:r>
-        <w:rPr>
-          <w:rFonts w:ascii="Times New Roman" w:hAnsi="Times New Roman"/>
-          <w:color w:val="000000"/>
-          <w:sz w:val="28"/>
-        </w:rPr>
-        <w:t>Текст :</w:t>
-      </w:r>
-      <w:proofErr w:type="gramEnd"/>
-      <w:r>
-        <w:rPr>
-          <w:rFonts w:ascii="Times New Roman" w:hAnsi="Times New Roman"/>
-          <w:color w:val="000000"/>
-          <w:sz w:val="28"/>
+          <w:rFonts w:ascii="Times New Roman" w:hAnsi="Times New Roman" w:eastAsia="Times New Roman" w:cs="Times New Roman"/>
+          <w:color w:val="000000"/>
+          <w:sz w:val="28"/>
+          <w:szCs w:val="28"/>
         </w:rPr>
         <w:t xml:space="preserve"> электронный.</w:t>
       </w:r>
@@ -12691,58 +13214,75 @@
         <w:spacing w:after="0" w:line="360" w:lineRule="auto"/>
         <w:ind w:left="0" w:firstLine="709"/>
         <w:jc w:val="both"/>
-        <w:rPr>
-          <w:lang w:val="en-US"/>
-        </w:rPr>
-      </w:pPr>
-      <w:r>
-        <w:rPr>
-          <w:rFonts w:ascii="Times New Roman" w:hAnsi="Times New Roman"/>
-          <w:color w:val="000000"/>
-          <w:sz w:val="28"/>
-          <w:lang w:val="en-US"/>
-        </w:rPr>
-        <w:t xml:space="preserve">Albert, P.-W. Trends and new practical applications for warehouse allocation and layout design: a literature review / P.-W. Albert, M. </w:t>
-      </w:r>
-      <w:proofErr w:type="spellStart"/>
-      <w:r>
-        <w:rPr>
-          <w:rFonts w:ascii="Times New Roman" w:hAnsi="Times New Roman"/>
-          <w:color w:val="000000"/>
-          <w:sz w:val="28"/>
-          <w:lang w:val="en-US"/>
-        </w:rPr>
-        <w:t>Rönnqvist</w:t>
-      </w:r>
-      <w:proofErr w:type="spellEnd"/>
-      <w:r>
-        <w:rPr>
-          <w:rFonts w:ascii="Times New Roman" w:hAnsi="Times New Roman"/>
-          <w:color w:val="000000"/>
-          <w:sz w:val="28"/>
-          <w:lang w:val="en-US"/>
-        </w:rPr>
-        <w:t xml:space="preserve">, N. Lehoux // SN Applied Sciences. — 2023. — Vol. 5, no. 12. — Art. 378. — DOI 10.1007/s42452-023-05608-0. — </w:t>
+      </w:pPr>
+      <w:r>
+        <w:rPr>
+          <w:rFonts w:ascii="Times New Roman" w:hAnsi="Times New Roman" w:eastAsia="Times New Roman" w:cs="Times New Roman"/>
+          <w:color w:val="000000"/>
+          <w:sz w:val="28"/>
+          <w:szCs w:val="28"/>
+        </w:rPr>
+        <w:t xml:space="preserve">Пузанова, И. А. Логистика складирования : учебное пособие / И. А. Пузанова. — </w:t>
       </w:r>
       <w:proofErr w:type="gramStart"/>
       <w:r>
         <w:rPr>
-          <w:rFonts w:ascii="Times New Roman" w:hAnsi="Times New Roman"/>
-          <w:color w:val="000000"/>
-          <w:sz w:val="28"/>
-          <w:lang w:val="en-US"/>
-        </w:rPr>
-        <w:t>Text :</w:t>
+          <w:rFonts w:ascii="Times New Roman" w:hAnsi="Times New Roman" w:eastAsia="Times New Roman" w:cs="Times New Roman"/>
+          <w:color w:val="000000"/>
+          <w:sz w:val="28"/>
+          <w:szCs w:val="28"/>
+        </w:rPr>
+        <w:t>Москва ;</w:t>
       </w:r>
       <w:proofErr w:type="gramEnd"/>
       <w:r>
         <w:rPr>
-          <w:rFonts w:ascii="Times New Roman" w:hAnsi="Times New Roman"/>
-          <w:color w:val="000000"/>
-          <w:sz w:val="28"/>
-          <w:lang w:val="en-US"/>
-        </w:rPr>
-        <w:t xml:space="preserve"> electronic.</w:t>
+          <w:rFonts w:ascii="Times New Roman" w:hAnsi="Times New Roman" w:eastAsia="Times New Roman" w:cs="Times New Roman"/>
+          <w:color w:val="000000"/>
+          <w:sz w:val="28"/>
+          <w:szCs w:val="28"/>
+        </w:rPr>
+        <w:t xml:space="preserve"> </w:t>
+      </w:r>
+      <w:proofErr w:type="gramStart"/>
+      <w:r>
+        <w:rPr>
+          <w:rFonts w:ascii="Times New Roman" w:hAnsi="Times New Roman" w:eastAsia="Times New Roman" w:cs="Times New Roman"/>
+          <w:color w:val="000000"/>
+          <w:sz w:val="28"/>
+          <w:szCs w:val="28"/>
+        </w:rPr>
+        <w:t>Вологда :</w:t>
+      </w:r>
+      <w:proofErr w:type="gramEnd"/>
+      <w:r>
+        <w:rPr>
+          <w:rFonts w:ascii="Times New Roman" w:hAnsi="Times New Roman" w:eastAsia="Times New Roman" w:cs="Times New Roman"/>
+          <w:color w:val="000000"/>
+          <w:sz w:val="28"/>
+          <w:szCs w:val="28"/>
+        </w:rPr>
+        <w:t xml:space="preserve"> Инфра-Инженерия, 2024. — 224 с. — ISBN 978-5-9729-1848-5. — URL: https://infra-e.ru/products/978-5-9729-1848-5 (дата обращения: 04.10.2026). — </w:t>
+      </w:r>
+      <w:proofErr w:type="gramStart"/>
+      <w:r>
+        <w:rPr>
+          <w:rFonts w:ascii="Times New Roman" w:hAnsi="Times New Roman" w:eastAsia="Times New Roman" w:cs="Times New Roman"/>
+          <w:color w:val="000000"/>
+          <w:sz w:val="28"/>
+          <w:szCs w:val="28"/>
+        </w:rPr>
+        <w:t>Текст :</w:t>
+      </w:r>
+      <w:proofErr w:type="gramEnd"/>
+      <w:r>
+        <w:rPr>
+          <w:rFonts w:ascii="Times New Roman" w:hAnsi="Times New Roman" w:eastAsia="Times New Roman" w:cs="Times New Roman"/>
+          <w:color w:val="000000"/>
+          <w:sz w:val="28"/>
+          <w:szCs w:val="28"/>
+        </w:rPr>
+        <w:t xml:space="preserve"> электронный.</w:t>
       </w:r>
     </w:p>
     <w:p>
@@ -12756,14 +13296,63 @@
         <w:spacing w:after="0" w:line="360" w:lineRule="auto"/>
         <w:ind w:left="0" w:firstLine="709"/>
         <w:jc w:val="both"/>
-      </w:pPr>
-      <w:r>
-        <w:rPr>
-          <w:rFonts w:ascii="Times New Roman" w:hAnsi="Times New Roman"/>
-          <w:color w:val="000000"/>
-          <w:sz w:val="28"/>
-        </w:rPr>
-        <w:t>Новикова, Н. Г. Факторы, влияющие на эффективность управления запасами в контексте управления конкурентоспособностью торговой компании / Н. Г. Новикова, С. В. Щепина // Известия Байкальского государственного университета. — 2023. — Т. 33, № 1. — С. 74–83. — DOI 10.17150/2500-2759.2023.33(1).74-83. — Текст : электронный.</w:t>
+        <w:rPr>
+          <w:lang w:val="en-US"/>
+        </w:rPr>
+      </w:pPr>
+      <w:r>
+        <w:rPr>
+          <w:rFonts w:ascii="Times New Roman" w:hAnsi="Times New Roman" w:eastAsia="Times New Roman" w:cs="Times New Roman"/>
+          <w:color w:val="000000"/>
+          <w:sz w:val="28"/>
+          <w:lang w:val="en-US"/>
+          <w:szCs w:val="28"/>
+        </w:rPr>
+        <w:t xml:space="preserve">Albert, P.-W. Trends and new practical applications for warehouse allocation and layout design: a literature review / P.-W. Albert, M. </w:t>
+      </w:r>
+      <w:proofErr w:type="spellStart"/>
+      <w:r>
+        <w:rPr>
+          <w:rFonts w:ascii="Times New Roman" w:hAnsi="Times New Roman" w:eastAsia="Times New Roman" w:cs="Times New Roman"/>
+          <w:color w:val="000000"/>
+          <w:sz w:val="28"/>
+          <w:lang w:val="en-US"/>
+          <w:szCs w:val="28"/>
+        </w:rPr>
+        <w:t>Rönnqvist</w:t>
+      </w:r>
+      <w:proofErr w:type="spellEnd"/>
+      <w:r>
+        <w:rPr>
+          <w:rFonts w:ascii="Times New Roman" w:hAnsi="Times New Roman" w:eastAsia="Times New Roman" w:cs="Times New Roman"/>
+          <w:color w:val="000000"/>
+          <w:sz w:val="28"/>
+          <w:lang w:val="en-US"/>
+          <w:szCs w:val="28"/>
+        </w:rPr>
+        <w:t xml:space="preserve">, N. Lehoux // SN Applied Sciences. — 2023. — Vol. 5, no. 12. — Art. 378. — DOI 10.1007/s42452-023-05608-0. — </w:t>
+      </w:r>
+      <w:proofErr w:type="gramStart"/>
+      <w:r>
+        <w:rPr>
+          <w:rFonts w:ascii="Times New Roman" w:hAnsi="Times New Roman" w:eastAsia="Times New Roman" w:cs="Times New Roman"/>
+          <w:color w:val="000000"/>
+          <w:sz w:val="28"/>
+          <w:lang w:val="en-US"/>
+          <w:szCs w:val="28"/>
+        </w:rPr>
+        <w:t>Text :</w:t>
+      </w:r>
+      <w:proofErr w:type="gramEnd"/>
+      <w:r>
+        <w:rPr>
+          <w:rFonts w:ascii="Times New Roman" w:hAnsi="Times New Roman" w:eastAsia="Times New Roman" w:cs="Times New Roman"/>
+          <w:color w:val="000000"/>
+          <w:sz w:val="28"/>
+          <w:lang w:val="en-US"/>
+          <w:szCs w:val="28"/>
+        </w:rPr>
+        <w:t xml:space="preserve"> electronic.</w:t>
       </w:r>
     </w:p>
     <w:p>
@@ -12780,29 +13369,12 @@
       </w:pPr>
       <w:r>
         <w:rPr>
-          <w:rFonts w:ascii="Times New Roman" w:hAnsi="Times New Roman"/>
-          <w:color w:val="000000"/>
-          <w:sz w:val="28"/>
-        </w:rPr>
-        <w:t xml:space="preserve">Волков, А. Подходы к оптимизации издержек оптовых торговых компаний в современных реалиях / А. Волков // Общество и экономика. — 2024. — № 1. — С. 100–108. — DOI 10.31857/S0207367624010081. — </w:t>
-      </w:r>
-      <w:proofErr w:type="gramStart"/>
-      <w:r>
-        <w:rPr>
-          <w:rFonts w:ascii="Times New Roman" w:hAnsi="Times New Roman"/>
-          <w:color w:val="000000"/>
-          <w:sz w:val="28"/>
-        </w:rPr>
-        <w:t>Текст :</w:t>
-      </w:r>
-      <w:proofErr w:type="gramEnd"/>
-      <w:r>
-        <w:rPr>
-          <w:rFonts w:ascii="Times New Roman" w:hAnsi="Times New Roman"/>
-          <w:color w:val="000000"/>
-          <w:sz w:val="28"/>
-        </w:rPr>
-        <w:t xml:space="preserve"> электронный.</w:t>
+          <w:rFonts w:ascii="Times New Roman" w:hAnsi="Times New Roman" w:eastAsia="Times New Roman" w:cs="Times New Roman"/>
+          <w:color w:val="000000"/>
+          <w:sz w:val="28"/>
+          <w:szCs w:val="28"/>
+        </w:rPr>
+        <w:t>Новикова, Н. Г. Факторы, влияющие на эффективность управления запасами в контексте управления конкурентоспособностью торговой компании / Н. Г. Новикова, С. В. Щепина // Известия Байкальского государственного университета. — 2023. — Т. 33, № 1. — С. 74–83. — DOI 10.17150/2500-2759.2023.33(1).74-83. — Текст : электронный.</w:t>
       </w:r>
     </w:p>
     <w:p>
@@ -12819,48 +13391,32 @@
       </w:pPr>
       <w:r>
         <w:rPr>
-          <w:rFonts w:ascii="Times New Roman" w:hAnsi="Times New Roman"/>
-          <w:color w:val="000000"/>
-          <w:sz w:val="28"/>
-        </w:rPr>
-        <w:lastRenderedPageBreak/>
-        <w:t xml:space="preserve">Хитрова, Т. И. Развитие информационной системы управления многономенклатурными логистическими потоками / Т. И. Хитрова, С. Б. </w:t>
-      </w:r>
-      <w:proofErr w:type="spellStart"/>
-      <w:r>
-        <w:rPr>
-          <w:rFonts w:ascii="Times New Roman" w:hAnsi="Times New Roman"/>
-          <w:color w:val="000000"/>
-          <w:sz w:val="28"/>
-        </w:rPr>
-        <w:t>Пянзин</w:t>
-      </w:r>
-      <w:proofErr w:type="spellEnd"/>
-      <w:r>
-        <w:rPr>
-          <w:rFonts w:ascii="Times New Roman" w:hAnsi="Times New Roman"/>
-          <w:color w:val="000000"/>
-          <w:sz w:val="28"/>
-        </w:rPr>
-        <w:t xml:space="preserve"> // </w:t>
-      </w:r>
-      <w:proofErr w:type="spellStart"/>
-      <w:r>
-        <w:rPr>
-          <w:rFonts w:ascii="Times New Roman" w:hAnsi="Times New Roman"/>
-          <w:color w:val="000000"/>
-          <w:sz w:val="28"/>
-        </w:rPr>
-        <w:t>Baikal</w:t>
-      </w:r>
-      <w:proofErr w:type="spellEnd"/>
-      <w:r>
-        <w:rPr>
-          <w:rFonts w:ascii="Times New Roman" w:hAnsi="Times New Roman"/>
-          <w:color w:val="000000"/>
-          <w:sz w:val="28"/>
-        </w:rPr>
-        <w:t xml:space="preserve"> Research Journal. — 2022. — Т. 13, № 1. — Ст. 8. — DOI 10.17150/2411-6262.2022.13(1).8. — Текст : электронный.</w:t>
+          <w:rFonts w:ascii="Times New Roman" w:hAnsi="Times New Roman" w:eastAsia="Times New Roman" w:cs="Times New Roman"/>
+          <w:color w:val="000000"/>
+          <w:sz w:val="28"/>
+          <w:szCs w:val="28"/>
+        </w:rPr>
+        <w:t xml:space="preserve">Волков, А. Подходы к оптимизации издержек оптовых торговых компаний в современных реалиях / А. Волков // Общество и экономика. — 2024. — № 1. — С. 100–108. — DOI 10.31857/S0207367624010081. — </w:t>
+      </w:r>
+      <w:proofErr w:type="gramStart"/>
+      <w:r>
+        <w:rPr>
+          <w:rFonts w:ascii="Times New Roman" w:hAnsi="Times New Roman" w:eastAsia="Times New Roman" w:cs="Times New Roman"/>
+          <w:color w:val="000000"/>
+          <w:sz w:val="28"/>
+          <w:szCs w:val="28"/>
+        </w:rPr>
+        <w:t>Текст :</w:t>
+      </w:r>
+      <w:proofErr w:type="gramEnd"/>
+      <w:r>
+        <w:rPr>
+          <w:rFonts w:ascii="Times New Roman" w:hAnsi="Times New Roman" w:eastAsia="Times New Roman" w:cs="Times New Roman"/>
+          <w:color w:val="000000"/>
+          <w:sz w:val="28"/>
+          <w:szCs w:val="28"/>
+        </w:rPr>
+        <w:t xml:space="preserve"> электронный.</w:t>
       </w:r>
     </w:p>
     <w:p>
@@ -12877,29 +13433,53 @@
       </w:pPr>
       <w:r>
         <w:rPr>
-          <w:rFonts w:ascii="Times New Roman" w:hAnsi="Times New Roman"/>
-          <w:color w:val="000000"/>
-          <w:sz w:val="28"/>
-        </w:rPr>
-        <w:t xml:space="preserve">Ефимов, Е. А. Модернизация системы управления автоматизированными складскими комплексами / Е. А. Ефимов, М. А. Казанцев // Успехи современной радиоэлектроники. — 2024. — Т. 78, № 1. — С. 105–109. — DOI 10.18127/j20700784-202401-10. — </w:t>
-      </w:r>
-      <w:proofErr w:type="gramStart"/>
-      <w:r>
-        <w:rPr>
-          <w:rFonts w:ascii="Times New Roman" w:hAnsi="Times New Roman"/>
-          <w:color w:val="000000"/>
-          <w:sz w:val="28"/>
-        </w:rPr>
-        <w:t>Текст :</w:t>
-      </w:r>
-      <w:proofErr w:type="gramEnd"/>
-      <w:r>
-        <w:rPr>
-          <w:rFonts w:ascii="Times New Roman" w:hAnsi="Times New Roman"/>
-          <w:color w:val="000000"/>
-          <w:sz w:val="28"/>
-        </w:rPr>
-        <w:t xml:space="preserve"> электронный.</w:t>
+          <w:rFonts w:ascii="Times New Roman" w:hAnsi="Times New Roman" w:eastAsia="Times New Roman" w:cs="Times New Roman"/>
+          <w:color w:val="000000"/>
+          <w:sz w:val="28"/>
+          <w:szCs w:val="28"/>
+        </w:rPr>
+        <w:lastRenderedPageBreak/>
+        <w:t xml:space="preserve">Хитрова, Т. И. Развитие информационной системы управления многономенклатурными логистическими потоками / Т. И. Хитрова, С. Б. </w:t>
+      </w:r>
+      <w:proofErr w:type="spellStart"/>
+      <w:r>
+        <w:rPr>
+          <w:rFonts w:ascii="Times New Roman" w:hAnsi="Times New Roman" w:eastAsia="Times New Roman" w:cs="Times New Roman"/>
+          <w:color w:val="000000"/>
+          <w:sz w:val="28"/>
+          <w:szCs w:val="28"/>
+        </w:rPr>
+        <w:t>Пянзин</w:t>
+      </w:r>
+      <w:proofErr w:type="spellEnd"/>
+      <w:r>
+        <w:rPr>
+          <w:rFonts w:ascii="Times New Roman" w:hAnsi="Times New Roman" w:eastAsia="Times New Roman" w:cs="Times New Roman"/>
+          <w:color w:val="000000"/>
+          <w:sz w:val="28"/>
+          <w:szCs w:val="28"/>
+        </w:rPr>
+        <w:t xml:space="preserve"> // </w:t>
+      </w:r>
+      <w:proofErr w:type="spellStart"/>
+      <w:r>
+        <w:rPr>
+          <w:rFonts w:ascii="Times New Roman" w:hAnsi="Times New Roman" w:eastAsia="Times New Roman" w:cs="Times New Roman"/>
+          <w:color w:val="000000"/>
+          <w:sz w:val="28"/>
+          <w:szCs w:val="28"/>
+        </w:rPr>
+        <w:t>Baikal</w:t>
+      </w:r>
+      <w:proofErr w:type="spellEnd"/>
+      <w:r>
+        <w:rPr>
+          <w:rFonts w:ascii="Times New Roman" w:hAnsi="Times New Roman" w:eastAsia="Times New Roman" w:cs="Times New Roman"/>
+          <w:color w:val="000000"/>
+          <w:sz w:val="28"/>
+          <w:szCs w:val="28"/>
+        </w:rPr>
+        <w:t xml:space="preserve"> Research Journal. — 2022. — Т. 13, № 1. — Ст. 8. — DOI 10.17150/2411-6262.2022.13(1).8. — Текст : электронный.</w:t>
       </w:r>
     </w:p>
     <w:p>
@@ -12913,38 +13493,35 @@
         <w:spacing w:after="0" w:line="360" w:lineRule="auto"/>
         <w:ind w:left="0" w:firstLine="709"/>
         <w:jc w:val="both"/>
-        <w:rPr>
-          <w:lang w:val="en-US"/>
-        </w:rPr>
-      </w:pPr>
-      <w:r>
-        <w:rPr>
-          <w:rFonts w:ascii="Times New Roman" w:hAnsi="Times New Roman"/>
-          <w:color w:val="000000"/>
-          <w:sz w:val="28"/>
-          <w:lang w:val="en-US"/>
-        </w:rPr>
-        <w:t xml:space="preserve">Munyaka, J. B. Inventory management concepts and implementations: a systematic review / J. B. Munyaka, V. S. S. Yadavalli // The South African Journal of Industrial Engineering. — 2022. — Vol. 33, no. 2. — P. 15–36. — DOI 10.7166/33-2-2527. — </w:t>
+      </w:pPr>
+      <w:r>
+        <w:rPr>
+          <w:rFonts w:ascii="Times New Roman" w:hAnsi="Times New Roman" w:eastAsia="Times New Roman" w:cs="Times New Roman"/>
+          <w:color w:val="000000"/>
+          <w:sz w:val="28"/>
+          <w:szCs w:val="28"/>
+        </w:rPr>
+        <w:t xml:space="preserve">Ефимов, Е. А. Модернизация системы управления автоматизированными складскими комплексами / Е. А. Ефимов, М. А. Казанцев // Успехи современной радиоэлектроники. — 2024. — Т. 78, № 1. — С. 105–109. — DOI 10.18127/j20700784-202401-10. — </w:t>
       </w:r>
       <w:proofErr w:type="gramStart"/>
       <w:r>
         <w:rPr>
-          <w:rFonts w:ascii="Times New Roman" w:hAnsi="Times New Roman"/>
-          <w:color w:val="000000"/>
-          <w:sz w:val="28"/>
-          <w:lang w:val="en-US"/>
-        </w:rPr>
-        <w:t>Text :</w:t>
+          <w:rFonts w:ascii="Times New Roman" w:hAnsi="Times New Roman" w:eastAsia="Times New Roman" w:cs="Times New Roman"/>
+          <w:color w:val="000000"/>
+          <w:sz w:val="28"/>
+          <w:szCs w:val="28"/>
+        </w:rPr>
+        <w:t>Текст :</w:t>
       </w:r>
       <w:proofErr w:type="gramEnd"/>
       <w:r>
         <w:rPr>
-          <w:rFonts w:ascii="Times New Roman" w:hAnsi="Times New Roman"/>
-          <w:color w:val="000000"/>
-          <w:sz w:val="28"/>
-          <w:lang w:val="en-US"/>
-        </w:rPr>
-        <w:t xml:space="preserve"> electronic.</w:t>
+          <w:rFonts w:ascii="Times New Roman" w:hAnsi="Times New Roman" w:eastAsia="Times New Roman" w:cs="Times New Roman"/>
+          <w:color w:val="000000"/>
+          <w:sz w:val="28"/>
+          <w:szCs w:val="28"/>
+        </w:rPr>
+        <w:t xml:space="preserve"> электронный.</w:t>
       </w:r>
     </w:p>
     <w:p>
@@ -12959,59 +13536,72 @@
         <w:ind w:left="0" w:firstLine="709"/>
         <w:jc w:val="both"/>
       </w:pPr>
-      <w:proofErr w:type="spellStart"/>
-      <w:r>
-        <w:rPr>
-          <w:rFonts w:ascii="Times New Roman" w:hAnsi="Times New Roman"/>
-          <w:color w:val="000000"/>
-          <w:sz w:val="28"/>
-        </w:rPr>
-        <w:t>Сырыгин</w:t>
-      </w:r>
-      <w:proofErr w:type="spellEnd"/>
-      <w:r>
-        <w:rPr>
-          <w:rFonts w:ascii="Times New Roman" w:hAnsi="Times New Roman"/>
-          <w:color w:val="000000"/>
-          <w:sz w:val="28"/>
-        </w:rPr>
-        <w:t xml:space="preserve">, С. П. Совершенствование управления запасами многономенклатурного производства / С. П. </w:t>
-      </w:r>
-      <w:proofErr w:type="spellStart"/>
-      <w:r>
-        <w:rPr>
-          <w:rFonts w:ascii="Times New Roman" w:hAnsi="Times New Roman"/>
-          <w:color w:val="000000"/>
-          <w:sz w:val="28"/>
-        </w:rPr>
-        <w:t>Сырыгин</w:t>
-      </w:r>
-      <w:proofErr w:type="spellEnd"/>
-      <w:r>
-        <w:rPr>
-          <w:rFonts w:ascii="Times New Roman" w:hAnsi="Times New Roman"/>
-          <w:color w:val="000000"/>
-          <w:sz w:val="28"/>
-        </w:rPr>
-        <w:t xml:space="preserve">, Н. А. </w:t>
-      </w:r>
-      <w:proofErr w:type="spellStart"/>
-      <w:r>
-        <w:rPr>
-          <w:rFonts w:ascii="Times New Roman" w:hAnsi="Times New Roman"/>
-          <w:color w:val="000000"/>
-          <w:sz w:val="28"/>
-        </w:rPr>
-        <w:t>Бушмакин</w:t>
-      </w:r>
-      <w:proofErr w:type="spellEnd"/>
-      <w:r>
-        <w:rPr>
-          <w:rFonts w:ascii="Times New Roman" w:hAnsi="Times New Roman"/>
-          <w:color w:val="000000"/>
-          <w:sz w:val="28"/>
-        </w:rPr>
-        <w:t xml:space="preserve"> // Социально-экономическое управление: теория и практика. — 2026. — Т. 22, № 1. — С. 59–65. — DOI 10.22213/2618-9763-2026-1-59-65. — Текст : электронный.</w:t>
+      <w:r>
+        <w:rPr>
+          <w:rFonts w:ascii="Times New Roman" w:hAnsi="Times New Roman" w:eastAsia="Times New Roman" w:cs="Times New Roman"/>
+          <w:color w:val="000000"/>
+          <w:sz w:val="28"/>
+          <w:szCs w:val="28"/>
+        </w:rPr>
+        <w:t xml:space="preserve">Шаронова, Е. В. Исследование средств автоматизации складского учета для структурного подразделения бюджетного учреждения / Е. В. Шаронова, Т. А. Лысова, И. В. Шарикова // Управленческий учет. — 2023. — № 9. — С. 362–368. — </w:t>
+      </w:r>
+      <w:r>
+        <w:rPr>
+          <w:rFonts w:ascii="Times New Roman" w:hAnsi="Times New Roman" w:eastAsia="Times New Roman" w:cs="Times New Roman"/>
+          <w:color w:val="000000"/>
+          <w:sz w:val="28"/>
+          <w:lang w:val="en-US"/>
+          <w:szCs w:val="28"/>
+        </w:rPr>
+        <w:t>DOI</w:t>
+      </w:r>
+      <w:r>
+        <w:rPr>
+          <w:rFonts w:ascii="Times New Roman" w:hAnsi="Times New Roman" w:eastAsia="Times New Roman" w:cs="Times New Roman"/>
+          <w:color w:val="000000"/>
+          <w:sz w:val="28"/>
+          <w:szCs w:val="28"/>
+        </w:rPr>
+        <w:t xml:space="preserve"> 10.25806/</w:t>
+      </w:r>
+      <w:r>
+        <w:rPr>
+          <w:rFonts w:ascii="Times New Roman" w:hAnsi="Times New Roman" w:eastAsia="Times New Roman" w:cs="Times New Roman"/>
+          <w:color w:val="000000"/>
+          <w:sz w:val="28"/>
+          <w:lang w:val="en-US"/>
+          <w:szCs w:val="28"/>
+        </w:rPr>
+        <w:t>uu</w:t>
+      </w:r>
+      <w:r>
+        <w:rPr>
+          <w:rFonts w:ascii="Times New Roman" w:hAnsi="Times New Roman" w:eastAsia="Times New Roman" w:cs="Times New Roman"/>
+          <w:color w:val="000000"/>
+          <w:sz w:val="28"/>
+          <w:szCs w:val="28"/>
+        </w:rPr>
+        <w:t xml:space="preserve">-3657. — </w:t>
+      </w:r>
+      <w:proofErr w:type="gramStart"/>
+      <w:r>
+        <w:rPr>
+          <w:rFonts w:ascii="Times New Roman" w:hAnsi="Times New Roman" w:eastAsia="Times New Roman" w:cs="Times New Roman"/>
+          <w:color w:val="000000"/>
+          <w:sz w:val="28"/>
+          <w:szCs w:val="28"/>
+        </w:rPr>
+        <w:t>Текст :</w:t>
+      </w:r>
+      <w:proofErr w:type="gramEnd"/>
+      <w:r>
+        <w:rPr>
+          <w:rFonts w:ascii="Times New Roman" w:hAnsi="Times New Roman" w:eastAsia="Times New Roman" w:cs="Times New Roman"/>
+          <w:color w:val="000000"/>
+          <w:sz w:val="28"/>
+          <w:szCs w:val="28"/>
+        </w:rPr>
+        <w:t xml:space="preserve"> электронный.</w:t>
       </w:r>
     </w:p>
     <w:p>
@@ -13025,68 +13615,41 @@
         <w:spacing w:after="0" w:line="360" w:lineRule="auto"/>
         <w:ind w:left="0" w:firstLine="709"/>
         <w:jc w:val="both"/>
-      </w:pPr>
-      <w:r>
-        <w:rPr>
-          <w:rFonts w:ascii="Times New Roman" w:hAnsi="Times New Roman"/>
-          <w:color w:val="000000"/>
-          <w:sz w:val="28"/>
-        </w:rPr>
-        <w:t xml:space="preserve">1С. Управление </w:t>
+        <w:rPr>
+          <w:lang w:val="en-US"/>
+        </w:rPr>
+      </w:pPr>
+      <w:r>
+        <w:rPr>
+          <w:rFonts w:ascii="Times New Roman" w:hAnsi="Times New Roman" w:eastAsia="Times New Roman" w:cs="Times New Roman"/>
+          <w:color w:val="000000"/>
+          <w:sz w:val="28"/>
+          <w:lang w:val="en-US"/>
+          <w:szCs w:val="28"/>
+        </w:rPr>
+        <w:t xml:space="preserve">Munyaka, J. B. Inventory management concepts and implementations: a systematic review / J. B. Munyaka, V. S. S. Yadavalli // The South African Journal of Industrial Engineering. — 2022. — Vol. 33, no. 2. — P. 15–36. — DOI 10.7166/33-2-2527. — </w:t>
       </w:r>
       <w:proofErr w:type="gramStart"/>
       <w:r>
         <w:rPr>
-          <w:rFonts w:ascii="Times New Roman" w:hAnsi="Times New Roman"/>
-          <w:color w:val="000000"/>
-          <w:sz w:val="28"/>
-        </w:rPr>
-        <w:t>продажами :</w:t>
+          <w:rFonts w:ascii="Times New Roman" w:hAnsi="Times New Roman" w:eastAsia="Times New Roman" w:cs="Times New Roman"/>
+          <w:color w:val="000000"/>
+          <w:sz w:val="28"/>
+          <w:lang w:val="en-US"/>
+          <w:szCs w:val="28"/>
+        </w:rPr>
+        <w:t>Text :</w:t>
       </w:r>
       <w:proofErr w:type="gramEnd"/>
       <w:r>
         <w:rPr>
-          <w:rFonts w:ascii="Times New Roman" w:hAnsi="Times New Roman"/>
-          <w:color w:val="000000"/>
-          <w:sz w:val="28"/>
-        </w:rPr>
-        <w:t xml:space="preserve"> 1</w:t>
-      </w:r>
-      <w:proofErr w:type="gramStart"/>
-      <w:r>
-        <w:rPr>
-          <w:rFonts w:ascii="Times New Roman" w:hAnsi="Times New Roman"/>
-          <w:color w:val="000000"/>
-          <w:sz w:val="28"/>
-        </w:rPr>
-        <w:t>С:Управление</w:t>
-      </w:r>
-      <w:proofErr w:type="gramEnd"/>
-      <w:r>
-        <w:rPr>
-          <w:rFonts w:ascii="Times New Roman" w:hAnsi="Times New Roman"/>
-          <w:color w:val="000000"/>
-          <w:sz w:val="28"/>
-        </w:rPr>
-        <w:t xml:space="preserve"> торговлей 8. — URL: https://v8.1c.ru/trade/upravlenie-prodazhami/ (дата обращения: 04.10.2026). — </w:t>
-      </w:r>
-      <w:proofErr w:type="gramStart"/>
-      <w:r>
-        <w:rPr>
-          <w:rFonts w:ascii="Times New Roman" w:hAnsi="Times New Roman"/>
-          <w:color w:val="000000"/>
-          <w:sz w:val="28"/>
-        </w:rPr>
-        <w:t>Текст :</w:t>
-      </w:r>
-      <w:proofErr w:type="gramEnd"/>
-      <w:r>
-        <w:rPr>
-          <w:rFonts w:ascii="Times New Roman" w:hAnsi="Times New Roman"/>
-          <w:color w:val="000000"/>
-          <w:sz w:val="28"/>
-        </w:rPr>
-        <w:t xml:space="preserve"> электронный.</w:t>
+          <w:rFonts w:ascii="Times New Roman" w:hAnsi="Times New Roman" w:eastAsia="Times New Roman" w:cs="Times New Roman"/>
+          <w:color w:val="000000"/>
+          <w:sz w:val="28"/>
+          <w:lang w:val="en-US"/>
+          <w:szCs w:val="28"/>
+        </w:rPr>
+        <w:t xml:space="preserve"> electronic.</w:t>
       </w:r>
     </w:p>
     <w:p>
@@ -13104,38 +13667,62 @@
       <w:proofErr w:type="spellStart"/>
       <w:r>
         <w:rPr>
-          <w:rFonts w:ascii="Times New Roman" w:hAnsi="Times New Roman"/>
-          <w:color w:val="000000"/>
-          <w:sz w:val="28"/>
-        </w:rPr>
-        <w:t>МойСклад</w:t>
+          <w:rFonts w:ascii="Times New Roman" w:hAnsi="Times New Roman" w:eastAsia="Times New Roman" w:cs="Times New Roman"/>
+          <w:color w:val="000000"/>
+          <w:sz w:val="28"/>
+          <w:szCs w:val="28"/>
+        </w:rPr>
+        <w:t>Сырыгин</w:t>
       </w:r>
       <w:proofErr w:type="spellEnd"/>
       <w:r>
         <w:rPr>
-          <w:rFonts w:ascii="Times New Roman" w:hAnsi="Times New Roman"/>
-          <w:color w:val="000000"/>
-          <w:sz w:val="28"/>
-        </w:rPr>
-        <w:t xml:space="preserve">. Управление торговлей. — URL: https://www.moysklad.ru/reshenija/upravlenie-torgovley/ (дата обращения: 04.10.2026). — </w:t>
-      </w:r>
-      <w:proofErr w:type="gramStart"/>
-      <w:r>
-        <w:rPr>
-          <w:rFonts w:ascii="Times New Roman" w:hAnsi="Times New Roman"/>
-          <w:color w:val="000000"/>
-          <w:sz w:val="28"/>
-        </w:rPr>
-        <w:t>Текст :</w:t>
-      </w:r>
-      <w:proofErr w:type="gramEnd"/>
-      <w:r>
-        <w:rPr>
-          <w:rFonts w:ascii="Times New Roman" w:hAnsi="Times New Roman"/>
-          <w:color w:val="000000"/>
-          <w:sz w:val="28"/>
-        </w:rPr>
-        <w:t xml:space="preserve"> электронный.</w:t>
+          <w:rFonts w:ascii="Times New Roman" w:hAnsi="Times New Roman" w:eastAsia="Times New Roman" w:cs="Times New Roman"/>
+          <w:color w:val="000000"/>
+          <w:sz w:val="28"/>
+          <w:szCs w:val="28"/>
+        </w:rPr>
+        <w:t xml:space="preserve">, С. П. Совершенствование управления запасами многономенклатурного производства / С. П. </w:t>
+      </w:r>
+      <w:proofErr w:type="spellStart"/>
+      <w:r>
+        <w:rPr>
+          <w:rFonts w:ascii="Times New Roman" w:hAnsi="Times New Roman" w:eastAsia="Times New Roman" w:cs="Times New Roman"/>
+          <w:color w:val="000000"/>
+          <w:sz w:val="28"/>
+          <w:szCs w:val="28"/>
+        </w:rPr>
+        <w:t>Сырыгин</w:t>
+      </w:r>
+      <w:proofErr w:type="spellEnd"/>
+      <w:r>
+        <w:rPr>
+          <w:rFonts w:ascii="Times New Roman" w:hAnsi="Times New Roman" w:eastAsia="Times New Roman" w:cs="Times New Roman"/>
+          <w:color w:val="000000"/>
+          <w:sz w:val="28"/>
+          <w:szCs w:val="28"/>
+        </w:rPr>
+        <w:t xml:space="preserve">, Н. А. </w:t>
+      </w:r>
+      <w:proofErr w:type="spellStart"/>
+      <w:r>
+        <w:rPr>
+          <w:rFonts w:ascii="Times New Roman" w:hAnsi="Times New Roman" w:eastAsia="Times New Roman" w:cs="Times New Roman"/>
+          <w:color w:val="000000"/>
+          <w:sz w:val="28"/>
+          <w:szCs w:val="28"/>
+        </w:rPr>
+        <w:t>Бушмакин</w:t>
+      </w:r>
+      <w:proofErr w:type="spellEnd"/>
+      <w:r>
+        <w:rPr>
+          <w:rFonts w:ascii="Times New Roman" w:hAnsi="Times New Roman" w:eastAsia="Times New Roman" w:cs="Times New Roman"/>
+          <w:color w:val="000000"/>
+          <w:sz w:val="28"/>
+          <w:szCs w:val="28"/>
+        </w:rPr>
+        <w:t xml:space="preserve"> // Социально-экономическое управление: теория и практика. — 2026. — Т. 22, № 1. — С. 59–65. — DOI 10.22213/2618-9763-2026-1-59-65. — Текст : электронный.</w:t>
       </w:r>
     </w:p>
     <w:p>
@@ -13149,117 +13736,54 @@
         <w:spacing w:after="0" w:line="360" w:lineRule="auto"/>
         <w:ind w:left="0" w:firstLine="709"/>
         <w:jc w:val="both"/>
-        <w:rPr>
+      </w:pPr>
+      <w:r>
+        <w:rPr>
+          <w:rFonts w:ascii="Times New Roman" w:hAnsi="Times New Roman" w:eastAsia="Times New Roman" w:cs="Times New Roman"/>
+          <w:color w:val="000000"/>
+          <w:sz w:val="28"/>
+          <w:szCs w:val="28"/>
+        </w:rPr>
+        <w:t xml:space="preserve">Гантимурова, Ю. О. Исследование возможностей применения инновационных технологий с целью повышения эффективности складского управления / Ю. О. Гантимурова // Сборник научных трудов Ангарского государственного технического университета. — 2025. — № 1. — С. 131–135. — </w:t>
+      </w:r>
+      <w:r>
+        <w:rPr>
+          <w:rFonts w:ascii="Times New Roman" w:hAnsi="Times New Roman" w:eastAsia="Times New Roman" w:cs="Times New Roman"/>
+          <w:color w:val="000000"/>
+          <w:sz w:val="28"/>
           <w:lang w:val="en-US"/>
-        </w:rPr>
-      </w:pPr>
-      <w:r>
-        <w:rPr>
-          <w:rFonts w:ascii="Times New Roman" w:hAnsi="Times New Roman"/>
-          <w:color w:val="000000"/>
-          <w:sz w:val="28"/>
-          <w:lang w:val="en-US"/>
-        </w:rPr>
-        <w:t xml:space="preserve">Odoo. Manual </w:t>
+          <w:szCs w:val="28"/>
+        </w:rPr>
+        <w:t>DOI</w:t>
+      </w:r>
+      <w:r>
+        <w:rPr>
+          <w:rFonts w:ascii="Times New Roman" w:hAnsi="Times New Roman" w:eastAsia="Times New Roman" w:cs="Times New Roman"/>
+          <w:color w:val="000000"/>
+          <w:sz w:val="28"/>
+          <w:szCs w:val="28"/>
+        </w:rPr>
+        <w:t xml:space="preserve"> 10.36629/2686-7788-2025-1-131-135. — </w:t>
       </w:r>
       <w:proofErr w:type="gramStart"/>
       <w:r>
         <w:rPr>
-          <w:rFonts w:ascii="Times New Roman" w:hAnsi="Times New Roman"/>
-          <w:color w:val="000000"/>
-          <w:sz w:val="28"/>
-          <w:lang w:val="en-US"/>
-        </w:rPr>
-        <w:t>reservation :</w:t>
+          <w:rFonts w:ascii="Times New Roman" w:hAnsi="Times New Roman" w:eastAsia="Times New Roman" w:cs="Times New Roman"/>
+          <w:color w:val="000000"/>
+          <w:sz w:val="28"/>
+          <w:szCs w:val="28"/>
+        </w:rPr>
+        <w:t>Текст :</w:t>
       </w:r>
       <w:proofErr w:type="gramEnd"/>
       <w:r>
         <w:rPr>
-          <w:rFonts w:ascii="Times New Roman" w:hAnsi="Times New Roman"/>
-          <w:color w:val="000000"/>
-          <w:sz w:val="28"/>
-          <w:lang w:val="en-US"/>
-        </w:rPr>
-        <w:t xml:space="preserve"> Odoo 18.0 documentation. — Версия 18.0, 2024. — URL: https://www.odoo.com/documentation/18.0/applications/inventory_and_mrp/inventory/shipping_receiving/reservation_methods/manually.html (</w:t>
-      </w:r>
-      <w:r>
-        <w:rPr>
-          <w:rFonts w:ascii="Times New Roman" w:hAnsi="Times New Roman"/>
-          <w:color w:val="000000"/>
-          <w:sz w:val="28"/>
-        </w:rPr>
-        <w:t>дата</w:t>
-      </w:r>
-      <w:r>
-        <w:rPr>
-          <w:rFonts w:ascii="Times New Roman" w:hAnsi="Times New Roman"/>
-          <w:color w:val="000000"/>
-          <w:sz w:val="28"/>
-          <w:lang w:val="en-US"/>
-        </w:rPr>
-        <w:t xml:space="preserve"> </w:t>
-      </w:r>
-      <w:r>
-        <w:rPr>
-          <w:rFonts w:ascii="Times New Roman" w:hAnsi="Times New Roman"/>
-          <w:color w:val="000000"/>
-          <w:sz w:val="28"/>
-        </w:rPr>
-        <w:t>обращения</w:t>
-      </w:r>
-      <w:r>
-        <w:rPr>
-          <w:rFonts w:ascii="Times New Roman" w:hAnsi="Times New Roman"/>
-          <w:color w:val="000000"/>
-          <w:sz w:val="28"/>
-          <w:lang w:val="en-US"/>
-        </w:rPr>
-        <w:t xml:space="preserve">: 04.10.2026). — </w:t>
-      </w:r>
-      <w:proofErr w:type="gramStart"/>
-      <w:r>
-        <w:rPr>
-          <w:rFonts w:ascii="Times New Roman" w:hAnsi="Times New Roman"/>
-          <w:color w:val="000000"/>
-          <w:sz w:val="28"/>
-        </w:rPr>
-        <w:t>Текст</w:t>
-      </w:r>
-      <w:r>
-        <w:rPr>
-          <w:rFonts w:ascii="Times New Roman" w:hAnsi="Times New Roman"/>
-          <w:color w:val="000000"/>
-          <w:sz w:val="28"/>
-          <w:lang w:val="en-US"/>
-        </w:rPr>
-        <w:t xml:space="preserve"> :</w:t>
-      </w:r>
-      <w:proofErr w:type="gramEnd"/>
-      <w:r>
-        <w:rPr>
-          <w:rFonts w:ascii="Times New Roman" w:hAnsi="Times New Roman"/>
-          <w:color w:val="000000"/>
-          <w:sz w:val="28"/>
-          <w:lang w:val="en-US"/>
-        </w:rPr>
-        <w:t xml:space="preserve"> </w:t>
-      </w:r>
-      <w:r>
-        <w:rPr>
-          <w:rFonts w:ascii="Times New Roman" w:hAnsi="Times New Roman"/>
-          <w:color w:val="000000"/>
-          <w:sz w:val="28"/>
-        </w:rPr>
-        <w:t>электронный</w:t>
-      </w:r>
-      <w:r>
-        <w:rPr>
-          <w:rFonts w:ascii="Times New Roman" w:hAnsi="Times New Roman"/>
-          <w:color w:val="000000"/>
-          <w:sz w:val="28"/>
-          <w:lang w:val="en-US"/>
-        </w:rPr>
-        <w:t>.</w:t>
+          <w:rFonts w:ascii="Times New Roman" w:hAnsi="Times New Roman" w:eastAsia="Times New Roman" w:cs="Times New Roman"/>
+          <w:color w:val="000000"/>
+          <w:sz w:val="28"/>
+          <w:szCs w:val="28"/>
+        </w:rPr>
+        <w:t xml:space="preserve"> электронный.</w:t>
       </w:r>
     </w:p>
     <w:p>
@@ -13276,74 +13800,70 @@
       </w:pPr>
       <w:r>
         <w:rPr>
-          <w:rFonts w:ascii="Times New Roman" w:hAnsi="Times New Roman"/>
-          <w:color w:val="000000"/>
-          <w:sz w:val="28"/>
-          <w:lang w:val="en-US"/>
-        </w:rPr>
-        <w:t xml:space="preserve">Python Software Foundation. Python 3.13 </w:t>
+          <w:rFonts w:ascii="Times New Roman" w:hAnsi="Times New Roman" w:eastAsia="Times New Roman" w:cs="Times New Roman"/>
+          <w:color w:val="000000"/>
+          <w:sz w:val="28"/>
+          <w:szCs w:val="28"/>
+        </w:rPr>
+        <w:t xml:space="preserve">1С. Управление </w:t>
       </w:r>
       <w:proofErr w:type="gramStart"/>
       <w:r>
         <w:rPr>
-          <w:rFonts w:ascii="Times New Roman" w:hAnsi="Times New Roman"/>
-          <w:color w:val="000000"/>
-          <w:sz w:val="28"/>
-          <w:lang w:val="en-US"/>
-        </w:rPr>
-        <w:t>documentation :</w:t>
+          <w:rFonts w:ascii="Times New Roman" w:hAnsi="Times New Roman" w:eastAsia="Times New Roman" w:cs="Times New Roman"/>
+          <w:color w:val="000000"/>
+          <w:sz w:val="28"/>
+          <w:szCs w:val="28"/>
+        </w:rPr>
+        <w:t>продажами :</w:t>
       </w:r>
       <w:proofErr w:type="gramEnd"/>
       <w:r>
         <w:rPr>
-          <w:rFonts w:ascii="Times New Roman" w:hAnsi="Times New Roman"/>
-          <w:color w:val="000000"/>
-          <w:sz w:val="28"/>
-          <w:lang w:val="en-US"/>
-        </w:rPr>
-        <w:t xml:space="preserve"> The Python Tutorial. </w:t>
-      </w:r>
-      <w:r>
-        <w:rPr>
-          <w:rFonts w:ascii="Times New Roman" w:hAnsi="Times New Roman"/>
-          <w:color w:val="000000"/>
-          <w:sz w:val="28"/>
-        </w:rPr>
-        <w:t xml:space="preserve">Data </w:t>
-      </w:r>
-      <w:proofErr w:type="spellStart"/>
-      <w:r>
-        <w:rPr>
-          <w:rFonts w:ascii="Times New Roman" w:hAnsi="Times New Roman"/>
-          <w:color w:val="000000"/>
-          <w:sz w:val="28"/>
-        </w:rPr>
-        <w:t>Structures</w:t>
-      </w:r>
-      <w:proofErr w:type="spellEnd"/>
-      <w:r>
-        <w:rPr>
-          <w:rFonts w:ascii="Times New Roman" w:hAnsi="Times New Roman"/>
-          <w:color w:val="000000"/>
-          <w:sz w:val="28"/>
-        </w:rPr>
-        <w:t xml:space="preserve">. — Версия 3.13, 2024–2026. — URL: https://docs.python.org/3.13/tutorial/datastructures.html (дата обращения: 04.10.2026). — </w:t>
+          <w:rFonts w:ascii="Times New Roman" w:hAnsi="Times New Roman" w:eastAsia="Times New Roman" w:cs="Times New Roman"/>
+          <w:color w:val="000000"/>
+          <w:sz w:val="28"/>
+          <w:szCs w:val="28"/>
+        </w:rPr>
+        <w:t xml:space="preserve"> 1</w:t>
       </w:r>
       <w:proofErr w:type="gramStart"/>
       <w:r>
         <w:rPr>
-          <w:rFonts w:ascii="Times New Roman" w:hAnsi="Times New Roman"/>
-          <w:color w:val="000000"/>
-          <w:sz w:val="28"/>
+          <w:rFonts w:ascii="Times New Roman" w:hAnsi="Times New Roman" w:eastAsia="Times New Roman" w:cs="Times New Roman"/>
+          <w:color w:val="000000"/>
+          <w:sz w:val="28"/>
+          <w:szCs w:val="28"/>
+        </w:rPr>
+        <w:t>С:Управление</w:t>
+      </w:r>
+      <w:proofErr w:type="gramEnd"/>
+      <w:r>
+        <w:rPr>
+          <w:rFonts w:ascii="Times New Roman" w:hAnsi="Times New Roman" w:eastAsia="Times New Roman" w:cs="Times New Roman"/>
+          <w:color w:val="000000"/>
+          <w:sz w:val="28"/>
+          <w:szCs w:val="28"/>
+        </w:rPr>
+        <w:t xml:space="preserve"> торговлей 8. — URL: https://v8.1c.ru/trade/upravlenie-prodazhami/ (дата обращения: 04.10.2026). — </w:t>
+      </w:r>
+      <w:proofErr w:type="gramStart"/>
+      <w:r>
+        <w:rPr>
+          <w:rFonts w:ascii="Times New Roman" w:hAnsi="Times New Roman" w:eastAsia="Times New Roman" w:cs="Times New Roman"/>
+          <w:color w:val="000000"/>
+          <w:sz w:val="28"/>
+          <w:szCs w:val="28"/>
         </w:rPr>
         <w:t>Текст :</w:t>
       </w:r>
       <w:proofErr w:type="gramEnd"/>
       <w:r>
         <w:rPr>
-          <w:rFonts w:ascii="Times New Roman" w:hAnsi="Times New Roman"/>
-          <w:color w:val="000000"/>
-          <w:sz w:val="28"/>
+          <w:rFonts w:ascii="Times New Roman" w:hAnsi="Times New Roman" w:eastAsia="Times New Roman" w:cs="Times New Roman"/>
+          <w:color w:val="000000"/>
+          <w:sz w:val="28"/>
+          <w:szCs w:val="28"/>
         </w:rPr>
         <w:t xml:space="preserve"> электронный.</w:t>
       </w:r>
@@ -13359,93 +13879,46 @@
         <w:spacing w:after="0" w:line="360" w:lineRule="auto"/>
         <w:ind w:left="0" w:firstLine="709"/>
         <w:jc w:val="both"/>
-        <w:rPr>
-          <w:lang w:val="en-US"/>
-        </w:rPr>
-      </w:pPr>
-      <w:r>
-        <w:rPr>
-          <w:rFonts w:ascii="Times New Roman" w:hAnsi="Times New Roman"/>
-          <w:color w:val="000000"/>
-          <w:sz w:val="28"/>
-          <w:lang w:val="en-US"/>
-        </w:rPr>
-        <w:lastRenderedPageBreak/>
-        <w:t xml:space="preserve">The Java Language </w:t>
+      </w:pPr>
+      <w:proofErr w:type="spellStart"/>
+      <w:r>
+        <w:rPr>
+          <w:rFonts w:ascii="Times New Roman" w:hAnsi="Times New Roman" w:eastAsia="Times New Roman" w:cs="Times New Roman"/>
+          <w:color w:val="000000"/>
+          <w:sz w:val="28"/>
+          <w:szCs w:val="28"/>
+        </w:rPr>
+        <w:t>МойСклад</w:t>
+      </w:r>
+      <w:proofErr w:type="spellEnd"/>
+      <w:r>
+        <w:rPr>
+          <w:rFonts w:ascii="Times New Roman" w:hAnsi="Times New Roman" w:eastAsia="Times New Roman" w:cs="Times New Roman"/>
+          <w:color w:val="000000"/>
+          <w:sz w:val="28"/>
+          <w:szCs w:val="28"/>
+        </w:rPr>
+        <w:t xml:space="preserve">. Управление торговлей. — URL: https://www.moysklad.ru/reshenija/upravlenie-torgovley/ (дата обращения: 04.10.2026). — </w:t>
       </w:r>
       <w:proofErr w:type="gramStart"/>
       <w:r>
         <w:rPr>
-          <w:rFonts w:ascii="Times New Roman" w:hAnsi="Times New Roman"/>
-          <w:color w:val="000000"/>
-          <w:sz w:val="28"/>
-          <w:lang w:val="en-US"/>
-        </w:rPr>
-        <w:t>Specification :</w:t>
+          <w:rFonts w:ascii="Times New Roman" w:hAnsi="Times New Roman" w:eastAsia="Times New Roman" w:cs="Times New Roman"/>
+          <w:color w:val="000000"/>
+          <w:sz w:val="28"/>
+          <w:szCs w:val="28"/>
+        </w:rPr>
+        <w:t>Текст :</w:t>
       </w:r>
       <w:proofErr w:type="gramEnd"/>
       <w:r>
         <w:rPr>
-          <w:rFonts w:ascii="Times New Roman" w:hAnsi="Times New Roman"/>
-          <w:color w:val="000000"/>
-          <w:sz w:val="28"/>
-          <w:lang w:val="en-US"/>
-        </w:rPr>
-        <w:t xml:space="preserve"> Java SE 21 Edition / J. Gosling, B. Joy, G. Steele [et al.]. — Oracle, 2023. — URL: https://docs.oracle.com/javase/specs/jls/se21/html/index.html (</w:t>
-      </w:r>
-      <w:r>
-        <w:rPr>
-          <w:rFonts w:ascii="Times New Roman" w:hAnsi="Times New Roman"/>
-          <w:color w:val="000000"/>
-          <w:sz w:val="28"/>
-        </w:rPr>
-        <w:t>дата</w:t>
-      </w:r>
-      <w:r>
-        <w:rPr>
-          <w:rFonts w:ascii="Times New Roman" w:hAnsi="Times New Roman"/>
-          <w:color w:val="000000"/>
-          <w:sz w:val="28"/>
-          <w:lang w:val="en-US"/>
-        </w:rPr>
-        <w:t xml:space="preserve"> </w:t>
-      </w:r>
-      <w:r>
-        <w:rPr>
-          <w:rFonts w:ascii="Times New Roman" w:hAnsi="Times New Roman"/>
-          <w:color w:val="000000"/>
-          <w:sz w:val="28"/>
-        </w:rPr>
-        <w:t>обращения</w:t>
-      </w:r>
-      <w:r>
-        <w:rPr>
-          <w:rFonts w:ascii="Times New Roman" w:hAnsi="Times New Roman"/>
-          <w:color w:val="000000"/>
-          <w:sz w:val="28"/>
-          <w:lang w:val="en-US"/>
-        </w:rPr>
-        <w:t xml:space="preserve">: 04.10.2026). — </w:t>
-      </w:r>
-      <w:proofErr w:type="gramStart"/>
-      <w:r>
-        <w:rPr>
-          <w:rFonts w:ascii="Times New Roman" w:hAnsi="Times New Roman"/>
-          <w:color w:val="000000"/>
-          <w:sz w:val="28"/>
-          <w:lang w:val="en-US"/>
-        </w:rPr>
-        <w:t>Text :</w:t>
-      </w:r>
-      <w:proofErr w:type="gramEnd"/>
-      <w:r>
-        <w:rPr>
-          <w:rFonts w:ascii="Times New Roman" w:hAnsi="Times New Roman"/>
-          <w:color w:val="000000"/>
-          <w:sz w:val="28"/>
-          <w:lang w:val="en-US"/>
-        </w:rPr>
-        <w:t xml:space="preserve"> electronic.</w:t>
+          <w:rFonts w:ascii="Times New Roman" w:hAnsi="Times New Roman" w:eastAsia="Times New Roman" w:cs="Times New Roman"/>
+          <w:color w:val="000000"/>
+          <w:sz w:val="28"/>
+          <w:szCs w:val="28"/>
+        </w:rPr>
+        <w:t xml:space="preserve"> электронный.</w:t>
       </w:r>
     </w:p>
     <w:p>
@@ -13459,132 +13932,516 @@
         <w:spacing w:after="0" w:line="360" w:lineRule="auto"/>
         <w:ind w:left="0" w:firstLine="709"/>
         <w:jc w:val="both"/>
-        <w:rPr>
+      </w:pPr>
+      <w:r>
+        <w:rPr>
+          <w:rFonts w:ascii="Times New Roman" w:hAnsi="Times New Roman" w:eastAsia="Times New Roman" w:cs="Times New Roman"/>
+          <w:color w:val="000000"/>
+          <w:sz w:val="28"/>
           <w:lang w:val="en-US"/>
-        </w:rPr>
-      </w:pPr>
-      <w:r>
-        <w:rPr>
-          <w:rFonts w:ascii="Times New Roman" w:hAnsi="Times New Roman"/>
+          <w:szCs w:val="28"/>
+        </w:rPr>
+        <w:t>Odoo</w:t>
+      </w:r>
+      <w:r>
+        <w:rPr>
+          <w:rFonts w:ascii="Times New Roman" w:hAnsi="Times New Roman" w:eastAsia="Times New Roman" w:cs="Times New Roman"/>
+          <w:color w:val="000000"/>
+          <w:sz w:val="28"/>
+          <w:szCs w:val="28"/>
+        </w:rPr>
+        <w:t xml:space="preserve">. </w:t>
+      </w:r>
+      <w:r>
+        <w:rPr>
+          <w:rFonts w:ascii="Times New Roman" w:hAnsi="Times New Roman" w:eastAsia="Times New Roman" w:cs="Times New Roman"/>
           <w:color w:val="000000"/>
           <w:sz w:val="28"/>
           <w:lang w:val="en-US"/>
-        </w:rPr>
-        <w:t xml:space="preserve">The PostgreSQL Global Development Group. PostgreSQL 17 </w:t>
+          <w:szCs w:val="28"/>
+        </w:rPr>
+        <w:t>Manual</w:t>
+      </w:r>
+      <w:r>
+        <w:rPr>
+          <w:rFonts w:ascii="Times New Roman" w:hAnsi="Times New Roman" w:eastAsia="Times New Roman" w:cs="Times New Roman"/>
+          <w:color w:val="000000"/>
+          <w:sz w:val="28"/>
+          <w:szCs w:val="28"/>
+        </w:rPr>
+        <w:t xml:space="preserve"> </w:t>
       </w:r>
       <w:proofErr w:type="gramStart"/>
       <w:r>
         <w:rPr>
-          <w:rFonts w:ascii="Times New Roman" w:hAnsi="Times New Roman"/>
+          <w:rFonts w:ascii="Times New Roman" w:hAnsi="Times New Roman" w:eastAsia="Times New Roman" w:cs="Times New Roman"/>
           <w:color w:val="000000"/>
           <w:sz w:val="28"/>
           <w:lang w:val="en-US"/>
-        </w:rPr>
-        <w:t>Documentation :</w:t>
+          <w:szCs w:val="28"/>
+        </w:rPr>
+        <w:t>reservation</w:t>
+      </w:r>
+      <w:r>
+        <w:rPr>
+          <w:rFonts w:ascii="Times New Roman" w:hAnsi="Times New Roman" w:eastAsia="Times New Roman" w:cs="Times New Roman"/>
+          <w:color w:val="000000"/>
+          <w:sz w:val="28"/>
+          <w:szCs w:val="28"/>
+        </w:rPr>
+        <w:t xml:space="preserve"> :</w:t>
       </w:r>
       <w:proofErr w:type="gramEnd"/>
       <w:r>
         <w:rPr>
-          <w:rFonts w:ascii="Times New Roman" w:hAnsi="Times New Roman"/>
+          <w:rFonts w:ascii="Times New Roman" w:hAnsi="Times New Roman" w:eastAsia="Times New Roman" w:cs="Times New Roman"/>
+          <w:color w:val="000000"/>
+          <w:sz w:val="28"/>
+          <w:szCs w:val="28"/>
+        </w:rPr>
+        <w:t xml:space="preserve"> </w:t>
+      </w:r>
+      <w:r>
+        <w:rPr>
+          <w:rFonts w:ascii="Times New Roman" w:hAnsi="Times New Roman" w:eastAsia="Times New Roman" w:cs="Times New Roman"/>
           <w:color w:val="000000"/>
           <w:sz w:val="28"/>
           <w:lang w:val="en-US"/>
-        </w:rPr>
-        <w:t xml:space="preserve"> Explicit Locking. — </w:t>
-      </w:r>
-      <w:r>
-        <w:rPr>
-          <w:rFonts w:ascii="Times New Roman" w:hAnsi="Times New Roman"/>
-          <w:color w:val="000000"/>
-          <w:sz w:val="28"/>
-        </w:rPr>
-        <w:t>Версия</w:t>
-      </w:r>
-      <w:r>
-        <w:rPr>
-          <w:rFonts w:ascii="Times New Roman" w:hAnsi="Times New Roman"/>
+          <w:szCs w:val="28"/>
+        </w:rPr>
+        <w:t>Odoo</w:t>
+      </w:r>
+      <w:r>
+        <w:rPr>
+          <w:rFonts w:ascii="Times New Roman" w:hAnsi="Times New Roman" w:eastAsia="Times New Roman" w:cs="Times New Roman"/>
+          <w:color w:val="000000"/>
+          <w:sz w:val="28"/>
+          <w:szCs w:val="28"/>
+        </w:rPr>
+        <w:t xml:space="preserve"> 18.0 </w:t>
+      </w:r>
+      <w:r>
+        <w:rPr>
+          <w:rFonts w:ascii="Times New Roman" w:hAnsi="Times New Roman" w:eastAsia="Times New Roman" w:cs="Times New Roman"/>
           <w:color w:val="000000"/>
           <w:sz w:val="28"/>
           <w:lang w:val="en-US"/>
-        </w:rPr>
-        <w:t xml:space="preserve"> 17, 2024–2026. — URL: https://www.postgresql.org/docs/17/explicit-locking.html (</w:t>
-      </w:r>
-      <w:r>
-        <w:rPr>
-          <w:rFonts w:ascii="Times New Roman" w:hAnsi="Times New Roman"/>
-          <w:color w:val="000000"/>
-          <w:sz w:val="28"/>
+          <w:szCs w:val="28"/>
+        </w:rPr>
+        <w:t>documentation</w:t>
+      </w:r>
+      <w:r>
+        <w:rPr>
+          <w:rFonts w:ascii="Times New Roman" w:hAnsi="Times New Roman" w:eastAsia="Times New Roman" w:cs="Times New Roman"/>
+          <w:color w:val="000000"/>
+          <w:sz w:val="28"/>
+          <w:szCs w:val="28"/>
+        </w:rPr>
+        <w:t xml:space="preserve">. — Версия 18.0, 2024. — </w:t>
+      </w:r>
+      <w:r>
+        <w:rPr>
+          <w:rFonts w:ascii="Times New Roman" w:hAnsi="Times New Roman" w:eastAsia="Times New Roman" w:cs="Times New Roman"/>
+          <w:color w:val="000000"/>
+          <w:sz w:val="28"/>
+          <w:lang w:val="en-US"/>
+          <w:szCs w:val="28"/>
+        </w:rPr>
+        <w:t>URL</w:t>
+      </w:r>
+      <w:r>
+        <w:rPr>
+          <w:rFonts w:ascii="Times New Roman" w:hAnsi="Times New Roman" w:eastAsia="Times New Roman" w:cs="Times New Roman"/>
+          <w:color w:val="000000"/>
+          <w:sz w:val="28"/>
+          <w:szCs w:val="28"/>
+        </w:rPr>
+        <w:t xml:space="preserve">: </w:t>
+      </w:r>
+      <w:r>
+        <w:rPr>
+          <w:rFonts w:ascii="Times New Roman" w:hAnsi="Times New Roman" w:eastAsia="Times New Roman" w:cs="Times New Roman"/>
+          <w:color w:val="000000"/>
+          <w:sz w:val="28"/>
+          <w:lang w:val="en-US"/>
+          <w:szCs w:val="28"/>
+        </w:rPr>
+        <w:t>https</w:t>
+      </w:r>
+      <w:r>
+        <w:rPr>
+          <w:rFonts w:ascii="Times New Roman" w:hAnsi="Times New Roman" w:eastAsia="Times New Roman" w:cs="Times New Roman"/>
+          <w:color w:val="000000"/>
+          <w:sz w:val="28"/>
+          <w:szCs w:val="28"/>
+        </w:rPr>
+        <w:t>://</w:t>
+      </w:r>
+      <w:r>
+        <w:rPr>
+          <w:rFonts w:ascii="Times New Roman" w:hAnsi="Times New Roman" w:eastAsia="Times New Roman" w:cs="Times New Roman"/>
+          <w:color w:val="000000"/>
+          <w:sz w:val="28"/>
+          <w:lang w:val="en-US"/>
+          <w:szCs w:val="28"/>
+        </w:rPr>
+        <w:t>www</w:t>
+      </w:r>
+      <w:r>
+        <w:rPr>
+          <w:rFonts w:ascii="Times New Roman" w:hAnsi="Times New Roman" w:eastAsia="Times New Roman" w:cs="Times New Roman"/>
+          <w:color w:val="000000"/>
+          <w:sz w:val="28"/>
+          <w:szCs w:val="28"/>
+        </w:rPr>
+        <w:t>.</w:t>
+      </w:r>
+      <w:r>
+        <w:rPr>
+          <w:rFonts w:ascii="Times New Roman" w:hAnsi="Times New Roman" w:eastAsia="Times New Roman" w:cs="Times New Roman"/>
+          <w:color w:val="000000"/>
+          <w:sz w:val="28"/>
+          <w:lang w:val="en-US"/>
+          <w:szCs w:val="28"/>
+        </w:rPr>
+        <w:t>odoo</w:t>
+      </w:r>
+      <w:r>
+        <w:rPr>
+          <w:rFonts w:ascii="Times New Roman" w:hAnsi="Times New Roman" w:eastAsia="Times New Roman" w:cs="Times New Roman"/>
+          <w:color w:val="000000"/>
+          <w:sz w:val="28"/>
+          <w:szCs w:val="28"/>
+        </w:rPr>
+        <w:t>.</w:t>
+      </w:r>
+      <w:r>
+        <w:rPr>
+          <w:rFonts w:ascii="Times New Roman" w:hAnsi="Times New Roman" w:eastAsia="Times New Roman" w:cs="Times New Roman"/>
+          <w:color w:val="000000"/>
+          <w:sz w:val="28"/>
+          <w:lang w:val="en-US"/>
+          <w:szCs w:val="28"/>
+        </w:rPr>
+        <w:t>com</w:t>
+      </w:r>
+      <w:r>
+        <w:rPr>
+          <w:rFonts w:ascii="Times New Roman" w:hAnsi="Times New Roman" w:eastAsia="Times New Roman" w:cs="Times New Roman"/>
+          <w:color w:val="000000"/>
+          <w:sz w:val="28"/>
+          <w:szCs w:val="28"/>
+        </w:rPr>
+        <w:t>/</w:t>
+      </w:r>
+      <w:r>
+        <w:rPr>
+          <w:rFonts w:ascii="Times New Roman" w:hAnsi="Times New Roman" w:eastAsia="Times New Roman" w:cs="Times New Roman"/>
+          <w:color w:val="000000"/>
+          <w:sz w:val="28"/>
+          <w:lang w:val="en-US"/>
+          <w:szCs w:val="28"/>
+        </w:rPr>
+        <w:t>documentation</w:t>
+      </w:r>
+      <w:r>
+        <w:rPr>
+          <w:rFonts w:ascii="Times New Roman" w:hAnsi="Times New Roman" w:eastAsia="Times New Roman" w:cs="Times New Roman"/>
+          <w:color w:val="000000"/>
+          <w:sz w:val="28"/>
+          <w:szCs w:val="28"/>
+        </w:rPr>
+        <w:t>/18.0/</w:t>
+      </w:r>
+      <w:r>
+        <w:rPr>
+          <w:rFonts w:ascii="Times New Roman" w:hAnsi="Times New Roman" w:eastAsia="Times New Roman" w:cs="Times New Roman"/>
+          <w:color w:val="000000"/>
+          <w:sz w:val="28"/>
+          <w:lang w:val="en-US"/>
+          <w:szCs w:val="28"/>
+        </w:rPr>
+        <w:t>applications</w:t>
+      </w:r>
+      <w:r>
+        <w:rPr>
+          <w:rFonts w:ascii="Times New Roman" w:hAnsi="Times New Roman" w:eastAsia="Times New Roman" w:cs="Times New Roman"/>
+          <w:color w:val="000000"/>
+          <w:sz w:val="28"/>
+          <w:szCs w:val="28"/>
+        </w:rPr>
+        <w:t>/</w:t>
+      </w:r>
+      <w:r>
+        <w:rPr>
+          <w:rFonts w:ascii="Times New Roman" w:hAnsi="Times New Roman" w:eastAsia="Times New Roman" w:cs="Times New Roman"/>
+          <w:color w:val="000000"/>
+          <w:sz w:val="28"/>
+          <w:lang w:val="en-US"/>
+          <w:szCs w:val="28"/>
+        </w:rPr>
+        <w:t>inventory</w:t>
+      </w:r>
+      <w:r>
+        <w:rPr>
+          <w:rFonts w:ascii="Times New Roman" w:hAnsi="Times New Roman" w:eastAsia="Times New Roman" w:cs="Times New Roman"/>
+          <w:color w:val="000000"/>
+          <w:sz w:val="28"/>
+          <w:szCs w:val="28"/>
+        </w:rPr>
+        <w:t>_</w:t>
+      </w:r>
+      <w:r>
+        <w:rPr>
+          <w:rFonts w:ascii="Times New Roman" w:hAnsi="Times New Roman" w:eastAsia="Times New Roman" w:cs="Times New Roman"/>
+          <w:color w:val="000000"/>
+          <w:sz w:val="28"/>
+          <w:lang w:val="en-US"/>
+          <w:szCs w:val="28"/>
+        </w:rPr>
+        <w:t>and</w:t>
+      </w:r>
+      <w:r>
+        <w:rPr>
+          <w:rFonts w:ascii="Times New Roman" w:hAnsi="Times New Roman" w:eastAsia="Times New Roman" w:cs="Times New Roman"/>
+          <w:color w:val="000000"/>
+          <w:sz w:val="28"/>
+          <w:szCs w:val="28"/>
+        </w:rPr>
+        <w:t>_</w:t>
+      </w:r>
+      <w:r>
+        <w:rPr>
+          <w:rFonts w:ascii="Times New Roman" w:hAnsi="Times New Roman" w:eastAsia="Times New Roman" w:cs="Times New Roman"/>
+          <w:color w:val="000000"/>
+          <w:sz w:val="28"/>
+          <w:lang w:val="en-US"/>
+          <w:szCs w:val="28"/>
+        </w:rPr>
+        <w:t>mrp</w:t>
+      </w:r>
+      <w:r>
+        <w:rPr>
+          <w:rFonts w:ascii="Times New Roman" w:hAnsi="Times New Roman" w:eastAsia="Times New Roman" w:cs="Times New Roman"/>
+          <w:color w:val="000000"/>
+          <w:sz w:val="28"/>
+          <w:szCs w:val="28"/>
+        </w:rPr>
+        <w:t>/</w:t>
+      </w:r>
+      <w:r>
+        <w:rPr>
+          <w:rFonts w:ascii="Times New Roman" w:hAnsi="Times New Roman" w:eastAsia="Times New Roman" w:cs="Times New Roman"/>
+          <w:color w:val="000000"/>
+          <w:sz w:val="28"/>
+          <w:lang w:val="en-US"/>
+          <w:szCs w:val="28"/>
+        </w:rPr>
+        <w:t>inventory</w:t>
+      </w:r>
+      <w:r>
+        <w:rPr>
+          <w:rFonts w:ascii="Times New Roman" w:hAnsi="Times New Roman" w:eastAsia="Times New Roman" w:cs="Times New Roman"/>
+          <w:color w:val="000000"/>
+          <w:sz w:val="28"/>
+          <w:szCs w:val="28"/>
+        </w:rPr>
+        <w:t>/</w:t>
+      </w:r>
+      <w:r>
+        <w:rPr>
+          <w:rFonts w:ascii="Times New Roman" w:hAnsi="Times New Roman" w:eastAsia="Times New Roman" w:cs="Times New Roman"/>
+          <w:color w:val="000000"/>
+          <w:sz w:val="28"/>
+          <w:lang w:val="en-US"/>
+          <w:szCs w:val="28"/>
+        </w:rPr>
+        <w:t>shipping</w:t>
+      </w:r>
+      <w:r>
+        <w:rPr>
+          <w:rFonts w:ascii="Times New Roman" w:hAnsi="Times New Roman" w:eastAsia="Times New Roman" w:cs="Times New Roman"/>
+          <w:color w:val="000000"/>
+          <w:sz w:val="28"/>
+          <w:szCs w:val="28"/>
+        </w:rPr>
+        <w:t>_</w:t>
+      </w:r>
+      <w:r>
+        <w:rPr>
+          <w:rFonts w:ascii="Times New Roman" w:hAnsi="Times New Roman" w:eastAsia="Times New Roman" w:cs="Times New Roman"/>
+          <w:color w:val="000000"/>
+          <w:sz w:val="28"/>
+          <w:lang w:val="en-US"/>
+          <w:szCs w:val="28"/>
+        </w:rPr>
+        <w:t>receiving</w:t>
+      </w:r>
+      <w:r>
+        <w:rPr>
+          <w:rFonts w:ascii="Times New Roman" w:hAnsi="Times New Roman" w:eastAsia="Times New Roman" w:cs="Times New Roman"/>
+          <w:color w:val="000000"/>
+          <w:sz w:val="28"/>
+          <w:szCs w:val="28"/>
+        </w:rPr>
+        <w:t>/</w:t>
+      </w:r>
+      <w:r>
+        <w:rPr>
+          <w:rFonts w:ascii="Times New Roman" w:hAnsi="Times New Roman" w:eastAsia="Times New Roman" w:cs="Times New Roman"/>
+          <w:color w:val="000000"/>
+          <w:sz w:val="28"/>
+          <w:lang w:val="en-US"/>
+          <w:szCs w:val="28"/>
+        </w:rPr>
+        <w:t>reservation</w:t>
+      </w:r>
+      <w:r>
+        <w:rPr>
+          <w:rFonts w:ascii="Times New Roman" w:hAnsi="Times New Roman" w:eastAsia="Times New Roman" w:cs="Times New Roman"/>
+          <w:color w:val="000000"/>
+          <w:sz w:val="28"/>
+          <w:szCs w:val="28"/>
+        </w:rPr>
+        <w:t>_</w:t>
+      </w:r>
+      <w:r>
+        <w:rPr>
+          <w:rFonts w:ascii="Times New Roman" w:hAnsi="Times New Roman" w:eastAsia="Times New Roman" w:cs="Times New Roman"/>
+          <w:color w:val="000000"/>
+          <w:sz w:val="28"/>
+          <w:lang w:val="en-US"/>
+          <w:szCs w:val="28"/>
+        </w:rPr>
+        <w:t>methods</w:t>
+      </w:r>
+      <w:r>
+        <w:rPr>
+          <w:rFonts w:ascii="Times New Roman" w:hAnsi="Times New Roman" w:eastAsia="Times New Roman" w:cs="Times New Roman"/>
+          <w:color w:val="000000"/>
+          <w:sz w:val="28"/>
+          <w:szCs w:val="28"/>
+        </w:rPr>
+        <w:t>/</w:t>
+      </w:r>
+      <w:r>
+        <w:rPr>
+          <w:rFonts w:ascii="Times New Roman" w:hAnsi="Times New Roman" w:eastAsia="Times New Roman" w:cs="Times New Roman"/>
+          <w:color w:val="000000"/>
+          <w:sz w:val="28"/>
+          <w:lang w:val="en-US"/>
+          <w:szCs w:val="28"/>
+        </w:rPr>
+        <w:t>manually</w:t>
+      </w:r>
+      <w:r>
+        <w:rPr>
+          <w:rFonts w:ascii="Times New Roman" w:hAnsi="Times New Roman" w:eastAsia="Times New Roman" w:cs="Times New Roman"/>
+          <w:color w:val="000000"/>
+          <w:sz w:val="28"/>
+          <w:szCs w:val="28"/>
+        </w:rPr>
+        <w:t>.</w:t>
+      </w:r>
+      <w:r>
+        <w:rPr>
+          <w:rFonts w:ascii="Times New Roman" w:hAnsi="Times New Roman" w:eastAsia="Times New Roman" w:cs="Times New Roman"/>
+          <w:color w:val="000000"/>
+          <w:sz w:val="28"/>
+          <w:lang w:val="en-US"/>
+          <w:szCs w:val="28"/>
+        </w:rPr>
+        <w:t>html</w:t>
+      </w:r>
+      <w:r>
+        <w:rPr>
+          <w:rFonts w:ascii="Times New Roman" w:hAnsi="Times New Roman" w:eastAsia="Times New Roman" w:cs="Times New Roman"/>
+          <w:color w:val="000000"/>
+          <w:sz w:val="28"/>
+          <w:szCs w:val="28"/>
+        </w:rPr>
+        <w:t xml:space="preserve"> (</w:t>
+      </w:r>
+      <w:r>
+        <w:rPr>
+          <w:rFonts w:ascii="Times New Roman" w:hAnsi="Times New Roman" w:eastAsia="Times New Roman" w:cs="Times New Roman"/>
+          <w:color w:val="000000"/>
+          <w:sz w:val="28"/>
+          <w:szCs w:val="28"/>
         </w:rPr>
         <w:t>дата</w:t>
       </w:r>
       <w:r>
         <w:rPr>
-          <w:rFonts w:ascii="Times New Roman" w:hAnsi="Times New Roman"/>
-          <w:color w:val="000000"/>
-          <w:sz w:val="28"/>
-          <w:lang w:val="en-US"/>
+          <w:rFonts w:ascii="Times New Roman" w:hAnsi="Times New Roman" w:eastAsia="Times New Roman" w:cs="Times New Roman"/>
+          <w:color w:val="000000"/>
+          <w:sz w:val="28"/>
+          <w:szCs w:val="28"/>
         </w:rPr>
         <w:t xml:space="preserve"> </w:t>
       </w:r>
       <w:r>
         <w:rPr>
-          <w:rFonts w:ascii="Times New Roman" w:hAnsi="Times New Roman"/>
-          <w:color w:val="000000"/>
-          <w:sz w:val="28"/>
+          <w:rFonts w:ascii="Times New Roman" w:hAnsi="Times New Roman" w:eastAsia="Times New Roman" w:cs="Times New Roman"/>
+          <w:color w:val="000000"/>
+          <w:sz w:val="28"/>
+          <w:szCs w:val="28"/>
         </w:rPr>
         <w:t>обращения</w:t>
       </w:r>
       <w:r>
         <w:rPr>
-          <w:rFonts w:ascii="Times New Roman" w:hAnsi="Times New Roman"/>
-          <w:color w:val="000000"/>
-          <w:sz w:val="28"/>
-          <w:lang w:val="en-US"/>
+          <w:rFonts w:ascii="Times New Roman" w:hAnsi="Times New Roman" w:eastAsia="Times New Roman" w:cs="Times New Roman"/>
+          <w:color w:val="000000"/>
+          <w:sz w:val="28"/>
+          <w:szCs w:val="28"/>
         </w:rPr>
         <w:t xml:space="preserve">: 04.10.2026). — </w:t>
       </w:r>
       <w:proofErr w:type="gramStart"/>
       <w:r>
         <w:rPr>
-          <w:rFonts w:ascii="Times New Roman" w:hAnsi="Times New Roman"/>
-          <w:color w:val="000000"/>
-          <w:sz w:val="28"/>
+          <w:rFonts w:ascii="Times New Roman" w:hAnsi="Times New Roman" w:eastAsia="Times New Roman" w:cs="Times New Roman"/>
+          <w:color w:val="000000"/>
+          <w:sz w:val="28"/>
+          <w:szCs w:val="28"/>
         </w:rPr>
         <w:t>Текст</w:t>
       </w:r>
       <w:r>
         <w:rPr>
-          <w:rFonts w:ascii="Times New Roman" w:hAnsi="Times New Roman"/>
-          <w:color w:val="000000"/>
-          <w:sz w:val="28"/>
-          <w:lang w:val="en-US"/>
+          <w:rFonts w:ascii="Times New Roman" w:hAnsi="Times New Roman" w:eastAsia="Times New Roman" w:cs="Times New Roman"/>
+          <w:color w:val="000000"/>
+          <w:sz w:val="28"/>
+          <w:szCs w:val="28"/>
         </w:rPr>
         <w:t xml:space="preserve"> :</w:t>
       </w:r>
       <w:proofErr w:type="gramEnd"/>
       <w:r>
         <w:rPr>
-          <w:rFonts w:ascii="Times New Roman" w:hAnsi="Times New Roman"/>
-          <w:color w:val="000000"/>
-          <w:sz w:val="28"/>
-          <w:lang w:val="en-US"/>
+          <w:rFonts w:ascii="Times New Roman" w:hAnsi="Times New Roman" w:eastAsia="Times New Roman" w:cs="Times New Roman"/>
+          <w:color w:val="000000"/>
+          <w:sz w:val="28"/>
+          <w:szCs w:val="28"/>
         </w:rPr>
         <w:t xml:space="preserve"> </w:t>
       </w:r>
       <w:r>
         <w:rPr>
-          <w:rFonts w:ascii="Times New Roman" w:hAnsi="Times New Roman"/>
-          <w:color w:val="000000"/>
-          <w:sz w:val="28"/>
+          <w:rFonts w:ascii="Times New Roman" w:hAnsi="Times New Roman" w:eastAsia="Times New Roman" w:cs="Times New Roman"/>
+          <w:color w:val="000000"/>
+          <w:sz w:val="28"/>
+          <w:szCs w:val="28"/>
         </w:rPr>
         <w:t>электронный</w:t>
       </w:r>
       <w:r>
         <w:rPr>
-          <w:rFonts w:ascii="Times New Roman" w:hAnsi="Times New Roman"/>
-          <w:color w:val="000000"/>
-          <w:sz w:val="28"/>
-          <w:lang w:val="en-US"/>
+          <w:rFonts w:ascii="Times New Roman" w:hAnsi="Times New Roman" w:eastAsia="Times New Roman" w:cs="Times New Roman"/>
+          <w:color w:val="000000"/>
+          <w:sz w:val="28"/>
+          <w:szCs w:val="28"/>
         </w:rPr>
         <w:t>.</w:t>
       </w:r>
@@ -13600,18 +14457,88 @@
         <w:spacing w:after="0" w:line="360" w:lineRule="auto"/>
         <w:ind w:left="0" w:firstLine="709"/>
         <w:jc w:val="both"/>
-        <w:rPr>
+      </w:pPr>
+      <w:r>
+        <w:rPr>
+          <w:rFonts w:ascii="Times New Roman" w:hAnsi="Times New Roman" w:eastAsia="Times New Roman" w:cs="Times New Roman"/>
+          <w:color w:val="000000"/>
+          <w:sz w:val="28"/>
           <w:lang w:val="en-US"/>
-        </w:rPr>
-      </w:pPr>
-      <w:r>
-        <w:rPr>
-          <w:rFonts w:ascii="Times New Roman" w:hAnsi="Times New Roman"/>
+          <w:szCs w:val="28"/>
+        </w:rPr>
+        <w:lastRenderedPageBreak/>
+        <w:t xml:space="preserve">Python Software Foundation. Python 3.13 </w:t>
+      </w:r>
+      <w:proofErr w:type="gramStart"/>
+      <w:r>
+        <w:rPr>
+          <w:rFonts w:ascii="Times New Roman" w:hAnsi="Times New Roman" w:eastAsia="Times New Roman" w:cs="Times New Roman"/>
           <w:color w:val="000000"/>
           <w:sz w:val="28"/>
           <w:lang w:val="en-US"/>
-        </w:rPr>
-        <w:t>Шаронова, Е. В. Исследование средств автоматизации складского учета для структурного подразделения бюджетного учреждения / Е. В. Шаронова, Т. А. Лысова, И. В. Шарикова // Управленческий учет. — 2023. — № 9. — С. 362–368. — DOI 10.25806/uu-3657. — Текст : электронный.</w:t>
+          <w:szCs w:val="28"/>
+        </w:rPr>
+        <w:t>documentation :</w:t>
+      </w:r>
+      <w:proofErr w:type="gramEnd"/>
+      <w:r>
+        <w:rPr>
+          <w:rFonts w:ascii="Times New Roman" w:hAnsi="Times New Roman" w:eastAsia="Times New Roman" w:cs="Times New Roman"/>
+          <w:color w:val="000000"/>
+          <w:sz w:val="28"/>
+          <w:lang w:val="en-US"/>
+          <w:szCs w:val="28"/>
+        </w:rPr>
+        <w:t xml:space="preserve"> The Python Tutorial. </w:t>
+      </w:r>
+      <w:r>
+        <w:rPr>
+          <w:rFonts w:ascii="Times New Roman" w:hAnsi="Times New Roman" w:eastAsia="Times New Roman" w:cs="Times New Roman"/>
+          <w:color w:val="000000"/>
+          <w:sz w:val="28"/>
+          <w:szCs w:val="28"/>
+        </w:rPr>
+        <w:t xml:space="preserve">Data </w:t>
+      </w:r>
+      <w:proofErr w:type="spellStart"/>
+      <w:r>
+        <w:rPr>
+          <w:rFonts w:ascii="Times New Roman" w:hAnsi="Times New Roman" w:eastAsia="Times New Roman" w:cs="Times New Roman"/>
+          <w:color w:val="000000"/>
+          <w:sz w:val="28"/>
+          <w:szCs w:val="28"/>
+        </w:rPr>
+        <w:t>Structures</w:t>
+      </w:r>
+      <w:proofErr w:type="spellEnd"/>
+      <w:r>
+        <w:rPr>
+          <w:rFonts w:ascii="Times New Roman" w:hAnsi="Times New Roman" w:eastAsia="Times New Roman" w:cs="Times New Roman"/>
+          <w:color w:val="000000"/>
+          <w:sz w:val="28"/>
+          <w:szCs w:val="28"/>
+        </w:rPr>
+        <w:t xml:space="preserve">. — Версия 3.13, 2024–2026. — URL: https://docs.python.org/3.13/tutorial/datastructures.html (дата обращения: 04.10.2026). — </w:t>
+      </w:r>
+      <w:proofErr w:type="gramStart"/>
+      <w:r>
+        <w:rPr>
+          <w:rFonts w:ascii="Times New Roman" w:hAnsi="Times New Roman" w:eastAsia="Times New Roman" w:cs="Times New Roman"/>
+          <w:color w:val="000000"/>
+          <w:sz w:val="28"/>
+          <w:szCs w:val="28"/>
+        </w:rPr>
+        <w:t>Текст :</w:t>
+      </w:r>
+      <w:proofErr w:type="gramEnd"/>
+      <w:r>
+        <w:rPr>
+          <w:rFonts w:ascii="Times New Roman" w:hAnsi="Times New Roman" w:eastAsia="Times New Roman" w:cs="Times New Roman"/>
+          <w:color w:val="000000"/>
+          <w:sz w:val="28"/>
+          <w:szCs w:val="28"/>
+        </w:rPr>
+        <w:t xml:space="preserve"> электронный.</w:t>
       </w:r>
     </w:p>
     <w:p>
@@ -13631,12 +14558,95 @@
       </w:pPr>
       <w:r>
         <w:rPr>
-          <w:rFonts w:ascii="Times New Roman" w:hAnsi="Times New Roman"/>
+          <w:rFonts w:ascii="Times New Roman" w:hAnsi="Times New Roman" w:eastAsia="Times New Roman" w:cs="Times New Roman"/>
           <w:color w:val="000000"/>
           <w:sz w:val="28"/>
           <w:lang w:val="en-US"/>
-        </w:rPr>
-        <w:t>Третьяченко, Т. В. Современные инновационные технологии и перспективы их внедрения в отечественную складскую логистику / Т. В. Третьяченко, Д. С. Позднухов // Вестник Ростовского государственного экономического университета (РИНХ). — 2025. — № 1 (32). — С. 151–165. — DOI 10.54220/v.rsue.1991-0533.2025.89.1.015. — Текст : электронный.</w:t>
+          <w:szCs w:val="28"/>
+        </w:rPr>
+        <w:t xml:space="preserve">The Java Language </w:t>
+      </w:r>
+      <w:proofErr w:type="gramStart"/>
+      <w:r>
+        <w:rPr>
+          <w:rFonts w:ascii="Times New Roman" w:hAnsi="Times New Roman" w:eastAsia="Times New Roman" w:cs="Times New Roman"/>
+          <w:color w:val="000000"/>
+          <w:sz w:val="28"/>
+          <w:lang w:val="en-US"/>
+          <w:szCs w:val="28"/>
+        </w:rPr>
+        <w:t>Specification :</w:t>
+      </w:r>
+      <w:proofErr w:type="gramEnd"/>
+      <w:r>
+        <w:rPr>
+          <w:rFonts w:ascii="Times New Roman" w:hAnsi="Times New Roman" w:eastAsia="Times New Roman" w:cs="Times New Roman"/>
+          <w:color w:val="000000"/>
+          <w:sz w:val="28"/>
+          <w:lang w:val="en-US"/>
+          <w:szCs w:val="28"/>
+        </w:rPr>
+        <w:t xml:space="preserve"> Java SE 21 Edition / J. Gosling, B. Joy, G. Steele [et al.]. — Oracle, 2023. — URL: https://docs.oracle.com/javase/specs/jls/se21/html/index.html (</w:t>
+      </w:r>
+      <w:r>
+        <w:rPr>
+          <w:rFonts w:ascii="Times New Roman" w:hAnsi="Times New Roman" w:eastAsia="Times New Roman" w:cs="Times New Roman"/>
+          <w:color w:val="000000"/>
+          <w:sz w:val="28"/>
+          <w:szCs w:val="28"/>
+        </w:rPr>
+        <w:t>дата</w:t>
+      </w:r>
+      <w:r>
+        <w:rPr>
+          <w:rFonts w:ascii="Times New Roman" w:hAnsi="Times New Roman" w:eastAsia="Times New Roman" w:cs="Times New Roman"/>
+          <w:color w:val="000000"/>
+          <w:sz w:val="28"/>
+          <w:lang w:val="en-US"/>
+          <w:szCs w:val="28"/>
+        </w:rPr>
+        <w:t xml:space="preserve"> </w:t>
+      </w:r>
+      <w:r>
+        <w:rPr>
+          <w:rFonts w:ascii="Times New Roman" w:hAnsi="Times New Roman" w:eastAsia="Times New Roman" w:cs="Times New Roman"/>
+          <w:color w:val="000000"/>
+          <w:sz w:val="28"/>
+          <w:szCs w:val="28"/>
+        </w:rPr>
+        <w:t>обращения</w:t>
+      </w:r>
+      <w:r>
+        <w:rPr>
+          <w:rFonts w:ascii="Times New Roman" w:hAnsi="Times New Roman" w:eastAsia="Times New Roman" w:cs="Times New Roman"/>
+          <w:color w:val="000000"/>
+          <w:sz w:val="28"/>
+          <w:lang w:val="en-US"/>
+          <w:szCs w:val="28"/>
+        </w:rPr>
+        <w:t xml:space="preserve">: 04.10.2026). — </w:t>
+      </w:r>
+      <w:proofErr w:type="gramStart"/>
+      <w:r>
+        <w:rPr>
+          <w:rFonts w:ascii="Times New Roman" w:hAnsi="Times New Roman" w:eastAsia="Times New Roman" w:cs="Times New Roman"/>
+          <w:color w:val="000000"/>
+          <w:sz w:val="28"/>
+          <w:lang w:val="en-US"/>
+          <w:szCs w:val="28"/>
+        </w:rPr>
+        <w:t>Text :</w:t>
+      </w:r>
+      <w:proofErr w:type="gramEnd"/>
+      <w:r>
+        <w:rPr>
+          <w:rFonts w:ascii="Times New Roman" w:hAnsi="Times New Roman" w:eastAsia="Times New Roman" w:cs="Times New Roman"/>
+          <w:color w:val="000000"/>
+          <w:sz w:val="28"/>
+          <w:lang w:val="en-US"/>
+          <w:szCs w:val="28"/>
+        </w:rPr>
+        <w:t xml:space="preserve"> electronic.</w:t>
       </w:r>
     </w:p>
     <w:p>
@@ -13656,12 +14666,142 @@
       </w:pPr>
       <w:r>
         <w:rPr>
-          <w:rFonts w:ascii="Times New Roman" w:hAnsi="Times New Roman"/>
+          <w:rFonts w:ascii="Times New Roman" w:hAnsi="Times New Roman" w:eastAsia="Times New Roman" w:cs="Times New Roman"/>
           <w:color w:val="000000"/>
           <w:sz w:val="28"/>
           <w:lang w:val="en-US"/>
-        </w:rPr>
-        <w:t>Гантимурова, Ю. О. Исследование возможностей применения инновационных технологий с целью повышения эффективности складского управления / Ю. О. Гантимурова // Сборник научных трудов Ангарского государственного технического университета. — 2025. — № 1. — С. 131–135. — DOI 10.36629/2686-7788-2025-1-131-135. — Текст : электронный.</w:t>
+          <w:szCs w:val="28"/>
+        </w:rPr>
+        <w:t xml:space="preserve">The PostgreSQL Global Development Group. PostgreSQL 17 </w:t>
+      </w:r>
+      <w:proofErr w:type="gramStart"/>
+      <w:r>
+        <w:rPr>
+          <w:rFonts w:ascii="Times New Roman" w:hAnsi="Times New Roman" w:eastAsia="Times New Roman" w:cs="Times New Roman"/>
+          <w:color w:val="000000"/>
+          <w:sz w:val="28"/>
+          <w:lang w:val="en-US"/>
+          <w:szCs w:val="28"/>
+        </w:rPr>
+        <w:t>Documentation :</w:t>
+      </w:r>
+      <w:proofErr w:type="gramEnd"/>
+      <w:r>
+        <w:rPr>
+          <w:rFonts w:ascii="Times New Roman" w:hAnsi="Times New Roman" w:eastAsia="Times New Roman" w:cs="Times New Roman"/>
+          <w:color w:val="000000"/>
+          <w:sz w:val="28"/>
+          <w:lang w:val="en-US"/>
+          <w:szCs w:val="28"/>
+        </w:rPr>
+        <w:t xml:space="preserve"> Explicit Locking. — </w:t>
+      </w:r>
+      <w:r>
+        <w:rPr>
+          <w:rFonts w:ascii="Times New Roman" w:hAnsi="Times New Roman" w:eastAsia="Times New Roman" w:cs="Times New Roman"/>
+          <w:color w:val="000000"/>
+          <w:sz w:val="28"/>
+          <w:szCs w:val="28"/>
+        </w:rPr>
+        <w:t>Версия</w:t>
+      </w:r>
+      <w:r>
+        <w:rPr>
+          <w:rFonts w:ascii="Times New Roman" w:hAnsi="Times New Roman" w:eastAsia="Times New Roman" w:cs="Times New Roman"/>
+          <w:color w:val="000000"/>
+          <w:sz w:val="28"/>
+          <w:lang w:val="en-US"/>
+          <w:szCs w:val="28"/>
+        </w:rPr>
+        <w:t xml:space="preserve"> 17, 2024–2026. — URL: https://www.postgresql.org/docs/17/explicit-locking.html (</w:t>
+      </w:r>
+      <w:r>
+        <w:rPr>
+          <w:rFonts w:ascii="Times New Roman" w:hAnsi="Times New Roman" w:eastAsia="Times New Roman" w:cs="Times New Roman"/>
+          <w:color w:val="000000"/>
+          <w:sz w:val="28"/>
+          <w:szCs w:val="28"/>
+        </w:rPr>
+        <w:t>дата</w:t>
+      </w:r>
+      <w:r>
+        <w:rPr>
+          <w:rFonts w:ascii="Times New Roman" w:hAnsi="Times New Roman" w:eastAsia="Times New Roman" w:cs="Times New Roman"/>
+          <w:color w:val="000000"/>
+          <w:sz w:val="28"/>
+          <w:lang w:val="en-US"/>
+          <w:szCs w:val="28"/>
+        </w:rPr>
+        <w:t xml:space="preserve"> </w:t>
+      </w:r>
+      <w:r>
+        <w:rPr>
+          <w:rFonts w:ascii="Times New Roman" w:hAnsi="Times New Roman" w:eastAsia="Times New Roman" w:cs="Times New Roman"/>
+          <w:color w:val="000000"/>
+          <w:sz w:val="28"/>
+          <w:szCs w:val="28"/>
+        </w:rPr>
+        <w:t>обращения</w:t>
+      </w:r>
+      <w:r>
+        <w:rPr>
+          <w:rFonts w:ascii="Times New Roman" w:hAnsi="Times New Roman" w:eastAsia="Times New Roman" w:cs="Times New Roman"/>
+          <w:color w:val="000000"/>
+          <w:sz w:val="28"/>
+          <w:lang w:val="en-US"/>
+          <w:szCs w:val="28"/>
+        </w:rPr>
+        <w:t xml:space="preserve">: 04.10.2026). — </w:t>
+      </w:r>
+      <w:proofErr w:type="gramStart"/>
+      <w:r>
+        <w:rPr>
+          <w:rFonts w:ascii="Times New Roman" w:hAnsi="Times New Roman" w:eastAsia="Times New Roman" w:cs="Times New Roman"/>
+          <w:color w:val="000000"/>
+          <w:sz w:val="28"/>
+          <w:szCs w:val="28"/>
+        </w:rPr>
+        <w:t>Текст</w:t>
+      </w:r>
+      <w:r>
+        <w:rPr>
+          <w:rFonts w:ascii="Times New Roman" w:hAnsi="Times New Roman" w:eastAsia="Times New Roman" w:cs="Times New Roman"/>
+          <w:color w:val="000000"/>
+          <w:sz w:val="28"/>
+          <w:lang w:val="en-US"/>
+          <w:szCs w:val="28"/>
+        </w:rPr>
+        <w:t xml:space="preserve"> :</w:t>
+      </w:r>
+      <w:proofErr w:type="gramEnd"/>
+      <w:r>
+        <w:rPr>
+          <w:rFonts w:ascii="Times New Roman" w:hAnsi="Times New Roman" w:eastAsia="Times New Roman" w:cs="Times New Roman"/>
+          <w:color w:val="000000"/>
+          <w:sz w:val="28"/>
+          <w:lang w:val="en-US"/>
+          <w:szCs w:val="28"/>
+        </w:rPr>
+        <w:t xml:space="preserve"> </w:t>
+      </w:r>
+      <w:r>
+        <w:rPr>
+          <w:rFonts w:ascii="Times New Roman" w:hAnsi="Times New Roman" w:eastAsia="Times New Roman" w:cs="Times New Roman"/>
+          <w:color w:val="000000"/>
+          <w:sz w:val="28"/>
+          <w:szCs w:val="28"/>
+        </w:rPr>
+        <w:t>электронный</w:t>
+      </w:r>
+      <w:r>
+        <w:rPr>
+          <w:rFonts w:ascii="Times New Roman" w:hAnsi="Times New Roman" w:eastAsia="Times New Roman" w:cs="Times New Roman"/>
+          <w:color w:val="000000"/>
+          <w:sz w:val="28"/>
+          <w:lang w:val="en-US"/>
+          <w:szCs w:val="28"/>
+        </w:rPr>
+        <w:t>.</w:t>
       </w:r>
     </w:p>
     <w:sectPr>
@@ -13737,7 +14877,10 @@
     </w:r>
     <w:r>
       <w:rPr>
+        <w:rFonts w:ascii="Times New Roman" w:hAnsi="Times New Roman" w:eastAsia="Times New Roman" w:cs="Times New Roman"/>
         <w:noProof/>
+        <w:sz w:val="28"/>
+        <w:szCs w:val="28"/>
       </w:rPr>
       <w:t>6</w:t>
     </w:r>
@@ -13800,9 +14943,10 @@
         <w:ind w:left="1069" w:hanging="360"/>
       </w:pPr>
       <w:rPr>
-        <w:rFonts w:ascii="Times New Roman" w:hAnsi="Times New Roman" w:hint="default"/>
+        <w:rFonts w:ascii="Times New Roman" w:hAnsi="Times New Roman" w:hint="default" w:eastAsia="Times New Roman" w:cs="Times New Roman"/>
         <w:color w:val="000000"/>
         <w:sz w:val="28"/>
+        <w:szCs w:val="28"/>
       </w:rPr>
     </w:lvl>
     <w:lvl w:ilvl="1" w:tplc="04190019" w:tentative="1">
@@ -13891,7 +15035,9 @@
         <w:ind w:left="720" w:hanging="360"/>
       </w:pPr>
       <w:rPr>
-        <w:rFonts w:hint="default"/>
+        <w:rFonts w:hint="default" w:ascii="Times New Roman" w:hAnsi="Times New Roman" w:eastAsia="Times New Roman" w:cs="Times New Roman"/>
+        <w:sz w:val="28"/>
+        <w:szCs w:val="28"/>
       </w:rPr>
     </w:lvl>
     <w:lvl w:ilvl="1">
@@ -13904,8 +15050,10 @@
         <w:ind w:left="780" w:hanging="420"/>
       </w:pPr>
       <w:rPr>
-        <w:rFonts w:hint="default"/>
+        <w:rFonts w:hint="default" w:ascii="Times New Roman" w:hAnsi="Times New Roman" w:eastAsia="Times New Roman" w:cs="Times New Roman"/>
         <w:u w:val="none"/>
+        <w:sz w:val="28"/>
+        <w:szCs w:val="28"/>
       </w:rPr>
     </w:lvl>
     <w:lvl w:ilvl="2">
@@ -13918,8 +15066,10 @@
         <w:ind w:left="1080" w:hanging="720"/>
       </w:pPr>
       <w:rPr>
-        <w:rFonts w:hint="default"/>
+        <w:rFonts w:hint="default" w:ascii="Times New Roman" w:hAnsi="Times New Roman" w:eastAsia="Times New Roman" w:cs="Times New Roman"/>
         <w:u w:val="none"/>
+        <w:sz w:val="28"/>
+        <w:szCs w:val="28"/>
       </w:rPr>
     </w:lvl>
     <w:lvl w:ilvl="3">
@@ -13932,8 +15082,10 @@
         <w:ind w:left="1080" w:hanging="720"/>
       </w:pPr>
       <w:rPr>
-        <w:rFonts w:hint="default"/>
+        <w:rFonts w:hint="default" w:ascii="Times New Roman" w:hAnsi="Times New Roman" w:eastAsia="Times New Roman" w:cs="Times New Roman"/>
         <w:u w:val="none"/>
+        <w:sz w:val="28"/>
+        <w:szCs w:val="28"/>
       </w:rPr>
     </w:lvl>
     <w:lvl w:ilvl="4">
@@ -13946,8 +15098,10 @@
         <w:ind w:left="1440" w:hanging="1080"/>
       </w:pPr>
       <w:rPr>
-        <w:rFonts w:hint="default"/>
+        <w:rFonts w:hint="default" w:ascii="Times New Roman" w:hAnsi="Times New Roman" w:eastAsia="Times New Roman" w:cs="Times New Roman"/>
         <w:u w:val="none"/>
+        <w:sz w:val="28"/>
+        <w:szCs w:val="28"/>
       </w:rPr>
     </w:lvl>
     <w:lvl w:ilvl="5">
@@ -13960,8 +15114,10 @@
         <w:ind w:left="1440" w:hanging="1080"/>
       </w:pPr>
       <w:rPr>
-        <w:rFonts w:hint="default"/>
+        <w:rFonts w:hint="default" w:ascii="Times New Roman" w:hAnsi="Times New Roman" w:eastAsia="Times New Roman" w:cs="Times New Roman"/>
         <w:u w:val="none"/>
+        <w:sz w:val="28"/>
+        <w:szCs w:val="28"/>
       </w:rPr>
     </w:lvl>
     <w:lvl w:ilvl="6">
@@ -13974,8 +15130,10 @@
         <w:ind w:left="1800" w:hanging="1440"/>
       </w:pPr>
       <w:rPr>
-        <w:rFonts w:hint="default"/>
+        <w:rFonts w:hint="default" w:ascii="Times New Roman" w:hAnsi="Times New Roman" w:eastAsia="Times New Roman" w:cs="Times New Roman"/>
         <w:u w:val="none"/>
+        <w:sz w:val="28"/>
+        <w:szCs w:val="28"/>
       </w:rPr>
     </w:lvl>
     <w:lvl w:ilvl="7">
@@ -13988,8 +15146,10 @@
         <w:ind w:left="1800" w:hanging="1440"/>
       </w:pPr>
       <w:rPr>
-        <w:rFonts w:hint="default"/>
+        <w:rFonts w:hint="default" w:ascii="Times New Roman" w:hAnsi="Times New Roman" w:eastAsia="Times New Roman" w:cs="Times New Roman"/>
         <w:u w:val="none"/>
+        <w:sz w:val="28"/>
+        <w:szCs w:val="28"/>
       </w:rPr>
     </w:lvl>
     <w:lvl w:ilvl="8">
@@ -14002,8 +15162,10 @@
         <w:ind w:left="2160" w:hanging="1800"/>
       </w:pPr>
       <w:rPr>
-        <w:rFonts w:hint="default"/>
+        <w:rFonts w:hint="default" w:ascii="Times New Roman" w:hAnsi="Times New Roman" w:eastAsia="Times New Roman" w:cs="Times New Roman"/>
         <w:u w:val="none"/>
+        <w:sz w:val="28"/>
+        <w:szCs w:val="28"/>
       </w:rPr>
     </w:lvl>
   </w:abstractNum>
@@ -14106,9 +15268,10 @@
         <w:ind w:left="1089" w:hanging="380"/>
       </w:pPr>
       <w:rPr>
-        <w:rFonts w:ascii="Times New Roman" w:hAnsi="Times New Roman" w:hint="default"/>
+        <w:rFonts w:ascii="Times New Roman" w:hAnsi="Times New Roman" w:hint="default" w:eastAsia="Times New Roman" w:cs="Times New Roman"/>
         <w:color w:val="000000"/>
         <w:sz w:val="28"/>
+        <w:szCs w:val="28"/>
       </w:rPr>
     </w:lvl>
     <w:lvl w:ilvl="1" w:tplc="04190019" w:tentative="1">
@@ -14283,9 +15446,10 @@
         <w:ind w:left="1089" w:hanging="380"/>
       </w:pPr>
       <w:rPr>
-        <w:rFonts w:ascii="Times New Roman" w:hAnsi="Times New Roman" w:hint="default"/>
+        <w:rFonts w:ascii="Times New Roman" w:hAnsi="Times New Roman" w:hint="default" w:eastAsia="Times New Roman" w:cs="Times New Roman"/>
         <w:color w:val="000000"/>
         <w:sz w:val="28"/>
+        <w:szCs w:val="28"/>
       </w:rPr>
     </w:lvl>
     <w:lvl w:ilvl="1" w:tplc="04190019" w:tentative="1">
